--- a/deliverables/Deliverable_2_Future_State.docx
+++ b/deliverables/Deliverable_2_Future_State.docx
@@ -1083,7 +1083,7 @@
               <w:rPr>
                 <w:sz w:val="19"/>
               </w:rPr>
-              <w:t>Velocity/demand-ABC (hot/med/cold); A in golden zone; heavy low</w:t>
+              <w:t>Velocity/demand-ABC (hot/med/cold); fast movers SPREAD across zones + extreme SKUs duplicated (not clustered); heavy low</w:t>
             </w:r>
           </w:p>
         </w:tc>
@@ -1097,7 +1097,7 @@
               <w:rPr>
                 <w:sz w:val="19"/>
               </w:rPr>
-              <w:t>13% of SKUs = 80% of volume</w:t>
+              <w:t>13% SKUs=80% vol; A=60% of picks (congestion, S003)</w:t>
             </w:r>
           </w:p>
         </w:tc>
@@ -1371,6 +1371,178 @@
       <w:pPr>
         <w:spacing w:after="40"/>
       </w:pPr>
+    </w:p>
+    <w:p>
+      <w:pPr>
+        <w:pStyle w:val="Heading2"/>
+      </w:pPr>
+      <w:r>
+        <w:t>3.1 Peak-season slotting (congestion control)</w:t>
+      </w:r>
+    </w:p>
+    <w:p>
+      <w:pPr>
+        <w:spacing w:after="120"/>
+      </w:pPr>
+      <w:r>
+        <w:rPr>
+          <w:b w:val="0"/>
+          <w:i w:val="0"/>
+          <w:color w:val="222222"/>
+          <w:sz w:val="21"/>
+        </w:rPr>
+        <w:t>At peak, congestion — not walk distance — becomes the dominant cost (Gadeyne, S003). Because our peak is spiky (1.83× lines / 2.85× units) and picks are concentrated, a standard 'cluster the fast movers in one golden zone' slotting would jam a single area. We therefore adopt peak-aware slotting:</w:t>
+      </w:r>
+    </w:p>
+    <w:p>
+      <w:pPr>
+        <w:pStyle w:val="ListBullet"/>
+      </w:pPr>
+      <w:r>
+        <w:rPr>
+          <w:b w:val="0"/>
+          <w:sz w:val="21"/>
+        </w:rPr>
+      </w:r>
+      <w:r>
+        <w:rPr>
+          <w:b/>
+          <w:sz w:val="21"/>
+        </w:rPr>
+        <w:t>Picks are concentrated:</w:t>
+      </w:r>
+      <w:r>
+        <w:rPr>
+          <w:b w:val="0"/>
+          <w:sz w:val="21"/>
+        </w:rPr>
+        <w:t xml:space="preserve"> the top 1% of SKUs (~43) do ~15.0% of all picks, and A-class SKUs ~60.0% of picks.</w:t>
+      </w:r>
+    </w:p>
+    <w:p>
+      <w:pPr>
+        <w:pStyle w:val="ListBullet"/>
+      </w:pPr>
+      <w:r>
+        <w:rPr>
+          <w:b w:val="0"/>
+          <w:sz w:val="21"/>
+        </w:rPr>
+      </w:r>
+      <w:r>
+        <w:rPr>
+          <w:b/>
+          <w:sz w:val="21"/>
+        </w:rPr>
+        <w:t>Spread fast movers across all pick zones</w:t>
+      </w:r>
+      <w:r>
+        <w:rPr>
+          <w:b w:val="0"/>
+          <w:sz w:val="21"/>
+        </w:rPr>
+        <w:t xml:space="preserve"> (balanced on peak-day pick frequency, not annual velocity): clustering A in one zone loads it with ~60.0% of picks; spreading across 3 zones drops it to ~20.0% each — roughly a 3× congestion cut.</w:t>
+      </w:r>
+    </w:p>
+    <w:p>
+      <w:pPr>
+        <w:pStyle w:val="ListBullet"/>
+      </w:pPr>
+      <w:r>
+        <w:rPr>
+          <w:b w:val="0"/>
+          <w:sz w:val="21"/>
+        </w:rPr>
+      </w:r>
+      <w:r>
+        <w:rPr>
+          <w:b/>
+          <w:sz w:val="21"/>
+        </w:rPr>
+        <w:t>Duplicate the extreme SKUs</w:t>
+      </w:r>
+      <w:r>
+        <w:rPr>
+          <w:b w:val="0"/>
+          <w:sz w:val="21"/>
+        </w:rPr>
+        <w:t xml:space="preserve"> (~43 items) with multiple pick faces in different zones to enable parallel picking; insert gaps between hot locations.</w:t>
+      </w:r>
+    </w:p>
+    <w:p>
+      <w:pPr>
+        <w:pStyle w:val="ListBullet"/>
+      </w:pPr>
+      <w:r>
+        <w:rPr>
+          <w:b w:val="0"/>
+          <w:sz w:val="21"/>
+        </w:rPr>
+      </w:r>
+      <w:r>
+        <w:rPr>
+          <w:b/>
+          <w:sz w:val="21"/>
+        </w:rPr>
+        <w:t>Re-check affinity groups</w:t>
+      </w:r>
+      <w:r>
+        <w:rPr>
+          <w:b w:val="0"/>
+          <w:sz w:val="21"/>
+        </w:rPr>
+        <w:t xml:space="preserve"> so commonly co-ordered items don't re-concentrate picks in one aisle.</w:t>
+      </w:r>
+    </w:p>
+    <w:p>
+      <w:pPr>
+        <w:pStyle w:val="ListBullet"/>
+      </w:pPr>
+      <w:r>
+        <w:rPr>
+          <w:b w:val="0"/>
+          <w:sz w:val="21"/>
+        </w:rPr>
+      </w:r>
+      <w:r>
+        <w:rPr>
+          <w:b/>
+          <w:sz w:val="21"/>
+        </w:rPr>
+        <w:t>Levers in priority order</w:t>
+      </w:r>
+      <w:r>
+        <w:rPr>
+          <w:b w:val="0"/>
+          <w:sz w:val="21"/>
+        </w:rPr>
+        <w:t xml:space="preserve"> (S003): slotting (before peak) → order batching/clustering → wave-release timing → pick-path sequencing.</w:t>
+      </w:r>
+    </w:p>
+    <w:p>
+      <w:pPr>
+        <w:pStyle w:val="ListBullet"/>
+      </w:pPr>
+      <w:r>
+        <w:rPr>
+          <w:b w:val="0"/>
+          <w:sz w:val="21"/>
+        </w:rPr>
+      </w:r>
+      <w:r>
+        <w:rPr>
+          <w:b/>
+          <w:sz w:val="21"/>
+        </w:rPr>
+        <w:t>Validate by simulation</w:t>
+      </w:r>
+      <w:r>
+        <w:rPr>
+          <w:b w:val="0"/>
+          <w:sz w:val="21"/>
+        </w:rPr>
+        <w:t xml:space="preserve"> at 150% / 200% / 250% of normal volume (Deliverable 3) to confirm whether congestion or pick density governs staffing at peak.</w:t>
+      </w:r>
     </w:p>
     <w:p>
       <w:pPr>
@@ -3661,6 +3833,53 @@
           </w:p>
         </w:tc>
       </w:tr>
+      <w:tr>
+        <w:tc>
+          <w:tcPr>
+            <w:tcW w:type="dxa" w:w="850"/>
+          </w:tcPr>
+          <w:p>
+            <w:r/>
+            <w:r>
+              <w:rPr>
+                <w:sz w:val="19"/>
+              </w:rPr>
+              <w:t>A017</w:t>
+            </w:r>
+          </w:p>
+        </w:tc>
+        <w:tc>
+          <w:tcPr>
+            <w:tcW w:type="dxa" w:w="6520"/>
+          </w:tcPr>
+          <w:p>
+            <w:r/>
+            <w:r>
+              <w:rPr>
+                <w:sz w:val="19"/>
+              </w:rPr>
+              <w:t>Peak-aware slotting: spread fast movers, duplicate extreme SKUs, balance picks/aisle on peak forecast</w:t>
+            </w:r>
+          </w:p>
+        </w:tc>
+        <w:tc>
+          <w:tcPr>
+            <w:tcW w:type="dxa" w:w="1134"/>
+          </w:tcPr>
+          <w:p>
+            <w:pPr>
+              <w:jc w:val="right"/>
+            </w:pPr>
+            <w:r/>
+            <w:r>
+              <w:rPr>
+                <w:sz w:val="19"/>
+              </w:rPr>
+              <w:t>HIGH</w:t>
+            </w:r>
+          </w:p>
+        </w:tc>
+      </w:tr>
     </w:tbl>
     <w:p>
       <w:pPr>

--- a/deliverables/Deliverable_2_Future_State.docx
+++ b/deliverables/Deliverable_2_Future_State.docx
@@ -2177,7 +2177,7 @@
       <w:r>
         <w:drawing>
           <wp:inline xmlns:a="http://schemas.openxmlformats.org/drawingml/2006/main" xmlns:pic="http://schemas.openxmlformats.org/drawingml/2006/picture">
-            <wp:extent cx="5760000" cy="4518621"/>
+            <wp:extent cx="5760000" cy="5432575"/>
             <wp:docPr id="6" name="Picture 6"/>
             <wp:cNvGraphicFramePr>
               <a:graphicFrameLocks noChangeAspect="1"/>
@@ -2198,7 +2198,7 @@
                   <pic:spPr>
                     <a:xfrm>
                       <a:off x="0" y="0"/>
-                      <a:ext cx="5760000" cy="4518621"/>
+                      <a:ext cx="5760000" cy="5432575"/>
                     </a:xfrm>
                     <a:prstGeom prst="rect"/>
                   </pic:spPr>
@@ -2231,7 +2231,7 @@
       <w:r>
         <w:drawing>
           <wp:inline xmlns:a="http://schemas.openxmlformats.org/drawingml/2006/main" xmlns:pic="http://schemas.openxmlformats.org/drawingml/2006/picture">
-            <wp:extent cx="5040000" cy="4123637"/>
+            <wp:extent cx="5040000" cy="4462758"/>
             <wp:docPr id="7" name="Picture 7"/>
             <wp:cNvGraphicFramePr>
               <a:graphicFrameLocks noChangeAspect="1"/>
@@ -2252,7 +2252,7 @@
                   <pic:spPr>
                     <a:xfrm>
                       <a:off x="0" y="0"/>
-                      <a:ext cx="5040000" cy="4123637"/>
+                      <a:ext cx="5040000" cy="4462758"/>
                     </a:xfrm>
                     <a:prstGeom prst="rect"/>
                   </pic:spPr>
@@ -2285,7 +2285,7 @@
       <w:r>
         <w:drawing>
           <wp:inline xmlns:a="http://schemas.openxmlformats.org/drawingml/2006/main" xmlns:pic="http://schemas.openxmlformats.org/drawingml/2006/picture">
-            <wp:extent cx="5760000" cy="4936332"/>
+            <wp:extent cx="5760000" cy="5439651"/>
             <wp:docPr id="8" name="Picture 8"/>
             <wp:cNvGraphicFramePr>
               <a:graphicFrameLocks noChangeAspect="1"/>
@@ -2306,7 +2306,7 @@
                   <pic:spPr>
                     <a:xfrm>
                       <a:off x="0" y="0"/>
-                      <a:ext cx="5760000" cy="4936332"/>
+                      <a:ext cx="5760000" cy="5439651"/>
                     </a:xfrm>
                     <a:prstGeom prst="rect"/>
                   </pic:spPr>

--- a/deliverables/Deliverable_2_Future_State.docx
+++ b/deliverables/Deliverable_2_Future_State.docx
@@ -359,7 +359,61 @@
           <w:color w:val="222222"/>
           <w:sz w:val="21"/>
         </w:rPr>
-        <w:t>Each in-scope process below states the steps, the system transaction, the physical movement, the equipment, and where the Deliverable-1 design choices are applied. Flowcharts follow.</w:t>
+        <w:t>Each in-scope process below states the steps, the system transaction, the physical movement, the equipment, and where the Deliverable-1 design choices are applied. The swimlane (Fig 1) gives the end-to-end overview; per-process flowcharts follow.</w:t>
+      </w:r>
+    </w:p>
+    <w:p>
+      <w:pPr>
+        <w:jc w:val="center"/>
+      </w:pPr>
+      <w:r>
+        <w:drawing>
+          <wp:inline xmlns:a="http://schemas.openxmlformats.org/drawingml/2006/main" xmlns:pic="http://schemas.openxmlformats.org/drawingml/2006/picture">
+            <wp:extent cx="6120000" cy="3731241"/>
+            <wp:docPr id="1" name="Picture 1"/>
+            <wp:cNvGraphicFramePr>
+              <a:graphicFrameLocks noChangeAspect="1"/>
+            </wp:cNvGraphicFramePr>
+            <a:graphic>
+              <a:graphicData uri="http://schemas.openxmlformats.org/drawingml/2006/picture">
+                <pic:pic>
+                  <pic:nvPicPr>
+                    <pic:cNvPr id="0" name="flow_swimlane.png"/>
+                    <pic:cNvPicPr/>
+                  </pic:nvPicPr>
+                  <pic:blipFill>
+                    <a:blip r:embed="rId9"/>
+                    <a:stretch>
+                      <a:fillRect/>
+                    </a:stretch>
+                  </pic:blipFill>
+                  <pic:spPr>
+                    <a:xfrm>
+                      <a:off x="0" y="0"/>
+                      <a:ext cx="6120000" cy="3731241"/>
+                    </a:xfrm>
+                    <a:prstGeom prst="rect"/>
+                  </pic:spPr>
+                </pic:pic>
+              </a:graphicData>
+            </a:graphic>
+          </wp:inline>
+        </w:drawing>
+      </w:r>
+    </w:p>
+    <w:p>
+      <w:pPr>
+        <w:spacing w:after="200"/>
+        <w:jc w:val="center"/>
+      </w:pPr>
+      <w:r>
+        <w:rPr>
+          <w:b w:val="0"/>
+          <w:i/>
+          <w:color w:val="666666"/>
+          <w:sz w:val="17"/>
+        </w:rPr>
+        <w:t>Fig 1. End-to-end future-state process — cross-functional swimlane (all lanes, incl. returns).</w:t>
       </w:r>
     </w:p>
     <w:p>
@@ -428,7 +482,7 @@
         <w:drawing>
           <wp:inline xmlns:a="http://schemas.openxmlformats.org/drawingml/2006/main" xmlns:pic="http://schemas.openxmlformats.org/drawingml/2006/picture">
             <wp:extent cx="4320000" cy="3444888"/>
-            <wp:docPr id="1" name="Picture 1"/>
+            <wp:docPr id="2" name="Picture 2"/>
             <wp:cNvGraphicFramePr>
               <a:graphicFrameLocks noChangeAspect="1"/>
             </wp:cNvGraphicFramePr>
@@ -440,7 +494,7 @@
                     <pic:cNvPicPr/>
                   </pic:nvPicPr>
                   <pic:blipFill>
-                    <a:blip r:embed="rId9"/>
+                    <a:blip r:embed="rId10"/>
                     <a:stretch>
                       <a:fillRect/>
                     </a:stretch>
@@ -471,7 +525,7 @@
           <w:color w:val="666666"/>
           <w:sz w:val="17"/>
         </w:rPr>
-        <w:t>Fig 1. Receiving &amp; putaway flow.</w:t>
+        <w:t>Fig 2. Receiving &amp; putaway flow.</w:t>
       </w:r>
     </w:p>
     <w:p>
@@ -540,7 +594,7 @@
         <w:drawing>
           <wp:inline xmlns:a="http://schemas.openxmlformats.org/drawingml/2006/main" xmlns:pic="http://schemas.openxmlformats.org/drawingml/2006/picture">
             <wp:extent cx="3960000" cy="3470916"/>
-            <wp:docPr id="2" name="Picture 2"/>
+            <wp:docPr id="3" name="Picture 3"/>
             <wp:cNvGraphicFramePr>
               <a:graphicFrameLocks noChangeAspect="1"/>
             </wp:cNvGraphicFramePr>
@@ -552,7 +606,7 @@
                     <pic:cNvPicPr/>
                   </pic:nvPicPr>
                   <pic:blipFill>
-                    <a:blip r:embed="rId10"/>
+                    <a:blip r:embed="rId11"/>
                     <a:stretch>
                       <a:fillRect/>
                     </a:stretch>
@@ -583,7 +637,7 @@
           <w:color w:val="666666"/>
           <w:sz w:val="17"/>
         </w:rPr>
-        <w:t>Fig 2. Replenishment flow.</w:t>
+        <w:t>Fig 3. Replenishment flow.</w:t>
       </w:r>
     </w:p>
     <w:p>
@@ -652,7 +706,7 @@
         <w:drawing>
           <wp:inline xmlns:a="http://schemas.openxmlformats.org/drawingml/2006/main" xmlns:pic="http://schemas.openxmlformats.org/drawingml/2006/picture">
             <wp:extent cx="4320000" cy="3872386"/>
-            <wp:docPr id="3" name="Picture 3"/>
+            <wp:docPr id="4" name="Picture 4"/>
             <wp:cNvGraphicFramePr>
               <a:graphicFrameLocks noChangeAspect="1"/>
             </wp:cNvGraphicFramePr>
@@ -664,7 +718,7 @@
                     <pic:cNvPicPr/>
                   </pic:nvPicPr>
                   <pic:blipFill>
-                    <a:blip r:embed="rId11"/>
+                    <a:blip r:embed="rId12"/>
                     <a:stretch>
                       <a:fillRect/>
                     </a:stretch>
@@ -695,7 +749,7 @@
           <w:color w:val="666666"/>
           <w:sz w:val="17"/>
         </w:rPr>
-        <w:t>Fig 3. Picking flow (zone + batch/wave).</w:t>
+        <w:t>Fig 4. Picking flow (zone + batch/wave).</w:t>
       </w:r>
     </w:p>
     <w:p>
@@ -764,7 +818,7 @@
         <w:drawing>
           <wp:inline xmlns:a="http://schemas.openxmlformats.org/drawingml/2006/main" xmlns:pic="http://schemas.openxmlformats.org/drawingml/2006/picture">
             <wp:extent cx="4320000" cy="4115339"/>
-            <wp:docPr id="4" name="Picture 4"/>
+            <wp:docPr id="5" name="Picture 5"/>
             <wp:cNvGraphicFramePr>
               <a:graphicFrameLocks noChangeAspect="1"/>
             </wp:cNvGraphicFramePr>
@@ -776,7 +830,7 @@
                     <pic:cNvPicPr/>
                   </pic:nvPicPr>
                   <pic:blipFill>
-                    <a:blip r:embed="rId12"/>
+                    <a:blip r:embed="rId13"/>
                     <a:stretch>
                       <a:fillRect/>
                     </a:stretch>
@@ -807,7 +861,7 @@
           <w:color w:val="666666"/>
           <w:sz w:val="17"/>
         </w:rPr>
-        <w:t>Fig 4. Consolidation, packing &amp; shipping flow.</w:t>
+        <w:t>Fig 5. Consolidation, packing &amp; shipping flow.</w:t>
       </w:r>
     </w:p>
     <w:p>
@@ -890,7 +944,7 @@
           <w:b w:val="0"/>
           <w:sz w:val="21"/>
         </w:rPr>
-        <w:t xml:space="preserve"> steps 7–9 (purple) in Fig 6 show returns in → grade → restock/scrap; the grey dashed line shows cross-dock for the 855 SKUs shipped but never stocked.</w:t>
+        <w:t xml:space="preserve"> steps 7–9 (purple) in Fig 7 show returns in → grade → restock/scrap; the grey dashed line shows cross-dock for the 855 SKUs shipped but never stocked.</w:t>
       </w:r>
     </w:p>
     <w:p>
@@ -901,7 +955,7 @@
         <w:drawing>
           <wp:inline xmlns:a="http://schemas.openxmlformats.org/drawingml/2006/main" xmlns:pic="http://schemas.openxmlformats.org/drawingml/2006/picture">
             <wp:extent cx="4320000" cy="4750279"/>
-            <wp:docPr id="5" name="Picture 5"/>
+            <wp:docPr id="6" name="Picture 6"/>
             <wp:cNvGraphicFramePr>
               <a:graphicFrameLocks noChangeAspect="1"/>
             </wp:cNvGraphicFramePr>
@@ -913,7 +967,7 @@
                     <pic:cNvPicPr/>
                   </pic:nvPicPr>
                   <pic:blipFill>
-                    <a:blip r:embed="rId13"/>
+                    <a:blip r:embed="rId14"/>
                     <a:stretch>
                       <a:fillRect/>
                     </a:stretch>
@@ -944,7 +998,7 @@
           <w:color w:val="666666"/>
           <w:sz w:val="17"/>
         </w:rPr>
-        <w:t>Fig 5. Returns / reverse-logistics flow.</w:t>
+        <w:t>Fig 6. Returns / reverse-logistics flow.</w:t>
       </w:r>
     </w:p>
     <w:p>
@@ -2178,7 +2232,7 @@
         <w:drawing>
           <wp:inline xmlns:a="http://schemas.openxmlformats.org/drawingml/2006/main" xmlns:pic="http://schemas.openxmlformats.org/drawingml/2006/picture">
             <wp:extent cx="5760000" cy="5432575"/>
-            <wp:docPr id="6" name="Picture 6"/>
+            <wp:docPr id="7" name="Picture 7"/>
             <wp:cNvGraphicFramePr>
               <a:graphicFrameLocks noChangeAspect="1"/>
             </wp:cNvGraphicFramePr>
@@ -2190,7 +2244,7 @@
                     <pic:cNvPicPr/>
                   </pic:nvPicPr>
                   <pic:blipFill>
-                    <a:blip r:embed="rId14"/>
+                    <a:blip r:embed="rId15"/>
                     <a:stretch>
                       <a:fillRect/>
                     </a:stretch>
@@ -2221,7 +2275,7 @@
           <w:color w:val="666666"/>
           <w:sz w:val="17"/>
         </w:rPr>
-        <w:t>Fig 6. Layout, zoning &amp; full order flow — forward (1–6), returns (7–9), cross-dock.</w:t>
+        <w:t>Fig 7. Layout, zoning &amp; full order flow — forward (1–6), returns (7–9), cross-dock.</w:t>
       </w:r>
     </w:p>
     <w:p>
@@ -2232,7 +2286,7 @@
         <w:drawing>
           <wp:inline xmlns:a="http://schemas.openxmlformats.org/drawingml/2006/main" xmlns:pic="http://schemas.openxmlformats.org/drawingml/2006/picture">
             <wp:extent cx="5040000" cy="4462758"/>
-            <wp:docPr id="7" name="Picture 7"/>
+            <wp:docPr id="8" name="Picture 8"/>
             <wp:cNvGraphicFramePr>
               <a:graphicFrameLocks noChangeAspect="1"/>
             </wp:cNvGraphicFramePr>
@@ -2244,7 +2298,7 @@
                     <pic:cNvPicPr/>
                   </pic:nvPicPr>
                   <pic:blipFill>
-                    <a:blip r:embed="rId15"/>
+                    <a:blip r:embed="rId16"/>
                     <a:stretch>
                       <a:fillRect/>
                     </a:stretch>
@@ -2275,7 +2329,7 @@
           <w:color w:val="666666"/>
           <w:sz w:val="17"/>
         </w:rPr>
-        <w:t>Fig 7. Option B 3D massing (isometric) — reserve racking ≈ 11.5 m within the 12.2 m limit.</w:t>
+        <w:t>Fig 8. Option B 3D massing (isometric) — reserve racking ≈ 11.5 m within the 12.2 m limit.</w:t>
       </w:r>
     </w:p>
     <w:p>
@@ -2286,7 +2340,7 @@
         <w:drawing>
           <wp:inline xmlns:a="http://schemas.openxmlformats.org/drawingml/2006/main" xmlns:pic="http://schemas.openxmlformats.org/drawingml/2006/picture">
             <wp:extent cx="5760000" cy="5439651"/>
-            <wp:docPr id="8" name="Picture 8"/>
+            <wp:docPr id="9" name="Picture 9"/>
             <wp:cNvGraphicFramePr>
               <a:graphicFrameLocks noChangeAspect="1"/>
             </wp:cNvGraphicFramePr>
@@ -2298,7 +2352,7 @@
                     <pic:cNvPicPr/>
                   </pic:nvPicPr>
                   <pic:blipFill>
-                    <a:blip r:embed="rId16"/>
+                    <a:blip r:embed="rId17"/>
                     <a:stretch>
                       <a:fillRect/>
                     </a:stretch>
@@ -2329,7 +2383,7 @@
           <w:color w:val="666666"/>
           <w:sz w:val="17"/>
         </w:rPr>
-        <w:t>Fig 8. Worker movement — zone picking keeps picker paths short and separated.</w:t>
+        <w:t>Fig 9. Worker movement — zone picking keeps picker paths short and separated.</w:t>
       </w:r>
     </w:p>
     <w:p>
@@ -2993,7 +3047,7 @@
         <w:drawing>
           <wp:inline xmlns:a="http://schemas.openxmlformats.org/drawingml/2006/main" xmlns:pic="http://schemas.openxmlformats.org/drawingml/2006/picture">
             <wp:extent cx="5040000" cy="2479726"/>
-            <wp:docPr id="9" name="Picture 9"/>
+            <wp:docPr id="10" name="Picture 10"/>
             <wp:cNvGraphicFramePr>
               <a:graphicFrameLocks noChangeAspect="1"/>
             </wp:cNvGraphicFramePr>
@@ -3005,7 +3059,7 @@
                     <pic:cNvPicPr/>
                   </pic:nvPicPr>
                   <pic:blipFill>
-                    <a:blip r:embed="rId17"/>
+                    <a:blip r:embed="rId18"/>
                     <a:stretch>
                       <a:fillRect/>
                     </a:stretch>
@@ -3036,7 +3090,7 @@
           <w:color w:val="666666"/>
           <w:sz w:val="17"/>
         </w:rPr>
-        <w:t>Fig 9. Labour requirement by process (average vs peak).</w:t>
+        <w:t>Fig 10. Labour requirement by process (average vs peak).</w:t>
       </w:r>
     </w:p>
     <w:p>
@@ -3887,7 +3941,7 @@
       </w:pPr>
     </w:p>
     <w:sectPr>
-      <w:footerReference w:type="default" r:id="rId18"/>
+      <w:footerReference w:type="default" r:id="rId19"/>
       <w:pgSz w:w="12240" w:h="15840"/>
       <w:pgMar w:top="1440" w:right="1800" w:bottom="1440" w:left="1800" w:header="720" w:footer="720" w:gutter="0"/>
       <w:cols w:space="720"/>

--- a/deliverables/Deliverable_2_Future_State.docx
+++ b/deliverables/Deliverable_2_Future_State.docx
@@ -944,7 +944,7 @@
           <w:b w:val="0"/>
           <w:sz w:val="21"/>
         </w:rPr>
-        <w:t xml:space="preserve"> steps 7–9 (purple) in Fig 7 show returns in → grade → restock/scrap; the grey dashed line shows cross-dock for the 855 SKUs shipped but never stocked.</w:t>
+        <w:t xml:space="preserve"> steps 7–9 (purple) in Fig 8 show returns in → grade → restock/scrap; the grey dashed line shows cross-dock for the 855 SKUs shipped but never stocked.</w:t>
       </w:r>
     </w:p>
     <w:p>
@@ -2231,8 +2231,62 @@
       <w:r>
         <w:drawing>
           <wp:inline xmlns:a="http://schemas.openxmlformats.org/drawingml/2006/main" xmlns:pic="http://schemas.openxmlformats.org/drawingml/2006/picture">
+            <wp:extent cx="6120000" cy="5258667"/>
+            <wp:docPr id="7" name="Picture 7"/>
+            <wp:cNvGraphicFramePr>
+              <a:graphicFrameLocks noChangeAspect="1"/>
+            </wp:cNvGraphicFramePr>
+            <a:graphic>
+              <a:graphicData uri="http://schemas.openxmlformats.org/drawingml/2006/picture">
+                <pic:pic>
+                  <pic:nvPicPr>
+                    <pic:cNvPr id="0" name="layout_floorplan.png"/>
+                    <pic:cNvPicPr/>
+                  </pic:nvPicPr>
+                  <pic:blipFill>
+                    <a:blip r:embed="rId15"/>
+                    <a:stretch>
+                      <a:fillRect/>
+                    </a:stretch>
+                  </pic:blipFill>
+                  <pic:spPr>
+                    <a:xfrm>
+                      <a:off x="0" y="0"/>
+                      <a:ext cx="6120000" cy="5258667"/>
+                    </a:xfrm>
+                    <a:prstGeom prst="rect"/>
+                  </pic:spPr>
+                </pic:pic>
+              </a:graphicData>
+            </a:graphic>
+          </wp:inline>
+        </w:drawing>
+      </w:r>
+    </w:p>
+    <w:p>
+      <w:pPr>
+        <w:spacing w:after="200"/>
+        <w:jc w:val="center"/>
+      </w:pPr>
+      <w:r>
+        <w:rPr>
+          <w:b w:val="0"/>
+          <w:i/>
+          <w:color w:val="666666"/>
+          <w:sz w:val="17"/>
+        </w:rPr>
+        <w:t>Fig 7. Detailed warehouse floor plan (rack-level, to scale) — racks, aisles, docks, dimensions.</w:t>
+      </w:r>
+    </w:p>
+    <w:p>
+      <w:pPr>
+        <w:jc w:val="center"/>
+      </w:pPr>
+      <w:r>
+        <w:drawing>
+          <wp:inline xmlns:a="http://schemas.openxmlformats.org/drawingml/2006/main" xmlns:pic="http://schemas.openxmlformats.org/drawingml/2006/picture">
             <wp:extent cx="5760000" cy="5432575"/>
-            <wp:docPr id="7" name="Picture 7"/>
+            <wp:docPr id="8" name="Picture 8"/>
             <wp:cNvGraphicFramePr>
               <a:graphicFrameLocks noChangeAspect="1"/>
             </wp:cNvGraphicFramePr>
@@ -2244,7 +2298,7 @@
                     <pic:cNvPicPr/>
                   </pic:nvPicPr>
                   <pic:blipFill>
-                    <a:blip r:embed="rId15"/>
+                    <a:blip r:embed="rId16"/>
                     <a:stretch>
                       <a:fillRect/>
                     </a:stretch>
@@ -2275,7 +2329,7 @@
           <w:color w:val="666666"/>
           <w:sz w:val="17"/>
         </w:rPr>
-        <w:t>Fig 7. Layout, zoning &amp; full order flow — forward (1–6), returns (7–9), cross-dock.</w:t>
+        <w:t>Fig 8. Layout, zoning &amp; full order flow — forward (1–6), returns (7–9), cross-dock.</w:t>
       </w:r>
     </w:p>
     <w:p>
@@ -2286,7 +2340,7 @@
         <w:drawing>
           <wp:inline xmlns:a="http://schemas.openxmlformats.org/drawingml/2006/main" xmlns:pic="http://schemas.openxmlformats.org/drawingml/2006/picture">
             <wp:extent cx="5040000" cy="4462758"/>
-            <wp:docPr id="8" name="Picture 8"/>
+            <wp:docPr id="9" name="Picture 9"/>
             <wp:cNvGraphicFramePr>
               <a:graphicFrameLocks noChangeAspect="1"/>
             </wp:cNvGraphicFramePr>
@@ -2298,7 +2352,7 @@
                     <pic:cNvPicPr/>
                   </pic:nvPicPr>
                   <pic:blipFill>
-                    <a:blip r:embed="rId16"/>
+                    <a:blip r:embed="rId17"/>
                     <a:stretch>
                       <a:fillRect/>
                     </a:stretch>
@@ -2329,7 +2383,7 @@
           <w:color w:val="666666"/>
           <w:sz w:val="17"/>
         </w:rPr>
-        <w:t>Fig 8. Option B 3D massing (isometric) — reserve racking ≈ 11.5 m within the 12.2 m limit.</w:t>
+        <w:t>Fig 9. Option B 3D massing (isometric) — reserve racking ≈ 11.5 m within the 12.2 m limit.</w:t>
       </w:r>
     </w:p>
     <w:p>
@@ -2340,7 +2394,7 @@
         <w:drawing>
           <wp:inline xmlns:a="http://schemas.openxmlformats.org/drawingml/2006/main" xmlns:pic="http://schemas.openxmlformats.org/drawingml/2006/picture">
             <wp:extent cx="5760000" cy="5439651"/>
-            <wp:docPr id="9" name="Picture 9"/>
+            <wp:docPr id="10" name="Picture 10"/>
             <wp:cNvGraphicFramePr>
               <a:graphicFrameLocks noChangeAspect="1"/>
             </wp:cNvGraphicFramePr>
@@ -2352,7 +2406,7 @@
                     <pic:cNvPicPr/>
                   </pic:nvPicPr>
                   <pic:blipFill>
-                    <a:blip r:embed="rId17"/>
+                    <a:blip r:embed="rId18"/>
                     <a:stretch>
                       <a:fillRect/>
                     </a:stretch>
@@ -2383,7 +2437,7 @@
           <w:color w:val="666666"/>
           <w:sz w:val="17"/>
         </w:rPr>
-        <w:t>Fig 9. Worker movement — zone picking keeps picker paths short and separated.</w:t>
+        <w:t>Fig 10. Worker movement — zone picking keeps picker paths short and separated.</w:t>
       </w:r>
     </w:p>
     <w:p>
@@ -3047,7 +3101,7 @@
         <w:drawing>
           <wp:inline xmlns:a="http://schemas.openxmlformats.org/drawingml/2006/main" xmlns:pic="http://schemas.openxmlformats.org/drawingml/2006/picture">
             <wp:extent cx="5040000" cy="2479726"/>
-            <wp:docPr id="10" name="Picture 10"/>
+            <wp:docPr id="11" name="Picture 11"/>
             <wp:cNvGraphicFramePr>
               <a:graphicFrameLocks noChangeAspect="1"/>
             </wp:cNvGraphicFramePr>
@@ -3059,7 +3113,7 @@
                     <pic:cNvPicPr/>
                   </pic:nvPicPr>
                   <pic:blipFill>
-                    <a:blip r:embed="rId18"/>
+                    <a:blip r:embed="rId19"/>
                     <a:stretch>
                       <a:fillRect/>
                     </a:stretch>
@@ -3090,7 +3144,7 @@
           <w:color w:val="666666"/>
           <w:sz w:val="17"/>
         </w:rPr>
-        <w:t>Fig 10. Labour requirement by process (average vs peak).</w:t>
+        <w:t>Fig 11. Labour requirement by process (average vs peak).</w:t>
       </w:r>
     </w:p>
     <w:p>
@@ -3941,7 +3995,7 @@
       </w:pPr>
     </w:p>
     <w:sectPr>
-      <w:footerReference w:type="default" r:id="rId19"/>
+      <w:footerReference w:type="default" r:id="rId20"/>
       <w:pgSz w:w="12240" w:h="15840"/>
       <w:pgMar w:top="1440" w:right="1800" w:bottom="1440" w:left="1800" w:header="720" w:footer="720" w:gutter="0"/>
       <w:cols w:space="720"/>

--- a/deliverables/Deliverable_2_Future_State.docx
+++ b/deliverables/Deliverable_2_Future_State.docx
@@ -2339,7 +2339,7 @@
       <w:r>
         <w:drawing>
           <wp:inline xmlns:a="http://schemas.openxmlformats.org/drawingml/2006/main" xmlns:pic="http://schemas.openxmlformats.org/drawingml/2006/picture">
-            <wp:extent cx="5040000" cy="4462758"/>
+            <wp:extent cx="5040000" cy="4329462"/>
             <wp:docPr id="9" name="Picture 9"/>
             <wp:cNvGraphicFramePr>
               <a:graphicFrameLocks noChangeAspect="1"/>
@@ -2360,7 +2360,7 @@
                   <pic:spPr>
                     <a:xfrm>
                       <a:off x="0" y="0"/>
-                      <a:ext cx="5040000" cy="4462758"/>
+                      <a:ext cx="5040000" cy="4329462"/>
                     </a:xfrm>
                     <a:prstGeom prst="rect"/>
                   </pic:spPr>

--- a/deliverables/Deliverable_2_Future_State.docx
+++ b/deliverables/Deliverable_2_Future_State.docx
@@ -2339,7 +2339,7 @@
       <w:r>
         <w:drawing>
           <wp:inline xmlns:a="http://schemas.openxmlformats.org/drawingml/2006/main" xmlns:pic="http://schemas.openxmlformats.org/drawingml/2006/picture">
-            <wp:extent cx="5040000" cy="4329462"/>
+            <wp:extent cx="5040000" cy="2095377"/>
             <wp:docPr id="9" name="Picture 9"/>
             <wp:cNvGraphicFramePr>
               <a:graphicFrameLocks noChangeAspect="1"/>
@@ -2360,7 +2360,7 @@
                   <pic:spPr>
                     <a:xfrm>
                       <a:off x="0" y="0"/>
-                      <a:ext cx="5040000" cy="4329462"/>
+                      <a:ext cx="5040000" cy="2095377"/>
                     </a:xfrm>
                     <a:prstGeom prst="rect"/>
                   </pic:spPr>

--- a/deliverables/Deliverable_2_Future_State.docx
+++ b/deliverables/Deliverable_2_Future_State.docx
@@ -2339,7 +2339,7 @@
       <w:r>
         <w:drawing>
           <wp:inline xmlns:a="http://schemas.openxmlformats.org/drawingml/2006/main" xmlns:pic="http://schemas.openxmlformats.org/drawingml/2006/picture">
-            <wp:extent cx="5040000" cy="2095377"/>
+            <wp:extent cx="5760000" cy="4047265"/>
             <wp:docPr id="9" name="Picture 9"/>
             <wp:cNvGraphicFramePr>
               <a:graphicFrameLocks noChangeAspect="1"/>
@@ -2348,7 +2348,7 @@
               <a:graphicData uri="http://schemas.openxmlformats.org/drawingml/2006/picture">
                 <pic:pic>
                   <pic:nvPicPr>
-                    <pic:cNvPr id="0" name="layout_3d.png"/>
+                    <pic:cNvPr id="0" name="layout_3d_render.png"/>
                     <pic:cNvPicPr/>
                   </pic:nvPicPr>
                   <pic:blipFill>
@@ -2360,7 +2360,7 @@
                   <pic:spPr>
                     <a:xfrm>
                       <a:off x="0" y="0"/>
-                      <a:ext cx="5040000" cy="2095377"/>
+                      <a:ext cx="5760000" cy="4047265"/>
                     </a:xfrm>
                     <a:prstGeom prst="rect"/>
                   </pic:spPr>
@@ -2383,7 +2383,7 @@
           <w:color w:val="666666"/>
           <w:sz w:val="17"/>
         </w:rPr>
-        <w:t>Fig 9. Option B 3D massing (isometric) — reserve racking ≈ 11.5 m within the 12.2 m limit.</w:t>
+        <w:t>Fig 9. Option B — warehouse 3D (Blender render): rack rows, forward-pick, zones, docks.</w:t>
       </w:r>
     </w:p>
     <w:p>

--- a/deliverables/Deliverable_2_Future_State.docx
+++ b/deliverables/Deliverable_2_Future_State.docx
@@ -2393,7 +2393,7 @@
       <w:r>
         <w:drawing>
           <wp:inline xmlns:a="http://schemas.openxmlformats.org/drawingml/2006/main" xmlns:pic="http://schemas.openxmlformats.org/drawingml/2006/picture">
-            <wp:extent cx="5760000" cy="5439651"/>
+            <wp:extent cx="5760000" cy="4225986"/>
             <wp:docPr id="10" name="Picture 10"/>
             <wp:cNvGraphicFramePr>
               <a:graphicFrameLocks noChangeAspect="1"/>
@@ -2402,7 +2402,7 @@
               <a:graphicData uri="http://schemas.openxmlformats.org/drawingml/2006/picture">
                 <pic:pic>
                   <pic:nvPicPr>
-                    <pic:cNvPr id="0" name="layout_worker_flow.png"/>
+                    <pic:cNvPr id="0" name="layout_worker_render.png"/>
                     <pic:cNvPicPr/>
                   </pic:nvPicPr>
                   <pic:blipFill>
@@ -2414,7 +2414,7 @@
                   <pic:spPr>
                     <a:xfrm>
                       <a:off x="0" y="0"/>
-                      <a:ext cx="5760000" cy="5439651"/>
+                      <a:ext cx="5760000" cy="4225986"/>
                     </a:xfrm>
                     <a:prstGeom prst="rect"/>
                   </pic:spPr>
@@ -2437,7 +2437,7 @@
           <w:color w:val="666666"/>
           <w:sz w:val="17"/>
         </w:rPr>
-        <w:t>Fig 10. Worker movement — zone picking keeps picker paths short and separated.</w:t>
+        <w:t>Fig 10. Worker movement (Blender): zone-picking routes through ghosted racks.</w:t>
       </w:r>
     </w:p>
     <w:p>

--- a/deliverables/Deliverable_2_Future_State.docx
+++ b/deliverables/Deliverable_2_Future_State.docx
@@ -2393,7 +2393,7 @@
       <w:r>
         <w:drawing>
           <wp:inline xmlns:a="http://schemas.openxmlformats.org/drawingml/2006/main" xmlns:pic="http://schemas.openxmlformats.org/drawingml/2006/picture">
-            <wp:extent cx="5760000" cy="4225986"/>
+            <wp:extent cx="5760000" cy="4408429"/>
             <wp:docPr id="10" name="Picture 10"/>
             <wp:cNvGraphicFramePr>
               <a:graphicFrameLocks noChangeAspect="1"/>
@@ -2414,7 +2414,7 @@
                   <pic:spPr>
                     <a:xfrm>
                       <a:off x="0" y="0"/>
-                      <a:ext cx="5760000" cy="4225986"/>
+                      <a:ext cx="5760000" cy="4408429"/>
                     </a:xfrm>
                     <a:prstGeom prst="rect"/>
                   </pic:spPr>

--- a/deliverables/Deliverable_2_Future_State.docx
+++ b/deliverables/Deliverable_2_Future_State.docx
@@ -323,6 +323,24 @@
         <w:pStyle w:val="Heading1"/>
       </w:pPr>
       <w:r>
+        <w:t>Contents</w:t>
+      </w:r>
+    </w:p>
+    <w:p>
+      <w:fldSimple w:instr="TOC \o &quot;1-2&quot; \h \z \u">
+        <w:t>(In Word: right-click → Update Field to build the table of contents.)</w:t>
+      </w:fldSimple>
+    </w:p>
+    <w:p>
+      <w:r>
+        <w:br w:type="page"/>
+      </w:r>
+    </w:p>
+    <w:p>
+      <w:pPr>
+        <w:pStyle w:val="Heading1"/>
+      </w:pPr>
+      <w:r>
         <w:t>1. Recommended concept (recap)</w:t>
       </w:r>
     </w:p>
@@ -481,7 +499,7 @@
       <w:r>
         <w:drawing>
           <wp:inline xmlns:a="http://schemas.openxmlformats.org/drawingml/2006/main" xmlns:pic="http://schemas.openxmlformats.org/drawingml/2006/picture">
-            <wp:extent cx="4320000" cy="3444888"/>
+            <wp:extent cx="4320000" cy="3631729"/>
             <wp:docPr id="2" name="Picture 2"/>
             <wp:cNvGraphicFramePr>
               <a:graphicFrameLocks noChangeAspect="1"/>
@@ -502,7 +520,7 @@
                   <pic:spPr>
                     <a:xfrm>
                       <a:off x="0" y="0"/>
-                      <a:ext cx="4320000" cy="3444888"/>
+                      <a:ext cx="4320000" cy="3631729"/>
                     </a:xfrm>
                     <a:prstGeom prst="rect"/>
                   </pic:spPr>
@@ -705,7 +723,7 @@
       <w:r>
         <w:drawing>
           <wp:inline xmlns:a="http://schemas.openxmlformats.org/drawingml/2006/main" xmlns:pic="http://schemas.openxmlformats.org/drawingml/2006/picture">
-            <wp:extent cx="4320000" cy="3872386"/>
+            <wp:extent cx="4320000" cy="4073612"/>
             <wp:docPr id="4" name="Picture 4"/>
             <wp:cNvGraphicFramePr>
               <a:graphicFrameLocks noChangeAspect="1"/>
@@ -726,7 +744,7 @@
                   <pic:spPr>
                     <a:xfrm>
                       <a:off x="0" y="0"/>
-                      <a:ext cx="4320000" cy="3872386"/>
+                      <a:ext cx="4320000" cy="4073612"/>
                     </a:xfrm>
                     <a:prstGeom prst="rect"/>
                   </pic:spPr>
@@ -817,7 +835,7 @@
       <w:r>
         <w:drawing>
           <wp:inline xmlns:a="http://schemas.openxmlformats.org/drawingml/2006/main" xmlns:pic="http://schemas.openxmlformats.org/drawingml/2006/picture">
-            <wp:extent cx="4320000" cy="4115339"/>
+            <wp:extent cx="4320000" cy="4268366"/>
             <wp:docPr id="5" name="Picture 5"/>
             <wp:cNvGraphicFramePr>
               <a:graphicFrameLocks noChangeAspect="1"/>
@@ -838,7 +856,7 @@
                   <pic:spPr>
                     <a:xfrm>
                       <a:off x="0" y="0"/>
-                      <a:ext cx="4320000" cy="4115339"/>
+                      <a:ext cx="4320000" cy="4268366"/>
                     </a:xfrm>
                     <a:prstGeom prst="rect"/>
                   </pic:spPr>
@@ -3100,7 +3118,7 @@
       <w:r>
         <w:drawing>
           <wp:inline xmlns:a="http://schemas.openxmlformats.org/drawingml/2006/main" xmlns:pic="http://schemas.openxmlformats.org/drawingml/2006/picture">
-            <wp:extent cx="5040000" cy="2479726"/>
+            <wp:extent cx="5040000" cy="2531831"/>
             <wp:docPr id="11" name="Picture 11"/>
             <wp:cNvGraphicFramePr>
               <a:graphicFrameLocks noChangeAspect="1"/>
@@ -3121,7 +3139,7 @@
                   <pic:spPr>
                     <a:xfrm>
                       <a:off x="0" y="0"/>
-                      <a:ext cx="5040000" cy="2479726"/>
+                      <a:ext cx="5040000" cy="2531831"/>
                     </a:xfrm>
                     <a:prstGeom prst="rect"/>
                   </pic:spPr>

--- a/deliverables/Deliverable_2_Future_State.docx
+++ b/deliverables/Deliverable_2_Future_State.docx
@@ -328,7 +328,9 @@
     </w:p>
     <w:p>
       <w:fldSimple w:instr="TOC \o &quot;1-2&quot; \h \z \u">
-        <w:t>(In Word: right-click → Update Field to build the table of contents.)</w:t>
+        <w:r>
+          <w:t>(In Word: right-click → Update Field to build the table of contents.)</w:t>
+        </w:r>
       </w:fldSimple>
     </w:p>
     <w:p>

--- a/deliverables/Deliverable_2_Future_State.docx
+++ b/deliverables/Deliverable_2_Future_State.docx
@@ -2305,7 +2305,7 @@
       <w:r>
         <w:drawing>
           <wp:inline xmlns:a="http://schemas.openxmlformats.org/drawingml/2006/main" xmlns:pic="http://schemas.openxmlformats.org/drawingml/2006/picture">
-            <wp:extent cx="5760000" cy="5432575"/>
+            <wp:extent cx="5760000" cy="4302439"/>
             <wp:docPr id="8" name="Picture 8"/>
             <wp:cNvGraphicFramePr>
               <a:graphicFrameLocks noChangeAspect="1"/>
@@ -2314,7 +2314,7 @@
               <a:graphicData uri="http://schemas.openxmlformats.org/drawingml/2006/picture">
                 <pic:pic>
                   <pic:nvPicPr>
-                    <pic:cNvPr id="0" name="layout_plan.png"/>
+                    <pic:cNvPr id="0" name="layout_orderflow.png"/>
                     <pic:cNvPicPr/>
                   </pic:nvPicPr>
                   <pic:blipFill>
@@ -2326,7 +2326,7 @@
                   <pic:spPr>
                     <a:xfrm>
                       <a:off x="0" y="0"/>
-                      <a:ext cx="5760000" cy="5432575"/>
+                      <a:ext cx="5760000" cy="4302439"/>
                     </a:xfrm>
                     <a:prstGeom prst="rect"/>
                   </pic:spPr>

--- a/deliverables/Deliverable_2_Future_State.docx
+++ b/deliverables/Deliverable_2_Future_State.docx
@@ -64,11 +64,17 @@
         <w:gridCol w:w="4320"/>
       </w:tblGrid>
       <w:tr>
+        <w:trPr>
+          <w:cantSplit/>
+        </w:trPr>
         <w:tc>
           <w:tcPr>
             <w:tcW w:type="dxa" w:w="2551"/>
           </w:tcPr>
           <w:p>
+            <w:pPr>
+              <w:keepNext/>
+            </w:pPr>
             <w:r/>
             <w:r>
               <w:rPr>
@@ -84,6 +90,9 @@
             <w:tcW w:type="dxa" w:w="6236"/>
           </w:tcPr>
           <w:p>
+            <w:pPr>
+              <w:keepNext/>
+            </w:pPr>
             <w:r/>
             <w:r>
               <w:rPr>
@@ -96,11 +105,17 @@
         </w:tc>
       </w:tr>
       <w:tr>
+        <w:trPr>
+          <w:cantSplit/>
+        </w:trPr>
         <w:tc>
           <w:tcPr>
             <w:tcW w:type="dxa" w:w="2551"/>
           </w:tcPr>
           <w:p>
+            <w:pPr>
+              <w:keepNext/>
+            </w:pPr>
             <w:r/>
             <w:r>
               <w:rPr>
@@ -116,7 +131,7 @@
           </w:tcPr>
           <w:p>
             <w:pPr>
-              <w:jc w:val="right"/>
+              <w:keepNext/>
             </w:pPr>
             <w:r/>
             <w:r>
@@ -129,11 +144,17 @@
         </w:tc>
       </w:tr>
       <w:tr>
+        <w:trPr>
+          <w:cantSplit/>
+        </w:trPr>
         <w:tc>
           <w:tcPr>
             <w:tcW w:type="dxa" w:w="2551"/>
           </w:tcPr>
           <w:p>
+            <w:pPr>
+              <w:keepNext/>
+            </w:pPr>
             <w:r/>
             <w:r>
               <w:rPr>
@@ -149,7 +170,7 @@
           </w:tcPr>
           <w:p>
             <w:pPr>
-              <w:jc w:val="right"/>
+              <w:keepNext/>
             </w:pPr>
             <w:r/>
             <w:r>
@@ -162,11 +183,17 @@
         </w:tc>
       </w:tr>
       <w:tr>
+        <w:trPr>
+          <w:cantSplit/>
+        </w:trPr>
         <w:tc>
           <w:tcPr>
             <w:tcW w:type="dxa" w:w="2551"/>
           </w:tcPr>
           <w:p>
+            <w:pPr>
+              <w:keepNext/>
+            </w:pPr>
             <w:r/>
             <w:r>
               <w:rPr>
@@ -182,7 +209,7 @@
           </w:tcPr>
           <w:p>
             <w:pPr>
-              <w:jc w:val="right"/>
+              <w:keepNext/>
             </w:pPr>
             <w:r/>
             <w:r>
@@ -195,11 +222,17 @@
         </w:tc>
       </w:tr>
       <w:tr>
+        <w:trPr>
+          <w:cantSplit/>
+        </w:trPr>
         <w:tc>
           <w:tcPr>
             <w:tcW w:type="dxa" w:w="2551"/>
           </w:tcPr>
           <w:p>
+            <w:pPr>
+              <w:keepNext/>
+            </w:pPr>
             <w:r/>
             <w:r>
               <w:rPr>
@@ -215,7 +248,7 @@
           </w:tcPr>
           <w:p>
             <w:pPr>
-              <w:jc w:val="right"/>
+              <w:keepNext/>
             </w:pPr>
             <w:r/>
             <w:r>
@@ -228,17 +261,23 @@
         </w:tc>
       </w:tr>
       <w:tr>
+        <w:trPr>
+          <w:cantSplit/>
+        </w:trPr>
         <w:tc>
           <w:tcPr>
             <w:tcW w:type="dxa" w:w="2551"/>
           </w:tcPr>
           <w:p>
-            <w:r/>
-            <w:r>
-              <w:rPr>
-                <w:sz w:val="19"/>
-              </w:rPr>
-              <w:t>Author</w:t>
+            <w:pPr>
+              <w:keepNext/>
+            </w:pPr>
+            <w:r/>
+            <w:r>
+              <w:rPr>
+                <w:sz w:val="19"/>
+              </w:rPr>
+              <w:t>Team</w:t>
             </w:r>
           </w:p>
         </w:tc>
@@ -248,19 +287,22 @@
           </w:tcPr>
           <w:p>
             <w:pPr>
-              <w:jc w:val="right"/>
+              <w:keepNext/>
             </w:pPr>
             <w:r/>
             <w:r>
               <w:rPr>
                 <w:sz w:val="19"/>
               </w:rPr>
-              <w:t>________________________</w:t>
+              <w:t>Group 3 — Gleb, Rachel Selvarathnam, Arnau, Vidhi</w:t>
             </w:r>
           </w:p>
         </w:tc>
       </w:tr>
       <w:tr>
+        <w:trPr>
+          <w:cantSplit/>
+        </w:trPr>
         <w:tc>
           <w:tcPr>
             <w:tcW w:type="dxa" w:w="2551"/>
@@ -280,15 +322,12 @@
             <w:tcW w:type="dxa" w:w="6236"/>
           </w:tcPr>
           <w:p>
-            <w:pPr>
-              <w:jc w:val="right"/>
-            </w:pPr>
-            <w:r/>
-            <w:r>
-              <w:rPr>
-                <w:sz w:val="19"/>
-              </w:rPr>
-              <w:t>DRAFT — processes, flowcharts, layout (3D), capacity plan</w:t>
+            <w:r/>
+            <w:r>
+              <w:rPr>
+                <w:sz w:val="19"/>
+              </w:rPr>
+              <w:t>v2 — adds inbound (loose containers), dock-door calculation, Jungheinrich MHE, order release</w:t>
             </w:r>
           </w:p>
         </w:tc>
@@ -310,7 +349,7 @@
           <w:color w:val="666666"/>
           <w:sz w:val="18"/>
         </w:rPr>
-        <w:t>Future-state design for the recommended Option B (Deliverable 1). Workload drivers are measured from the Assa Abloy Q2-2025 data; productivities are benchmarked assumptions (Section 6) to be validated with DHL. Reproducible from analysis/*.py.</w:t>
+        <w:t>Future-state design for the recommended Option B (Deliverable 1). Workload drivers are measured from the Assa Abloy Q2-2025 data; equipment data come from Jungheinrich; productivities and handling allowances are documented assumptions (Section 7) to be validated with DHL. Reproducible from analysis/*.py.</w:t>
       </w:r>
     </w:p>
     <w:p>
@@ -343,7 +382,7 @@
         <w:pStyle w:val="Heading1"/>
       </w:pPr>
       <w:r>
-        <w:t>1. Recommended concept (recap)</w:t>
+        <w:t>1. Recommended concept and what changed</w:t>
       </w:r>
     </w:p>
     <w:p>
@@ -357,8 +396,412 @@
           <w:color w:val="222222"/>
           <w:sz w:val="21"/>
         </w:rPr>
-        <w:t>Option B was selected via the Deliverable-1 decision matrix (robust across base and cost-driven weightings). It combines double-deep reserve racking for A/B stock, selective + cantilever racking for irregular and long goods, and a forward-pick module (carton-flow / shelving) for the case- and each-heavy demand, operated with velocity-based slotting and zone + batch/wave picking.</w:t>
+        <w:t>Option B was selected in Deliverable 1. It combines two-deep (double-deep) reserve racking, selective + cantilever racking for irregular and long goods, and a fast-pick area (carton-flow / shelving) for the best-sellers, run with demand-based slotting and zone + batch picking. This version builds in the points agreed with the teacher and DHL:</w:t>
       </w:r>
+    </w:p>
+    <w:tbl>
+      <w:tblPr>
+        <w:tblStyle w:val="LightGrid-Accent1"/>
+        <w:tblW w:type="auto" w:w="0"/>
+        <w:jc w:val="center"/>
+        <w:tblLook w:firstColumn="1" w:firstRow="1" w:lastColumn="0" w:lastRow="0" w:noHBand="0" w:noVBand="1" w:val="04A0"/>
+      </w:tblPr>
+      <w:tblGrid>
+        <w:gridCol w:w="2880"/>
+        <w:gridCol w:w="2880"/>
+        <w:gridCol w:w="2880"/>
+      </w:tblGrid>
+      <w:tr>
+        <w:trPr>
+          <w:cantSplit/>
+        </w:trPr>
+        <w:tc>
+          <w:tcPr>
+            <w:tcW w:type="dxa" w:w="1701"/>
+          </w:tcPr>
+          <w:p>
+            <w:pPr>
+              <w:keepNext/>
+            </w:pPr>
+            <w:r/>
+            <w:r>
+              <w:rPr>
+                <w:b/>
+                <w:sz w:val="19"/>
+              </w:rPr>
+              <w:t>Topic</w:t>
+            </w:r>
+          </w:p>
+        </w:tc>
+        <w:tc>
+          <w:tcPr>
+            <w:tcW w:type="dxa" w:w="2835"/>
+          </w:tcPr>
+          <w:p>
+            <w:pPr>
+              <w:keepNext/>
+            </w:pPr>
+            <w:r/>
+            <w:r>
+              <w:rPr>
+                <w:b/>
+                <w:sz w:val="19"/>
+              </w:rPr>
+              <w:t>Before</w:t>
+            </w:r>
+          </w:p>
+        </w:tc>
+        <w:tc>
+          <w:tcPr>
+            <w:tcW w:type="dxa" w:w="4535"/>
+          </w:tcPr>
+          <w:p>
+            <w:pPr>
+              <w:keepNext/>
+            </w:pPr>
+            <w:r/>
+            <w:r>
+              <w:rPr>
+                <w:b/>
+                <w:sz w:val="19"/>
+              </w:rPr>
+              <w:t>Now (this version)</w:t>
+            </w:r>
+          </w:p>
+        </w:tc>
+      </w:tr>
+      <w:tr>
+        <w:trPr>
+          <w:cantSplit/>
+        </w:trPr>
+        <w:tc>
+          <w:tcPr>
+            <w:tcW w:type="dxa" w:w="1701"/>
+          </w:tcPr>
+          <w:p>
+            <w:pPr>
+              <w:keepNext/>
+            </w:pPr>
+            <w:r/>
+            <w:r>
+              <w:rPr>
+                <w:sz w:val="19"/>
+              </w:rPr>
+              <w:t>Storage basis</w:t>
+            </w:r>
+          </w:p>
+        </w:tc>
+        <w:tc>
+          <w:tcPr>
+            <w:tcW w:type="dxa" w:w="2835"/>
+          </w:tcPr>
+          <w:p>
+            <w:pPr>
+              <w:keepNext/>
+            </w:pPr>
+            <w:r/>
+            <w:r>
+              <w:rPr>
+                <w:sz w:val="19"/>
+              </w:rPr>
+              <w:t>14,074 positions (11,015 loads + buffer)</w:t>
+            </w:r>
+          </w:p>
+        </w:tc>
+        <w:tc>
+          <w:tcPr>
+            <w:tcW w:type="dxa" w:w="4535"/>
+          </w:tcPr>
+          <w:p>
+            <w:pPr>
+              <w:keepNext/>
+            </w:pPr>
+            <w:r/>
+            <w:r>
+              <w:rPr>
+                <w:sz w:val="19"/>
+              </w:rPr>
+              <w:t>~9,500 positions: peak 8,512 occupied locations ÷ 0.90</w:t>
+            </w:r>
+          </w:p>
+        </w:tc>
+      </w:tr>
+      <w:tr>
+        <w:trPr>
+          <w:cantSplit/>
+        </w:trPr>
+        <w:tc>
+          <w:tcPr>
+            <w:tcW w:type="dxa" w:w="1701"/>
+          </w:tcPr>
+          <w:p>
+            <w:pPr>
+              <w:keepNext/>
+            </w:pPr>
+            <w:r/>
+            <w:r>
+              <w:rPr>
+                <w:sz w:val="19"/>
+              </w:rPr>
+              <w:t>Pick method</w:t>
+            </w:r>
+          </w:p>
+        </w:tc>
+        <w:tc>
+          <w:tcPr>
+            <w:tcW w:type="dxa" w:w="2835"/>
+          </w:tcPr>
+          <w:p>
+            <w:pPr>
+              <w:keepNext/>
+            </w:pPr>
+            <w:r/>
+            <w:r>
+              <w:rPr>
+                <w:sz w:val="19"/>
+              </w:rPr>
+              <w:t>DHL's historical pick flags (61% case)</w:t>
+            </w:r>
+          </w:p>
+        </w:tc>
+        <w:tc>
+          <w:tcPr>
+            <w:tcW w:type="dxa" w:w="4535"/>
+          </w:tcPr>
+          <w:p>
+            <w:pPr>
+              <w:keepNext/>
+            </w:pPr>
+            <w:r/>
+            <w:r>
+              <w:rPr>
+                <w:sz w:val="19"/>
+              </w:rPr>
+              <w:t>Derived from the orders: 75% each / 24% case / 1% full-pallet lines</w:t>
+            </w:r>
+          </w:p>
+        </w:tc>
+      </w:tr>
+      <w:tr>
+        <w:trPr>
+          <w:cantSplit/>
+        </w:trPr>
+        <w:tc>
+          <w:tcPr>
+            <w:tcW w:type="dxa" w:w="1701"/>
+          </w:tcPr>
+          <w:p>
+            <w:pPr>
+              <w:keepNext/>
+            </w:pPr>
+            <w:r/>
+            <w:r>
+              <w:rPr>
+                <w:sz w:val="19"/>
+              </w:rPr>
+              <w:t>Inbound</w:t>
+            </w:r>
+          </w:p>
+        </w:tc>
+        <w:tc>
+          <w:tcPr>
+            <w:tcW w:type="dxa" w:w="2835"/>
+          </w:tcPr>
+          <w:p>
+            <w:pPr>
+              <w:keepNext/>
+            </w:pPr>
+            <w:r/>
+            <w:r>
+              <w:rPr>
+                <w:sz w:val="19"/>
+              </w:rPr>
+              <w:t>Estimated from flow balance</w:t>
+            </w:r>
+          </w:p>
+        </w:tc>
+        <w:tc>
+          <w:tcPr>
+            <w:tcW w:type="dxa" w:w="4535"/>
+          </w:tcPr>
+          <w:p>
+            <w:pPr>
+              <w:keepNext/>
+            </w:pPr>
+            <w:r/>
+            <w:r>
+              <w:rPr>
+                <w:sz w:val="19"/>
+              </w:rPr>
+              <w:t>Measured ~99 loads/day; 2 shipments/day from Assa Abloy factories, pallets + loose containers</w:t>
+            </w:r>
+          </w:p>
+        </w:tc>
+      </w:tr>
+      <w:tr>
+        <w:trPr>
+          <w:cantSplit/>
+        </w:trPr>
+        <w:tc>
+          <w:tcPr>
+            <w:tcW w:type="dxa" w:w="1701"/>
+          </w:tcPr>
+          <w:p>
+            <w:pPr>
+              <w:keepNext/>
+            </w:pPr>
+            <w:r/>
+            <w:r>
+              <w:rPr>
+                <w:sz w:val="19"/>
+              </w:rPr>
+              <w:t>Dock doors</w:t>
+            </w:r>
+          </w:p>
+        </w:tc>
+        <w:tc>
+          <w:tcPr>
+            <w:tcW w:type="dxa" w:w="2835"/>
+          </w:tcPr>
+          <w:p>
+            <w:pPr>
+              <w:keepNext/>
+            </w:pPr>
+            <w:r/>
+            <w:r>
+              <w:rPr>
+                <w:sz w:val="19"/>
+              </w:rPr>
+              <w:t>3 + 3 assumed</w:t>
+            </w:r>
+          </w:p>
+        </w:tc>
+        <w:tc>
+          <w:tcPr>
+            <w:tcW w:type="dxa" w:w="4535"/>
+          </w:tcPr>
+          <w:p>
+            <w:pPr>
+              <w:keepNext/>
+            </w:pPr>
+            <w:r/>
+            <w:r>
+              <w:rPr>
+                <w:sz w:val="19"/>
+              </w:rPr>
+              <w:t>Calculated: 3 receiving (west, 1 container dock) + 5 shipping (east)</w:t>
+            </w:r>
+          </w:p>
+        </w:tc>
+      </w:tr>
+      <w:tr>
+        <w:trPr>
+          <w:cantSplit/>
+        </w:trPr>
+        <w:tc>
+          <w:tcPr>
+            <w:tcW w:type="dxa" w:w="1701"/>
+          </w:tcPr>
+          <w:p>
+            <w:pPr>
+              <w:keepNext/>
+            </w:pPr>
+            <w:r/>
+            <w:r>
+              <w:rPr>
+                <w:sz w:val="19"/>
+              </w:rPr>
+              <w:t>Equipment</w:t>
+            </w:r>
+          </w:p>
+        </w:tc>
+        <w:tc>
+          <w:tcPr>
+            <w:tcW w:type="dxa" w:w="2835"/>
+          </w:tcPr>
+          <w:p>
+            <w:pPr>
+              <w:keepNext/>
+            </w:pPr>
+            <w:r/>
+            <w:r>
+              <w:rPr>
+                <w:sz w:val="19"/>
+              </w:rPr>
+              <w:t>Generic truck types</w:t>
+            </w:r>
+          </w:p>
+        </w:tc>
+        <w:tc>
+          <w:tcPr>
+            <w:tcW w:type="dxa" w:w="4535"/>
+          </w:tcPr>
+          <w:p>
+            <w:pPr>
+              <w:keepNext/>
+            </w:pPr>
+            <w:r/>
+            <w:r>
+              <w:rPr>
+                <w:sz w:val="19"/>
+              </w:rPr>
+              <w:t>Jungheinrich ETV 216i ×3, ECE 225 ×4, ERE 225 ×2 — sized from their technical data</w:t>
+            </w:r>
+          </w:p>
+        </w:tc>
+      </w:tr>
+      <w:tr>
+        <w:trPr>
+          <w:cantSplit/>
+        </w:trPr>
+        <w:tc>
+          <w:tcPr>
+            <w:tcW w:type="dxa" w:w="1701"/>
+          </w:tcPr>
+          <w:p>
+            <w:r/>
+            <w:r>
+              <w:rPr>
+                <w:sz w:val="19"/>
+              </w:rPr>
+              <w:t>08:00 peak</w:t>
+            </w:r>
+          </w:p>
+        </w:tc>
+        <w:tc>
+          <w:tcPr>
+            <w:tcW w:type="dxa" w:w="2835"/>
+          </w:tcPr>
+          <w:p>
+            <w:r/>
+            <w:r>
+              <w:rPr>
+                <w:sz w:val="19"/>
+              </w:rPr>
+              <w:t>Treated as customer demand</w:t>
+            </w:r>
+          </w:p>
+        </w:tc>
+        <w:tc>
+          <w:tcPr>
+            <w:tcW w:type="dxa" w:w="4535"/>
+          </w:tcPr>
+          <w:p>
+            <w:r/>
+            <w:r>
+              <w:rPr>
+                <w:sz w:val="19"/>
+              </w:rPr>
+              <w:t>Caused by the order-release routine → release in waves</w:t>
+            </w:r>
+          </w:p>
+        </w:tc>
+      </w:tr>
+    </w:tbl>
+    <w:p>
+      <w:pPr>
+        <w:spacing w:after="40"/>
+      </w:pPr>
     </w:p>
     <w:p>
       <w:pPr>
@@ -379,7 +822,7 @@
           <w:color w:val="222222"/>
           <w:sz w:val="21"/>
         </w:rPr>
-        <w:t>Each in-scope process below states the steps, the system transaction, the physical movement, the equipment, and where the Deliverable-1 design choices are applied. The swimlane (Fig 1) gives the end-to-end overview; per-process flowcharts follow.</w:t>
+        <w:t>Each process below states the steps, the system transaction, the physical movement, the equipment, and where the Deliverable-1 design choices are applied. The swimlane (Fig 1) gives the end-to-end overview; per-process flowcharts follow.</w:t>
       </w:r>
     </w:p>
     <w:p>
@@ -433,7 +876,7 @@
           <w:color w:val="666666"/>
           <w:sz w:val="17"/>
         </w:rPr>
-        <w:t>Fig 1. End-to-end future-state process — cross-functional swimlane (all lanes, incl. returns).</w:t>
+        <w:t>Fig 1. End-to-end future-state process — cross-functional swimlane.</w:t>
       </w:r>
     </w:p>
     <w:p>
@@ -459,14 +902,64 @@
           <w:b/>
           <w:sz w:val="21"/>
         </w:rPr>
-        <w:t>Steps:</w:t>
+        <w:t>What arrives:</w:t>
       </w:r>
       <w:r>
         <w:rPr>
           <w:b w:val="0"/>
           <w:sz w:val="21"/>
         </w:rPr>
-        <w:t xml:space="preserve"> trailer arrival → unload &amp; RF-scan (ASN check) → quality/qty check → register stock (LODNUM) → system-directed putaway → reach-truck move → confirm.</w:t>
+        <w:t xml:space="preserve"> 2 shipments a day straight from Assa Abloy factories (S004). Trailers from the European plants arrive palletised; sea containers from Asia (~41% of loads) arrive loose — cartons stacked on the container floor.</w:t>
+      </w:r>
+    </w:p>
+    <w:p>
+      <w:pPr>
+        <w:pStyle w:val="ListBullet"/>
+      </w:pPr>
+      <w:r>
+        <w:rPr>
+          <w:b w:val="0"/>
+          <w:sz w:val="21"/>
+        </w:rPr>
+      </w:r>
+      <w:r>
+        <w:rPr>
+          <w:b/>
+          <w:sz w:val="21"/>
+        </w:rPr>
+        <w:t>Palletised trailer (doors R2–R3):</w:t>
+      </w:r>
+      <w:r>
+        <w:rPr>
+          <w:b w:val="0"/>
+          <w:sz w:val="21"/>
+        </w:rPr>
+        <w:t xml:space="preserve"> dock → unload with ERE 225 pallet truck → RF-scan against the ASN → quantity/quality check → register the load (LPN) → system-directed putaway with an ETV 216i reach truck → confirm.</w:t>
+      </w:r>
+    </w:p>
+    <w:p>
+      <w:pPr>
+        <w:pStyle w:val="ListBullet"/>
+      </w:pPr>
+      <w:r>
+        <w:rPr>
+          <w:b w:val="0"/>
+          <w:sz w:val="21"/>
+        </w:rPr>
+      </w:r>
+      <w:r>
+        <w:rPr>
+          <w:b/>
+          <w:sz w:val="21"/>
+        </w:rPr>
+        <w:t>Loose container (door R1, container dock):</w:t>
+      </w:r>
+      <w:r>
+        <w:rPr>
+          <w:b w:val="0"/>
+          <w:sz w:val="21"/>
+        </w:rPr>
+        <w:t xml:space="preserve"> dock → 2-person crew de-stuffs the cartons → sort by SKU on the dock → build and wrap pallets, print LPN labels → scan against the ASN → putaway. About 3 h per 40 ft container (A019, S005).</w:t>
       </w:r>
     </w:p>
     <w:p>
@@ -491,7 +984,32 @@
           <w:b w:val="0"/>
           <w:sz w:val="21"/>
         </w:rPr>
-        <w:t xml:space="preserve"> velocity-based directed putaway (A/B to double-deep reserve near pick faces; C to deep/upper); cantilever for XLONG goods (43 SKUs &gt;240 cm).</w:t>
+        <w:t xml:space="preserve"> demand-based directed putaway (A/B close to their fast-pick faces, C further away); pallets over 1 t on low levels; cantilever for extra-long goods.</w:t>
+      </w:r>
+    </w:p>
+    <w:p>
+      <w:pPr>
+        <w:pStyle w:val="ListBullet"/>
+      </w:pPr>
+      <w:r>
+        <w:rPr>
+          <w:b w:val="0"/>
+          <w:sz w:val="21"/>
+        </w:rPr>
+      </w:r>
+      <w:r>
+        <w:rPr>
+          <w:b/>
+          <w:sz w:val="21"/>
+        </w:rPr>
+        <w:t>Truck route:</w:t>
+      </w:r>
+      <w:r>
+        <w:rPr>
+          <w:b w:val="0"/>
+          <w:sz w:val="21"/>
+        </w:rPr>
+        <w:t xml:space="preserve"> reach trucks use the left perimeter aisle and the cross-aisle, never the fast-pick area — Jungheinrich's 'clear traffic guidance' principle (S009).</w:t>
       </w:r>
     </w:p>
     <w:p>
@@ -578,7 +1096,7 @@
           <w:b w:val="0"/>
           <w:sz w:val="21"/>
         </w:rPr>
-        <w:t xml:space="preserve"> forward face below min → WMS replen task → pull reserve pallet → top-up carton-flow/pick face → confirm.</w:t>
+        <w:t xml:space="preserve"> fast-pick face below minimum → WMS replenishment task → ETV 216i takes the reserve pallet down the storage aisle → feeds the carton-flow lane from the rear → confirm (~24 pallets/day on average).</w:t>
       </w:r>
     </w:p>
     <w:p>
@@ -603,7 +1121,7 @@
           <w:b w:val="0"/>
           <w:sz w:val="21"/>
         </w:rPr>
-        <w:t xml:space="preserve"> min/max replenishment; FIFO via FIF DATE where relevant.</w:t>
+        <w:t xml:space="preserve"> min/max replenishment; FIFO via FIF DATE where relevant. Pickers work the front of the lanes and trucks the rear, so people and reach trucks never share a face.</w:t>
       </w:r>
     </w:p>
     <w:p>
@@ -683,14 +1201,14 @@
           <w:b/>
           <w:sz w:val="21"/>
         </w:rPr>
-        <w:t>Steps:</w:t>
+        <w:t>Pick method follows the orders (A022):</w:t>
       </w:r>
       <w:r>
         <w:rPr>
           <w:b w:val="0"/>
           <w:sz w:val="21"/>
         </w:rPr>
-        <w:t xml:space="preserve"> orders allocated → wave release by carrier cut-off → route by profile → full-pallet / case (batched) / each pick → to consolidation.</w:t>
+        <w:t xml:space="preserve"> comparing each line's quantity with the SKU's case and pallet quantity gives 75% each-pick lines, 24% case lines and 1% full-pallet lines (by units: 61% case, 26% each, 13% pallet). Picking is each-dominant by line count.</w:t>
       </w:r>
     </w:p>
     <w:p>
@@ -708,14 +1226,39 @@
           <w:b/>
           <w:sz w:val="21"/>
         </w:rPr>
-        <w:t>Policy applied:</w:t>
+        <w:t>Steps:</w:t>
       </w:r>
       <w:r>
         <w:rPr>
           <w:b w:val="0"/>
           <w:sz w:val="21"/>
         </w:rPr>
-        <w:t xml:space="preserve"> batch the 50% single-line orders; A-movers in a golden-zone forward pick; voice/RF direction; zone picking across areas.</w:t>
+        <w:t xml:space="preserve"> orders released in waves (not one 08:00 backlog, Section 4.2) → batch single-line orders → picker on an ECE 225 collects 2 orders' roll cages/pallets per trip → full pallets by ETV 216i → to consolidation.</w:t>
+      </w:r>
+    </w:p>
+    <w:p>
+      <w:pPr>
+        <w:pStyle w:val="ListBullet"/>
+      </w:pPr>
+      <w:r>
+        <w:rPr>
+          <w:b w:val="0"/>
+          <w:sz w:val="21"/>
+        </w:rPr>
+      </w:r>
+      <w:r>
+        <w:rPr>
+          <w:b/>
+          <w:sz w:val="21"/>
+        </w:rPr>
+        <w:t>Where:</w:t>
+      </w:r>
+      <w:r>
+        <w:rPr>
+          <w:b w:val="0"/>
+          <w:sz w:val="21"/>
+        </w:rPr>
+        <w:t xml:space="preserve"> A/B fast movers in the fast-pick area; C items at the low levels of the reserve aisles (zones 2–3).</w:t>
       </w:r>
     </w:p>
     <w:p>
@@ -802,7 +1345,32 @@
           <w:b w:val="0"/>
           <w:sz w:val="21"/>
         </w:rPr>
-        <w:t xml:space="preserve"> picked totes/pallets → put-to-light sort by order → pack &amp; print-and-apply → parcel vs pallet → stage by carrier → load &amp; dispatch.</w:t>
+        <w:t xml:space="preserve"> picked roll cages → put-to-light sort by order → pack, print-and-apply → parcel cartons onto roll cages by carrier / pallets wrapped → stage by carrier → live-load at the booked time → dispatch.</w:t>
+      </w:r>
+    </w:p>
+    <w:p>
+      <w:pPr>
+        <w:pStyle w:val="ListBullet"/>
+      </w:pPr>
+      <w:r>
+        <w:rPr>
+          <w:b w:val="0"/>
+          <w:sz w:val="21"/>
+        </w:rPr>
+      </w:r>
+      <w:r>
+        <w:rPr>
+          <w:b/>
+          <w:sz w:val="21"/>
+        </w:rPr>
+        <w:t>Measured outbound:</w:t>
+      </w:r>
+      <w:r>
+        <w:rPr>
+          <w:b w:val="0"/>
+          <w:sz w:val="21"/>
+        </w:rPr>
+        <w:t xml:space="preserve"> 15 trailers/day (p90 19), carrying on average only 1.2 pallets + 15 cartons; 73% of trailers carry no pallets at all (DHL Parcel routes).</w:t>
       </w:r>
     </w:p>
     <w:p>
@@ -827,7 +1395,7 @@
           <w:b w:val="0"/>
           <w:sz w:val="21"/>
         </w:rPr>
-        <w:t xml:space="preserve"> put-to-light consolidation of multi-zone picks; pack sized to peak (labour bottleneck); parcel-heavy outbound (~18 palletised shipments/day).</w:t>
+        <w:t xml:space="preserve"> carriers book collection time slots; goods wait in the outbound staging lanes, not in parked trailers; 5 shipping doors on the east wall (Section 4.4).</w:t>
       </w:r>
     </w:p>
     <w:p>
@@ -914,7 +1482,7 @@
           <w:b w:val="0"/>
           <w:sz w:val="21"/>
         </w:rPr>
-        <w:t xml:space="preserve"> customer return arrives → receive &amp; scan (RMA) at receiving docks → inspect &amp; grade at Returns/VAS → sellable? restock : reworkable? rework (VAS) &amp; restock : scrap / return-to-vendor → update inventory &amp; credit.</w:t>
+        <w:t xml:space="preserve"> customer return arrives through the receiving doors → receive &amp; scan (RMA) → inspect and grade in the Returns area → sellable: restock · reworkable: rework, then restock · otherwise scrap / return to vendor → update inventory and credit.</w:t>
       </w:r>
     </w:p>
     <w:p>
@@ -939,32 +1507,7 @@
           <w:b w:val="0"/>
           <w:sz w:val="21"/>
         </w:rPr>
-        <w:t xml:space="preserve"> returns re-enter via the same velocity-based putaway; graded stock rejoins reserve, scrap/RTV leaves the building. A small share of outbound orders also route through VAS before packing.</w:t>
-      </w:r>
-    </w:p>
-    <w:p>
-      <w:pPr>
-        <w:pStyle w:val="ListBullet"/>
-      </w:pPr>
-      <w:r>
-        <w:rPr>
-          <w:b w:val="0"/>
-          <w:sz w:val="21"/>
-        </w:rPr>
-      </w:r>
-      <w:r>
-        <w:rPr>
-          <w:b/>
-          <w:sz w:val="21"/>
-        </w:rPr>
-        <w:t>Order-flow map:</w:t>
-      </w:r>
-      <w:r>
-        <w:rPr>
-          <w:b w:val="0"/>
-          <w:sz w:val="21"/>
-        </w:rPr>
-        <w:t xml:space="preserve"> steps 7–9 (purple) in Fig 8 show returns in → grade → restock/scrap; the grey dashed line shows cross-dock for the 855 SKUs shipped but never stocked.</w:t>
+        <w:t xml:space="preserve"> returns re-enter through the same demand-based putaway, so graded stock rejoins the reserve.</w:t>
       </w:r>
     </w:p>
     <w:p>
@@ -1042,11 +1585,17 @@
         <w:gridCol w:w="2880"/>
       </w:tblGrid>
       <w:tr>
+        <w:trPr>
+          <w:cantSplit/>
+        </w:trPr>
         <w:tc>
           <w:tcPr>
             <w:tcW w:type="dxa" w:w="1701"/>
           </w:tcPr>
           <w:p>
+            <w:pPr>
+              <w:keepNext/>
+            </w:pPr>
             <w:r/>
             <w:r>
               <w:rPr>
@@ -1062,6 +1611,9 @@
             <w:tcW w:type="dxa" w:w="4252"/>
           </w:tcPr>
           <w:p>
+            <w:pPr>
+              <w:keepNext/>
+            </w:pPr>
             <w:r/>
             <w:r>
               <w:rPr>
@@ -1077,6 +1629,9 @@
             <w:tcW w:type="dxa" w:w="3118"/>
           </w:tcPr>
           <w:p>
+            <w:pPr>
+              <w:keepNext/>
+            </w:pPr>
             <w:r/>
             <w:r>
               <w:rPr>
@@ -1089,11 +1644,17 @@
         </w:tc>
       </w:tr>
       <w:tr>
+        <w:trPr>
+          <w:cantSplit/>
+        </w:trPr>
         <w:tc>
           <w:tcPr>
             <w:tcW w:type="dxa" w:w="1701"/>
           </w:tcPr>
           <w:p>
+            <w:pPr>
+              <w:keepNext/>
+            </w:pPr>
             <w:r/>
             <w:r>
               <w:rPr>
@@ -1108,12 +1669,15 @@
             <w:tcW w:type="dxa" w:w="4252"/>
           </w:tcPr>
           <w:p>
-            <w:r/>
-            <w:r>
-              <w:rPr>
-                <w:sz w:val="19"/>
-              </w:rPr>
-              <w:t>Hybrid: random within velocity zones; fixed forward-pick faces + random reserve</w:t>
+            <w:pPr>
+              <w:keepNext/>
+            </w:pPr>
+            <w:r/>
+            <w:r>
+              <w:rPr>
+                <w:sz w:val="19"/>
+              </w:rPr>
+              <w:t>Random within velocity zones; fixed fast-pick faces + random reserve</w:t>
             </w:r>
           </w:p>
         </w:tc>
@@ -1122,6 +1686,9 @@
             <w:tcW w:type="dxa" w:w="3118"/>
           </w:tcPr>
           <w:p>
+            <w:pPr>
+              <w:keepNext/>
+            </w:pPr>
             <w:r/>
             <w:r>
               <w:rPr>
@@ -1133,11 +1700,17 @@
         </w:tc>
       </w:tr>
       <w:tr>
+        <w:trPr>
+          <w:cantSplit/>
+        </w:trPr>
         <w:tc>
           <w:tcPr>
             <w:tcW w:type="dxa" w:w="1701"/>
           </w:tcPr>
           <w:p>
+            <w:pPr>
+              <w:keepNext/>
+            </w:pPr>
             <w:r/>
             <w:r>
               <w:rPr>
@@ -1152,12 +1725,15 @@
             <w:tcW w:type="dxa" w:w="4252"/>
           </w:tcPr>
           <w:p>
-            <w:r/>
-            <w:r>
-              <w:rPr>
-                <w:sz w:val="19"/>
-              </w:rPr>
-              <w:t>Velocity/demand-ABC (hot/med/cold); fast movers SPREAD across zones + extreme SKUs duplicated (not clustered); heavy low</w:t>
+            <w:pPr>
+              <w:keepNext/>
+            </w:pPr>
+            <w:r/>
+            <w:r>
+              <w:rPr>
+                <w:sz w:val="19"/>
+              </w:rPr>
+              <w:t>Demand-ABC; fast movers spread across zones, extreme SKUs duplicated; heavy low</w:t>
             </w:r>
           </w:p>
         </w:tc>
@@ -1166,22 +1742,31 @@
             <w:tcW w:type="dxa" w:w="3118"/>
           </w:tcPr>
           <w:p>
-            <w:r/>
-            <w:r>
-              <w:rPr>
-                <w:sz w:val="19"/>
-              </w:rPr>
-              <w:t>13% SKUs=80% vol; A=60% of picks (congestion, S003)</w:t>
+            <w:pPr>
+              <w:keepNext/>
+            </w:pPr>
+            <w:r/>
+            <w:r>
+              <w:rPr>
+                <w:sz w:val="19"/>
+              </w:rPr>
+              <w:t>13% SKUs = 80% volume; A = 60% of picks (S003)</w:t>
             </w:r>
           </w:p>
         </w:tc>
       </w:tr>
       <w:tr>
+        <w:trPr>
+          <w:cantSplit/>
+        </w:trPr>
         <w:tc>
           <w:tcPr>
             <w:tcW w:type="dxa" w:w="1701"/>
           </w:tcPr>
           <w:p>
+            <w:pPr>
+              <w:keepNext/>
+            </w:pPr>
             <w:r/>
             <w:r>
               <w:rPr>
@@ -1196,12 +1781,15 @@
             <w:tcW w:type="dxa" w:w="4252"/>
           </w:tcPr>
           <w:p>
-            <w:r/>
-            <w:r>
-              <w:rPr>
-                <w:sz w:val="19"/>
-              </w:rPr>
-              <w:t>Forward-pick vs reserve; pick zones by area</w:t>
+            <w:pPr>
+              <w:keepNext/>
+            </w:pPr>
+            <w:r/>
+            <w:r>
+              <w:rPr>
+                <w:sz w:val="19"/>
+              </w:rPr>
+              <w:t>Fast-pick (A/B) vs reserve; truck routes kept out of the pick zone</w:t>
             </w:r>
           </w:p>
         </w:tc>
@@ -1210,22 +1798,31 @@
             <w:tcW w:type="dxa" w:w="3118"/>
           </w:tcPr>
           <w:p>
-            <w:r/>
-            <w:r>
-              <w:rPr>
-                <w:sz w:val="19"/>
-              </w:rPr>
-              <w:t>case-dominant picking (83% of lifts)</w:t>
+            <w:pPr>
+              <w:keepNext/>
+            </w:pPr>
+            <w:r/>
+            <w:r>
+              <w:rPr>
+                <w:sz w:val="19"/>
+              </w:rPr>
+              <w:t>75% of order lines are each-picks; safety (S009)</w:t>
             </w:r>
           </w:p>
         </w:tc>
       </w:tr>
       <w:tr>
+        <w:trPr>
+          <w:cantSplit/>
+        </w:trPr>
         <w:tc>
           <w:tcPr>
             <w:tcW w:type="dxa" w:w="1701"/>
           </w:tcPr>
           <w:p>
+            <w:pPr>
+              <w:keepNext/>
+            </w:pPr>
             <w:r/>
             <w:r>
               <w:rPr>
@@ -1240,12 +1837,15 @@
             <w:tcW w:type="dxa" w:w="4252"/>
           </w:tcPr>
           <w:p>
-            <w:r/>
-            <w:r>
-              <w:rPr>
-                <w:sz w:val="19"/>
-              </w:rPr>
-              <w:t>Batch single-line/single-unit orders; wave by carrier cut-off</w:t>
+            <w:pPr>
+              <w:keepNext/>
+            </w:pPr>
+            <w:r/>
+            <w:r>
+              <w:rPr>
+                <w:sz w:val="19"/>
+              </w:rPr>
+              <w:t>Batch single-line / single-unit orders</w:t>
             </w:r>
           </w:p>
         </w:tc>
@@ -1254,6 +1854,9 @@
             <w:tcW w:type="dxa" w:w="3118"/>
           </w:tcPr>
           <w:p>
+            <w:pPr>
+              <w:keepNext/>
+            </w:pPr>
             <w:r/>
             <w:r>
               <w:rPr>
@@ -1265,17 +1868,23 @@
         </w:tc>
       </w:tr>
       <w:tr>
+        <w:trPr>
+          <w:cantSplit/>
+        </w:trPr>
         <w:tc>
           <w:tcPr>
             <w:tcW w:type="dxa" w:w="1701"/>
           </w:tcPr>
           <w:p>
-            <w:r/>
-            <w:r>
-              <w:rPr>
-                <w:sz w:val="19"/>
-              </w:rPr>
-              <w:t>Routing</w:t>
+            <w:pPr>
+              <w:keepNext/>
+            </w:pPr>
+            <w:r/>
+            <w:r>
+              <w:rPr>
+                <w:sz w:val="19"/>
+              </w:rPr>
+              <w:t>Order release</w:t>
             </w:r>
           </w:p>
         </w:tc>
@@ -1284,12 +1893,15 @@
             <w:tcW w:type="dxa" w:w="4252"/>
           </w:tcPr>
           <w:p>
-            <w:r/>
-            <w:r>
-              <w:rPr>
-                <w:sz w:val="19"/>
-              </w:rPr>
-              <w:t>S-shape / return within aisles</w:t>
+            <w:pPr>
+              <w:keepNext/>
+            </w:pPr>
+            <w:r/>
+            <w:r>
+              <w:rPr>
+                <w:sz w:val="19"/>
+              </w:rPr>
+              <w:t>Waves through the shift instead of one 08:00 release</w:t>
             </w:r>
           </w:p>
         </w:tc>
@@ -1298,28 +1910,37 @@
             <w:tcW w:type="dxa" w:w="3118"/>
           </w:tcPr>
           <w:p>
-            <w:r/>
-            <w:r>
-              <w:rPr>
-                <w:sz w:val="19"/>
-              </w:rPr>
-              <w:t>reduce travel in reserve</w:t>
+            <w:pPr>
+              <w:keepNext/>
+            </w:pPr>
+            <w:r/>
+            <w:r>
+              <w:rPr>
+                <w:sz w:val="19"/>
+              </w:rPr>
+              <w:t>08:00 = 1.31× the mean hour (A023)</w:t>
             </w:r>
           </w:p>
         </w:tc>
       </w:tr>
       <w:tr>
+        <w:trPr>
+          <w:cantSplit/>
+        </w:trPr>
         <w:tc>
           <w:tcPr>
             <w:tcW w:type="dxa" w:w="1701"/>
           </w:tcPr>
           <w:p>
-            <w:r/>
-            <w:r>
-              <w:rPr>
-                <w:sz w:val="19"/>
-              </w:rPr>
-              <w:t>Putaway</w:t>
+            <w:pPr>
+              <w:keepNext/>
+            </w:pPr>
+            <w:r/>
+            <w:r>
+              <w:rPr>
+                <w:sz w:val="19"/>
+              </w:rPr>
+              <w:t>Routing</w:t>
             </w:r>
           </w:p>
         </w:tc>
@@ -1328,12 +1949,15 @@
             <w:tcW w:type="dxa" w:w="4252"/>
           </w:tcPr>
           <w:p>
-            <w:r/>
-            <w:r>
-              <w:rPr>
-                <w:sz w:val="19"/>
-              </w:rPr>
-              <w:t>System-directed, velocity-based to zone</w:t>
+            <w:pPr>
+              <w:keepNext/>
+            </w:pPr>
+            <w:r/>
+            <w:r>
+              <w:rPr>
+                <w:sz w:val="19"/>
+              </w:rPr>
+              <w:t>S-shape / return within aisles</w:t>
             </w:r>
           </w:p>
         </w:tc>
@@ -1342,28 +1966,37 @@
             <w:tcW w:type="dxa" w:w="3118"/>
           </w:tcPr>
           <w:p>
-            <w:r/>
-            <w:r>
-              <w:rPr>
-                <w:sz w:val="19"/>
-              </w:rPr>
-              <w:t>align stock to demand</w:t>
+            <w:pPr>
+              <w:keepNext/>
+            </w:pPr>
+            <w:r/>
+            <w:r>
+              <w:rPr>
+                <w:sz w:val="19"/>
+              </w:rPr>
+              <w:t>reduce travel in reserve</w:t>
             </w:r>
           </w:p>
         </w:tc>
       </w:tr>
       <w:tr>
+        <w:trPr>
+          <w:cantSplit/>
+        </w:trPr>
         <w:tc>
           <w:tcPr>
             <w:tcW w:type="dxa" w:w="1701"/>
           </w:tcPr>
           <w:p>
-            <w:r/>
-            <w:r>
-              <w:rPr>
-                <w:sz w:val="19"/>
-              </w:rPr>
-              <w:t>Replenishment</w:t>
+            <w:pPr>
+              <w:keepNext/>
+            </w:pPr>
+            <w:r/>
+            <w:r>
+              <w:rPr>
+                <w:sz w:val="19"/>
+              </w:rPr>
+              <w:t>Putaway</w:t>
             </w:r>
           </w:p>
         </w:tc>
@@ -1372,12 +2005,15 @@
             <w:tcW w:type="dxa" w:w="4252"/>
           </w:tcPr>
           <w:p>
-            <w:r/>
-            <w:r>
-              <w:rPr>
-                <w:sz w:val="19"/>
-              </w:rPr>
-              <w:t>Min/max forward-pick top-up</w:t>
+            <w:pPr>
+              <w:keepNext/>
+            </w:pPr>
+            <w:r/>
+            <w:r>
+              <w:rPr>
+                <w:sz w:val="19"/>
+              </w:rPr>
+              <w:t>System-directed, velocity-based to zone</w:t>
             </w:r>
           </w:p>
         </w:tc>
@@ -1386,28 +2022,37 @@
             <w:tcW w:type="dxa" w:w="3118"/>
           </w:tcPr>
           <w:p>
-            <w:r/>
-            <w:r>
-              <w:rPr>
-                <w:sz w:val="19"/>
-              </w:rPr>
-              <w:t>keep pick faces filled at peak</w:t>
+            <w:pPr>
+              <w:keepNext/>
+            </w:pPr>
+            <w:r/>
+            <w:r>
+              <w:rPr>
+                <w:sz w:val="19"/>
+              </w:rPr>
+              <w:t>align stock to demand</w:t>
             </w:r>
           </w:p>
         </w:tc>
       </w:tr>
       <w:tr>
+        <w:trPr>
+          <w:cantSplit/>
+        </w:trPr>
         <w:tc>
           <w:tcPr>
             <w:tcW w:type="dxa" w:w="1701"/>
           </w:tcPr>
           <w:p>
-            <w:r/>
-            <w:r>
-              <w:rPr>
-                <w:sz w:val="19"/>
-              </w:rPr>
-              <w:t>FIFO/FEFO</w:t>
+            <w:pPr>
+              <w:keepNext/>
+            </w:pPr>
+            <w:r/>
+            <w:r>
+              <w:rPr>
+                <w:sz w:val="19"/>
+              </w:rPr>
+              <w:t>Replenishment</w:t>
             </w:r>
           </w:p>
         </w:tc>
@@ -1416,6 +2061,115 @@
             <w:tcW w:type="dxa" w:w="4252"/>
           </w:tcPr>
           <w:p>
+            <w:pPr>
+              <w:keepNext/>
+            </w:pPr>
+            <w:r/>
+            <w:r>
+              <w:rPr>
+                <w:sz w:val="19"/>
+              </w:rPr>
+              <w:t>Min/max top-up from the rear of the lanes</w:t>
+            </w:r>
+          </w:p>
+        </w:tc>
+        <w:tc>
+          <w:tcPr>
+            <w:tcW w:type="dxa" w:w="3118"/>
+          </w:tcPr>
+          <w:p>
+            <w:pPr>
+              <w:keepNext/>
+            </w:pPr>
+            <w:r/>
+            <w:r>
+              <w:rPr>
+                <w:sz w:val="19"/>
+              </w:rPr>
+              <w:t>keep faces filled at peak</w:t>
+            </w:r>
+          </w:p>
+        </w:tc>
+      </w:tr>
+      <w:tr>
+        <w:trPr>
+          <w:cantSplit/>
+        </w:trPr>
+        <w:tc>
+          <w:tcPr>
+            <w:tcW w:type="dxa" w:w="1701"/>
+          </w:tcPr>
+          <w:p>
+            <w:pPr>
+              <w:keepNext/>
+            </w:pPr>
+            <w:r/>
+            <w:r>
+              <w:rPr>
+                <w:sz w:val="19"/>
+              </w:rPr>
+              <w:t>Dock scheduling</w:t>
+            </w:r>
+          </w:p>
+        </w:tc>
+        <w:tc>
+          <w:tcPr>
+            <w:tcW w:type="dxa" w:w="4252"/>
+          </w:tcPr>
+          <w:p>
+            <w:pPr>
+              <w:keepNext/>
+            </w:pPr>
+            <w:r/>
+            <w:r>
+              <w:rPr>
+                <w:sz w:val="19"/>
+              </w:rPr>
+              <w:t>Carrier time slots; stage, then live-load; 1 container dock</w:t>
+            </w:r>
+          </w:p>
+        </w:tc>
+        <w:tc>
+          <w:tcPr>
+            <w:tcW w:type="dxa" w:w="3118"/>
+          </w:tcPr>
+          <w:p>
+            <w:pPr>
+              <w:keepNext/>
+            </w:pPr>
+            <w:r/>
+            <w:r>
+              <w:rPr>
+                <w:sz w:val="19"/>
+              </w:rPr>
+              <w:t>15 trailers/day, 73% parcel-only; ~41% loose inbound</w:t>
+            </w:r>
+          </w:p>
+        </w:tc>
+      </w:tr>
+      <w:tr>
+        <w:trPr>
+          <w:cantSplit/>
+        </w:trPr>
+        <w:tc>
+          <w:tcPr>
+            <w:tcW w:type="dxa" w:w="1701"/>
+          </w:tcPr>
+          <w:p>
+            <w:r/>
+            <w:r>
+              <w:rPr>
+                <w:sz w:val="19"/>
+              </w:rPr>
+              <w:t>FIFO / FEFO</w:t>
+            </w:r>
+          </w:p>
+        </w:tc>
+        <w:tc>
+          <w:tcPr>
+            <w:tcW w:type="dxa" w:w="4252"/>
+          </w:tcPr>
+          <w:p>
             <w:r/>
             <w:r>
               <w:rPr>
@@ -1435,7 +2189,7 @@
               <w:rPr>
                 <w:sz w:val="19"/>
               </w:rPr>
-              <w:t>stock age present; most parts not date-critical (confirm)</w:t>
+              <w:t>parts mostly not date-critical</w:t>
             </w:r>
           </w:p>
         </w:tc>
@@ -1465,7 +2219,7 @@
           <w:color w:val="222222"/>
           <w:sz w:val="21"/>
         </w:rPr>
-        <w:t>At peak, congestion — not walk distance — becomes the dominant cost (Gadeyne, S003). Because our peak is spiky (1.83× lines / 2.85× units) and picks are concentrated, a standard 'cluster the fast movers in one golden zone' slotting would jam a single area. We therefore adopt peak-aware slotting:</w:t>
+        <w:t>At peak, congestion — not walk distance — becomes the dominant cost (Gadeyne, S003). Because the peak is spiky (1.83× lines / 2.85× units) and picks are concentrated, clustering all fast movers in one golden zone would jam a single area. We therefore adopt peak-aware slotting:</w:t>
       </w:r>
     </w:p>
     <w:p>
@@ -1515,7 +2269,7 @@
           <w:b w:val="0"/>
           <w:sz w:val="21"/>
         </w:rPr>
-        <w:t xml:space="preserve"> (balanced on peak-day pick frequency, not annual velocity): clustering A in one zone loads it with ~60.0% of picks; spreading across 3 zones drops it to ~20.0% each — roughly a 3× congestion cut.</w:t>
+        <w:t xml:space="preserve"> (balanced on peak-day pick frequency): one zone would carry ~60.0% of picks; spread over 3 zones each carries ~20.0%.</w:t>
       </w:r>
     </w:p>
     <w:p>
@@ -1540,32 +2294,7 @@
           <w:b w:val="0"/>
           <w:sz w:val="21"/>
         </w:rPr>
-        <w:t xml:space="preserve"> (~43 items) with multiple pick faces in different zones to enable parallel picking; insert gaps between hot locations.</w:t>
-      </w:r>
-    </w:p>
-    <w:p>
-      <w:pPr>
-        <w:pStyle w:val="ListBullet"/>
-      </w:pPr>
-      <w:r>
-        <w:rPr>
-          <w:b w:val="0"/>
-          <w:sz w:val="21"/>
-        </w:rPr>
-      </w:r>
-      <w:r>
-        <w:rPr>
-          <w:b/>
-          <w:sz w:val="21"/>
-        </w:rPr>
-        <w:t>Re-check affinity groups</w:t>
-      </w:r>
-      <w:r>
-        <w:rPr>
-          <w:b w:val="0"/>
-          <w:sz w:val="21"/>
-        </w:rPr>
-        <w:t xml:space="preserve"> so commonly co-ordered items don't re-concentrate picks in one aisle.</w:t>
+        <w:t xml:space="preserve"> (~43 items) in different zones to allow parallel picking.</w:t>
       </w:r>
     </w:p>
     <w:p>
@@ -1590,7 +2319,7 @@
           <w:b w:val="0"/>
           <w:sz w:val="21"/>
         </w:rPr>
-        <w:t xml:space="preserve"> (S003): slotting (before peak) → order batching/clustering → wave-release timing → pick-path sequencing.</w:t>
+        <w:t xml:space="preserve"> (S003): slotting → order batching → wave-release timing → pick-path sequencing.</w:t>
       </w:r>
     </w:p>
     <w:p>
@@ -1615,7 +2344,7 @@
           <w:b w:val="0"/>
           <w:sz w:val="21"/>
         </w:rPr>
-        <w:t xml:space="preserve"> at 150% / 200% / 250% of normal volume (Deliverable 3) to confirm whether congestion or pick density governs staffing at peak.</w:t>
+        <w:t xml:space="preserve"> at 150% / 200% / 250% of normal volume (Deliverable 3).</w:t>
       </w:r>
     </w:p>
     <w:p>
@@ -1623,7 +2352,15 @@
         <w:pStyle w:val="Heading1"/>
       </w:pPr>
       <w:r>
-        <w:t>4. Layout &amp; zoning (3-dimensional)</w:t>
+        <w:t>4. Inbound, order release &amp; dock doors</w:t>
+      </w:r>
+    </w:p>
+    <w:p>
+      <w:pPr>
+        <w:pStyle w:val="Heading2"/>
+      </w:pPr>
+      <w:r>
+        <w:t>4.1 What comes in</w:t>
       </w:r>
     </w:p>
     <w:p>
@@ -1637,7 +2374,7 @@
           <w:color w:val="222222"/>
           <w:sz w:val="21"/>
         </w:rPr>
-        <w:t>The zones are sized from the capacity analysis and laid out flow-through (receiving one side, shipping the other). Building ≈ 93 m × 70 m, providing ~14,074 pallet positions against the ~14,074 target.</w:t>
+        <w:t>No separate receiving file was provided, so receipts are measured from the storage snapshots: loads with an ADD DATE in the 14 days before each snapshot (A007). Loads already shipped before the snapshot are not visible, so these are lower bounds.</w:t>
       </w:r>
     </w:p>
     <w:tbl>
@@ -1648,75 +2385,371 @@
         <w:tblLook w:firstColumn="1" w:firstRow="1" w:lastColumn="0" w:lastRow="0" w:noHBand="0" w:noVBand="1" w:val="04A0"/>
       </w:tblPr>
       <w:tblGrid>
-        <w:gridCol w:w="2880"/>
-        <w:gridCol w:w="2880"/>
-        <w:gridCol w:w="2880"/>
+        <w:gridCol w:w="1440"/>
+        <w:gridCol w:w="1440"/>
+        <w:gridCol w:w="1440"/>
+        <w:gridCol w:w="1440"/>
+        <w:gridCol w:w="1440"/>
+        <w:gridCol w:w="1440"/>
       </w:tblGrid>
       <w:tr>
-        <w:tc>
-          <w:tcPr>
-            <w:tcW w:type="dxa" w:w="4819"/>
-          </w:tcPr>
-          <w:p>
+        <w:trPr>
+          <w:cantSplit/>
+        </w:trPr>
+        <w:tc>
+          <w:tcPr>
+            <w:tcW w:type="dxa" w:w="1701"/>
+          </w:tcPr>
+          <w:p>
+            <w:pPr>
+              <w:keepNext/>
+            </w:pPr>
             <w:r/>
             <w:r>
               <w:rPr>
                 <w:b/>
                 <w:sz w:val="19"/>
               </w:rPr>
-              <w:t>Zone</w:t>
-            </w:r>
-          </w:p>
-        </w:tc>
-        <w:tc>
-          <w:tcPr>
-            <w:tcW w:type="dxa" w:w="1984"/>
-          </w:tcPr>
-          <w:p>
+              <w:t>Snapshot</w:t>
+            </w:r>
+          </w:p>
+        </w:tc>
+        <w:tc>
+          <w:tcPr>
+            <w:tcW w:type="dxa" w:w="1474"/>
+          </w:tcPr>
+          <w:p>
+            <w:pPr>
+              <w:keepNext/>
+            </w:pPr>
             <w:r/>
             <w:r>
               <w:rPr>
                 <w:b/>
                 <w:sz w:val="19"/>
               </w:rPr>
-              <w:t>Area m²</w:t>
-            </w:r>
-          </w:p>
-        </w:tc>
-        <w:tc>
-          <w:tcPr>
-            <w:tcW w:type="dxa" w:w="1984"/>
-          </w:tcPr>
-          <w:p>
+              <w:t>Receiving days</w:t>
+            </w:r>
+          </w:p>
+        </w:tc>
+        <w:tc>
+          <w:tcPr>
+            <w:tcW w:type="dxa" w:w="1587"/>
+          </w:tcPr>
+          <w:p>
+            <w:pPr>
+              <w:keepNext/>
+            </w:pPr>
             <w:r/>
             <w:r>
               <w:rPr>
                 <w:b/>
                 <w:sz w:val="19"/>
               </w:rPr>
-              <w:t>% of building</w:t>
+              <w:t>Loads booked in</w:t>
+            </w:r>
+          </w:p>
+        </w:tc>
+        <w:tc>
+          <w:tcPr>
+            <w:tcW w:type="dxa" w:w="1361"/>
+          </w:tcPr>
+          <w:p>
+            <w:pPr>
+              <w:keepNext/>
+            </w:pPr>
+            <w:r/>
+            <w:r>
+              <w:rPr>
+                <w:b/>
+                <w:sz w:val="19"/>
+              </w:rPr>
+              <w:t>Loads / day</w:t>
+            </w:r>
+          </w:p>
+        </w:tc>
+        <w:tc>
+          <w:tcPr>
+            <w:tcW w:type="dxa" w:w="1361"/>
+          </w:tcPr>
+          <w:p>
+            <w:pPr>
+              <w:keepNext/>
+            </w:pPr>
+            <w:r/>
+            <w:r>
+              <w:rPr>
+                <w:b/>
+                <w:sz w:val="19"/>
+              </w:rPr>
+              <w:t>Busiest day</w:t>
+            </w:r>
+          </w:p>
+        </w:tc>
+        <w:tc>
+          <w:tcPr>
+            <w:tcW w:type="dxa" w:w="1361"/>
+          </w:tcPr>
+          <w:p>
+            <w:pPr>
+              <w:keepNext/>
+            </w:pPr>
+            <w:r/>
+            <w:r>
+              <w:rPr>
+                <w:b/>
+                <w:sz w:val="19"/>
+              </w:rPr>
+              <w:t>From Asia %</w:t>
             </w:r>
           </w:p>
         </w:tc>
       </w:tr>
       <w:tr>
-        <w:tc>
-          <w:tcPr>
-            <w:tcW w:type="dxa" w:w="4819"/>
-          </w:tcPr>
-          <w:p>
-            <w:r/>
-            <w:r>
-              <w:rPr>
-                <w:sz w:val="19"/>
-              </w:rPr>
-              <w:t>Receiving &amp; inbound staging</w:t>
-            </w:r>
-          </w:p>
-        </w:tc>
-        <w:tc>
-          <w:tcPr>
-            <w:tcW w:type="dxa" w:w="1984"/>
+        <w:trPr>
+          <w:cantSplit/>
+        </w:trPr>
+        <w:tc>
+          <w:tcPr>
+            <w:tcW w:type="dxa" w:w="1701"/>
+          </w:tcPr>
+          <w:p>
+            <w:pPr>
+              <w:keepNext/>
+            </w:pPr>
+            <w:r/>
+            <w:r>
+              <w:rPr>
+                <w:sz w:val="19"/>
+              </w:rPr>
+              <w:t>2025-04-01</w:t>
+            </w:r>
+          </w:p>
+        </w:tc>
+        <w:tc>
+          <w:tcPr>
+            <w:tcW w:type="dxa" w:w="1474"/>
+          </w:tcPr>
+          <w:p>
+            <w:pPr>
+              <w:keepNext/>
+              <w:jc w:val="right"/>
+            </w:pPr>
+            <w:r/>
+            <w:r>
+              <w:rPr>
+                <w:sz w:val="19"/>
+              </w:rPr>
+              <w:t>10</w:t>
+            </w:r>
+          </w:p>
+        </w:tc>
+        <w:tc>
+          <w:tcPr>
+            <w:tcW w:type="dxa" w:w="1587"/>
+          </w:tcPr>
+          <w:p>
+            <w:pPr>
+              <w:keepNext/>
+              <w:jc w:val="right"/>
+            </w:pPr>
+            <w:r/>
+            <w:r>
+              <w:rPr>
+                <w:sz w:val="19"/>
+              </w:rPr>
+              <w:t>709</w:t>
+            </w:r>
+          </w:p>
+        </w:tc>
+        <w:tc>
+          <w:tcPr>
+            <w:tcW w:type="dxa" w:w="1361"/>
+          </w:tcPr>
+          <w:p>
+            <w:pPr>
+              <w:keepNext/>
+              <w:jc w:val="right"/>
+            </w:pPr>
+            <w:r/>
+            <w:r>
+              <w:rPr>
+                <w:sz w:val="19"/>
+              </w:rPr>
+              <w:t>71</w:t>
+            </w:r>
+          </w:p>
+        </w:tc>
+        <w:tc>
+          <w:tcPr>
+            <w:tcW w:type="dxa" w:w="1361"/>
+          </w:tcPr>
+          <w:p>
+            <w:pPr>
+              <w:keepNext/>
+              <w:jc w:val="right"/>
+            </w:pPr>
+            <w:r/>
+            <w:r>
+              <w:rPr>
+                <w:sz w:val="19"/>
+              </w:rPr>
+              <w:t>111</w:t>
+            </w:r>
+          </w:p>
+        </w:tc>
+        <w:tc>
+          <w:tcPr>
+            <w:tcW w:type="dxa" w:w="1361"/>
+          </w:tcPr>
+          <w:p>
+            <w:pPr>
+              <w:keepNext/>
+              <w:jc w:val="right"/>
+            </w:pPr>
+            <w:r/>
+            <w:r>
+              <w:rPr>
+                <w:sz w:val="19"/>
+              </w:rPr>
+              <w:t>22%</w:t>
+            </w:r>
+          </w:p>
+        </w:tc>
+      </w:tr>
+      <w:tr>
+        <w:trPr>
+          <w:cantSplit/>
+        </w:trPr>
+        <w:tc>
+          <w:tcPr>
+            <w:tcW w:type="dxa" w:w="1701"/>
+          </w:tcPr>
+          <w:p>
+            <w:pPr>
+              <w:keepNext/>
+            </w:pPr>
+            <w:r/>
+            <w:r>
+              <w:rPr>
+                <w:sz w:val="19"/>
+              </w:rPr>
+              <w:t>2025-05-01</w:t>
+            </w:r>
+          </w:p>
+        </w:tc>
+        <w:tc>
+          <w:tcPr>
+            <w:tcW w:type="dxa" w:w="1474"/>
+          </w:tcPr>
+          <w:p>
+            <w:pPr>
+              <w:keepNext/>
+              <w:jc w:val="right"/>
+            </w:pPr>
+            <w:r/>
+            <w:r>
+              <w:rPr>
+                <w:sz w:val="19"/>
+              </w:rPr>
+              <w:t>9</w:t>
+            </w:r>
+          </w:p>
+        </w:tc>
+        <w:tc>
+          <w:tcPr>
+            <w:tcW w:type="dxa" w:w="1587"/>
+          </w:tcPr>
+          <w:p>
+            <w:pPr>
+              <w:keepNext/>
+              <w:jc w:val="right"/>
+            </w:pPr>
+            <w:r/>
+            <w:r>
+              <w:rPr>
+                <w:sz w:val="19"/>
+              </w:rPr>
+              <w:t>974</w:t>
+            </w:r>
+          </w:p>
+        </w:tc>
+        <w:tc>
+          <w:tcPr>
+            <w:tcW w:type="dxa" w:w="1361"/>
+          </w:tcPr>
+          <w:p>
+            <w:pPr>
+              <w:keepNext/>
+              <w:jc w:val="right"/>
+            </w:pPr>
+            <w:r/>
+            <w:r>
+              <w:rPr>
+                <w:sz w:val="19"/>
+              </w:rPr>
+              <w:t>108</w:t>
+            </w:r>
+          </w:p>
+        </w:tc>
+        <w:tc>
+          <w:tcPr>
+            <w:tcW w:type="dxa" w:w="1361"/>
+          </w:tcPr>
+          <w:p>
+            <w:pPr>
+              <w:keepNext/>
+              <w:jc w:val="right"/>
+            </w:pPr>
+            <w:r/>
+            <w:r>
+              <w:rPr>
+                <w:sz w:val="19"/>
+              </w:rPr>
+              <w:t>167</w:t>
+            </w:r>
+          </w:p>
+        </w:tc>
+        <w:tc>
+          <w:tcPr>
+            <w:tcW w:type="dxa" w:w="1361"/>
+          </w:tcPr>
+          <w:p>
+            <w:pPr>
+              <w:keepNext/>
+              <w:jc w:val="right"/>
+            </w:pPr>
+            <w:r/>
+            <w:r>
+              <w:rPr>
+                <w:sz w:val="19"/>
+              </w:rPr>
+              <w:t>54%</w:t>
+            </w:r>
+          </w:p>
+        </w:tc>
+      </w:tr>
+      <w:tr>
+        <w:trPr>
+          <w:cantSplit/>
+        </w:trPr>
+        <w:tc>
+          <w:tcPr>
+            <w:tcW w:type="dxa" w:w="1701"/>
+          </w:tcPr>
+          <w:p>
+            <w:r/>
+            <w:r>
+              <w:rPr>
+                <w:sz w:val="19"/>
+              </w:rPr>
+              <w:t>2025-06-01</w:t>
+            </w:r>
+          </w:p>
+        </w:tc>
+        <w:tc>
+          <w:tcPr>
+            <w:tcW w:type="dxa" w:w="1474"/>
           </w:tcPr>
           <w:p>
             <w:pPr>
@@ -1727,13 +2760,13 @@
               <w:rPr>
                 <w:sz w:val="19"/>
               </w:rPr>
-              <w:t>262</w:t>
-            </w:r>
-          </w:p>
-        </w:tc>
-        <w:tc>
-          <w:tcPr>
-            <w:tcW w:type="dxa" w:w="1984"/>
+              <w:t>9</w:t>
+            </w:r>
+          </w:p>
+        </w:tc>
+        <w:tc>
+          <w:tcPr>
+            <w:tcW w:type="dxa" w:w="1587"/>
           </w:tcPr>
           <w:p>
             <w:pPr>
@@ -1744,29 +2777,13 @@
               <w:rPr>
                 <w:sz w:val="19"/>
               </w:rPr>
-              <w:t>4%</w:t>
-            </w:r>
-          </w:p>
-        </w:tc>
-      </w:tr>
-      <w:tr>
-        <w:tc>
-          <w:tcPr>
-            <w:tcW w:type="dxa" w:w="4819"/>
-          </w:tcPr>
-          <w:p>
-            <w:r/>
-            <w:r>
-              <w:rPr>
-                <w:sz w:val="19"/>
-              </w:rPr>
-              <w:t>Offices &amp; amenities</w:t>
-            </w:r>
-          </w:p>
-        </w:tc>
-        <w:tc>
-          <w:tcPr>
-            <w:tcW w:type="dxa" w:w="1984"/>
+              <w:t>1,058</w:t>
+            </w:r>
+          </w:p>
+        </w:tc>
+        <w:tc>
+          <w:tcPr>
+            <w:tcW w:type="dxa" w:w="1361"/>
           </w:tcPr>
           <w:p>
             <w:pPr>
@@ -1777,13 +2794,13 @@
               <w:rPr>
                 <w:sz w:val="19"/>
               </w:rPr>
-              <w:t>250</w:t>
-            </w:r>
-          </w:p>
-        </w:tc>
-        <w:tc>
-          <w:tcPr>
-            <w:tcW w:type="dxa" w:w="1984"/>
+              <w:t>118</w:t>
+            </w:r>
+          </w:p>
+        </w:tc>
+        <w:tc>
+          <w:tcPr>
+            <w:tcW w:type="dxa" w:w="1361"/>
           </w:tcPr>
           <w:p>
             <w:pPr>
@@ -1794,29 +2811,13 @@
               <w:rPr>
                 <w:sz w:val="19"/>
               </w:rPr>
-              <w:t>4%</w:t>
-            </w:r>
-          </w:p>
-        </w:tc>
-      </w:tr>
-      <w:tr>
-        <w:tc>
-          <w:tcPr>
-            <w:tcW w:type="dxa" w:w="4819"/>
-          </w:tcPr>
-          <w:p>
-            <w:r/>
-            <w:r>
-              <w:rPr>
-                <w:sz w:val="19"/>
-              </w:rPr>
-              <w:t>Returns / VAS</w:t>
-            </w:r>
-          </w:p>
-        </w:tc>
-        <w:tc>
-          <w:tcPr>
-            <w:tcW w:type="dxa" w:w="1984"/>
+              <w:t>160</w:t>
+            </w:r>
+          </w:p>
+        </w:tc>
+        <w:tc>
+          <w:tcPr>
+            <w:tcW w:type="dxa" w:w="1361"/>
           </w:tcPr>
           <w:p>
             <w:pPr>
@@ -1827,13 +2828,662 @@
               <w:rPr>
                 <w:sz w:val="19"/>
               </w:rPr>
-              <w:t>180</w:t>
-            </w:r>
-          </w:p>
-        </w:tc>
-        <w:tc>
-          <w:tcPr>
-            <w:tcW w:type="dxa" w:w="1984"/>
+              <w:t>48%</w:t>
+            </w:r>
+          </w:p>
+        </w:tc>
+      </w:tr>
+    </w:tbl>
+    <w:p>
+      <w:pPr>
+        <w:spacing w:after="40"/>
+      </w:pPr>
+    </w:p>
+    <w:p>
+      <w:pPr>
+        <w:pStyle w:val="ListBullet"/>
+      </w:pPr>
+      <w:r>
+        <w:rPr>
+          <w:b w:val="0"/>
+          <w:sz w:val="21"/>
+        </w:rPr>
+      </w:r>
+      <w:r>
+        <w:rPr>
+          <w:b/>
+          <w:sz w:val="21"/>
+        </w:rPr>
+        <w:t>~99 loads are received per working day; the busiest day reached 167 (×1.7).</w:t>
+      </w:r>
+      <w:r>
+        <w:rPr>
+          <w:b w:val="0"/>
+          <w:sz w:val="21"/>
+        </w:rPr>
+      </w:r>
+    </w:p>
+    <w:p>
+      <w:pPr>
+        <w:pStyle w:val="ListBullet"/>
+      </w:pPr>
+      <w:r>
+        <w:rPr>
+          <w:b w:val="0"/>
+          <w:sz w:val="21"/>
+        </w:rPr>
+      </w:r>
+      <w:r>
+        <w:rPr>
+          <w:b/>
+          <w:sz w:val="21"/>
+        </w:rPr>
+        <w:t>2 shipments a day, direct from Assa Abloy factories</w:t>
+      </w:r>
+      <w:r>
+        <w:rPr>
+          <w:b w:val="0"/>
+          <w:sz w:val="21"/>
+        </w:rPr>
+        <w:t xml:space="preserve"> (teacher/DHL, S004) — in China, Germany, Romania, the Netherlands, Spain, Finland and others.</w:t>
+      </w:r>
+    </w:p>
+    <w:p>
+      <w:pPr>
+        <w:pStyle w:val="ListBullet"/>
+      </w:pPr>
+      <w:r>
+        <w:rPr>
+          <w:b w:val="0"/>
+          <w:sz w:val="21"/>
+        </w:rPr>
+      </w:r>
+      <w:r>
+        <w:rPr>
+          <w:b/>
+          <w:sz w:val="21"/>
+        </w:rPr>
+        <w:t>~41% of loads come from Asia</w:t>
+      </w:r>
+      <w:r>
+        <w:rPr>
+          <w:b w:val="0"/>
+          <w:sz w:val="21"/>
+        </w:rPr>
+        <w:t xml:space="preserve"> and arrive loose in sea containers. The largest receipts (70–100 loads, all from China) take 1–3 days to book in — consistent with de-stuffing and palletising by hand.</w:t>
+      </w:r>
+    </w:p>
+    <w:p>
+      <w:pPr>
+        <w:pStyle w:val="Heading2"/>
+      </w:pPr>
+      <w:r>
+        <w:t>4.2 Why picking peaks at 08:00</w:t>
+      </w:r>
+    </w:p>
+    <w:p>
+      <w:pPr>
+        <w:jc w:val="center"/>
+      </w:pPr>
+      <w:r>
+        <w:drawing>
+          <wp:inline xmlns:a="http://schemas.openxmlformats.org/drawingml/2006/main" xmlns:pic="http://schemas.openxmlformats.org/drawingml/2006/picture">
+            <wp:extent cx="5580000" cy="2685417"/>
+            <wp:docPr id="7" name="Picture 7"/>
+            <wp:cNvGraphicFramePr>
+              <a:graphicFrameLocks noChangeAspect="1"/>
+            </wp:cNvGraphicFramePr>
+            <a:graphic>
+              <a:graphicData uri="http://schemas.openxmlformats.org/drawingml/2006/picture">
+                <pic:pic>
+                  <pic:nvPicPr>
+                    <pic:cNvPr id="0" name="order_release_profile.png"/>
+                    <pic:cNvPicPr/>
+                  </pic:nvPicPr>
+                  <pic:blipFill>
+                    <a:blip r:embed="rId15"/>
+                    <a:stretch>
+                      <a:fillRect/>
+                    </a:stretch>
+                  </pic:blipFill>
+                  <pic:spPr>
+                    <a:xfrm>
+                      <a:off x="0" y="0"/>
+                      <a:ext cx="5580000" cy="2685417"/>
+                    </a:xfrm>
+                    <a:prstGeom prst="rect"/>
+                  </pic:spPr>
+                </pic:pic>
+              </a:graphicData>
+            </a:graphic>
+          </wp:inline>
+        </w:drawing>
+      </w:r>
+    </w:p>
+    <w:p>
+      <w:pPr>
+        <w:spacing w:after="200"/>
+        <w:jc w:val="center"/>
+      </w:pPr>
+      <w:r>
+        <w:rPr>
+          <w:b w:val="0"/>
+          <w:i/>
+          <w:color w:val="666666"/>
+          <w:sz w:val="17"/>
+        </w:rPr>
+        <w:t>Fig 7. Orders arrive in the afternoon, are released at 16:00–17:00 and are picked the next morning — the 08:00 peak is the release backlog.</w:t>
+      </w:r>
+    </w:p>
+    <w:p>
+      <w:pPr>
+        <w:pStyle w:val="ListBullet"/>
+      </w:pPr>
+      <w:r>
+        <w:rPr>
+          <w:b w:val="0"/>
+          <w:sz w:val="21"/>
+        </w:rPr>
+      </w:r>
+      <w:r>
+        <w:rPr>
+          <w:b/>
+          <w:sz w:val="21"/>
+        </w:rPr>
+        <w:t>55% of orders arrive between 15:00 and 17:00</w:t>
+      </w:r>
+      <w:r>
+        <w:rPr>
+          <w:b w:val="0"/>
+          <w:sz w:val="21"/>
+        </w:rPr>
+        <w:t>, and ~43% are released (allocated) between 16:00 and 18:00.</w:t>
+      </w:r>
+    </w:p>
+    <w:p>
+      <w:pPr>
+        <w:pStyle w:val="ListBullet"/>
+      </w:pPr>
+      <w:r>
+        <w:rPr>
+          <w:b w:val="0"/>
+          <w:sz w:val="21"/>
+        </w:rPr>
+      </w:r>
+      <w:r>
+        <w:rPr>
+          <w:b/>
+          <w:sz w:val="21"/>
+        </w:rPr>
+        <w:t>Picking starts at 06:00 and peaks at 08:00</w:t>
+      </w:r>
+      <w:r>
+        <w:rPr>
+          <w:b w:val="0"/>
+          <w:sz w:val="21"/>
+        </w:rPr>
+        <w:t xml:space="preserve"> at 1.31× the average working hour: the whole afternoon backlog lands on the floor at the start of the shift (A023).</w:t>
+      </w:r>
+    </w:p>
+    <w:p>
+      <w:pPr>
+        <w:pStyle w:val="ListBullet"/>
+      </w:pPr>
+      <w:r>
+        <w:rPr>
+          <w:b w:val="0"/>
+          <w:sz w:val="21"/>
+        </w:rPr>
+      </w:r>
+      <w:r>
+        <w:rPr>
+          <w:b/>
+          <w:sz w:val="21"/>
+        </w:rPr>
+        <w:t>Future state:</w:t>
+      </w:r>
+      <w:r>
+        <w:rPr>
+          <w:b w:val="0"/>
+          <w:sz w:val="21"/>
+        </w:rPr>
+        <w:t xml:space="preserve"> release work in waves (e.g. 06:00, 09:30, 12:00 plus a same-day wave for early orders). Levelling the load frees ~24% of peak-hour picker capacity without any change in customer service.</w:t>
+      </w:r>
+    </w:p>
+    <w:p>
+      <w:pPr>
+        <w:pStyle w:val="Heading2"/>
+      </w:pPr>
+      <w:r>
+        <w:t>4.3 Inbound dock doors</w:t>
+      </w:r>
+    </w:p>
+    <w:p>
+      <w:pPr>
+        <w:spacing w:after="120"/>
+      </w:pPr>
+      <w:r>
+        <w:rPr>
+          <w:b w:val="0"/>
+          <w:i w:val="0"/>
+          <w:color w:val="222222"/>
+          <w:sz w:val="21"/>
+        </w:rPr>
+        <w:t>Doors needed = the larger of (a) door-hours ÷ (receiving window 8 h × 85% utilisation) and (b) the number of arrivals that can be at the dock at the same time. A palletised trailer occupies a door ~1.3 h (unload with ERE 225 at ~1 min per pallet + 20 min dock-on and paperwork); a loose container ~3.3 h.</w:t>
+      </w:r>
+    </w:p>
+    <w:tbl>
+      <w:tblPr>
+        <w:tblStyle w:val="LightGrid-Accent1"/>
+        <w:tblW w:type="auto" w:w="0"/>
+        <w:jc w:val="center"/>
+        <w:tblLook w:firstColumn="1" w:firstRow="1" w:lastColumn="0" w:lastRow="0" w:noHBand="0" w:noVBand="1" w:val="04A0"/>
+      </w:tblPr>
+      <w:tblGrid>
+        <w:gridCol w:w="1728"/>
+        <w:gridCol w:w="1728"/>
+        <w:gridCol w:w="1728"/>
+        <w:gridCol w:w="1728"/>
+        <w:gridCol w:w="1728"/>
+      </w:tblGrid>
+      <w:tr>
+        <w:trPr>
+          <w:cantSplit/>
+        </w:trPr>
+        <w:tc>
+          <w:tcPr>
+            <w:tcW w:type="dxa" w:w="4195"/>
+          </w:tcPr>
+          <w:p>
+            <w:pPr>
+              <w:keepNext/>
+            </w:pPr>
+            <w:r/>
+            <w:r>
+              <w:rPr>
+                <w:b/>
+                <w:sz w:val="19"/>
+              </w:rPr>
+              <w:t>Scenario</w:t>
+            </w:r>
+          </w:p>
+        </w:tc>
+        <w:tc>
+          <w:tcPr>
+            <w:tcW w:type="dxa" w:w="1361"/>
+          </w:tcPr>
+          <w:p>
+            <w:pPr>
+              <w:keepNext/>
+            </w:pPr>
+            <w:r/>
+            <w:r>
+              <w:rPr>
+                <w:b/>
+                <w:sz w:val="19"/>
+              </w:rPr>
+              <w:t>Door-hours / day</w:t>
+            </w:r>
+          </w:p>
+        </w:tc>
+        <w:tc>
+          <w:tcPr>
+            <w:tcW w:type="dxa" w:w="1361"/>
+          </w:tcPr>
+          <w:p>
+            <w:pPr>
+              <w:keepNext/>
+            </w:pPr>
+            <w:r/>
+            <w:r>
+              <w:rPr>
+                <w:b/>
+                <w:sz w:val="19"/>
+              </w:rPr>
+              <w:t>Doors by capacity</w:t>
+            </w:r>
+          </w:p>
+        </w:tc>
+        <w:tc>
+          <w:tcPr>
+            <w:tcW w:type="dxa" w:w="1247"/>
+          </w:tcPr>
+          <w:p>
+            <w:pPr>
+              <w:keepNext/>
+            </w:pPr>
+            <w:r/>
+            <w:r>
+              <w:rPr>
+                <w:b/>
+                <w:sz w:val="19"/>
+              </w:rPr>
+              <w:t>Arrivals at once</w:t>
+            </w:r>
+          </w:p>
+        </w:tc>
+        <w:tc>
+          <w:tcPr>
+            <w:tcW w:type="dxa" w:w="1134"/>
+          </w:tcPr>
+          <w:p>
+            <w:pPr>
+              <w:keepNext/>
+            </w:pPr>
+            <w:r/>
+            <w:r>
+              <w:rPr>
+                <w:b/>
+                <w:sz w:val="19"/>
+              </w:rPr>
+              <w:t>Doors needed</w:t>
+            </w:r>
+          </w:p>
+        </w:tc>
+      </w:tr>
+      <w:tr>
+        <w:trPr>
+          <w:cantSplit/>
+        </w:trPr>
+        <w:tc>
+          <w:tcPr>
+            <w:tcW w:type="dxa" w:w="4195"/>
+          </w:tcPr>
+          <w:p>
+            <w:pPr>
+              <w:keepNext/>
+            </w:pPr>
+            <w:r/>
+            <w:r>
+              <w:rPr>
+                <w:sz w:val="19"/>
+              </w:rPr>
+              <w:t>Average day: 1 palletised trailer + 1 loose container</w:t>
+            </w:r>
+          </w:p>
+        </w:tc>
+        <w:tc>
+          <w:tcPr>
+            <w:tcW w:type="dxa" w:w="1361"/>
+          </w:tcPr>
+          <w:p>
+            <w:pPr>
+              <w:keepNext/>
+              <w:jc w:val="right"/>
+            </w:pPr>
+            <w:r/>
+            <w:r>
+              <w:rPr>
+                <w:sz w:val="19"/>
+              </w:rPr>
+              <w:t>4.6</w:t>
+            </w:r>
+          </w:p>
+        </w:tc>
+        <w:tc>
+          <w:tcPr>
+            <w:tcW w:type="dxa" w:w="1361"/>
+          </w:tcPr>
+          <w:p>
+            <w:pPr>
+              <w:keepNext/>
+              <w:jc w:val="right"/>
+            </w:pPr>
+            <w:r/>
+            <w:r>
+              <w:rPr>
+                <w:sz w:val="19"/>
+              </w:rPr>
+              <w:t>1</w:t>
+            </w:r>
+          </w:p>
+        </w:tc>
+        <w:tc>
+          <w:tcPr>
+            <w:tcW w:type="dxa" w:w="1247"/>
+          </w:tcPr>
+          <w:p>
+            <w:pPr>
+              <w:keepNext/>
+              <w:jc w:val="right"/>
+            </w:pPr>
+            <w:r/>
+            <w:r>
+              <w:rPr>
+                <w:sz w:val="19"/>
+              </w:rPr>
+              <w:t>2</w:t>
+            </w:r>
+          </w:p>
+        </w:tc>
+        <w:tc>
+          <w:tcPr>
+            <w:tcW w:type="dxa" w:w="1134"/>
+          </w:tcPr>
+          <w:p>
+            <w:pPr>
+              <w:keepNext/>
+              <w:jc w:val="right"/>
+            </w:pPr>
+            <w:r/>
+            <w:r>
+              <w:rPr>
+                <w:sz w:val="19"/>
+              </w:rPr>
+              <w:t>2</w:t>
+            </w:r>
+          </w:p>
+        </w:tc>
+      </w:tr>
+      <w:tr>
+        <w:trPr>
+          <w:cantSplit/>
+        </w:trPr>
+        <w:tc>
+          <w:tcPr>
+            <w:tcW w:type="dxa" w:w="4195"/>
+          </w:tcPr>
+          <w:p>
+            <w:pPr>
+              <w:keepNext/>
+            </w:pPr>
+            <w:r/>
+            <w:r>
+              <w:rPr>
+                <w:sz w:val="19"/>
+              </w:rPr>
+              <w:t>Peak day: palletised volume x1.7 + 1 loose container</w:t>
+            </w:r>
+          </w:p>
+        </w:tc>
+        <w:tc>
+          <w:tcPr>
+            <w:tcW w:type="dxa" w:w="1361"/>
+          </w:tcPr>
+          <w:p>
+            <w:pPr>
+              <w:keepNext/>
+              <w:jc w:val="right"/>
+            </w:pPr>
+            <w:r/>
+            <w:r>
+              <w:rPr>
+                <w:sz w:val="19"/>
+              </w:rPr>
+              <w:t>5.3</w:t>
+            </w:r>
+          </w:p>
+        </w:tc>
+        <w:tc>
+          <w:tcPr>
+            <w:tcW w:type="dxa" w:w="1361"/>
+          </w:tcPr>
+          <w:p>
+            <w:pPr>
+              <w:keepNext/>
+              <w:jc w:val="right"/>
+            </w:pPr>
+            <w:r/>
+            <w:r>
+              <w:rPr>
+                <w:sz w:val="19"/>
+              </w:rPr>
+              <w:t>1</w:t>
+            </w:r>
+          </w:p>
+        </w:tc>
+        <w:tc>
+          <w:tcPr>
+            <w:tcW w:type="dxa" w:w="1247"/>
+          </w:tcPr>
+          <w:p>
+            <w:pPr>
+              <w:keepNext/>
+              <w:jc w:val="right"/>
+            </w:pPr>
+            <w:r/>
+            <w:r>
+              <w:rPr>
+                <w:sz w:val="19"/>
+              </w:rPr>
+              <w:t>2</w:t>
+            </w:r>
+          </w:p>
+        </w:tc>
+        <w:tc>
+          <w:tcPr>
+            <w:tcW w:type="dxa" w:w="1134"/>
+          </w:tcPr>
+          <w:p>
+            <w:pPr>
+              <w:keepNext/>
+              <w:jc w:val="right"/>
+            </w:pPr>
+            <w:r/>
+            <w:r>
+              <w:rPr>
+                <w:sz w:val="19"/>
+              </w:rPr>
+              <w:t>2</w:t>
+            </w:r>
+          </w:p>
+        </w:tc>
+      </w:tr>
+      <w:tr>
+        <w:trPr>
+          <w:cantSplit/>
+        </w:trPr>
+        <w:tc>
+          <w:tcPr>
+            <w:tcW w:type="dxa" w:w="4195"/>
+          </w:tcPr>
+          <w:p>
+            <w:pPr>
+              <w:keepNext/>
+            </w:pPr>
+            <w:r/>
+            <w:r>
+              <w:rPr>
+                <w:sz w:val="19"/>
+              </w:rPr>
+              <w:t>Worst case: 2 loose containers (4 h de-stuff each)</w:t>
+            </w:r>
+          </w:p>
+        </w:tc>
+        <w:tc>
+          <w:tcPr>
+            <w:tcW w:type="dxa" w:w="1361"/>
+          </w:tcPr>
+          <w:p>
+            <w:pPr>
+              <w:keepNext/>
+              <w:jc w:val="right"/>
+            </w:pPr>
+            <w:r/>
+            <w:r>
+              <w:rPr>
+                <w:sz w:val="19"/>
+              </w:rPr>
+              <w:t>8.7</w:t>
+            </w:r>
+          </w:p>
+        </w:tc>
+        <w:tc>
+          <w:tcPr>
+            <w:tcW w:type="dxa" w:w="1361"/>
+          </w:tcPr>
+          <w:p>
+            <w:pPr>
+              <w:keepNext/>
+              <w:jc w:val="right"/>
+            </w:pPr>
+            <w:r/>
+            <w:r>
+              <w:rPr>
+                <w:sz w:val="19"/>
+              </w:rPr>
+              <w:t>2</w:t>
+            </w:r>
+          </w:p>
+        </w:tc>
+        <w:tc>
+          <w:tcPr>
+            <w:tcW w:type="dxa" w:w="1247"/>
+          </w:tcPr>
+          <w:p>
+            <w:pPr>
+              <w:keepNext/>
+              <w:jc w:val="right"/>
+            </w:pPr>
+            <w:r/>
+            <w:r>
+              <w:rPr>
+                <w:sz w:val="19"/>
+              </w:rPr>
+              <w:t>2</w:t>
+            </w:r>
+          </w:p>
+        </w:tc>
+        <w:tc>
+          <w:tcPr>
+            <w:tcW w:type="dxa" w:w="1134"/>
+          </w:tcPr>
+          <w:p>
+            <w:pPr>
+              <w:keepNext/>
+              <w:jc w:val="right"/>
+            </w:pPr>
+            <w:r/>
+            <w:r>
+              <w:rPr>
+                <w:sz w:val="19"/>
+              </w:rPr>
+              <w:t>2</w:t>
+            </w:r>
+          </w:p>
+        </w:tc>
+      </w:tr>
+      <w:tr>
+        <w:trPr>
+          <w:cantSplit/>
+        </w:trPr>
+        <w:tc>
+          <w:tcPr>
+            <w:tcW w:type="dxa" w:w="4195"/>
+          </w:tcPr>
+          <w:p>
+            <w:r/>
+            <w:r>
+              <w:rPr>
+                <w:sz w:val="19"/>
+              </w:rPr>
+              <w:t>Sensitivity: ~8 smaller trucks/day (WMS truck IDs)</w:t>
+            </w:r>
+          </w:p>
+        </w:tc>
+        <w:tc>
+          <w:tcPr>
+            <w:tcW w:type="dxa" w:w="1361"/>
           </w:tcPr>
           <w:p>
             <w:pPr>
@@ -1844,29 +3494,13 @@
               <w:rPr>
                 <w:sz w:val="19"/>
               </w:rPr>
-              <w:t>3%</w:t>
-            </w:r>
-          </w:p>
-        </w:tc>
-      </w:tr>
-      <w:tr>
-        <w:tc>
-          <w:tcPr>
-            <w:tcW w:type="dxa" w:w="4819"/>
-          </w:tcPr>
-          <w:p>
-            <w:r/>
-            <w:r>
-              <w:rPr>
-                <w:sz w:val="19"/>
-              </w:rPr>
-              <w:t>Double-deep reserve (A/B)</w:t>
-            </w:r>
-          </w:p>
-        </w:tc>
-        <w:tc>
-          <w:tcPr>
-            <w:tcW w:type="dxa" w:w="1984"/>
+              <w:t>4.3</w:t>
+            </w:r>
+          </w:p>
+        </w:tc>
+        <w:tc>
+          <w:tcPr>
+            <w:tcW w:type="dxa" w:w="1361"/>
           </w:tcPr>
           <w:p>
             <w:pPr>
@@ -1877,13 +3511,13 @@
               <w:rPr>
                 <w:sz w:val="19"/>
               </w:rPr>
-              <w:t>3,505</w:t>
-            </w:r>
-          </w:p>
-        </w:tc>
-        <w:tc>
-          <w:tcPr>
-            <w:tcW w:type="dxa" w:w="1984"/>
+              <w:t>1</w:t>
+            </w:r>
+          </w:p>
+        </w:tc>
+        <w:tc>
+          <w:tcPr>
+            <w:tcW w:type="dxa" w:w="1247"/>
           </w:tcPr>
           <w:p>
             <w:pPr>
@@ -1894,29 +3528,13 @@
               <w:rPr>
                 <w:sz w:val="19"/>
               </w:rPr>
-              <w:t>54%</w:t>
-            </w:r>
-          </w:p>
-        </w:tc>
-      </w:tr>
-      <w:tr>
-        <w:tc>
-          <w:tcPr>
-            <w:tcW w:type="dxa" w:w="4819"/>
-          </w:tcPr>
-          <w:p>
-            <w:r/>
-            <w:r>
-              <w:rPr>
-                <w:sz w:val="19"/>
-              </w:rPr>
-              <w:t>Selective + cantilever (irregular/XLONG/C)</w:t>
-            </w:r>
-          </w:p>
-        </w:tc>
-        <w:tc>
-          <w:tcPr>
-            <w:tcW w:type="dxa" w:w="1984"/>
+              <w:t>3</w:t>
+            </w:r>
+          </w:p>
+        </w:tc>
+        <w:tc>
+          <w:tcPr>
+            <w:tcW w:type="dxa" w:w="1134"/>
           </w:tcPr>
           <w:p>
             <w:pPr>
@@ -1927,224 +3545,7 @@
               <w:rPr>
                 <w:sz w:val="19"/>
               </w:rPr>
-              <w:t>728</w:t>
-            </w:r>
-          </w:p>
-        </w:tc>
-        <w:tc>
-          <w:tcPr>
-            <w:tcW w:type="dxa" w:w="1984"/>
-          </w:tcPr>
-          <w:p>
-            <w:pPr>
-              <w:jc w:val="right"/>
-            </w:pPr>
-            <w:r/>
-            <w:r>
-              <w:rPr>
-                <w:sz w:val="19"/>
-              </w:rPr>
-              <w:t>11%</w:t>
-            </w:r>
-          </w:p>
-        </w:tc>
-      </w:tr>
-      <w:tr>
-        <w:tc>
-          <w:tcPr>
-            <w:tcW w:type="dxa" w:w="4819"/>
-          </w:tcPr>
-          <w:p>
-            <w:r/>
-            <w:r>
-              <w:rPr>
-                <w:sz w:val="19"/>
-              </w:rPr>
-              <w:t>Forward-pick module (carton-flow/shelving)</w:t>
-            </w:r>
-          </w:p>
-        </w:tc>
-        <w:tc>
-          <w:tcPr>
-            <w:tcW w:type="dxa" w:w="1984"/>
-          </w:tcPr>
-          <w:p>
-            <w:pPr>
-              <w:jc w:val="right"/>
-            </w:pPr>
-            <w:r/>
-            <w:r>
-              <w:rPr>
-                <w:sz w:val="19"/>
-              </w:rPr>
-              <w:t>500</w:t>
-            </w:r>
-          </w:p>
-        </w:tc>
-        <w:tc>
-          <w:tcPr>
-            <w:tcW w:type="dxa" w:w="1984"/>
-          </w:tcPr>
-          <w:p>
-            <w:pPr>
-              <w:jc w:val="right"/>
-            </w:pPr>
-            <w:r/>
-            <w:r>
-              <w:rPr>
-                <w:sz w:val="19"/>
-              </w:rPr>
-              <w:t>8%</w:t>
-            </w:r>
-          </w:p>
-        </w:tc>
-      </w:tr>
-      <w:tr>
-        <w:tc>
-          <w:tcPr>
-            <w:tcW w:type="dxa" w:w="4819"/>
-          </w:tcPr>
-          <w:p>
-            <w:r/>
-            <w:r>
-              <w:rPr>
-                <w:sz w:val="19"/>
-              </w:rPr>
-              <w:t>Packing &amp; consolidation</w:t>
-            </w:r>
-          </w:p>
-        </w:tc>
-        <w:tc>
-          <w:tcPr>
-            <w:tcW w:type="dxa" w:w="1984"/>
-          </w:tcPr>
-          <w:p>
-            <w:pPr>
-              <w:jc w:val="right"/>
-            </w:pPr>
-            <w:r/>
-            <w:r>
-              <w:rPr>
-                <w:sz w:val="19"/>
-              </w:rPr>
-              <w:t>450</w:t>
-            </w:r>
-          </w:p>
-        </w:tc>
-        <w:tc>
-          <w:tcPr>
-            <w:tcW w:type="dxa" w:w="1984"/>
-          </w:tcPr>
-          <w:p>
-            <w:pPr>
-              <w:jc w:val="right"/>
-            </w:pPr>
-            <w:r/>
-            <w:r>
-              <w:rPr>
-                <w:sz w:val="19"/>
-              </w:rPr>
-              <w:t>7%</w:t>
-            </w:r>
-          </w:p>
-        </w:tc>
-      </w:tr>
-      <w:tr>
-        <w:tc>
-          <w:tcPr>
-            <w:tcW w:type="dxa" w:w="4819"/>
-          </w:tcPr>
-          <w:p>
-            <w:r/>
-            <w:r>
-              <w:rPr>
-                <w:sz w:val="19"/>
-              </w:rPr>
-              <w:t>Outbound staging &amp; shipping</w:t>
-            </w:r>
-          </w:p>
-        </w:tc>
-        <w:tc>
-          <w:tcPr>
-            <w:tcW w:type="dxa" w:w="1984"/>
-          </w:tcPr>
-          <w:p>
-            <w:pPr>
-              <w:jc w:val="right"/>
-            </w:pPr>
-            <w:r/>
-            <w:r>
-              <w:rPr>
-                <w:sz w:val="19"/>
-              </w:rPr>
-              <w:t>216</w:t>
-            </w:r>
-          </w:p>
-        </w:tc>
-        <w:tc>
-          <w:tcPr>
-            <w:tcW w:type="dxa" w:w="1984"/>
-          </w:tcPr>
-          <w:p>
-            <w:pPr>
-              <w:jc w:val="right"/>
-            </w:pPr>
-            <w:r/>
-            <w:r>
-              <w:rPr>
-                <w:sz w:val="19"/>
-              </w:rPr>
-              <w:t>3%</w:t>
-            </w:r>
-          </w:p>
-        </w:tc>
-      </w:tr>
-      <w:tr>
-        <w:tc>
-          <w:tcPr>
-            <w:tcW w:type="dxa" w:w="4819"/>
-          </w:tcPr>
-          <w:p>
-            <w:r/>
-            <w:r>
-              <w:rPr>
-                <w:sz w:val="19"/>
-              </w:rPr>
-              <w:t>Circulation / aisles</w:t>
-            </w:r>
-          </w:p>
-        </w:tc>
-        <w:tc>
-          <w:tcPr>
-            <w:tcW w:type="dxa" w:w="1984"/>
-          </w:tcPr>
-          <w:p>
-            <w:pPr>
-              <w:jc w:val="right"/>
-            </w:pPr>
-            <w:r/>
-            <w:r>
-              <w:rPr>
-                <w:sz w:val="19"/>
-              </w:rPr>
-              <w:t>450</w:t>
-            </w:r>
-          </w:p>
-        </w:tc>
-        <w:tc>
-          <w:tcPr>
-            <w:tcW w:type="dxa" w:w="1984"/>
-          </w:tcPr>
-          <w:p>
-            <w:pPr>
-              <w:jc w:val="right"/>
-            </w:pPr>
-            <w:r/>
-            <w:r>
-              <w:rPr>
-                <w:sz w:val="19"/>
-              </w:rPr>
-              <w:t>7%</w:t>
+              <w:t>3</w:t>
             </w:r>
           </w:p>
         </w:tc>
@@ -2166,7 +3567,442 @@
           <w:color w:val="222222"/>
           <w:sz w:val="21"/>
         </w:rPr>
-        <w:t>**Total floor area 6,541 m² = 93% of a 7,000 m² envelope.**</w:t>
+        <w:t>Result: 3 receiving doors on the west wall</w:t>
+      </w:r>
+      <w:r>
+        <w:rPr>
+          <w:b/>
+          <w:i w:val="0"/>
+          <w:color w:val="222222"/>
+          <w:sz w:val="21"/>
+        </w:rPr>
+        <w:t xml:space="preserve"> — R1 a container dock (leveller with the range for container chassis), R2–R3 for trailers. The two daily shipments need 2 doors so a 3-hour container never blocks a trailer; the third door covers the 'many smaller trucks' case, customer returns and breakdowns.</w:t>
+      </w:r>
+    </w:p>
+    <w:p>
+      <w:pPr>
+        <w:pStyle w:val="Heading2"/>
+      </w:pPr>
+      <w:r>
+        <w:t>4.4 Outbound dock doors</w:t>
+      </w:r>
+    </w:p>
+    <w:p>
+      <w:pPr>
+        <w:spacing w:after="120"/>
+      </w:pPr>
+      <w:r>
+        <w:rPr>
+          <w:b w:val="0"/>
+          <w:i w:val="0"/>
+          <w:color w:val="222222"/>
+          <w:sz w:val="21"/>
+        </w:rPr>
+        <w:t>Sized trailer by trailer from the 912 outbound trailers in Q2. Dock time per trailer = 15 min dock-on and paperwork + loading of its actual pallets and roll cages with an ERE 225 (mean 18 min, p90 22 min). Doors are sized on the busiest hour: p90 9 trailers × 18 min ÷ (60 min × 85%) = 3.1 → 4 doors, plus 1 spare.</w:t>
+      </w:r>
+    </w:p>
+    <w:p>
+      <w:pPr>
+        <w:jc w:val="center"/>
+      </w:pPr>
+      <w:r>
+        <w:drawing>
+          <wp:inline xmlns:a="http://schemas.openxmlformats.org/drawingml/2006/main" xmlns:pic="http://schemas.openxmlformats.org/drawingml/2006/picture">
+            <wp:extent cx="5040000" cy="2619770"/>
+            <wp:docPr id="8" name="Picture 8"/>
+            <wp:cNvGraphicFramePr>
+              <a:graphicFrameLocks noChangeAspect="1"/>
+            </wp:cNvGraphicFramePr>
+            <a:graphic>
+              <a:graphicData uri="http://schemas.openxmlformats.org/drawingml/2006/picture">
+                <pic:pic>
+                  <pic:nvPicPr>
+                    <pic:cNvPr id="0" name="dock_outbound_doors.png"/>
+                    <pic:cNvPicPr/>
+                  </pic:nvPicPr>
+                  <pic:blipFill>
+                    <a:blip r:embed="rId16"/>
+                    <a:stretch>
+                      <a:fillRect/>
+                    </a:stretch>
+                  </pic:blipFill>
+                  <pic:spPr>
+                    <a:xfrm>
+                      <a:off x="0" y="0"/>
+                      <a:ext cx="5040000" cy="2619770"/>
+                    </a:xfrm>
+                    <a:prstGeom prst="rect"/>
+                  </pic:spPr>
+                </pic:pic>
+              </a:graphicData>
+            </a:graphic>
+          </wp:inline>
+        </w:drawing>
+      </w:r>
+    </w:p>
+    <w:p>
+      <w:pPr>
+        <w:spacing w:after="200"/>
+        <w:jc w:val="center"/>
+      </w:pPr>
+      <w:r>
+        <w:rPr>
+          <w:b w:val="0"/>
+          <w:i/>
+          <w:color w:val="666666"/>
+          <w:sz w:val="17"/>
+        </w:rPr>
+        <w:t>Fig 8. Outbound doors needed today vs in the future state (busy day, p90).</w:t>
+      </w:r>
+    </w:p>
+    <w:tbl>
+      <w:tblPr>
+        <w:tblStyle w:val="LightGrid-Accent1"/>
+        <w:tblW w:type="auto" w:w="0"/>
+        <w:jc w:val="center"/>
+        <w:tblLook w:firstColumn="1" w:firstRow="1" w:lastColumn="0" w:lastRow="0" w:noHBand="0" w:noVBand="1" w:val="04A0"/>
+      </w:tblPr>
+      <w:tblGrid>
+        <w:gridCol w:w="4320"/>
+        <w:gridCol w:w="4320"/>
+      </w:tblGrid>
+      <w:tr>
+        <w:trPr>
+          <w:cantSplit/>
+        </w:trPr>
+        <w:tc>
+          <w:tcPr>
+            <w:tcW w:type="dxa" w:w="5669"/>
+          </w:tcPr>
+          <w:p>
+            <w:pPr>
+              <w:keepNext/>
+            </w:pPr>
+            <w:r/>
+            <w:r>
+              <w:rPr>
+                <w:b/>
+                <w:sz w:val="19"/>
+              </w:rPr>
+              <w:t>Measure</w:t>
+            </w:r>
+          </w:p>
+        </w:tc>
+        <w:tc>
+          <w:tcPr>
+            <w:tcW w:type="dxa" w:w="3402"/>
+          </w:tcPr>
+          <w:p>
+            <w:pPr>
+              <w:keepNext/>
+            </w:pPr>
+            <w:r/>
+            <w:r>
+              <w:rPr>
+                <w:b/>
+                <w:sz w:val="19"/>
+              </w:rPr>
+              <w:t>Value</w:t>
+            </w:r>
+          </w:p>
+        </w:tc>
+      </w:tr>
+      <w:tr>
+        <w:trPr>
+          <w:cantSplit/>
+        </w:trPr>
+        <w:tc>
+          <w:tcPr>
+            <w:tcW w:type="dxa" w:w="5669"/>
+          </w:tcPr>
+          <w:p>
+            <w:pPr>
+              <w:keepNext/>
+            </w:pPr>
+            <w:r/>
+            <w:r>
+              <w:rPr>
+                <w:sz w:val="19"/>
+              </w:rPr>
+              <w:t>Trailers per day (mean / p90 / max)</w:t>
+            </w:r>
+          </w:p>
+        </w:tc>
+        <w:tc>
+          <w:tcPr>
+            <w:tcW w:type="dxa" w:w="3402"/>
+          </w:tcPr>
+          <w:p>
+            <w:pPr>
+              <w:keepNext/>
+            </w:pPr>
+            <w:r/>
+            <w:r>
+              <w:rPr>
+                <w:sz w:val="19"/>
+              </w:rPr>
+              <w:t>15 / 19 / 22</w:t>
+            </w:r>
+          </w:p>
+        </w:tc>
+      </w:tr>
+      <w:tr>
+        <w:trPr>
+          <w:cantSplit/>
+        </w:trPr>
+        <w:tc>
+          <w:tcPr>
+            <w:tcW w:type="dxa" w:w="5669"/>
+          </w:tcPr>
+          <w:p>
+            <w:pPr>
+              <w:keepNext/>
+            </w:pPr>
+            <w:r/>
+            <w:r>
+              <w:rPr>
+                <w:sz w:val="19"/>
+              </w:rPr>
+              <w:t>Load per trailer (mean)</w:t>
+            </w:r>
+          </w:p>
+        </w:tc>
+        <w:tc>
+          <w:tcPr>
+            <w:tcW w:type="dxa" w:w="3402"/>
+          </w:tcPr>
+          <w:p>
+            <w:pPr>
+              <w:keepNext/>
+            </w:pPr>
+            <w:r/>
+            <w:r>
+              <w:rPr>
+                <w:sz w:val="19"/>
+              </w:rPr>
+              <w:t>1.2 pallets + 15 cartons</w:t>
+            </w:r>
+          </w:p>
+        </w:tc>
+      </w:tr>
+      <w:tr>
+        <w:trPr>
+          <w:cantSplit/>
+        </w:trPr>
+        <w:tc>
+          <w:tcPr>
+            <w:tcW w:type="dxa" w:w="5669"/>
+          </w:tcPr>
+          <w:p>
+            <w:pPr>
+              <w:keepNext/>
+            </w:pPr>
+            <w:r/>
+            <w:r>
+              <w:rPr>
+                <w:sz w:val="19"/>
+              </w:rPr>
+              <w:t>Trailers with no pallets (parcel only)</w:t>
+            </w:r>
+          </w:p>
+        </w:tc>
+        <w:tc>
+          <w:tcPr>
+            <w:tcW w:type="dxa" w:w="3402"/>
+          </w:tcPr>
+          <w:p>
+            <w:pPr>
+              <w:keepNext/>
+            </w:pPr>
+            <w:r/>
+            <w:r>
+              <w:rPr>
+                <w:sz w:val="19"/>
+              </w:rPr>
+              <w:t>73%</w:t>
+            </w:r>
+          </w:p>
+        </w:tc>
+      </w:tr>
+      <w:tr>
+        <w:trPr>
+          <w:cantSplit/>
+        </w:trPr>
+        <w:tc>
+          <w:tcPr>
+            <w:tcW w:type="dxa" w:w="5669"/>
+          </w:tcPr>
+          <w:p>
+            <w:pPr>
+              <w:keepNext/>
+            </w:pPr>
+            <w:r/>
+            <w:r>
+              <w:rPr>
+                <w:sz w:val="19"/>
+              </w:rPr>
+              <w:t>Trailers dispatched in the busiest hour (p90 / max)</w:t>
+            </w:r>
+          </w:p>
+        </w:tc>
+        <w:tc>
+          <w:tcPr>
+            <w:tcW w:type="dxa" w:w="3402"/>
+          </w:tcPr>
+          <w:p>
+            <w:pPr>
+              <w:keepNext/>
+            </w:pPr>
+            <w:r/>
+            <w:r>
+              <w:rPr>
+                <w:sz w:val="19"/>
+              </w:rPr>
+              <w:t>9 / 12</w:t>
+            </w:r>
+          </w:p>
+        </w:tc>
+      </w:tr>
+      <w:tr>
+        <w:trPr>
+          <w:cantSplit/>
+        </w:trPr>
+        <w:tc>
+          <w:tcPr>
+            <w:tcW w:type="dxa" w:w="5669"/>
+          </w:tcPr>
+          <w:p>
+            <w:pPr>
+              <w:keepNext/>
+            </w:pPr>
+            <w:r/>
+            <w:r>
+              <w:rPr>
+                <w:sz w:val="19"/>
+              </w:rPr>
+              <w:t>Today: trailers parked at the doors at once (p90)</w:t>
+            </w:r>
+          </w:p>
+        </w:tc>
+        <w:tc>
+          <w:tcPr>
+            <w:tcW w:type="dxa" w:w="3402"/>
+          </w:tcPr>
+          <w:p>
+            <w:pPr>
+              <w:keepNext/>
+            </w:pPr>
+            <w:r/>
+            <w:r>
+              <w:rPr>
+                <w:sz w:val="19"/>
+              </w:rPr>
+              <w:t>15</w:t>
+            </w:r>
+          </w:p>
+        </w:tc>
+      </w:tr>
+      <w:tr>
+        <w:trPr>
+          <w:cantSplit/>
+        </w:trPr>
+        <w:tc>
+          <w:tcPr>
+            <w:tcW w:type="dxa" w:w="5669"/>
+          </w:tcPr>
+          <w:p>
+            <w:pPr>
+              <w:keepNext/>
+            </w:pPr>
+            <w:r/>
+            <w:r>
+              <w:rPr>
+                <w:sz w:val="19"/>
+              </w:rPr>
+              <w:t>Future without time slots (p90)</w:t>
+            </w:r>
+          </w:p>
+        </w:tc>
+        <w:tc>
+          <w:tcPr>
+            <w:tcW w:type="dxa" w:w="3402"/>
+          </w:tcPr>
+          <w:p>
+            <w:pPr>
+              <w:keepNext/>
+            </w:pPr>
+            <w:r/>
+            <w:r>
+              <w:rPr>
+                <w:sz w:val="19"/>
+              </w:rPr>
+              <w:t>8</w:t>
+            </w:r>
+          </w:p>
+        </w:tc>
+      </w:tr>
+      <w:tr>
+        <w:trPr>
+          <w:cantSplit/>
+        </w:trPr>
+        <w:tc>
+          <w:tcPr>
+            <w:tcW w:type="dxa" w:w="5669"/>
+          </w:tcPr>
+          <w:p>
+            <w:r/>
+            <w:r>
+              <w:rPr>
+                <w:sz w:val="19"/>
+              </w:rPr>
+              <w:t>Future with carrier time slots</w:t>
+            </w:r>
+          </w:p>
+        </w:tc>
+        <w:tc>
+          <w:tcPr>
+            <w:tcW w:type="dxa" w:w="3402"/>
+          </w:tcPr>
+          <w:p>
+            <w:r/>
+            <w:r>
+              <w:rPr>
+                <w:sz w:val="19"/>
+              </w:rPr>
+              <w:t>3.1 → 5 doors incl. 1 spare</w:t>
+            </w:r>
+          </w:p>
+        </w:tc>
+      </w:tr>
+    </w:tbl>
+    <w:p>
+      <w:pPr>
+        <w:spacing w:after="40"/>
+      </w:pPr>
+    </w:p>
+    <w:p>
+      <w:pPr>
+        <w:pStyle w:val="ListBullet"/>
+      </w:pPr>
+      <w:r>
+        <w:rPr>
+          <w:b w:val="0"/>
+          <w:sz w:val="21"/>
+        </w:rPr>
+      </w:r>
+      <w:r>
+        <w:rPr>
+          <w:b/>
+          <w:sz w:val="21"/>
+        </w:rPr>
+        <w:t>Result: 5 shipping doors on the east wall</w:t>
+      </w:r>
+      <w:r>
+        <w:rPr>
+          <w:b w:val="0"/>
+          <w:sz w:val="21"/>
+        </w:rPr>
+        <w:t>, next to outbound staging and packing.</w:t>
       </w:r>
     </w:p>
     <w:p>
@@ -2184,14 +4020,14 @@
           <w:b/>
           <w:sz w:val="21"/>
         </w:rPr>
-        <w:t>Working areas are sized from the actual order volume</w:t>
+        <w:t>Carrier time slots are a condition of this design.</w:t>
       </w:r>
       <w:r>
         <w:rPr>
           <w:b w:val="0"/>
           <w:sz w:val="21"/>
         </w:rPr>
-        <w:t>, not a flat allowance: peak inbound ≈ 90 and outbound ≈ 50 palletised loads/day (the operation is parcel-heavy), so receiving/outbound staging are compact — receiving 262 m², outbound 216 m², packing 450 m² (parcel put-wall).</w:t>
+        <w:t xml:space="preserve"> WMS dispatch times are closed in batches (60% of afternoon dispatches are under 2 minutes apart); without booked slots up to 8 doors would be needed, and today's all-day parked trailers would need ~15.</w:t>
       </w:r>
     </w:p>
     <w:p>
@@ -2209,14 +4045,644 @@
           <w:b/>
           <w:sz w:val="21"/>
         </w:rPr>
-        <w:t>The design fits within the envelope: 6,541 m² = 93% of 7,000 m²</w:t>
+        <w:t>Main carriers (trailers/day):</w:t>
       </w:r>
       <w:r>
         <w:rPr>
           <w:b w:val="0"/>
           <w:sz w:val="21"/>
         </w:rPr>
-        <w:t>, holding ~14,074 pallet positions (peak 11,015 + 15% growth, at 90% utilisation) with ~7% floor buffer.</w:t>
+        <w:t xml:space="preserve"> Ex-works (customer pickup) 3.0, DHL DSV 2.4, DHL Parcel Netherlands 2.1, DHL Parcel NL DACH 1.4, DHL Parcel BE &amp; LU 1.1, DHL4YOU 1.0.</w:t>
+      </w:r>
+    </w:p>
+    <w:p>
+      <w:pPr>
+        <w:pStyle w:val="Heading1"/>
+      </w:pPr>
+      <w:r>
+        <w:t>5. Layout &amp; zoning (3-dimensional)</w:t>
+      </w:r>
+    </w:p>
+    <w:p>
+      <w:pPr>
+        <w:spacing w:after="120"/>
+      </w:pPr>
+      <w:r>
+        <w:rPr>
+          <w:b w:val="0"/>
+          <w:i w:val="0"/>
+          <w:color w:val="222222"/>
+          <w:sz w:val="21"/>
+        </w:rPr>
+        <w:t>Zones are sized from the measured volumes and laid out as a straight-through flow: goods come in on the west side and leave on the east side. Building ≈ 93 m × 70 m.</w:t>
+      </w:r>
+    </w:p>
+    <w:tbl>
+      <w:tblPr>
+        <w:tblStyle w:val="LightGrid-Accent1"/>
+        <w:tblW w:type="auto" w:w="0"/>
+        <w:jc w:val="center"/>
+        <w:tblLook w:firstColumn="1" w:firstRow="1" w:lastColumn="0" w:lastRow="0" w:noHBand="0" w:noVBand="1" w:val="04A0"/>
+      </w:tblPr>
+      <w:tblGrid>
+        <w:gridCol w:w="2880"/>
+        <w:gridCol w:w="2880"/>
+        <w:gridCol w:w="2880"/>
+      </w:tblGrid>
+      <w:tr>
+        <w:trPr>
+          <w:cantSplit/>
+        </w:trPr>
+        <w:tc>
+          <w:tcPr>
+            <w:tcW w:type="dxa" w:w="4819"/>
+          </w:tcPr>
+          <w:p>
+            <w:pPr>
+              <w:keepNext/>
+            </w:pPr>
+            <w:r/>
+            <w:r>
+              <w:rPr>
+                <w:b/>
+                <w:sz w:val="19"/>
+              </w:rPr>
+              <w:t>Zone</w:t>
+            </w:r>
+          </w:p>
+        </w:tc>
+        <w:tc>
+          <w:tcPr>
+            <w:tcW w:type="dxa" w:w="1984"/>
+          </w:tcPr>
+          <w:p>
+            <w:pPr>
+              <w:keepNext/>
+            </w:pPr>
+            <w:r/>
+            <w:r>
+              <w:rPr>
+                <w:b/>
+                <w:sz w:val="19"/>
+              </w:rPr>
+              <w:t>Area m²</w:t>
+            </w:r>
+          </w:p>
+        </w:tc>
+        <w:tc>
+          <w:tcPr>
+            <w:tcW w:type="dxa" w:w="1984"/>
+          </w:tcPr>
+          <w:p>
+            <w:pPr>
+              <w:keepNext/>
+            </w:pPr>
+            <w:r/>
+            <w:r>
+              <w:rPr>
+                <w:b/>
+                <w:sz w:val="19"/>
+              </w:rPr>
+              <w:t>% of building</w:t>
+            </w:r>
+          </w:p>
+        </w:tc>
+      </w:tr>
+      <w:tr>
+        <w:trPr>
+          <w:cantSplit/>
+        </w:trPr>
+        <w:tc>
+          <w:tcPr>
+            <w:tcW w:type="dxa" w:w="4819"/>
+          </w:tcPr>
+          <w:p>
+            <w:pPr>
+              <w:keepNext/>
+            </w:pPr>
+            <w:r/>
+            <w:r>
+              <w:rPr>
+                <w:sz w:val="19"/>
+              </w:rPr>
+              <w:t>Receiving &amp; inbound staging</w:t>
+            </w:r>
+          </w:p>
+        </w:tc>
+        <w:tc>
+          <w:tcPr>
+            <w:tcW w:type="dxa" w:w="1984"/>
+          </w:tcPr>
+          <w:p>
+            <w:pPr>
+              <w:keepNext/>
+              <w:jc w:val="right"/>
+            </w:pPr>
+            <w:r/>
+            <w:r>
+              <w:rPr>
+                <w:sz w:val="19"/>
+              </w:rPr>
+              <w:t>262</w:t>
+            </w:r>
+          </w:p>
+        </w:tc>
+        <w:tc>
+          <w:tcPr>
+            <w:tcW w:type="dxa" w:w="1984"/>
+          </w:tcPr>
+          <w:p>
+            <w:pPr>
+              <w:keepNext/>
+              <w:jc w:val="right"/>
+            </w:pPr>
+            <w:r/>
+            <w:r>
+              <w:rPr>
+                <w:sz w:val="19"/>
+              </w:rPr>
+              <w:t>4%</w:t>
+            </w:r>
+          </w:p>
+        </w:tc>
+      </w:tr>
+      <w:tr>
+        <w:trPr>
+          <w:cantSplit/>
+        </w:trPr>
+        <w:tc>
+          <w:tcPr>
+            <w:tcW w:type="dxa" w:w="4819"/>
+          </w:tcPr>
+          <w:p>
+            <w:pPr>
+              <w:keepNext/>
+            </w:pPr>
+            <w:r/>
+            <w:r>
+              <w:rPr>
+                <w:sz w:val="19"/>
+              </w:rPr>
+              <w:t>Offices &amp; amenities</w:t>
+            </w:r>
+          </w:p>
+        </w:tc>
+        <w:tc>
+          <w:tcPr>
+            <w:tcW w:type="dxa" w:w="1984"/>
+          </w:tcPr>
+          <w:p>
+            <w:pPr>
+              <w:keepNext/>
+              <w:jc w:val="right"/>
+            </w:pPr>
+            <w:r/>
+            <w:r>
+              <w:rPr>
+                <w:sz w:val="19"/>
+              </w:rPr>
+              <w:t>250</w:t>
+            </w:r>
+          </w:p>
+        </w:tc>
+        <w:tc>
+          <w:tcPr>
+            <w:tcW w:type="dxa" w:w="1984"/>
+          </w:tcPr>
+          <w:p>
+            <w:pPr>
+              <w:keepNext/>
+              <w:jc w:val="right"/>
+            </w:pPr>
+            <w:r/>
+            <w:r>
+              <w:rPr>
+                <w:sz w:val="19"/>
+              </w:rPr>
+              <w:t>4%</w:t>
+            </w:r>
+          </w:p>
+        </w:tc>
+      </w:tr>
+      <w:tr>
+        <w:trPr>
+          <w:cantSplit/>
+        </w:trPr>
+        <w:tc>
+          <w:tcPr>
+            <w:tcW w:type="dxa" w:w="4819"/>
+          </w:tcPr>
+          <w:p>
+            <w:pPr>
+              <w:keepNext/>
+            </w:pPr>
+            <w:r/>
+            <w:r>
+              <w:rPr>
+                <w:sz w:val="19"/>
+              </w:rPr>
+              <w:t>Returns / VAS</w:t>
+            </w:r>
+          </w:p>
+        </w:tc>
+        <w:tc>
+          <w:tcPr>
+            <w:tcW w:type="dxa" w:w="1984"/>
+          </w:tcPr>
+          <w:p>
+            <w:pPr>
+              <w:keepNext/>
+              <w:jc w:val="right"/>
+            </w:pPr>
+            <w:r/>
+            <w:r>
+              <w:rPr>
+                <w:sz w:val="19"/>
+              </w:rPr>
+              <w:t>180</w:t>
+            </w:r>
+          </w:p>
+        </w:tc>
+        <w:tc>
+          <w:tcPr>
+            <w:tcW w:type="dxa" w:w="1984"/>
+          </w:tcPr>
+          <w:p>
+            <w:pPr>
+              <w:keepNext/>
+              <w:jc w:val="right"/>
+            </w:pPr>
+            <w:r/>
+            <w:r>
+              <w:rPr>
+                <w:sz w:val="19"/>
+              </w:rPr>
+              <w:t>3%</w:t>
+            </w:r>
+          </w:p>
+        </w:tc>
+      </w:tr>
+      <w:tr>
+        <w:trPr>
+          <w:cantSplit/>
+        </w:trPr>
+        <w:tc>
+          <w:tcPr>
+            <w:tcW w:type="dxa" w:w="4819"/>
+          </w:tcPr>
+          <w:p>
+            <w:pPr>
+              <w:keepNext/>
+            </w:pPr>
+            <w:r/>
+            <w:r>
+              <w:rPr>
+                <w:sz w:val="19"/>
+              </w:rPr>
+              <w:t>Double-deep reserve (A/B)</w:t>
+            </w:r>
+          </w:p>
+        </w:tc>
+        <w:tc>
+          <w:tcPr>
+            <w:tcW w:type="dxa" w:w="1984"/>
+          </w:tcPr>
+          <w:p>
+            <w:pPr>
+              <w:keepNext/>
+              <w:jc w:val="right"/>
+            </w:pPr>
+            <w:r/>
+            <w:r>
+              <w:rPr>
+                <w:sz w:val="19"/>
+              </w:rPr>
+              <w:t>3,505</w:t>
+            </w:r>
+          </w:p>
+        </w:tc>
+        <w:tc>
+          <w:tcPr>
+            <w:tcW w:type="dxa" w:w="1984"/>
+          </w:tcPr>
+          <w:p>
+            <w:pPr>
+              <w:keepNext/>
+              <w:jc w:val="right"/>
+            </w:pPr>
+            <w:r/>
+            <w:r>
+              <w:rPr>
+                <w:sz w:val="19"/>
+              </w:rPr>
+              <w:t>54%</w:t>
+            </w:r>
+          </w:p>
+        </w:tc>
+      </w:tr>
+      <w:tr>
+        <w:trPr>
+          <w:cantSplit/>
+        </w:trPr>
+        <w:tc>
+          <w:tcPr>
+            <w:tcW w:type="dxa" w:w="4819"/>
+          </w:tcPr>
+          <w:p>
+            <w:pPr>
+              <w:keepNext/>
+            </w:pPr>
+            <w:r/>
+            <w:r>
+              <w:rPr>
+                <w:sz w:val="19"/>
+              </w:rPr>
+              <w:t>Selective + cantilever (irregular/XLONG/C)</w:t>
+            </w:r>
+          </w:p>
+        </w:tc>
+        <w:tc>
+          <w:tcPr>
+            <w:tcW w:type="dxa" w:w="1984"/>
+          </w:tcPr>
+          <w:p>
+            <w:pPr>
+              <w:keepNext/>
+              <w:jc w:val="right"/>
+            </w:pPr>
+            <w:r/>
+            <w:r>
+              <w:rPr>
+                <w:sz w:val="19"/>
+              </w:rPr>
+              <w:t>728</w:t>
+            </w:r>
+          </w:p>
+        </w:tc>
+        <w:tc>
+          <w:tcPr>
+            <w:tcW w:type="dxa" w:w="1984"/>
+          </w:tcPr>
+          <w:p>
+            <w:pPr>
+              <w:keepNext/>
+              <w:jc w:val="right"/>
+            </w:pPr>
+            <w:r/>
+            <w:r>
+              <w:rPr>
+                <w:sz w:val="19"/>
+              </w:rPr>
+              <w:t>11%</w:t>
+            </w:r>
+          </w:p>
+        </w:tc>
+      </w:tr>
+      <w:tr>
+        <w:trPr>
+          <w:cantSplit/>
+        </w:trPr>
+        <w:tc>
+          <w:tcPr>
+            <w:tcW w:type="dxa" w:w="4819"/>
+          </w:tcPr>
+          <w:p>
+            <w:pPr>
+              <w:keepNext/>
+            </w:pPr>
+            <w:r/>
+            <w:r>
+              <w:rPr>
+                <w:sz w:val="19"/>
+              </w:rPr>
+              <w:t>Forward-pick module (carton-flow/shelving)</w:t>
+            </w:r>
+          </w:p>
+        </w:tc>
+        <w:tc>
+          <w:tcPr>
+            <w:tcW w:type="dxa" w:w="1984"/>
+          </w:tcPr>
+          <w:p>
+            <w:pPr>
+              <w:keepNext/>
+              <w:jc w:val="right"/>
+            </w:pPr>
+            <w:r/>
+            <w:r>
+              <w:rPr>
+                <w:sz w:val="19"/>
+              </w:rPr>
+              <w:t>500</w:t>
+            </w:r>
+          </w:p>
+        </w:tc>
+        <w:tc>
+          <w:tcPr>
+            <w:tcW w:type="dxa" w:w="1984"/>
+          </w:tcPr>
+          <w:p>
+            <w:pPr>
+              <w:keepNext/>
+              <w:jc w:val="right"/>
+            </w:pPr>
+            <w:r/>
+            <w:r>
+              <w:rPr>
+                <w:sz w:val="19"/>
+              </w:rPr>
+              <w:t>8%</w:t>
+            </w:r>
+          </w:p>
+        </w:tc>
+      </w:tr>
+      <w:tr>
+        <w:trPr>
+          <w:cantSplit/>
+        </w:trPr>
+        <w:tc>
+          <w:tcPr>
+            <w:tcW w:type="dxa" w:w="4819"/>
+          </w:tcPr>
+          <w:p>
+            <w:pPr>
+              <w:keepNext/>
+            </w:pPr>
+            <w:r/>
+            <w:r>
+              <w:rPr>
+                <w:sz w:val="19"/>
+              </w:rPr>
+              <w:t>Packing &amp; consolidation</w:t>
+            </w:r>
+          </w:p>
+        </w:tc>
+        <w:tc>
+          <w:tcPr>
+            <w:tcW w:type="dxa" w:w="1984"/>
+          </w:tcPr>
+          <w:p>
+            <w:pPr>
+              <w:keepNext/>
+              <w:jc w:val="right"/>
+            </w:pPr>
+            <w:r/>
+            <w:r>
+              <w:rPr>
+                <w:sz w:val="19"/>
+              </w:rPr>
+              <w:t>450</w:t>
+            </w:r>
+          </w:p>
+        </w:tc>
+        <w:tc>
+          <w:tcPr>
+            <w:tcW w:type="dxa" w:w="1984"/>
+          </w:tcPr>
+          <w:p>
+            <w:pPr>
+              <w:keepNext/>
+              <w:jc w:val="right"/>
+            </w:pPr>
+            <w:r/>
+            <w:r>
+              <w:rPr>
+                <w:sz w:val="19"/>
+              </w:rPr>
+              <w:t>7%</w:t>
+            </w:r>
+          </w:p>
+        </w:tc>
+      </w:tr>
+      <w:tr>
+        <w:trPr>
+          <w:cantSplit/>
+        </w:trPr>
+        <w:tc>
+          <w:tcPr>
+            <w:tcW w:type="dxa" w:w="4819"/>
+          </w:tcPr>
+          <w:p>
+            <w:pPr>
+              <w:keepNext/>
+            </w:pPr>
+            <w:r/>
+            <w:r>
+              <w:rPr>
+                <w:sz w:val="19"/>
+              </w:rPr>
+              <w:t>Outbound staging &amp; shipping</w:t>
+            </w:r>
+          </w:p>
+        </w:tc>
+        <w:tc>
+          <w:tcPr>
+            <w:tcW w:type="dxa" w:w="1984"/>
+          </w:tcPr>
+          <w:p>
+            <w:pPr>
+              <w:keepNext/>
+              <w:jc w:val="right"/>
+            </w:pPr>
+            <w:r/>
+            <w:r>
+              <w:rPr>
+                <w:sz w:val="19"/>
+              </w:rPr>
+              <w:t>216</w:t>
+            </w:r>
+          </w:p>
+        </w:tc>
+        <w:tc>
+          <w:tcPr>
+            <w:tcW w:type="dxa" w:w="1984"/>
+          </w:tcPr>
+          <w:p>
+            <w:pPr>
+              <w:keepNext/>
+              <w:jc w:val="right"/>
+            </w:pPr>
+            <w:r/>
+            <w:r>
+              <w:rPr>
+                <w:sz w:val="19"/>
+              </w:rPr>
+              <w:t>3%</w:t>
+            </w:r>
+          </w:p>
+        </w:tc>
+      </w:tr>
+      <w:tr>
+        <w:trPr>
+          <w:cantSplit/>
+        </w:trPr>
+        <w:tc>
+          <w:tcPr>
+            <w:tcW w:type="dxa" w:w="4819"/>
+          </w:tcPr>
+          <w:p>
+            <w:r/>
+            <w:r>
+              <w:rPr>
+                <w:sz w:val="19"/>
+              </w:rPr>
+              <w:t>Circulation / aisles</w:t>
+            </w:r>
+          </w:p>
+        </w:tc>
+        <w:tc>
+          <w:tcPr>
+            <w:tcW w:type="dxa" w:w="1984"/>
+          </w:tcPr>
+          <w:p>
+            <w:pPr>
+              <w:jc w:val="right"/>
+            </w:pPr>
+            <w:r/>
+            <w:r>
+              <w:rPr>
+                <w:sz w:val="19"/>
+              </w:rPr>
+              <w:t>450</w:t>
+            </w:r>
+          </w:p>
+        </w:tc>
+        <w:tc>
+          <w:tcPr>
+            <w:tcW w:type="dxa" w:w="1984"/>
+          </w:tcPr>
+          <w:p>
+            <w:pPr>
+              <w:jc w:val="right"/>
+            </w:pPr>
+            <w:r/>
+            <w:r>
+              <w:rPr>
+                <w:sz w:val="19"/>
+              </w:rPr>
+              <w:t>7%</w:t>
+            </w:r>
+          </w:p>
+        </w:tc>
+      </w:tr>
+    </w:tbl>
+    <w:p>
+      <w:pPr>
+        <w:spacing w:after="40"/>
+      </w:pPr>
+    </w:p>
+    <w:p>
+      <w:pPr>
+        <w:spacing w:after="80"/>
+      </w:pPr>
+      <w:r>
+        <w:rPr>
+          <w:b/>
+          <w:i w:val="0"/>
+          <w:color w:val="222222"/>
+          <w:sz w:val="21"/>
+        </w:rPr>
+        <w:t>Total floor area 6,541 m² = 93% of the 7,000 m² envelope.</w:t>
       </w:r>
     </w:p>
     <w:p>
@@ -2234,14 +4700,89 @@
           <w:b/>
           <w:sz w:val="21"/>
         </w:rPr>
-        <w:t>Headroom if demand outgrows this:</w:t>
+        <w:t>Storage:</w:t>
       </w:r>
       <w:r>
         <w:rPr>
           <w:b w:val="0"/>
           <w:sz w:val="21"/>
         </w:rPr>
-        <w:t xml:space="preserve"> add an 8th rack level (12.2 m allows it, subject to truck reach), raise the double-deep share, or move reserve to VNA (Option C). Confirm the 7,000 m² scope (A008).</w:t>
+        <w:t xml:space="preserve"> target ~9,500 positions (peak 8,512 occupied locations ÷ 0.90). Rack frames take up to 8 beam levels under 12.2 m (top beam 10.0 m, within the ETV 216i's 10.7 m lift); beams are installed for the target and extra levels absorb growth without more floor space.</w:t>
+      </w:r>
+    </w:p>
+    <w:p>
+      <w:pPr>
+        <w:pStyle w:val="ListBullet"/>
+      </w:pPr>
+      <w:r>
+        <w:rPr>
+          <w:b w:val="0"/>
+          <w:sz w:val="21"/>
+        </w:rPr>
+      </w:r>
+      <w:r>
+        <w:rPr>
+          <w:b/>
+          <w:sz w:val="21"/>
+        </w:rPr>
+        <w:t>Working areas sized from measured volumes:</w:t>
+      </w:r>
+      <w:r>
+        <w:rPr>
+          <w:b w:val="0"/>
+          <w:sz w:val="21"/>
+        </w:rPr>
+        <w:t xml:space="preserve"> inbound ~99 loads/day (peak 167); outbound 18 pallets + 225 cartons/day.</w:t>
+      </w:r>
+    </w:p>
+    <w:p>
+      <w:pPr>
+        <w:pStyle w:val="ListBullet"/>
+      </w:pPr>
+      <w:r>
+        <w:rPr>
+          <w:b w:val="0"/>
+          <w:sz w:val="21"/>
+        </w:rPr>
+      </w:r>
+      <w:r>
+        <w:rPr>
+          <w:b/>
+          <w:sz w:val="21"/>
+        </w:rPr>
+        <w:t>Docks:</w:t>
+      </w:r>
+      <w:r>
+        <w:rPr>
+          <w:b w:val="0"/>
+          <w:sz w:val="21"/>
+        </w:rPr>
+        <w:t xml:space="preserve"> 3 receiving (west, R1 = container dock) and 5 shipping (east). A trailer door needs ~4.3 m of wall — the 9.9 m receiving and 9.5 m outbound columns are too narrow on the south wall, so the doors sit on the side walls. This also separates inbound and outbound truck traffic.</w:t>
+      </w:r>
+    </w:p>
+    <w:p>
+      <w:pPr>
+        <w:pStyle w:val="ListBullet"/>
+      </w:pPr>
+      <w:r>
+        <w:rPr>
+          <w:b w:val="0"/>
+          <w:sz w:val="21"/>
+        </w:rPr>
+      </w:r>
+      <w:r>
+        <w:rPr>
+          <w:b/>
+          <w:sz w:val="21"/>
+        </w:rPr>
+        <w:t>Aisles:</w:t>
+      </w:r>
+      <w:r>
+        <w:rPr>
+          <w:b w:val="0"/>
+          <w:sz w:val="21"/>
+        </w:rPr>
+        <w:t xml:space="preserve"> 3.0 m reach aisles ≥ the ETV 216i working aisle of 2.63–2.79 m (S006); reach trucks travel the perimeter aisles and the cross-aisle.</w:t>
       </w:r>
     </w:p>
     <w:p>
@@ -2252,7 +4793,7 @@
         <w:drawing>
           <wp:inline xmlns:a="http://schemas.openxmlformats.org/drawingml/2006/main" xmlns:pic="http://schemas.openxmlformats.org/drawingml/2006/picture">
             <wp:extent cx="6120000" cy="5258667"/>
-            <wp:docPr id="7" name="Picture 7"/>
+            <wp:docPr id="9" name="Picture 9"/>
             <wp:cNvGraphicFramePr>
               <a:graphicFrameLocks noChangeAspect="1"/>
             </wp:cNvGraphicFramePr>
@@ -2264,7 +4805,7 @@
                     <pic:cNvPicPr/>
                   </pic:nvPicPr>
                   <pic:blipFill>
-                    <a:blip r:embed="rId15"/>
+                    <a:blip r:embed="rId17"/>
                     <a:stretch>
                       <a:fillRect/>
                     </a:stretch>
@@ -2295,7 +4836,7 @@
           <w:color w:val="666666"/>
           <w:sz w:val="17"/>
         </w:rPr>
-        <w:t>Fig 7. Detailed warehouse floor plan (rack-level, to scale) — racks, aisles, docks, dimensions.</w:t>
+        <w:t>Fig 9. Detailed warehouse floor plan (rack-level, to scale) — racks, aisles, docks, dimensions.</w:t>
       </w:r>
     </w:p>
     <w:p>
@@ -2305,8 +4846,8 @@
       <w:r>
         <w:drawing>
           <wp:inline xmlns:a="http://schemas.openxmlformats.org/drawingml/2006/main" xmlns:pic="http://schemas.openxmlformats.org/drawingml/2006/picture">
-            <wp:extent cx="5760000" cy="4302439"/>
-            <wp:docPr id="8" name="Picture 8"/>
+            <wp:extent cx="5760000" cy="5613607"/>
+            <wp:docPr id="10" name="Picture 10"/>
             <wp:cNvGraphicFramePr>
               <a:graphicFrameLocks noChangeAspect="1"/>
             </wp:cNvGraphicFramePr>
@@ -2318,7 +4859,7 @@
                     <pic:cNvPicPr/>
                   </pic:nvPicPr>
                   <pic:blipFill>
-                    <a:blip r:embed="rId16"/>
+                    <a:blip r:embed="rId18"/>
                     <a:stretch>
                       <a:fillRect/>
                     </a:stretch>
@@ -2326,7 +4867,7 @@
                   <pic:spPr>
                     <a:xfrm>
                       <a:off x="0" y="0"/>
-                      <a:ext cx="5760000" cy="4302439"/>
+                      <a:ext cx="5760000" cy="5613607"/>
                     </a:xfrm>
                     <a:prstGeom prst="rect"/>
                   </pic:spPr>
@@ -2349,7 +4890,7 @@
           <w:color w:val="666666"/>
           <w:sz w:val="17"/>
         </w:rPr>
-        <w:t>Fig 8. Layout, zoning &amp; full order flow — forward (1–6), returns (7–9), cross-dock.</w:t>
+        <w:t>Fig 10. Main flow on the floor plan: in (R1) → put away → refill → pick → pack → out (S2). Arrows follow the real truck and picker routes.</w:t>
       </w:r>
     </w:p>
     <w:p>
@@ -2360,7 +4901,7 @@
         <w:drawing>
           <wp:inline xmlns:a="http://schemas.openxmlformats.org/drawingml/2006/main" xmlns:pic="http://schemas.openxmlformats.org/drawingml/2006/picture">
             <wp:extent cx="5760000" cy="4047265"/>
-            <wp:docPr id="9" name="Picture 9"/>
+            <wp:docPr id="11" name="Picture 11"/>
             <wp:cNvGraphicFramePr>
               <a:graphicFrameLocks noChangeAspect="1"/>
             </wp:cNvGraphicFramePr>
@@ -2372,7 +4913,7 @@
                     <pic:cNvPicPr/>
                   </pic:nvPicPr>
                   <pic:blipFill>
-                    <a:blip r:embed="rId17"/>
+                    <a:blip r:embed="rId19"/>
                     <a:stretch>
                       <a:fillRect/>
                     </a:stretch>
@@ -2403,7 +4944,7 @@
           <w:color w:val="666666"/>
           <w:sz w:val="17"/>
         </w:rPr>
-        <w:t>Fig 9. Option B — warehouse 3D (Blender render): rack rows, forward-pick, zones, docks.</w:t>
+        <w:t>Fig 11. Option B in 3D (Blender): rack rows, fast-pick area, zones, 3 receiving doors (west) and 5 shipping doors (east).</w:t>
       </w:r>
     </w:p>
     <w:p>
@@ -2414,7 +4955,7 @@
         <w:drawing>
           <wp:inline xmlns:a="http://schemas.openxmlformats.org/drawingml/2006/main" xmlns:pic="http://schemas.openxmlformats.org/drawingml/2006/picture">
             <wp:extent cx="5760000" cy="4408429"/>
-            <wp:docPr id="10" name="Picture 10"/>
+            <wp:docPr id="12" name="Picture 12"/>
             <wp:cNvGraphicFramePr>
               <a:graphicFrameLocks noChangeAspect="1"/>
             </wp:cNvGraphicFramePr>
@@ -2426,7 +4967,7 @@
                     <pic:cNvPicPr/>
                   </pic:nvPicPr>
                   <pic:blipFill>
-                    <a:blip r:embed="rId18"/>
+                    <a:blip r:embed="rId20"/>
                     <a:stretch>
                       <a:fillRect/>
                     </a:stretch>
@@ -2457,7 +4998,7 @@
           <w:color w:val="666666"/>
           <w:sz w:val="17"/>
         </w:rPr>
-        <w:t>Fig 10. Worker movement (Blender): zone-picking routes through ghosted racks.</w:t>
+        <w:t>Fig 12. Worker and truck movement (Blender, top-down): pickers on ECE 225, reach trucks ETV 216i via perimeter and cross-aisle, ERE 225 to the shipping doors.</w:t>
       </w:r>
     </w:p>
     <w:p>
@@ -2465,7 +5006,15 @@
         <w:pStyle w:val="Heading1"/>
       </w:pPr>
       <w:r>
-        <w:t>5. Capacity plan — labour &amp; equipment</w:t>
+        <w:t>6. Capacity plan — labour &amp; equipment</w:t>
+      </w:r>
+    </w:p>
+    <w:p>
+      <w:pPr>
+        <w:pStyle w:val="Heading2"/>
+      </w:pPr>
+      <w:r>
+        <w:t>6.1 Labour</w:t>
       </w:r>
     </w:p>
     <w:p>
@@ -2479,7 +5028,7 @@
           <w:color w:val="222222"/>
           <w:sz w:val="21"/>
         </w:rPr>
-        <w:t>Workload drivers (measured): outbound ≈ 18 palletised shipments/day (rest parcel), inbound ≈ 32 pallets/day, forward-pick replen ≈ 22 pallets/day. Productivities are benchmark assumptions (A014).</w:t>
+        <w:t>Workload drivers are measured: inbound ~99 loads/day, outbound 18 pallets + 225 cartons/day, 483 each lines and 151 case lines/day, replenishment ~24 pallets/day. Productivity rates are benchmarks (A014); loose containers are planned as crew-hours (A019).</w:t>
       </w:r>
     </w:p>
     <w:tbl>
@@ -2490,17 +5039,24 @@
         <w:tblLook w:firstColumn="1" w:firstRow="1" w:lastColumn="0" w:lastRow="0" w:noHBand="0" w:noVBand="1" w:val="04A0"/>
       </w:tblPr>
       <w:tblGrid>
-        <w:gridCol w:w="2160"/>
-        <w:gridCol w:w="2160"/>
-        <w:gridCol w:w="2160"/>
-        <w:gridCol w:w="2160"/>
+        <w:gridCol w:w="1728"/>
+        <w:gridCol w:w="1728"/>
+        <w:gridCol w:w="1728"/>
+        <w:gridCol w:w="1728"/>
+        <w:gridCol w:w="1728"/>
       </w:tblGrid>
       <w:tr>
-        <w:tc>
-          <w:tcPr>
-            <w:tcW w:type="dxa" w:w="3685"/>
-          </w:tcPr>
-          <w:p>
+        <w:trPr>
+          <w:cantSplit/>
+        </w:trPr>
+        <w:tc>
+          <w:tcPr>
+            <w:tcW w:type="dxa" w:w="3969"/>
+          </w:tcPr>
+          <w:p>
+            <w:pPr>
+              <w:keepNext/>
+            </w:pPr>
             <w:r/>
             <w:r>
               <w:rPr>
@@ -2513,39 +5069,66 @@
         </w:tc>
         <w:tc>
           <w:tcPr>
-            <w:tcW w:type="dxa" w:w="1417"/>
-          </w:tcPr>
-          <w:p>
+            <w:tcW w:type="dxa" w:w="1134"/>
+          </w:tcPr>
+          <w:p>
+            <w:pPr>
+              <w:keepNext/>
+            </w:pPr>
             <w:r/>
             <w:r>
               <w:rPr>
                 <w:b/>
                 <w:sz w:val="19"/>
               </w:rPr>
-              <w:t>Rate/h</w:t>
-            </w:r>
-          </w:p>
-        </w:tc>
-        <w:tc>
-          <w:tcPr>
-            <w:tcW w:type="dxa" w:w="1417"/>
-          </w:tcPr>
-          <w:p>
+              <w:t>Rate / h</w:t>
+            </w:r>
+          </w:p>
+        </w:tc>
+        <w:tc>
+          <w:tcPr>
+            <w:tcW w:type="dxa" w:w="1134"/>
+          </w:tcPr>
+          <w:p>
+            <w:pPr>
+              <w:keepNext/>
+            </w:pPr>
             <w:r/>
             <w:r>
               <w:rPr>
                 <w:b/>
                 <w:sz w:val="19"/>
               </w:rPr>
+              <w:t>Peak ×</w:t>
+            </w:r>
+          </w:p>
+        </w:tc>
+        <w:tc>
+          <w:tcPr>
+            <w:tcW w:type="dxa" w:w="1361"/>
+          </w:tcPr>
+          <w:p>
+            <w:pPr>
+              <w:keepNext/>
+            </w:pPr>
+            <w:r/>
+            <w:r>
+              <w:rPr>
+                <w:b/>
+                <w:sz w:val="19"/>
+              </w:rPr>
               <w:t>FTE avg</w:t>
             </w:r>
           </w:p>
         </w:tc>
         <w:tc>
           <w:tcPr>
-            <w:tcW w:type="dxa" w:w="1417"/>
-          </w:tcPr>
-          <w:p>
+            <w:tcW w:type="dxa" w:w="1361"/>
+          </w:tcPr>
+          <w:p>
+            <w:pPr>
+              <w:keepNext/>
+            </w:pPr>
             <w:r/>
             <w:r>
               <w:rPr>
@@ -2558,23 +5141,778 @@
         </w:tc>
       </w:tr>
       <w:tr>
-        <w:tc>
-          <w:tcPr>
-            <w:tcW w:type="dxa" w:w="3685"/>
-          </w:tcPr>
-          <w:p>
-            <w:r/>
-            <w:r>
-              <w:rPr>
-                <w:sz w:val="19"/>
-              </w:rPr>
-              <w:t>Receiving (unload+check)</w:t>
-            </w:r>
-          </w:p>
-        </w:tc>
-        <w:tc>
-          <w:tcPr>
-            <w:tcW w:type="dxa" w:w="1417"/>
+        <w:trPr>
+          <w:cantSplit/>
+        </w:trPr>
+        <w:tc>
+          <w:tcPr>
+            <w:tcW w:type="dxa" w:w="3969"/>
+          </w:tcPr>
+          <w:p>
+            <w:pPr>
+              <w:keepNext/>
+            </w:pPr>
+            <w:r/>
+            <w:r>
+              <w:rPr>
+                <w:sz w:val="19"/>
+              </w:rPr>
+              <w:t>Receiving - palletised (unload+check)</w:t>
+            </w:r>
+          </w:p>
+        </w:tc>
+        <w:tc>
+          <w:tcPr>
+            <w:tcW w:type="dxa" w:w="1134"/>
+          </w:tcPr>
+          <w:p>
+            <w:pPr>
+              <w:keepNext/>
+              <w:jc w:val="right"/>
+            </w:pPr>
+            <w:r/>
+            <w:r>
+              <w:rPr>
+                <w:sz w:val="19"/>
+              </w:rPr>
+              <w:t>25</w:t>
+            </w:r>
+          </w:p>
+        </w:tc>
+        <w:tc>
+          <w:tcPr>
+            <w:tcW w:type="dxa" w:w="1134"/>
+          </w:tcPr>
+          <w:p>
+            <w:pPr>
+              <w:keepNext/>
+              <w:jc w:val="right"/>
+            </w:pPr>
+            <w:r/>
+            <w:r>
+              <w:rPr>
+                <w:sz w:val="19"/>
+              </w:rPr>
+              <w:t>1.69</w:t>
+            </w:r>
+          </w:p>
+        </w:tc>
+        <w:tc>
+          <w:tcPr>
+            <w:tcW w:type="dxa" w:w="1361"/>
+          </w:tcPr>
+          <w:p>
+            <w:pPr>
+              <w:keepNext/>
+              <w:jc w:val="right"/>
+            </w:pPr>
+            <w:r/>
+            <w:r>
+              <w:rPr>
+                <w:sz w:val="19"/>
+              </w:rPr>
+              <w:t>0.31</w:t>
+            </w:r>
+          </w:p>
+        </w:tc>
+        <w:tc>
+          <w:tcPr>
+            <w:tcW w:type="dxa" w:w="1361"/>
+          </w:tcPr>
+          <w:p>
+            <w:pPr>
+              <w:keepNext/>
+              <w:jc w:val="right"/>
+            </w:pPr>
+            <w:r/>
+            <w:r>
+              <w:rPr>
+                <w:sz w:val="19"/>
+              </w:rPr>
+              <w:t>0.52</w:t>
+            </w:r>
+          </w:p>
+        </w:tc>
+      </w:tr>
+      <w:tr>
+        <w:trPr>
+          <w:cantSplit/>
+        </w:trPr>
+        <w:tc>
+          <w:tcPr>
+            <w:tcW w:type="dxa" w:w="3969"/>
+          </w:tcPr>
+          <w:p>
+            <w:pPr>
+              <w:keepNext/>
+            </w:pPr>
+            <w:r/>
+            <w:r>
+              <w:rPr>
+                <w:sz w:val="19"/>
+              </w:rPr>
+              <w:t>Receiving - loose container de-stuff</w:t>
+            </w:r>
+          </w:p>
+        </w:tc>
+        <w:tc>
+          <w:tcPr>
+            <w:tcW w:type="dxa" w:w="1134"/>
+          </w:tcPr>
+          <w:p>
+            <w:pPr>
+              <w:keepNext/>
+              <w:jc w:val="right"/>
+            </w:pPr>
+            <w:r/>
+            <w:r>
+              <w:rPr>
+                <w:sz w:val="19"/>
+              </w:rPr>
+              <w:t>-</w:t>
+            </w:r>
+          </w:p>
+        </w:tc>
+        <w:tc>
+          <w:tcPr>
+            <w:tcW w:type="dxa" w:w="1134"/>
+          </w:tcPr>
+          <w:p>
+            <w:pPr>
+              <w:keepNext/>
+              <w:jc w:val="right"/>
+            </w:pPr>
+            <w:r/>
+            <w:r>
+              <w:rPr>
+                <w:sz w:val="19"/>
+              </w:rPr>
+              <w:t>2.0</w:t>
+            </w:r>
+          </w:p>
+        </w:tc>
+        <w:tc>
+          <w:tcPr>
+            <w:tcW w:type="dxa" w:w="1361"/>
+          </w:tcPr>
+          <w:p>
+            <w:pPr>
+              <w:keepNext/>
+              <w:jc w:val="right"/>
+            </w:pPr>
+            <w:r/>
+            <w:r>
+              <w:rPr>
+                <w:sz w:val="19"/>
+              </w:rPr>
+              <w:t>0.80</w:t>
+            </w:r>
+          </w:p>
+        </w:tc>
+        <w:tc>
+          <w:tcPr>
+            <w:tcW w:type="dxa" w:w="1361"/>
+          </w:tcPr>
+          <w:p>
+            <w:pPr>
+              <w:keepNext/>
+              <w:jc w:val="right"/>
+            </w:pPr>
+            <w:r/>
+            <w:r>
+              <w:rPr>
+                <w:sz w:val="19"/>
+              </w:rPr>
+              <w:t>1.60</w:t>
+            </w:r>
+          </w:p>
+        </w:tc>
+      </w:tr>
+      <w:tr>
+        <w:trPr>
+          <w:cantSplit/>
+        </w:trPr>
+        <w:tc>
+          <w:tcPr>
+            <w:tcW w:type="dxa" w:w="3969"/>
+          </w:tcPr>
+          <w:p>
+            <w:pPr>
+              <w:keepNext/>
+            </w:pPr>
+            <w:r/>
+            <w:r>
+              <w:rPr>
+                <w:sz w:val="19"/>
+              </w:rPr>
+              <w:t>Putaway (reach truck)</w:t>
+            </w:r>
+          </w:p>
+        </w:tc>
+        <w:tc>
+          <w:tcPr>
+            <w:tcW w:type="dxa" w:w="1134"/>
+          </w:tcPr>
+          <w:p>
+            <w:pPr>
+              <w:keepNext/>
+              <w:jc w:val="right"/>
+            </w:pPr>
+            <w:r/>
+            <w:r>
+              <w:rPr>
+                <w:sz w:val="19"/>
+              </w:rPr>
+              <w:t>20</w:t>
+            </w:r>
+          </w:p>
+        </w:tc>
+        <w:tc>
+          <w:tcPr>
+            <w:tcW w:type="dxa" w:w="1134"/>
+          </w:tcPr>
+          <w:p>
+            <w:pPr>
+              <w:keepNext/>
+              <w:jc w:val="right"/>
+            </w:pPr>
+            <w:r/>
+            <w:r>
+              <w:rPr>
+                <w:sz w:val="19"/>
+              </w:rPr>
+              <w:t>1.69</w:t>
+            </w:r>
+          </w:p>
+        </w:tc>
+        <w:tc>
+          <w:tcPr>
+            <w:tcW w:type="dxa" w:w="1361"/>
+          </w:tcPr>
+          <w:p>
+            <w:pPr>
+              <w:keepNext/>
+              <w:jc w:val="right"/>
+            </w:pPr>
+            <w:r/>
+            <w:r>
+              <w:rPr>
+                <w:sz w:val="19"/>
+              </w:rPr>
+              <w:t>0.66</w:t>
+            </w:r>
+          </w:p>
+        </w:tc>
+        <w:tc>
+          <w:tcPr>
+            <w:tcW w:type="dxa" w:w="1361"/>
+          </w:tcPr>
+          <w:p>
+            <w:pPr>
+              <w:keepNext/>
+              <w:jc w:val="right"/>
+            </w:pPr>
+            <w:r/>
+            <w:r>
+              <w:rPr>
+                <w:sz w:val="19"/>
+              </w:rPr>
+              <w:t>1.11</w:t>
+            </w:r>
+          </w:p>
+        </w:tc>
+      </w:tr>
+      <w:tr>
+        <w:trPr>
+          <w:cantSplit/>
+        </w:trPr>
+        <w:tc>
+          <w:tcPr>
+            <w:tcW w:type="dxa" w:w="3969"/>
+          </w:tcPr>
+          <w:p>
+            <w:pPr>
+              <w:keepNext/>
+            </w:pPr>
+            <w:r/>
+            <w:r>
+              <w:rPr>
+                <w:sz w:val="19"/>
+              </w:rPr>
+              <w:t>Replenishment (reach truck)</w:t>
+            </w:r>
+          </w:p>
+        </w:tc>
+        <w:tc>
+          <w:tcPr>
+            <w:tcW w:type="dxa" w:w="1134"/>
+          </w:tcPr>
+          <w:p>
+            <w:pPr>
+              <w:keepNext/>
+              <w:jc w:val="right"/>
+            </w:pPr>
+            <w:r/>
+            <w:r>
+              <w:rPr>
+                <w:sz w:val="19"/>
+              </w:rPr>
+              <w:t>18</w:t>
+            </w:r>
+          </w:p>
+        </w:tc>
+        <w:tc>
+          <w:tcPr>
+            <w:tcW w:type="dxa" w:w="1134"/>
+          </w:tcPr>
+          <w:p>
+            <w:pPr>
+              <w:keepNext/>
+              <w:jc w:val="right"/>
+            </w:pPr>
+            <w:r/>
+            <w:r>
+              <w:rPr>
+                <w:sz w:val="19"/>
+              </w:rPr>
+              <w:t>2.85</w:t>
+            </w:r>
+          </w:p>
+        </w:tc>
+        <w:tc>
+          <w:tcPr>
+            <w:tcW w:type="dxa" w:w="1361"/>
+          </w:tcPr>
+          <w:p>
+            <w:pPr>
+              <w:keepNext/>
+              <w:jc w:val="right"/>
+            </w:pPr>
+            <w:r/>
+            <w:r>
+              <w:rPr>
+                <w:sz w:val="19"/>
+              </w:rPr>
+              <w:t>0.18</w:t>
+            </w:r>
+          </w:p>
+        </w:tc>
+        <w:tc>
+          <w:tcPr>
+            <w:tcW w:type="dxa" w:w="1361"/>
+          </w:tcPr>
+          <w:p>
+            <w:pPr>
+              <w:keepNext/>
+              <w:jc w:val="right"/>
+            </w:pPr>
+            <w:r/>
+            <w:r>
+              <w:rPr>
+                <w:sz w:val="19"/>
+              </w:rPr>
+              <w:t>0.51</w:t>
+            </w:r>
+          </w:p>
+        </w:tc>
+      </w:tr>
+      <w:tr>
+        <w:trPr>
+          <w:cantSplit/>
+        </w:trPr>
+        <w:tc>
+          <w:tcPr>
+            <w:tcW w:type="dxa" w:w="3969"/>
+          </w:tcPr>
+          <w:p>
+            <w:pPr>
+              <w:keepNext/>
+            </w:pPr>
+            <w:r/>
+            <w:r>
+              <w:rPr>
+                <w:sz w:val="19"/>
+              </w:rPr>
+              <w:t>Each picking</w:t>
+            </w:r>
+          </w:p>
+        </w:tc>
+        <w:tc>
+          <w:tcPr>
+            <w:tcW w:type="dxa" w:w="1134"/>
+          </w:tcPr>
+          <w:p>
+            <w:pPr>
+              <w:keepNext/>
+              <w:jc w:val="right"/>
+            </w:pPr>
+            <w:r/>
+            <w:r>
+              <w:rPr>
+                <w:sz w:val="19"/>
+              </w:rPr>
+              <w:t>55</w:t>
+            </w:r>
+          </w:p>
+        </w:tc>
+        <w:tc>
+          <w:tcPr>
+            <w:tcW w:type="dxa" w:w="1134"/>
+          </w:tcPr>
+          <w:p>
+            <w:pPr>
+              <w:keepNext/>
+              <w:jc w:val="right"/>
+            </w:pPr>
+            <w:r/>
+            <w:r>
+              <w:rPr>
+                <w:sz w:val="19"/>
+              </w:rPr>
+              <w:t>1.83</w:t>
+            </w:r>
+          </w:p>
+        </w:tc>
+        <w:tc>
+          <w:tcPr>
+            <w:tcW w:type="dxa" w:w="1361"/>
+          </w:tcPr>
+          <w:p>
+            <w:pPr>
+              <w:keepNext/>
+              <w:jc w:val="right"/>
+            </w:pPr>
+            <w:r/>
+            <w:r>
+              <w:rPr>
+                <w:sz w:val="19"/>
+              </w:rPr>
+              <w:t>1.17</w:t>
+            </w:r>
+          </w:p>
+        </w:tc>
+        <w:tc>
+          <w:tcPr>
+            <w:tcW w:type="dxa" w:w="1361"/>
+          </w:tcPr>
+          <w:p>
+            <w:pPr>
+              <w:keepNext/>
+              <w:jc w:val="right"/>
+            </w:pPr>
+            <w:r/>
+            <w:r>
+              <w:rPr>
+                <w:sz w:val="19"/>
+              </w:rPr>
+              <w:t>2.14</w:t>
+            </w:r>
+          </w:p>
+        </w:tc>
+      </w:tr>
+      <w:tr>
+        <w:trPr>
+          <w:cantSplit/>
+        </w:trPr>
+        <w:tc>
+          <w:tcPr>
+            <w:tcW w:type="dxa" w:w="3969"/>
+          </w:tcPr>
+          <w:p>
+            <w:pPr>
+              <w:keepNext/>
+            </w:pPr>
+            <w:r/>
+            <w:r>
+              <w:rPr>
+                <w:sz w:val="19"/>
+              </w:rPr>
+              <w:t>Case picking</w:t>
+            </w:r>
+          </w:p>
+        </w:tc>
+        <w:tc>
+          <w:tcPr>
+            <w:tcW w:type="dxa" w:w="1134"/>
+          </w:tcPr>
+          <w:p>
+            <w:pPr>
+              <w:keepNext/>
+              <w:jc w:val="right"/>
+            </w:pPr>
+            <w:r/>
+            <w:r>
+              <w:rPr>
+                <w:sz w:val="19"/>
+              </w:rPr>
+              <w:t>80</w:t>
+            </w:r>
+          </w:p>
+        </w:tc>
+        <w:tc>
+          <w:tcPr>
+            <w:tcW w:type="dxa" w:w="1134"/>
+          </w:tcPr>
+          <w:p>
+            <w:pPr>
+              <w:keepNext/>
+              <w:jc w:val="right"/>
+            </w:pPr>
+            <w:r/>
+            <w:r>
+              <w:rPr>
+                <w:sz w:val="19"/>
+              </w:rPr>
+              <w:t>1.83</w:t>
+            </w:r>
+          </w:p>
+        </w:tc>
+        <w:tc>
+          <w:tcPr>
+            <w:tcW w:type="dxa" w:w="1361"/>
+          </w:tcPr>
+          <w:p>
+            <w:pPr>
+              <w:keepNext/>
+              <w:jc w:val="right"/>
+            </w:pPr>
+            <w:r/>
+            <w:r>
+              <w:rPr>
+                <w:sz w:val="19"/>
+              </w:rPr>
+              <w:t>0.25</w:t>
+            </w:r>
+          </w:p>
+        </w:tc>
+        <w:tc>
+          <w:tcPr>
+            <w:tcW w:type="dxa" w:w="1361"/>
+          </w:tcPr>
+          <w:p>
+            <w:pPr>
+              <w:keepNext/>
+              <w:jc w:val="right"/>
+            </w:pPr>
+            <w:r/>
+            <w:r>
+              <w:rPr>
+                <w:sz w:val="19"/>
+              </w:rPr>
+              <w:t>0.46</w:t>
+            </w:r>
+          </w:p>
+        </w:tc>
+      </w:tr>
+      <w:tr>
+        <w:trPr>
+          <w:cantSplit/>
+        </w:trPr>
+        <w:tc>
+          <w:tcPr>
+            <w:tcW w:type="dxa" w:w="3969"/>
+          </w:tcPr>
+          <w:p>
+            <w:pPr>
+              <w:keepNext/>
+            </w:pPr>
+            <w:r/>
+            <w:r>
+              <w:rPr>
+                <w:sz w:val="19"/>
+              </w:rPr>
+              <w:t>Full-pallet picking</w:t>
+            </w:r>
+          </w:p>
+        </w:tc>
+        <w:tc>
+          <w:tcPr>
+            <w:tcW w:type="dxa" w:w="1134"/>
+          </w:tcPr>
+          <w:p>
+            <w:pPr>
+              <w:keepNext/>
+              <w:jc w:val="right"/>
+            </w:pPr>
+            <w:r/>
+            <w:r>
+              <w:rPr>
+                <w:sz w:val="19"/>
+              </w:rPr>
+              <w:t>22</w:t>
+            </w:r>
+          </w:p>
+        </w:tc>
+        <w:tc>
+          <w:tcPr>
+            <w:tcW w:type="dxa" w:w="1134"/>
+          </w:tcPr>
+          <w:p>
+            <w:pPr>
+              <w:keepNext/>
+              <w:jc w:val="right"/>
+            </w:pPr>
+            <w:r/>
+            <w:r>
+              <w:rPr>
+                <w:sz w:val="19"/>
+              </w:rPr>
+              <w:t>1.83</w:t>
+            </w:r>
+          </w:p>
+        </w:tc>
+        <w:tc>
+          <w:tcPr>
+            <w:tcW w:type="dxa" w:w="1361"/>
+          </w:tcPr>
+          <w:p>
+            <w:pPr>
+              <w:keepNext/>
+              <w:jc w:val="right"/>
+            </w:pPr>
+            <w:r/>
+            <w:r>
+              <w:rPr>
+                <w:sz w:val="19"/>
+              </w:rPr>
+              <w:t>0.04</w:t>
+            </w:r>
+          </w:p>
+        </w:tc>
+        <w:tc>
+          <w:tcPr>
+            <w:tcW w:type="dxa" w:w="1361"/>
+          </w:tcPr>
+          <w:p>
+            <w:pPr>
+              <w:keepNext/>
+              <w:jc w:val="right"/>
+            </w:pPr>
+            <w:r/>
+            <w:r>
+              <w:rPr>
+                <w:sz w:val="19"/>
+              </w:rPr>
+              <w:t>0.07</w:t>
+            </w:r>
+          </w:p>
+        </w:tc>
+      </w:tr>
+      <w:tr>
+        <w:trPr>
+          <w:cantSplit/>
+        </w:trPr>
+        <w:tc>
+          <w:tcPr>
+            <w:tcW w:type="dxa" w:w="3969"/>
+          </w:tcPr>
+          <w:p>
+            <w:pPr>
+              <w:keepNext/>
+            </w:pPr>
+            <w:r/>
+            <w:r>
+              <w:rPr>
+                <w:sz w:val="19"/>
+              </w:rPr>
+              <w:t>Packing / consolidation</w:t>
+            </w:r>
+          </w:p>
+        </w:tc>
+        <w:tc>
+          <w:tcPr>
+            <w:tcW w:type="dxa" w:w="1134"/>
+          </w:tcPr>
+          <w:p>
+            <w:pPr>
+              <w:keepNext/>
+              <w:jc w:val="right"/>
+            </w:pPr>
+            <w:r/>
+            <w:r>
+              <w:rPr>
+                <w:sz w:val="19"/>
+              </w:rPr>
+              <w:t>45</w:t>
+            </w:r>
+          </w:p>
+        </w:tc>
+        <w:tc>
+          <w:tcPr>
+            <w:tcW w:type="dxa" w:w="1134"/>
+          </w:tcPr>
+          <w:p>
+            <w:pPr>
+              <w:keepNext/>
+              <w:jc w:val="right"/>
+            </w:pPr>
+            <w:r/>
+            <w:r>
+              <w:rPr>
+                <w:sz w:val="19"/>
+              </w:rPr>
+              <w:t>1.83</w:t>
+            </w:r>
+          </w:p>
+        </w:tc>
+        <w:tc>
+          <w:tcPr>
+            <w:tcW w:type="dxa" w:w="1361"/>
+          </w:tcPr>
+          <w:p>
+            <w:pPr>
+              <w:keepNext/>
+              <w:jc w:val="right"/>
+            </w:pPr>
+            <w:r/>
+            <w:r>
+              <w:rPr>
+                <w:sz w:val="19"/>
+              </w:rPr>
+              <w:t>1.88</w:t>
+            </w:r>
+          </w:p>
+        </w:tc>
+        <w:tc>
+          <w:tcPr>
+            <w:tcW w:type="dxa" w:w="1361"/>
+          </w:tcPr>
+          <w:p>
+            <w:pPr>
+              <w:keepNext/>
+              <w:jc w:val="right"/>
+            </w:pPr>
+            <w:r/>
+            <w:r>
+              <w:rPr>
+                <w:sz w:val="19"/>
+              </w:rPr>
+              <w:t>3.44</w:t>
+            </w:r>
+          </w:p>
+        </w:tc>
+      </w:tr>
+      <w:tr>
+        <w:trPr>
+          <w:cantSplit/>
+        </w:trPr>
+        <w:tc>
+          <w:tcPr>
+            <w:tcW w:type="dxa" w:w="3969"/>
+          </w:tcPr>
+          <w:p>
+            <w:r/>
+            <w:r>
+              <w:rPr>
+                <w:sz w:val="19"/>
+              </w:rPr>
+              <w:t>Shipping / loading</w:t>
+            </w:r>
+          </w:p>
+        </w:tc>
+        <w:tc>
+          <w:tcPr>
+            <w:tcW w:type="dxa" w:w="1134"/>
           </w:tcPr>
           <w:p>
             <w:pPr>
@@ -2585,13 +5923,13 @@
               <w:rPr>
                 <w:sz w:val="19"/>
               </w:rPr>
-              <w:t>25</w:t>
-            </w:r>
-          </w:p>
-        </w:tc>
-        <w:tc>
-          <w:tcPr>
-            <w:tcW w:type="dxa" w:w="1417"/>
+              <w:t>30</w:t>
+            </w:r>
+          </w:p>
+        </w:tc>
+        <w:tc>
+          <w:tcPr>
+            <w:tcW w:type="dxa" w:w="1134"/>
           </w:tcPr>
           <w:p>
             <w:pPr>
@@ -2602,13 +5940,13 @@
               <w:rPr>
                 <w:sz w:val="19"/>
               </w:rPr>
-              <w:t>0.17</w:t>
-            </w:r>
-          </w:p>
-        </w:tc>
-        <w:tc>
-          <w:tcPr>
-            <w:tcW w:type="dxa" w:w="1417"/>
+              <w:t>2.85</w:t>
+            </w:r>
+          </w:p>
+        </w:tc>
+        <w:tc>
+          <w:tcPr>
+            <w:tcW w:type="dxa" w:w="1361"/>
           </w:tcPr>
           <w:p>
             <w:pPr>
@@ -2619,465 +5957,13 @@
               <w:rPr>
                 <w:sz w:val="19"/>
               </w:rPr>
-              <w:t>0.48</w:t>
-            </w:r>
-          </w:p>
-        </w:tc>
-      </w:tr>
-      <w:tr>
-        <w:tc>
-          <w:tcPr>
-            <w:tcW w:type="dxa" w:w="3685"/>
-          </w:tcPr>
-          <w:p>
-            <w:r/>
-            <w:r>
-              <w:rPr>
-                <w:sz w:val="19"/>
-              </w:rPr>
-              <w:t>Putaway (reach)</w:t>
-            </w:r>
-          </w:p>
-        </w:tc>
-        <w:tc>
-          <w:tcPr>
-            <w:tcW w:type="dxa" w:w="1417"/>
-          </w:tcPr>
-          <w:p>
-            <w:pPr>
-              <w:jc w:val="right"/>
-            </w:pPr>
-            <w:r/>
-            <w:r>
-              <w:rPr>
-                <w:sz w:val="19"/>
-              </w:rPr>
-              <w:t>20</w:t>
-            </w:r>
-          </w:p>
-        </w:tc>
-        <w:tc>
-          <w:tcPr>
-            <w:tcW w:type="dxa" w:w="1417"/>
-          </w:tcPr>
-          <w:p>
-            <w:pPr>
-              <w:jc w:val="right"/>
-            </w:pPr>
-            <w:r/>
-            <w:r>
-              <w:rPr>
-                <w:sz w:val="19"/>
-              </w:rPr>
-              <w:t>0.21</w:t>
-            </w:r>
-          </w:p>
-        </w:tc>
-        <w:tc>
-          <w:tcPr>
-            <w:tcW w:type="dxa" w:w="1417"/>
-          </w:tcPr>
-          <w:p>
-            <w:pPr>
-              <w:jc w:val="right"/>
-            </w:pPr>
-            <w:r/>
-            <w:r>
-              <w:rPr>
-                <w:sz w:val="19"/>
-              </w:rPr>
-              <w:t>0.60</w:t>
-            </w:r>
-          </w:p>
-        </w:tc>
-      </w:tr>
-      <w:tr>
-        <w:tc>
-          <w:tcPr>
-            <w:tcW w:type="dxa" w:w="3685"/>
-          </w:tcPr>
-          <w:p>
-            <w:r/>
-            <w:r>
-              <w:rPr>
-                <w:sz w:val="19"/>
-              </w:rPr>
-              <w:t>Replenishment</w:t>
-            </w:r>
-          </w:p>
-        </w:tc>
-        <w:tc>
-          <w:tcPr>
-            <w:tcW w:type="dxa" w:w="1417"/>
-          </w:tcPr>
-          <w:p>
-            <w:pPr>
-              <w:jc w:val="right"/>
-            </w:pPr>
-            <w:r/>
-            <w:r>
-              <w:rPr>
-                <w:sz w:val="19"/>
-              </w:rPr>
-              <w:t>18</w:t>
-            </w:r>
-          </w:p>
-        </w:tc>
-        <w:tc>
-          <w:tcPr>
-            <w:tcW w:type="dxa" w:w="1417"/>
-          </w:tcPr>
-          <w:p>
-            <w:pPr>
-              <w:jc w:val="right"/>
-            </w:pPr>
-            <w:r/>
-            <w:r>
-              <w:rPr>
-                <w:sz w:val="19"/>
-              </w:rPr>
-              <w:t>0.16</w:t>
-            </w:r>
-          </w:p>
-        </w:tc>
-        <w:tc>
-          <w:tcPr>
-            <w:tcW w:type="dxa" w:w="1417"/>
-          </w:tcPr>
-          <w:p>
-            <w:pPr>
-              <w:jc w:val="right"/>
-            </w:pPr>
-            <w:r/>
-            <w:r>
-              <w:rPr>
-                <w:sz w:val="19"/>
-              </w:rPr>
-              <w:t>0.47</w:t>
-            </w:r>
-          </w:p>
-        </w:tc>
-      </w:tr>
-      <w:tr>
-        <w:tc>
-          <w:tcPr>
-            <w:tcW w:type="dxa" w:w="3685"/>
-          </w:tcPr>
-          <w:p>
-            <w:r/>
-            <w:r>
-              <w:rPr>
-                <w:sz w:val="19"/>
-              </w:rPr>
-              <w:t>Case picking</w:t>
-            </w:r>
-          </w:p>
-        </w:tc>
-        <w:tc>
-          <w:tcPr>
-            <w:tcW w:type="dxa" w:w="1417"/>
-          </w:tcPr>
-          <w:p>
-            <w:pPr>
-              <w:jc w:val="right"/>
-            </w:pPr>
-            <w:r/>
-            <w:r>
-              <w:rPr>
-                <w:sz w:val="19"/>
-              </w:rPr>
-              <w:t>80</w:t>
-            </w:r>
-          </w:p>
-        </w:tc>
-        <w:tc>
-          <w:tcPr>
-            <w:tcW w:type="dxa" w:w="1417"/>
-          </w:tcPr>
-          <w:p>
-            <w:pPr>
-              <w:jc w:val="right"/>
-            </w:pPr>
-            <w:r/>
-            <w:r>
-              <w:rPr>
-                <w:sz w:val="19"/>
-              </w:rPr>
-              <w:t>0.87</w:t>
-            </w:r>
-          </w:p>
-        </w:tc>
-        <w:tc>
-          <w:tcPr>
-            <w:tcW w:type="dxa" w:w="1417"/>
-          </w:tcPr>
-          <w:p>
-            <w:pPr>
-              <w:jc w:val="right"/>
-            </w:pPr>
-            <w:r/>
-            <w:r>
-              <w:rPr>
-                <w:sz w:val="19"/>
-              </w:rPr>
-              <w:t>1.59</w:t>
-            </w:r>
-          </w:p>
-        </w:tc>
-      </w:tr>
-      <w:tr>
-        <w:tc>
-          <w:tcPr>
-            <w:tcW w:type="dxa" w:w="3685"/>
-          </w:tcPr>
-          <w:p>
-            <w:r/>
-            <w:r>
-              <w:rPr>
-                <w:sz w:val="19"/>
-              </w:rPr>
-              <w:t>Each picking</w:t>
-            </w:r>
-          </w:p>
-        </w:tc>
-        <w:tc>
-          <w:tcPr>
-            <w:tcW w:type="dxa" w:w="1417"/>
-          </w:tcPr>
-          <w:p>
-            <w:pPr>
-              <w:jc w:val="right"/>
-            </w:pPr>
-            <w:r/>
-            <w:r>
-              <w:rPr>
-                <w:sz w:val="19"/>
-              </w:rPr>
-              <w:t>55</w:t>
-            </w:r>
-          </w:p>
-        </w:tc>
-        <w:tc>
-          <w:tcPr>
-            <w:tcW w:type="dxa" w:w="1417"/>
-          </w:tcPr>
-          <w:p>
-            <w:pPr>
-              <w:jc w:val="right"/>
-            </w:pPr>
-            <w:r/>
-            <w:r>
-              <w:rPr>
-                <w:sz w:val="19"/>
-              </w:rPr>
-              <w:t>0.25</w:t>
-            </w:r>
-          </w:p>
-        </w:tc>
-        <w:tc>
-          <w:tcPr>
-            <w:tcW w:type="dxa" w:w="1417"/>
-          </w:tcPr>
-          <w:p>
-            <w:pPr>
-              <w:jc w:val="right"/>
-            </w:pPr>
-            <w:r/>
-            <w:r>
-              <w:rPr>
-                <w:sz w:val="19"/>
-              </w:rPr>
-              <w:t>0.45</w:t>
-            </w:r>
-          </w:p>
-        </w:tc>
-      </w:tr>
-      <w:tr>
-        <w:tc>
-          <w:tcPr>
-            <w:tcW w:type="dxa" w:w="3685"/>
-          </w:tcPr>
-          <w:p>
-            <w:r/>
-            <w:r>
-              <w:rPr>
-                <w:sz w:val="19"/>
-              </w:rPr>
-              <w:t>Full-pallet picking</w:t>
-            </w:r>
-          </w:p>
-        </w:tc>
-        <w:tc>
-          <w:tcPr>
-            <w:tcW w:type="dxa" w:w="1417"/>
-          </w:tcPr>
-          <w:p>
-            <w:pPr>
-              <w:jc w:val="right"/>
-            </w:pPr>
-            <w:r/>
-            <w:r>
-              <w:rPr>
-                <w:sz w:val="19"/>
-              </w:rPr>
-              <w:t>22</w:t>
-            </w:r>
-          </w:p>
-        </w:tc>
-        <w:tc>
-          <w:tcPr>
-            <w:tcW w:type="dxa" w:w="1417"/>
-          </w:tcPr>
-          <w:p>
-            <w:pPr>
-              <w:jc w:val="right"/>
-            </w:pPr>
-            <w:r/>
-            <w:r>
-              <w:rPr>
-                <w:sz w:val="19"/>
-              </w:rPr>
-              <w:t>0.10</w:t>
-            </w:r>
-          </w:p>
-        </w:tc>
-        <w:tc>
-          <w:tcPr>
-            <w:tcW w:type="dxa" w:w="1417"/>
-          </w:tcPr>
-          <w:p>
-            <w:pPr>
-              <w:jc w:val="right"/>
-            </w:pPr>
-            <w:r/>
-            <w:r>
-              <w:rPr>
-                <w:sz w:val="19"/>
-              </w:rPr>
-              <w:t>0.18</w:t>
-            </w:r>
-          </w:p>
-        </w:tc>
-      </w:tr>
-      <w:tr>
-        <w:tc>
-          <w:tcPr>
-            <w:tcW w:type="dxa" w:w="3685"/>
-          </w:tcPr>
-          <w:p>
-            <w:r/>
-            <w:r>
-              <w:rPr>
-                <w:sz w:val="19"/>
-              </w:rPr>
-              <w:t>Packing/consolidation</w:t>
-            </w:r>
-          </w:p>
-        </w:tc>
-        <w:tc>
-          <w:tcPr>
-            <w:tcW w:type="dxa" w:w="1417"/>
-          </w:tcPr>
-          <w:p>
-            <w:pPr>
-              <w:jc w:val="right"/>
-            </w:pPr>
-            <w:r/>
-            <w:r>
-              <w:rPr>
-                <w:sz w:val="19"/>
-              </w:rPr>
-              <w:t>45</w:t>
-            </w:r>
-          </w:p>
-        </w:tc>
-        <w:tc>
-          <w:tcPr>
-            <w:tcW w:type="dxa" w:w="1417"/>
-          </w:tcPr>
-          <w:p>
-            <w:pPr>
-              <w:jc w:val="right"/>
-            </w:pPr>
-            <w:r/>
-            <w:r>
-              <w:rPr>
-                <w:sz w:val="19"/>
-              </w:rPr>
-              <w:t>1.85</w:t>
-            </w:r>
-          </w:p>
-        </w:tc>
-        <w:tc>
-          <w:tcPr>
-            <w:tcW w:type="dxa" w:w="1417"/>
-          </w:tcPr>
-          <w:p>
-            <w:pPr>
-              <w:jc w:val="right"/>
-            </w:pPr>
-            <w:r/>
-            <w:r>
-              <w:rPr>
-                <w:sz w:val="19"/>
-              </w:rPr>
-              <w:t>3.38</w:t>
-            </w:r>
-          </w:p>
-        </w:tc>
-      </w:tr>
-      <w:tr>
-        <w:tc>
-          <w:tcPr>
-            <w:tcW w:type="dxa" w:w="3685"/>
-          </w:tcPr>
-          <w:p>
-            <w:r/>
-            <w:r>
-              <w:rPr>
-                <w:sz w:val="19"/>
-              </w:rPr>
-              <w:t>Shipping/loading</w:t>
-            </w:r>
-          </w:p>
-        </w:tc>
-        <w:tc>
-          <w:tcPr>
-            <w:tcW w:type="dxa" w:w="1417"/>
-          </w:tcPr>
-          <w:p>
-            <w:pPr>
-              <w:jc w:val="right"/>
-            </w:pPr>
-            <w:r/>
-            <w:r>
-              <w:rPr>
-                <w:sz w:val="19"/>
-              </w:rPr>
-              <w:t>30</w:t>
-            </w:r>
-          </w:p>
-        </w:tc>
-        <w:tc>
-          <w:tcPr>
-            <w:tcW w:type="dxa" w:w="1417"/>
-          </w:tcPr>
-          <w:p>
-            <w:pPr>
-              <w:jc w:val="right"/>
-            </w:pPr>
-            <w:r/>
-            <w:r>
-              <w:rPr>
-                <w:sz w:val="19"/>
-              </w:rPr>
               <w:t>0.08</w:t>
             </w:r>
           </w:p>
         </w:tc>
         <w:tc>
           <w:tcPr>
-            <w:tcW w:type="dxa" w:w="1417"/>
+            <w:tcW w:type="dxa" w:w="1361"/>
           </w:tcPr>
           <w:p>
             <w:pPr>
@@ -3110,7 +5996,16 @@
           <w:color w:val="222222"/>
           <w:sz w:val="21"/>
         </w:rPr>
-        <w:t>**Total direct labour ≈ 3.7 FTE average, 7.4 FTE at peak** (≈ 12 if each process is staffed separately; cross-training reduces this). Add supervision/admin and value-add separately.</w:t>
+        <w:t>Direct labour ≈ 5.4 FTE on an average day and 10.1 FTE on the peak day</w:t>
+      </w:r>
+      <w:r>
+        <w:rPr>
+          <w:b/>
+          <w:i w:val="0"/>
+          <w:color w:val="222222"/>
+          <w:sz w:val="21"/>
+        </w:rPr>
+        <w:t xml:space="preserve"> (single shift, 7.5 productive hours). Cross-training covers the peak; supervision and admin come on top.</w:t>
       </w:r>
     </w:p>
     <w:p>
@@ -3120,8 +6015,8 @@
       <w:r>
         <w:drawing>
           <wp:inline xmlns:a="http://schemas.openxmlformats.org/drawingml/2006/main" xmlns:pic="http://schemas.openxmlformats.org/drawingml/2006/picture">
-            <wp:extent cx="5040000" cy="2531831"/>
-            <wp:docPr id="11" name="Picture 11"/>
+            <wp:extent cx="5040000" cy="2366028"/>
+            <wp:docPr id="13" name="Picture 13"/>
             <wp:cNvGraphicFramePr>
               <a:graphicFrameLocks noChangeAspect="1"/>
             </wp:cNvGraphicFramePr>
@@ -3133,7 +6028,7 @@
                     <pic:cNvPicPr/>
                   </pic:nvPicPr>
                   <pic:blipFill>
-                    <a:blip r:embed="rId19"/>
+                    <a:blip r:embed="rId21"/>
                     <a:stretch>
                       <a:fillRect/>
                     </a:stretch>
@@ -3141,7 +6036,7 @@
                   <pic:spPr>
                     <a:xfrm>
                       <a:off x="0" y="0"/>
-                      <a:ext cx="5040000" cy="2531831"/>
+                      <a:ext cx="5040000" cy="2366028"/>
                     </a:xfrm>
                     <a:prstGeom prst="rect"/>
                   </pic:spPr>
@@ -3164,8 +6059,1183 @@
           <w:color w:val="666666"/>
           <w:sz w:val="17"/>
         </w:rPr>
-        <w:t>Fig 11. Labour requirement by process (average vs peak).</w:t>
+        <w:t>Fig 13. Labour requirement by process (average vs peak day).</w:t>
       </w:r>
+    </w:p>
+    <w:p>
+      <w:pPr>
+        <w:pStyle w:val="Heading2"/>
+      </w:pPr>
+      <w:r>
+        <w:t>6.2 Machinery — Jungheinrich fleet</w:t>
+      </w:r>
+    </w:p>
+    <w:p>
+      <w:pPr>
+        <w:spacing w:after="120"/>
+      </w:pPr>
+      <w:r>
+        <w:rPr>
+          <w:b w:val="0"/>
+          <w:i w:val="0"/>
+          <w:color w:val="222222"/>
+          <w:sz w:val="21"/>
+        </w:rPr>
+        <w:t>Truck models were chosen from Jungheinrich (as advised) to match the layout and loads, and sized with a cycle-time model built from their published speeds on the Option B routes (A021).</w:t>
+      </w:r>
+    </w:p>
+    <w:tbl>
+      <w:tblPr>
+        <w:tblStyle w:val="LightGrid-Accent1"/>
+        <w:tblW w:type="auto" w:w="0"/>
+        <w:jc w:val="center"/>
+        <w:tblLook w:firstColumn="1" w:firstRow="1" w:lastColumn="0" w:lastRow="0" w:noHBand="0" w:noVBand="1" w:val="04A0"/>
+      </w:tblPr>
+      <w:tblGrid>
+        <w:gridCol w:w="1440"/>
+        <w:gridCol w:w="1440"/>
+        <w:gridCol w:w="1440"/>
+        <w:gridCol w:w="1440"/>
+        <w:gridCol w:w="1440"/>
+        <w:gridCol w:w="1440"/>
+      </w:tblGrid>
+      <w:tr>
+        <w:trPr>
+          <w:cantSplit/>
+        </w:trPr>
+        <w:tc>
+          <w:tcPr>
+            <w:tcW w:type="dxa" w:w="1247"/>
+          </w:tcPr>
+          <w:p>
+            <w:pPr>
+              <w:keepNext/>
+            </w:pPr>
+            <w:r/>
+            <w:r>
+              <w:rPr>
+                <w:b/>
+                <w:sz w:val="19"/>
+              </w:rPr>
+              <w:t>Model</w:t>
+            </w:r>
+          </w:p>
+        </w:tc>
+        <w:tc>
+          <w:tcPr>
+            <w:tcW w:type="dxa" w:w="3742"/>
+          </w:tcPr>
+          <w:p>
+            <w:pPr>
+              <w:keepNext/>
+            </w:pPr>
+            <w:r/>
+            <w:r>
+              <w:rPr>
+                <w:b/>
+                <w:sz w:val="19"/>
+              </w:rPr>
+              <w:t>Task</w:t>
+            </w:r>
+          </w:p>
+        </w:tc>
+        <w:tc>
+          <w:tcPr>
+            <w:tcW w:type="dxa" w:w="1134"/>
+          </w:tcPr>
+          <w:p>
+            <w:pPr>
+              <w:keepNext/>
+            </w:pPr>
+            <w:r/>
+            <w:r>
+              <w:rPr>
+                <w:b/>
+                <w:sz w:val="19"/>
+              </w:rPr>
+              <w:t>Equip-h/day avg</w:t>
+            </w:r>
+          </w:p>
+        </w:tc>
+        <w:tc>
+          <w:tcPr>
+            <w:tcW w:type="dxa" w:w="1134"/>
+          </w:tcPr>
+          <w:p>
+            <w:pPr>
+              <w:keepNext/>
+            </w:pPr>
+            <w:r/>
+            <w:r>
+              <w:rPr>
+                <w:b/>
+                <w:sz w:val="19"/>
+              </w:rPr>
+              <w:t>Equip-h/day peak</w:t>
+            </w:r>
+          </w:p>
+        </w:tc>
+        <w:tc>
+          <w:tcPr>
+            <w:tcW w:type="dxa" w:w="907"/>
+          </w:tcPr>
+          <w:p>
+            <w:pPr>
+              <w:keepNext/>
+            </w:pPr>
+            <w:r/>
+            <w:r>
+              <w:rPr>
+                <w:b/>
+                <w:sz w:val="19"/>
+              </w:rPr>
+              <w:t>Needed</w:t>
+            </w:r>
+          </w:p>
+        </w:tc>
+        <w:tc>
+          <w:tcPr>
+            <w:tcW w:type="dxa" w:w="907"/>
+          </w:tcPr>
+          <w:p>
+            <w:pPr>
+              <w:keepNext/>
+            </w:pPr>
+            <w:r/>
+            <w:r>
+              <w:rPr>
+                <w:b/>
+                <w:sz w:val="19"/>
+              </w:rPr>
+              <w:t>Planned</w:t>
+            </w:r>
+          </w:p>
+        </w:tc>
+      </w:tr>
+      <w:tr>
+        <w:trPr>
+          <w:cantSplit/>
+        </w:trPr>
+        <w:tc>
+          <w:tcPr>
+            <w:tcW w:type="dxa" w:w="1247"/>
+          </w:tcPr>
+          <w:p>
+            <w:pPr>
+              <w:keepNext/>
+            </w:pPr>
+            <w:r/>
+            <w:r>
+              <w:rPr>
+                <w:sz w:val="19"/>
+              </w:rPr>
+              <w:t>ETV 216i</w:t>
+            </w:r>
+          </w:p>
+        </w:tc>
+        <w:tc>
+          <w:tcPr>
+            <w:tcW w:type="dxa" w:w="3742"/>
+          </w:tcPr>
+          <w:p>
+            <w:pPr>
+              <w:keepNext/>
+            </w:pPr>
+            <w:r/>
+            <w:r>
+              <w:rPr>
+                <w:sz w:val="19"/>
+              </w:rPr>
+              <w:t>Putaway + replenishment + full-pallet picks</w:t>
+            </w:r>
+          </w:p>
+        </w:tc>
+        <w:tc>
+          <w:tcPr>
+            <w:tcW w:type="dxa" w:w="1134"/>
+          </w:tcPr>
+          <w:p>
+            <w:pPr>
+              <w:keepNext/>
+              <w:jc w:val="right"/>
+            </w:pPr>
+            <w:r/>
+            <w:r>
+              <w:rPr>
+                <w:sz w:val="19"/>
+              </w:rPr>
+              <w:t>5.1</w:t>
+            </w:r>
+          </w:p>
+        </w:tc>
+        <w:tc>
+          <w:tcPr>
+            <w:tcW w:type="dxa" w:w="1134"/>
+          </w:tcPr>
+          <w:p>
+            <w:pPr>
+              <w:keepNext/>
+              <w:jc w:val="right"/>
+            </w:pPr>
+            <w:r/>
+            <w:r>
+              <w:rPr>
+                <w:sz w:val="19"/>
+              </w:rPr>
+              <w:t>9.6</w:t>
+            </w:r>
+          </w:p>
+        </w:tc>
+        <w:tc>
+          <w:tcPr>
+            <w:tcW w:type="dxa" w:w="907"/>
+          </w:tcPr>
+          <w:p>
+            <w:pPr>
+              <w:keepNext/>
+              <w:jc w:val="right"/>
+            </w:pPr>
+            <w:r/>
+            <w:r>
+              <w:rPr>
+                <w:sz w:val="19"/>
+              </w:rPr>
+              <w:t>2</w:t>
+            </w:r>
+          </w:p>
+        </w:tc>
+        <w:tc>
+          <w:tcPr>
+            <w:tcW w:type="dxa" w:w="907"/>
+          </w:tcPr>
+          <w:p>
+            <w:pPr>
+              <w:keepNext/>
+              <w:jc w:val="right"/>
+            </w:pPr>
+            <w:r/>
+            <w:r>
+              <w:rPr>
+                <w:sz w:val="19"/>
+              </w:rPr>
+              <w:t>3</w:t>
+            </w:r>
+          </w:p>
+        </w:tc>
+      </w:tr>
+      <w:tr>
+        <w:trPr>
+          <w:cantSplit/>
+        </w:trPr>
+        <w:tc>
+          <w:tcPr>
+            <w:tcW w:type="dxa" w:w="1247"/>
+          </w:tcPr>
+          <w:p>
+            <w:pPr>
+              <w:keepNext/>
+            </w:pPr>
+            <w:r/>
+            <w:r>
+              <w:rPr>
+                <w:sz w:val="19"/>
+              </w:rPr>
+              <w:t>ECE 225</w:t>
+            </w:r>
+          </w:p>
+        </w:tc>
+        <w:tc>
+          <w:tcPr>
+            <w:tcW w:type="dxa" w:w="3742"/>
+          </w:tcPr>
+          <w:p>
+            <w:pPr>
+              <w:keepNext/>
+            </w:pPr>
+            <w:r/>
+            <w:r>
+              <w:rPr>
+                <w:sz w:val="19"/>
+              </w:rPr>
+              <w:t>Case &amp; each batch picking (2 pallets/roll cages per trip)</w:t>
+            </w:r>
+          </w:p>
+        </w:tc>
+        <w:tc>
+          <w:tcPr>
+            <w:tcW w:type="dxa" w:w="1134"/>
+          </w:tcPr>
+          <w:p>
+            <w:pPr>
+              <w:keepNext/>
+              <w:jc w:val="right"/>
+            </w:pPr>
+            <w:r/>
+            <w:r>
+              <w:rPr>
+                <w:sz w:val="19"/>
+              </w:rPr>
+              <w:t>10.7</w:t>
+            </w:r>
+          </w:p>
+        </w:tc>
+        <w:tc>
+          <w:tcPr>
+            <w:tcW w:type="dxa" w:w="1134"/>
+          </w:tcPr>
+          <w:p>
+            <w:pPr>
+              <w:keepNext/>
+              <w:jc w:val="right"/>
+            </w:pPr>
+            <w:r/>
+            <w:r>
+              <w:rPr>
+                <w:sz w:val="19"/>
+              </w:rPr>
+              <w:t>19.6</w:t>
+            </w:r>
+          </w:p>
+        </w:tc>
+        <w:tc>
+          <w:tcPr>
+            <w:tcW w:type="dxa" w:w="907"/>
+          </w:tcPr>
+          <w:p>
+            <w:pPr>
+              <w:keepNext/>
+              <w:jc w:val="right"/>
+            </w:pPr>
+            <w:r/>
+            <w:r>
+              <w:rPr>
+                <w:sz w:val="19"/>
+              </w:rPr>
+              <w:t>4</w:t>
+            </w:r>
+          </w:p>
+        </w:tc>
+        <w:tc>
+          <w:tcPr>
+            <w:tcW w:type="dxa" w:w="907"/>
+          </w:tcPr>
+          <w:p>
+            <w:pPr>
+              <w:keepNext/>
+              <w:jc w:val="right"/>
+            </w:pPr>
+            <w:r/>
+            <w:r>
+              <w:rPr>
+                <w:sz w:val="19"/>
+              </w:rPr>
+              <w:t>4</w:t>
+            </w:r>
+          </w:p>
+        </w:tc>
+      </w:tr>
+      <w:tr>
+        <w:trPr>
+          <w:cantSplit/>
+        </w:trPr>
+        <w:tc>
+          <w:tcPr>
+            <w:tcW w:type="dxa" w:w="1247"/>
+          </w:tcPr>
+          <w:p>
+            <w:r/>
+            <w:r>
+              <w:rPr>
+                <w:sz w:val="19"/>
+              </w:rPr>
+              <w:t>ERE 225</w:t>
+            </w:r>
+          </w:p>
+        </w:tc>
+        <w:tc>
+          <w:tcPr>
+            <w:tcW w:type="dxa" w:w="3742"/>
+          </w:tcPr>
+          <w:p>
+            <w:r/>
+            <w:r>
+              <w:rPr>
+                <w:sz w:val="19"/>
+              </w:rPr>
+              <w:t>Unload trailers/containers, load outbound, dock moves</w:t>
+            </w:r>
+          </w:p>
+        </w:tc>
+        <w:tc>
+          <w:tcPr>
+            <w:tcW w:type="dxa" w:w="1134"/>
+          </w:tcPr>
+          <w:p>
+            <w:pPr>
+              <w:jc w:val="right"/>
+            </w:pPr>
+            <w:r/>
+            <w:r>
+              <w:rPr>
+                <w:sz w:val="19"/>
+              </w:rPr>
+              <w:t>2.2</w:t>
+            </w:r>
+          </w:p>
+        </w:tc>
+        <w:tc>
+          <w:tcPr>
+            <w:tcW w:type="dxa" w:w="1134"/>
+          </w:tcPr>
+          <w:p>
+            <w:pPr>
+              <w:jc w:val="right"/>
+            </w:pPr>
+            <w:r/>
+            <w:r>
+              <w:rPr>
+                <w:sz w:val="19"/>
+              </w:rPr>
+              <w:t>4.6</w:t>
+            </w:r>
+          </w:p>
+        </w:tc>
+        <w:tc>
+          <w:tcPr>
+            <w:tcW w:type="dxa" w:w="907"/>
+          </w:tcPr>
+          <w:p>
+            <w:pPr>
+              <w:jc w:val="right"/>
+            </w:pPr>
+            <w:r/>
+            <w:r>
+              <w:rPr>
+                <w:sz w:val="19"/>
+              </w:rPr>
+              <w:t>1</w:t>
+            </w:r>
+          </w:p>
+        </w:tc>
+        <w:tc>
+          <w:tcPr>
+            <w:tcW w:type="dxa" w:w="907"/>
+          </w:tcPr>
+          <w:p>
+            <w:pPr>
+              <w:jc w:val="right"/>
+            </w:pPr>
+            <w:r/>
+            <w:r>
+              <w:rPr>
+                <w:sz w:val="19"/>
+              </w:rPr>
+              <w:t>2</w:t>
+            </w:r>
+          </w:p>
+        </w:tc>
+      </w:tr>
+    </w:tbl>
+    <w:p>
+      <w:pPr>
+        <w:spacing w:after="40"/>
+      </w:pPr>
+    </w:p>
+    <w:p>
+      <w:pPr>
+        <w:pStyle w:val="ListBullet"/>
+      </w:pPr>
+      <w:r>
+        <w:rPr>
+          <w:b w:val="0"/>
+          <w:sz w:val="21"/>
+        </w:rPr>
+      </w:r>
+      <w:r>
+        <w:rPr>
+          <w:b/>
+          <w:sz w:val="21"/>
+        </w:rPr>
+        <w:t>ETV 216i reach truck (S006):</w:t>
+      </w:r>
+      <w:r>
+        <w:rPr>
+          <w:b w:val="0"/>
+          <w:sz w:val="21"/>
+        </w:rPr>
+        <w:t xml:space="preserve"> 1,600 kg, lift 10.7 m, working aisle 2.63–2.79 m, Li-ion. 2 cover the peak; a 3rd keeps putaway and replenishment running during service. Double-deep storage uses a telescopic-fork attachment (the truck has auxiliary hydraulics, 150 bar / 20 l/min); residual capacity at height to be confirmed with Jungheinrich.</w:t>
+      </w:r>
+    </w:p>
+    <w:p>
+      <w:pPr>
+        <w:pStyle w:val="ListBullet"/>
+      </w:pPr>
+      <w:r>
+        <w:rPr>
+          <w:b w:val="0"/>
+          <w:sz w:val="21"/>
+        </w:rPr>
+      </w:r>
+      <w:r>
+        <w:rPr>
+          <w:b/>
+          <w:sz w:val="21"/>
+        </w:rPr>
+        <w:t>ECE 225 horizontal order picker (S007):</w:t>
+      </w:r>
+      <w:r>
+        <w:rPr>
+          <w:b w:val="0"/>
+          <w:sz w:val="21"/>
+        </w:rPr>
+        <w:t xml:space="preserve"> 2,500 kg, 2.4 m forks — carries 2 pallets or roll cages, so one trip serves 2 orders (batch picking).</w:t>
+      </w:r>
+    </w:p>
+    <w:p>
+      <w:pPr>
+        <w:pStyle w:val="ListBullet"/>
+      </w:pPr>
+      <w:r>
+        <w:rPr>
+          <w:b w:val="0"/>
+          <w:sz w:val="21"/>
+        </w:rPr>
+      </w:r>
+      <w:r>
+        <w:rPr>
+          <w:b/>
+          <w:sz w:val="21"/>
+        </w:rPr>
+        <w:t>ERE 225 rider pallet truck (S008):</w:t>
+      </w:r>
+      <w:r>
+        <w:rPr>
+          <w:b w:val="0"/>
+          <w:sz w:val="21"/>
+        </w:rPr>
+        <w:t xml:space="preserve"> 2,500 kg, built for loading and unloading trailers and containers; one per dock side (west and east).</w:t>
+      </w:r>
+    </w:p>
+    <w:p>
+      <w:pPr>
+        <w:pStyle w:val="ListBullet"/>
+      </w:pPr>
+      <w:r>
+        <w:rPr>
+          <w:b w:val="0"/>
+          <w:sz w:val="21"/>
+        </w:rPr>
+      </w:r>
+      <w:r>
+        <w:rPr>
+          <w:b/>
+          <w:sz w:val="21"/>
+        </w:rPr>
+        <w:t>Charging:</w:t>
+      </w:r>
+      <w:r>
+        <w:rPr>
+          <w:b w:val="0"/>
+          <w:sz w:val="21"/>
+        </w:rPr>
+        <w:t xml:space="preserve"> Li-ion opportunity charging — no battery room is needed; chargers sit at the P&amp;D points.</w:t>
+      </w:r>
+    </w:p>
+    <w:p>
+      <w:pPr>
+        <w:pStyle w:val="ListBullet"/>
+      </w:pPr>
+      <w:r>
+        <w:rPr>
+          <w:b w:val="0"/>
+          <w:sz w:val="21"/>
+        </w:rPr>
+      </w:r>
+      <w:r>
+        <w:rPr>
+          <w:b/>
+          <w:sz w:val="21"/>
+        </w:rPr>
+        <w:t>Plus:</w:t>
+      </w:r>
+      <w:r>
+        <w:rPr>
+          <w:b w:val="0"/>
+          <w:sz w:val="21"/>
+        </w:rPr>
+        <w:t xml:space="preserve"> RF / voice terminals per picker, print-and-apply at packing, roll cages for parcel staging.</w:t>
+      </w:r>
+    </w:p>
+    <w:tbl>
+      <w:tblPr>
+        <w:tblStyle w:val="LightGrid-Accent1"/>
+        <w:tblW w:type="auto" w:w="0"/>
+        <w:jc w:val="center"/>
+        <w:tblLook w:firstColumn="1" w:firstRow="1" w:lastColumn="0" w:lastRow="0" w:noHBand="0" w:noVBand="1" w:val="04A0"/>
+      </w:tblPr>
+      <w:tblGrid>
+        <w:gridCol w:w="1728"/>
+        <w:gridCol w:w="1728"/>
+        <w:gridCol w:w="1728"/>
+        <w:gridCol w:w="1728"/>
+        <w:gridCol w:w="1728"/>
+      </w:tblGrid>
+      <w:tr>
+        <w:trPr>
+          <w:cantSplit/>
+        </w:trPr>
+        <w:tc>
+          <w:tcPr>
+            <w:tcW w:type="dxa" w:w="3742"/>
+          </w:tcPr>
+          <w:p>
+            <w:pPr>
+              <w:keepNext/>
+            </w:pPr>
+            <w:r/>
+            <w:r>
+              <w:rPr>
+                <w:b/>
+                <w:sz w:val="19"/>
+              </w:rPr>
+              <w:t>Move</w:t>
+            </w:r>
+          </w:p>
+        </w:tc>
+        <w:tc>
+          <w:tcPr>
+            <w:tcW w:type="dxa" w:w="1247"/>
+          </w:tcPr>
+          <w:p>
+            <w:pPr>
+              <w:keepNext/>
+            </w:pPr>
+            <w:r/>
+            <w:r>
+              <w:rPr>
+                <w:b/>
+                <w:sz w:val="19"/>
+              </w:rPr>
+              <w:t>Truck</w:t>
+            </w:r>
+          </w:p>
+        </w:tc>
+        <w:tc>
+          <w:tcPr>
+            <w:tcW w:type="dxa" w:w="1474"/>
+          </w:tcPr>
+          <w:p>
+            <w:pPr>
+              <w:keepNext/>
+            </w:pPr>
+            <w:r/>
+            <w:r>
+              <w:rPr>
+                <w:b/>
+                <w:sz w:val="19"/>
+              </w:rPr>
+              <w:t>Avg one-way (m)</w:t>
+            </w:r>
+          </w:p>
+        </w:tc>
+        <w:tc>
+          <w:tcPr>
+            <w:tcW w:type="dxa" w:w="1247"/>
+          </w:tcPr>
+          <w:p>
+            <w:pPr>
+              <w:keepNext/>
+            </w:pPr>
+            <w:r/>
+            <w:r>
+              <w:rPr>
+                <w:b/>
+                <w:sz w:val="19"/>
+              </w:rPr>
+              <w:t>Cycle (min)</w:t>
+            </w:r>
+          </w:p>
+        </w:tc>
+        <w:tc>
+          <w:tcPr>
+            <w:tcW w:type="dxa" w:w="1247"/>
+          </w:tcPr>
+          <w:p>
+            <w:pPr>
+              <w:keepNext/>
+            </w:pPr>
+            <w:r/>
+            <w:r>
+              <w:rPr>
+                <w:b/>
+                <w:sz w:val="19"/>
+              </w:rPr>
+              <w:t>Moves / h</w:t>
+            </w:r>
+          </w:p>
+        </w:tc>
+      </w:tr>
+      <w:tr>
+        <w:trPr>
+          <w:cantSplit/>
+        </w:trPr>
+        <w:tc>
+          <w:tcPr>
+            <w:tcW w:type="dxa" w:w="3742"/>
+          </w:tcPr>
+          <w:p>
+            <w:pPr>
+              <w:keepNext/>
+            </w:pPr>
+            <w:r/>
+            <w:r>
+              <w:rPr>
+                <w:sz w:val="19"/>
+              </w:rPr>
+              <w:t>Putaway (receiving -&gt; reserve)</w:t>
+            </w:r>
+          </w:p>
+        </w:tc>
+        <w:tc>
+          <w:tcPr>
+            <w:tcW w:type="dxa" w:w="1247"/>
+          </w:tcPr>
+          <w:p>
+            <w:pPr>
+              <w:keepNext/>
+            </w:pPr>
+            <w:r/>
+            <w:r>
+              <w:rPr>
+                <w:sz w:val="19"/>
+              </w:rPr>
+              <w:t>ETV 216i</w:t>
+            </w:r>
+          </w:p>
+        </w:tc>
+        <w:tc>
+          <w:tcPr>
+            <w:tcW w:type="dxa" w:w="1474"/>
+          </w:tcPr>
+          <w:p>
+            <w:pPr>
+              <w:keepNext/>
+              <w:jc w:val="right"/>
+            </w:pPr>
+            <w:r/>
+            <w:r>
+              <w:rPr>
+                <w:sz w:val="19"/>
+              </w:rPr>
+              <w:t>77</w:t>
+            </w:r>
+          </w:p>
+        </w:tc>
+        <w:tc>
+          <w:tcPr>
+            <w:tcW w:type="dxa" w:w="1247"/>
+          </w:tcPr>
+          <w:p>
+            <w:pPr>
+              <w:keepNext/>
+              <w:jc w:val="right"/>
+            </w:pPr>
+            <w:r/>
+            <w:r>
+              <w:rPr>
+                <w:sz w:val="19"/>
+              </w:rPr>
+              <w:t>2.46</w:t>
+            </w:r>
+          </w:p>
+        </w:tc>
+        <w:tc>
+          <w:tcPr>
+            <w:tcW w:type="dxa" w:w="1247"/>
+          </w:tcPr>
+          <w:p>
+            <w:pPr>
+              <w:keepNext/>
+              <w:jc w:val="right"/>
+            </w:pPr>
+            <w:r/>
+            <w:r>
+              <w:rPr>
+                <w:sz w:val="19"/>
+              </w:rPr>
+              <w:t>24</w:t>
+            </w:r>
+          </w:p>
+        </w:tc>
+      </w:tr>
+      <w:tr>
+        <w:trPr>
+          <w:cantSplit/>
+        </w:trPr>
+        <w:tc>
+          <w:tcPr>
+            <w:tcW w:type="dxa" w:w="3742"/>
+          </w:tcPr>
+          <w:p>
+            <w:pPr>
+              <w:keepNext/>
+            </w:pPr>
+            <w:r/>
+            <w:r>
+              <w:rPr>
+                <w:sz w:val="19"/>
+              </w:rPr>
+              <w:t>Replenishment (reserve -&gt; fast-pick rear)</w:t>
+            </w:r>
+          </w:p>
+        </w:tc>
+        <w:tc>
+          <w:tcPr>
+            <w:tcW w:type="dxa" w:w="1247"/>
+          </w:tcPr>
+          <w:p>
+            <w:pPr>
+              <w:keepNext/>
+            </w:pPr>
+            <w:r/>
+            <w:r>
+              <w:rPr>
+                <w:sz w:val="19"/>
+              </w:rPr>
+              <w:t>ETV 216i</w:t>
+            </w:r>
+          </w:p>
+        </w:tc>
+        <w:tc>
+          <w:tcPr>
+            <w:tcW w:type="dxa" w:w="1474"/>
+          </w:tcPr>
+          <w:p>
+            <w:pPr>
+              <w:keepNext/>
+              <w:jc w:val="right"/>
+            </w:pPr>
+            <w:r/>
+            <w:r>
+              <w:rPr>
+                <w:sz w:val="19"/>
+              </w:rPr>
+              <w:t>30</w:t>
+            </w:r>
+          </w:p>
+        </w:tc>
+        <w:tc>
+          <w:tcPr>
+            <w:tcW w:type="dxa" w:w="1247"/>
+          </w:tcPr>
+          <w:p>
+            <w:pPr>
+              <w:keepNext/>
+              <w:jc w:val="right"/>
+            </w:pPr>
+            <w:r/>
+            <w:r>
+              <w:rPr>
+                <w:sz w:val="19"/>
+              </w:rPr>
+              <w:t>1.95</w:t>
+            </w:r>
+          </w:p>
+        </w:tc>
+        <w:tc>
+          <w:tcPr>
+            <w:tcW w:type="dxa" w:w="1247"/>
+          </w:tcPr>
+          <w:p>
+            <w:pPr>
+              <w:keepNext/>
+              <w:jc w:val="right"/>
+            </w:pPr>
+            <w:r/>
+            <w:r>
+              <w:rPr>
+                <w:sz w:val="19"/>
+              </w:rPr>
+              <w:t>31</w:t>
+            </w:r>
+          </w:p>
+        </w:tc>
+      </w:tr>
+      <w:tr>
+        <w:trPr>
+          <w:cantSplit/>
+        </w:trPr>
+        <w:tc>
+          <w:tcPr>
+            <w:tcW w:type="dxa" w:w="3742"/>
+          </w:tcPr>
+          <w:p>
+            <w:pPr>
+              <w:keepNext/>
+            </w:pPr>
+            <w:r/>
+            <w:r>
+              <w:rPr>
+                <w:sz w:val="19"/>
+              </w:rPr>
+              <w:t>Full-pallet pick (reserve -&gt; outbound)</w:t>
+            </w:r>
+          </w:p>
+        </w:tc>
+        <w:tc>
+          <w:tcPr>
+            <w:tcW w:type="dxa" w:w="1247"/>
+          </w:tcPr>
+          <w:p>
+            <w:pPr>
+              <w:keepNext/>
+            </w:pPr>
+            <w:r/>
+            <w:r>
+              <w:rPr>
+                <w:sz w:val="19"/>
+              </w:rPr>
+              <w:t>ETV 216i</w:t>
+            </w:r>
+          </w:p>
+        </w:tc>
+        <w:tc>
+          <w:tcPr>
+            <w:tcW w:type="dxa" w:w="1474"/>
+          </w:tcPr>
+          <w:p>
+            <w:pPr>
+              <w:keepNext/>
+              <w:jc w:val="right"/>
+            </w:pPr>
+            <w:r/>
+            <w:r>
+              <w:rPr>
+                <w:sz w:val="19"/>
+              </w:rPr>
+              <w:t>78</w:t>
+            </w:r>
+          </w:p>
+        </w:tc>
+        <w:tc>
+          <w:tcPr>
+            <w:tcW w:type="dxa" w:w="1247"/>
+          </w:tcPr>
+          <w:p>
+            <w:pPr>
+              <w:keepNext/>
+              <w:jc w:val="right"/>
+            </w:pPr>
+            <w:r/>
+            <w:r>
+              <w:rPr>
+                <w:sz w:val="19"/>
+              </w:rPr>
+              <w:t>2.48</w:t>
+            </w:r>
+          </w:p>
+        </w:tc>
+        <w:tc>
+          <w:tcPr>
+            <w:tcW w:type="dxa" w:w="1247"/>
+          </w:tcPr>
+          <w:p>
+            <w:pPr>
+              <w:keepNext/>
+              <w:jc w:val="right"/>
+            </w:pPr>
+            <w:r/>
+            <w:r>
+              <w:rPr>
+                <w:sz w:val="19"/>
+              </w:rPr>
+              <w:t>24</w:t>
+            </w:r>
+          </w:p>
+        </w:tc>
+      </w:tr>
+      <w:tr>
+        <w:trPr>
+          <w:cantSplit/>
+        </w:trPr>
+        <w:tc>
+          <w:tcPr>
+            <w:tcW w:type="dxa" w:w="3742"/>
+          </w:tcPr>
+          <w:p>
+            <w:pPr>
+              <w:keepNext/>
+            </w:pPr>
+            <w:r/>
+            <w:r>
+              <w:rPr>
+                <w:sz w:val="19"/>
+              </w:rPr>
+              <w:t>Unload pallet (trailer -&gt; receiving lane)</w:t>
+            </w:r>
+          </w:p>
+        </w:tc>
+        <w:tc>
+          <w:tcPr>
+            <w:tcW w:type="dxa" w:w="1247"/>
+          </w:tcPr>
+          <w:p>
+            <w:pPr>
+              <w:keepNext/>
+            </w:pPr>
+            <w:r/>
+            <w:r>
+              <w:rPr>
+                <w:sz w:val="19"/>
+              </w:rPr>
+              <w:t>ERE 225</w:t>
+            </w:r>
+          </w:p>
+        </w:tc>
+        <w:tc>
+          <w:tcPr>
+            <w:tcW w:type="dxa" w:w="1474"/>
+          </w:tcPr>
+          <w:p>
+            <w:pPr>
+              <w:keepNext/>
+              <w:jc w:val="right"/>
+            </w:pPr>
+            <w:r/>
+            <w:r>
+              <w:rPr>
+                <w:sz w:val="19"/>
+              </w:rPr>
+              <w:t>19</w:t>
+            </w:r>
+          </w:p>
+        </w:tc>
+        <w:tc>
+          <w:tcPr>
+            <w:tcW w:type="dxa" w:w="1247"/>
+          </w:tcPr>
+          <w:p>
+            <w:pPr>
+              <w:keepNext/>
+              <w:jc w:val="right"/>
+            </w:pPr>
+            <w:r/>
+            <w:r>
+              <w:rPr>
+                <w:sz w:val="19"/>
+              </w:rPr>
+              <w:t>0.99</w:t>
+            </w:r>
+          </w:p>
+        </w:tc>
+        <w:tc>
+          <w:tcPr>
+            <w:tcW w:type="dxa" w:w="1247"/>
+          </w:tcPr>
+          <w:p>
+            <w:pPr>
+              <w:keepNext/>
+              <w:jc w:val="right"/>
+            </w:pPr>
+            <w:r/>
+            <w:r>
+              <w:rPr>
+                <w:sz w:val="19"/>
+              </w:rPr>
+              <w:t>61</w:t>
+            </w:r>
+          </w:p>
+        </w:tc>
+      </w:tr>
+      <w:tr>
+        <w:trPr>
+          <w:cantSplit/>
+        </w:trPr>
+        <w:tc>
+          <w:tcPr>
+            <w:tcW w:type="dxa" w:w="3742"/>
+          </w:tcPr>
+          <w:p>
+            <w:r/>
+            <w:r>
+              <w:rPr>
+                <w:sz w:val="19"/>
+              </w:rPr>
+              <w:t>Load pallet (staging -&gt; trailer)</w:t>
+            </w:r>
+          </w:p>
+        </w:tc>
+        <w:tc>
+          <w:tcPr>
+            <w:tcW w:type="dxa" w:w="1247"/>
+          </w:tcPr>
+          <w:p>
+            <w:r/>
+            <w:r>
+              <w:rPr>
+                <w:sz w:val="19"/>
+              </w:rPr>
+              <w:t>ERE 225</w:t>
+            </w:r>
+          </w:p>
+        </w:tc>
+        <w:tc>
+          <w:tcPr>
+            <w:tcW w:type="dxa" w:w="1474"/>
+          </w:tcPr>
+          <w:p>
+            <w:pPr>
+              <w:jc w:val="right"/>
+            </w:pPr>
+            <w:r/>
+            <w:r>
+              <w:rPr>
+                <w:sz w:val="19"/>
+              </w:rPr>
+              <w:t>19</w:t>
+            </w:r>
+          </w:p>
+        </w:tc>
+        <w:tc>
+          <w:tcPr>
+            <w:tcW w:type="dxa" w:w="1247"/>
+          </w:tcPr>
+          <w:p>
+            <w:pPr>
+              <w:jc w:val="right"/>
+            </w:pPr>
+            <w:r/>
+            <w:r>
+              <w:rPr>
+                <w:sz w:val="19"/>
+              </w:rPr>
+              <w:t>1.24</w:t>
+            </w:r>
+          </w:p>
+        </w:tc>
+        <w:tc>
+          <w:tcPr>
+            <w:tcW w:type="dxa" w:w="1247"/>
+          </w:tcPr>
+          <w:p>
+            <w:pPr>
+              <w:jc w:val="right"/>
+            </w:pPr>
+            <w:r/>
+            <w:r>
+              <w:rPr>
+                <w:sz w:val="19"/>
+              </w:rPr>
+              <w:t>48</w:t>
+            </w:r>
+          </w:p>
+        </w:tc>
+      </w:tr>
+    </w:tbl>
+    <w:p>
+      <w:pPr>
+        <w:spacing w:after="40"/>
+      </w:pPr>
     </w:p>
     <w:p>
       <w:pPr>
@@ -3178,7 +7248,7 @@
           <w:color w:val="222222"/>
           <w:sz w:val="21"/>
         </w:rPr>
-        <w:t>Material-handling equipment (peak):</w:t>
+        <w:t>Fit checks — layout and loads against the truck data:</w:t>
       </w:r>
     </w:p>
     <w:tbl>
@@ -3194,198 +7264,387 @@
         <w:gridCol w:w="2880"/>
       </w:tblGrid>
       <w:tr>
-        <w:tc>
-          <w:tcPr>
-            <w:tcW w:type="dxa" w:w="4819"/>
-          </w:tcPr>
-          <w:p>
+        <w:trPr>
+          <w:cantSplit/>
+        </w:trPr>
+        <w:tc>
+          <w:tcPr>
+            <w:tcW w:type="dxa" w:w="3175"/>
+          </w:tcPr>
+          <w:p>
+            <w:pPr>
+              <w:keepNext/>
+            </w:pPr>
             <w:r/>
             <w:r>
               <w:rPr>
                 <w:b/>
                 <w:sz w:val="19"/>
               </w:rPr>
-              <w:t>Equipment</w:t>
-            </w:r>
-          </w:p>
-        </w:tc>
-        <w:tc>
-          <w:tcPr>
-            <w:tcW w:type="dxa" w:w="2268"/>
-          </w:tcPr>
-          <w:p>
+              <w:t>Check</w:t>
+            </w:r>
+          </w:p>
+        </w:tc>
+        <w:tc>
+          <w:tcPr>
+            <w:tcW w:type="dxa" w:w="2608"/>
+          </w:tcPr>
+          <w:p>
+            <w:pPr>
+              <w:keepNext/>
+            </w:pPr>
             <w:r/>
             <w:r>
               <w:rPr>
                 <w:b/>
                 <w:sz w:val="19"/>
               </w:rPr>
-              <w:t>Peak equip-hours/day</w:t>
-            </w:r>
-          </w:p>
-        </w:tc>
-        <w:tc>
-          <w:tcPr>
-            <w:tcW w:type="dxa" w:w="1417"/>
-          </w:tcPr>
-          <w:p>
+              <w:t>Requirement</w:t>
+            </w:r>
+          </w:p>
+        </w:tc>
+        <w:tc>
+          <w:tcPr>
+            <w:tcW w:type="dxa" w:w="3288"/>
+          </w:tcPr>
+          <w:p>
+            <w:pPr>
+              <w:keepNext/>
+            </w:pPr>
             <w:r/>
             <w:r>
               <w:rPr>
                 <w:b/>
                 <w:sz w:val="19"/>
               </w:rPr>
-              <w:t>Units</w:t>
+              <w:t>Result</w:t>
             </w:r>
           </w:p>
         </w:tc>
       </w:tr>
       <w:tr>
-        <w:tc>
-          <w:tcPr>
-            <w:tcW w:type="dxa" w:w="4819"/>
-          </w:tcPr>
-          <w:p>
-            <w:r/>
-            <w:r>
-              <w:rPr>
-                <w:sz w:val="19"/>
-              </w:rPr>
-              <w:t>Reach truck (putaway/replen/pallet pick)</w:t>
-            </w:r>
-          </w:p>
-        </w:tc>
-        <w:tc>
-          <w:tcPr>
-            <w:tcW w:type="dxa" w:w="2268"/>
+        <w:trPr>
+          <w:cantSplit/>
+        </w:trPr>
+        <w:tc>
+          <w:tcPr>
+            <w:tcW w:type="dxa" w:w="3175"/>
           </w:tcPr>
           <w:p>
             <w:pPr>
-              <w:jc w:val="right"/>
+              <w:keepNext/>
             </w:pPr>
             <w:r/>
             <w:r>
               <w:rPr>
                 <w:sz w:val="19"/>
               </w:rPr>
-              <w:t>9.4</w:t>
-            </w:r>
-          </w:p>
-        </w:tc>
-        <w:tc>
-          <w:tcPr>
-            <w:tcW w:type="dxa" w:w="1417"/>
+              <w:t>Working aisle (reach aisle 3.0 m)</w:t>
+            </w:r>
+          </w:p>
+        </w:tc>
+        <w:tc>
+          <w:tcPr>
+            <w:tcW w:type="dxa" w:w="2608"/>
           </w:tcPr>
           <w:p>
             <w:pPr>
-              <w:jc w:val="right"/>
+              <w:keepNext/>
             </w:pPr>
             <w:r/>
             <w:r>
               <w:rPr>
                 <w:sz w:val="19"/>
               </w:rPr>
-              <w:t>2</w:t>
+              <w:t>ETV 216i Ast 2,631-2,785 mm</w:t>
+            </w:r>
+          </w:p>
+        </w:tc>
+        <w:tc>
+          <w:tcPr>
+            <w:tcW w:type="dxa" w:w="3288"/>
+          </w:tcPr>
+          <w:p>
+            <w:pPr>
+              <w:keepNext/>
+            </w:pPr>
+            <w:r/>
+            <w:r>
+              <w:rPr>
+                <w:sz w:val="19"/>
+              </w:rPr>
+              <w:t>OK - 0.2-0.4 m margin</w:t>
             </w:r>
           </w:p>
         </w:tc>
       </w:tr>
       <w:tr>
-        <w:tc>
-          <w:tcPr>
-            <w:tcW w:type="dxa" w:w="4819"/>
-          </w:tcPr>
-          <w:p>
-            <w:r/>
-            <w:r>
-              <w:rPr>
-                <w:sz w:val="19"/>
-              </w:rPr>
-              <w:t>Low-level order picker (case/each)</w:t>
-            </w:r>
-          </w:p>
-        </w:tc>
-        <w:tc>
-          <w:tcPr>
-            <w:tcW w:type="dxa" w:w="2268"/>
+        <w:trPr>
+          <w:cantSplit/>
+        </w:trPr>
+        <w:tc>
+          <w:tcPr>
+            <w:tcW w:type="dxa" w:w="3175"/>
           </w:tcPr>
           <w:p>
             <w:pPr>
-              <w:jc w:val="right"/>
+              <w:keepNext/>
             </w:pPr>
             <w:r/>
             <w:r>
               <w:rPr>
                 <w:sz w:val="19"/>
               </w:rPr>
-              <w:t>15.3</w:t>
-            </w:r>
-          </w:p>
-        </w:tc>
-        <w:tc>
-          <w:tcPr>
-            <w:tcW w:type="dxa" w:w="1417"/>
+              <w:t>Top beam 10.02 m (8 levels x 1.41 m)</w:t>
+            </w:r>
+          </w:p>
+        </w:tc>
+        <w:tc>
+          <w:tcPr>
+            <w:tcW w:type="dxa" w:w="2608"/>
           </w:tcPr>
           <w:p>
             <w:pPr>
-              <w:jc w:val="right"/>
+              <w:keepNext/>
             </w:pPr>
             <w:r/>
             <w:r>
               <w:rPr>
                 <w:sz w:val="19"/>
               </w:rPr>
-              <w:t>3</w:t>
+              <w:t>Max lift 10.7 m</w:t>
+            </w:r>
+          </w:p>
+        </w:tc>
+        <w:tc>
+          <w:tcPr>
+            <w:tcW w:type="dxa" w:w="3288"/>
+          </w:tcPr>
+          <w:p>
+            <w:pPr>
+              <w:keepNext/>
+            </w:pPr>
+            <w:r/>
+            <w:r>
+              <w:rPr>
+                <w:sz w:val="19"/>
+              </w:rPr>
+              <w:t>OK - 0.68 m spare</w:t>
             </w:r>
           </w:p>
         </w:tc>
       </w:tr>
       <w:tr>
-        <w:tc>
-          <w:tcPr>
-            <w:tcW w:type="dxa" w:w="4819"/>
-          </w:tcPr>
-          <w:p>
-            <w:r/>
-            <w:r>
-              <w:rPr>
-                <w:sz w:val="19"/>
-              </w:rPr>
-              <w:t>Pallet truck (receiving/shipping)</w:t>
-            </w:r>
-          </w:p>
-        </w:tc>
-        <w:tc>
-          <w:tcPr>
-            <w:tcW w:type="dxa" w:w="2268"/>
+        <w:trPr>
+          <w:cantSplit/>
+        </w:trPr>
+        <w:tc>
+          <w:tcPr>
+            <w:tcW w:type="dxa" w:w="3175"/>
           </w:tcPr>
           <w:p>
             <w:pPr>
-              <w:jc w:val="right"/>
+              <w:keepNext/>
             </w:pPr>
             <w:r/>
             <w:r>
               <w:rPr>
                 <w:sz w:val="19"/>
               </w:rPr>
-              <w:t>5.3</w:t>
-            </w:r>
-          </w:p>
-        </w:tc>
-        <w:tc>
-          <w:tcPr>
-            <w:tcW w:type="dxa" w:w="1417"/>
+              <w:t>Clear height 12.2 m</w:t>
+            </w:r>
+          </w:p>
+        </w:tc>
+        <w:tc>
+          <w:tcPr>
+            <w:tcW w:type="dxa" w:w="2608"/>
           </w:tcPr>
           <w:p>
             <w:pPr>
-              <w:jc w:val="right"/>
+              <w:keepNext/>
             </w:pPr>
             <w:r/>
             <w:r>
               <w:rPr>
                 <w:sz w:val="19"/>
               </w:rPr>
-              <w:t>1</w:t>
+              <w:t>Extended mast 11.7 m at max lift</w:t>
+            </w:r>
+          </w:p>
+        </w:tc>
+        <w:tc>
+          <w:tcPr>
+            <w:tcW w:type="dxa" w:w="3288"/>
+          </w:tcPr>
+          <w:p>
+            <w:pPr>
+              <w:keepNext/>
+            </w:pPr>
+            <w:r/>
+            <w:r>
+              <w:rPr>
+                <w:sz w:val="19"/>
+              </w:rPr>
+              <w:t>OK - 0.5 m clearance</w:t>
+            </w:r>
+          </w:p>
+        </w:tc>
+      </w:tr>
+      <w:tr>
+        <w:trPr>
+          <w:cantSplit/>
+        </w:trPr>
+        <w:tc>
+          <w:tcPr>
+            <w:tcW w:type="dxa" w:w="3175"/>
+          </w:tcPr>
+          <w:p>
+            <w:pPr>
+              <w:keepNext/>
+            </w:pPr>
+            <w:r/>
+            <w:r>
+              <w:rPr>
+                <w:sz w:val="19"/>
+              </w:rPr>
+              <w:t>Pallet weight p95 875 kg / p99 1344 kg</w:t>
+            </w:r>
+          </w:p>
+        </w:tc>
+        <w:tc>
+          <w:tcPr>
+            <w:tcW w:type="dxa" w:w="2608"/>
+          </w:tcPr>
+          <w:p>
+            <w:pPr>
+              <w:keepNext/>
+            </w:pPr>
+            <w:r/>
+            <w:r>
+              <w:rPr>
+                <w:sz w:val="19"/>
+              </w:rPr>
+              <w:t>1,600 kg @ 600 mm</w:t>
+            </w:r>
+          </w:p>
+        </w:tc>
+        <w:tc>
+          <w:tcPr>
+            <w:tcW w:type="dxa" w:w="3288"/>
+          </w:tcPr>
+          <w:p>
+            <w:pPr>
+              <w:keepNext/>
+            </w:pPr>
+            <w:r/>
+            <w:r>
+              <w:rPr>
+                <w:sz w:val="19"/>
+              </w:rPr>
+              <w:t>OK for 99.4% of SKUs; &gt;1 t pallets slotted on low levels</w:t>
+            </w:r>
+          </w:p>
+        </w:tc>
+      </w:tr>
+      <w:tr>
+        <w:trPr>
+          <w:cantSplit/>
+        </w:trPr>
+        <w:tc>
+          <w:tcPr>
+            <w:tcW w:type="dxa" w:w="3175"/>
+          </w:tcPr>
+          <w:p>
+            <w:pPr>
+              <w:keepNext/>
+            </w:pPr>
+            <w:r/>
+            <w:r>
+              <w:rPr>
+                <w:sz w:val="19"/>
+              </w:rPr>
+              <w:t>Batch picking 2 orders per trip</w:t>
+            </w:r>
+          </w:p>
+        </w:tc>
+        <w:tc>
+          <w:tcPr>
+            <w:tcW w:type="dxa" w:w="2608"/>
+          </w:tcPr>
+          <w:p>
+            <w:pPr>
+              <w:keepNext/>
+            </w:pPr>
+            <w:r/>
+            <w:r>
+              <w:rPr>
+                <w:sz w:val="19"/>
+              </w:rPr>
+              <w:t>ECE 225: 2,400 mm forks, 2,500 kg</w:t>
+            </w:r>
+          </w:p>
+        </w:tc>
+        <w:tc>
+          <w:tcPr>
+            <w:tcW w:type="dxa" w:w="3288"/>
+          </w:tcPr>
+          <w:p>
+            <w:pPr>
+              <w:keepNext/>
+            </w:pPr>
+            <w:r/>
+            <w:r>
+              <w:rPr>
+                <w:sz w:val="19"/>
+              </w:rPr>
+              <w:t>OK - 2 EUR pallets / roll cages</w:t>
+            </w:r>
+          </w:p>
+        </w:tc>
+      </w:tr>
+      <w:tr>
+        <w:trPr>
+          <w:cantSplit/>
+        </w:trPr>
+        <w:tc>
+          <w:tcPr>
+            <w:tcW w:type="dxa" w:w="3175"/>
+          </w:tcPr>
+          <w:p>
+            <w:r/>
+            <w:r>
+              <w:rPr>
+                <w:sz w:val="19"/>
+              </w:rPr>
+              <w:t>Charging</w:t>
+            </w:r>
+          </w:p>
+        </w:tc>
+        <w:tc>
+          <w:tcPr>
+            <w:tcW w:type="dxa" w:w="2608"/>
+          </w:tcPr>
+          <w:p>
+            <w:r/>
+            <w:r>
+              <w:rPr>
+                <w:sz w:val="19"/>
+              </w:rPr>
+              <w:t>Li-ion opportunity charging</w:t>
+            </w:r>
+          </w:p>
+        </w:tc>
+        <w:tc>
+          <w:tcPr>
+            <w:tcW w:type="dxa" w:w="3288"/>
+          </w:tcPr>
+          <w:p>
+            <w:r/>
+            <w:r>
+              <w:rPr>
+                <w:sz w:val="19"/>
+              </w:rPr>
+              <w:t>No battery room; chargers at P&amp;D points</w:t>
             </w:r>
           </w:p>
         </w:tc>
@@ -3398,24 +7657,10 @@
     </w:p>
     <w:p>
       <w:pPr>
-        <w:spacing w:after="120"/>
-      </w:pPr>
-      <w:r>
-        <w:rPr>
-          <w:b w:val="0"/>
-          <w:i/>
-          <w:color w:val="666666"/>
-          <w:sz w:val="18"/>
-        </w:rPr>
-        <w:t>Plus RF/voice terminals per picker, print-and-apply at pack, and a small spares allowance. Peak may need overtime or a partial second shift rather than extra permanent FTE.</w:t>
-      </w:r>
-    </w:p>
-    <w:p>
-      <w:pPr>
         <w:pStyle w:val="Heading1"/>
       </w:pPr>
       <w:r>
-        <w:t>6. Assumptions &amp; open questions</w:t>
+        <w:t>7. Assumptions &amp; open questions</w:t>
       </w:r>
     </w:p>
     <w:p>
@@ -3429,7 +7674,7 @@
           <w:color w:val="222222"/>
           <w:sz w:val="21"/>
         </w:rPr>
-        <w:t>Full register in data/assumptions.json. High-impact items for the future state:</w:t>
+        <w:t>Full register in data/assumptions.json; sources in documentation/sources.md. High-impact items:</w:t>
       </w:r>
     </w:p>
     <w:tbl>
@@ -3445,11 +7690,17 @@
         <w:gridCol w:w="2880"/>
       </w:tblGrid>
       <w:tr>
+        <w:trPr>
+          <w:cantSplit/>
+        </w:trPr>
         <w:tc>
           <w:tcPr>
             <w:tcW w:type="dxa" w:w="850"/>
           </w:tcPr>
           <w:p>
+            <w:pPr>
+              <w:keepNext/>
+            </w:pPr>
             <w:r/>
             <w:r>
               <w:rPr>
@@ -3465,6 +7716,9 @@
             <w:tcW w:type="dxa" w:w="6520"/>
           </w:tcPr>
           <w:p>
+            <w:pPr>
+              <w:keepNext/>
+            </w:pPr>
             <w:r/>
             <w:r>
               <w:rPr>
@@ -3480,6 +7734,9 @@
             <w:tcW w:type="dxa" w:w="1134"/>
           </w:tcPr>
           <w:p>
+            <w:pPr>
+              <w:keepNext/>
+            </w:pPr>
             <w:r/>
             <w:r>
               <w:rPr>
@@ -3492,11 +7749,17 @@
         </w:tc>
       </w:tr>
       <w:tr>
+        <w:trPr>
+          <w:cantSplit/>
+        </w:trPr>
         <w:tc>
           <w:tcPr>
             <w:tcW w:type="dxa" w:w="850"/>
           </w:tcPr>
           <w:p>
+            <w:pPr>
+              <w:keepNext/>
+            </w:pPr>
             <w:r/>
             <w:r>
               <w:rPr>
@@ -3511,6 +7774,9 @@
             <w:tcW w:type="dxa" w:w="6520"/>
           </w:tcPr>
           <w:p>
+            <w:pPr>
+              <w:keepNext/>
+            </w:pPr>
             <w:r/>
             <w:r>
               <w:rPr>
@@ -3526,6 +7792,7 @@
           </w:tcPr>
           <w:p>
             <w:pPr>
+              <w:keepNext/>
               <w:jc w:val="right"/>
             </w:pPr>
             <w:r/>
@@ -3539,11 +7806,17 @@
         </w:tc>
       </w:tr>
       <w:tr>
+        <w:trPr>
+          <w:cantSplit/>
+        </w:trPr>
         <w:tc>
           <w:tcPr>
             <w:tcW w:type="dxa" w:w="850"/>
           </w:tcPr>
           <w:p>
+            <w:pPr>
+              <w:keepNext/>
+            </w:pPr>
             <w:r/>
             <w:r>
               <w:rPr>
@@ -3558,6 +7831,9 @@
             <w:tcW w:type="dxa" w:w="6520"/>
           </w:tcPr>
           <w:p>
+            <w:pPr>
+              <w:keepNext/>
+            </w:pPr>
             <w:r/>
             <w:r>
               <w:rPr>
@@ -3573,6 +7849,7 @@
           </w:tcPr>
           <w:p>
             <w:pPr>
+              <w:keepNext/>
               <w:jc w:val="right"/>
             </w:pPr>
             <w:r/>
@@ -3586,11 +7863,17 @@
         </w:tc>
       </w:tr>
       <w:tr>
+        <w:trPr>
+          <w:cantSplit/>
+        </w:trPr>
         <w:tc>
           <w:tcPr>
             <w:tcW w:type="dxa" w:w="850"/>
           </w:tcPr>
           <w:p>
+            <w:pPr>
+              <w:keepNext/>
+            </w:pPr>
             <w:r/>
             <w:r>
               <w:rPr>
@@ -3605,6 +7888,9 @@
             <w:tcW w:type="dxa" w:w="6520"/>
           </w:tcPr>
           <w:p>
+            <w:pPr>
+              <w:keepNext/>
+            </w:pPr>
             <w:r/>
             <w:r>
               <w:rPr>
@@ -3620,6 +7906,7 @@
           </w:tcPr>
           <w:p>
             <w:pPr>
+              <w:keepNext/>
               <w:jc w:val="right"/>
             </w:pPr>
             <w:r/>
@@ -3633,11 +7920,17 @@
         </w:tc>
       </w:tr>
       <w:tr>
+        <w:trPr>
+          <w:cantSplit/>
+        </w:trPr>
         <w:tc>
           <w:tcPr>
             <w:tcW w:type="dxa" w:w="850"/>
           </w:tcPr>
           <w:p>
+            <w:pPr>
+              <w:keepNext/>
+            </w:pPr>
             <w:r/>
             <w:r>
               <w:rPr>
@@ -3652,12 +7945,15 @@
             <w:tcW w:type="dxa" w:w="6520"/>
           </w:tcPr>
           <w:p>
-            <w:r/>
-            <w:r>
-              <w:rPr>
-                <w:sz w:val="19"/>
-              </w:rPr>
-              <w:t>One LODNUM (load) occupies one pallet position</w:t>
+            <w:pPr>
+              <w:keepNext/>
+            </w:pPr>
+            <w:r/>
+            <w:r>
+              <w:rPr>
+                <w:sz w:val="19"/>
+              </w:rPr>
+              <w:t>Storage requirement is based on OCCUPIED LOCATIONS (pallet positions), not loads</w:t>
             </w:r>
           </w:p>
         </w:tc>
@@ -3667,6 +7963,7 @@
           </w:tcPr>
           <w:p>
             <w:pPr>
+              <w:keepNext/>
               <w:jc w:val="right"/>
             </w:pPr>
             <w:r/>
@@ -3680,11 +7977,17 @@
         </w:tc>
       </w:tr>
       <w:tr>
+        <w:trPr>
+          <w:cantSplit/>
+        </w:trPr>
         <w:tc>
           <w:tcPr>
             <w:tcW w:type="dxa" w:w="850"/>
           </w:tcPr>
           <w:p>
+            <w:pPr>
+              <w:keepNext/>
+            </w:pPr>
             <w:r/>
             <w:r>
               <w:rPr>
@@ -3699,6 +8002,9 @@
             <w:tcW w:type="dxa" w:w="6520"/>
           </w:tcPr>
           <w:p>
+            <w:pPr>
+              <w:keepNext/>
+            </w:pPr>
             <w:r/>
             <w:r>
               <w:rPr>
@@ -3714,6 +8020,7 @@
           </w:tcPr>
           <w:p>
             <w:pPr>
+              <w:keepNext/>
               <w:jc w:val="right"/>
             </w:pPr>
             <w:r/>
@@ -3727,11 +8034,17 @@
         </w:tc>
       </w:tr>
       <w:tr>
+        <w:trPr>
+          <w:cantSplit/>
+        </w:trPr>
         <w:tc>
           <w:tcPr>
             <w:tcW w:type="dxa" w:w="850"/>
           </w:tcPr>
           <w:p>
+            <w:pPr>
+              <w:keepNext/>
+            </w:pPr>
             <w:r/>
             <w:r>
               <w:rPr>
@@ -3746,6 +8059,9 @@
             <w:tcW w:type="dxa" w:w="6520"/>
           </w:tcPr>
           <w:p>
+            <w:pPr>
+              <w:keepNext/>
+            </w:pPr>
             <w:r/>
             <w:r>
               <w:rPr>
@@ -3761,6 +8077,7 @@
           </w:tcPr>
           <w:p>
             <w:pPr>
+              <w:keepNext/>
               <w:jc w:val="right"/>
             </w:pPr>
             <w:r/>
@@ -3774,11 +8091,17 @@
         </w:tc>
       </w:tr>
       <w:tr>
+        <w:trPr>
+          <w:cantSplit/>
+        </w:trPr>
         <w:tc>
           <w:tcPr>
             <w:tcW w:type="dxa" w:w="850"/>
           </w:tcPr>
           <w:p>
+            <w:pPr>
+              <w:keepNext/>
+            </w:pPr>
             <w:r/>
             <w:r>
               <w:rPr>
@@ -3793,6 +8116,9 @@
             <w:tcW w:type="dxa" w:w="6520"/>
           </w:tcPr>
           <w:p>
+            <w:pPr>
+              <w:keepNext/>
+            </w:pPr>
             <w:r/>
             <w:r>
               <w:rPr>
@@ -3808,6 +8134,7 @@
           </w:tcPr>
           <w:p>
             <w:pPr>
+              <w:keepNext/>
               <w:jc w:val="right"/>
             </w:pPr>
             <w:r/>
@@ -3821,11 +8148,17 @@
         </w:tc>
       </w:tr>
       <w:tr>
+        <w:trPr>
+          <w:cantSplit/>
+        </w:trPr>
         <w:tc>
           <w:tcPr>
             <w:tcW w:type="dxa" w:w="850"/>
           </w:tcPr>
           <w:p>
+            <w:pPr>
+              <w:keepNext/>
+            </w:pPr>
             <w:r/>
             <w:r>
               <w:rPr>
@@ -3840,6 +8173,9 @@
             <w:tcW w:type="dxa" w:w="6520"/>
           </w:tcPr>
           <w:p>
+            <w:pPr>
+              <w:keepNext/>
+            </w:pPr>
             <w:r/>
             <w:r>
               <w:rPr>
@@ -3855,6 +8191,7 @@
           </w:tcPr>
           <w:p>
             <w:pPr>
+              <w:keepNext/>
               <w:jc w:val="right"/>
             </w:pPr>
             <w:r/>
@@ -3868,11 +8205,17 @@
         </w:tc>
       </w:tr>
       <w:tr>
+        <w:trPr>
+          <w:cantSplit/>
+        </w:trPr>
         <w:tc>
           <w:tcPr>
             <w:tcW w:type="dxa" w:w="850"/>
           </w:tcPr>
           <w:p>
+            <w:pPr>
+              <w:keepNext/>
+            </w:pPr>
             <w:r/>
             <w:r>
               <w:rPr>
@@ -3887,6 +8230,9 @@
             <w:tcW w:type="dxa" w:w="6520"/>
           </w:tcPr>
           <w:p>
+            <w:pPr>
+              <w:keepNext/>
+            </w:pPr>
             <w:r/>
             <w:r>
               <w:rPr>
@@ -3902,6 +8248,7 @@
           </w:tcPr>
           <w:p>
             <w:pPr>
+              <w:keepNext/>
               <w:jc w:val="right"/>
             </w:pPr>
             <w:r/>
@@ -3915,11 +8262,17 @@
         </w:tc>
       </w:tr>
       <w:tr>
+        <w:trPr>
+          <w:cantSplit/>
+        </w:trPr>
         <w:tc>
           <w:tcPr>
             <w:tcW w:type="dxa" w:w="850"/>
           </w:tcPr>
           <w:p>
+            <w:pPr>
+              <w:keepNext/>
+            </w:pPr>
             <w:r/>
             <w:r>
               <w:rPr>
@@ -3934,6 +8287,9 @@
             <w:tcW w:type="dxa" w:w="6520"/>
           </w:tcPr>
           <w:p>
+            <w:pPr>
+              <w:keepNext/>
+            </w:pPr>
             <w:r/>
             <w:r>
               <w:rPr>
@@ -3949,6 +8305,7 @@
           </w:tcPr>
           <w:p>
             <w:pPr>
+              <w:keepNext/>
               <w:jc w:val="right"/>
             </w:pPr>
             <w:r/>
@@ -3962,11 +8319,17 @@
         </w:tc>
       </w:tr>
       <w:tr>
+        <w:trPr>
+          <w:cantSplit/>
+        </w:trPr>
         <w:tc>
           <w:tcPr>
             <w:tcW w:type="dxa" w:w="850"/>
           </w:tcPr>
           <w:p>
+            <w:pPr>
+              <w:keepNext/>
+            </w:pPr>
             <w:r/>
             <w:r>
               <w:rPr>
@@ -3981,12 +8344,237 @@
             <w:tcW w:type="dxa" w:w="6520"/>
           </w:tcPr>
           <w:p>
+            <w:pPr>
+              <w:keepNext/>
+            </w:pPr>
             <w:r/>
             <w:r>
               <w:rPr>
                 <w:sz w:val="19"/>
               </w:rPr>
               <w:t>Peak-aware slotting: spread fast movers, duplicate extreme SKUs, balance picks/aisle on peak forecast</w:t>
+            </w:r>
+          </w:p>
+        </w:tc>
+        <w:tc>
+          <w:tcPr>
+            <w:tcW w:type="dxa" w:w="1134"/>
+          </w:tcPr>
+          <w:p>
+            <w:pPr>
+              <w:keepNext/>
+              <w:jc w:val="right"/>
+            </w:pPr>
+            <w:r/>
+            <w:r>
+              <w:rPr>
+                <w:sz w:val="19"/>
+              </w:rPr>
+              <w:t>HIGH</w:t>
+            </w:r>
+          </w:p>
+        </w:tc>
+      </w:tr>
+      <w:tr>
+        <w:trPr>
+          <w:cantSplit/>
+        </w:trPr>
+        <w:tc>
+          <w:tcPr>
+            <w:tcW w:type="dxa" w:w="850"/>
+          </w:tcPr>
+          <w:p>
+            <w:pPr>
+              <w:keepNext/>
+            </w:pPr>
+            <w:r/>
+            <w:r>
+              <w:rPr>
+                <w:sz w:val="19"/>
+              </w:rPr>
+              <w:t>A018</w:t>
+            </w:r>
+          </w:p>
+        </w:tc>
+        <w:tc>
+          <w:tcPr>
+            <w:tcW w:type="dxa" w:w="6520"/>
+          </w:tcPr>
+          <w:p>
+            <w:pPr>
+              <w:keepNext/>
+            </w:pPr>
+            <w:r/>
+            <w:r>
+              <w:rPr>
+                <w:sz w:val="19"/>
+              </w:rPr>
+              <w:t>Inbound arrives as 2 shipments per day, direct from Assa Abloy factories</w:t>
+            </w:r>
+          </w:p>
+        </w:tc>
+        <w:tc>
+          <w:tcPr>
+            <w:tcW w:type="dxa" w:w="1134"/>
+          </w:tcPr>
+          <w:p>
+            <w:pPr>
+              <w:keepNext/>
+              <w:jc w:val="right"/>
+            </w:pPr>
+            <w:r/>
+            <w:r>
+              <w:rPr>
+                <w:sz w:val="19"/>
+              </w:rPr>
+              <w:t>HIGH</w:t>
+            </w:r>
+          </w:p>
+        </w:tc>
+      </w:tr>
+      <w:tr>
+        <w:trPr>
+          <w:cantSplit/>
+        </w:trPr>
+        <w:tc>
+          <w:tcPr>
+            <w:tcW w:type="dxa" w:w="850"/>
+          </w:tcPr>
+          <w:p>
+            <w:pPr>
+              <w:keepNext/>
+            </w:pPr>
+            <w:r/>
+            <w:r>
+              <w:rPr>
+                <w:sz w:val="19"/>
+              </w:rPr>
+              <w:t>A019</w:t>
+            </w:r>
+          </w:p>
+        </w:tc>
+        <w:tc>
+          <w:tcPr>
+            <w:tcW w:type="dxa" w:w="6520"/>
+          </w:tcPr>
+          <w:p>
+            <w:pPr>
+              <w:keepNext/>
+            </w:pPr>
+            <w:r/>
+            <w:r>
+              <w:rPr>
+                <w:sz w:val="19"/>
+              </w:rPr>
+              <w:t>Part of inbound arrives LOOSE (floor-loaded sea containers) and is de-stuffed and palletised by hand</w:t>
+            </w:r>
+          </w:p>
+        </w:tc>
+        <w:tc>
+          <w:tcPr>
+            <w:tcW w:type="dxa" w:w="1134"/>
+          </w:tcPr>
+          <w:p>
+            <w:pPr>
+              <w:keepNext/>
+              <w:jc w:val="right"/>
+            </w:pPr>
+            <w:r/>
+            <w:r>
+              <w:rPr>
+                <w:sz w:val="19"/>
+              </w:rPr>
+              <w:t>HIGH</w:t>
+            </w:r>
+          </w:p>
+        </w:tc>
+      </w:tr>
+      <w:tr>
+        <w:trPr>
+          <w:cantSplit/>
+        </w:trPr>
+        <w:tc>
+          <w:tcPr>
+            <w:tcW w:type="dxa" w:w="850"/>
+          </w:tcPr>
+          <w:p>
+            <w:pPr>
+              <w:keepNext/>
+            </w:pPr>
+            <w:r/>
+            <w:r>
+              <w:rPr>
+                <w:sz w:val="19"/>
+              </w:rPr>
+              <w:t>A020</w:t>
+            </w:r>
+          </w:p>
+        </w:tc>
+        <w:tc>
+          <w:tcPr>
+            <w:tcW w:type="dxa" w:w="6520"/>
+          </w:tcPr>
+          <w:p>
+            <w:pPr>
+              <w:keepNext/>
+            </w:pPr>
+            <w:r/>
+            <w:r>
+              <w:rPr>
+                <w:sz w:val="19"/>
+              </w:rPr>
+              <w:t>Dock-door planning parameters</w:t>
+            </w:r>
+          </w:p>
+        </w:tc>
+        <w:tc>
+          <w:tcPr>
+            <w:tcW w:type="dxa" w:w="1134"/>
+          </w:tcPr>
+          <w:p>
+            <w:pPr>
+              <w:keepNext/>
+              <w:jc w:val="right"/>
+            </w:pPr>
+            <w:r/>
+            <w:r>
+              <w:rPr>
+                <w:sz w:val="19"/>
+              </w:rPr>
+              <w:t>HIGH</w:t>
+            </w:r>
+          </w:p>
+        </w:tc>
+      </w:tr>
+      <w:tr>
+        <w:trPr>
+          <w:cantSplit/>
+        </w:trPr>
+        <w:tc>
+          <w:tcPr>
+            <w:tcW w:type="dxa" w:w="850"/>
+          </w:tcPr>
+          <w:p>
+            <w:r/>
+            <w:r>
+              <w:rPr>
+                <w:sz w:val="19"/>
+              </w:rPr>
+              <w:t>A022</w:t>
+            </w:r>
+          </w:p>
+        </w:tc>
+        <w:tc>
+          <w:tcPr>
+            <w:tcW w:type="dxa" w:w="6520"/>
+          </w:tcPr>
+          <w:p>
+            <w:r/>
+            <w:r>
+              <w:rPr>
+                <w:sz w:val="19"/>
+              </w:rPr>
+              <w:t>Pick type is derived from what the client ordered, not from DHL's historical pick flags</w:t>
             </w:r>
           </w:p>
         </w:tc>
@@ -4014,8 +8602,58 @@
         <w:spacing w:after="40"/>
       </w:pPr>
     </w:p>
+    <w:p>
+      <w:pPr>
+        <w:pStyle w:val="ListBullet"/>
+      </w:pPr>
+      <w:r>
+        <w:rPr>
+          <w:b w:val="0"/>
+          <w:sz w:val="21"/>
+        </w:rPr>
+      </w:r>
+      <w:r>
+        <w:rPr>
+          <w:b/>
+          <w:sz w:val="21"/>
+        </w:rPr>
+        <w:t>To confirm with DHL:</w:t>
+      </w:r>
+      <w:r>
+        <w:rPr>
+          <w:b w:val="0"/>
+          <w:sz w:val="21"/>
+        </w:rPr>
+        <w:t xml:space="preserve"> labour productivity and costs (A006/A014); the 7,000 m² scope (A008); container share and de-stuff time (A019); whether carriers accept collection time slots (A020).</w:t>
+      </w:r>
+    </w:p>
+    <w:p>
+      <w:pPr>
+        <w:pStyle w:val="ListBullet"/>
+      </w:pPr>
+      <w:r>
+        <w:rPr>
+          <w:b w:val="0"/>
+          <w:sz w:val="21"/>
+        </w:rPr>
+      </w:r>
+      <w:r>
+        <w:rPr>
+          <w:b/>
+          <w:sz w:val="21"/>
+        </w:rPr>
+        <w:t>To confirm with Jungheinrich:</w:t>
+      </w:r>
+      <w:r>
+        <w:rPr>
+          <w:b w:val="0"/>
+          <w:sz w:val="21"/>
+        </w:rPr>
+        <w:t xml:space="preserve"> telescopic-fork residual capacity at 10 m and ECE 225 turning space at aisle ends (A021).</w:t>
+      </w:r>
+    </w:p>
     <w:sectPr>
-      <w:footerReference w:type="default" r:id="rId20"/>
+      <w:footerReference w:type="default" r:id="rId22"/>
       <w:pgSz w:w="12240" w:h="15840"/>
       <w:pgMar w:top="1440" w:right="1800" w:bottom="1440" w:left="1800" w:header="720" w:footer="720" w:gutter="0"/>
       <w:cols w:space="720"/>
@@ -4037,7 +8675,7 @@
         <w:color w:val="666666"/>
         <w:sz w:val="16"/>
       </w:rPr>
-      <w:t xml:space="preserve">Project OTM — Assa Abloy @ DHL Bemmel  ·  Deliverable 2 (Future State) DRAFT  ·  Page </w:t>
+      <w:t>Project OTM — Assa Abloy @ DHL Bemmel  ·  Deliverable 2 (Future State)  ·  Page</w:t>
     </w:r>
     <w:fldSimple w:instr="PAGE"/>
   </w:p>

--- a/deliverables/Deliverable_2_Future_State.docx
+++ b/deliverables/Deliverable_2_Future_State.docx
@@ -728,7 +728,7 @@
               <w:rPr>
                 <w:sz w:val="19"/>
               </w:rPr>
-              <w:t>Generic truck types</w:t>
+              <w:t>Generic truck types (then ECE 225 for picking)</w:t>
             </w:r>
           </w:p>
         </w:tc>
@@ -745,7 +745,231 @@
               <w:rPr>
                 <w:sz w:val="19"/>
               </w:rPr>
-              <w:t>Jungheinrich ETV 216i ×3, ECE 225 ×4, ERE 225 ×2 — sized from their technical data</w:t>
+              <w:t>Jungheinrich ETV 216i ×3, EJE 120i ×4, ERE 225 ×2 + 6 pick trolleys; ECE 225 dropped (too long for the aisles, 2 pallets far too big for the orders)</w:t>
+            </w:r>
+          </w:p>
+        </w:tc>
+      </w:tr>
+      <w:tr>
+        <w:trPr>
+          <w:cantSplit/>
+        </w:trPr>
+        <w:tc>
+          <w:tcPr>
+            <w:tcW w:type="dxa" w:w="1701"/>
+          </w:tcPr>
+          <w:p>
+            <w:pPr>
+              <w:keepNext/>
+            </w:pPr>
+            <w:r/>
+            <w:r>
+              <w:rPr>
+                <w:sz w:val="19"/>
+              </w:rPr>
+              <w:t>Picking</w:t>
+            </w:r>
+          </w:p>
+        </w:tc>
+        <w:tc>
+          <w:tcPr>
+            <w:tcW w:type="dxa" w:w="2835"/>
+          </w:tcPr>
+          <w:p>
+            <w:pPr>
+              <w:keepNext/>
+            </w:pPr>
+            <w:r/>
+            <w:r>
+              <w:rPr>
+                <w:sz w:val="19"/>
+              </w:rPr>
+              <w:t>One method for all orders</w:t>
+            </w:r>
+          </w:p>
+        </w:tc>
+        <w:tc>
+          <w:tcPr>
+            <w:tcW w:type="dxa" w:w="4535"/>
+          </w:tcPr>
+          <w:p>
+            <w:pPr>
+              <w:keepNext/>
+            </w:pPr>
+            <w:r/>
+            <w:r>
+              <w:rPr>
+                <w:sz w:val="19"/>
+              </w:rPr>
+              <w:t>Split by order size: 84% small orders on trolleys (batch), 16% large orders picked onto a pallet</w:t>
+            </w:r>
+          </w:p>
+        </w:tc>
+      </w:tr>
+      <w:tr>
+        <w:trPr>
+          <w:cantSplit/>
+        </w:trPr>
+        <w:tc>
+          <w:tcPr>
+            <w:tcW w:type="dxa" w:w="1701"/>
+          </w:tcPr>
+          <w:p>
+            <w:pPr>
+              <w:keepNext/>
+            </w:pPr>
+            <w:r/>
+            <w:r>
+              <w:rPr>
+                <w:sz w:val="19"/>
+              </w:rPr>
+              <w:t>Aisles</w:t>
+            </w:r>
+          </w:p>
+        </w:tc>
+        <w:tc>
+          <w:tcPr>
+            <w:tcW w:type="dxa" w:w="2835"/>
+          </w:tcPr>
+          <w:p>
+            <w:pPr>
+              <w:keepNext/>
+            </w:pPr>
+            <w:r/>
+            <w:r>
+              <w:rPr>
+                <w:sz w:val="19"/>
+              </w:rPr>
+              <w:t>Racks run to 1.5 m from the wall (dead ends)</w:t>
+            </w:r>
+          </w:p>
+        </w:tc>
+        <w:tc>
+          <w:tcPr>
+            <w:tcW w:type="dxa" w:w="4535"/>
+          </w:tcPr>
+          <w:p>
+            <w:pPr>
+              <w:keepNext/>
+            </w:pPr>
+            <w:r/>
+            <w:r>
+              <w:rPr>
+                <w:sz w:val="19"/>
+              </w:rPr>
+              <w:t>Front + rear cross-aisles: every aisle open at both ends — no U-turns</w:t>
+            </w:r>
+          </w:p>
+        </w:tc>
+      </w:tr>
+      <w:tr>
+        <w:trPr>
+          <w:cantSplit/>
+        </w:trPr>
+        <w:tc>
+          <w:tcPr>
+            <w:tcW w:type="dxa" w:w="1701"/>
+          </w:tcPr>
+          <w:p>
+            <w:pPr>
+              <w:keepNext/>
+            </w:pPr>
+            <w:r/>
+            <w:r>
+              <w:rPr>
+                <w:sz w:val="19"/>
+              </w:rPr>
+              <w:t>Trailers</w:t>
+            </w:r>
+          </w:p>
+        </w:tc>
+        <w:tc>
+          <w:tcPr>
+            <w:tcW w:type="dxa" w:w="2835"/>
+          </w:tcPr>
+          <w:p>
+            <w:pPr>
+              <w:keepNext/>
+            </w:pPr>
+            <w:r/>
+            <w:r>
+              <w:rPr>
+                <w:sz w:val="19"/>
+              </w:rPr>
+              <w:t>Leave whenever loaded</w:t>
+            </w:r>
+          </w:p>
+        </w:tc>
+        <w:tc>
+          <w:tcPr>
+            <w:tcW w:type="dxa" w:w="4535"/>
+          </w:tcPr>
+          <w:p>
+            <w:pPr>
+              <w:keepNext/>
+            </w:pPr>
+            <w:r/>
+            <w:r>
+              <w:rPr>
+                <w:sz w:val="19"/>
+              </w:rPr>
+              <w:t>Departure plan by carrier (14 slots); 3 pick waves planned backwards</w:t>
+            </w:r>
+          </w:p>
+        </w:tc>
+      </w:tr>
+      <w:tr>
+        <w:trPr>
+          <w:cantSplit/>
+        </w:trPr>
+        <w:tc>
+          <w:tcPr>
+            <w:tcW w:type="dxa" w:w="1701"/>
+          </w:tcPr>
+          <w:p>
+            <w:pPr>
+              <w:keepNext/>
+            </w:pPr>
+            <w:r/>
+            <w:r>
+              <w:rPr>
+                <w:sz w:val="19"/>
+              </w:rPr>
+              <w:t>Loose containers</w:t>
+            </w:r>
+          </w:p>
+        </w:tc>
+        <w:tc>
+          <w:tcPr>
+            <w:tcW w:type="dxa" w:w="2835"/>
+          </w:tcPr>
+          <w:p>
+            <w:pPr>
+              <w:keepNext/>
+            </w:pPr>
+            <w:r/>
+            <w:r>
+              <w:rPr>
+                <w:sz w:val="19"/>
+              </w:rPr>
+              <w:t>De-stuffed by DHL staff</w:t>
+            </w:r>
+          </w:p>
+        </w:tc>
+        <w:tc>
+          <w:tcPr>
+            <w:tcW w:type="dxa" w:w="4535"/>
+          </w:tcPr>
+          <w:p>
+            <w:pPr>
+              <w:keepNext/>
+            </w:pPr>
+            <w:r/>
+            <w:r>
+              <w:rPr>
+                <w:sz w:val="19"/>
+              </w:rPr>
+              <w:t>Outsourced to an on-site contractor (DHL keeps the dock slot)</w:t>
             </w:r>
           </w:p>
         </w:tc>
@@ -959,7 +1183,7 @@
           <w:b w:val="0"/>
           <w:sz w:val="21"/>
         </w:rPr>
-        <w:t xml:space="preserve"> dock → 2-person crew de-stuffs the cartons → sort by SKU on the dock → build and wrap pallets, print LPN labels → scan against the ASN → putaway. About 3 h per 40 ft container (A019, S005).</w:t>
+        <w:t xml:space="preserve"> dock → an on-site contractor crew de-stuffs the cartons, sorts them by SKU and builds pallets → DHL prints LPN labels, scans against the ASN and puts away. About 3 h per 40 ft container (A019, A026, Section 4.6).</w:t>
       </w:r>
     </w:p>
     <w:p>
@@ -1201,14 +1425,14 @@
           <w:b/>
           <w:sz w:val="21"/>
         </w:rPr>
-        <w:t>Pick method follows the orders (A022):</w:t>
+        <w:t>The order decides the method (A022, A024).</w:t>
       </w:r>
       <w:r>
         <w:rPr>
           <w:b w:val="0"/>
           <w:sz w:val="21"/>
         </w:rPr>
-        <w:t xml:space="preserve"> comparing each line's quantity with the SKU's case and pallet quantity gives 75% each-pick lines, 24% case lines and 1% full-pallet lines (by units: 61% case, 26% each, 13% pallet). Picking is each-dominant by line count.</w:t>
+        <w:t xml:space="preserve"> The typical order is only 7 litres (75% fit in one tote), while the biggest orders carry most of the volume. At release the WMS computes each order's volume and weight from the SKU data and sends it down one of three routes:</w:t>
       </w:r>
     </w:p>
     <w:p>
@@ -1226,14 +1450,64 @@
           <w:b/>
           <w:sz w:val="21"/>
         </w:rPr>
-        <w:t>Steps:</w:t>
+        <w:t>Small orders → pick trolley (84% of orders, 46% of lines):</w:t>
       </w:r>
       <w:r>
         <w:rPr>
           <w:b w:val="0"/>
           <w:sz w:val="21"/>
         </w:rPr>
-        <w:t xml:space="preserve"> orders released in waves (not one 08:00 backlog, Section 4.2) → batch single-line orders → picker on an ECE 225 collects 2 orders' roll cages/pallets per trip → full pallets by ETV 216i → to consolidation.</w:t>
+        <w:t xml:space="preserve"> zone batch picking — a picker per zone fills a 6-tote trolley with the wave's lines up to its volume/weight limit (~31 lines per tour); the put-to-light wall sorts them per order.</w:t>
+      </w:r>
+    </w:p>
+    <w:p>
+      <w:pPr>
+        <w:pStyle w:val="ListBullet"/>
+      </w:pPr>
+      <w:r>
+        <w:rPr>
+          <w:b w:val="0"/>
+          <w:sz w:val="21"/>
+        </w:rPr>
+      </w:r>
+      <w:r>
+        <w:rPr>
+          <w:b/>
+          <w:sz w:val="21"/>
+        </w:rPr>
+        <w:t>Large orders → pick-to-pallet with an EJE 120i (16% of orders, 88% of volume):</w:t>
+      </w:r>
+      <w:r>
+        <w:rPr>
+          <w:b w:val="0"/>
+          <w:sz w:val="21"/>
+        </w:rPr>
+        <w:t xml:space="preserve"> one order per pallet (median 234 L, 140 kg), dropped at packing.</w:t>
+      </w:r>
+    </w:p>
+    <w:p>
+      <w:pPr>
+        <w:pStyle w:val="ListBullet"/>
+      </w:pPr>
+      <w:r>
+        <w:rPr>
+          <w:b w:val="0"/>
+          <w:sz w:val="21"/>
+        </w:rPr>
+      </w:r>
+      <w:r>
+        <w:rPr>
+          <w:b/>
+          <w:sz w:val="21"/>
+        </w:rPr>
+        <w:t>Full-pallet lines (1% of lines) → ETV 216i</w:t>
+      </w:r>
+      <w:r>
+        <w:rPr>
+          <w:b w:val="0"/>
+          <w:sz w:val="21"/>
+        </w:rPr>
+        <w:t xml:space="preserve"> straight from reserve to outbound.</w:t>
       </w:r>
     </w:p>
     <w:p>
@@ -1258,7 +1532,32 @@
           <w:b w:val="0"/>
           <w:sz w:val="21"/>
         </w:rPr>
-        <w:t xml:space="preserve"> A/B fast movers in the fast-pick area; C items at the low levels of the reserve aisles (zones 2–3).</w:t>
+        <w:t xml:space="preserve"> A/B items in the fast-pick area (zone 1); C items at the low levels of the reserve aisles (zones 2–3). Aisles are open at both ends, so pickers and pallet trucks walk straight through — no U-turns.</w:t>
+      </w:r>
+    </w:p>
+    <w:p>
+      <w:pPr>
+        <w:pStyle w:val="ListBullet"/>
+      </w:pPr>
+      <w:r>
+        <w:rPr>
+          <w:b w:val="0"/>
+          <w:sz w:val="21"/>
+        </w:rPr>
+      </w:r>
+      <w:r>
+        <w:rPr>
+          <w:b/>
+          <w:sz w:val="21"/>
+        </w:rPr>
+        <w:t>Why not the ECE 225:</w:t>
+      </w:r>
+      <w:r>
+        <w:rPr>
+          <w:b w:val="0"/>
+          <w:sz w:val="21"/>
+        </w:rPr>
+        <w:t xml:space="preserve"> 3.7 m long with 2.4 m forks, it cannot turn in 3.0 m aisles, and its 2 pallets (~2,300 L) would need ~333 typical orders to fill one trip (Section 6.3).</w:t>
       </w:r>
     </w:p>
     <w:p>
@@ -1395,7 +1694,7 @@
           <w:b w:val="0"/>
           <w:sz w:val="21"/>
         </w:rPr>
-        <w:t xml:space="preserve"> carriers book collection time slots; goods wait in the outbound staging lanes, not in parked trailers; 5 shipping doors on the east wall (Section 4.4).</w:t>
+        <w:t xml:space="preserve"> carriers book collection time slots from a fixed departure plan (Section 4.5); goods wait in the outbound staging lanes, not in parked trailers; 5 shipping doors on the east wall (Section 4.4).</w:t>
       </w:r>
     </w:p>
     <w:p>
@@ -1845,7 +2144,7 @@
               <w:rPr>
                 <w:sz w:val="19"/>
               </w:rPr>
-              <w:t>Batch single-line / single-unit orders</w:t>
+              <w:t>Small orders: zone batch picking, trolley filled to volume/weight; large: one order per pallet</w:t>
             </w:r>
           </w:p>
         </w:tc>
@@ -1862,7 +2161,7 @@
               <w:rPr>
                 <w:sz w:val="19"/>
               </w:rPr>
-              <w:t>50% single-line, 24% single-unit</w:t>
+              <w:t>median order 7 L; 88% of volume in large orders</w:t>
             </w:r>
           </w:p>
         </w:tc>
@@ -1901,7 +2200,7 @@
               <w:rPr>
                 <w:sz w:val="19"/>
               </w:rPr>
-              <w:t>Waves through the shift instead of one 08:00 release</w:t>
+              <w:t>3 waves (06:00, 09:30, 12:45) planned backwards from trailer departures</w:t>
             </w:r>
           </w:p>
         </w:tc>
@@ -4057,6 +4356,1591 @@
     </w:p>
     <w:p>
       <w:pPr>
+        <w:pStyle w:val="Heading2"/>
+      </w:pPr>
+      <w:r>
+        <w:t>4.5 When trailers leave — departure plan</w:t>
+      </w:r>
+    </w:p>
+    <w:p>
+      <w:pPr>
+        <w:spacing w:after="120"/>
+      </w:pPr>
+      <w:r>
+        <w:rPr>
+          <w:b w:val="0"/>
+          <w:i w:val="0"/>
+          <w:color w:val="222222"/>
+          <w:sz w:val="21"/>
+        </w:rPr>
+        <w:t>Trailers get fixed departure slots, set close to each carrier's current median departure time (measured), and the picking waves are planned backwards from them: every wave finishes about 45 minutes before its trailers' dock slots, leaving time to pack and stage.</w:t>
+      </w:r>
+    </w:p>
+    <w:p>
+      <w:pPr>
+        <w:jc w:val="center"/>
+      </w:pPr>
+      <w:r>
+        <w:drawing>
+          <wp:inline xmlns:a="http://schemas.openxmlformats.org/drawingml/2006/main" xmlns:pic="http://schemas.openxmlformats.org/drawingml/2006/picture">
+            <wp:extent cx="6120000" cy="2630911"/>
+            <wp:docPr id="9" name="Picture 9"/>
+            <wp:cNvGraphicFramePr>
+              <a:graphicFrameLocks noChangeAspect="1"/>
+            </wp:cNvGraphicFramePr>
+            <a:graphic>
+              <a:graphicData uri="http://schemas.openxmlformats.org/drawingml/2006/picture">
+                <pic:pic>
+                  <pic:nvPicPr>
+                    <pic:cNvPr id="0" name="departure_plan.png"/>
+                    <pic:cNvPicPr/>
+                  </pic:nvPicPr>
+                  <pic:blipFill>
+                    <a:blip r:embed="rId17"/>
+                    <a:stretch>
+                      <a:fillRect/>
+                    </a:stretch>
+                  </pic:blipFill>
+                  <pic:spPr>
+                    <a:xfrm>
+                      <a:off x="0" y="0"/>
+                      <a:ext cx="6120000" cy="2630911"/>
+                    </a:xfrm>
+                    <a:prstGeom prst="rect"/>
+                  </pic:spPr>
+                </pic:pic>
+              </a:graphicData>
+            </a:graphic>
+          </wp:inline>
+        </w:drawing>
+      </w:r>
+    </w:p>
+    <w:p>
+      <w:pPr>
+        <w:spacing w:after="200"/>
+        <w:jc w:val="center"/>
+      </w:pPr>
+      <w:r>
+        <w:rPr>
+          <w:b w:val="0"/>
+          <w:i/>
+          <w:color w:val="666666"/>
+          <w:sz w:val="17"/>
+        </w:rPr>
+        <w:t>Fig 9. Departure slots on the 5 shipping doors and the 3 pick waves that feed them (max 4 doors busy at once).</w:t>
+      </w:r>
+    </w:p>
+    <w:tbl>
+      <w:tblPr>
+        <w:tblStyle w:val="LightGrid-Accent1"/>
+        <w:tblW w:type="auto" w:w="0"/>
+        <w:jc w:val="center"/>
+        <w:tblLook w:firstColumn="1" w:firstRow="1" w:lastColumn="0" w:lastRow="0" w:noHBand="0" w:noVBand="1" w:val="04A0"/>
+      </w:tblPr>
+      <w:tblGrid>
+        <w:gridCol w:w="2160"/>
+        <w:gridCol w:w="2160"/>
+        <w:gridCol w:w="2160"/>
+        <w:gridCol w:w="2160"/>
+      </w:tblGrid>
+      <w:tr>
+        <w:trPr>
+          <w:cantSplit/>
+        </w:trPr>
+        <w:tc>
+          <w:tcPr>
+            <w:tcW w:type="dxa" w:w="1474"/>
+          </w:tcPr>
+          <w:p>
+            <w:pPr>
+              <w:keepNext/>
+            </w:pPr>
+            <w:r/>
+            <w:r>
+              <w:rPr>
+                <w:b/>
+                <w:sz w:val="19"/>
+              </w:rPr>
+              <w:t>Departure</w:t>
+            </w:r>
+          </w:p>
+        </w:tc>
+        <w:tc>
+          <w:tcPr>
+            <w:tcW w:type="dxa" w:w="3969"/>
+          </w:tcPr>
+          <w:p>
+            <w:pPr>
+              <w:keepNext/>
+            </w:pPr>
+            <w:r/>
+            <w:r>
+              <w:rPr>
+                <w:b/>
+                <w:sz w:val="19"/>
+              </w:rPr>
+              <w:t>Carrier</w:t>
+            </w:r>
+          </w:p>
+        </w:tc>
+        <w:tc>
+          <w:tcPr>
+            <w:tcW w:type="dxa" w:w="1247"/>
+          </w:tcPr>
+          <w:p>
+            <w:pPr>
+              <w:keepNext/>
+            </w:pPr>
+            <w:r/>
+            <w:r>
+              <w:rPr>
+                <w:b/>
+                <w:sz w:val="19"/>
+              </w:rPr>
+              <w:t>Trailers</w:t>
+            </w:r>
+          </w:p>
+        </w:tc>
+        <w:tc>
+          <w:tcPr>
+            <w:tcW w:type="dxa" w:w="1701"/>
+          </w:tcPr>
+          <w:p>
+            <w:pPr>
+              <w:keepNext/>
+            </w:pPr>
+            <w:r/>
+            <w:r>
+              <w:rPr>
+                <w:b/>
+                <w:sz w:val="19"/>
+              </w:rPr>
+              <w:t>Fed by wave</w:t>
+            </w:r>
+          </w:p>
+        </w:tc>
+      </w:tr>
+      <w:tr>
+        <w:trPr>
+          <w:cantSplit/>
+        </w:trPr>
+        <w:tc>
+          <w:tcPr>
+            <w:tcW w:type="dxa" w:w="1474"/>
+          </w:tcPr>
+          <w:p>
+            <w:pPr>
+              <w:keepNext/>
+            </w:pPr>
+            <w:r/>
+            <w:r>
+              <w:rPr>
+                <w:sz w:val="19"/>
+              </w:rPr>
+              <w:t>10:30</w:t>
+            </w:r>
+          </w:p>
+        </w:tc>
+        <w:tc>
+          <w:tcPr>
+            <w:tcW w:type="dxa" w:w="3969"/>
+          </w:tcPr>
+          <w:p>
+            <w:pPr>
+              <w:keepNext/>
+            </w:pPr>
+            <w:r/>
+            <w:r>
+              <w:rPr>
+                <w:sz w:val="19"/>
+              </w:rPr>
+              <w:t>Ex-works pickup (AM)</w:t>
+            </w:r>
+          </w:p>
+        </w:tc>
+        <w:tc>
+          <w:tcPr>
+            <w:tcW w:type="dxa" w:w="1247"/>
+          </w:tcPr>
+          <w:p>
+            <w:pPr>
+              <w:keepNext/>
+            </w:pPr>
+            <w:r/>
+            <w:r>
+              <w:rPr>
+                <w:sz w:val="19"/>
+              </w:rPr>
+              <w:t>1</w:t>
+            </w:r>
+          </w:p>
+        </w:tc>
+        <w:tc>
+          <w:tcPr>
+            <w:tcW w:type="dxa" w:w="1701"/>
+          </w:tcPr>
+          <w:p>
+            <w:pPr>
+              <w:keepNext/>
+            </w:pPr>
+            <w:r/>
+            <w:r>
+              <w:rPr>
+                <w:sz w:val="19"/>
+              </w:rPr>
+              <w:t>W1</w:t>
+            </w:r>
+          </w:p>
+        </w:tc>
+      </w:tr>
+      <w:tr>
+        <w:trPr>
+          <w:cantSplit/>
+        </w:trPr>
+        <w:tc>
+          <w:tcPr>
+            <w:tcW w:type="dxa" w:w="1474"/>
+          </w:tcPr>
+          <w:p>
+            <w:pPr>
+              <w:keepNext/>
+            </w:pPr>
+            <w:r/>
+            <w:r>
+              <w:rPr>
+                <w:sz w:val="19"/>
+              </w:rPr>
+              <w:t>11:00</w:t>
+            </w:r>
+          </w:p>
+        </w:tc>
+        <w:tc>
+          <w:tcPr>
+            <w:tcW w:type="dxa" w:w="3969"/>
+          </w:tcPr>
+          <w:p>
+            <w:pPr>
+              <w:keepNext/>
+            </w:pPr>
+            <w:r/>
+            <w:r>
+              <w:rPr>
+                <w:sz w:val="19"/>
+              </w:rPr>
+              <w:t>DHL DSV run 1</w:t>
+            </w:r>
+          </w:p>
+        </w:tc>
+        <w:tc>
+          <w:tcPr>
+            <w:tcW w:type="dxa" w:w="1247"/>
+          </w:tcPr>
+          <w:p>
+            <w:pPr>
+              <w:keepNext/>
+            </w:pPr>
+            <w:r/>
+            <w:r>
+              <w:rPr>
+                <w:sz w:val="19"/>
+              </w:rPr>
+              <w:t>1</w:t>
+            </w:r>
+          </w:p>
+        </w:tc>
+        <w:tc>
+          <w:tcPr>
+            <w:tcW w:type="dxa" w:w="1701"/>
+          </w:tcPr>
+          <w:p>
+            <w:pPr>
+              <w:keepNext/>
+            </w:pPr>
+            <w:r/>
+            <w:r>
+              <w:rPr>
+                <w:sz w:val="19"/>
+              </w:rPr>
+              <w:t>W1</w:t>
+            </w:r>
+          </w:p>
+        </w:tc>
+      </w:tr>
+      <w:tr>
+        <w:trPr>
+          <w:cantSplit/>
+        </w:trPr>
+        <w:tc>
+          <w:tcPr>
+            <w:tcW w:type="dxa" w:w="1474"/>
+          </w:tcPr>
+          <w:p>
+            <w:pPr>
+              <w:keepNext/>
+            </w:pPr>
+            <w:r/>
+            <w:r>
+              <w:rPr>
+                <w:sz w:val="19"/>
+              </w:rPr>
+              <w:t>13:30</w:t>
+            </w:r>
+          </w:p>
+        </w:tc>
+        <w:tc>
+          <w:tcPr>
+            <w:tcW w:type="dxa" w:w="3969"/>
+          </w:tcPr>
+          <w:p>
+            <w:pPr>
+              <w:keepNext/>
+            </w:pPr>
+            <w:r/>
+            <w:r>
+              <w:rPr>
+                <w:sz w:val="19"/>
+              </w:rPr>
+              <w:t>Ex-works pickup (PM)</w:t>
+            </w:r>
+          </w:p>
+        </w:tc>
+        <w:tc>
+          <w:tcPr>
+            <w:tcW w:type="dxa" w:w="1247"/>
+          </w:tcPr>
+          <w:p>
+            <w:pPr>
+              <w:keepNext/>
+            </w:pPr>
+            <w:r/>
+            <w:r>
+              <w:rPr>
+                <w:sz w:val="19"/>
+              </w:rPr>
+              <w:t>1</w:t>
+            </w:r>
+          </w:p>
+        </w:tc>
+        <w:tc>
+          <w:tcPr>
+            <w:tcW w:type="dxa" w:w="1701"/>
+          </w:tcPr>
+          <w:p>
+            <w:pPr>
+              <w:keepNext/>
+            </w:pPr>
+            <w:r/>
+            <w:r>
+              <w:rPr>
+                <w:sz w:val="19"/>
+              </w:rPr>
+              <w:t>W2</w:t>
+            </w:r>
+          </w:p>
+        </w:tc>
+      </w:tr>
+      <w:tr>
+        <w:trPr>
+          <w:cantSplit/>
+        </w:trPr>
+        <w:tc>
+          <w:tcPr>
+            <w:tcW w:type="dxa" w:w="1474"/>
+          </w:tcPr>
+          <w:p>
+            <w:pPr>
+              <w:keepNext/>
+            </w:pPr>
+            <w:r/>
+            <w:r>
+              <w:rPr>
+                <w:sz w:val="19"/>
+              </w:rPr>
+              <w:t>14:00</w:t>
+            </w:r>
+          </w:p>
+        </w:tc>
+        <w:tc>
+          <w:tcPr>
+            <w:tcW w:type="dxa" w:w="3969"/>
+          </w:tcPr>
+          <w:p>
+            <w:pPr>
+              <w:keepNext/>
+            </w:pPr>
+            <w:r/>
+            <w:r>
+              <w:rPr>
+                <w:sz w:val="19"/>
+              </w:rPr>
+              <w:t>DHL Parcel NL run 1</w:t>
+            </w:r>
+          </w:p>
+        </w:tc>
+        <w:tc>
+          <w:tcPr>
+            <w:tcW w:type="dxa" w:w="1247"/>
+          </w:tcPr>
+          <w:p>
+            <w:pPr>
+              <w:keepNext/>
+            </w:pPr>
+            <w:r/>
+            <w:r>
+              <w:rPr>
+                <w:sz w:val="19"/>
+              </w:rPr>
+              <w:t>1</w:t>
+            </w:r>
+          </w:p>
+        </w:tc>
+        <w:tc>
+          <w:tcPr>
+            <w:tcW w:type="dxa" w:w="1701"/>
+          </w:tcPr>
+          <w:p>
+            <w:pPr>
+              <w:keepNext/>
+            </w:pPr>
+            <w:r/>
+            <w:r>
+              <w:rPr>
+                <w:sz w:val="19"/>
+              </w:rPr>
+              <w:t>W2</w:t>
+            </w:r>
+          </w:p>
+        </w:tc>
+      </w:tr>
+      <w:tr>
+        <w:trPr>
+          <w:cantSplit/>
+        </w:trPr>
+        <w:tc>
+          <w:tcPr>
+            <w:tcW w:type="dxa" w:w="1474"/>
+          </w:tcPr>
+          <w:p>
+            <w:pPr>
+              <w:keepNext/>
+            </w:pPr>
+            <w:r/>
+            <w:r>
+              <w:rPr>
+                <w:sz w:val="19"/>
+              </w:rPr>
+              <w:t>14:00</w:t>
+            </w:r>
+          </w:p>
+        </w:tc>
+        <w:tc>
+          <w:tcPr>
+            <w:tcW w:type="dxa" w:w="3969"/>
+          </w:tcPr>
+          <w:p>
+            <w:pPr>
+              <w:keepNext/>
+            </w:pPr>
+            <w:r/>
+            <w:r>
+              <w:rPr>
+                <w:sz w:val="19"/>
+              </w:rPr>
+              <w:t>Ex-works pickup (PM)</w:t>
+            </w:r>
+          </w:p>
+        </w:tc>
+        <w:tc>
+          <w:tcPr>
+            <w:tcW w:type="dxa" w:w="1247"/>
+          </w:tcPr>
+          <w:p>
+            <w:pPr>
+              <w:keepNext/>
+            </w:pPr>
+            <w:r/>
+            <w:r>
+              <w:rPr>
+                <w:sz w:val="19"/>
+              </w:rPr>
+              <w:t>1</w:t>
+            </w:r>
+          </w:p>
+        </w:tc>
+        <w:tc>
+          <w:tcPr>
+            <w:tcW w:type="dxa" w:w="1701"/>
+          </w:tcPr>
+          <w:p>
+            <w:pPr>
+              <w:keepNext/>
+            </w:pPr>
+            <w:r/>
+            <w:r>
+              <w:rPr>
+                <w:sz w:val="19"/>
+              </w:rPr>
+              <w:t>W2</w:t>
+            </w:r>
+          </w:p>
+        </w:tc>
+      </w:tr>
+      <w:tr>
+        <w:trPr>
+          <w:cantSplit/>
+        </w:trPr>
+        <w:tc>
+          <w:tcPr>
+            <w:tcW w:type="dxa" w:w="1474"/>
+          </w:tcPr>
+          <w:p>
+            <w:pPr>
+              <w:keepNext/>
+            </w:pPr>
+            <w:r/>
+            <w:r>
+              <w:rPr>
+                <w:sz w:val="19"/>
+              </w:rPr>
+              <w:t>14:30</w:t>
+            </w:r>
+          </w:p>
+        </w:tc>
+        <w:tc>
+          <w:tcPr>
+            <w:tcW w:type="dxa" w:w="3969"/>
+          </w:tcPr>
+          <w:p>
+            <w:pPr>
+              <w:keepNext/>
+            </w:pPr>
+            <w:r/>
+            <w:r>
+              <w:rPr>
+                <w:sz w:val="19"/>
+              </w:rPr>
+              <w:t>DHL DSV run 2</w:t>
+            </w:r>
+          </w:p>
+        </w:tc>
+        <w:tc>
+          <w:tcPr>
+            <w:tcW w:type="dxa" w:w="1247"/>
+          </w:tcPr>
+          <w:p>
+            <w:pPr>
+              <w:keepNext/>
+            </w:pPr>
+            <w:r/>
+            <w:r>
+              <w:rPr>
+                <w:sz w:val="19"/>
+              </w:rPr>
+              <w:t>1</w:t>
+            </w:r>
+          </w:p>
+        </w:tc>
+        <w:tc>
+          <w:tcPr>
+            <w:tcW w:type="dxa" w:w="1701"/>
+          </w:tcPr>
+          <w:p>
+            <w:pPr>
+              <w:keepNext/>
+            </w:pPr>
+            <w:r/>
+            <w:r>
+              <w:rPr>
+                <w:sz w:val="19"/>
+              </w:rPr>
+              <w:t>W2</w:t>
+            </w:r>
+          </w:p>
+        </w:tc>
+      </w:tr>
+      <w:tr>
+        <w:trPr>
+          <w:cantSplit/>
+        </w:trPr>
+        <w:tc>
+          <w:tcPr>
+            <w:tcW w:type="dxa" w:w="1474"/>
+          </w:tcPr>
+          <w:p>
+            <w:pPr>
+              <w:keepNext/>
+            </w:pPr>
+            <w:r/>
+            <w:r>
+              <w:rPr>
+                <w:sz w:val="19"/>
+              </w:rPr>
+              <w:t>15:00</w:t>
+            </w:r>
+          </w:p>
+        </w:tc>
+        <w:tc>
+          <w:tcPr>
+            <w:tcW w:type="dxa" w:w="3969"/>
+          </w:tcPr>
+          <w:p>
+            <w:pPr>
+              <w:keepNext/>
+            </w:pPr>
+            <w:r/>
+            <w:r>
+              <w:rPr>
+                <w:sz w:val="19"/>
+              </w:rPr>
+              <w:t>Customer carriers</w:t>
+            </w:r>
+          </w:p>
+        </w:tc>
+        <w:tc>
+          <w:tcPr>
+            <w:tcW w:type="dxa" w:w="1247"/>
+          </w:tcPr>
+          <w:p>
+            <w:pPr>
+              <w:keepNext/>
+            </w:pPr>
+            <w:r/>
+            <w:r>
+              <w:rPr>
+                <w:sz w:val="19"/>
+              </w:rPr>
+              <w:t>2</w:t>
+            </w:r>
+          </w:p>
+        </w:tc>
+        <w:tc>
+          <w:tcPr>
+            <w:tcW w:type="dxa" w:w="1701"/>
+          </w:tcPr>
+          <w:p>
+            <w:pPr>
+              <w:keepNext/>
+            </w:pPr>
+            <w:r/>
+            <w:r>
+              <w:rPr>
+                <w:sz w:val="19"/>
+              </w:rPr>
+              <w:t>W2</w:t>
+            </w:r>
+          </w:p>
+        </w:tc>
+      </w:tr>
+      <w:tr>
+        <w:trPr>
+          <w:cantSplit/>
+        </w:trPr>
+        <w:tc>
+          <w:tcPr>
+            <w:tcW w:type="dxa" w:w="1474"/>
+          </w:tcPr>
+          <w:p>
+            <w:pPr>
+              <w:keepNext/>
+            </w:pPr>
+            <w:r/>
+            <w:r>
+              <w:rPr>
+                <w:sz w:val="19"/>
+              </w:rPr>
+              <w:t>16:00</w:t>
+            </w:r>
+          </w:p>
+        </w:tc>
+        <w:tc>
+          <w:tcPr>
+            <w:tcW w:type="dxa" w:w="3969"/>
+          </w:tcPr>
+          <w:p>
+            <w:pPr>
+              <w:keepNext/>
+            </w:pPr>
+            <w:r/>
+            <w:r>
+              <w:rPr>
+                <w:sz w:val="19"/>
+              </w:rPr>
+              <w:t>DHL Parcel NL DACH</w:t>
+            </w:r>
+          </w:p>
+        </w:tc>
+        <w:tc>
+          <w:tcPr>
+            <w:tcW w:type="dxa" w:w="1247"/>
+          </w:tcPr>
+          <w:p>
+            <w:pPr>
+              <w:keepNext/>
+            </w:pPr>
+            <w:r/>
+            <w:r>
+              <w:rPr>
+                <w:sz w:val="19"/>
+              </w:rPr>
+              <w:t>1</w:t>
+            </w:r>
+          </w:p>
+        </w:tc>
+        <w:tc>
+          <w:tcPr>
+            <w:tcW w:type="dxa" w:w="1701"/>
+          </w:tcPr>
+          <w:p>
+            <w:pPr>
+              <w:keepNext/>
+            </w:pPr>
+            <w:r/>
+            <w:r>
+              <w:rPr>
+                <w:sz w:val="19"/>
+              </w:rPr>
+              <w:t>W3</w:t>
+            </w:r>
+          </w:p>
+        </w:tc>
+      </w:tr>
+      <w:tr>
+        <w:trPr>
+          <w:cantSplit/>
+        </w:trPr>
+        <w:tc>
+          <w:tcPr>
+            <w:tcW w:type="dxa" w:w="1474"/>
+          </w:tcPr>
+          <w:p>
+            <w:pPr>
+              <w:keepNext/>
+            </w:pPr>
+            <w:r/>
+            <w:r>
+              <w:rPr>
+                <w:sz w:val="19"/>
+              </w:rPr>
+              <w:t>16:15</w:t>
+            </w:r>
+          </w:p>
+        </w:tc>
+        <w:tc>
+          <w:tcPr>
+            <w:tcW w:type="dxa" w:w="3969"/>
+          </w:tcPr>
+          <w:p>
+            <w:pPr>
+              <w:keepNext/>
+            </w:pPr>
+            <w:r/>
+            <w:r>
+              <w:rPr>
+                <w:sz w:val="19"/>
+              </w:rPr>
+              <w:t>DHL Parcel NL run 2</w:t>
+            </w:r>
+          </w:p>
+        </w:tc>
+        <w:tc>
+          <w:tcPr>
+            <w:tcW w:type="dxa" w:w="1247"/>
+          </w:tcPr>
+          <w:p>
+            <w:pPr>
+              <w:keepNext/>
+            </w:pPr>
+            <w:r/>
+            <w:r>
+              <w:rPr>
+                <w:sz w:val="19"/>
+              </w:rPr>
+              <w:t>1</w:t>
+            </w:r>
+          </w:p>
+        </w:tc>
+        <w:tc>
+          <w:tcPr>
+            <w:tcW w:type="dxa" w:w="1701"/>
+          </w:tcPr>
+          <w:p>
+            <w:pPr>
+              <w:keepNext/>
+            </w:pPr>
+            <w:r/>
+            <w:r>
+              <w:rPr>
+                <w:sz w:val="19"/>
+              </w:rPr>
+              <w:t>W3</w:t>
+            </w:r>
+          </w:p>
+        </w:tc>
+      </w:tr>
+      <w:tr>
+        <w:trPr>
+          <w:cantSplit/>
+        </w:trPr>
+        <w:tc>
+          <w:tcPr>
+            <w:tcW w:type="dxa" w:w="1474"/>
+          </w:tcPr>
+          <w:p>
+            <w:pPr>
+              <w:keepNext/>
+            </w:pPr>
+            <w:r/>
+            <w:r>
+              <w:rPr>
+                <w:sz w:val="19"/>
+              </w:rPr>
+              <w:t>16:15</w:t>
+            </w:r>
+          </w:p>
+        </w:tc>
+        <w:tc>
+          <w:tcPr>
+            <w:tcW w:type="dxa" w:w="3969"/>
+          </w:tcPr>
+          <w:p>
+            <w:pPr>
+              <w:keepNext/>
+            </w:pPr>
+            <w:r/>
+            <w:r>
+              <w:rPr>
+                <w:sz w:val="19"/>
+              </w:rPr>
+              <w:t>DHL4YOU</w:t>
+            </w:r>
+          </w:p>
+        </w:tc>
+        <w:tc>
+          <w:tcPr>
+            <w:tcW w:type="dxa" w:w="1247"/>
+          </w:tcPr>
+          <w:p>
+            <w:pPr>
+              <w:keepNext/>
+            </w:pPr>
+            <w:r/>
+            <w:r>
+              <w:rPr>
+                <w:sz w:val="19"/>
+              </w:rPr>
+              <w:t>1</w:t>
+            </w:r>
+          </w:p>
+        </w:tc>
+        <w:tc>
+          <w:tcPr>
+            <w:tcW w:type="dxa" w:w="1701"/>
+          </w:tcPr>
+          <w:p>
+            <w:pPr>
+              <w:keepNext/>
+            </w:pPr>
+            <w:r/>
+            <w:r>
+              <w:rPr>
+                <w:sz w:val="19"/>
+              </w:rPr>
+              <w:t>W3</w:t>
+            </w:r>
+          </w:p>
+        </w:tc>
+      </w:tr>
+      <w:tr>
+        <w:trPr>
+          <w:cantSplit/>
+        </w:trPr>
+        <w:tc>
+          <w:tcPr>
+            <w:tcW w:type="dxa" w:w="1474"/>
+          </w:tcPr>
+          <w:p>
+            <w:pPr>
+              <w:keepNext/>
+            </w:pPr>
+            <w:r/>
+            <w:r>
+              <w:rPr>
+                <w:sz w:val="19"/>
+              </w:rPr>
+              <w:t>16:30</w:t>
+            </w:r>
+          </w:p>
+        </w:tc>
+        <w:tc>
+          <w:tcPr>
+            <w:tcW w:type="dxa" w:w="3969"/>
+          </w:tcPr>
+          <w:p>
+            <w:pPr>
+              <w:keepNext/>
+            </w:pPr>
+            <w:r/>
+            <w:r>
+              <w:rPr>
+                <w:sz w:val="19"/>
+              </w:rPr>
+              <w:t>DHL Connect &amp; Return</w:t>
+            </w:r>
+          </w:p>
+        </w:tc>
+        <w:tc>
+          <w:tcPr>
+            <w:tcW w:type="dxa" w:w="1247"/>
+          </w:tcPr>
+          <w:p>
+            <w:pPr>
+              <w:keepNext/>
+            </w:pPr>
+            <w:r/>
+            <w:r>
+              <w:rPr>
+                <w:sz w:val="19"/>
+              </w:rPr>
+              <w:t>1</w:t>
+            </w:r>
+          </w:p>
+        </w:tc>
+        <w:tc>
+          <w:tcPr>
+            <w:tcW w:type="dxa" w:w="1701"/>
+          </w:tcPr>
+          <w:p>
+            <w:pPr>
+              <w:keepNext/>
+            </w:pPr>
+            <w:r/>
+            <w:r>
+              <w:rPr>
+                <w:sz w:val="19"/>
+              </w:rPr>
+              <w:t>W3</w:t>
+            </w:r>
+          </w:p>
+        </w:tc>
+      </w:tr>
+      <w:tr>
+        <w:trPr>
+          <w:cantSplit/>
+        </w:trPr>
+        <w:tc>
+          <w:tcPr>
+            <w:tcW w:type="dxa" w:w="1474"/>
+          </w:tcPr>
+          <w:p>
+            <w:pPr>
+              <w:keepNext/>
+            </w:pPr>
+            <w:r/>
+            <w:r>
+              <w:rPr>
+                <w:sz w:val="19"/>
+              </w:rPr>
+              <w:t>16:30</w:t>
+            </w:r>
+          </w:p>
+        </w:tc>
+        <w:tc>
+          <w:tcPr>
+            <w:tcW w:type="dxa" w:w="3969"/>
+          </w:tcPr>
+          <w:p>
+            <w:pPr>
+              <w:keepNext/>
+            </w:pPr>
+            <w:r/>
+            <w:r>
+              <w:rPr>
+                <w:sz w:val="19"/>
+              </w:rPr>
+              <w:t>DHL Parcel BE &amp; LU</w:t>
+            </w:r>
+          </w:p>
+        </w:tc>
+        <w:tc>
+          <w:tcPr>
+            <w:tcW w:type="dxa" w:w="1247"/>
+          </w:tcPr>
+          <w:p>
+            <w:pPr>
+              <w:keepNext/>
+            </w:pPr>
+            <w:r/>
+            <w:r>
+              <w:rPr>
+                <w:sz w:val="19"/>
+              </w:rPr>
+              <w:t>1</w:t>
+            </w:r>
+          </w:p>
+        </w:tc>
+        <w:tc>
+          <w:tcPr>
+            <w:tcW w:type="dxa" w:w="1701"/>
+          </w:tcPr>
+          <w:p>
+            <w:pPr>
+              <w:keepNext/>
+            </w:pPr>
+            <w:r/>
+            <w:r>
+              <w:rPr>
+                <w:sz w:val="19"/>
+              </w:rPr>
+              <w:t>W3</w:t>
+            </w:r>
+          </w:p>
+        </w:tc>
+      </w:tr>
+      <w:tr>
+        <w:trPr>
+          <w:cantSplit/>
+        </w:trPr>
+        <w:tc>
+          <w:tcPr>
+            <w:tcW w:type="dxa" w:w="1474"/>
+          </w:tcPr>
+          <w:p>
+            <w:r/>
+            <w:r>
+              <w:rPr>
+                <w:sz w:val="19"/>
+              </w:rPr>
+              <w:t>16:45</w:t>
+            </w:r>
+          </w:p>
+        </w:tc>
+        <w:tc>
+          <w:tcPr>
+            <w:tcW w:type="dxa" w:w="3969"/>
+          </w:tcPr>
+          <w:p>
+            <w:r/>
+            <w:r>
+              <w:rPr>
+                <w:sz w:val="19"/>
+              </w:rPr>
+              <w:t>DHL Parcel EDC</w:t>
+            </w:r>
+          </w:p>
+        </w:tc>
+        <w:tc>
+          <w:tcPr>
+            <w:tcW w:type="dxa" w:w="1247"/>
+          </w:tcPr>
+          <w:p>
+            <w:r/>
+            <w:r>
+              <w:rPr>
+                <w:sz w:val="19"/>
+              </w:rPr>
+              <w:t>1</w:t>
+            </w:r>
+          </w:p>
+        </w:tc>
+        <w:tc>
+          <w:tcPr>
+            <w:tcW w:type="dxa" w:w="1701"/>
+          </w:tcPr>
+          <w:p>
+            <w:r/>
+            <w:r>
+              <w:rPr>
+                <w:sz w:val="19"/>
+              </w:rPr>
+              <w:t>W3</w:t>
+            </w:r>
+          </w:p>
+        </w:tc>
+      </w:tr>
+    </w:tbl>
+    <w:p>
+      <w:pPr>
+        <w:spacing w:after="40"/>
+      </w:pPr>
+    </w:p>
+    <w:p>
+      <w:pPr>
+        <w:pStyle w:val="ListBullet"/>
+      </w:pPr>
+      <w:r>
+        <w:rPr>
+          <w:b w:val="0"/>
+          <w:sz w:val="21"/>
+        </w:rPr>
+      </w:r>
+      <w:r>
+        <w:rPr>
+          <w:b/>
+          <w:sz w:val="21"/>
+        </w:rPr>
+        <w:t>Waves:</w:t>
+      </w:r>
+      <w:r>
+        <w:rPr>
+          <w:b w:val="0"/>
+          <w:sz w:val="21"/>
+        </w:rPr>
+        <w:t xml:space="preserve"> W1 06:00–09:30 (afternoon orders from the day before); W2 09:30–12:45 (rest of the backlog + morning orders); W3 12:45–15:15 (orders received before 12:00 (same-day parcel)).</w:t>
+      </w:r>
+    </w:p>
+    <w:p>
+      <w:pPr>
+        <w:pStyle w:val="ListBullet"/>
+      </w:pPr>
+      <w:r>
+        <w:rPr>
+          <w:b w:val="0"/>
+          <w:sz w:val="21"/>
+        </w:rPr>
+      </w:r>
+      <w:r>
+        <w:rPr>
+          <w:b/>
+          <w:sz w:val="21"/>
+        </w:rPr>
+        <w:t>Same-day service becomes possible:</w:t>
+      </w:r>
+      <w:r>
+        <w:rPr>
+          <w:b w:val="0"/>
+          <w:sz w:val="21"/>
+        </w:rPr>
+        <w:t xml:space="preserve"> 32% of orders arrive before 12:00 and can go out on the afternoon parcel trailers via wave 3; later orders leave the next day.</w:t>
+      </w:r>
+    </w:p>
+    <w:p>
+      <w:pPr>
+        <w:pStyle w:val="ListBullet"/>
+      </w:pPr>
+      <w:r>
+        <w:rPr>
+          <w:b w:val="0"/>
+          <w:sz w:val="21"/>
+        </w:rPr>
+      </w:r>
+      <w:r>
+        <w:rPr>
+          <w:b/>
+          <w:sz w:val="21"/>
+        </w:rPr>
+        <w:t>Doors:</w:t>
+      </w:r>
+      <w:r>
+        <w:rPr>
+          <w:b w:val="0"/>
+          <w:sz w:val="21"/>
+        </w:rPr>
+        <w:t xml:space="preserve"> at most 4 of the 5 doors are in use at once (25-minute slots), leaving one free for ex-works pickups that arrive late or early.</w:t>
+      </w:r>
+    </w:p>
+    <w:p>
+      <w:pPr>
+        <w:pStyle w:val="Heading2"/>
+      </w:pPr>
+      <w:r>
+        <w:t>4.6 Loose containers — in-house or outsourced?</w:t>
+      </w:r>
+    </w:p>
+    <w:tbl>
+      <w:tblPr>
+        <w:tblStyle w:val="LightGrid-Accent1"/>
+        <w:tblW w:type="auto" w:w="0"/>
+        <w:jc w:val="center"/>
+        <w:tblLook w:firstColumn="1" w:firstRow="1" w:lastColumn="0" w:lastRow="0" w:noHBand="0" w:noVBand="1" w:val="04A0"/>
+      </w:tblPr>
+      <w:tblGrid>
+        <w:gridCol w:w="1728"/>
+        <w:gridCol w:w="1728"/>
+        <w:gridCol w:w="1728"/>
+        <w:gridCol w:w="1728"/>
+        <w:gridCol w:w="1728"/>
+      </w:tblGrid>
+      <w:tr>
+        <w:trPr>
+          <w:cantSplit/>
+        </w:trPr>
+        <w:tc>
+          <w:tcPr>
+            <w:tcW w:type="dxa" w:w="1814"/>
+          </w:tcPr>
+          <w:p>
+            <w:pPr>
+              <w:keepNext/>
+            </w:pPr>
+            <w:r/>
+            <w:r>
+              <w:rPr>
+                <w:b/>
+                <w:sz w:val="19"/>
+              </w:rPr>
+              <w:t>Option</w:t>
+            </w:r>
+          </w:p>
+        </w:tc>
+        <w:tc>
+          <w:tcPr>
+            <w:tcW w:type="dxa" w:w="2154"/>
+          </w:tcPr>
+          <w:p>
+            <w:pPr>
+              <w:keepNext/>
+            </w:pPr>
+            <w:r/>
+            <w:r>
+              <w:rPr>
+                <w:b/>
+                <w:sz w:val="19"/>
+              </w:rPr>
+              <w:t>How</w:t>
+            </w:r>
+          </w:p>
+        </w:tc>
+        <w:tc>
+          <w:tcPr>
+            <w:tcW w:type="dxa" w:w="1247"/>
+          </w:tcPr>
+          <w:p>
+            <w:pPr>
+              <w:keepNext/>
+            </w:pPr>
+            <w:r/>
+            <w:r>
+              <w:rPr>
+                <w:b/>
+                <w:sz w:val="19"/>
+              </w:rPr>
+              <w:t>DHL labour</w:t>
+            </w:r>
+          </w:p>
+        </w:tc>
+        <w:tc>
+          <w:tcPr>
+            <w:tcW w:type="dxa" w:w="2041"/>
+          </w:tcPr>
+          <w:p>
+            <w:pPr>
+              <w:keepNext/>
+            </w:pPr>
+            <w:r/>
+            <w:r>
+              <w:rPr>
+                <w:b/>
+                <w:sz w:val="19"/>
+              </w:rPr>
+              <w:t>Pros</w:t>
+            </w:r>
+          </w:p>
+        </w:tc>
+        <w:tc>
+          <w:tcPr>
+            <w:tcW w:type="dxa" w:w="1928"/>
+          </w:tcPr>
+          <w:p>
+            <w:pPr>
+              <w:keepNext/>
+            </w:pPr>
+            <w:r/>
+            <w:r>
+              <w:rPr>
+                <w:b/>
+                <w:sz w:val="19"/>
+              </w:rPr>
+              <w:t>Cons</w:t>
+            </w:r>
+          </w:p>
+        </w:tc>
+      </w:tr>
+      <w:tr>
+        <w:trPr>
+          <w:cantSplit/>
+        </w:trPr>
+        <w:tc>
+          <w:tcPr>
+            <w:tcW w:type="dxa" w:w="1814"/>
+          </w:tcPr>
+          <w:p>
+            <w:pPr>
+              <w:keepNext/>
+            </w:pPr>
+            <w:r/>
+            <w:r>
+              <w:rPr>
+                <w:sz w:val="19"/>
+              </w:rPr>
+              <w:t>In-house DHL crew</w:t>
+            </w:r>
+          </w:p>
+        </w:tc>
+        <w:tc>
+          <w:tcPr>
+            <w:tcW w:type="dxa" w:w="2154"/>
+          </w:tcPr>
+          <w:p>
+            <w:pPr>
+              <w:keepNext/>
+            </w:pPr>
+            <w:r/>
+            <w:r>
+              <w:rPr>
+                <w:sz w:val="19"/>
+              </w:rPr>
+              <w:t>2 DHL staff de-stuff each container at door R1</w:t>
+            </w:r>
+          </w:p>
+        </w:tc>
+        <w:tc>
+          <w:tcPr>
+            <w:tcW w:type="dxa" w:w="1247"/>
+          </w:tcPr>
+          <w:p>
+            <w:pPr>
+              <w:keepNext/>
+            </w:pPr>
+            <w:r/>
+            <w:r>
+              <w:rPr>
+                <w:sz w:val="19"/>
+              </w:rPr>
+              <w:t>6 person-h per container</w:t>
+            </w:r>
+          </w:p>
+        </w:tc>
+        <w:tc>
+          <w:tcPr>
+            <w:tcW w:type="dxa" w:w="2041"/>
+          </w:tcPr>
+          <w:p>
+            <w:pPr>
+              <w:keepNext/>
+            </w:pPr>
+            <w:r/>
+            <w:r>
+              <w:rPr>
+                <w:sz w:val="19"/>
+              </w:rPr>
+              <w:t>Full control, flexible timing</w:t>
+            </w:r>
+          </w:p>
+        </w:tc>
+        <w:tc>
+          <w:tcPr>
+            <w:tcW w:type="dxa" w:w="1928"/>
+          </w:tcPr>
+          <w:p>
+            <w:pPr>
+              <w:keepNext/>
+            </w:pPr>
+            <w:r/>
+            <w:r>
+              <w:rPr>
+                <w:sz w:val="19"/>
+              </w:rPr>
+              <w:t>Heavy manual handling, training, peak days need 2 crews</w:t>
+            </w:r>
+          </w:p>
+        </w:tc>
+      </w:tr>
+      <w:tr>
+        <w:trPr>
+          <w:cantSplit/>
+        </w:trPr>
+        <w:tc>
+          <w:tcPr>
+            <w:tcW w:type="dxa" w:w="1814"/>
+          </w:tcPr>
+          <w:p>
+            <w:pPr>
+              <w:keepNext/>
+            </w:pPr>
+            <w:r/>
+            <w:r>
+              <w:rPr>
+                <w:sz w:val="19"/>
+              </w:rPr>
+              <w:t>On-site specialist contractor (recommended)</w:t>
+            </w:r>
+          </w:p>
+        </w:tc>
+        <w:tc>
+          <w:tcPr>
+            <w:tcW w:type="dxa" w:w="2154"/>
+          </w:tcPr>
+          <w:p>
+            <w:pPr>
+              <w:keepNext/>
+            </w:pPr>
+            <w:r/>
+            <w:r>
+              <w:rPr>
+                <w:sz w:val="19"/>
+              </w:rPr>
+              <w:t>Contractor crew unloads and palletises at R1, paid per container</w:t>
+            </w:r>
+          </w:p>
+        </w:tc>
+        <w:tc>
+          <w:tcPr>
+            <w:tcW w:type="dxa" w:w="1247"/>
+          </w:tcPr>
+          <w:p>
+            <w:pPr>
+              <w:keepNext/>
+            </w:pPr>
+            <w:r/>
+            <w:r>
+              <w:rPr>
+                <w:sz w:val="19"/>
+              </w:rPr>
+              <w:t>none</w:t>
+            </w:r>
+          </w:p>
+        </w:tc>
+        <w:tc>
+          <w:tcPr>
+            <w:tcW w:type="dxa" w:w="2041"/>
+          </w:tcPr>
+          <w:p>
+            <w:pPr>
+              <w:keepNext/>
+            </w:pPr>
+            <w:r/>
+            <w:r>
+              <w:rPr>
+                <w:sz w:val="19"/>
+              </w:rPr>
+              <w:t>No own labour or peak staffing; specialist speed and safety; cost scales with containers</w:t>
+            </w:r>
+          </w:p>
+        </w:tc>
+        <w:tc>
+          <w:tcPr>
+            <w:tcW w:type="dxa" w:w="1928"/>
+          </w:tcPr>
+          <w:p>
+            <w:pPr>
+              <w:keepNext/>
+            </w:pPr>
+            <w:r/>
+            <w:r>
+              <w:rPr>
+                <w:sz w:val="19"/>
+              </w:rPr>
+              <w:t>Per-container fee (D3); booking coordination</w:t>
+            </w:r>
+          </w:p>
+        </w:tc>
+      </w:tr>
+      <w:tr>
+        <w:trPr>
+          <w:cantSplit/>
+        </w:trPr>
+        <w:tc>
+          <w:tcPr>
+            <w:tcW w:type="dxa" w:w="1814"/>
+          </w:tcPr>
+          <w:p>
+            <w:r/>
+            <w:r>
+              <w:rPr>
+                <w:sz w:val="19"/>
+              </w:rPr>
+              <w:t>Port / CFS devanning</w:t>
+            </w:r>
+          </w:p>
+        </w:tc>
+        <w:tc>
+          <w:tcPr>
+            <w:tcW w:type="dxa" w:w="2154"/>
+          </w:tcPr>
+          <w:p>
+            <w:r/>
+            <w:r>
+              <w:rPr>
+                <w:sz w:val="19"/>
+              </w:rPr>
+              <w:t>Container unpacked and palletised near the port; arrives as a palletised trailer</w:t>
+            </w:r>
+          </w:p>
+        </w:tc>
+        <w:tc>
+          <w:tcPr>
+            <w:tcW w:type="dxa" w:w="1247"/>
+          </w:tcPr>
+          <w:p>
+            <w:r/>
+            <w:r>
+              <w:rPr>
+                <w:sz w:val="19"/>
+              </w:rPr>
+              <w:t>none</w:t>
+            </w:r>
+          </w:p>
+        </w:tc>
+        <w:tc>
+          <w:tcPr>
+            <w:tcW w:type="dxa" w:w="2041"/>
+          </w:tcPr>
+          <w:p>
+            <w:r/>
+            <w:r>
+              <w:rPr>
+                <w:sz w:val="19"/>
+              </w:rPr>
+              <w:t>Simplest receiving - everything palletised</w:t>
+            </w:r>
+          </w:p>
+        </w:tc>
+        <w:tc>
+          <w:tcPr>
+            <w:tcW w:type="dxa" w:w="1928"/>
+          </w:tcPr>
+          <w:p>
+            <w:r/>
+            <w:r>
+              <w:rPr>
+                <w:sz w:val="19"/>
+              </w:rPr>
+              <w:t>Extra transport and handling cost; ~1 day longer lead time; less control</w:t>
+            </w:r>
+          </w:p>
+        </w:tc>
+      </w:tr>
+    </w:tbl>
+    <w:p>
+      <w:pPr>
+        <w:spacing w:after="40"/>
+      </w:pPr>
+    </w:p>
+    <w:p>
+      <w:pPr>
+        <w:spacing w:after="120"/>
+      </w:pPr>
+      <w:r>
+        <w:rPr>
+          <w:b/>
+          <w:i w:val="0"/>
+          <w:color w:val="222222"/>
+          <w:sz w:val="21"/>
+        </w:rPr>
+        <w:t>Recommendation: outsource de-stuffing to an on-site specialist contractor</w:t>
+      </w:r>
+      <w:r>
+        <w:rPr>
+          <w:b w:val="0"/>
+          <w:i w:val="0"/>
+          <w:color w:val="222222"/>
+          <w:sz w:val="21"/>
+        </w:rPr>
+        <w:t xml:space="preserve"> (A026). It removes the heaviest manual job and the peak staffing from DHL (6 person-hours on an average day), while the container still docks at R1. Port devanning is the fall-back if its quote is cheaper. The per-container fee goes into the Deliverable 3 cost model.</w:t>
+      </w:r>
+    </w:p>
+    <w:p>
+      <w:pPr>
         <w:pStyle w:val="Heading1"/>
       </w:pPr>
       <w:r>
@@ -4775,14 +6659,14 @@
           <w:b/>
           <w:sz w:val="21"/>
         </w:rPr>
-        <w:t>Aisles:</w:t>
+        <w:t>Aisles open at both ends:</w:t>
       </w:r>
       <w:r>
         <w:rPr>
           <w:b w:val="0"/>
           <w:sz w:val="21"/>
         </w:rPr>
-        <w:t xml:space="preserve"> 3.0 m reach aisles ≥ the ETV 216i working aisle of 2.63–2.79 m (S006); reach trucks travel the perimeter aisles and the cross-aisle.</w:t>
+        <w:t xml:space="preserve"> three 3.2 m cross-aisles (front, middle, rear) break up the racking, so no truck or picker ever needs a U-turn. Storage aisles are 3.0 m — wider than the ETV 216i needs (2.63–2.79 m, S006) and far wider than the EJE 120i (1.79–1.94 m, S010). The extra aisles cost ~6% of rack length; capacity stays well above the ~9,500-position target.</w:t>
       </w:r>
     </w:p>
     <w:p>
@@ -4793,7 +6677,7 @@
         <w:drawing>
           <wp:inline xmlns:a="http://schemas.openxmlformats.org/drawingml/2006/main" xmlns:pic="http://schemas.openxmlformats.org/drawingml/2006/picture">
             <wp:extent cx="6120000" cy="5258667"/>
-            <wp:docPr id="9" name="Picture 9"/>
+            <wp:docPr id="10" name="Picture 10"/>
             <wp:cNvGraphicFramePr>
               <a:graphicFrameLocks noChangeAspect="1"/>
             </wp:cNvGraphicFramePr>
@@ -4805,7 +6689,7 @@
                     <pic:cNvPicPr/>
                   </pic:nvPicPr>
                   <pic:blipFill>
-                    <a:blip r:embed="rId17"/>
+                    <a:blip r:embed="rId18"/>
                     <a:stretch>
                       <a:fillRect/>
                     </a:stretch>
@@ -4836,7 +6720,7 @@
           <w:color w:val="666666"/>
           <w:sz w:val="17"/>
         </w:rPr>
-        <w:t>Fig 9. Detailed warehouse floor plan (rack-level, to scale) — racks, aisles, docks, dimensions.</w:t>
+        <w:t>Fig 10. Detailed warehouse floor plan (rack-level, to scale) — racks, aisles, docks, dimensions.</w:t>
       </w:r>
     </w:p>
     <w:p>
@@ -4847,7 +6731,7 @@
         <w:drawing>
           <wp:inline xmlns:a="http://schemas.openxmlformats.org/drawingml/2006/main" xmlns:pic="http://schemas.openxmlformats.org/drawingml/2006/picture">
             <wp:extent cx="5760000" cy="5613607"/>
-            <wp:docPr id="10" name="Picture 10"/>
+            <wp:docPr id="11" name="Picture 11"/>
             <wp:cNvGraphicFramePr>
               <a:graphicFrameLocks noChangeAspect="1"/>
             </wp:cNvGraphicFramePr>
@@ -4859,7 +6743,7 @@
                     <pic:cNvPicPr/>
                   </pic:nvPicPr>
                   <pic:blipFill>
-                    <a:blip r:embed="rId18"/>
+                    <a:blip r:embed="rId19"/>
                     <a:stretch>
                       <a:fillRect/>
                     </a:stretch>
@@ -4890,7 +6774,7 @@
           <w:color w:val="666666"/>
           <w:sz w:val="17"/>
         </w:rPr>
-        <w:t>Fig 10. Main flow on the floor plan: in (R1) → put away → refill → pick → pack → out (S2). Arrows follow the real truck and picker routes.</w:t>
+        <w:t>Fig 11. Main flow on the floor plan: in (R1) → put away → refill → pick → pack → out (S2). Arrows follow the real truck and picker routes.</w:t>
       </w:r>
     </w:p>
     <w:p>
@@ -4901,7 +6785,7 @@
         <w:drawing>
           <wp:inline xmlns:a="http://schemas.openxmlformats.org/drawingml/2006/main" xmlns:pic="http://schemas.openxmlformats.org/drawingml/2006/picture">
             <wp:extent cx="5760000" cy="4047265"/>
-            <wp:docPr id="11" name="Picture 11"/>
+            <wp:docPr id="12" name="Picture 12"/>
             <wp:cNvGraphicFramePr>
               <a:graphicFrameLocks noChangeAspect="1"/>
             </wp:cNvGraphicFramePr>
@@ -4913,7 +6797,7 @@
                     <pic:cNvPicPr/>
                   </pic:nvPicPr>
                   <pic:blipFill>
-                    <a:blip r:embed="rId19"/>
+                    <a:blip r:embed="rId20"/>
                     <a:stretch>
                       <a:fillRect/>
                     </a:stretch>
@@ -4944,7 +6828,7 @@
           <w:color w:val="666666"/>
           <w:sz w:val="17"/>
         </w:rPr>
-        <w:t>Fig 11. Option B in 3D (Blender): rack rows, fast-pick area, zones, 3 receiving doors (west) and 5 shipping doors (east).</w:t>
+        <w:t>Fig 12. Option B in 3D (Blender): rack rows, fast-pick area, zones, 3 receiving doors (west) and 5 shipping doors (east).</w:t>
       </w:r>
     </w:p>
     <w:p>
@@ -4955,7 +6839,7 @@
         <w:drawing>
           <wp:inline xmlns:a="http://schemas.openxmlformats.org/drawingml/2006/main" xmlns:pic="http://schemas.openxmlformats.org/drawingml/2006/picture">
             <wp:extent cx="5760000" cy="4408429"/>
-            <wp:docPr id="12" name="Picture 12"/>
+            <wp:docPr id="13" name="Picture 13"/>
             <wp:cNvGraphicFramePr>
               <a:graphicFrameLocks noChangeAspect="1"/>
             </wp:cNvGraphicFramePr>
@@ -4967,7 +6851,7 @@
                     <pic:cNvPicPr/>
                   </pic:nvPicPr>
                   <pic:blipFill>
-                    <a:blip r:embed="rId20"/>
+                    <a:blip r:embed="rId21"/>
                     <a:stretch>
                       <a:fillRect/>
                     </a:stretch>
@@ -4998,7 +6882,7 @@
           <w:color w:val="666666"/>
           <w:sz w:val="17"/>
         </w:rPr>
-        <w:t>Fig 12. Worker and truck movement (Blender, top-down): pickers on ECE 225, reach trucks ETV 216i via perimeter and cross-aisle, ERE 225 to the shipping doors.</w:t>
+        <w:t>Fig 13. Worker and truck movement (Blender, top-down): pickers with trolleys in zones 1–3, reach trucks ETV 216i via perimeter and cross-aisle, ERE 225 to the shipping doors.</w:t>
       </w:r>
     </w:p>
     <w:p>
@@ -5028,7 +6912,7 @@
           <w:color w:val="222222"/>
           <w:sz w:val="21"/>
         </w:rPr>
-        <w:t>Workload drivers are measured: inbound ~99 loads/day, outbound 18 pallets + 225 cartons/day, 483 each lines and 151 case lines/day, replenishment ~24 pallets/day. Productivity rates are benchmarks (A014); loose containers are planned as crew-hours (A019).</w:t>
+        <w:t>Workload drivers are measured: inbound ~99 loads/day, outbound 18 pallets + 225 cartons/day, 483 each lines and 151 case lines/day, replenishment ~24 pallets/day. Picking hours come from the pick-time model in Section 6.2; other rates are benchmarks (A014). Container de-stuffing is outsourced and not counted as DHL staff (A026).</w:t>
       </w:r>
     </w:p>
     <w:tbl>
@@ -5251,7 +7135,7 @@
               <w:rPr>
                 <w:sz w:val="19"/>
               </w:rPr>
-              <w:t>Receiving - loose container de-stuff</w:t>
+              <w:t>Container de-stuffing (outsourced)</w:t>
             </w:r>
           </w:p>
         </w:tc>
@@ -5533,7 +7417,7 @@
               <w:rPr>
                 <w:sz w:val="19"/>
               </w:rPr>
-              <w:t>Each picking</w:t>
+              <w:t>Picking - small orders (trolley, batch)</w:t>
             </w:r>
           </w:p>
         </w:tc>
@@ -5551,7 +7435,7 @@
               <w:rPr>
                 <w:sz w:val="19"/>
               </w:rPr>
-              <w:t>55</w:t>
+              <w:t>-</w:t>
             </w:r>
           </w:p>
         </w:tc>
@@ -5587,7 +7471,7 @@
               <w:rPr>
                 <w:sz w:val="19"/>
               </w:rPr>
-              <w:t>1.17</w:t>
+              <w:t>0.48</w:t>
             </w:r>
           </w:p>
         </w:tc>
@@ -5605,7 +7489,7 @@
               <w:rPr>
                 <w:sz w:val="19"/>
               </w:rPr>
-              <w:t>2.14</w:t>
+              <w:t>0.88</w:t>
             </w:r>
           </w:p>
         </w:tc>
@@ -5627,7 +7511,7 @@
               <w:rPr>
                 <w:sz w:val="19"/>
               </w:rPr>
-              <w:t>Case picking</w:t>
+              <w:t>Picking - large orders (EJE, to pallet)</w:t>
             </w:r>
           </w:p>
         </w:tc>
@@ -5645,7 +7529,7 @@
               <w:rPr>
                 <w:sz w:val="19"/>
               </w:rPr>
-              <w:t>80</w:t>
+              <w:t>-</w:t>
             </w:r>
           </w:p>
         </w:tc>
@@ -5681,7 +7565,7 @@
               <w:rPr>
                 <w:sz w:val="19"/>
               </w:rPr>
-              <w:t>0.25</w:t>
+              <w:t>1.11</w:t>
             </w:r>
           </w:p>
         </w:tc>
@@ -5699,7 +7583,7 @@
               <w:rPr>
                 <w:sz w:val="19"/>
               </w:rPr>
-              <w:t>0.46</w:t>
+              <w:t>2.03</w:t>
             </w:r>
           </w:p>
         </w:tc>
@@ -5721,7 +7605,7 @@
               <w:rPr>
                 <w:sz w:val="19"/>
               </w:rPr>
-              <w:t>Full-pallet picking</w:t>
+              <w:t>Full-pallet picking (reach truck)</w:t>
             </w:r>
           </w:p>
         </w:tc>
@@ -5996,7 +7880,7 @@
           <w:color w:val="222222"/>
           <w:sz w:val="21"/>
         </w:rPr>
-        <w:t>Direct labour ≈ 5.4 FTE on an average day and 10.1 FTE on the peak day</w:t>
+        <w:t>Direct DHL labour ≈ 4.7 FTE on an average day and 8.8 FTE on the peak day</w:t>
       </w:r>
       <w:r>
         <w:rPr>
@@ -6005,7 +7889,7 @@
           <w:color w:val="222222"/>
           <w:sz w:val="21"/>
         </w:rPr>
-        <w:t xml:space="preserve"> (single shift, 7.5 productive hours). Cross-training covers the peak; supervision and admin come on top.</w:t>
+        <w:t xml:space="preserve"> (single shift, 7.5 productive hours; contractor de-stuffing excluded). Cross-training covers the peak; supervision and admin come on top.</w:t>
       </w:r>
     </w:p>
     <w:p>
@@ -6016,7 +7900,7 @@
         <w:drawing>
           <wp:inline xmlns:a="http://schemas.openxmlformats.org/drawingml/2006/main" xmlns:pic="http://schemas.openxmlformats.org/drawingml/2006/picture">
             <wp:extent cx="5040000" cy="2366028"/>
-            <wp:docPr id="13" name="Picture 13"/>
+            <wp:docPr id="14" name="Picture 14"/>
             <wp:cNvGraphicFramePr>
               <a:graphicFrameLocks noChangeAspect="1"/>
             </wp:cNvGraphicFramePr>
@@ -6028,7 +7912,7 @@
                     <pic:cNvPicPr/>
                   </pic:nvPicPr>
                   <pic:blipFill>
-                    <a:blip r:embed="rId21"/>
+                    <a:blip r:embed="rId22"/>
                     <a:stretch>
                       <a:fillRect/>
                     </a:stretch>
@@ -6059,7 +7943,7 @@
           <w:color w:val="666666"/>
           <w:sz w:val="17"/>
         </w:rPr>
-        <w:t>Fig 13. Labour requirement by process (average vs peak day).</w:t>
+        <w:t>Fig 14. Labour requirement by process (average vs peak day).</w:t>
       </w:r>
     </w:p>
     <w:p>
@@ -6067,7 +7951,1266 @@
         <w:pStyle w:val="Heading2"/>
       </w:pPr>
       <w:r>
-        <w:t>6.2 Machinery — Jungheinrich fleet</w:t>
+        <w:t>6.2 Picking — how many people, how efficient</w:t>
+      </w:r>
+    </w:p>
+    <w:p>
+      <w:pPr>
+        <w:spacing w:after="120"/>
+      </w:pPr>
+      <w:r>
+        <w:rPr>
+          <w:b w:val="0"/>
+          <w:i w:val="0"/>
+          <w:color w:val="222222"/>
+          <w:sz w:val="21"/>
+        </w:rPr>
+        <w:t>The picking method is matched to the demand profile — small, light orders with a few lines, plus a minority of pallet-sized orders — using the standard order-picking choices: picker-to-parts, low-level picking, batching and zoning (S014). Pick times are modelled on the Option B layout: walking (return route in the fast-pick area, S-shape through the reserve aisles) + picking + setup, with a 10% delay allowance (A025).</w:t>
+      </w:r>
+    </w:p>
+    <w:p>
+      <w:pPr>
+        <w:jc w:val="center"/>
+      </w:pPr>
+      <w:r>
+        <w:drawing>
+          <wp:inline xmlns:a="http://schemas.openxmlformats.org/drawingml/2006/main" xmlns:pic="http://schemas.openxmlformats.org/drawingml/2006/picture">
+            <wp:extent cx="5040000" cy="2474536"/>
+            <wp:docPr id="15" name="Picture 15"/>
+            <wp:cNvGraphicFramePr>
+              <a:graphicFrameLocks noChangeAspect="1"/>
+            </wp:cNvGraphicFramePr>
+            <a:graphic>
+              <a:graphicData uri="http://schemas.openxmlformats.org/drawingml/2006/picture">
+                <pic:pic>
+                  <pic:nvPicPr>
+                    <pic:cNvPr id="0" name="picking_order_volume.png"/>
+                    <pic:cNvPicPr/>
+                  </pic:nvPicPr>
+                  <pic:blipFill>
+                    <a:blip r:embed="rId23"/>
+                    <a:stretch>
+                      <a:fillRect/>
+                    </a:stretch>
+                  </pic:blipFill>
+                  <pic:spPr>
+                    <a:xfrm>
+                      <a:off x="0" y="0"/>
+                      <a:ext cx="5040000" cy="2474536"/>
+                    </a:xfrm>
+                    <a:prstGeom prst="rect"/>
+                  </pic:spPr>
+                </pic:pic>
+              </a:graphicData>
+            </a:graphic>
+          </wp:inline>
+        </w:drawing>
+      </w:r>
+    </w:p>
+    <w:p>
+      <w:pPr>
+        <w:spacing w:after="200"/>
+        <w:jc w:val="center"/>
+      </w:pPr>
+      <w:r>
+        <w:rPr>
+          <w:b w:val="0"/>
+          <w:i/>
+          <w:color w:val="666666"/>
+          <w:sz w:val="17"/>
+        </w:rPr>
+        <w:t>Fig 15. Share of orders that fit each carrier: one tote, four totes, one pallet, two pallets (240×80).</w:t>
+      </w:r>
+    </w:p>
+    <w:tbl>
+      <w:tblPr>
+        <w:tblStyle w:val="LightGrid-Accent1"/>
+        <w:tblW w:type="auto" w:w="0"/>
+        <w:jc w:val="center"/>
+        <w:tblLook w:firstColumn="1" w:firstRow="1" w:lastColumn="0" w:lastRow="0" w:noHBand="0" w:noVBand="1" w:val="04A0"/>
+      </w:tblPr>
+      <w:tblGrid>
+        <w:gridCol w:w="1440"/>
+        <w:gridCol w:w="1440"/>
+        <w:gridCol w:w="1440"/>
+        <w:gridCol w:w="1440"/>
+        <w:gridCol w:w="1440"/>
+        <w:gridCol w:w="1440"/>
+      </w:tblGrid>
+      <w:tr>
+        <w:trPr>
+          <w:cantSplit/>
+        </w:trPr>
+        <w:tc>
+          <w:tcPr>
+            <w:tcW w:type="dxa" w:w="1701"/>
+          </w:tcPr>
+          <w:p>
+            <w:pPr>
+              <w:keepNext/>
+            </w:pPr>
+            <w:r/>
+            <w:r>
+              <w:rPr>
+                <w:b/>
+                <w:sz w:val="19"/>
+              </w:rPr>
+              <w:t>Segment</w:t>
+            </w:r>
+          </w:p>
+        </w:tc>
+        <w:tc>
+          <w:tcPr>
+            <w:tcW w:type="dxa" w:w="1474"/>
+          </w:tcPr>
+          <w:p>
+            <w:pPr>
+              <w:keepNext/>
+            </w:pPr>
+            <w:r/>
+            <w:r>
+              <w:rPr>
+                <w:b/>
+                <w:sz w:val="19"/>
+              </w:rPr>
+              <w:t>Orders / day</w:t>
+            </w:r>
+          </w:p>
+        </w:tc>
+        <w:tc>
+          <w:tcPr>
+            <w:tcW w:type="dxa" w:w="1474"/>
+          </w:tcPr>
+          <w:p>
+            <w:pPr>
+              <w:keepNext/>
+            </w:pPr>
+            <w:r/>
+            <w:r>
+              <w:rPr>
+                <w:b/>
+                <w:sz w:val="19"/>
+              </w:rPr>
+              <w:t>Lines / day</w:t>
+            </w:r>
+          </w:p>
+        </w:tc>
+        <w:tc>
+          <w:tcPr>
+            <w:tcW w:type="dxa" w:w="1361"/>
+          </w:tcPr>
+          <w:p>
+            <w:pPr>
+              <w:keepNext/>
+            </w:pPr>
+            <w:r/>
+            <w:r>
+              <w:rPr>
+                <w:b/>
+                <w:sz w:val="19"/>
+              </w:rPr>
+              <w:t>% orders</w:t>
+            </w:r>
+          </w:p>
+        </w:tc>
+        <w:tc>
+          <w:tcPr>
+            <w:tcW w:type="dxa" w:w="1361"/>
+          </w:tcPr>
+          <w:p>
+            <w:pPr>
+              <w:keepNext/>
+            </w:pPr>
+            <w:r/>
+            <w:r>
+              <w:rPr>
+                <w:b/>
+                <w:sz w:val="19"/>
+              </w:rPr>
+              <w:t>% lines</w:t>
+            </w:r>
+          </w:p>
+        </w:tc>
+        <w:tc>
+          <w:tcPr>
+            <w:tcW w:type="dxa" w:w="1361"/>
+          </w:tcPr>
+          <w:p>
+            <w:pPr>
+              <w:keepNext/>
+            </w:pPr>
+            <w:r/>
+            <w:r>
+              <w:rPr>
+                <w:b/>
+                <w:sz w:val="19"/>
+              </w:rPr>
+              <w:t>% volume</w:t>
+            </w:r>
+          </w:p>
+        </w:tc>
+      </w:tr>
+      <w:tr>
+        <w:trPr>
+          <w:cantSplit/>
+        </w:trPr>
+        <w:tc>
+          <w:tcPr>
+            <w:tcW w:type="dxa" w:w="1701"/>
+          </w:tcPr>
+          <w:p>
+            <w:pPr>
+              <w:keepNext/>
+            </w:pPr>
+            <w:r/>
+            <w:r>
+              <w:rPr>
+                <w:sz w:val="19"/>
+              </w:rPr>
+              <w:t>Large</w:t>
+            </w:r>
+          </w:p>
+        </w:tc>
+        <w:tc>
+          <w:tcPr>
+            <w:tcW w:type="dxa" w:w="1474"/>
+          </w:tcPr>
+          <w:p>
+            <w:pPr>
+              <w:keepNext/>
+              <w:jc w:val="right"/>
+            </w:pPr>
+            <w:r/>
+            <w:r>
+              <w:rPr>
+                <w:sz w:val="19"/>
+              </w:rPr>
+              <w:t>23</w:t>
+            </w:r>
+          </w:p>
+        </w:tc>
+        <w:tc>
+          <w:tcPr>
+            <w:tcW w:type="dxa" w:w="1474"/>
+          </w:tcPr>
+          <w:p>
+            <w:pPr>
+              <w:keepNext/>
+              <w:jc w:val="right"/>
+            </w:pPr>
+            <w:r/>
+            <w:r>
+              <w:rPr>
+                <w:sz w:val="19"/>
+              </w:rPr>
+              <w:t>343</w:t>
+            </w:r>
+          </w:p>
+        </w:tc>
+        <w:tc>
+          <w:tcPr>
+            <w:tcW w:type="dxa" w:w="1361"/>
+          </w:tcPr>
+          <w:p>
+            <w:pPr>
+              <w:keepNext/>
+              <w:jc w:val="right"/>
+            </w:pPr>
+            <w:r/>
+            <w:r>
+              <w:rPr>
+                <w:sz w:val="19"/>
+              </w:rPr>
+              <w:t>16%</w:t>
+            </w:r>
+          </w:p>
+        </w:tc>
+        <w:tc>
+          <w:tcPr>
+            <w:tcW w:type="dxa" w:w="1361"/>
+          </w:tcPr>
+          <w:p>
+            <w:pPr>
+              <w:keepNext/>
+              <w:jc w:val="right"/>
+            </w:pPr>
+            <w:r/>
+            <w:r>
+              <w:rPr>
+                <w:sz w:val="19"/>
+              </w:rPr>
+              <w:t>54%</w:t>
+            </w:r>
+          </w:p>
+        </w:tc>
+        <w:tc>
+          <w:tcPr>
+            <w:tcW w:type="dxa" w:w="1361"/>
+          </w:tcPr>
+          <w:p>
+            <w:pPr>
+              <w:keepNext/>
+              <w:jc w:val="right"/>
+            </w:pPr>
+            <w:r/>
+            <w:r>
+              <w:rPr>
+                <w:sz w:val="19"/>
+              </w:rPr>
+              <w:t>88%</w:t>
+            </w:r>
+          </w:p>
+        </w:tc>
+      </w:tr>
+      <w:tr>
+        <w:trPr>
+          <w:cantSplit/>
+        </w:trPr>
+        <w:tc>
+          <w:tcPr>
+            <w:tcW w:type="dxa" w:w="1701"/>
+          </w:tcPr>
+          <w:p>
+            <w:r/>
+            <w:r>
+              <w:rPr>
+                <w:sz w:val="19"/>
+              </w:rPr>
+              <w:t>Small</w:t>
+            </w:r>
+          </w:p>
+        </w:tc>
+        <w:tc>
+          <w:tcPr>
+            <w:tcW w:type="dxa" w:w="1474"/>
+          </w:tcPr>
+          <w:p>
+            <w:pPr>
+              <w:jc w:val="right"/>
+            </w:pPr>
+            <w:r/>
+            <w:r>
+              <w:rPr>
+                <w:sz w:val="19"/>
+              </w:rPr>
+              <w:t>120</w:t>
+            </w:r>
+          </w:p>
+        </w:tc>
+        <w:tc>
+          <w:tcPr>
+            <w:tcW w:type="dxa" w:w="1474"/>
+          </w:tcPr>
+          <w:p>
+            <w:pPr>
+              <w:jc w:val="right"/>
+            </w:pPr>
+            <w:r/>
+            <w:r>
+              <w:rPr>
+                <w:sz w:val="19"/>
+              </w:rPr>
+              <w:t>291</w:t>
+            </w:r>
+          </w:p>
+        </w:tc>
+        <w:tc>
+          <w:tcPr>
+            <w:tcW w:type="dxa" w:w="1361"/>
+          </w:tcPr>
+          <w:p>
+            <w:pPr>
+              <w:jc w:val="right"/>
+            </w:pPr>
+            <w:r/>
+            <w:r>
+              <w:rPr>
+                <w:sz w:val="19"/>
+              </w:rPr>
+              <w:t>84%</w:t>
+            </w:r>
+          </w:p>
+        </w:tc>
+        <w:tc>
+          <w:tcPr>
+            <w:tcW w:type="dxa" w:w="1361"/>
+          </w:tcPr>
+          <w:p>
+            <w:pPr>
+              <w:jc w:val="right"/>
+            </w:pPr>
+            <w:r/>
+            <w:r>
+              <w:rPr>
+                <w:sz w:val="19"/>
+              </w:rPr>
+              <w:t>46%</w:t>
+            </w:r>
+          </w:p>
+        </w:tc>
+        <w:tc>
+          <w:tcPr>
+            <w:tcW w:type="dxa" w:w="1361"/>
+          </w:tcPr>
+          <w:p>
+            <w:pPr>
+              <w:jc w:val="right"/>
+            </w:pPr>
+            <w:r/>
+            <w:r>
+              <w:rPr>
+                <w:sz w:val="19"/>
+              </w:rPr>
+              <w:t>12%</w:t>
+            </w:r>
+          </w:p>
+        </w:tc>
+      </w:tr>
+    </w:tbl>
+    <w:p>
+      <w:pPr>
+        <w:spacing w:after="40"/>
+      </w:pPr>
+    </w:p>
+    <w:tbl>
+      <w:tblPr>
+        <w:tblStyle w:val="LightGrid-Accent1"/>
+        <w:tblW w:type="auto" w:w="0"/>
+        <w:jc w:val="center"/>
+        <w:tblLook w:firstColumn="1" w:firstRow="1" w:lastColumn="0" w:lastRow="0" w:noHBand="0" w:noVBand="1" w:val="04A0"/>
+      </w:tblPr>
+      <w:tblGrid>
+        <w:gridCol w:w="1440"/>
+        <w:gridCol w:w="1440"/>
+        <w:gridCol w:w="1440"/>
+        <w:gridCol w:w="1440"/>
+        <w:gridCol w:w="1440"/>
+        <w:gridCol w:w="1440"/>
+      </w:tblGrid>
+      <w:tr>
+        <w:trPr>
+          <w:cantSplit/>
+        </w:trPr>
+        <w:tc>
+          <w:tcPr>
+            <w:tcW w:type="dxa" w:w="2608"/>
+          </w:tcPr>
+          <w:p>
+            <w:pPr>
+              <w:keepNext/>
+            </w:pPr>
+            <w:r/>
+            <w:r>
+              <w:rPr>
+                <w:b/>
+                <w:sz w:val="19"/>
+              </w:rPr>
+              <w:t>Small orders — zone</w:t>
+            </w:r>
+          </w:p>
+        </w:tc>
+        <w:tc>
+          <w:tcPr>
+            <w:tcW w:type="dxa" w:w="1247"/>
+          </w:tcPr>
+          <w:p>
+            <w:pPr>
+              <w:keepNext/>
+            </w:pPr>
+            <w:r/>
+            <w:r>
+              <w:rPr>
+                <w:b/>
+                <w:sz w:val="19"/>
+              </w:rPr>
+              <w:t>Lines / day</w:t>
+            </w:r>
+          </w:p>
+        </w:tc>
+        <w:tc>
+          <w:tcPr>
+            <w:tcW w:type="dxa" w:w="1247"/>
+          </w:tcPr>
+          <w:p>
+            <w:pPr>
+              <w:keepNext/>
+            </w:pPr>
+            <w:r/>
+            <w:r>
+              <w:rPr>
+                <w:b/>
+                <w:sz w:val="19"/>
+              </w:rPr>
+              <w:t>Lines / tour</w:t>
+            </w:r>
+          </w:p>
+        </w:tc>
+        <w:tc>
+          <w:tcPr>
+            <w:tcW w:type="dxa" w:w="1474"/>
+          </w:tcPr>
+          <w:p>
+            <w:pPr>
+              <w:keepNext/>
+            </w:pPr>
+            <w:r/>
+            <w:r>
+              <w:rPr>
+                <w:b/>
+                <w:sz w:val="19"/>
+              </w:rPr>
+              <w:t>Walk / tour (m)</w:t>
+            </w:r>
+          </w:p>
+        </w:tc>
+        <w:tc>
+          <w:tcPr>
+            <w:tcW w:type="dxa" w:w="1134"/>
+          </w:tcPr>
+          <w:p>
+            <w:pPr>
+              <w:keepNext/>
+            </w:pPr>
+            <w:r/>
+            <w:r>
+              <w:rPr>
+                <w:b/>
+                <w:sz w:val="19"/>
+              </w:rPr>
+              <w:t>Lines / h</w:t>
+            </w:r>
+          </w:p>
+        </w:tc>
+        <w:tc>
+          <w:tcPr>
+            <w:tcW w:type="dxa" w:w="1361"/>
+          </w:tcPr>
+          <w:p>
+            <w:pPr>
+              <w:keepNext/>
+            </w:pPr>
+            <w:r/>
+            <w:r>
+              <w:rPr>
+                <w:b/>
+                <w:sz w:val="19"/>
+              </w:rPr>
+              <w:t>Picker-h peak</w:t>
+            </w:r>
+          </w:p>
+        </w:tc>
+      </w:tr>
+      <w:tr>
+        <w:trPr>
+          <w:cantSplit/>
+        </w:trPr>
+        <w:tc>
+          <w:tcPr>
+            <w:tcW w:type="dxa" w:w="2608"/>
+          </w:tcPr>
+          <w:p>
+            <w:pPr>
+              <w:keepNext/>
+            </w:pPr>
+            <w:r/>
+            <w:r>
+              <w:rPr>
+                <w:sz w:val="19"/>
+              </w:rPr>
+              <w:t>Fast-pick area (A/B)</w:t>
+            </w:r>
+          </w:p>
+        </w:tc>
+        <w:tc>
+          <w:tcPr>
+            <w:tcW w:type="dxa" w:w="1247"/>
+          </w:tcPr>
+          <w:p>
+            <w:pPr>
+              <w:keepNext/>
+              <w:jc w:val="right"/>
+            </w:pPr>
+            <w:r/>
+            <w:r>
+              <w:rPr>
+                <w:sz w:val="19"/>
+              </w:rPr>
+              <w:t>188</w:t>
+            </w:r>
+          </w:p>
+        </w:tc>
+        <w:tc>
+          <w:tcPr>
+            <w:tcW w:type="dxa" w:w="1247"/>
+          </w:tcPr>
+          <w:p>
+            <w:pPr>
+              <w:keepNext/>
+              <w:jc w:val="right"/>
+            </w:pPr>
+            <w:r/>
+            <w:r>
+              <w:rPr>
+                <w:sz w:val="19"/>
+              </w:rPr>
+              <w:t>31</w:t>
+            </w:r>
+          </w:p>
+        </w:tc>
+        <w:tc>
+          <w:tcPr>
+            <w:tcW w:type="dxa" w:w="1474"/>
+          </w:tcPr>
+          <w:p>
+            <w:pPr>
+              <w:keepNext/>
+              <w:jc w:val="right"/>
+            </w:pPr>
+            <w:r/>
+            <w:r>
+              <w:rPr>
+                <w:sz w:val="19"/>
+              </w:rPr>
+              <w:t>123</w:t>
+            </w:r>
+          </w:p>
+        </w:tc>
+        <w:tc>
+          <w:tcPr>
+            <w:tcW w:type="dxa" w:w="1134"/>
+          </w:tcPr>
+          <w:p>
+            <w:pPr>
+              <w:keepNext/>
+              <w:jc w:val="right"/>
+            </w:pPr>
+            <w:r/>
+            <w:r>
+              <w:rPr>
+                <w:sz w:val="19"/>
+              </w:rPr>
+              <w:t>99</w:t>
+            </w:r>
+          </w:p>
+        </w:tc>
+        <w:tc>
+          <w:tcPr>
+            <w:tcW w:type="dxa" w:w="1361"/>
+          </w:tcPr>
+          <w:p>
+            <w:pPr>
+              <w:keepNext/>
+              <w:jc w:val="right"/>
+            </w:pPr>
+            <w:r/>
+            <w:r>
+              <w:rPr>
+                <w:sz w:val="19"/>
+              </w:rPr>
+              <w:t>3.5</w:t>
+            </w:r>
+          </w:p>
+        </w:tc>
+      </w:tr>
+      <w:tr>
+        <w:trPr>
+          <w:cantSplit/>
+        </w:trPr>
+        <w:tc>
+          <w:tcPr>
+            <w:tcW w:type="dxa" w:w="2608"/>
+          </w:tcPr>
+          <w:p>
+            <w:r/>
+            <w:r>
+              <w:rPr>
+                <w:sz w:val="19"/>
+              </w:rPr>
+              <w:t>Reserve low levels (C)</w:t>
+            </w:r>
+          </w:p>
+        </w:tc>
+        <w:tc>
+          <w:tcPr>
+            <w:tcW w:type="dxa" w:w="1247"/>
+          </w:tcPr>
+          <w:p>
+            <w:pPr>
+              <w:jc w:val="right"/>
+            </w:pPr>
+            <w:r/>
+            <w:r>
+              <w:rPr>
+                <w:sz w:val="19"/>
+              </w:rPr>
+              <w:t>104</w:t>
+            </w:r>
+          </w:p>
+        </w:tc>
+        <w:tc>
+          <w:tcPr>
+            <w:tcW w:type="dxa" w:w="1247"/>
+          </w:tcPr>
+          <w:p>
+            <w:pPr>
+              <w:jc w:val="right"/>
+            </w:pPr>
+            <w:r/>
+            <w:r>
+              <w:rPr>
+                <w:sz w:val="19"/>
+              </w:rPr>
+              <w:t>31</w:t>
+            </w:r>
+          </w:p>
+        </w:tc>
+        <w:tc>
+          <w:tcPr>
+            <w:tcW w:type="dxa" w:w="1474"/>
+          </w:tcPr>
+          <w:p>
+            <w:pPr>
+              <w:jc w:val="right"/>
+            </w:pPr>
+            <w:r/>
+            <w:r>
+              <w:rPr>
+                <w:sz w:val="19"/>
+              </w:rPr>
+              <w:t>670</w:t>
+            </w:r>
+          </w:p>
+        </w:tc>
+        <w:tc>
+          <w:tcPr>
+            <w:tcW w:type="dxa" w:w="1134"/>
+          </w:tcPr>
+          <w:p>
+            <w:pPr>
+              <w:jc w:val="right"/>
+            </w:pPr>
+            <w:r/>
+            <w:r>
+              <w:rPr>
+                <w:sz w:val="19"/>
+              </w:rPr>
+              <w:t>60</w:t>
+            </w:r>
+          </w:p>
+        </w:tc>
+        <w:tc>
+          <w:tcPr>
+            <w:tcW w:type="dxa" w:w="1361"/>
+          </w:tcPr>
+          <w:p>
+            <w:pPr>
+              <w:jc w:val="right"/>
+            </w:pPr>
+            <w:r/>
+            <w:r>
+              <w:rPr>
+                <w:sz w:val="19"/>
+              </w:rPr>
+              <w:t>3.2</w:t>
+            </w:r>
+          </w:p>
+        </w:tc>
+      </w:tr>
+    </w:tbl>
+    <w:p>
+      <w:pPr>
+        <w:spacing w:after="40"/>
+      </w:pPr>
+    </w:p>
+    <w:p>
+      <w:pPr>
+        <w:pStyle w:val="ListBullet"/>
+      </w:pPr>
+      <w:r>
+        <w:rPr>
+          <w:b w:val="0"/>
+          <w:sz w:val="21"/>
+        </w:rPr>
+      </w:r>
+      <w:r>
+        <w:rPr>
+          <w:b/>
+          <w:sz w:val="21"/>
+        </w:rPr>
+        <w:t>Large orders (EJE 120i):</w:t>
+      </w:r>
+      <w:r>
+        <w:rPr>
+          <w:b w:val="0"/>
+          <w:sz w:val="21"/>
+        </w:rPr>
+        <w:t xml:space="preserve"> 23 orders/day, ~15 lines each (12 in the fast-pick area, 3 in the reserve), ~413 m and ~22 min per order → 41 lines/h.</w:t>
+      </w:r>
+    </w:p>
+    <w:p>
+      <w:pPr>
+        <w:pStyle w:val="ListBullet"/>
+      </w:pPr>
+      <w:r>
+        <w:rPr>
+          <w:b w:val="0"/>
+          <w:sz w:val="21"/>
+        </w:rPr>
+      </w:r>
+      <w:r>
+        <w:rPr>
+          <w:b/>
+          <w:sz w:val="21"/>
+        </w:rPr>
+        <w:t>Picking needs 1.6 FTE on an average day and 2.9 on the peak day.</w:t>
+      </w:r>
+      <w:r>
+        <w:rPr>
+          <w:b w:val="0"/>
+          <w:sz w:val="21"/>
+        </w:rPr>
+        <w:t xml:space="preserve"> Trolley batching makes small-order picking about twice as fast as one-order-per-tote picking in the reserve zone.</w:t>
+      </w:r>
+    </w:p>
+    <w:p>
+      <w:pPr>
+        <w:pStyle w:val="ListBullet"/>
+      </w:pPr>
+      <w:r>
+        <w:rPr>
+          <w:b w:val="0"/>
+          <w:sz w:val="21"/>
+        </w:rPr>
+      </w:r>
+      <w:r>
+        <w:rPr>
+          <w:b/>
+          <w:sz w:val="21"/>
+        </w:rPr>
+        <w:t>How the volume per trip is ensured:</w:t>
+      </w:r>
+      <w:r>
+        <w:rPr>
+          <w:b w:val="0"/>
+          <w:sz w:val="21"/>
+        </w:rPr>
+        <w:t xml:space="preserve"> each trolley batch is closed at 80% of its volume (240 L) or weight (250 kg), computed from SKU dimensions — so no trip is overloaded and none runs nearly empty.</w:t>
+      </w:r>
+    </w:p>
+    <w:tbl>
+      <w:tblPr>
+        <w:tblStyle w:val="LightGrid-Accent1"/>
+        <w:tblW w:type="auto" w:w="0"/>
+        <w:jc w:val="center"/>
+        <w:tblLook w:firstColumn="1" w:firstRow="1" w:lastColumn="0" w:lastRow="0" w:noHBand="0" w:noVBand="1" w:val="04A0"/>
+      </w:tblPr>
+      <w:tblGrid>
+        <w:gridCol w:w="1728"/>
+        <w:gridCol w:w="1728"/>
+        <w:gridCol w:w="1728"/>
+        <w:gridCol w:w="1728"/>
+        <w:gridCol w:w="1728"/>
+      </w:tblGrid>
+      <w:tr>
+        <w:trPr>
+          <w:cantSplit/>
+        </w:trPr>
+        <w:tc>
+          <w:tcPr>
+            <w:tcW w:type="dxa" w:w="2381"/>
+          </w:tcPr>
+          <w:p>
+            <w:pPr>
+              <w:keepNext/>
+            </w:pPr>
+            <w:r/>
+            <w:r>
+              <w:rPr>
+                <w:b/>
+                <w:sz w:val="19"/>
+              </w:rPr>
+              <w:t>Item</w:t>
+            </w:r>
+          </w:p>
+        </w:tc>
+        <w:tc>
+          <w:tcPr>
+            <w:tcW w:type="dxa" w:w="2494"/>
+          </w:tcPr>
+          <w:p>
+            <w:pPr>
+              <w:keepNext/>
+            </w:pPr>
+            <w:r/>
+            <w:r>
+              <w:rPr>
+                <w:b/>
+                <w:sz w:val="19"/>
+              </w:rPr>
+              <w:t>Use</w:t>
+            </w:r>
+          </w:p>
+        </w:tc>
+        <w:tc>
+          <w:tcPr>
+            <w:tcW w:type="dxa" w:w="907"/>
+          </w:tcPr>
+          <w:p>
+            <w:pPr>
+              <w:keepNext/>
+            </w:pPr>
+            <w:r/>
+            <w:r>
+              <w:rPr>
+                <w:b/>
+                <w:sz w:val="19"/>
+              </w:rPr>
+              <w:t>Needed</w:t>
+            </w:r>
+          </w:p>
+        </w:tc>
+        <w:tc>
+          <w:tcPr>
+            <w:tcW w:type="dxa" w:w="907"/>
+          </w:tcPr>
+          <w:p>
+            <w:pPr>
+              <w:keepNext/>
+            </w:pPr>
+            <w:r/>
+            <w:r>
+              <w:rPr>
+                <w:b/>
+                <w:sz w:val="19"/>
+              </w:rPr>
+              <w:t>Planned</w:t>
+            </w:r>
+          </w:p>
+        </w:tc>
+        <w:tc>
+          <w:tcPr>
+            <w:tcW w:type="dxa" w:w="2381"/>
+          </w:tcPr>
+          <w:p>
+            <w:pPr>
+              <w:keepNext/>
+            </w:pPr>
+            <w:r/>
+            <w:r>
+              <w:rPr>
+                <w:b/>
+                <w:sz w:val="19"/>
+              </w:rPr>
+              <w:t>Why this number</w:t>
+            </w:r>
+          </w:p>
+        </w:tc>
+      </w:tr>
+      <w:tr>
+        <w:trPr>
+          <w:cantSplit/>
+        </w:trPr>
+        <w:tc>
+          <w:tcPr>
+            <w:tcW w:type="dxa" w:w="2381"/>
+          </w:tcPr>
+          <w:p>
+            <w:pPr>
+              <w:keepNext/>
+            </w:pPr>
+            <w:r/>
+            <w:r>
+              <w:rPr>
+                <w:sz w:val="19"/>
+              </w:rPr>
+              <w:t>Pick trolley (3-tier, 6 totes)</w:t>
+            </w:r>
+          </w:p>
+        </w:tc>
+        <w:tc>
+          <w:tcPr>
+            <w:tcW w:type="dxa" w:w="2494"/>
+          </w:tcPr>
+          <w:p>
+            <w:pPr>
+              <w:keepNext/>
+            </w:pPr>
+            <w:r/>
+            <w:r>
+              <w:rPr>
+                <w:sz w:val="19"/>
+              </w:rPr>
+              <w:t>Small orders - cluster picking in zones</w:t>
+            </w:r>
+          </w:p>
+        </w:tc>
+        <w:tc>
+          <w:tcPr>
+            <w:tcW w:type="dxa" w:w="907"/>
+          </w:tcPr>
+          <w:p>
+            <w:pPr>
+              <w:keepNext/>
+              <w:jc w:val="right"/>
+            </w:pPr>
+            <w:r/>
+            <w:r>
+              <w:rPr>
+                <w:sz w:val="19"/>
+              </w:rPr>
+              <w:t>1</w:t>
+            </w:r>
+          </w:p>
+        </w:tc>
+        <w:tc>
+          <w:tcPr>
+            <w:tcW w:type="dxa" w:w="907"/>
+          </w:tcPr>
+          <w:p>
+            <w:pPr>
+              <w:keepNext/>
+              <w:jc w:val="right"/>
+            </w:pPr>
+            <w:r/>
+            <w:r>
+              <w:rPr>
+                <w:sz w:val="19"/>
+              </w:rPr>
+              <w:t>6</w:t>
+            </w:r>
+          </w:p>
+        </w:tc>
+        <w:tc>
+          <w:tcPr>
+            <w:tcW w:type="dxa" w:w="2381"/>
+          </w:tcPr>
+          <w:p>
+            <w:pPr>
+              <w:keepNext/>
+              <w:jc w:val="right"/>
+            </w:pPr>
+            <w:r/>
+            <w:r>
+              <w:rPr>
+                <w:sz w:val="19"/>
+              </w:rPr>
+              <w:t>2 per picker (picking + at put-wall) + 2 spare</w:t>
+            </w:r>
+          </w:p>
+        </w:tc>
+      </w:tr>
+      <w:tr>
+        <w:trPr>
+          <w:cantSplit/>
+        </w:trPr>
+        <w:tc>
+          <w:tcPr>
+            <w:tcW w:type="dxa" w:w="2381"/>
+          </w:tcPr>
+          <w:p>
+            <w:pPr>
+              <w:keepNext/>
+            </w:pPr>
+            <w:r/>
+            <w:r>
+              <w:rPr>
+                <w:sz w:val="19"/>
+              </w:rPr>
+              <w:t>Totes 600x400 (~40 L)</w:t>
+            </w:r>
+          </w:p>
+        </w:tc>
+        <w:tc>
+          <w:tcPr>
+            <w:tcW w:type="dxa" w:w="2494"/>
+          </w:tcPr>
+          <w:p>
+            <w:pPr>
+              <w:keepNext/>
+            </w:pPr>
+            <w:r/>
+            <w:r>
+              <w:rPr>
+                <w:sz w:val="19"/>
+              </w:rPr>
+              <w:t>One per small order (more if &gt;40 L / &gt;15 kg)</w:t>
+            </w:r>
+          </w:p>
+        </w:tc>
+        <w:tc>
+          <w:tcPr>
+            <w:tcW w:type="dxa" w:w="907"/>
+          </w:tcPr>
+          <w:p>
+            <w:pPr>
+              <w:keepNext/>
+              <w:jc w:val="right"/>
+            </w:pPr>
+            <w:r/>
+            <w:r>
+              <w:rPr>
+                <w:sz w:val="19"/>
+              </w:rPr>
+              <w:t>36</w:t>
+            </w:r>
+          </w:p>
+        </w:tc>
+        <w:tc>
+          <w:tcPr>
+            <w:tcW w:type="dxa" w:w="907"/>
+          </w:tcPr>
+          <w:p>
+            <w:pPr>
+              <w:keepNext/>
+              <w:jc w:val="right"/>
+            </w:pPr>
+            <w:r/>
+            <w:r>
+              <w:rPr>
+                <w:sz w:val="19"/>
+              </w:rPr>
+              <w:t>54</w:t>
+            </w:r>
+          </w:p>
+        </w:tc>
+        <w:tc>
+          <w:tcPr>
+            <w:tcW w:type="dxa" w:w="2381"/>
+          </w:tcPr>
+          <w:p>
+            <w:pPr>
+              <w:keepNext/>
+              <w:jc w:val="right"/>
+            </w:pPr>
+            <w:r/>
+            <w:r>
+              <w:rPr>
+                <w:sz w:val="19"/>
+              </w:rPr>
+              <w:t>trolleys x 6 + 50% in circulation at packing</w:t>
+            </w:r>
+          </w:p>
+        </w:tc>
+      </w:tr>
+      <w:tr>
+        <w:trPr>
+          <w:cantSplit/>
+        </w:trPr>
+        <w:tc>
+          <w:tcPr>
+            <w:tcW w:type="dxa" w:w="2381"/>
+          </w:tcPr>
+          <w:p>
+            <w:r/>
+            <w:r>
+              <w:rPr>
+                <w:sz w:val="19"/>
+              </w:rPr>
+              <w:t>Jungheinrich EJE 120i walkie pallet truck</w:t>
+            </w:r>
+          </w:p>
+        </w:tc>
+        <w:tc>
+          <w:tcPr>
+            <w:tcW w:type="dxa" w:w="2494"/>
+          </w:tcPr>
+          <w:p>
+            <w:r/>
+            <w:r>
+              <w:rPr>
+                <w:sz w:val="19"/>
+              </w:rPr>
+              <w:t>Large orders - pick-to-pallet</w:t>
+            </w:r>
+          </w:p>
+        </w:tc>
+        <w:tc>
+          <w:tcPr>
+            <w:tcW w:type="dxa" w:w="907"/>
+          </w:tcPr>
+          <w:p>
+            <w:pPr>
+              <w:jc w:val="right"/>
+            </w:pPr>
+            <w:r/>
+            <w:r>
+              <w:rPr>
+                <w:sz w:val="19"/>
+              </w:rPr>
+              <w:t>3</w:t>
+            </w:r>
+          </w:p>
+        </w:tc>
+        <w:tc>
+          <w:tcPr>
+            <w:tcW w:type="dxa" w:w="907"/>
+          </w:tcPr>
+          <w:p>
+            <w:pPr>
+              <w:jc w:val="right"/>
+            </w:pPr>
+            <w:r/>
+            <w:r>
+              <w:rPr>
+                <w:sz w:val="19"/>
+              </w:rPr>
+              <w:t>4</w:t>
+            </w:r>
+          </w:p>
+        </w:tc>
+        <w:tc>
+          <w:tcPr>
+            <w:tcW w:type="dxa" w:w="2381"/>
+          </w:tcPr>
+          <w:p>
+            <w:pPr>
+              <w:jc w:val="right"/>
+            </w:pPr>
+            <w:r/>
+            <w:r>
+              <w:rPr>
+                <w:sz w:val="19"/>
+              </w:rPr>
+              <w:t>peak hours / (7.5 h x 80%) + 1 spare</w:t>
+            </w:r>
+          </w:p>
+        </w:tc>
+      </w:tr>
+    </w:tbl>
+    <w:p>
+      <w:pPr>
+        <w:spacing w:after="40"/>
+      </w:pPr>
+    </w:p>
+    <w:p>
+      <w:pPr>
+        <w:spacing w:after="160"/>
+      </w:pPr>
+      <w:r>
+        <w:rPr>
+          <w:b/>
+          <w:i w:val="0"/>
+          <w:color w:val="222222"/>
+          <w:sz w:val="21"/>
+        </w:rPr>
+        <w:t>Tugger train (Jungheinrich EZS 130) — evaluated, not planned now.</w:t>
+      </w:r>
+      <w:r>
+        <w:rPr>
+          <w:b w:val="0"/>
+          <w:i w:val="0"/>
+          <w:color w:val="222222"/>
+          <w:sz w:val="21"/>
+        </w:rPr>
+        <w:t xml:space="preserve"> It fits zone picking (pickers stay in their zone and a train collects the trolleys), and the EZS 130 is built for small-parts tow trains (600 mm wide, tows 3 t, S012). But with batching there are only ~9 trolley trips a day: a 201 m loop every 20 minutes would keep a driver ~26% busy to save pickers ~6 minutes of walking, because both pick zones end next to packing. It becomes worthwhile if small-order volume roughly triples or packing moves away from the pick zones.</w:t>
+      </w:r>
+    </w:p>
+    <w:p>
+      <w:pPr>
+        <w:pStyle w:val="Heading2"/>
+      </w:pPr>
+      <w:r>
+        <w:t>6.3 Machinery — Jungheinrich fleet</w:t>
       </w:r>
     </w:p>
     <w:p>
@@ -6282,7 +9425,7 @@
               <w:rPr>
                 <w:sz w:val="19"/>
               </w:rPr>
-              <w:t>9.6</w:t>
+              <w:t>9.5</w:t>
             </w:r>
           </w:p>
         </w:tc>
@@ -6340,7 +9483,7 @@
               <w:rPr>
                 <w:sz w:val="19"/>
               </w:rPr>
-              <w:t>ECE 225</w:t>
+              <w:t>EJE 120i</w:t>
             </w:r>
           </w:p>
         </w:tc>
@@ -6357,7 +9500,7 @@
               <w:rPr>
                 <w:sz w:val="19"/>
               </w:rPr>
-              <w:t>Case &amp; each batch picking (2 pallets/roll cages per trip)</w:t>
+              <w:t>Large orders: pick-to-pallet (one order per pallet)</w:t>
             </w:r>
           </w:p>
         </w:tc>
@@ -6375,7 +9518,7 @@
               <w:rPr>
                 <w:sz w:val="19"/>
               </w:rPr>
-              <w:t>10.7</w:t>
+              <w:t>8.3</w:t>
             </w:r>
           </w:p>
         </w:tc>
@@ -6393,7 +9536,7 @@
               <w:rPr>
                 <w:sz w:val="19"/>
               </w:rPr>
-              <w:t>19.6</w:t>
+              <w:t>15.2</w:t>
             </w:r>
           </w:p>
         </w:tc>
@@ -6411,7 +9554,7 @@
               <w:rPr>
                 <w:sz w:val="19"/>
               </w:rPr>
-              <w:t>4</w:t>
+              <w:t>3</w:t>
             </w:r>
           </w:p>
         </w:tc>
@@ -6443,6 +9586,9 @@
             <w:tcW w:type="dxa" w:w="1247"/>
           </w:tcPr>
           <w:p>
+            <w:pPr>
+              <w:keepNext/>
+            </w:pPr>
             <w:r/>
             <w:r>
               <w:rPr>
@@ -6457,6 +9603,9 @@
             <w:tcW w:type="dxa" w:w="3742"/>
           </w:tcPr>
           <w:p>
+            <w:pPr>
+              <w:keepNext/>
+            </w:pPr>
             <w:r/>
             <w:r>
               <w:rPr>
@@ -6472,6 +9621,7 @@
           </w:tcPr>
           <w:p>
             <w:pPr>
+              <w:keepNext/>
               <w:jc w:val="right"/>
             </w:pPr>
             <w:r/>
@@ -6489,6 +9639,7 @@
           </w:tcPr>
           <w:p>
             <w:pPr>
+              <w:keepNext/>
               <w:jc w:val="right"/>
             </w:pPr>
             <w:r/>
@@ -6506,6 +9657,7 @@
           </w:tcPr>
           <w:p>
             <w:pPr>
+              <w:keepNext/>
               <w:jc w:val="right"/>
             </w:pPr>
             <w:r/>
@@ -6523,6 +9675,7 @@
           </w:tcPr>
           <w:p>
             <w:pPr>
+              <w:keepNext/>
               <w:jc w:val="right"/>
             </w:pPr>
             <w:r/>
@@ -6531,6 +9684,107 @@
                 <w:sz w:val="19"/>
               </w:rPr>
               <w:t>2</w:t>
+            </w:r>
+          </w:p>
+        </w:tc>
+      </w:tr>
+      <w:tr>
+        <w:trPr>
+          <w:cantSplit/>
+        </w:trPr>
+        <w:tc>
+          <w:tcPr>
+            <w:tcW w:type="dxa" w:w="1247"/>
+          </w:tcPr>
+          <w:p>
+            <w:r/>
+            <w:r>
+              <w:rPr>
+                <w:sz w:val="19"/>
+              </w:rPr>
+              <w:t>Pick trolley (3-tier, 6 totes) + totes</w:t>
+            </w:r>
+          </w:p>
+        </w:tc>
+        <w:tc>
+          <w:tcPr>
+            <w:tcW w:type="dxa" w:w="3742"/>
+          </w:tcPr>
+          <w:p>
+            <w:r/>
+            <w:r>
+              <w:rPr>
+                <w:sz w:val="19"/>
+              </w:rPr>
+              <w:t>Small orders: zone batch picking, sorted at the put-wall</w:t>
+            </w:r>
+          </w:p>
+        </w:tc>
+        <w:tc>
+          <w:tcPr>
+            <w:tcW w:type="dxa" w:w="1134"/>
+          </w:tcPr>
+          <w:p>
+            <w:pPr>
+              <w:jc w:val="right"/>
+            </w:pPr>
+            <w:r/>
+            <w:r>
+              <w:rPr>
+                <w:sz w:val="19"/>
+              </w:rPr>
+              <w:t>3.6</w:t>
+            </w:r>
+          </w:p>
+        </w:tc>
+        <w:tc>
+          <w:tcPr>
+            <w:tcW w:type="dxa" w:w="1134"/>
+          </w:tcPr>
+          <w:p>
+            <w:pPr>
+              <w:jc w:val="right"/>
+            </w:pPr>
+            <w:r/>
+            <w:r>
+              <w:rPr>
+                <w:sz w:val="19"/>
+              </w:rPr>
+              <w:t>6.6</w:t>
+            </w:r>
+          </w:p>
+        </w:tc>
+        <w:tc>
+          <w:tcPr>
+            <w:tcW w:type="dxa" w:w="907"/>
+          </w:tcPr>
+          <w:p>
+            <w:pPr>
+              <w:jc w:val="right"/>
+            </w:pPr>
+            <w:r/>
+            <w:r>
+              <w:rPr>
+                <w:sz w:val="19"/>
+              </w:rPr>
+              <w:t>1</w:t>
+            </w:r>
+          </w:p>
+        </w:tc>
+        <w:tc>
+          <w:tcPr>
+            <w:tcW w:type="dxa" w:w="907"/>
+          </w:tcPr>
+          <w:p>
+            <w:pPr>
+              <w:jc w:val="right"/>
+            </w:pPr>
+            <w:r/>
+            <w:r>
+              <w:rPr>
+                <w:sz w:val="19"/>
+              </w:rPr>
+              <w:t>6</w:t>
             </w:r>
           </w:p>
         </w:tc>
@@ -6581,14 +9835,39 @@
           <w:b/>
           <w:sz w:val="21"/>
         </w:rPr>
-        <w:t>ECE 225 horizontal order picker (S007):</w:t>
+        <w:t>EJE 120i walkie pallet truck (S010):</w:t>
       </w:r>
       <w:r>
         <w:rPr>
           <w:b w:val="0"/>
           <w:sz w:val="21"/>
         </w:rPr>
-        <w:t xml:space="preserve"> 2,500 kg, 2.4 m forks — carries 2 pallets or roll cages, so one trip serves 2 orders (batch picking).</w:t>
+        <w:t xml:space="preserve"> 2,000 kg, only 1.58 m long and 0.72 m wide — picks large orders onto a pallet and moves through the aisles without turning problems.</w:t>
+      </w:r>
+    </w:p>
+    <w:p>
+      <w:pPr>
+        <w:pStyle w:val="ListBullet"/>
+      </w:pPr>
+      <w:r>
+        <w:rPr>
+          <w:b w:val="0"/>
+          <w:sz w:val="21"/>
+        </w:rPr>
+      </w:r>
+      <w:r>
+        <w:rPr>
+          <w:b/>
+          <w:sz w:val="21"/>
+        </w:rPr>
+        <w:t>Pick trolleys (S011):</w:t>
+      </w:r>
+      <w:r>
+        <w:rPr>
+          <w:b w:val="0"/>
+          <w:sz w:val="21"/>
+        </w:rPr>
+        <w:t xml:space="preserve"> 3-tier, 1,000 × 600 mm, 250 kg, 6 totes — for the small orders.</w:t>
       </w:r>
     </w:p>
     <w:p>
@@ -6666,6 +9945,21 @@
         <w:t xml:space="preserve"> RF / voice terminals per picker, print-and-apply at packing, roll cages for parcel staging.</w:t>
       </w:r>
     </w:p>
+    <w:p>
+      <w:pPr>
+        <w:keepNext/>
+        <w:spacing w:after="80"/>
+      </w:pPr>
+      <w:r>
+        <w:rPr>
+          <w:b w:val="0"/>
+          <w:i w:val="0"/>
+          <w:color w:val="222222"/>
+          <w:sz w:val="21"/>
+        </w:rPr>
+        <w:t>Why each machine, and how it is used:</w:t>
+      </w:r>
+    </w:p>
     <w:tbl>
       <w:tblPr>
         <w:tblStyle w:val="LightGrid-Accent1"/>
@@ -6686,7 +9980,7 @@
         </w:trPr>
         <w:tc>
           <w:tcPr>
-            <w:tcW w:type="dxa" w:w="3742"/>
+            <w:tcW w:type="dxa" w:w="1587"/>
           </w:tcPr>
           <w:p>
             <w:pPr>
@@ -6698,13 +9992,13 @@
                 <w:b/>
                 <w:sz w:val="19"/>
               </w:rPr>
-              <w:t>Move</w:t>
-            </w:r>
-          </w:p>
-        </w:tc>
-        <w:tc>
-          <w:tcPr>
-            <w:tcW w:type="dxa" w:w="1247"/>
+              <w:t>Machine</w:t>
+            </w:r>
+          </w:p>
+        </w:tc>
+        <w:tc>
+          <w:tcPr>
+            <w:tcW w:type="dxa" w:w="1587"/>
           </w:tcPr>
           <w:p>
             <w:pPr>
@@ -6716,13 +10010,13 @@
                 <w:b/>
                 <w:sz w:val="19"/>
               </w:rPr>
-              <w:t>Truck</w:t>
-            </w:r>
-          </w:p>
-        </w:tc>
-        <w:tc>
-          <w:tcPr>
-            <w:tcW w:type="dxa" w:w="1474"/>
+              <w:t>Process</w:t>
+            </w:r>
+          </w:p>
+        </w:tc>
+        <w:tc>
+          <w:tcPr>
+            <w:tcW w:type="dxa" w:w="2721"/>
           </w:tcPr>
           <w:p>
             <w:pPr>
@@ -6734,13 +10028,13 @@
                 <w:b/>
                 <w:sz w:val="19"/>
               </w:rPr>
-              <w:t>Avg one-way (m)</w:t>
-            </w:r>
-          </w:p>
-        </w:tc>
-        <w:tc>
-          <w:tcPr>
-            <w:tcW w:type="dxa" w:w="1247"/>
+              <w:t>Why (data)</w:t>
+            </w:r>
+          </w:p>
+        </w:tc>
+        <w:tc>
+          <w:tcPr>
+            <w:tcW w:type="dxa" w:w="2494"/>
           </w:tcPr>
           <w:p>
             <w:pPr>
@@ -6752,13 +10046,13 @@
                 <w:b/>
                 <w:sz w:val="19"/>
               </w:rPr>
-              <w:t>Cycle (min)</w:t>
-            </w:r>
-          </w:p>
-        </w:tc>
-        <w:tc>
-          <w:tcPr>
-            <w:tcW w:type="dxa" w:w="1247"/>
+              <w:t>How it is used</w:t>
+            </w:r>
+          </w:p>
+        </w:tc>
+        <w:tc>
+          <w:tcPr>
+            <w:tcW w:type="dxa" w:w="680"/>
           </w:tcPr>
           <w:p>
             <w:pPr>
@@ -6770,7 +10064,7 @@
                 <w:b/>
                 <w:sz w:val="19"/>
               </w:rPr>
-              <w:t>Moves / h</w:t>
+              <w:t>Units</w:t>
             </w:r>
           </w:p>
         </w:tc>
@@ -6781,41 +10075,75 @@
         </w:trPr>
         <w:tc>
           <w:tcPr>
-            <w:tcW w:type="dxa" w:w="3742"/>
-          </w:tcPr>
-          <w:p>
-            <w:pPr>
-              <w:keepNext/>
-            </w:pPr>
-            <w:r/>
-            <w:r>
-              <w:rPr>
-                <w:sz w:val="19"/>
-              </w:rPr>
-              <w:t>Putaway (receiving -&gt; reserve)</w:t>
-            </w:r>
-          </w:p>
-        </w:tc>
-        <w:tc>
-          <w:tcPr>
-            <w:tcW w:type="dxa" w:w="1247"/>
-          </w:tcPr>
-          <w:p>
-            <w:pPr>
-              <w:keepNext/>
-            </w:pPr>
-            <w:r/>
-            <w:r>
-              <w:rPr>
-                <w:sz w:val="19"/>
-              </w:rPr>
-              <w:t>ETV 216i</w:t>
-            </w:r>
-          </w:p>
-        </w:tc>
-        <w:tc>
-          <w:tcPr>
-            <w:tcW w:type="dxa" w:w="1474"/>
+            <w:tcW w:type="dxa" w:w="1587"/>
+          </w:tcPr>
+          <w:p>
+            <w:pPr>
+              <w:keepNext/>
+            </w:pPr>
+            <w:r/>
+            <w:r>
+              <w:rPr>
+                <w:sz w:val="19"/>
+              </w:rPr>
+              <w:t>ETV 216i reach truck</w:t>
+            </w:r>
+          </w:p>
+        </w:tc>
+        <w:tc>
+          <w:tcPr>
+            <w:tcW w:type="dxa" w:w="1587"/>
+          </w:tcPr>
+          <w:p>
+            <w:pPr>
+              <w:keepNext/>
+            </w:pPr>
+            <w:r/>
+            <w:r>
+              <w:rPr>
+                <w:sz w:val="19"/>
+              </w:rPr>
+              <w:t>Putaway, replenishment, full-pallet picks</w:t>
+            </w:r>
+          </w:p>
+        </w:tc>
+        <w:tc>
+          <w:tcPr>
+            <w:tcW w:type="dxa" w:w="2721"/>
+          </w:tcPr>
+          <w:p>
+            <w:pPr>
+              <w:keepNext/>
+            </w:pPr>
+            <w:r/>
+            <w:r>
+              <w:rPr>
+                <w:sz w:val="19"/>
+              </w:rPr>
+              <w:t>Pallets stored up to the 8th level (top beam 10.0 m) and two deep - needs 10.7 m lift and telescopic forks; 99.4% of pallets ≤ 1.6 t</w:t>
+            </w:r>
+          </w:p>
+        </w:tc>
+        <w:tc>
+          <w:tcPr>
+            <w:tcW w:type="dxa" w:w="2494"/>
+          </w:tcPr>
+          <w:p>
+            <w:pPr>
+              <w:keepNext/>
+            </w:pPr>
+            <w:r/>
+            <w:r>
+              <w:rPr>
+                <w:sz w:val="19"/>
+              </w:rPr>
+              <w:t>Perimeter + cross-aisles; ~25 putaways/h; feeds fast-pick lanes from the rear</w:t>
+            </w:r>
+          </w:p>
+        </w:tc>
+        <w:tc>
+          <w:tcPr>
+            <w:tcW w:type="dxa" w:w="680"/>
           </w:tcPr>
           <w:p>
             <w:pPr>
@@ -6827,43 +10155,7 @@
               <w:rPr>
                 <w:sz w:val="19"/>
               </w:rPr>
-              <w:t>77</w:t>
-            </w:r>
-          </w:p>
-        </w:tc>
-        <w:tc>
-          <w:tcPr>
-            <w:tcW w:type="dxa" w:w="1247"/>
-          </w:tcPr>
-          <w:p>
-            <w:pPr>
-              <w:keepNext/>
-              <w:jc w:val="right"/>
-            </w:pPr>
-            <w:r/>
-            <w:r>
-              <w:rPr>
-                <w:sz w:val="19"/>
-              </w:rPr>
-              <w:t>2.46</w:t>
-            </w:r>
-          </w:p>
-        </w:tc>
-        <w:tc>
-          <w:tcPr>
-            <w:tcW w:type="dxa" w:w="1247"/>
-          </w:tcPr>
-          <w:p>
-            <w:pPr>
-              <w:keepNext/>
-              <w:jc w:val="right"/>
-            </w:pPr>
-            <w:r/>
-            <w:r>
-              <w:rPr>
-                <w:sz w:val="19"/>
-              </w:rPr>
-              <w:t>24</w:t>
+              <w:t>3</w:t>
             </w:r>
           </w:p>
         </w:tc>
@@ -6874,41 +10166,75 @@
         </w:trPr>
         <w:tc>
           <w:tcPr>
-            <w:tcW w:type="dxa" w:w="3742"/>
-          </w:tcPr>
-          <w:p>
-            <w:pPr>
-              <w:keepNext/>
-            </w:pPr>
-            <w:r/>
-            <w:r>
-              <w:rPr>
-                <w:sz w:val="19"/>
-              </w:rPr>
-              <w:t>Replenishment (reserve -&gt; fast-pick rear)</w:t>
-            </w:r>
-          </w:p>
-        </w:tc>
-        <w:tc>
-          <w:tcPr>
-            <w:tcW w:type="dxa" w:w="1247"/>
-          </w:tcPr>
-          <w:p>
-            <w:pPr>
-              <w:keepNext/>
-            </w:pPr>
-            <w:r/>
-            <w:r>
-              <w:rPr>
-                <w:sz w:val="19"/>
-              </w:rPr>
-              <w:t>ETV 216i</w:t>
-            </w:r>
-          </w:p>
-        </w:tc>
-        <w:tc>
-          <w:tcPr>
-            <w:tcW w:type="dxa" w:w="1474"/>
+            <w:tcW w:type="dxa" w:w="1587"/>
+          </w:tcPr>
+          <w:p>
+            <w:pPr>
+              <w:keepNext/>
+            </w:pPr>
+            <w:r/>
+            <w:r>
+              <w:rPr>
+                <w:sz w:val="19"/>
+              </w:rPr>
+              <w:t>EJE 120i pallet truck</w:t>
+            </w:r>
+          </w:p>
+        </w:tc>
+        <w:tc>
+          <w:tcPr>
+            <w:tcW w:type="dxa" w:w="1587"/>
+          </w:tcPr>
+          <w:p>
+            <w:pPr>
+              <w:keepNext/>
+            </w:pPr>
+            <w:r/>
+            <w:r>
+              <w:rPr>
+                <w:sz w:val="19"/>
+              </w:rPr>
+              <w:t>Large orders: pick-to-pallet</w:t>
+            </w:r>
+          </w:p>
+        </w:tc>
+        <w:tc>
+          <w:tcPr>
+            <w:tcW w:type="dxa" w:w="2721"/>
+          </w:tcPr>
+          <w:p>
+            <w:pPr>
+              <w:keepNext/>
+            </w:pPr>
+            <w:r/>
+            <w:r>
+              <w:rPr>
+                <w:sz w:val="19"/>
+              </w:rPr>
+              <w:t>16% of orders (23/day) are pallet-sized: median 234 L, 140 kg (p90 671 kg) - too big/heavy for a trolley</w:t>
+            </w:r>
+          </w:p>
+        </w:tc>
+        <w:tc>
+          <w:tcPr>
+            <w:tcW w:type="dxa" w:w="2494"/>
+          </w:tcPr>
+          <w:p>
+            <w:pPr>
+              <w:keepNext/>
+            </w:pPr>
+            <w:r/>
+            <w:r>
+              <w:rPr>
+                <w:sz w:val="19"/>
+              </w:rPr>
+              <w:t>One order per pallet; ~15 lines in ~22 min; drops the pallet at packing</w:t>
+            </w:r>
+          </w:p>
+        </w:tc>
+        <w:tc>
+          <w:tcPr>
+            <w:tcW w:type="dxa" w:w="680"/>
           </w:tcPr>
           <w:p>
             <w:pPr>
@@ -6920,43 +10246,7 @@
               <w:rPr>
                 <w:sz w:val="19"/>
               </w:rPr>
-              <w:t>30</w:t>
-            </w:r>
-          </w:p>
-        </w:tc>
-        <w:tc>
-          <w:tcPr>
-            <w:tcW w:type="dxa" w:w="1247"/>
-          </w:tcPr>
-          <w:p>
-            <w:pPr>
-              <w:keepNext/>
-              <w:jc w:val="right"/>
-            </w:pPr>
-            <w:r/>
-            <w:r>
-              <w:rPr>
-                <w:sz w:val="19"/>
-              </w:rPr>
-              <w:t>1.95</w:t>
-            </w:r>
-          </w:p>
-        </w:tc>
-        <w:tc>
-          <w:tcPr>
-            <w:tcW w:type="dxa" w:w="1247"/>
-          </w:tcPr>
-          <w:p>
-            <w:pPr>
-              <w:keepNext/>
-              <w:jc w:val="right"/>
-            </w:pPr>
-            <w:r/>
-            <w:r>
-              <w:rPr>
-                <w:sz w:val="19"/>
-              </w:rPr>
-              <w:t>31</w:t>
+              <w:t>4</w:t>
             </w:r>
           </w:p>
         </w:tc>
@@ -6967,41 +10257,75 @@
         </w:trPr>
         <w:tc>
           <w:tcPr>
-            <w:tcW w:type="dxa" w:w="3742"/>
-          </w:tcPr>
-          <w:p>
-            <w:pPr>
-              <w:keepNext/>
-            </w:pPr>
-            <w:r/>
-            <w:r>
-              <w:rPr>
-                <w:sz w:val="19"/>
-              </w:rPr>
-              <w:t>Full-pallet pick (reserve -&gt; outbound)</w:t>
-            </w:r>
-          </w:p>
-        </w:tc>
-        <w:tc>
-          <w:tcPr>
-            <w:tcW w:type="dxa" w:w="1247"/>
-          </w:tcPr>
-          <w:p>
-            <w:pPr>
-              <w:keepNext/>
-            </w:pPr>
-            <w:r/>
-            <w:r>
-              <w:rPr>
-                <w:sz w:val="19"/>
-              </w:rPr>
-              <w:t>ETV 216i</w:t>
-            </w:r>
-          </w:p>
-        </w:tc>
-        <w:tc>
-          <w:tcPr>
-            <w:tcW w:type="dxa" w:w="1474"/>
+            <w:tcW w:type="dxa" w:w="1587"/>
+          </w:tcPr>
+          <w:p>
+            <w:pPr>
+              <w:keepNext/>
+            </w:pPr>
+            <w:r/>
+            <w:r>
+              <w:rPr>
+                <w:sz w:val="19"/>
+              </w:rPr>
+              <w:t>Pick trolley + totes</w:t>
+            </w:r>
+          </w:p>
+        </w:tc>
+        <w:tc>
+          <w:tcPr>
+            <w:tcW w:type="dxa" w:w="1587"/>
+          </w:tcPr>
+          <w:p>
+            <w:pPr>
+              <w:keepNext/>
+            </w:pPr>
+            <w:r/>
+            <w:r>
+              <w:rPr>
+                <w:sz w:val="19"/>
+              </w:rPr>
+              <w:t>Small orders: zone batch picking</w:t>
+            </w:r>
+          </w:p>
+        </w:tc>
+        <w:tc>
+          <w:tcPr>
+            <w:tcW w:type="dxa" w:w="2721"/>
+          </w:tcPr>
+          <w:p>
+            <w:pPr>
+              <w:keepNext/>
+            </w:pPr>
+            <w:r/>
+            <w:r>
+              <w:rPr>
+                <w:sz w:val="19"/>
+              </w:rPr>
+              <w:t>84% of orders are small (median order 7 L; 75% fit in one tote)</w:t>
+            </w:r>
+          </w:p>
+        </w:tc>
+        <w:tc>
+          <w:tcPr>
+            <w:tcW w:type="dxa" w:w="2494"/>
+          </w:tcPr>
+          <w:p>
+            <w:pPr>
+              <w:keepNext/>
+            </w:pPr>
+            <w:r/>
+            <w:r>
+              <w:rPr>
+                <w:sz w:val="19"/>
+              </w:rPr>
+              <w:t>WMS fills each trolley to its volume/weight limit (~31 lines per tour); put-to-light wall sorts per order</w:t>
+            </w:r>
+          </w:p>
+        </w:tc>
+        <w:tc>
+          <w:tcPr>
+            <w:tcW w:type="dxa" w:w="680"/>
           </w:tcPr>
           <w:p>
             <w:pPr>
@@ -7013,43 +10337,7 @@
               <w:rPr>
                 <w:sz w:val="19"/>
               </w:rPr>
-              <w:t>78</w:t>
-            </w:r>
-          </w:p>
-        </w:tc>
-        <w:tc>
-          <w:tcPr>
-            <w:tcW w:type="dxa" w:w="1247"/>
-          </w:tcPr>
-          <w:p>
-            <w:pPr>
-              <w:keepNext/>
-              <w:jc w:val="right"/>
-            </w:pPr>
-            <w:r/>
-            <w:r>
-              <w:rPr>
-                <w:sz w:val="19"/>
-              </w:rPr>
-              <w:t>2.48</w:t>
-            </w:r>
-          </w:p>
-        </w:tc>
-        <w:tc>
-          <w:tcPr>
-            <w:tcW w:type="dxa" w:w="1247"/>
-          </w:tcPr>
-          <w:p>
-            <w:pPr>
-              <w:keepNext/>
-              <w:jc w:val="right"/>
-            </w:pPr>
-            <w:r/>
-            <w:r>
-              <w:rPr>
-                <w:sz w:val="19"/>
-              </w:rPr>
-              <w:t>24</w:t>
+              <w:t>6</w:t>
             </w:r>
           </w:p>
         </w:tc>
@@ -7060,41 +10348,75 @@
         </w:trPr>
         <w:tc>
           <w:tcPr>
-            <w:tcW w:type="dxa" w:w="3742"/>
-          </w:tcPr>
-          <w:p>
-            <w:pPr>
-              <w:keepNext/>
-            </w:pPr>
-            <w:r/>
-            <w:r>
-              <w:rPr>
-                <w:sz w:val="19"/>
-              </w:rPr>
-              <w:t>Unload pallet (trailer -&gt; receiving lane)</w:t>
-            </w:r>
-          </w:p>
-        </w:tc>
-        <w:tc>
-          <w:tcPr>
-            <w:tcW w:type="dxa" w:w="1247"/>
-          </w:tcPr>
-          <w:p>
-            <w:pPr>
-              <w:keepNext/>
-            </w:pPr>
-            <w:r/>
-            <w:r>
-              <w:rPr>
-                <w:sz w:val="19"/>
-              </w:rPr>
-              <w:t>ERE 225</w:t>
-            </w:r>
-          </w:p>
-        </w:tc>
-        <w:tc>
-          <w:tcPr>
-            <w:tcW w:type="dxa" w:w="1474"/>
+            <w:tcW w:type="dxa" w:w="1587"/>
+          </w:tcPr>
+          <w:p>
+            <w:pPr>
+              <w:keepNext/>
+            </w:pPr>
+            <w:r/>
+            <w:r>
+              <w:rPr>
+                <w:sz w:val="19"/>
+              </w:rPr>
+              <w:t>ERE 225 rider pallet truck</w:t>
+            </w:r>
+          </w:p>
+        </w:tc>
+        <w:tc>
+          <w:tcPr>
+            <w:tcW w:type="dxa" w:w="1587"/>
+          </w:tcPr>
+          <w:p>
+            <w:pPr>
+              <w:keepNext/>
+            </w:pPr>
+            <w:r/>
+            <w:r>
+              <w:rPr>
+                <w:sz w:val="19"/>
+              </w:rPr>
+              <w:t>Unloading and loading trailers</w:t>
+            </w:r>
+          </w:p>
+        </w:tc>
+        <w:tc>
+          <w:tcPr>
+            <w:tcW w:type="dxa" w:w="2721"/>
+          </w:tcPr>
+          <w:p>
+            <w:pPr>
+              <w:keepNext/>
+            </w:pPr>
+            <w:r/>
+            <w:r>
+              <w:rPr>
+                <w:sz w:val="19"/>
+              </w:rPr>
+              <w:t>~99 inbound loads/day in the morning + outbound pallets in the afternoon; rider = less walking, 2.5 t</w:t>
+            </w:r>
+          </w:p>
+        </w:tc>
+        <w:tc>
+          <w:tcPr>
+            <w:tcW w:type="dxa" w:w="2494"/>
+          </w:tcPr>
+          <w:p>
+            <w:pPr>
+              <w:keepNext/>
+            </w:pPr>
+            <w:r/>
+            <w:r>
+              <w:rPr>
+                <w:sz w:val="19"/>
+              </w:rPr>
+              <w:t>One per dock side (west receiving, east shipping)</w:t>
+            </w:r>
+          </w:p>
+        </w:tc>
+        <w:tc>
+          <w:tcPr>
+            <w:tcW w:type="dxa" w:w="680"/>
           </w:tcPr>
           <w:p>
             <w:pPr>
@@ -7106,43 +10428,7 @@
               <w:rPr>
                 <w:sz w:val="19"/>
               </w:rPr>
-              <w:t>19</w:t>
-            </w:r>
-          </w:p>
-        </w:tc>
-        <w:tc>
-          <w:tcPr>
-            <w:tcW w:type="dxa" w:w="1247"/>
-          </w:tcPr>
-          <w:p>
-            <w:pPr>
-              <w:keepNext/>
-              <w:jc w:val="right"/>
-            </w:pPr>
-            <w:r/>
-            <w:r>
-              <w:rPr>
-                <w:sz w:val="19"/>
-              </w:rPr>
-              <w:t>0.99</w:t>
-            </w:r>
-          </w:p>
-        </w:tc>
-        <w:tc>
-          <w:tcPr>
-            <w:tcW w:type="dxa" w:w="1247"/>
-          </w:tcPr>
-          <w:p>
-            <w:pPr>
-              <w:keepNext/>
-              <w:jc w:val="right"/>
-            </w:pPr>
-            <w:r/>
-            <w:r>
-              <w:rPr>
-                <w:sz w:val="19"/>
-              </w:rPr>
-              <w:t>61</w:t>
+              <w:t>2</w:t>
             </w:r>
           </w:p>
         </w:tc>
@@ -7153,35 +10439,63 @@
         </w:trPr>
         <w:tc>
           <w:tcPr>
-            <w:tcW w:type="dxa" w:w="3742"/>
-          </w:tcPr>
-          <w:p>
-            <w:r/>
-            <w:r>
-              <w:rPr>
-                <w:sz w:val="19"/>
-              </w:rPr>
-              <w:t>Load pallet (staging -&gt; trailer)</w:t>
-            </w:r>
-          </w:p>
-        </w:tc>
-        <w:tc>
-          <w:tcPr>
-            <w:tcW w:type="dxa" w:w="1247"/>
-          </w:tcPr>
-          <w:p>
-            <w:r/>
-            <w:r>
-              <w:rPr>
-                <w:sz w:val="19"/>
-              </w:rPr>
-              <w:t>ERE 225</w:t>
-            </w:r>
-          </w:p>
-        </w:tc>
-        <w:tc>
-          <w:tcPr>
-            <w:tcW w:type="dxa" w:w="1474"/>
+            <w:tcW w:type="dxa" w:w="1587"/>
+          </w:tcPr>
+          <w:p>
+            <w:r/>
+            <w:r>
+              <w:rPr>
+                <w:sz w:val="19"/>
+              </w:rPr>
+              <w:t>EZS 130 tugger train</w:t>
+            </w:r>
+          </w:p>
+        </w:tc>
+        <w:tc>
+          <w:tcPr>
+            <w:tcW w:type="dxa" w:w="1587"/>
+          </w:tcPr>
+          <w:p>
+            <w:r/>
+            <w:r>
+              <w:rPr>
+                <w:sz w:val="19"/>
+              </w:rPr>
+              <w:t>Transport picked trolleys to packing (option)</w:t>
+            </w:r>
+          </w:p>
+        </w:tc>
+        <w:tc>
+          <w:tcPr>
+            <w:tcW w:type="dxa" w:w="2721"/>
+          </w:tcPr>
+          <w:p>
+            <w:r/>
+            <w:r>
+              <w:rPr>
+                <w:sz w:val="19"/>
+              </w:rPr>
+              <w:t>Fits zone picking, but only ~9 trolley trips/day; a driver would be 26% busy to save ~6 min walking</w:t>
+            </w:r>
+          </w:p>
+        </w:tc>
+        <w:tc>
+          <w:tcPr>
+            <w:tcW w:type="dxa" w:w="2494"/>
+          </w:tcPr>
+          <w:p>
+            <w:r/>
+            <w:r>
+              <w:rPr>
+                <w:sz w:val="19"/>
+              </w:rPr>
+              <w:t>Not planned now; adopt if small-order volume ~triples or packing moves away from the pick zones</w:t>
+            </w:r>
+          </w:p>
+        </w:tc>
+        <w:tc>
+          <w:tcPr>
+            <w:tcW w:type="dxa" w:w="680"/>
           </w:tcPr>
           <w:p>
             <w:pPr>
@@ -7192,41 +10506,7 @@
               <w:rPr>
                 <w:sz w:val="19"/>
               </w:rPr>
-              <w:t>19</w:t>
-            </w:r>
-          </w:p>
-        </w:tc>
-        <w:tc>
-          <w:tcPr>
-            <w:tcW w:type="dxa" w:w="1247"/>
-          </w:tcPr>
-          <w:p>
-            <w:pPr>
-              <w:jc w:val="right"/>
-            </w:pPr>
-            <w:r/>
-            <w:r>
-              <w:rPr>
-                <w:sz w:val="19"/>
-              </w:rPr>
-              <w:t>1.24</w:t>
-            </w:r>
-          </w:p>
-        </w:tc>
-        <w:tc>
-          <w:tcPr>
-            <w:tcW w:type="dxa" w:w="1247"/>
-          </w:tcPr>
-          <w:p>
-            <w:pPr>
-              <w:jc w:val="right"/>
-            </w:pPr>
-            <w:r/>
-            <w:r>
-              <w:rPr>
-                <w:sz w:val="19"/>
-              </w:rPr>
-              <w:t>48</w:t>
+              <w:t>0</w:t>
             </w:r>
           </w:p>
         </w:tc>
@@ -7239,6 +10519,1233 @@
     </w:p>
     <w:p>
       <w:pPr>
+        <w:keepNext/>
+        <w:spacing w:after="80"/>
+      </w:pPr>
+      <w:r>
+        <w:rPr>
+          <w:b w:val="0"/>
+          <w:i w:val="0"/>
+          <w:color w:val="222222"/>
+          <w:sz w:val="21"/>
+        </w:rPr>
+        <w:t>Truck dimensions and turning — can every machine move where it has to?</w:t>
+      </w:r>
+    </w:p>
+    <w:tbl>
+      <w:tblPr>
+        <w:tblStyle w:val="LightGrid-Accent1"/>
+        <w:tblW w:type="auto" w:w="0"/>
+        <w:jc w:val="center"/>
+        <w:tblLook w:firstColumn="1" w:firstRow="1" w:lastColumn="0" w:lastRow="0" w:noHBand="0" w:noVBand="1" w:val="04A0"/>
+      </w:tblPr>
+      <w:tblGrid>
+        <w:gridCol w:w="1728"/>
+        <w:gridCol w:w="1728"/>
+        <w:gridCol w:w="1728"/>
+        <w:gridCol w:w="1728"/>
+        <w:gridCol w:w="1728"/>
+      </w:tblGrid>
+      <w:tr>
+        <w:trPr>
+          <w:cantSplit/>
+        </w:trPr>
+        <w:tc>
+          <w:tcPr>
+            <w:tcW w:type="dxa" w:w="1701"/>
+          </w:tcPr>
+          <w:p>
+            <w:pPr>
+              <w:keepNext/>
+            </w:pPr>
+            <w:r/>
+            <w:r>
+              <w:rPr>
+                <w:b/>
+                <w:sz w:val="19"/>
+              </w:rPr>
+              <w:t>Machine</w:t>
+            </w:r>
+          </w:p>
+        </w:tc>
+        <w:tc>
+          <w:tcPr>
+            <w:tcW w:type="dxa" w:w="1587"/>
+          </w:tcPr>
+          <w:p>
+            <w:pPr>
+              <w:keepNext/>
+            </w:pPr>
+            <w:r/>
+            <w:r>
+              <w:rPr>
+                <w:b/>
+                <w:sz w:val="19"/>
+              </w:rPr>
+              <w:t>Size (L × W)</w:t>
+            </w:r>
+          </w:p>
+        </w:tc>
+        <w:tc>
+          <w:tcPr>
+            <w:tcW w:type="dxa" w:w="1814"/>
+          </w:tcPr>
+          <w:p>
+            <w:pPr>
+              <w:keepNext/>
+            </w:pPr>
+            <w:r/>
+            <w:r>
+              <w:rPr>
+                <w:b/>
+                <w:sz w:val="19"/>
+              </w:rPr>
+              <w:t>Turning / aisle needed</w:t>
+            </w:r>
+          </w:p>
+        </w:tc>
+        <w:tc>
+          <w:tcPr>
+            <w:tcW w:type="dxa" w:w="1928"/>
+          </w:tcPr>
+          <w:p>
+            <w:pPr>
+              <w:keepNext/>
+            </w:pPr>
+            <w:r/>
+            <w:r>
+              <w:rPr>
+                <w:b/>
+                <w:sz w:val="19"/>
+              </w:rPr>
+              <w:t>Where it drives</w:t>
+            </w:r>
+          </w:p>
+        </w:tc>
+        <w:tc>
+          <w:tcPr>
+            <w:tcW w:type="dxa" w:w="2041"/>
+          </w:tcPr>
+          <w:p>
+            <w:pPr>
+              <w:keepNext/>
+            </w:pPr>
+            <w:r/>
+            <w:r>
+              <w:rPr>
+                <w:b/>
+                <w:sz w:val="19"/>
+              </w:rPr>
+              <w:t>Result</w:t>
+            </w:r>
+          </w:p>
+        </w:tc>
+      </w:tr>
+      <w:tr>
+        <w:trPr>
+          <w:cantSplit/>
+        </w:trPr>
+        <w:tc>
+          <w:tcPr>
+            <w:tcW w:type="dxa" w:w="1701"/>
+          </w:tcPr>
+          <w:p>
+            <w:pPr>
+              <w:keepNext/>
+            </w:pPr>
+            <w:r/>
+            <w:r>
+              <w:rPr>
+                <w:sz w:val="19"/>
+              </w:rPr>
+              <w:t>ETV 216i reach truck</w:t>
+            </w:r>
+          </w:p>
+        </w:tc>
+        <w:tc>
+          <w:tcPr>
+            <w:tcW w:type="dxa" w:w="1587"/>
+          </w:tcPr>
+          <w:p>
+            <w:pPr>
+              <w:keepNext/>
+            </w:pPr>
+            <w:r/>
+            <w:r>
+              <w:rPr>
+                <w:sz w:val="19"/>
+              </w:rPr>
+              <w:t>2,419 x 1,270 mm</w:t>
+            </w:r>
+          </w:p>
+        </w:tc>
+        <w:tc>
+          <w:tcPr>
+            <w:tcW w:type="dxa" w:w="1814"/>
+          </w:tcPr>
+          <w:p>
+            <w:pPr>
+              <w:keepNext/>
+            </w:pPr>
+            <w:r/>
+            <w:r>
+              <w:rPr>
+                <w:sz w:val="19"/>
+              </w:rPr>
+              <w:t>Wa 1,665 mm; aisle 2,631-2,785 mm</w:t>
+            </w:r>
+          </w:p>
+        </w:tc>
+        <w:tc>
+          <w:tcPr>
+            <w:tcW w:type="dxa" w:w="1928"/>
+          </w:tcPr>
+          <w:p>
+            <w:pPr>
+              <w:keepNext/>
+            </w:pPr>
+            <w:r/>
+            <w:r>
+              <w:rPr>
+                <w:sz w:val="19"/>
+              </w:rPr>
+              <w:t>Perimeter + cross-aisles; storage aisles</w:t>
+            </w:r>
+          </w:p>
+        </w:tc>
+        <w:tc>
+          <w:tcPr>
+            <w:tcW w:type="dxa" w:w="2041"/>
+          </w:tcPr>
+          <w:p>
+            <w:pPr>
+              <w:keepNext/>
+            </w:pPr>
+            <w:r/>
+            <w:r>
+              <w:rPr>
+                <w:sz w:val="19"/>
+              </w:rPr>
+              <w:t>OK - turns 90° in the 3.2 m cross-aisles; drives through or reverses out</w:t>
+            </w:r>
+          </w:p>
+        </w:tc>
+      </w:tr>
+      <w:tr>
+        <w:trPr>
+          <w:cantSplit/>
+        </w:trPr>
+        <w:tc>
+          <w:tcPr>
+            <w:tcW w:type="dxa" w:w="1701"/>
+          </w:tcPr>
+          <w:p>
+            <w:pPr>
+              <w:keepNext/>
+            </w:pPr>
+            <w:r/>
+            <w:r>
+              <w:rPr>
+                <w:sz w:val="19"/>
+              </w:rPr>
+              <w:t>EJE 120i pallet truck</w:t>
+            </w:r>
+          </w:p>
+        </w:tc>
+        <w:tc>
+          <w:tcPr>
+            <w:tcW w:type="dxa" w:w="1587"/>
+          </w:tcPr>
+          <w:p>
+            <w:pPr>
+              <w:keepNext/>
+            </w:pPr>
+            <w:r/>
+            <w:r>
+              <w:rPr>
+                <w:sz w:val="19"/>
+              </w:rPr>
+              <w:t>1,575 x 720 mm</w:t>
+            </w:r>
+          </w:p>
+        </w:tc>
+        <w:tc>
+          <w:tcPr>
+            <w:tcW w:type="dxa" w:w="1814"/>
+          </w:tcPr>
+          <w:p>
+            <w:pPr>
+              <w:keepNext/>
+            </w:pPr>
+            <w:r/>
+            <w:r>
+              <w:rPr>
+                <w:sz w:val="19"/>
+              </w:rPr>
+              <w:t>Wa 1,414-1,464 mm; aisle 1,787-1,936 mm</w:t>
+            </w:r>
+          </w:p>
+        </w:tc>
+        <w:tc>
+          <w:tcPr>
+            <w:tcW w:type="dxa" w:w="1928"/>
+          </w:tcPr>
+          <w:p>
+            <w:pPr>
+              <w:keepNext/>
+            </w:pPr>
+            <w:r/>
+            <w:r>
+              <w:rPr>
+                <w:sz w:val="19"/>
+              </w:rPr>
+              <w:t>Fast-pick area, storage aisles, cross-aisles</w:t>
+            </w:r>
+          </w:p>
+        </w:tc>
+        <w:tc>
+          <w:tcPr>
+            <w:tcW w:type="dxa" w:w="2041"/>
+          </w:tcPr>
+          <w:p>
+            <w:pPr>
+              <w:keepNext/>
+            </w:pPr>
+            <w:r/>
+            <w:r>
+              <w:rPr>
+                <w:sz w:val="19"/>
+              </w:rPr>
+              <w:t>OK - aisles open at both ends, so no U-turn needed</w:t>
+            </w:r>
+          </w:p>
+        </w:tc>
+      </w:tr>
+      <w:tr>
+        <w:trPr>
+          <w:cantSplit/>
+        </w:trPr>
+        <w:tc>
+          <w:tcPr>
+            <w:tcW w:type="dxa" w:w="1701"/>
+          </w:tcPr>
+          <w:p>
+            <w:pPr>
+              <w:keepNext/>
+            </w:pPr>
+            <w:r/>
+            <w:r>
+              <w:rPr>
+                <w:sz w:val="19"/>
+              </w:rPr>
+              <w:t>Pick trolley (manual)</w:t>
+            </w:r>
+          </w:p>
+        </w:tc>
+        <w:tc>
+          <w:tcPr>
+            <w:tcW w:type="dxa" w:w="1587"/>
+          </w:tcPr>
+          <w:p>
+            <w:pPr>
+              <w:keepNext/>
+            </w:pPr>
+            <w:r/>
+            <w:r>
+              <w:rPr>
+                <w:sz w:val="19"/>
+              </w:rPr>
+              <w:t>1,000 x 600 mm</w:t>
+            </w:r>
+          </w:p>
+        </w:tc>
+        <w:tc>
+          <w:tcPr>
+            <w:tcW w:type="dxa" w:w="1814"/>
+          </w:tcPr>
+          <w:p>
+            <w:pPr>
+              <w:keepNext/>
+            </w:pPr>
+            <w:r/>
+            <w:r>
+              <w:rPr>
+                <w:sz w:val="19"/>
+              </w:rPr>
+              <w:t>pushed by hand</w:t>
+            </w:r>
+          </w:p>
+        </w:tc>
+        <w:tc>
+          <w:tcPr>
+            <w:tcW w:type="dxa" w:w="1928"/>
+          </w:tcPr>
+          <w:p>
+            <w:pPr>
+              <w:keepNext/>
+            </w:pPr>
+            <w:r/>
+            <w:r>
+              <w:rPr>
+                <w:sz w:val="19"/>
+              </w:rPr>
+              <w:t>Everywhere in the pick zones</w:t>
+            </w:r>
+          </w:p>
+        </w:tc>
+        <w:tc>
+          <w:tcPr>
+            <w:tcW w:type="dxa" w:w="2041"/>
+          </w:tcPr>
+          <w:p>
+            <w:pPr>
+              <w:keepNext/>
+            </w:pPr>
+            <w:r/>
+            <w:r>
+              <w:rPr>
+                <w:sz w:val="19"/>
+              </w:rPr>
+              <w:t>OK</w:t>
+            </w:r>
+          </w:p>
+        </w:tc>
+      </w:tr>
+      <w:tr>
+        <w:trPr>
+          <w:cantSplit/>
+        </w:trPr>
+        <w:tc>
+          <w:tcPr>
+            <w:tcW w:type="dxa" w:w="1701"/>
+          </w:tcPr>
+          <w:p>
+            <w:pPr>
+              <w:keepNext/>
+            </w:pPr>
+            <w:r/>
+            <w:r>
+              <w:rPr>
+                <w:sz w:val="19"/>
+              </w:rPr>
+              <w:t>ERE 225 rider pallet truck</w:t>
+            </w:r>
+          </w:p>
+        </w:tc>
+        <w:tc>
+          <w:tcPr>
+            <w:tcW w:type="dxa" w:w="1587"/>
+          </w:tcPr>
+          <w:p>
+            <w:pPr>
+              <w:keepNext/>
+            </w:pPr>
+            <w:r/>
+            <w:r>
+              <w:rPr>
+                <w:sz w:val="19"/>
+              </w:rPr>
+              <w:t>rider truck, 1,000 mm forks</w:t>
+            </w:r>
+          </w:p>
+        </w:tc>
+        <w:tc>
+          <w:tcPr>
+            <w:tcW w:type="dxa" w:w="1814"/>
+          </w:tcPr>
+          <w:p>
+            <w:pPr>
+              <w:keepNext/>
+            </w:pPr>
+            <w:r/>
+            <w:r>
+              <w:rPr>
+                <w:sz w:val="19"/>
+              </w:rPr>
+              <w:t>dock work only</w:t>
+            </w:r>
+          </w:p>
+        </w:tc>
+        <w:tc>
+          <w:tcPr>
+            <w:tcW w:type="dxa" w:w="1928"/>
+          </w:tcPr>
+          <w:p>
+            <w:pPr>
+              <w:keepNext/>
+            </w:pPr>
+            <w:r/>
+            <w:r>
+              <w:rPr>
+                <w:sz w:val="19"/>
+              </w:rPr>
+              <w:t>Dock strips and staging lanes (west + east)</w:t>
+            </w:r>
+          </w:p>
+        </w:tc>
+        <w:tc>
+          <w:tcPr>
+            <w:tcW w:type="dxa" w:w="2041"/>
+          </w:tcPr>
+          <w:p>
+            <w:pPr>
+              <w:keepNext/>
+            </w:pPr>
+            <w:r/>
+            <w:r>
+              <w:rPr>
+                <w:sz w:val="19"/>
+              </w:rPr>
+              <w:t>OK - no aisle driving</w:t>
+            </w:r>
+          </w:p>
+        </w:tc>
+      </w:tr>
+      <w:tr>
+        <w:trPr>
+          <w:cantSplit/>
+        </w:trPr>
+        <w:tc>
+          <w:tcPr>
+            <w:tcW w:type="dxa" w:w="1701"/>
+          </w:tcPr>
+          <w:p>
+            <w:pPr>
+              <w:keepNext/>
+            </w:pPr>
+            <w:r/>
+            <w:r>
+              <w:rPr>
+                <w:sz w:val="19"/>
+              </w:rPr>
+              <w:t>EZS 130 tugger (option)</w:t>
+            </w:r>
+          </w:p>
+        </w:tc>
+        <w:tc>
+          <w:tcPr>
+            <w:tcW w:type="dxa" w:w="1587"/>
+          </w:tcPr>
+          <w:p>
+            <w:pPr>
+              <w:keepNext/>
+            </w:pPr>
+            <w:r/>
+            <w:r>
+              <w:rPr>
+                <w:sz w:val="19"/>
+              </w:rPr>
+              <w:t>1,315 x 600 mm + carts</w:t>
+            </w:r>
+          </w:p>
+        </w:tc>
+        <w:tc>
+          <w:tcPr>
+            <w:tcW w:type="dxa" w:w="1814"/>
+          </w:tcPr>
+          <w:p>
+            <w:pPr>
+              <w:keepNext/>
+            </w:pPr>
+            <w:r/>
+            <w:r>
+              <w:rPr>
+                <w:sz w:val="19"/>
+              </w:rPr>
+              <w:t>Wa ~1,080 mm (tractor)</w:t>
+            </w:r>
+          </w:p>
+        </w:tc>
+        <w:tc>
+          <w:tcPr>
+            <w:tcW w:type="dxa" w:w="1928"/>
+          </w:tcPr>
+          <w:p>
+            <w:pPr>
+              <w:keepNext/>
+            </w:pPr>
+            <w:r/>
+            <w:r>
+              <w:rPr>
+                <w:sz w:val="19"/>
+              </w:rPr>
+              <w:t>Loop on perimeter + cross-aisles only</w:t>
+            </w:r>
+          </w:p>
+        </w:tc>
+        <w:tc>
+          <w:tcPr>
+            <w:tcW w:type="dxa" w:w="2041"/>
+          </w:tcPr>
+          <w:p>
+            <w:pPr>
+              <w:keepNext/>
+            </w:pPr>
+            <w:r/>
+            <w:r>
+              <w:rPr>
+                <w:sz w:val="19"/>
+              </w:rPr>
+              <w:t>OK for a short train; not planned (low volume)</w:t>
+            </w:r>
+          </w:p>
+        </w:tc>
+      </w:tr>
+      <w:tr>
+        <w:trPr>
+          <w:cantSplit/>
+        </w:trPr>
+        <w:tc>
+          <w:tcPr>
+            <w:tcW w:type="dxa" w:w="1701"/>
+          </w:tcPr>
+          <w:p>
+            <w:r/>
+            <w:r>
+              <w:rPr>
+                <w:sz w:val="19"/>
+              </w:rPr>
+              <w:t>ECE 225 order picker (dropped)</w:t>
+            </w:r>
+          </w:p>
+        </w:tc>
+        <w:tc>
+          <w:tcPr>
+            <w:tcW w:type="dxa" w:w="1587"/>
+          </w:tcPr>
+          <w:p>
+            <w:r/>
+            <w:r>
+              <w:rPr>
+                <w:sz w:val="19"/>
+              </w:rPr>
+              <w:t>3,670 x 810 mm, 2,400 mm forks</w:t>
+            </w:r>
+          </w:p>
+        </w:tc>
+        <w:tc>
+          <w:tcPr>
+            <w:tcW w:type="dxa" w:w="1814"/>
+          </w:tcPr>
+          <w:p>
+            <w:r/>
+            <w:r>
+              <w:rPr>
+                <w:sz w:val="19"/>
+              </w:rPr>
+              <w:t>too long for 3.0 m aisles</w:t>
+            </w:r>
+          </w:p>
+        </w:tc>
+        <w:tc>
+          <w:tcPr>
+            <w:tcW w:type="dxa" w:w="1928"/>
+          </w:tcPr>
+          <w:p>
+            <w:r/>
+            <w:r>
+              <w:rPr>
+                <w:sz w:val="19"/>
+              </w:rPr>
+              <w:t>-</w:t>
+            </w:r>
+          </w:p>
+        </w:tc>
+        <w:tc>
+          <w:tcPr>
+            <w:tcW w:type="dxa" w:w="2041"/>
+          </w:tcPr>
+          <w:p>
+            <w:r/>
+            <w:r>
+              <w:rPr>
+                <w:sz w:val="19"/>
+              </w:rPr>
+              <w:t>Rejected - cannot turn or U-turn in the aisles; 2 pallets far too big</w:t>
+            </w:r>
+          </w:p>
+        </w:tc>
+      </w:tr>
+    </w:tbl>
+    <w:p>
+      <w:pPr>
+        <w:spacing w:after="40"/>
+      </w:pPr>
+    </w:p>
+    <w:tbl>
+      <w:tblPr>
+        <w:tblStyle w:val="LightGrid-Accent1"/>
+        <w:tblW w:type="auto" w:w="0"/>
+        <w:jc w:val="center"/>
+        <w:tblLook w:firstColumn="1" w:firstRow="1" w:lastColumn="0" w:lastRow="0" w:noHBand="0" w:noVBand="1" w:val="04A0"/>
+      </w:tblPr>
+      <w:tblGrid>
+        <w:gridCol w:w="1728"/>
+        <w:gridCol w:w="1728"/>
+        <w:gridCol w:w="1728"/>
+        <w:gridCol w:w="1728"/>
+        <w:gridCol w:w="1728"/>
+      </w:tblGrid>
+      <w:tr>
+        <w:trPr>
+          <w:cantSplit/>
+        </w:trPr>
+        <w:tc>
+          <w:tcPr>
+            <w:tcW w:type="dxa" w:w="3742"/>
+          </w:tcPr>
+          <w:p>
+            <w:pPr>
+              <w:keepNext/>
+            </w:pPr>
+            <w:r/>
+            <w:r>
+              <w:rPr>
+                <w:b/>
+                <w:sz w:val="19"/>
+              </w:rPr>
+              <w:t>Move</w:t>
+            </w:r>
+          </w:p>
+        </w:tc>
+        <w:tc>
+          <w:tcPr>
+            <w:tcW w:type="dxa" w:w="1247"/>
+          </w:tcPr>
+          <w:p>
+            <w:pPr>
+              <w:keepNext/>
+            </w:pPr>
+            <w:r/>
+            <w:r>
+              <w:rPr>
+                <w:b/>
+                <w:sz w:val="19"/>
+              </w:rPr>
+              <w:t>Truck</w:t>
+            </w:r>
+          </w:p>
+        </w:tc>
+        <w:tc>
+          <w:tcPr>
+            <w:tcW w:type="dxa" w:w="1474"/>
+          </w:tcPr>
+          <w:p>
+            <w:pPr>
+              <w:keepNext/>
+            </w:pPr>
+            <w:r/>
+            <w:r>
+              <w:rPr>
+                <w:b/>
+                <w:sz w:val="19"/>
+              </w:rPr>
+              <w:t>Avg one-way (m)</w:t>
+            </w:r>
+          </w:p>
+        </w:tc>
+        <w:tc>
+          <w:tcPr>
+            <w:tcW w:type="dxa" w:w="1247"/>
+          </w:tcPr>
+          <w:p>
+            <w:pPr>
+              <w:keepNext/>
+            </w:pPr>
+            <w:r/>
+            <w:r>
+              <w:rPr>
+                <w:b/>
+                <w:sz w:val="19"/>
+              </w:rPr>
+              <w:t>Cycle (min)</w:t>
+            </w:r>
+          </w:p>
+        </w:tc>
+        <w:tc>
+          <w:tcPr>
+            <w:tcW w:type="dxa" w:w="1247"/>
+          </w:tcPr>
+          <w:p>
+            <w:pPr>
+              <w:keepNext/>
+            </w:pPr>
+            <w:r/>
+            <w:r>
+              <w:rPr>
+                <w:b/>
+                <w:sz w:val="19"/>
+              </w:rPr>
+              <w:t>Moves / h</w:t>
+            </w:r>
+          </w:p>
+        </w:tc>
+      </w:tr>
+      <w:tr>
+        <w:trPr>
+          <w:cantSplit/>
+        </w:trPr>
+        <w:tc>
+          <w:tcPr>
+            <w:tcW w:type="dxa" w:w="3742"/>
+          </w:tcPr>
+          <w:p>
+            <w:pPr>
+              <w:keepNext/>
+            </w:pPr>
+            <w:r/>
+            <w:r>
+              <w:rPr>
+                <w:sz w:val="19"/>
+              </w:rPr>
+              <w:t>Putaway (receiving -&gt; reserve)</w:t>
+            </w:r>
+          </w:p>
+        </w:tc>
+        <w:tc>
+          <w:tcPr>
+            <w:tcW w:type="dxa" w:w="1247"/>
+          </w:tcPr>
+          <w:p>
+            <w:pPr>
+              <w:keepNext/>
+            </w:pPr>
+            <w:r/>
+            <w:r>
+              <w:rPr>
+                <w:sz w:val="19"/>
+              </w:rPr>
+              <w:t>ETV 216i</w:t>
+            </w:r>
+          </w:p>
+        </w:tc>
+        <w:tc>
+          <w:tcPr>
+            <w:tcW w:type="dxa" w:w="1474"/>
+          </w:tcPr>
+          <w:p>
+            <w:pPr>
+              <w:keepNext/>
+              <w:jc w:val="right"/>
+            </w:pPr>
+            <w:r/>
+            <w:r>
+              <w:rPr>
+                <w:sz w:val="19"/>
+              </w:rPr>
+              <w:t>76</w:t>
+            </w:r>
+          </w:p>
+        </w:tc>
+        <w:tc>
+          <w:tcPr>
+            <w:tcW w:type="dxa" w:w="1247"/>
+          </w:tcPr>
+          <w:p>
+            <w:pPr>
+              <w:keepNext/>
+              <w:jc w:val="right"/>
+            </w:pPr>
+            <w:r/>
+            <w:r>
+              <w:rPr>
+                <w:sz w:val="19"/>
+              </w:rPr>
+              <w:t>2.45</w:t>
+            </w:r>
+          </w:p>
+        </w:tc>
+        <w:tc>
+          <w:tcPr>
+            <w:tcW w:type="dxa" w:w="1247"/>
+          </w:tcPr>
+          <w:p>
+            <w:pPr>
+              <w:keepNext/>
+              <w:jc w:val="right"/>
+            </w:pPr>
+            <w:r/>
+            <w:r>
+              <w:rPr>
+                <w:sz w:val="19"/>
+              </w:rPr>
+              <w:t>24</w:t>
+            </w:r>
+          </w:p>
+        </w:tc>
+      </w:tr>
+      <w:tr>
+        <w:trPr>
+          <w:cantSplit/>
+        </w:trPr>
+        <w:tc>
+          <w:tcPr>
+            <w:tcW w:type="dxa" w:w="3742"/>
+          </w:tcPr>
+          <w:p>
+            <w:pPr>
+              <w:keepNext/>
+            </w:pPr>
+            <w:r/>
+            <w:r>
+              <w:rPr>
+                <w:sz w:val="19"/>
+              </w:rPr>
+              <w:t>Replenishment (reserve -&gt; fast-pick rear)</w:t>
+            </w:r>
+          </w:p>
+        </w:tc>
+        <w:tc>
+          <w:tcPr>
+            <w:tcW w:type="dxa" w:w="1247"/>
+          </w:tcPr>
+          <w:p>
+            <w:pPr>
+              <w:keepNext/>
+            </w:pPr>
+            <w:r/>
+            <w:r>
+              <w:rPr>
+                <w:sz w:val="19"/>
+              </w:rPr>
+              <w:t>ETV 216i</w:t>
+            </w:r>
+          </w:p>
+        </w:tc>
+        <w:tc>
+          <w:tcPr>
+            <w:tcW w:type="dxa" w:w="1474"/>
+          </w:tcPr>
+          <w:p>
+            <w:pPr>
+              <w:keepNext/>
+              <w:jc w:val="right"/>
+            </w:pPr>
+            <w:r/>
+            <w:r>
+              <w:rPr>
+                <w:sz w:val="19"/>
+              </w:rPr>
+              <w:t>28</w:t>
+            </w:r>
+          </w:p>
+        </w:tc>
+        <w:tc>
+          <w:tcPr>
+            <w:tcW w:type="dxa" w:w="1247"/>
+          </w:tcPr>
+          <w:p>
+            <w:pPr>
+              <w:keepNext/>
+              <w:jc w:val="right"/>
+            </w:pPr>
+            <w:r/>
+            <w:r>
+              <w:rPr>
+                <w:sz w:val="19"/>
+              </w:rPr>
+              <w:t>1.93</w:t>
+            </w:r>
+          </w:p>
+        </w:tc>
+        <w:tc>
+          <w:tcPr>
+            <w:tcW w:type="dxa" w:w="1247"/>
+          </w:tcPr>
+          <w:p>
+            <w:pPr>
+              <w:keepNext/>
+              <w:jc w:val="right"/>
+            </w:pPr>
+            <w:r/>
+            <w:r>
+              <w:rPr>
+                <w:sz w:val="19"/>
+              </w:rPr>
+              <w:t>31</w:t>
+            </w:r>
+          </w:p>
+        </w:tc>
+      </w:tr>
+      <w:tr>
+        <w:trPr>
+          <w:cantSplit/>
+        </w:trPr>
+        <w:tc>
+          <w:tcPr>
+            <w:tcW w:type="dxa" w:w="3742"/>
+          </w:tcPr>
+          <w:p>
+            <w:pPr>
+              <w:keepNext/>
+            </w:pPr>
+            <w:r/>
+            <w:r>
+              <w:rPr>
+                <w:sz w:val="19"/>
+              </w:rPr>
+              <w:t>Full-pallet pick (reserve -&gt; outbound)</w:t>
+            </w:r>
+          </w:p>
+        </w:tc>
+        <w:tc>
+          <w:tcPr>
+            <w:tcW w:type="dxa" w:w="1247"/>
+          </w:tcPr>
+          <w:p>
+            <w:pPr>
+              <w:keepNext/>
+            </w:pPr>
+            <w:r/>
+            <w:r>
+              <w:rPr>
+                <w:sz w:val="19"/>
+              </w:rPr>
+              <w:t>ETV 216i</w:t>
+            </w:r>
+          </w:p>
+        </w:tc>
+        <w:tc>
+          <w:tcPr>
+            <w:tcW w:type="dxa" w:w="1474"/>
+          </w:tcPr>
+          <w:p>
+            <w:pPr>
+              <w:keepNext/>
+              <w:jc w:val="right"/>
+            </w:pPr>
+            <w:r/>
+            <w:r>
+              <w:rPr>
+                <w:sz w:val="19"/>
+              </w:rPr>
+              <w:t>78</w:t>
+            </w:r>
+          </w:p>
+        </w:tc>
+        <w:tc>
+          <w:tcPr>
+            <w:tcW w:type="dxa" w:w="1247"/>
+          </w:tcPr>
+          <w:p>
+            <w:pPr>
+              <w:keepNext/>
+              <w:jc w:val="right"/>
+            </w:pPr>
+            <w:r/>
+            <w:r>
+              <w:rPr>
+                <w:sz w:val="19"/>
+              </w:rPr>
+              <w:t>2.47</w:t>
+            </w:r>
+          </w:p>
+        </w:tc>
+        <w:tc>
+          <w:tcPr>
+            <w:tcW w:type="dxa" w:w="1247"/>
+          </w:tcPr>
+          <w:p>
+            <w:pPr>
+              <w:keepNext/>
+              <w:jc w:val="right"/>
+            </w:pPr>
+            <w:r/>
+            <w:r>
+              <w:rPr>
+                <w:sz w:val="19"/>
+              </w:rPr>
+              <w:t>24</w:t>
+            </w:r>
+          </w:p>
+        </w:tc>
+      </w:tr>
+      <w:tr>
+        <w:trPr>
+          <w:cantSplit/>
+        </w:trPr>
+        <w:tc>
+          <w:tcPr>
+            <w:tcW w:type="dxa" w:w="3742"/>
+          </w:tcPr>
+          <w:p>
+            <w:pPr>
+              <w:keepNext/>
+            </w:pPr>
+            <w:r/>
+            <w:r>
+              <w:rPr>
+                <w:sz w:val="19"/>
+              </w:rPr>
+              <w:t>Unload pallet (trailer -&gt; receiving lane)</w:t>
+            </w:r>
+          </w:p>
+        </w:tc>
+        <w:tc>
+          <w:tcPr>
+            <w:tcW w:type="dxa" w:w="1247"/>
+          </w:tcPr>
+          <w:p>
+            <w:pPr>
+              <w:keepNext/>
+            </w:pPr>
+            <w:r/>
+            <w:r>
+              <w:rPr>
+                <w:sz w:val="19"/>
+              </w:rPr>
+              <w:t>ERE 225</w:t>
+            </w:r>
+          </w:p>
+        </w:tc>
+        <w:tc>
+          <w:tcPr>
+            <w:tcW w:type="dxa" w:w="1474"/>
+          </w:tcPr>
+          <w:p>
+            <w:pPr>
+              <w:keepNext/>
+              <w:jc w:val="right"/>
+            </w:pPr>
+            <w:r/>
+            <w:r>
+              <w:rPr>
+                <w:sz w:val="19"/>
+              </w:rPr>
+              <w:t>19</w:t>
+            </w:r>
+          </w:p>
+        </w:tc>
+        <w:tc>
+          <w:tcPr>
+            <w:tcW w:type="dxa" w:w="1247"/>
+          </w:tcPr>
+          <w:p>
+            <w:pPr>
+              <w:keepNext/>
+              <w:jc w:val="right"/>
+            </w:pPr>
+            <w:r/>
+            <w:r>
+              <w:rPr>
+                <w:sz w:val="19"/>
+              </w:rPr>
+              <w:t>0.99</w:t>
+            </w:r>
+          </w:p>
+        </w:tc>
+        <w:tc>
+          <w:tcPr>
+            <w:tcW w:type="dxa" w:w="1247"/>
+          </w:tcPr>
+          <w:p>
+            <w:pPr>
+              <w:keepNext/>
+              <w:jc w:val="right"/>
+            </w:pPr>
+            <w:r/>
+            <w:r>
+              <w:rPr>
+                <w:sz w:val="19"/>
+              </w:rPr>
+              <w:t>61</w:t>
+            </w:r>
+          </w:p>
+        </w:tc>
+      </w:tr>
+      <w:tr>
+        <w:trPr>
+          <w:cantSplit/>
+        </w:trPr>
+        <w:tc>
+          <w:tcPr>
+            <w:tcW w:type="dxa" w:w="3742"/>
+          </w:tcPr>
+          <w:p>
+            <w:r/>
+            <w:r>
+              <w:rPr>
+                <w:sz w:val="19"/>
+              </w:rPr>
+              <w:t>Load pallet (staging -&gt; trailer)</w:t>
+            </w:r>
+          </w:p>
+        </w:tc>
+        <w:tc>
+          <w:tcPr>
+            <w:tcW w:type="dxa" w:w="1247"/>
+          </w:tcPr>
+          <w:p>
+            <w:r/>
+            <w:r>
+              <w:rPr>
+                <w:sz w:val="19"/>
+              </w:rPr>
+              <w:t>ERE 225</w:t>
+            </w:r>
+          </w:p>
+        </w:tc>
+        <w:tc>
+          <w:tcPr>
+            <w:tcW w:type="dxa" w:w="1474"/>
+          </w:tcPr>
+          <w:p>
+            <w:pPr>
+              <w:jc w:val="right"/>
+            </w:pPr>
+            <w:r/>
+            <w:r>
+              <w:rPr>
+                <w:sz w:val="19"/>
+              </w:rPr>
+              <w:t>19</w:t>
+            </w:r>
+          </w:p>
+        </w:tc>
+        <w:tc>
+          <w:tcPr>
+            <w:tcW w:type="dxa" w:w="1247"/>
+          </w:tcPr>
+          <w:p>
+            <w:pPr>
+              <w:jc w:val="right"/>
+            </w:pPr>
+            <w:r/>
+            <w:r>
+              <w:rPr>
+                <w:sz w:val="19"/>
+              </w:rPr>
+              <w:t>1.24</w:t>
+            </w:r>
+          </w:p>
+        </w:tc>
+        <w:tc>
+          <w:tcPr>
+            <w:tcW w:type="dxa" w:w="1247"/>
+          </w:tcPr>
+          <w:p>
+            <w:pPr>
+              <w:jc w:val="right"/>
+            </w:pPr>
+            <w:r/>
+            <w:r>
+              <w:rPr>
+                <w:sz w:val="19"/>
+              </w:rPr>
+              <w:t>48</w:t>
+            </w:r>
+          </w:p>
+        </w:tc>
+      </w:tr>
+    </w:tbl>
+    <w:p>
+      <w:pPr>
+        <w:spacing w:after="40"/>
+      </w:pPr>
+    </w:p>
+    <w:p>
+      <w:pPr>
+        <w:keepNext/>
         <w:spacing w:after="80"/>
       </w:pPr>
       <w:r>
@@ -7563,7 +12070,7 @@
               <w:rPr>
                 <w:sz w:val="19"/>
               </w:rPr>
-              <w:t>Batch picking 2 orders per trip</w:t>
+              <w:t>Large orders up to p90 671 kg</w:t>
             </w:r>
           </w:p>
         </w:tc>
@@ -7580,7 +12087,7 @@
               <w:rPr>
                 <w:sz w:val="19"/>
               </w:rPr>
-              <w:t>ECE 225: 2,400 mm forks, 2,500 kg</w:t>
+              <w:t>EJE 120i 2,000 kg</w:t>
             </w:r>
           </w:p>
         </w:tc>
@@ -7597,7 +12104,63 @@
               <w:rPr>
                 <w:sz w:val="19"/>
               </w:rPr>
-              <w:t>OK - 2 EUR pallets / roll cages</w:t>
+              <w:t>OK - picked onto one pallet</w:t>
+            </w:r>
+          </w:p>
+        </w:tc>
+      </w:tr>
+      <w:tr>
+        <w:trPr>
+          <w:cantSplit/>
+        </w:trPr>
+        <w:tc>
+          <w:tcPr>
+            <w:tcW w:type="dxa" w:w="3175"/>
+          </w:tcPr>
+          <w:p>
+            <w:pPr>
+              <w:keepNext/>
+            </w:pPr>
+            <w:r/>
+            <w:r>
+              <w:rPr>
+                <w:sz w:val="19"/>
+              </w:rPr>
+              <w:t>Small orders (median 7 L)</w:t>
+            </w:r>
+          </w:p>
+        </w:tc>
+        <w:tc>
+          <w:tcPr>
+            <w:tcW w:type="dxa" w:w="2608"/>
+          </w:tcPr>
+          <w:p>
+            <w:pPr>
+              <w:keepNext/>
+            </w:pPr>
+            <w:r/>
+            <w:r>
+              <w:rPr>
+                <w:sz w:val="19"/>
+              </w:rPr>
+              <w:t>Trolley 6 totes, 250 kg</w:t>
+            </w:r>
+          </w:p>
+        </w:tc>
+        <w:tc>
+          <w:tcPr>
+            <w:tcW w:type="dxa" w:w="3288"/>
+          </w:tcPr>
+          <w:p>
+            <w:pPr>
+              <w:keepNext/>
+            </w:pPr>
+            <w:r/>
+            <w:r>
+              <w:rPr>
+                <w:sz w:val="19"/>
+              </w:rPr>
+              <w:t>OK - ~31 lines per tour</w:t>
             </w:r>
           </w:p>
         </w:tc>
@@ -8555,6 +13118,9 @@
             <w:tcW w:type="dxa" w:w="850"/>
           </w:tcPr>
           <w:p>
+            <w:pPr>
+              <w:keepNext/>
+            </w:pPr>
             <w:r/>
             <w:r>
               <w:rPr>
@@ -8569,12 +13135,123 @@
             <w:tcW w:type="dxa" w:w="6520"/>
           </w:tcPr>
           <w:p>
+            <w:pPr>
+              <w:keepNext/>
+            </w:pPr>
             <w:r/>
             <w:r>
               <w:rPr>
                 <w:sz w:val="19"/>
               </w:rPr>
               <w:t>Pick type is derived from what the client ordered, not from DHL's historical pick flags</w:t>
+            </w:r>
+          </w:p>
+        </w:tc>
+        <w:tc>
+          <w:tcPr>
+            <w:tcW w:type="dxa" w:w="1134"/>
+          </w:tcPr>
+          <w:p>
+            <w:pPr>
+              <w:keepNext/>
+              <w:jc w:val="right"/>
+            </w:pPr>
+            <w:r/>
+            <w:r>
+              <w:rPr>
+                <w:sz w:val="19"/>
+              </w:rPr>
+              <w:t>HIGH</w:t>
+            </w:r>
+          </w:p>
+        </w:tc>
+      </w:tr>
+      <w:tr>
+        <w:trPr>
+          <w:cantSplit/>
+        </w:trPr>
+        <w:tc>
+          <w:tcPr>
+            <w:tcW w:type="dxa" w:w="850"/>
+          </w:tcPr>
+          <w:p>
+            <w:pPr>
+              <w:keepNext/>
+            </w:pPr>
+            <w:r/>
+            <w:r>
+              <w:rPr>
+                <w:sz w:val="19"/>
+              </w:rPr>
+              <w:t>A024</w:t>
+            </w:r>
+          </w:p>
+        </w:tc>
+        <w:tc>
+          <w:tcPr>
+            <w:tcW w:type="dxa" w:w="6520"/>
+          </w:tcPr>
+          <w:p>
+            <w:pPr>
+              <w:keepNext/>
+            </w:pPr>
+            <w:r/>
+            <w:r>
+              <w:rPr>
+                <w:sz w:val="19"/>
+              </w:rPr>
+              <w:t>Picking is split by ORDER SIZE computed from SKU each-dimensions and weights</w:t>
+            </w:r>
+          </w:p>
+        </w:tc>
+        <w:tc>
+          <w:tcPr>
+            <w:tcW w:type="dxa" w:w="1134"/>
+          </w:tcPr>
+          <w:p>
+            <w:pPr>
+              <w:keepNext/>
+              <w:jc w:val="right"/>
+            </w:pPr>
+            <w:r/>
+            <w:r>
+              <w:rPr>
+                <w:sz w:val="19"/>
+              </w:rPr>
+              <w:t>HIGH</w:t>
+            </w:r>
+          </w:p>
+        </w:tc>
+      </w:tr>
+      <w:tr>
+        <w:trPr>
+          <w:cantSplit/>
+        </w:trPr>
+        <w:tc>
+          <w:tcPr>
+            <w:tcW w:type="dxa" w:w="850"/>
+          </w:tcPr>
+          <w:p>
+            <w:r/>
+            <w:r>
+              <w:rPr>
+                <w:sz w:val="19"/>
+              </w:rPr>
+              <w:t>A025</w:t>
+            </w:r>
+          </w:p>
+        </w:tc>
+        <w:tc>
+          <w:tcPr>
+            <w:tcW w:type="dxa" w:w="6520"/>
+          </w:tcPr>
+          <w:p>
+            <w:r/>
+            <w:r>
+              <w:rPr>
+                <w:sz w:val="19"/>
+              </w:rPr>
+              <w:t>Pick-time model parameters</w:t>
             </w:r>
           </w:p>
         </w:tc>
@@ -8624,7 +13301,7 @@
           <w:b w:val="0"/>
           <w:sz w:val="21"/>
         </w:rPr>
-        <w:t xml:space="preserve"> labour productivity and costs (A006/A014); the 7,000 m² scope (A008); container share and de-stuff time (A019); whether carriers accept collection time slots (A020).</w:t>
+        <w:t xml:space="preserve"> labour productivity and pick-time standards (A006/A014/A025); the 7,000 m² scope (A008); container share and contractor quotes (A019/A026); whether carriers accept the departure slots (A020/A027).</w:t>
       </w:r>
     </w:p>
     <w:p>
@@ -8649,11 +13326,11 @@
           <w:b w:val="0"/>
           <w:sz w:val="21"/>
         </w:rPr>
-        <w:t xml:space="preserve"> telescopic-fork residual capacity at 10 m and ECE 225 turning space at aisle ends (A021).</w:t>
+        <w:t xml:space="preserve"> telescopic-fork residual capacity at 10 m (A021).</w:t>
       </w:r>
     </w:p>
     <w:sectPr>
-      <w:footerReference w:type="default" r:id="rId22"/>
+      <w:footerReference w:type="default" r:id="rId24"/>
       <w:pgSz w:w="12240" w:h="15840"/>
       <w:pgMar w:top="1440" w:right="1800" w:bottom="1440" w:left="1800" w:header="720" w:footer="720" w:gutter="0"/>
       <w:cols w:space="720"/>

--- a/deliverables/Deliverable_2_Future_State.docx
+++ b/deliverables/Deliverable_2_Future_State.docx
@@ -1017,6 +1017,345 @@
                 <w:sz w:val="19"/>
               </w:rPr>
               <w:t>Caused by the order-release routine → release in waves</w:t>
+            </w:r>
+          </w:p>
+        </w:tc>
+      </w:tr>
+    </w:tbl>
+    <w:p>
+      <w:pPr>
+        <w:spacing w:after="40"/>
+      </w:pPr>
+    </w:p>
+    <w:p>
+      <w:pPr>
+        <w:spacing w:after="80"/>
+      </w:pPr>
+      <w:r>
+        <w:rPr>
+          <w:b w:val="0"/>
+          <w:i w:val="0"/>
+          <w:color w:val="222222"/>
+          <w:sz w:val="21"/>
+        </w:rPr>
+        <w:t>The design follows the steps of the Week 3 design approach (Baker &amp; Canessa, 2009, S017) and was iterated after each feedback round:</w:t>
+      </w:r>
+    </w:p>
+    <w:tbl>
+      <w:tblPr>
+        <w:tblStyle w:val="LightGrid-Accent1"/>
+        <w:tblW w:type="auto" w:w="0"/>
+        <w:jc w:val="center"/>
+        <w:tblLook w:firstColumn="1" w:firstRow="1" w:lastColumn="0" w:lastRow="0" w:noHBand="0" w:noVBand="1" w:val="04A0"/>
+      </w:tblPr>
+      <w:tblGrid>
+        <w:gridCol w:w="4320"/>
+        <w:gridCol w:w="4320"/>
+      </w:tblGrid>
+      <w:tr>
+        <w:trPr>
+          <w:cantSplit/>
+        </w:trPr>
+        <w:tc>
+          <w:tcPr>
+            <w:tcW w:type="dxa" w:w="3402"/>
+          </w:tcPr>
+          <w:p>
+            <w:pPr>
+              <w:keepNext/>
+            </w:pPr>
+            <w:r/>
+            <w:r>
+              <w:rPr>
+                <w:b/>
+                <w:sz w:val="19"/>
+              </w:rPr>
+              <w:t>Design step (W3)</w:t>
+            </w:r>
+          </w:p>
+        </w:tc>
+        <w:tc>
+          <w:tcPr>
+            <w:tcW w:type="dxa" w:w="5669"/>
+          </w:tcPr>
+          <w:p>
+            <w:pPr>
+              <w:keepNext/>
+            </w:pPr>
+            <w:r/>
+            <w:r>
+              <w:rPr>
+                <w:b/>
+                <w:sz w:val="19"/>
+              </w:rPr>
+              <w:t>Where it is done</w:t>
+            </w:r>
+          </w:p>
+        </w:tc>
+      </w:tr>
+      <w:tr>
+        <w:trPr>
+          <w:cantSplit/>
+        </w:trPr>
+        <w:tc>
+          <w:tcPr>
+            <w:tcW w:type="dxa" w:w="3402"/>
+          </w:tcPr>
+          <w:p>
+            <w:pPr>
+              <w:keepNext/>
+            </w:pPr>
+            <w:r/>
+            <w:r>
+              <w:rPr>
+                <w:sz w:val="19"/>
+              </w:rPr>
+              <w:t>Define requirements and objective</w:t>
+            </w:r>
+          </w:p>
+        </w:tc>
+        <w:tc>
+          <w:tcPr>
+            <w:tcW w:type="dxa" w:w="5669"/>
+          </w:tcPr>
+          <w:p>
+            <w:pPr>
+              <w:keepNext/>
+            </w:pPr>
+            <w:r/>
+            <w:r>
+              <w:rPr>
+                <w:sz w:val="19"/>
+              </w:rPr>
+              <w:t>D1 §9 requirements; brief limits 7,000 m² / 12.2 m</w:t>
+            </w:r>
+          </w:p>
+        </w:tc>
+      </w:tr>
+      <w:tr>
+        <w:trPr>
+          <w:cantSplit/>
+        </w:trPr>
+        <w:tc>
+          <w:tcPr>
+            <w:tcW w:type="dxa" w:w="3402"/>
+          </w:tcPr>
+          <w:p>
+            <w:pPr>
+              <w:keepNext/>
+            </w:pPr>
+            <w:r/>
+            <w:r>
+              <w:rPr>
+                <w:sz w:val="19"/>
+              </w:rPr>
+              <w:t>Collect and analyse data</w:t>
+            </w:r>
+          </w:p>
+        </w:tc>
+        <w:tc>
+          <w:tcPr>
+            <w:tcW w:type="dxa" w:w="5669"/>
+          </w:tcPr>
+          <w:p>
+            <w:pPr>
+              <w:keepNext/>
+            </w:pPr>
+            <w:r/>
+            <w:r>
+              <w:rPr>
+                <w:sz w:val="19"/>
+              </w:rPr>
+              <w:t>D1 §3–8 (SKUs, stock, orders, ABC, peaks); D2 §4.1 inbound</w:t>
+            </w:r>
+          </w:p>
+        </w:tc>
+      </w:tr>
+      <w:tr>
+        <w:trPr>
+          <w:cantSplit/>
+        </w:trPr>
+        <w:tc>
+          <w:tcPr>
+            <w:tcW w:type="dxa" w:w="3402"/>
+          </w:tcPr>
+          <w:p>
+            <w:pPr>
+              <w:keepNext/>
+            </w:pPr>
+            <w:r/>
+            <w:r>
+              <w:rPr>
+                <w:sz w:val="19"/>
+              </w:rPr>
+              <w:t>Process flows, handling, storage and throughput</w:t>
+            </w:r>
+          </w:p>
+        </w:tc>
+        <w:tc>
+          <w:tcPr>
+            <w:tcW w:type="dxa" w:w="5669"/>
+          </w:tcPr>
+          <w:p>
+            <w:pPr>
+              <w:keepNext/>
+            </w:pPr>
+            <w:r/>
+            <w:r>
+              <w:rPr>
+                <w:sz w:val="19"/>
+              </w:rPr>
+              <w:t>D2 §2 processes; §4 docks, departures, order release</w:t>
+            </w:r>
+          </w:p>
+        </w:tc>
+      </w:tr>
+      <w:tr>
+        <w:trPr>
+          <w:cantSplit/>
+        </w:trPr>
+        <w:tc>
+          <w:tcPr>
+            <w:tcW w:type="dxa" w:w="3402"/>
+          </w:tcPr>
+          <w:p>
+            <w:pPr>
+              <w:keepNext/>
+            </w:pPr>
+            <w:r/>
+            <w:r>
+              <w:rPr>
+                <w:sz w:val="19"/>
+              </w:rPr>
+              <w:t>Equipment, storage and handling systems, policies</w:t>
+            </w:r>
+          </w:p>
+        </w:tc>
+        <w:tc>
+          <w:tcPr>
+            <w:tcW w:type="dxa" w:w="5669"/>
+          </w:tcPr>
+          <w:p>
+            <w:pPr>
+              <w:keepNext/>
+            </w:pPr>
+            <w:r/>
+            <w:r>
+              <w:rPr>
+                <w:sz w:val="19"/>
+              </w:rPr>
+              <w:t>D2 §3 policies and COI slotting; §6.2–6.3 picking and machinery</w:t>
+            </w:r>
+          </w:p>
+        </w:tc>
+      </w:tr>
+      <w:tr>
+        <w:trPr>
+          <w:cantSplit/>
+        </w:trPr>
+        <w:tc>
+          <w:tcPr>
+            <w:tcW w:type="dxa" w:w="3402"/>
+          </w:tcPr>
+          <w:p>
+            <w:pPr>
+              <w:keepNext/>
+            </w:pPr>
+            <w:r/>
+            <w:r>
+              <w:rPr>
+                <w:sz w:val="19"/>
+              </w:rPr>
+              <w:t>Layout, zones and flows</w:t>
+            </w:r>
+          </w:p>
+        </w:tc>
+        <w:tc>
+          <w:tcPr>
+            <w:tcW w:type="dxa" w:w="5669"/>
+          </w:tcPr>
+          <w:p>
+            <w:pPr>
+              <w:keepNext/>
+            </w:pPr>
+            <w:r/>
+            <w:r>
+              <w:rPr>
+                <w:sz w:val="19"/>
+              </w:rPr>
+              <w:t>D2 §5, incl. the U-shaped vs flow-through evaluation</w:t>
+            </w:r>
+          </w:p>
+        </w:tc>
+      </w:tr>
+      <w:tr>
+        <w:trPr>
+          <w:cantSplit/>
+        </w:trPr>
+        <w:tc>
+          <w:tcPr>
+            <w:tcW w:type="dxa" w:w="3402"/>
+          </w:tcPr>
+          <w:p>
+            <w:pPr>
+              <w:keepNext/>
+            </w:pPr>
+            <w:r/>
+            <w:r>
+              <w:rPr>
+                <w:sz w:val="19"/>
+              </w:rPr>
+              <w:t>Evaluate (cost, performance)</w:t>
+            </w:r>
+          </w:p>
+        </w:tc>
+        <w:tc>
+          <w:tcPr>
+            <w:tcW w:type="dxa" w:w="5669"/>
+          </w:tcPr>
+          <w:p>
+            <w:pPr>
+              <w:keepNext/>
+            </w:pPr>
+            <w:r/>
+            <w:r>
+              <w:rPr>
+                <w:sz w:val="19"/>
+              </w:rPr>
+              <w:t>D2 §6 capacity and W3 KPIs; Deliverable 3 CAPEX/OPEX</w:t>
+            </w:r>
+          </w:p>
+        </w:tc>
+      </w:tr>
+      <w:tr>
+        <w:trPr>
+          <w:cantSplit/>
+        </w:trPr>
+        <w:tc>
+          <w:tcPr>
+            <w:tcW w:type="dxa" w:w="3402"/>
+          </w:tcPr>
+          <w:p>
+            <w:r/>
+            <w:r>
+              <w:rPr>
+                <w:sz w:val="19"/>
+              </w:rPr>
+              <w:t>Iterate</w:t>
+            </w:r>
+          </w:p>
+        </w:tc>
+        <w:tc>
+          <w:tcPr>
+            <w:tcW w:type="dxa" w:w="5669"/>
+          </w:tcPr>
+          <w:p>
+            <w:r/>
+            <w:r>
+              <w:rPr>
+                <w:sz w:val="19"/>
+              </w:rPr>
+              <w:t>14,074 → 9,500 positions; ECE 225 → trolleys + EJE 120i; front/rear cross-aisles; docks to side walls</w:t>
             </w:r>
           </w:p>
         </w:tc>
@@ -2256,7 +2595,7 @@
               <w:rPr>
                 <w:sz w:val="19"/>
               </w:rPr>
-              <w:t>S-shape / return within aisles</w:t>
+              <w:t>Largest gap in the reserve aisles; return route in the fast-pick area</w:t>
             </w:r>
           </w:p>
         </w:tc>
@@ -2273,7 +2612,7 @@
               <w:rPr>
                 <w:sz w:val="19"/>
               </w:rPr>
-              <w:t>reduce travel in reserve</w:t>
+              <w:t>shortest walk of 4 W3 policies tested (Section 6.2)</w:t>
             </w:r>
           </w:p>
         </w:tc>
@@ -2644,6 +2983,573 @@
           <w:sz w:val="21"/>
         </w:rPr>
         <w:t xml:space="preserve"> at 150% / 200% / 250% of normal volume (Deliverable 3).</w:t>
+      </w:r>
+    </w:p>
+    <w:p>
+      <w:pPr>
+        <w:pStyle w:val="Heading2"/>
+      </w:pPr>
+      <w:r>
+        <w:t>3.2 Slotting by Cube-per-Order Index (COI) and affinity</w:t>
+      </w:r>
+    </w:p>
+    <w:p>
+      <w:pPr>
+        <w:spacing w:after="80"/>
+      </w:pPr>
+      <w:r>
+        <w:rPr>
+          <w:b w:val="0"/>
+          <w:i w:val="0"/>
+          <w:color w:val="222222"/>
+          <w:sz w:val="21"/>
+        </w:rPr>
+        <w:t>W3 key principle: the racking configuration should match each product's turnover, using the COI = storage space a SKU needs ÷ how often it is picked (S017). Low COI = little space, many picks → closest to packing.</w:t>
+      </w:r>
+    </w:p>
+    <w:tbl>
+      <w:tblPr>
+        <w:tblStyle w:val="LightGrid-Accent1"/>
+        <w:tblW w:type="auto" w:w="0"/>
+        <w:jc w:val="center"/>
+        <w:tblLook w:firstColumn="1" w:firstRow="1" w:lastColumn="0" w:lastRow="0" w:noHBand="0" w:noVBand="1" w:val="04A0"/>
+      </w:tblPr>
+      <w:tblGrid>
+        <w:gridCol w:w="2160"/>
+        <w:gridCol w:w="2160"/>
+        <w:gridCol w:w="2160"/>
+        <w:gridCol w:w="2160"/>
+      </w:tblGrid>
+      <w:tr>
+        <w:trPr>
+          <w:cantSplit/>
+        </w:trPr>
+        <w:tc>
+          <w:tcPr>
+            <w:tcW w:type="dxa" w:w="2268"/>
+          </w:tcPr>
+          <w:p>
+            <w:pPr>
+              <w:keepNext/>
+            </w:pPr>
+            <w:r/>
+            <w:r>
+              <w:rPr>
+                <w:b/>
+                <w:sz w:val="19"/>
+              </w:rPr>
+              <w:t>COI quintile</w:t>
+            </w:r>
+          </w:p>
+        </w:tc>
+        <w:tc>
+          <w:tcPr>
+            <w:tcW w:type="dxa" w:w="1701"/>
+          </w:tcPr>
+          <w:p>
+            <w:pPr>
+              <w:keepNext/>
+            </w:pPr>
+            <w:r/>
+            <w:r>
+              <w:rPr>
+                <w:b/>
+                <w:sz w:val="19"/>
+              </w:rPr>
+              <w:t>A SKUs</w:t>
+            </w:r>
+          </w:p>
+        </w:tc>
+        <w:tc>
+          <w:tcPr>
+            <w:tcW w:type="dxa" w:w="1701"/>
+          </w:tcPr>
+          <w:p>
+            <w:pPr>
+              <w:keepNext/>
+            </w:pPr>
+            <w:r/>
+            <w:r>
+              <w:rPr>
+                <w:b/>
+                <w:sz w:val="19"/>
+              </w:rPr>
+              <w:t>B SKUs</w:t>
+            </w:r>
+          </w:p>
+        </w:tc>
+        <w:tc>
+          <w:tcPr>
+            <w:tcW w:type="dxa" w:w="1701"/>
+          </w:tcPr>
+          <w:p>
+            <w:pPr>
+              <w:keepNext/>
+            </w:pPr>
+            <w:r/>
+            <w:r>
+              <w:rPr>
+                <w:b/>
+                <w:sz w:val="19"/>
+              </w:rPr>
+              <w:t>C SKUs</w:t>
+            </w:r>
+          </w:p>
+        </w:tc>
+      </w:tr>
+      <w:tr>
+        <w:trPr>
+          <w:cantSplit/>
+        </w:trPr>
+        <w:tc>
+          <w:tcPr>
+            <w:tcW w:type="dxa" w:w="2268"/>
+          </w:tcPr>
+          <w:p>
+            <w:pPr>
+              <w:keepNext/>
+            </w:pPr>
+            <w:r/>
+            <w:r>
+              <w:rPr>
+                <w:sz w:val="19"/>
+              </w:rPr>
+              <w:t>Q1 (best)</w:t>
+            </w:r>
+          </w:p>
+        </w:tc>
+        <w:tc>
+          <w:tcPr>
+            <w:tcW w:type="dxa" w:w="1701"/>
+          </w:tcPr>
+          <w:p>
+            <w:pPr>
+              <w:keepNext/>
+              <w:jc w:val="right"/>
+            </w:pPr>
+            <w:r/>
+            <w:r>
+              <w:rPr>
+                <w:sz w:val="19"/>
+              </w:rPr>
+              <w:t>162</w:t>
+            </w:r>
+          </w:p>
+        </w:tc>
+        <w:tc>
+          <w:tcPr>
+            <w:tcW w:type="dxa" w:w="1701"/>
+          </w:tcPr>
+          <w:p>
+            <w:pPr>
+              <w:keepNext/>
+              <w:jc w:val="right"/>
+            </w:pPr>
+            <w:r/>
+            <w:r>
+              <w:rPr>
+                <w:sz w:val="19"/>
+              </w:rPr>
+              <w:t>173</w:t>
+            </w:r>
+          </w:p>
+        </w:tc>
+        <w:tc>
+          <w:tcPr>
+            <w:tcW w:type="dxa" w:w="1701"/>
+          </w:tcPr>
+          <w:p>
+            <w:pPr>
+              <w:keepNext/>
+              <w:jc w:val="right"/>
+            </w:pPr>
+            <w:r/>
+            <w:r>
+              <w:rPr>
+                <w:sz w:val="19"/>
+              </w:rPr>
+              <w:t>119</w:t>
+            </w:r>
+          </w:p>
+        </w:tc>
+      </w:tr>
+      <w:tr>
+        <w:trPr>
+          <w:cantSplit/>
+        </w:trPr>
+        <w:tc>
+          <w:tcPr>
+            <w:tcW w:type="dxa" w:w="2268"/>
+          </w:tcPr>
+          <w:p>
+            <w:pPr>
+              <w:keepNext/>
+            </w:pPr>
+            <w:r/>
+            <w:r>
+              <w:rPr>
+                <w:sz w:val="19"/>
+              </w:rPr>
+              <w:t>Q2</w:t>
+            </w:r>
+          </w:p>
+        </w:tc>
+        <w:tc>
+          <w:tcPr>
+            <w:tcW w:type="dxa" w:w="1701"/>
+          </w:tcPr>
+          <w:p>
+            <w:pPr>
+              <w:keepNext/>
+              <w:jc w:val="right"/>
+            </w:pPr>
+            <w:r/>
+            <w:r>
+              <w:rPr>
+                <w:sz w:val="19"/>
+              </w:rPr>
+              <w:t>110</w:t>
+            </w:r>
+          </w:p>
+        </w:tc>
+        <w:tc>
+          <w:tcPr>
+            <w:tcW w:type="dxa" w:w="1701"/>
+          </w:tcPr>
+          <w:p>
+            <w:pPr>
+              <w:keepNext/>
+              <w:jc w:val="right"/>
+            </w:pPr>
+            <w:r/>
+            <w:r>
+              <w:rPr>
+                <w:sz w:val="19"/>
+              </w:rPr>
+              <w:t>150</w:t>
+            </w:r>
+          </w:p>
+        </w:tc>
+        <w:tc>
+          <w:tcPr>
+            <w:tcW w:type="dxa" w:w="1701"/>
+          </w:tcPr>
+          <w:p>
+            <w:pPr>
+              <w:keepNext/>
+              <w:jc w:val="right"/>
+            </w:pPr>
+            <w:r/>
+            <w:r>
+              <w:rPr>
+                <w:sz w:val="19"/>
+              </w:rPr>
+              <w:t>194</w:t>
+            </w:r>
+          </w:p>
+        </w:tc>
+      </w:tr>
+      <w:tr>
+        <w:trPr>
+          <w:cantSplit/>
+        </w:trPr>
+        <w:tc>
+          <w:tcPr>
+            <w:tcW w:type="dxa" w:w="2268"/>
+          </w:tcPr>
+          <w:p>
+            <w:pPr>
+              <w:keepNext/>
+            </w:pPr>
+            <w:r/>
+            <w:r>
+              <w:rPr>
+                <w:sz w:val="19"/>
+              </w:rPr>
+              <w:t>Q3</w:t>
+            </w:r>
+          </w:p>
+        </w:tc>
+        <w:tc>
+          <w:tcPr>
+            <w:tcW w:type="dxa" w:w="1701"/>
+          </w:tcPr>
+          <w:p>
+            <w:pPr>
+              <w:keepNext/>
+              <w:jc w:val="right"/>
+            </w:pPr>
+            <w:r/>
+            <w:r>
+              <w:rPr>
+                <w:sz w:val="19"/>
+              </w:rPr>
+              <w:t>78</w:t>
+            </w:r>
+          </w:p>
+        </w:tc>
+        <w:tc>
+          <w:tcPr>
+            <w:tcW w:type="dxa" w:w="1701"/>
+          </w:tcPr>
+          <w:p>
+            <w:pPr>
+              <w:keepNext/>
+              <w:jc w:val="right"/>
+            </w:pPr>
+            <w:r/>
+            <w:r>
+              <w:rPr>
+                <w:sz w:val="19"/>
+              </w:rPr>
+              <w:t>136</w:t>
+            </w:r>
+          </w:p>
+        </w:tc>
+        <w:tc>
+          <w:tcPr>
+            <w:tcW w:type="dxa" w:w="1701"/>
+          </w:tcPr>
+          <w:p>
+            <w:pPr>
+              <w:keepNext/>
+              <w:jc w:val="right"/>
+            </w:pPr>
+            <w:r/>
+            <w:r>
+              <w:rPr>
+                <w:sz w:val="19"/>
+              </w:rPr>
+              <w:t>240</w:t>
+            </w:r>
+          </w:p>
+        </w:tc>
+      </w:tr>
+      <w:tr>
+        <w:trPr>
+          <w:cantSplit/>
+        </w:trPr>
+        <w:tc>
+          <w:tcPr>
+            <w:tcW w:type="dxa" w:w="2268"/>
+          </w:tcPr>
+          <w:p>
+            <w:pPr>
+              <w:keepNext/>
+            </w:pPr>
+            <w:r/>
+            <w:r>
+              <w:rPr>
+                <w:sz w:val="19"/>
+              </w:rPr>
+              <w:t>Q4</w:t>
+            </w:r>
+          </w:p>
+        </w:tc>
+        <w:tc>
+          <w:tcPr>
+            <w:tcW w:type="dxa" w:w="1701"/>
+          </w:tcPr>
+          <w:p>
+            <w:pPr>
+              <w:keepNext/>
+              <w:jc w:val="right"/>
+            </w:pPr>
+            <w:r/>
+            <w:r>
+              <w:rPr>
+                <w:sz w:val="19"/>
+              </w:rPr>
+              <w:t>78</w:t>
+            </w:r>
+          </w:p>
+        </w:tc>
+        <w:tc>
+          <w:tcPr>
+            <w:tcW w:type="dxa" w:w="1701"/>
+          </w:tcPr>
+          <w:p>
+            <w:pPr>
+              <w:keepNext/>
+              <w:jc w:val="right"/>
+            </w:pPr>
+            <w:r/>
+            <w:r>
+              <w:rPr>
+                <w:sz w:val="19"/>
+              </w:rPr>
+              <w:t>91</w:t>
+            </w:r>
+          </w:p>
+        </w:tc>
+        <w:tc>
+          <w:tcPr>
+            <w:tcW w:type="dxa" w:w="1701"/>
+          </w:tcPr>
+          <w:p>
+            <w:pPr>
+              <w:keepNext/>
+              <w:jc w:val="right"/>
+            </w:pPr>
+            <w:r/>
+            <w:r>
+              <w:rPr>
+                <w:sz w:val="19"/>
+              </w:rPr>
+              <w:t>285</w:t>
+            </w:r>
+          </w:p>
+        </w:tc>
+      </w:tr>
+      <w:tr>
+        <w:trPr>
+          <w:cantSplit/>
+        </w:trPr>
+        <w:tc>
+          <w:tcPr>
+            <w:tcW w:type="dxa" w:w="2268"/>
+          </w:tcPr>
+          <w:p>
+            <w:r/>
+            <w:r>
+              <w:rPr>
+                <w:sz w:val="19"/>
+              </w:rPr>
+              <w:t>Q5 (worst)</w:t>
+            </w:r>
+          </w:p>
+        </w:tc>
+        <w:tc>
+          <w:tcPr>
+            <w:tcW w:type="dxa" w:w="1701"/>
+          </w:tcPr>
+          <w:p>
+            <w:pPr>
+              <w:jc w:val="right"/>
+            </w:pPr>
+            <w:r/>
+            <w:r>
+              <w:rPr>
+                <w:sz w:val="19"/>
+              </w:rPr>
+              <w:t>56</w:t>
+            </w:r>
+          </w:p>
+        </w:tc>
+        <w:tc>
+          <w:tcPr>
+            <w:tcW w:type="dxa" w:w="1701"/>
+          </w:tcPr>
+          <w:p>
+            <w:pPr>
+              <w:jc w:val="right"/>
+            </w:pPr>
+            <w:r/>
+            <w:r>
+              <w:rPr>
+                <w:sz w:val="19"/>
+              </w:rPr>
+              <w:t>72</w:t>
+            </w:r>
+          </w:p>
+        </w:tc>
+        <w:tc>
+          <w:tcPr>
+            <w:tcW w:type="dxa" w:w="1701"/>
+          </w:tcPr>
+          <w:p>
+            <w:pPr>
+              <w:jc w:val="right"/>
+            </w:pPr>
+            <w:r/>
+            <w:r>
+              <w:rPr>
+                <w:sz w:val="19"/>
+              </w:rPr>
+              <w:t>326</w:t>
+            </w:r>
+          </w:p>
+        </w:tc>
+      </w:tr>
+    </w:tbl>
+    <w:p>
+      <w:pPr>
+        <w:spacing w:after="40"/>
+      </w:pPr>
+    </w:p>
+    <w:p>
+      <w:pPr>
+        <w:pStyle w:val="ListBullet"/>
+      </w:pPr>
+      <w:r>
+        <w:rPr>
+          <w:b w:val="0"/>
+          <w:sz w:val="21"/>
+        </w:rPr>
+      </w:r>
+      <w:r>
+        <w:rPr>
+          <w:b/>
+          <w:sz w:val="21"/>
+        </w:rPr>
+        <w:t>COI confirms the ABC slotting:</w:t>
+      </w:r>
+      <w:r>
+        <w:rPr>
+          <w:b w:val="0"/>
+          <w:sz w:val="21"/>
+        </w:rPr>
+        <w:t xml:space="preserve"> the best COI fifth of SKUs carries 55% of all picks, the best two fifths 72% — these fill the fast-pick area first.</w:t>
+      </w:r>
+    </w:p>
+    <w:p>
+      <w:pPr>
+        <w:pStyle w:val="ListBullet"/>
+      </w:pPr>
+      <w:r>
+        <w:rPr>
+          <w:b w:val="0"/>
+          <w:sz w:val="21"/>
+        </w:rPr>
+      </w:r>
+      <w:r>
+        <w:rPr>
+          <w:b/>
+          <w:sz w:val="21"/>
+        </w:rPr>
+        <w:t>COI corrects ABC in two places:</w:t>
+      </w:r>
+      <w:r>
+        <w:rPr>
+          <w:b w:val="0"/>
+          <w:sz w:val="21"/>
+        </w:rPr>
+        <w:t xml:space="preserve"> 134 A items are bulky (poor COI) → kept on pallet faces at ground level near packing, not in carton-flow; 119 C items are tiny but picked often (best COI) → moved into the fast-pick shelving.</w:t>
+      </w:r>
+    </w:p>
+    <w:p>
+      <w:pPr>
+        <w:pStyle w:val="ListBullet"/>
+      </w:pPr>
+      <w:r>
+        <w:rPr>
+          <w:b w:val="0"/>
+          <w:sz w:val="21"/>
+        </w:rPr>
+      </w:r>
+      <w:r>
+        <w:rPr>
+          <w:b/>
+          <w:sz w:val="21"/>
+        </w:rPr>
+        <w:t>Affinity:</w:t>
+      </w:r>
+      <w:r>
+        <w:rPr>
+          <w:b w:val="0"/>
+          <w:sz w:val="21"/>
+        </w:rPr>
+        <w:t xml:space="preserve"> in multi-line orders, 62% of item pairs share a product family vs 40% by chance → families are slotted together within each zone. Half of all orders are single-line, so affinity refines COI rather than replacing it.</w:t>
       </w:r>
     </w:p>
     <w:p>
@@ -6887,6 +7793,1087 @@
     </w:p>
     <w:p>
       <w:pPr>
+        <w:pStyle w:val="Heading2"/>
+      </w:pPr>
+      <w:r>
+        <w:t>5.1 Layout concept: U-shaped or flow-through?</w:t>
+      </w:r>
+    </w:p>
+    <w:p>
+      <w:pPr>
+        <w:spacing w:after="80"/>
+      </w:pPr>
+      <w:r>
+        <w:rPr>
+          <w:b w:val="0"/>
+          <w:i w:val="0"/>
+          <w:color w:val="222222"/>
+          <w:sz w:val="21"/>
+        </w:rPr>
+        <w:t>W3 asks to produce a few basic concepts, evaluate them on travel distance and select the best. The two dock configurations of Huertas et al. (2007) were compared on the Option B layout, with class-based storage and the measured inbound mix:</w:t>
+      </w:r>
+    </w:p>
+    <w:tbl>
+      <w:tblPr>
+        <w:tblStyle w:val="LightGrid-Accent1"/>
+        <w:tblW w:type="auto" w:w="0"/>
+        <w:jc w:val="center"/>
+        <w:tblLook w:firstColumn="1" w:firstRow="1" w:lastColumn="0" w:lastRow="0" w:noHBand="0" w:noVBand="1" w:val="04A0"/>
+      </w:tblPr>
+      <w:tblGrid>
+        <w:gridCol w:w="2880"/>
+        <w:gridCol w:w="2880"/>
+        <w:gridCol w:w="2880"/>
+      </w:tblGrid>
+      <w:tr>
+        <w:trPr>
+          <w:cantSplit/>
+        </w:trPr>
+        <w:tc>
+          <w:tcPr>
+            <w:tcW w:type="dxa" w:w="2835"/>
+          </w:tcPr>
+          <w:p>
+            <w:pPr>
+              <w:keepNext/>
+            </w:pPr>
+            <w:r/>
+            <w:r>
+              <w:rPr>
+                <w:b/>
+                <w:sz w:val="19"/>
+              </w:rPr>
+              <w:t>Criterion</w:t>
+            </w:r>
+          </w:p>
+        </w:tc>
+        <w:tc>
+          <w:tcPr>
+            <w:tcW w:type="dxa" w:w="3118"/>
+          </w:tcPr>
+          <w:p>
+            <w:pPr>
+              <w:keepNext/>
+            </w:pPr>
+            <w:r/>
+            <w:r>
+              <w:rPr>
+                <w:b/>
+                <w:sz w:val="19"/>
+              </w:rPr>
+              <w:t>Flow-through (chosen)</w:t>
+            </w:r>
+          </w:p>
+        </w:tc>
+        <w:tc>
+          <w:tcPr>
+            <w:tcW w:type="dxa" w:w="3118"/>
+          </w:tcPr>
+          <w:p>
+            <w:pPr>
+              <w:keepNext/>
+            </w:pPr>
+            <w:r/>
+            <w:r>
+              <w:rPr>
+                <w:b/>
+                <w:sz w:val="19"/>
+              </w:rPr>
+              <w:t>U-shaped</w:t>
+            </w:r>
+          </w:p>
+        </w:tc>
+      </w:tr>
+      <w:tr>
+        <w:trPr>
+          <w:cantSplit/>
+        </w:trPr>
+        <w:tc>
+          <w:tcPr>
+            <w:tcW w:type="dxa" w:w="2835"/>
+          </w:tcPr>
+          <w:p>
+            <w:pPr>
+              <w:keepNext/>
+            </w:pPr>
+            <w:r/>
+            <w:r>
+              <w:rPr>
+                <w:sz w:val="19"/>
+              </w:rPr>
+              <w:t>Put-away travel (reach truck, per load, one way)</w:t>
+            </w:r>
+          </w:p>
+        </w:tc>
+        <w:tc>
+          <w:tcPr>
+            <w:tcW w:type="dxa" w:w="3118"/>
+          </w:tcPr>
+          <w:p>
+            <w:pPr>
+              <w:keepNext/>
+            </w:pPr>
+            <w:r/>
+            <w:r>
+              <w:rPr>
+                <w:sz w:val="19"/>
+              </w:rPr>
+              <w:t>65 m</w:t>
+            </w:r>
+          </w:p>
+        </w:tc>
+        <w:tc>
+          <w:tcPr>
+            <w:tcW w:type="dxa" w:w="3118"/>
+          </w:tcPr>
+          <w:p>
+            <w:pPr>
+              <w:keepNext/>
+            </w:pPr>
+            <w:r/>
+            <w:r>
+              <w:rPr>
+                <w:sz w:val="19"/>
+              </w:rPr>
+              <w:t>59 m (-9%)</w:t>
+            </w:r>
+          </w:p>
+        </w:tc>
+      </w:tr>
+      <w:tr>
+        <w:trPr>
+          <w:cantSplit/>
+        </w:trPr>
+        <w:tc>
+          <w:tcPr>
+            <w:tcW w:type="dxa" w:w="2835"/>
+          </w:tcPr>
+          <w:p>
+            <w:pPr>
+              <w:keepNext/>
+            </w:pPr>
+            <w:r/>
+            <w:r>
+              <w:rPr>
+                <w:sz w:val="19"/>
+              </w:rPr>
+              <w:t>Reach-truck time saved per day</w:t>
+            </w:r>
+          </w:p>
+        </w:tc>
+        <w:tc>
+          <w:tcPr>
+            <w:tcW w:type="dxa" w:w="3118"/>
+          </w:tcPr>
+          <w:p>
+            <w:pPr>
+              <w:keepNext/>
+            </w:pPr>
+            <w:r/>
+            <w:r>
+              <w:rPr>
+                <w:sz w:val="19"/>
+              </w:rPr>
+              <w:t>-</w:t>
+            </w:r>
+          </w:p>
+        </w:tc>
+        <w:tc>
+          <w:tcPr>
+            <w:tcW w:type="dxa" w:w="3118"/>
+          </w:tcPr>
+          <w:p>
+            <w:pPr>
+              <w:keepNext/>
+            </w:pPr>
+            <w:r/>
+            <w:r>
+              <w:rPr>
+                <w:sz w:val="19"/>
+              </w:rPr>
+              <w:t>~10 min</w:t>
+            </w:r>
+          </w:p>
+        </w:tc>
+      </w:tr>
+      <w:tr>
+        <w:trPr>
+          <w:cantSplit/>
+        </w:trPr>
+        <w:tc>
+          <w:tcPr>
+            <w:tcW w:type="dxa" w:w="2835"/>
+          </w:tcPr>
+          <w:p>
+            <w:pPr>
+              <w:keepNext/>
+            </w:pPr>
+            <w:r/>
+            <w:r>
+              <w:rPr>
+                <w:sz w:val="19"/>
+              </w:rPr>
+              <w:t>Picking travel (all picks start/end at packing, east)</w:t>
+            </w:r>
+          </w:p>
+        </w:tc>
+        <w:tc>
+          <w:tcPr>
+            <w:tcW w:type="dxa" w:w="3118"/>
+          </w:tcPr>
+          <w:p>
+            <w:pPr>
+              <w:keepNext/>
+            </w:pPr>
+            <w:r/>
+            <w:r>
+              <w:rPr>
+                <w:sz w:val="19"/>
+              </w:rPr>
+              <w:t>same</w:t>
+            </w:r>
+          </w:p>
+        </w:tc>
+        <w:tc>
+          <w:tcPr>
+            <w:tcW w:type="dxa" w:w="3118"/>
+          </w:tcPr>
+          <w:p>
+            <w:pPr>
+              <w:keepNext/>
+            </w:pPr>
+            <w:r/>
+            <w:r>
+              <w:rPr>
+                <w:sz w:val="19"/>
+              </w:rPr>
+              <w:t>same</w:t>
+            </w:r>
+          </w:p>
+        </w:tc>
+      </w:tr>
+      <w:tr>
+        <w:trPr>
+          <w:cantSplit/>
+        </w:trPr>
+        <w:tc>
+          <w:tcPr>
+            <w:tcW w:type="dxa" w:w="2835"/>
+          </w:tcPr>
+          <w:p>
+            <w:pPr>
+              <w:keepNext/>
+            </w:pPr>
+            <w:r/>
+            <w:r>
+              <w:rPr>
+                <w:sz w:val="19"/>
+              </w:rPr>
+              <w:t>Dock doors</w:t>
+            </w:r>
+          </w:p>
+        </w:tc>
+        <w:tc>
+          <w:tcPr>
+            <w:tcW w:type="dxa" w:w="3118"/>
+          </w:tcPr>
+          <w:p>
+            <w:pPr>
+              <w:keepNext/>
+            </w:pPr>
+            <w:r/>
+            <w:r>
+              <w:rPr>
+                <w:sz w:val="19"/>
+              </w:rPr>
+              <w:t>8 (separate in/out)</w:t>
+            </w:r>
+          </w:p>
+        </w:tc>
+        <w:tc>
+          <w:tcPr>
+            <w:tcW w:type="dxa" w:w="3118"/>
+          </w:tcPr>
+          <w:p>
+            <w:pPr>
+              <w:keepNext/>
+            </w:pPr>
+            <w:r/>
+            <w:r>
+              <w:rPr>
+                <w:sz w:val="19"/>
+              </w:rPr>
+              <w:t>~6 if inbound always arrives before noon (shared)</w:t>
+            </w:r>
+          </w:p>
+        </w:tc>
+      </w:tr>
+      <w:tr>
+        <w:trPr>
+          <w:cantSplit/>
+        </w:trPr>
+        <w:tc>
+          <w:tcPr>
+            <w:tcW w:type="dxa" w:w="2835"/>
+          </w:tcPr>
+          <w:p>
+            <w:pPr>
+              <w:keepNext/>
+            </w:pPr>
+            <w:r/>
+            <w:r>
+              <w:rPr>
+                <w:sz w:val="19"/>
+              </w:rPr>
+              <w:t>Traffic and errors (Huertas et al.)</w:t>
+            </w:r>
+          </w:p>
+        </w:tc>
+        <w:tc>
+          <w:tcPr>
+            <w:tcW w:type="dxa" w:w="3118"/>
+          </w:tcPr>
+          <w:p>
+            <w:pPr>
+              <w:keepNext/>
+            </w:pPr>
+            <w:r/>
+            <w:r>
+              <w:rPr>
+                <w:sz w:val="19"/>
+              </w:rPr>
+              <w:t>Inbound and outbound separated - less congestion, fewer mix-ups</w:t>
+            </w:r>
+          </w:p>
+        </w:tc>
+        <w:tc>
+          <w:tcPr>
+            <w:tcW w:type="dxa" w:w="3118"/>
+          </w:tcPr>
+          <w:p>
+            <w:pPr>
+              <w:keepNext/>
+            </w:pPr>
+            <w:r/>
+            <w:r>
+              <w:rPr>
+                <w:sz w:val="19"/>
+              </w:rPr>
+              <w:t>Inbound, returns and outbound share one dock face</w:t>
+            </w:r>
+          </w:p>
+        </w:tc>
+      </w:tr>
+      <w:tr>
+        <w:trPr>
+          <w:cantSplit/>
+        </w:trPr>
+        <w:tc>
+          <w:tcPr>
+            <w:tcW w:type="dxa" w:w="2835"/>
+          </w:tcPr>
+          <w:p>
+            <w:r/>
+            <w:r>
+              <w:rPr>
+                <w:sz w:val="19"/>
+              </w:rPr>
+              <w:t>Fit to our profile (Huertas et al.)</w:t>
+            </w:r>
+          </w:p>
+        </w:tc>
+        <w:tc>
+          <w:tcPr>
+            <w:tcW w:type="dxa" w:w="3118"/>
+          </w:tcPr>
+          <w:p>
+            <w:r/>
+            <w:r>
+              <w:rPr>
+                <w:sz w:val="19"/>
+              </w:rPr>
+              <w:t>Suits high volume, long/narrow buildings</w:t>
+            </w:r>
+          </w:p>
+        </w:tc>
+        <w:tc>
+          <w:tcPr>
+            <w:tcW w:type="dxa" w:w="3118"/>
+          </w:tcPr>
+          <w:p>
+            <w:r/>
+            <w:r>
+              <w:rPr>
+                <w:sz w:val="19"/>
+              </w:rPr>
+              <w:t>Suits strong ABC (ours: 13% of SKUs = 80%)</w:t>
+            </w:r>
+          </w:p>
+        </w:tc>
+      </w:tr>
+    </w:tbl>
+    <w:p>
+      <w:pPr>
+        <w:spacing w:after="40"/>
+      </w:pPr>
+    </w:p>
+    <w:p>
+      <w:pPr>
+        <w:spacing w:after="120"/>
+      </w:pPr>
+      <w:r>
+        <w:rPr>
+          <w:b/>
+          <w:i w:val="0"/>
+          <w:color w:val="222222"/>
+          <w:sz w:val="21"/>
+        </w:rPr>
+        <w:t>Verdict:</w:t>
+      </w:r>
+      <w:r>
+        <w:rPr>
+          <w:b w:val="0"/>
+          <w:i w:val="0"/>
+          <w:color w:val="222222"/>
+          <w:sz w:val="21"/>
+        </w:rPr>
+        <w:t xml:space="preserve"> Keep flow-through. U-shaped saves only ~9% put-away travel (~10 reach-truck minutes/day) because slow C items still bring 46% of inbound loads and picking travel is identical; its door saving depends on all inbound arriving before noon, which sea containers cannot guarantee. Flow-through keeps inbound, returns and outbound apart and fits the side-wall dock lengths.</w:t>
+      </w:r>
+    </w:p>
+    <w:p>
+      <w:pPr>
+        <w:pStyle w:val="Heading2"/>
+      </w:pPr>
+      <w:r>
+        <w:t>5.2 Rack and aisle configuration — the W3 design questions</w:t>
+      </w:r>
+    </w:p>
+    <w:tbl>
+      <w:tblPr>
+        <w:tblStyle w:val="LightGrid-Accent1"/>
+        <w:tblW w:type="auto" w:w="0"/>
+        <w:jc w:val="center"/>
+        <w:tblLook w:firstColumn="1" w:firstRow="1" w:lastColumn="0" w:lastRow="0" w:noHBand="0" w:noVBand="1" w:val="04A0"/>
+      </w:tblPr>
+      <w:tblGrid>
+        <w:gridCol w:w="2880"/>
+        <w:gridCol w:w="2880"/>
+        <w:gridCol w:w="2880"/>
+      </w:tblGrid>
+      <w:tr>
+        <w:trPr>
+          <w:cantSplit/>
+        </w:trPr>
+        <w:tc>
+          <w:tcPr>
+            <w:tcW w:type="dxa" w:w="2041"/>
+          </w:tcPr>
+          <w:p>
+            <w:pPr>
+              <w:keepNext/>
+            </w:pPr>
+            <w:r/>
+            <w:r>
+              <w:rPr>
+                <w:b/>
+                <w:sz w:val="19"/>
+              </w:rPr>
+              <w:t>Question (W3)</w:t>
+            </w:r>
+          </w:p>
+        </w:tc>
+        <w:tc>
+          <w:tcPr>
+            <w:tcW w:type="dxa" w:w="3515"/>
+          </w:tcPr>
+          <w:p>
+            <w:pPr>
+              <w:keepNext/>
+            </w:pPr>
+            <w:r/>
+            <w:r>
+              <w:rPr>
+                <w:b/>
+                <w:sz w:val="19"/>
+              </w:rPr>
+              <w:t>Our answer</w:t>
+            </w:r>
+          </w:p>
+        </w:tc>
+        <w:tc>
+          <w:tcPr>
+            <w:tcW w:type="dxa" w:w="3515"/>
+          </w:tcPr>
+          <w:p>
+            <w:pPr>
+              <w:keepNext/>
+            </w:pPr>
+            <w:r/>
+            <w:r>
+              <w:rPr>
+                <w:b/>
+                <w:sz w:val="19"/>
+              </w:rPr>
+              <w:t>Why</w:t>
+            </w:r>
+          </w:p>
+        </w:tc>
+      </w:tr>
+      <w:tr>
+        <w:trPr>
+          <w:cantSplit/>
+        </w:trPr>
+        <w:tc>
+          <w:tcPr>
+            <w:tcW w:type="dxa" w:w="2041"/>
+          </w:tcPr>
+          <w:p>
+            <w:pPr>
+              <w:keepNext/>
+            </w:pPr>
+            <w:r/>
+            <w:r>
+              <w:rPr>
+                <w:sz w:val="19"/>
+              </w:rPr>
+              <w:t>How many aisles?</w:t>
+            </w:r>
+          </w:p>
+        </w:tc>
+        <w:tc>
+          <w:tcPr>
+            <w:tcW w:type="dxa" w:w="3515"/>
+          </w:tcPr>
+          <w:p>
+            <w:pPr>
+              <w:keepNext/>
+            </w:pPr>
+            <w:r/>
+            <w:r>
+              <w:rPr>
+                <w:sz w:val="19"/>
+              </w:rPr>
+              <w:t>10 storage aisles between 11 rack modules</w:t>
+            </w:r>
+          </w:p>
+        </w:tc>
+        <w:tc>
+          <w:tcPr>
+            <w:tcW w:type="dxa" w:w="3515"/>
+          </w:tcPr>
+          <w:p>
+            <w:pPr>
+              <w:keepNext/>
+            </w:pPr>
+            <w:r/>
+            <w:r>
+              <w:rPr>
+                <w:sz w:val="19"/>
+              </w:rPr>
+              <w:t>storage area for ~9,500 positions with 3.0 m reach aisles</w:t>
+            </w:r>
+          </w:p>
+        </w:tc>
+      </w:tr>
+      <w:tr>
+        <w:trPr>
+          <w:cantSplit/>
+        </w:trPr>
+        <w:tc>
+          <w:tcPr>
+            <w:tcW w:type="dxa" w:w="2041"/>
+          </w:tcPr>
+          <w:p>
+            <w:pPr>
+              <w:keepNext/>
+            </w:pPr>
+            <w:r/>
+            <w:r>
+              <w:rPr>
+                <w:sz w:val="19"/>
+              </w:rPr>
+              <w:t>How long is each aisle?</w:t>
+            </w:r>
+          </w:p>
+        </w:tc>
+        <w:tc>
+          <w:tcPr>
+            <w:tcW w:type="dxa" w:w="3515"/>
+          </w:tcPr>
+          <w:p>
+            <w:pPr>
+              <w:keepNext/>
+            </w:pPr>
+            <w:r/>
+            <w:r>
+              <w:rPr>
+                <w:sz w:val="19"/>
+              </w:rPr>
+              <w:t>~56 m, split into two runs of ~26.5 m</w:t>
+            </w:r>
+          </w:p>
+        </w:tc>
+        <w:tc>
+          <w:tcPr>
+            <w:tcW w:type="dxa" w:w="3515"/>
+          </w:tcPr>
+          <w:p>
+            <w:pPr>
+              <w:keepNext/>
+            </w:pPr>
+            <w:r/>
+            <w:r>
+              <w:rPr>
+                <w:sz w:val="19"/>
+              </w:rPr>
+              <w:t>middle cross-aisle halves the walk to any face</w:t>
+            </w:r>
+          </w:p>
+        </w:tc>
+      </w:tr>
+      <w:tr>
+        <w:trPr>
+          <w:cantSplit/>
+        </w:trPr>
+        <w:tc>
+          <w:tcPr>
+            <w:tcW w:type="dxa" w:w="2041"/>
+          </w:tcPr>
+          <w:p>
+            <w:pPr>
+              <w:keepNext/>
+            </w:pPr>
+            <w:r/>
+            <w:r>
+              <w:rPr>
+                <w:sz w:val="19"/>
+              </w:rPr>
+              <w:t>Cross-aisles — where, how many?</w:t>
+            </w:r>
+          </w:p>
+        </w:tc>
+        <w:tc>
+          <w:tcPr>
+            <w:tcW w:type="dxa" w:w="3515"/>
+          </w:tcPr>
+          <w:p>
+            <w:pPr>
+              <w:keepNext/>
+            </w:pPr>
+            <w:r/>
+            <w:r>
+              <w:rPr>
+                <w:sz w:val="19"/>
+              </w:rPr>
+              <w:t>3: front, middle, rear (3.2 m)</w:t>
+            </w:r>
+          </w:p>
+        </w:tc>
+        <w:tc>
+          <w:tcPr>
+            <w:tcW w:type="dxa" w:w="3515"/>
+          </w:tcPr>
+          <w:p>
+            <w:pPr>
+              <w:keepNext/>
+            </w:pPr>
+            <w:r/>
+            <w:r>
+              <w:rPr>
+                <w:sz w:val="19"/>
+              </w:rPr>
+              <w:t>aisles open at both ends → largest-gap routing, no U-turns; costs ~6% rack length</w:t>
+            </w:r>
+          </w:p>
+        </w:tc>
+      </w:tr>
+      <w:tr>
+        <w:trPr>
+          <w:cantSplit/>
+        </w:trPr>
+        <w:tc>
+          <w:tcPr>
+            <w:tcW w:type="dxa" w:w="2041"/>
+          </w:tcPr>
+          <w:p>
+            <w:pPr>
+              <w:keepNext/>
+            </w:pPr>
+            <w:r/>
+            <w:r>
+              <w:rPr>
+                <w:sz w:val="19"/>
+              </w:rPr>
+              <w:t>How do pallets go into the racking?</w:t>
+            </w:r>
+          </w:p>
+        </w:tc>
+        <w:tc>
+          <w:tcPr>
+            <w:tcW w:type="dxa" w:w="3515"/>
+          </w:tcPr>
+          <w:p>
+            <w:pPr>
+              <w:keepNext/>
+            </w:pPr>
+            <w:r/>
+            <w:r>
+              <w:rPr>
+                <w:sz w:val="19"/>
+              </w:rPr>
+              <w:t>EUR 800×1200 lengthwise, 3 per 2.7 m section; two deep per side</w:t>
+            </w:r>
+          </w:p>
+        </w:tc>
+        <w:tc>
+          <w:tcPr>
+            <w:tcW w:type="dxa" w:w="3515"/>
+          </w:tcPr>
+          <w:p>
+            <w:pPr>
+              <w:keepNext/>
+            </w:pPr>
+            <w:r/>
+            <w:r>
+              <w:rPr>
+                <w:sz w:val="19"/>
+              </w:rPr>
+              <w:t>telescopic forks on the ETV 216i; 26 SKUs &gt; 2.4 m on cantilever</w:t>
+            </w:r>
+          </w:p>
+        </w:tc>
+      </w:tr>
+      <w:tr>
+        <w:trPr>
+          <w:cantSplit/>
+        </w:trPr>
+        <w:tc>
+          <w:tcPr>
+            <w:tcW w:type="dxa" w:w="2041"/>
+          </w:tcPr>
+          <w:p>
+            <w:pPr>
+              <w:keepNext/>
+            </w:pPr>
+            <w:r/>
+            <w:r>
+              <w:rPr>
+                <w:sz w:val="19"/>
+              </w:rPr>
+              <w:t>How wide is the aisle?</w:t>
+            </w:r>
+          </w:p>
+        </w:tc>
+        <w:tc>
+          <w:tcPr>
+            <w:tcW w:type="dxa" w:w="3515"/>
+          </w:tcPr>
+          <w:p>
+            <w:pPr>
+              <w:keepNext/>
+            </w:pPr>
+            <w:r/>
+            <w:r>
+              <w:rPr>
+                <w:sz w:val="19"/>
+              </w:rPr>
+              <w:t>3.0 m storage, 3.2 m cross/perimeter</w:t>
+            </w:r>
+          </w:p>
+        </w:tc>
+        <w:tc>
+          <w:tcPr>
+            <w:tcW w:type="dxa" w:w="3515"/>
+          </w:tcPr>
+          <w:p>
+            <w:pPr>
+              <w:keepNext/>
+            </w:pPr>
+            <w:r/>
+            <w:r>
+              <w:rPr>
+                <w:sz w:val="19"/>
+              </w:rPr>
+              <w:t>ETV 216i needs 2.63–2.79 m; EJE 120i 1.79–1.94 m</w:t>
+            </w:r>
+          </w:p>
+        </w:tc>
+      </w:tr>
+      <w:tr>
+        <w:trPr>
+          <w:cantSplit/>
+        </w:trPr>
+        <w:tc>
+          <w:tcPr>
+            <w:tcW w:type="dxa" w:w="2041"/>
+          </w:tcPr>
+          <w:p>
+            <w:pPr>
+              <w:keepNext/>
+            </w:pPr>
+            <w:r/>
+            <w:r>
+              <w:rPr>
+                <w:sz w:val="19"/>
+              </w:rPr>
+              <w:t>1-way or 2-way traffic?</w:t>
+            </w:r>
+          </w:p>
+        </w:tc>
+        <w:tc>
+          <w:tcPr>
+            <w:tcW w:type="dxa" w:w="3515"/>
+          </w:tcPr>
+          <w:p>
+            <w:pPr>
+              <w:keepNext/>
+            </w:pPr>
+            <w:r/>
+            <w:r>
+              <w:rPr>
+                <w:sz w:val="19"/>
+              </w:rPr>
+              <w:t>storage aisles: one truck at a time; main aisles: trucks one-way (west up with put-aways, east down to packing)</w:t>
+            </w:r>
+          </w:p>
+        </w:tc>
+        <w:tc>
+          <w:tcPr>
+            <w:tcW w:type="dxa" w:w="3515"/>
+          </w:tcPr>
+          <w:p>
+            <w:pPr>
+              <w:keepNext/>
+            </w:pPr>
+            <w:r/>
+            <w:r>
+              <w:rPr>
+                <w:sz w:val="19"/>
+              </w:rPr>
+              <w:t>pickers stay in their zones; fewer crossings</w:t>
+            </w:r>
+          </w:p>
+        </w:tc>
+      </w:tr>
+      <w:tr>
+        <w:trPr>
+          <w:cantSplit/>
+        </w:trPr>
+        <w:tc>
+          <w:tcPr>
+            <w:tcW w:type="dxa" w:w="2041"/>
+          </w:tcPr>
+          <w:p>
+            <w:pPr>
+              <w:keepNext/>
+            </w:pPr>
+            <w:r/>
+            <w:r>
+              <w:rPr>
+                <w:sz w:val="19"/>
+              </w:rPr>
+              <w:t>How high is each level? All the same?</w:t>
+            </w:r>
+          </w:p>
+        </w:tc>
+        <w:tc>
+          <w:tcPr>
+            <w:tcW w:type="dxa" w:w="3515"/>
+          </w:tcPr>
+          <w:p>
+            <w:pPr>
+              <w:keepNext/>
+            </w:pPr>
+            <w:r/>
+            <w:r>
+              <w:rPr>
+                <w:sz w:val="19"/>
+              </w:rPr>
+              <w:t>1.41 m pitch → 8 levels; taller loads on the top level</w:t>
+            </w:r>
+          </w:p>
+        </w:tc>
+        <w:tc>
+          <w:tcPr>
+            <w:tcW w:type="dxa" w:w="3515"/>
+          </w:tcPr>
+          <w:p>
+            <w:pPr>
+              <w:keepNext/>
+            </w:pPr>
+            <w:r/>
+            <w:r>
+              <w:rPr>
+                <w:sz w:val="19"/>
+              </w:rPr>
+              <w:t>p90 load height 1.16 m + 0.25 m beam/clearance; top load ~1 m under the roof</w:t>
+            </w:r>
+          </w:p>
+        </w:tc>
+      </w:tr>
+      <w:tr>
+        <w:trPr>
+          <w:cantSplit/>
+        </w:trPr>
+        <w:tc>
+          <w:tcPr>
+            <w:tcW w:type="dxa" w:w="2041"/>
+          </w:tcPr>
+          <w:p>
+            <w:r/>
+            <w:r>
+              <w:rPr>
+                <w:sz w:val="19"/>
+              </w:rPr>
+              <w:t>Product characteristics?</w:t>
+            </w:r>
+          </w:p>
+        </w:tc>
+        <w:tc>
+          <w:tcPr>
+            <w:tcW w:type="dxa" w:w="3515"/>
+          </w:tcPr>
+          <w:p>
+            <w:r/>
+            <w:r>
+              <w:rPr>
+                <w:sz w:val="19"/>
+              </w:rPr>
+              <w:t>heaviest item 90.0 kg per piece; pallets &gt; 1 t low</w:t>
+            </w:r>
+          </w:p>
+        </w:tc>
+        <w:tc>
+          <w:tcPr>
+            <w:tcW w:type="dxa" w:w="3515"/>
+          </w:tcPr>
+          <w:p>
+            <w:r/>
+            <w:r>
+              <w:rPr>
+                <w:sz w:val="19"/>
+              </w:rPr>
+              <w:t>mechanical handling only for heavy items; 1,600 kg truck rating</w:t>
+            </w:r>
+          </w:p>
+        </w:tc>
+      </w:tr>
+    </w:tbl>
+    <w:p>
+      <w:pPr>
+        <w:spacing w:after="40"/>
+      </w:pPr>
+    </w:p>
+    <w:p>
+      <w:pPr>
+        <w:pStyle w:val="Heading2"/>
+      </w:pPr>
+      <w:r>
+        <w:t>5.3 Legal aspects of pallet storage</w:t>
+      </w:r>
+    </w:p>
+    <w:p>
+      <w:pPr>
+        <w:pStyle w:val="ListBullet"/>
+      </w:pPr>
+      <w:r>
+        <w:rPr>
+          <w:b w:val="0"/>
+          <w:sz w:val="21"/>
+        </w:rPr>
+      </w:r>
+      <w:r>
+        <w:rPr>
+          <w:b/>
+          <w:sz w:val="21"/>
+        </w:rPr>
+        <w:t>Racking (EN 15512 / EN 15635, S015):</w:t>
+      </w:r>
+      <w:r>
+        <w:rPr>
+          <w:b w:val="0"/>
+          <w:sz w:val="21"/>
+        </w:rPr>
+        <w:t xml:space="preserve"> racks designed to EN 15512; in use, a trained employee inspects visually every week and a competent expert at least every 12 months; damage is classed green/amber/red and every bay shows a load sign.</w:t>
+      </w:r>
+    </w:p>
+    <w:p>
+      <w:pPr>
+        <w:pStyle w:val="ListBullet"/>
+      </w:pPr>
+      <w:r>
+        <w:rPr>
+          <w:b w:val="0"/>
+          <w:sz w:val="21"/>
+        </w:rPr>
+      </w:r>
+      <w:r>
+        <w:rPr>
+          <w:b/>
+          <w:sz w:val="21"/>
+        </w:rPr>
+        <w:t>Fire safety:</w:t>
+      </w:r>
+      <w:r>
+        <w:rPr>
+          <w:b w:val="0"/>
+          <w:sz w:val="21"/>
+        </w:rPr>
+        <w:t xml:space="preserve"> the top of the highest load stays ~1 m below the 12.2 m roof (sprinkler clearance assumed ≥ 0.5 m, A011 — to confirm against the sprinkler design).</w:t>
+      </w:r>
+    </w:p>
+    <w:p>
+      <w:pPr>
+        <w:pStyle w:val="ListBullet"/>
+      </w:pPr>
+      <w:r>
+        <w:rPr>
+          <w:b w:val="0"/>
+          <w:sz w:val="21"/>
+        </w:rPr>
+      </w:r>
+      <w:r>
+        <w:rPr>
+          <w:b/>
+          <w:sz w:val="21"/>
+        </w:rPr>
+        <w:t>Hazardous goods (PGS 15, S016):</w:t>
+      </w:r>
+      <w:r>
+        <w:rPr>
+          <w:b w:val="0"/>
+          <w:sz w:val="21"/>
+        </w:rPr>
+        <w:t xml:space="preserve"> 138 SKUs are flagged hazardous (2,197 loads, ~20% of loads). If these are packaged hazardous substances, the stored quantity is far above PGS 15's 10,000 kg threshold, so a segregated, 60-minute fire-resistant hazmat section, separation of incompatible classes and only day stock on the work floor are required. The data only flags 0/1 — the hazard class (e.g. lithium batteries → PGS 37) must be confirmed before sizing the section (A028).</w:t>
+      </w:r>
+    </w:p>
+    <w:p>
+      <w:pPr>
+        <w:pStyle w:val="ListBullet"/>
+      </w:pPr>
+      <w:r>
+        <w:rPr>
+          <w:b w:val="0"/>
+          <w:sz w:val="21"/>
+        </w:rPr>
+      </w:r>
+      <w:r>
+        <w:rPr>
+          <w:b/>
+          <w:sz w:val="21"/>
+        </w:rPr>
+        <w:t>Manual handling:</w:t>
+      </w:r>
+      <w:r>
+        <w:rPr>
+          <w:b w:val="0"/>
+          <w:sz w:val="21"/>
+        </w:rPr>
+        <w:t xml:space="preserve"> totes are limited to 15 kg (A024); items up to 90 kg each are only moved with pallet trucks or lift aids.</w:t>
+      </w:r>
+    </w:p>
+    <w:p>
+      <w:pPr>
         <w:pStyle w:val="Heading1"/>
       </w:pPr>
       <w:r>
@@ -7471,7 +9458,7 @@
               <w:rPr>
                 <w:sz w:val="19"/>
               </w:rPr>
-              <w:t>0.48</w:t>
+              <w:t>0.47</w:t>
             </w:r>
           </w:p>
         </w:tc>
@@ -7489,7 +9476,7 @@
               <w:rPr>
                 <w:sz w:val="19"/>
               </w:rPr>
-              <w:t>0.88</w:t>
+              <w:t>0.87</w:t>
             </w:r>
           </w:p>
         </w:tc>
@@ -7565,7 +9552,7 @@
               <w:rPr>
                 <w:sz w:val="19"/>
               </w:rPr>
-              <w:t>1.11</w:t>
+              <w:t>1.04</w:t>
             </w:r>
           </w:p>
         </w:tc>
@@ -7583,7 +9570,7 @@
               <w:rPr>
                 <w:sz w:val="19"/>
               </w:rPr>
-              <w:t>2.03</w:t>
+              <w:t>1.90</w:t>
             </w:r>
           </w:p>
         </w:tc>
@@ -7880,7 +9867,7 @@
           <w:color w:val="222222"/>
           <w:sz w:val="21"/>
         </w:rPr>
-        <w:t>Direct DHL labour ≈ 4.7 FTE on an average day and 8.8 FTE on the peak day</w:t>
+        <w:t>Direct DHL labour ≈ 4.7 FTE on an average day and 8.6 FTE on the peak day</w:t>
       </w:r>
       <w:r>
         <w:rPr>
@@ -8677,7 +10664,7 @@
               <w:rPr>
                 <w:sz w:val="19"/>
               </w:rPr>
-              <w:t>670</w:t>
+              <w:t>624</w:t>
             </w:r>
           </w:p>
         </w:tc>
@@ -8694,7 +10681,7 @@
               <w:rPr>
                 <w:sz w:val="19"/>
               </w:rPr>
-              <w:t>60</w:t>
+              <w:t>62</w:t>
             </w:r>
           </w:p>
         </w:tc>
@@ -8711,7 +10698,7 @@
               <w:rPr>
                 <w:sz w:val="19"/>
               </w:rPr>
-              <w:t>3.2</w:t>
+              <w:t>3.1</w:t>
             </w:r>
           </w:p>
         </w:tc>
@@ -8744,7 +10731,7 @@
           <w:b w:val="0"/>
           <w:sz w:val="21"/>
         </w:rPr>
-        <w:t xml:space="preserve"> 23 orders/day, ~15 lines each (12 in the fast-pick area, 3 in the reserve), ~413 m and ~22 min per order → 41 lines/h.</w:t>
+        <w:t xml:space="preserve"> 23 orders/day, ~15 lines each (12 in the fast-pick area, 3 in the reserve), ~337 m and ~20 min per order → 44 lines/h.</w:t>
       </w:r>
     </w:p>
     <w:p>
@@ -8762,7 +10749,7 @@
           <w:b/>
           <w:sz w:val="21"/>
         </w:rPr>
-        <w:t>Picking needs 1.6 FTE on an average day and 2.9 on the peak day.</w:t>
+        <w:t>Picking needs 1.5 FTE on an average day and 2.8 on the peak day.</w:t>
       </w:r>
       <w:r>
         <w:rPr>
@@ -9207,6 +11194,800 @@
     </w:p>
     <w:p>
       <w:pPr>
+        <w:spacing w:after="80"/>
+      </w:pPr>
+      <w:r>
+        <w:rPr>
+          <w:b w:val="0"/>
+          <w:i w:val="0"/>
+          <w:color w:val="222222"/>
+          <w:sz w:val="21"/>
+        </w:rPr>
+        <w:t>Routing policy (W3) — expected walk per tour in the reserve zone, by policy:</w:t>
+      </w:r>
+    </w:p>
+    <w:tbl>
+      <w:tblPr>
+        <w:tblStyle w:val="LightGrid-Accent1"/>
+        <w:tblW w:type="auto" w:w="0"/>
+        <w:jc w:val="center"/>
+        <w:tblLook w:firstColumn="1" w:firstRow="1" w:lastColumn="0" w:lastRow="0" w:noHBand="0" w:noVBand="1" w:val="04A0"/>
+      </w:tblPr>
+      <w:tblGrid>
+        <w:gridCol w:w="1234"/>
+        <w:gridCol w:w="1234"/>
+        <w:gridCol w:w="1234"/>
+        <w:gridCol w:w="1234"/>
+        <w:gridCol w:w="1234"/>
+        <w:gridCol w:w="1234"/>
+        <w:gridCol w:w="1234"/>
+      </w:tblGrid>
+      <w:tr>
+        <w:trPr>
+          <w:cantSplit/>
+        </w:trPr>
+        <w:tc>
+          <w:tcPr>
+            <w:tcW w:type="dxa" w:w="2608"/>
+          </w:tcPr>
+          <w:p>
+            <w:pPr>
+              <w:keepNext/>
+            </w:pPr>
+            <w:r/>
+            <w:r>
+              <w:rPr>
+                <w:b/>
+                <w:sz w:val="19"/>
+              </w:rPr>
+              <w:t>Tour</w:t>
+            </w:r>
+          </w:p>
+        </w:tc>
+        <w:tc>
+          <w:tcPr>
+            <w:tcW w:type="dxa" w:w="1020"/>
+          </w:tcPr>
+          <w:p>
+            <w:pPr>
+              <w:keepNext/>
+            </w:pPr>
+            <w:r/>
+            <w:r>
+              <w:rPr>
+                <w:b/>
+                <w:sz w:val="19"/>
+              </w:rPr>
+              <w:t>Lines in reserve</w:t>
+            </w:r>
+          </w:p>
+        </w:tc>
+        <w:tc>
+          <w:tcPr>
+            <w:tcW w:type="dxa" w:w="1020"/>
+          </w:tcPr>
+          <w:p>
+            <w:pPr>
+              <w:keepNext/>
+            </w:pPr>
+            <w:r/>
+            <w:r>
+              <w:rPr>
+                <w:b/>
+                <w:sz w:val="19"/>
+              </w:rPr>
+              <w:t>S-shape</w:t>
+            </w:r>
+          </w:p>
+        </w:tc>
+        <w:tc>
+          <w:tcPr>
+            <w:tcW w:type="dxa" w:w="1020"/>
+          </w:tcPr>
+          <w:p>
+            <w:pPr>
+              <w:keepNext/>
+            </w:pPr>
+            <w:r/>
+            <w:r>
+              <w:rPr>
+                <w:b/>
+                <w:sz w:val="19"/>
+              </w:rPr>
+              <w:t>Return</w:t>
+            </w:r>
+          </w:p>
+        </w:tc>
+        <w:tc>
+          <w:tcPr>
+            <w:tcW w:type="dxa" w:w="1020"/>
+          </w:tcPr>
+          <w:p>
+            <w:pPr>
+              <w:keepNext/>
+            </w:pPr>
+            <w:r/>
+            <w:r>
+              <w:rPr>
+                <w:b/>
+                <w:sz w:val="19"/>
+              </w:rPr>
+              <w:t>Midpoint</w:t>
+            </w:r>
+          </w:p>
+        </w:tc>
+        <w:tc>
+          <w:tcPr>
+            <w:tcW w:type="dxa" w:w="1134"/>
+          </w:tcPr>
+          <w:p>
+            <w:pPr>
+              <w:keepNext/>
+            </w:pPr>
+            <w:r/>
+            <w:r>
+              <w:rPr>
+                <w:b/>
+                <w:sz w:val="19"/>
+              </w:rPr>
+              <w:t>Largest gap</w:t>
+            </w:r>
+          </w:p>
+        </w:tc>
+        <w:tc>
+          <w:tcPr>
+            <w:tcW w:type="dxa" w:w="1247"/>
+          </w:tcPr>
+          <w:p>
+            <w:pPr>
+              <w:keepNext/>
+            </w:pPr>
+            <w:r/>
+            <w:r>
+              <w:rPr>
+                <w:b/>
+                <w:sz w:val="19"/>
+              </w:rPr>
+              <w:t>Best</w:t>
+            </w:r>
+          </w:p>
+        </w:tc>
+      </w:tr>
+      <w:tr>
+        <w:trPr>
+          <w:cantSplit/>
+        </w:trPr>
+        <w:tc>
+          <w:tcPr>
+            <w:tcW w:type="dxa" w:w="2608"/>
+          </w:tcPr>
+          <w:p>
+            <w:pPr>
+              <w:keepNext/>
+            </w:pPr>
+            <w:r/>
+            <w:r>
+              <w:rPr>
+                <w:sz w:val="19"/>
+              </w:rPr>
+              <w:t>Small-order trolley tour (reserve zone)</w:t>
+            </w:r>
+          </w:p>
+        </w:tc>
+        <w:tc>
+          <w:tcPr>
+            <w:tcW w:type="dxa" w:w="1020"/>
+          </w:tcPr>
+          <w:p>
+            <w:pPr>
+              <w:keepNext/>
+              <w:jc w:val="right"/>
+            </w:pPr>
+            <w:r/>
+            <w:r>
+              <w:rPr>
+                <w:sz w:val="19"/>
+              </w:rPr>
+              <w:t>31</w:t>
+            </w:r>
+          </w:p>
+        </w:tc>
+        <w:tc>
+          <w:tcPr>
+            <w:tcW w:type="dxa" w:w="1020"/>
+          </w:tcPr>
+          <w:p>
+            <w:pPr>
+              <w:keepNext/>
+              <w:jc w:val="right"/>
+            </w:pPr>
+            <w:r/>
+            <w:r>
+              <w:rPr>
+                <w:sz w:val="19"/>
+              </w:rPr>
+              <w:t>660 m</w:t>
+            </w:r>
+          </w:p>
+        </w:tc>
+        <w:tc>
+          <w:tcPr>
+            <w:tcW w:type="dxa" w:w="1020"/>
+          </w:tcPr>
+          <w:p>
+            <w:pPr>
+              <w:keepNext/>
+              <w:jc w:val="right"/>
+            </w:pPr>
+            <w:r/>
+            <w:r>
+              <w:rPr>
+                <w:sz w:val="19"/>
+              </w:rPr>
+              <w:t>895 m</w:t>
+            </w:r>
+          </w:p>
+        </w:tc>
+        <w:tc>
+          <w:tcPr>
+            <w:tcW w:type="dxa" w:w="1020"/>
+          </w:tcPr>
+          <w:p>
+            <w:pPr>
+              <w:keepNext/>
+              <w:jc w:val="right"/>
+            </w:pPr>
+            <w:r/>
+            <w:r>
+              <w:rPr>
+                <w:sz w:val="19"/>
+              </w:rPr>
+              <w:t>665 m</w:t>
+            </w:r>
+          </w:p>
+        </w:tc>
+        <w:tc>
+          <w:tcPr>
+            <w:tcW w:type="dxa" w:w="1134"/>
+          </w:tcPr>
+          <w:p>
+            <w:pPr>
+              <w:keepNext/>
+              <w:jc w:val="right"/>
+            </w:pPr>
+            <w:r/>
+            <w:r>
+              <w:rPr>
+                <w:sz w:val="19"/>
+              </w:rPr>
+              <w:t>624 m</w:t>
+            </w:r>
+          </w:p>
+        </w:tc>
+        <w:tc>
+          <w:tcPr>
+            <w:tcW w:type="dxa" w:w="1247"/>
+          </w:tcPr>
+          <w:p>
+            <w:pPr>
+              <w:keepNext/>
+              <w:jc w:val="right"/>
+            </w:pPr>
+            <w:r/>
+            <w:r>
+              <w:rPr>
+                <w:sz w:val="19"/>
+              </w:rPr>
+              <w:t>Largest gap</w:t>
+            </w:r>
+          </w:p>
+        </w:tc>
+      </w:tr>
+      <w:tr>
+        <w:trPr>
+          <w:cantSplit/>
+        </w:trPr>
+        <w:tc>
+          <w:tcPr>
+            <w:tcW w:type="dxa" w:w="2608"/>
+          </w:tcPr>
+          <w:p>
+            <w:r/>
+            <w:r>
+              <w:rPr>
+                <w:sz w:val="19"/>
+              </w:rPr>
+              <w:t>Large-order pallet tour (reserve part)</w:t>
+            </w:r>
+          </w:p>
+        </w:tc>
+        <w:tc>
+          <w:tcPr>
+            <w:tcW w:type="dxa" w:w="1020"/>
+          </w:tcPr>
+          <w:p>
+            <w:pPr>
+              <w:jc w:val="right"/>
+            </w:pPr>
+            <w:r/>
+            <w:r>
+              <w:rPr>
+                <w:sz w:val="19"/>
+              </w:rPr>
+              <w:t>3</w:t>
+            </w:r>
+          </w:p>
+        </w:tc>
+        <w:tc>
+          <w:tcPr>
+            <w:tcW w:type="dxa" w:w="1020"/>
+          </w:tcPr>
+          <w:p>
+            <w:pPr>
+              <w:jc w:val="right"/>
+            </w:pPr>
+            <w:r/>
+            <w:r>
+              <w:rPr>
+                <w:sz w:val="19"/>
+              </w:rPr>
+              <w:t>247 m</w:t>
+            </w:r>
+          </w:p>
+        </w:tc>
+        <w:tc>
+          <w:tcPr>
+            <w:tcW w:type="dxa" w:w="1020"/>
+          </w:tcPr>
+          <w:p>
+            <w:pPr>
+              <w:jc w:val="right"/>
+            </w:pPr>
+            <w:r/>
+            <w:r>
+              <w:rPr>
+                <w:sz w:val="19"/>
+              </w:rPr>
+              <w:t>254 m</w:t>
+            </w:r>
+          </w:p>
+        </w:tc>
+        <w:tc>
+          <w:tcPr>
+            <w:tcW w:type="dxa" w:w="1020"/>
+          </w:tcPr>
+          <w:p>
+            <w:pPr>
+              <w:jc w:val="right"/>
+            </w:pPr>
+            <w:r/>
+            <w:r>
+              <w:rPr>
+                <w:sz w:val="19"/>
+              </w:rPr>
+              <w:t>221 m</w:t>
+            </w:r>
+          </w:p>
+        </w:tc>
+        <w:tc>
+          <w:tcPr>
+            <w:tcW w:type="dxa" w:w="1134"/>
+          </w:tcPr>
+          <w:p>
+            <w:pPr>
+              <w:jc w:val="right"/>
+            </w:pPr>
+            <w:r/>
+            <w:r>
+              <w:rPr>
+                <w:sz w:val="19"/>
+              </w:rPr>
+              <w:t>220 m</w:t>
+            </w:r>
+          </w:p>
+        </w:tc>
+        <w:tc>
+          <w:tcPr>
+            <w:tcW w:type="dxa" w:w="1247"/>
+          </w:tcPr>
+          <w:p>
+            <w:pPr>
+              <w:jc w:val="right"/>
+            </w:pPr>
+            <w:r/>
+            <w:r>
+              <w:rPr>
+                <w:sz w:val="19"/>
+              </w:rPr>
+              <w:t>Largest gap</w:t>
+            </w:r>
+          </w:p>
+        </w:tc>
+      </w:tr>
+    </w:tbl>
+    <w:p>
+      <w:pPr>
+        <w:spacing w:after="40"/>
+      </w:pPr>
+    </w:p>
+    <w:p>
+      <w:pPr>
+        <w:spacing w:after="120"/>
+      </w:pPr>
+      <w:r>
+        <w:rPr>
+          <w:b w:val="0"/>
+          <w:i w:val="0"/>
+          <w:color w:val="222222"/>
+          <w:sz w:val="21"/>
+        </w:rPr>
+        <w:t>Largest-gap routing is used in the reserve aisles (possible because the aisles are open at both ends); the fast-pick area is a single long face worked with a return route from packing.</w:t>
+      </w:r>
+    </w:p>
+    <w:p>
+      <w:pPr>
+        <w:spacing w:after="80"/>
+      </w:pPr>
+      <w:r>
+        <w:rPr>
+          <w:b w:val="0"/>
+          <w:i w:val="0"/>
+          <w:color w:val="222222"/>
+          <w:sz w:val="21"/>
+        </w:rPr>
+        <w:t>Data-handling hardware (W3):</w:t>
+      </w:r>
+    </w:p>
+    <w:tbl>
+      <w:tblPr>
+        <w:tblStyle w:val="LightGrid-Accent1"/>
+        <w:tblW w:type="auto" w:w="0"/>
+        <w:jc w:val="center"/>
+        <w:tblLook w:firstColumn="1" w:firstRow="1" w:lastColumn="0" w:lastRow="0" w:noHBand="0" w:noVBand="1" w:val="04A0"/>
+      </w:tblPr>
+      <w:tblGrid>
+        <w:gridCol w:w="2880"/>
+        <w:gridCol w:w="2880"/>
+        <w:gridCol w:w="2880"/>
+      </w:tblGrid>
+      <w:tr>
+        <w:trPr>
+          <w:cantSplit/>
+        </w:trPr>
+        <w:tc>
+          <w:tcPr>
+            <w:tcW w:type="dxa" w:w="2041"/>
+          </w:tcPr>
+          <w:p>
+            <w:pPr>
+              <w:keepNext/>
+            </w:pPr>
+            <w:r/>
+            <w:r>
+              <w:rPr>
+                <w:b/>
+                <w:sz w:val="19"/>
+              </w:rPr>
+              <w:t>Option</w:t>
+            </w:r>
+          </w:p>
+        </w:tc>
+        <w:tc>
+          <w:tcPr>
+            <w:tcW w:type="dxa" w:w="4762"/>
+          </w:tcPr>
+          <w:p>
+            <w:pPr>
+              <w:keepNext/>
+            </w:pPr>
+            <w:r/>
+            <w:r>
+              <w:rPr>
+                <w:b/>
+                <w:sz w:val="19"/>
+              </w:rPr>
+              <w:t>Fit with our profile</w:t>
+            </w:r>
+          </w:p>
+        </w:tc>
+        <w:tc>
+          <w:tcPr>
+            <w:tcW w:type="dxa" w:w="2268"/>
+          </w:tcPr>
+          <w:p>
+            <w:pPr>
+              <w:keepNext/>
+            </w:pPr>
+            <w:r/>
+            <w:r>
+              <w:rPr>
+                <w:b/>
+                <w:sz w:val="19"/>
+              </w:rPr>
+              <w:t>Decision</w:t>
+            </w:r>
+          </w:p>
+        </w:tc>
+      </w:tr>
+      <w:tr>
+        <w:trPr>
+          <w:cantSplit/>
+        </w:trPr>
+        <w:tc>
+          <w:tcPr>
+            <w:tcW w:type="dxa" w:w="2041"/>
+          </w:tcPr>
+          <w:p>
+            <w:pPr>
+              <w:keepNext/>
+            </w:pPr>
+            <w:r/>
+            <w:r>
+              <w:rPr>
+                <w:sz w:val="19"/>
+              </w:rPr>
+              <w:t>Paper pick lists</w:t>
+            </w:r>
+          </w:p>
+        </w:tc>
+        <w:tc>
+          <w:tcPr>
+            <w:tcW w:type="dxa" w:w="4762"/>
+          </w:tcPr>
+          <w:p>
+            <w:pPr>
+              <w:keepNext/>
+            </w:pPr>
+            <w:r/>
+            <w:r>
+              <w:rPr>
+                <w:sz w:val="19"/>
+              </w:rPr>
+              <w:t>5,291 SKUs, many look-alike parts, half the orders single-line → error-prone, no live stock</w:t>
+            </w:r>
+          </w:p>
+        </w:tc>
+        <w:tc>
+          <w:tcPr>
+            <w:tcW w:type="dxa" w:w="2268"/>
+          </w:tcPr>
+          <w:p>
+            <w:pPr>
+              <w:keepNext/>
+            </w:pPr>
+            <w:r/>
+            <w:r>
+              <w:rPr>
+                <w:sz w:val="19"/>
+              </w:rPr>
+              <w:t>Not used</w:t>
+            </w:r>
+          </w:p>
+        </w:tc>
+      </w:tr>
+      <w:tr>
+        <w:trPr>
+          <w:cantSplit/>
+        </w:trPr>
+        <w:tc>
+          <w:tcPr>
+            <w:tcW w:type="dxa" w:w="2041"/>
+          </w:tcPr>
+          <w:p>
+            <w:pPr>
+              <w:keepNext/>
+            </w:pPr>
+            <w:r/>
+            <w:r>
+              <w:rPr>
+                <w:sz w:val="19"/>
+              </w:rPr>
+              <w:t>RF handheld / ring scanner</w:t>
+            </w:r>
+          </w:p>
+        </w:tc>
+        <w:tc>
+          <w:tcPr>
+            <w:tcW w:type="dxa" w:w="4762"/>
+          </w:tcPr>
+          <w:p>
+            <w:pPr>
+              <w:keepNext/>
+            </w:pPr>
+            <w:r/>
+            <w:r>
+              <w:rPr>
+                <w:sz w:val="19"/>
+              </w:rPr>
+              <w:t>scan-to-confirm location and item; works for receiving, put-away, trolleys and pallets</w:t>
+            </w:r>
+          </w:p>
+        </w:tc>
+        <w:tc>
+          <w:tcPr>
+            <w:tcW w:type="dxa" w:w="2268"/>
+          </w:tcPr>
+          <w:p>
+            <w:pPr>
+              <w:keepNext/>
+            </w:pPr>
+            <w:r/>
+            <w:r>
+              <w:rPr>
+                <w:sz w:val="19"/>
+              </w:rPr>
+              <w:t>Used in all processes</w:t>
+            </w:r>
+          </w:p>
+        </w:tc>
+      </w:tr>
+      <w:tr>
+        <w:trPr>
+          <w:cantSplit/>
+        </w:trPr>
+        <w:tc>
+          <w:tcPr>
+            <w:tcW w:type="dxa" w:w="2041"/>
+          </w:tcPr>
+          <w:p>
+            <w:pPr>
+              <w:keepNext/>
+            </w:pPr>
+            <w:r/>
+            <w:r>
+              <w:rPr>
+                <w:sz w:val="19"/>
+              </w:rPr>
+              <w:t>Voice picking</w:t>
+            </w:r>
+          </w:p>
+        </w:tc>
+        <w:tc>
+          <w:tcPr>
+            <w:tcW w:type="dxa" w:w="4762"/>
+          </w:tcPr>
+          <w:p>
+            <w:pPr>
+              <w:keepNext/>
+            </w:pPr>
+            <w:r/>
+            <w:r>
+              <w:rPr>
+                <w:sz w:val="19"/>
+              </w:rPr>
+              <w:t>hands-free, good for heavy case picking, but item check still needs a scan</w:t>
+            </w:r>
+          </w:p>
+        </w:tc>
+        <w:tc>
+          <w:tcPr>
+            <w:tcW w:type="dxa" w:w="2268"/>
+          </w:tcPr>
+          <w:p>
+            <w:pPr>
+              <w:keepNext/>
+            </w:pPr>
+            <w:r/>
+            <w:r>
+              <w:rPr>
+                <w:sz w:val="19"/>
+              </w:rPr>
+              <w:t>Option for large-order picking</w:t>
+            </w:r>
+          </w:p>
+        </w:tc>
+      </w:tr>
+      <w:tr>
+        <w:trPr>
+          <w:cantSplit/>
+        </w:trPr>
+        <w:tc>
+          <w:tcPr>
+            <w:tcW w:type="dxa" w:w="2041"/>
+          </w:tcPr>
+          <w:p>
+            <w:pPr>
+              <w:keepNext/>
+            </w:pPr>
+            <w:r/>
+            <w:r>
+              <w:rPr>
+                <w:sz w:val="19"/>
+              </w:rPr>
+              <w:t>Pick-to-light</w:t>
+            </w:r>
+          </w:p>
+        </w:tc>
+        <w:tc>
+          <w:tcPr>
+            <w:tcW w:type="dxa" w:w="4762"/>
+          </w:tcPr>
+          <w:p>
+            <w:pPr>
+              <w:keepNext/>
+            </w:pPr>
+            <w:r/>
+            <w:r>
+              <w:rPr>
+                <w:sz w:val="19"/>
+              </w:rPr>
+              <w:t>fastest per pick, but a light on thousands of faces is costly for ~640 lines/day</w:t>
+            </w:r>
+          </w:p>
+        </w:tc>
+        <w:tc>
+          <w:tcPr>
+            <w:tcW w:type="dxa" w:w="2268"/>
+          </w:tcPr>
+          <w:p>
+            <w:pPr>
+              <w:keepNext/>
+            </w:pPr>
+            <w:r/>
+            <w:r>
+              <w:rPr>
+                <w:sz w:val="19"/>
+              </w:rPr>
+              <w:t>Not used in pick zones</w:t>
+            </w:r>
+          </w:p>
+        </w:tc>
+      </w:tr>
+      <w:tr>
+        <w:trPr>
+          <w:cantSplit/>
+        </w:trPr>
+        <w:tc>
+          <w:tcPr>
+            <w:tcW w:type="dxa" w:w="2041"/>
+          </w:tcPr>
+          <w:p>
+            <w:r/>
+            <w:r>
+              <w:rPr>
+                <w:sz w:val="19"/>
+              </w:rPr>
+              <w:t>Put-to-light wall</w:t>
+            </w:r>
+          </w:p>
+        </w:tc>
+        <w:tc>
+          <w:tcPr>
+            <w:tcW w:type="dxa" w:w="4762"/>
+          </w:tcPr>
+          <w:p>
+            <w:r/>
+            <w:r>
+              <w:rPr>
+                <w:sz w:val="19"/>
+              </w:rPr>
+              <w:t>sorts batch-picked small orders (84% of orders) into orders at packing</w:t>
+            </w:r>
+          </w:p>
+        </w:tc>
+        <w:tc>
+          <w:tcPr>
+            <w:tcW w:type="dxa" w:w="2268"/>
+          </w:tcPr>
+          <w:p>
+            <w:r/>
+            <w:r>
+              <w:rPr>
+                <w:sz w:val="19"/>
+              </w:rPr>
+              <w:t>Used at packing</w:t>
+            </w:r>
+          </w:p>
+        </w:tc>
+      </w:tr>
+    </w:tbl>
+    <w:p>
+      <w:pPr>
+        <w:spacing w:after="40"/>
+      </w:pPr>
+    </w:p>
+    <w:p>
+      <w:pPr>
         <w:pStyle w:val="Heading2"/>
       </w:pPr>
       <w:r>
@@ -9518,7 +12299,7 @@
               <w:rPr>
                 <w:sz w:val="19"/>
               </w:rPr>
-              <w:t>8.3</w:t>
+              <w:t>7.8</w:t>
             </w:r>
           </w:p>
         </w:tc>
@@ -9536,7 +12317,7 @@
               <w:rPr>
                 <w:sz w:val="19"/>
               </w:rPr>
-              <w:t>15.2</w:t>
+              <w:t>14.3</w:t>
             </w:r>
           </w:p>
         </w:tc>
@@ -9750,7 +12531,7 @@
               <w:rPr>
                 <w:sz w:val="19"/>
               </w:rPr>
-              <w:t>6.6</w:t>
+              <w:t>6.5</w:t>
             </w:r>
           </w:p>
         </w:tc>
@@ -10228,7 +13009,7 @@
               <w:rPr>
                 <w:sz w:val="19"/>
               </w:rPr>
-              <w:t>One order per pallet; ~15 lines in ~22 min; drops the pallet at packing</w:t>
+              <w:t>One order per pallet; ~15 lines in ~20 min; drops the pallet at packing</w:t>
             </w:r>
           </w:p>
         </w:tc>
@@ -12208,6 +14989,321 @@
                 <w:sz w:val="19"/>
               </w:rPr>
               <w:t>No battery room; chargers at P&amp;D points</w:t>
+            </w:r>
+          </w:p>
+        </w:tc>
+      </w:tr>
+    </w:tbl>
+    <w:p>
+      <w:pPr>
+        <w:spacing w:after="40"/>
+      </w:pPr>
+    </w:p>
+    <w:p>
+      <w:pPr>
+        <w:pStyle w:val="Heading2"/>
+      </w:pPr>
+      <w:r>
+        <w:t>6.4 Expected performance on the W3 KPIs</w:t>
+      </w:r>
+    </w:p>
+    <w:p>
+      <w:pPr>
+        <w:keepNext/>
+        <w:spacing w:after="80"/>
+      </w:pPr>
+      <w:r>
+        <w:rPr>
+          <w:b w:val="0"/>
+          <w:i w:val="0"/>
+          <w:color w:val="222222"/>
+          <w:sz w:val="21"/>
+        </w:rPr>
+        <w:t>W3 names the KPIs that layout, storage and picking design drive. Expected values for Option B (Deliverable 3 adds cost and the full KPI set):</w:t>
+      </w:r>
+    </w:p>
+    <w:tbl>
+      <w:tblPr>
+        <w:tblStyle w:val="LightGrid-Accent1"/>
+        <w:tblW w:type="auto" w:w="0"/>
+        <w:jc w:val="center"/>
+        <w:tblLook w:firstColumn="1" w:firstRow="1" w:lastColumn="0" w:lastRow="0" w:noHBand="0" w:noVBand="1" w:val="04A0"/>
+      </w:tblPr>
+      <w:tblGrid>
+        <w:gridCol w:w="2880"/>
+        <w:gridCol w:w="2880"/>
+        <w:gridCol w:w="2880"/>
+      </w:tblGrid>
+      <w:tr>
+        <w:trPr>
+          <w:cantSplit/>
+        </w:trPr>
+        <w:tc>
+          <w:tcPr>
+            <w:tcW w:type="dxa" w:w="1928"/>
+          </w:tcPr>
+          <w:p>
+            <w:pPr>
+              <w:keepNext/>
+            </w:pPr>
+            <w:r/>
+            <w:r>
+              <w:rPr>
+                <w:b/>
+                <w:sz w:val="19"/>
+              </w:rPr>
+              <w:t>KPI (W3)</w:t>
+            </w:r>
+          </w:p>
+        </w:tc>
+        <w:tc>
+          <w:tcPr>
+            <w:tcW w:type="dxa" w:w="3515"/>
+          </w:tcPr>
+          <w:p>
+            <w:pPr>
+              <w:keepNext/>
+            </w:pPr>
+            <w:r/>
+            <w:r>
+              <w:rPr>
+                <w:b/>
+                <w:sz w:val="19"/>
+              </w:rPr>
+              <w:t>Expected</w:t>
+            </w:r>
+          </w:p>
+        </w:tc>
+        <w:tc>
+          <w:tcPr>
+            <w:tcW w:type="dxa" w:w="3628"/>
+          </w:tcPr>
+          <w:p>
+            <w:pPr>
+              <w:keepNext/>
+            </w:pPr>
+            <w:r/>
+            <w:r>
+              <w:rPr>
+                <w:b/>
+                <w:sz w:val="19"/>
+              </w:rPr>
+              <w:t>Basis</w:t>
+            </w:r>
+          </w:p>
+        </w:tc>
+      </w:tr>
+      <w:tr>
+        <w:trPr>
+          <w:cantSplit/>
+        </w:trPr>
+        <w:tc>
+          <w:tcPr>
+            <w:tcW w:type="dxa" w:w="1928"/>
+          </w:tcPr>
+          <w:p>
+            <w:pPr>
+              <w:keepNext/>
+            </w:pPr>
+            <w:r/>
+            <w:r>
+              <w:rPr>
+                <w:sz w:val="19"/>
+              </w:rPr>
+              <w:t>Dock-to-stock time</w:t>
+            </w:r>
+          </w:p>
+        </w:tc>
+        <w:tc>
+          <w:tcPr>
+            <w:tcW w:type="dxa" w:w="3515"/>
+          </w:tcPr>
+          <w:p>
+            <w:pPr>
+              <w:keepNext/>
+            </w:pPr>
+            <w:r/>
+            <w:r>
+              <w:rPr>
+                <w:sz w:val="19"/>
+              </w:rPr>
+              <w:t>~1.5 h per palletised trailer; ~3.8 h per loose container</w:t>
+            </w:r>
+          </w:p>
+        </w:tc>
+        <w:tc>
+          <w:tcPr>
+            <w:tcW w:type="dxa" w:w="3628"/>
+          </w:tcPr>
+          <w:p>
+            <w:pPr>
+              <w:keepNext/>
+            </w:pPr>
+            <w:r/>
+            <w:r>
+              <w:rPr>
+                <w:sz w:val="19"/>
+              </w:rPr>
+              <w:t>unload ~1 min/pallet (ERE 225) while 2 reach trucks put away in parallel; container de-stuffed by contractor</w:t>
+            </w:r>
+          </w:p>
+        </w:tc>
+      </w:tr>
+      <w:tr>
+        <w:trPr>
+          <w:cantSplit/>
+        </w:trPr>
+        <w:tc>
+          <w:tcPr>
+            <w:tcW w:type="dxa" w:w="1928"/>
+          </w:tcPr>
+          <w:p>
+            <w:pPr>
+              <w:keepNext/>
+            </w:pPr>
+            <w:r/>
+            <w:r>
+              <w:rPr>
+                <w:sz w:val="19"/>
+              </w:rPr>
+              <w:t>Put-away cycle time</w:t>
+            </w:r>
+          </w:p>
+        </w:tc>
+        <w:tc>
+          <w:tcPr>
+            <w:tcW w:type="dxa" w:w="3515"/>
+          </w:tcPr>
+          <w:p>
+            <w:pPr>
+              <w:keepNext/>
+            </w:pPr>
+            <w:r/>
+            <w:r>
+              <w:rPr>
+                <w:sz w:val="19"/>
+              </w:rPr>
+              <w:t>2.5 min per pallet (~24 per truck-hour)</w:t>
+            </w:r>
+          </w:p>
+        </w:tc>
+        <w:tc>
+          <w:tcPr>
+            <w:tcW w:type="dxa" w:w="3628"/>
+          </w:tcPr>
+          <w:p>
+            <w:pPr>
+              <w:keepNext/>
+            </w:pPr>
+            <w:r/>
+            <w:r>
+              <w:rPr>
+                <w:sz w:val="19"/>
+              </w:rPr>
+              <w:t>ETV 216i cycle model on the Option B routes (S006)</w:t>
+            </w:r>
+          </w:p>
+        </w:tc>
+      </w:tr>
+      <w:tr>
+        <w:trPr>
+          <w:cantSplit/>
+        </w:trPr>
+        <w:tc>
+          <w:tcPr>
+            <w:tcW w:type="dxa" w:w="1928"/>
+          </w:tcPr>
+          <w:p>
+            <w:pPr>
+              <w:keepNext/>
+            </w:pPr>
+            <w:r/>
+            <w:r>
+              <w:rPr>
+                <w:sz w:val="19"/>
+              </w:rPr>
+              <w:t>Pick rate</w:t>
+            </w:r>
+          </w:p>
+        </w:tc>
+        <w:tc>
+          <w:tcPr>
+            <w:tcW w:type="dxa" w:w="3515"/>
+          </w:tcPr>
+          <w:p>
+            <w:pPr>
+              <w:keepNext/>
+            </w:pPr>
+            <w:r/>
+            <w:r>
+              <w:rPr>
+                <w:sz w:val="19"/>
+              </w:rPr>
+              <w:t>~56 lines per picker-hour overall (fast-pick 99, reserve 62, large orders 44)</w:t>
+            </w:r>
+          </w:p>
+        </w:tc>
+        <w:tc>
+          <w:tcPr>
+            <w:tcW w:type="dxa" w:w="3628"/>
+          </w:tcPr>
+          <w:p>
+            <w:pPr>
+              <w:keepNext/>
+            </w:pPr>
+            <w:r/>
+            <w:r>
+              <w:rPr>
+                <w:sz w:val="19"/>
+              </w:rPr>
+              <w:t>pick-time model, largest-gap routing, trolley batching</w:t>
+            </w:r>
+          </w:p>
+        </w:tc>
+      </w:tr>
+      <w:tr>
+        <w:trPr>
+          <w:cantSplit/>
+        </w:trPr>
+        <w:tc>
+          <w:tcPr>
+            <w:tcW w:type="dxa" w:w="1928"/>
+          </w:tcPr>
+          <w:p>
+            <w:r/>
+            <w:r>
+              <w:rPr>
+                <w:sz w:val="19"/>
+              </w:rPr>
+              <w:t>On-time shipment rate</w:t>
+            </w:r>
+          </w:p>
+        </w:tc>
+        <w:tc>
+          <w:tcPr>
+            <w:tcW w:type="dxa" w:w="3515"/>
+          </w:tcPr>
+          <w:p>
+            <w:r/>
+            <w:r>
+              <w:rPr>
+                <w:sz w:val="19"/>
+              </w:rPr>
+              <w:t>target ≥ 98% staged before the booked departure</w:t>
+            </w:r>
+          </w:p>
+        </w:tc>
+        <w:tc>
+          <w:tcPr>
+            <w:tcW w:type="dxa" w:w="3628"/>
+          </w:tcPr>
+          <w:p>
+            <w:r/>
+            <w:r>
+              <w:rPr>
+                <w:sz w:val="19"/>
+              </w:rPr>
+              <w:t>waves end 45 min before each slot; today 50.1% of lines are staged 'LATE' (A005, definition to confirm)</w:t>
             </w:r>
           </w:p>
         </w:tc>
@@ -13232,6 +16328,9 @@
             <w:tcW w:type="dxa" w:w="850"/>
           </w:tcPr>
           <w:p>
+            <w:pPr>
+              <w:keepNext/>
+            </w:pPr>
             <w:r/>
             <w:r>
               <w:rPr>
@@ -13246,12 +16345,66 @@
             <w:tcW w:type="dxa" w:w="6520"/>
           </w:tcPr>
           <w:p>
+            <w:pPr>
+              <w:keepNext/>
+            </w:pPr>
             <w:r/>
             <w:r>
               <w:rPr>
                 <w:sz w:val="19"/>
               </w:rPr>
               <w:t>Pick-time model parameters</w:t>
+            </w:r>
+          </w:p>
+        </w:tc>
+        <w:tc>
+          <w:tcPr>
+            <w:tcW w:type="dxa" w:w="1134"/>
+          </w:tcPr>
+          <w:p>
+            <w:pPr>
+              <w:keepNext/>
+              <w:jc w:val="right"/>
+            </w:pPr>
+            <w:r/>
+            <w:r>
+              <w:rPr>
+                <w:sz w:val="19"/>
+              </w:rPr>
+              <w:t>HIGH</w:t>
+            </w:r>
+          </w:p>
+        </w:tc>
+      </w:tr>
+      <w:tr>
+        <w:trPr>
+          <w:cantSplit/>
+        </w:trPr>
+        <w:tc>
+          <w:tcPr>
+            <w:tcW w:type="dxa" w:w="850"/>
+          </w:tcPr>
+          <w:p>
+            <w:r/>
+            <w:r>
+              <w:rPr>
+                <w:sz w:val="19"/>
+              </w:rPr>
+              <w:t>A028</w:t>
+            </w:r>
+          </w:p>
+        </w:tc>
+        <w:tc>
+          <w:tcPr>
+            <w:tcW w:type="dxa" w:w="6520"/>
+          </w:tcPr>
+          <w:p>
+            <w:r/>
+            <w:r>
+              <w:rPr>
+                <w:sz w:val="19"/>
+              </w:rPr>
+              <w:t>Hazardous SKUs: hazard class unknown - PGS 15 (packaged hazardous substances) or PGS 37 (lithium batteries) to be confirmed</w:t>
             </w:r>
           </w:p>
         </w:tc>
@@ -13327,6 +16480,31 @@
           <w:sz w:val="21"/>
         </w:rPr>
         <w:t xml:space="preserve"> telescopic-fork residual capacity at 10 m (A021).</w:t>
+      </w:r>
+    </w:p>
+    <w:p>
+      <w:pPr>
+        <w:pStyle w:val="ListBullet"/>
+      </w:pPr>
+      <w:r>
+        <w:rPr>
+          <w:b w:val="0"/>
+          <w:sz w:val="21"/>
+        </w:rPr>
+      </w:r>
+      <w:r>
+        <w:rPr>
+          <w:b/>
+          <w:sz w:val="21"/>
+        </w:rPr>
+        <w:t>To confirm with Assa Abloy:</w:t>
+      </w:r>
+      <w:r>
+        <w:rPr>
+          <w:b w:val="0"/>
+          <w:sz w:val="21"/>
+        </w:rPr>
+        <w:t xml:space="preserve"> the hazard class of the 138 flagged SKUs, which decides the hazmat section (A028).</w:t>
       </w:r>
     </w:p>
     <w:sectPr>

--- a/deliverables/Deliverable_2_Future_State.docx
+++ b/deliverables/Deliverable_2_Future_State.docx
@@ -57,11 +57,12 @@
         <w:tblStyle w:val="LightGrid-Accent1"/>
         <w:tblW w:type="auto" w:w="0"/>
         <w:jc w:val="center"/>
+        <w:tblLayout w:type="fixed"/>
         <w:tblLook w:firstColumn="1" w:firstRow="1" w:lastColumn="0" w:lastRow="0" w:noHBand="0" w:noVBand="1" w:val="04A0"/>
       </w:tblPr>
       <w:tblGrid>
-        <w:gridCol w:w="4320"/>
-        <w:gridCol w:w="4320"/>
+        <w:gridCol w:w="2551"/>
+        <w:gridCol w:w="6236"/>
       </w:tblGrid>
       <w:tr>
         <w:trPr>
@@ -327,7 +328,7 @@
               <w:rPr>
                 <w:sz w:val="19"/>
               </w:rPr>
-              <w:t>v2 — adds inbound (loose containers), dock-door calculation, Jungheinrich MHE, order release</w:t>
+              <w:t>v3 (with Deliverable 3) — single-deep back-to-back racks, loose-container zone, machinery review</w:t>
             </w:r>
           </w:p>
         </w:tc>
@@ -396,7 +397,7 @@
           <w:color w:val="222222"/>
           <w:sz w:val="21"/>
         </w:rPr>
-        <w:t>Option B was selected in Deliverable 1. It combines two-deep (double-deep) reserve racking, selective + cantilever racking for irregular and long goods, and a fast-pick area (carton-flow / shelving) for the best-sellers, run with demand-based slotting and zone + batch picking. This version builds in the points agreed with the teacher and DHL:</w:t>
+        <w:t>Option B was selected in Deliverable 1. It combines single-deep pallet racking placed back-to-back (one pallet each side, every pallet reachable from an aisle), selective + cantilever racking for irregular and long goods, and a fast-pick area (carton-flow / shelving) for the best-sellers, run with demand-based slotting and zone + batch picking. This version builds in the points agreed with the teacher and DHL:</w:t>
       </w:r>
     </w:p>
     <w:tbl>
@@ -404,12 +405,13 @@
         <w:tblStyle w:val="LightGrid-Accent1"/>
         <w:tblW w:type="auto" w:w="0"/>
         <w:jc w:val="center"/>
+        <w:tblLayout w:type="fixed"/>
         <w:tblLook w:firstColumn="1" w:firstRow="1" w:lastColumn="0" w:lastRow="0" w:noHBand="0" w:noVBand="1" w:val="04A0"/>
       </w:tblPr>
       <w:tblGrid>
-        <w:gridCol w:w="2880"/>
-        <w:gridCol w:w="2880"/>
-        <w:gridCol w:w="2880"/>
+        <w:gridCol w:w="1701"/>
+        <w:gridCol w:w="2835"/>
+        <w:gridCol w:w="4535"/>
       </w:tblGrid>
       <w:tr>
         <w:trPr>
@@ -745,7 +747,7 @@
               <w:rPr>
                 <w:sz w:val="19"/>
               </w:rPr>
-              <w:t>Jungheinrich ETV 216i ×3, EJE 120i ×4, ERE 225 ×2 + 6 pick trolleys; ECE 225 dropped (too long for the aisles, 2 pallets far too big for the orders)</w:t>
+              <w:t>Jungheinrich ETV 216i ×2, EJE 120i ×3, ERE 225 ×2 + 6 pick trolleys; ECE 225 dropped (too long for the aisles, 2 pallets far too big for the orders)</w:t>
             </w:r>
           </w:p>
         </w:tc>
@@ -952,7 +954,7 @@
               <w:rPr>
                 <w:sz w:val="19"/>
               </w:rPr>
-              <w:t>De-stuffed by DHL staff</w:t>
+              <w:t>Unpacked at the dock door</w:t>
             </w:r>
           </w:p>
         </w:tc>
@@ -969,7 +971,63 @@
               <w:rPr>
                 <w:sz w:val="19"/>
               </w:rPr>
-              <w:t>Outsourced to an on-site contractor (DHL keeps the dock slot)</w:t>
+              <w:t>Own 190 m² loose-container zone at door R1: unpack, sort per SKU, build pallets</w:t>
+            </w:r>
+          </w:p>
+        </w:tc>
+      </w:tr>
+      <w:tr>
+        <w:trPr>
+          <w:cantSplit/>
+        </w:trPr>
+        <w:tc>
+          <w:tcPr>
+            <w:tcW w:type="dxa" w:w="1701"/>
+          </w:tcPr>
+          <w:p>
+            <w:pPr>
+              <w:keepNext/>
+            </w:pPr>
+            <w:r/>
+            <w:r>
+              <w:rPr>
+                <w:sz w:val="19"/>
+              </w:rPr>
+              <w:t>Racking</w:t>
+            </w:r>
+          </w:p>
+        </w:tc>
+        <w:tc>
+          <w:tcPr>
+            <w:tcW w:type="dxa" w:w="2835"/>
+          </w:tcPr>
+          <w:p>
+            <w:pPr>
+              <w:keepNext/>
+            </w:pPr>
+            <w:r/>
+            <w:r>
+              <w:rPr>
+                <w:sz w:val="19"/>
+              </w:rPr>
+              <w:t>Double-deep (telescopic forks)</w:t>
+            </w:r>
+          </w:p>
+        </w:tc>
+        <w:tc>
+          <w:tcPr>
+            <w:tcW w:type="dxa" w:w="4535"/>
+          </w:tcPr>
+          <w:p>
+            <w:pPr>
+              <w:keepNext/>
+            </w:pPr>
+            <w:r/>
+            <w:r>
+              <w:rPr>
+                <w:sz w:val="19"/>
+              </w:rPr>
+              <w:t>Single-deep back-to-back: 9,504 positions, standard forks</w:t>
             </w:r>
           </w:p>
         </w:tc>
@@ -1046,11 +1104,12 @@
         <w:tblStyle w:val="LightGrid-Accent1"/>
         <w:tblW w:type="auto" w:w="0"/>
         <w:jc w:val="center"/>
+        <w:tblLayout w:type="fixed"/>
         <w:tblLook w:firstColumn="1" w:firstRow="1" w:lastColumn="0" w:lastRow="0" w:noHBand="0" w:noVBand="1" w:val="04A0"/>
       </w:tblPr>
       <w:tblGrid>
-        <w:gridCol w:w="4320"/>
-        <w:gridCol w:w="4320"/>
+        <w:gridCol w:w="3402"/>
+        <w:gridCol w:w="5669"/>
       </w:tblGrid>
       <w:tr>
         <w:trPr>
@@ -1515,14 +1574,14 @@
           <w:b/>
           <w:sz w:val="21"/>
         </w:rPr>
-        <w:t>Loose container (door R1, container dock):</w:t>
+        <w:t>Loose container (door R1, next to the loose-container zone):</w:t>
       </w:r>
       <w:r>
         <w:rPr>
           <w:b w:val="0"/>
           <w:sz w:val="21"/>
         </w:rPr>
-        <w:t xml:space="preserve"> dock → an on-site contractor crew de-stuffs the cartons, sorts them by SKU and builds pallets → DHL prints LPN labels, scans against the ASN and puts away. About 3 h per 40 ft container (A019, A026, Section 4.6).</w:t>
+        <w:t xml:space="preserve"> dock → a 2-person crew rolls the cartons out on an extendable roller conveyor, sorts them by SKU and builds pallets on the build spots → stretch-wrap, print LPN labels, scan against the ASN → the pallet goes to normal putaway. About 3 h per 40 ft container (A019, A026, Section 4.6).</w:t>
       </w:r>
     </w:p>
     <w:p>
@@ -1582,7 +1641,7 @@
       <w:r>
         <w:drawing>
           <wp:inline xmlns:a="http://schemas.openxmlformats.org/drawingml/2006/main" xmlns:pic="http://schemas.openxmlformats.org/drawingml/2006/picture">
-            <wp:extent cx="4320000" cy="3631729"/>
+            <wp:extent cx="4320000" cy="3635122"/>
             <wp:docPr id="2" name="Picture 2"/>
             <wp:cNvGraphicFramePr>
               <a:graphicFrameLocks noChangeAspect="1"/>
@@ -1603,7 +1662,7 @@
                   <pic:spPr>
                     <a:xfrm>
                       <a:off x="0" y="0"/>
-                      <a:ext cx="4320000" cy="3631729"/>
+                      <a:ext cx="4320000" cy="3635122"/>
                     </a:xfrm>
                     <a:prstGeom prst="rect"/>
                   </pic:spPr>
@@ -1906,7 +1965,7 @@
       <w:r>
         <w:drawing>
           <wp:inline xmlns:a="http://schemas.openxmlformats.org/drawingml/2006/main" xmlns:pic="http://schemas.openxmlformats.org/drawingml/2006/picture">
-            <wp:extent cx="4320000" cy="4073612"/>
+            <wp:extent cx="4320000" cy="3853813"/>
             <wp:docPr id="4" name="Picture 4"/>
             <wp:cNvGraphicFramePr>
               <a:graphicFrameLocks noChangeAspect="1"/>
@@ -1927,7 +1986,7 @@
                   <pic:spPr>
                     <a:xfrm>
                       <a:off x="0" y="0"/>
-                      <a:ext cx="4320000" cy="4073612"/>
+                      <a:ext cx="4320000" cy="3853813"/>
                     </a:xfrm>
                     <a:prstGeom prst="rect"/>
                   </pic:spPr>
@@ -2043,7 +2102,7 @@
       <w:r>
         <w:drawing>
           <wp:inline xmlns:a="http://schemas.openxmlformats.org/drawingml/2006/main" xmlns:pic="http://schemas.openxmlformats.org/drawingml/2006/picture">
-            <wp:extent cx="4320000" cy="4268366"/>
+            <wp:extent cx="4320000" cy="4099592"/>
             <wp:docPr id="5" name="Picture 5"/>
             <wp:cNvGraphicFramePr>
               <a:graphicFrameLocks noChangeAspect="1"/>
@@ -2064,7 +2123,7 @@
                   <pic:spPr>
                     <a:xfrm>
                       <a:off x="0" y="0"/>
-                      <a:ext cx="4320000" cy="4268366"/>
+                      <a:ext cx="4320000" cy="4099592"/>
                     </a:xfrm>
                     <a:prstGeom prst="rect"/>
                   </pic:spPr>
@@ -2215,12 +2274,13 @@
         <w:tblStyle w:val="LightGrid-Accent1"/>
         <w:tblW w:type="auto" w:w="0"/>
         <w:jc w:val="center"/>
+        <w:tblLayout w:type="fixed"/>
         <w:tblLook w:firstColumn="1" w:firstRow="1" w:lastColumn="0" w:lastRow="0" w:noHBand="0" w:noVBand="1" w:val="04A0"/>
       </w:tblPr>
       <w:tblGrid>
-        <w:gridCol w:w="2880"/>
-        <w:gridCol w:w="2880"/>
-        <w:gridCol w:w="2880"/>
+        <w:gridCol w:w="1701"/>
+        <w:gridCol w:w="4252"/>
+        <w:gridCol w:w="3118"/>
       </w:tblGrid>
       <w:tr>
         <w:trPr>
@@ -3012,13 +3072,14 @@
         <w:tblStyle w:val="LightGrid-Accent1"/>
         <w:tblW w:type="auto" w:w="0"/>
         <w:jc w:val="center"/>
+        <w:tblLayout w:type="fixed"/>
         <w:tblLook w:firstColumn="1" w:firstRow="1" w:lastColumn="0" w:lastRow="0" w:noHBand="0" w:noVBand="1" w:val="04A0"/>
       </w:tblPr>
       <w:tblGrid>
-        <w:gridCol w:w="2160"/>
-        <w:gridCol w:w="2160"/>
-        <w:gridCol w:w="2160"/>
-        <w:gridCol w:w="2160"/>
+        <w:gridCol w:w="2268"/>
+        <w:gridCol w:w="1701"/>
+        <w:gridCol w:w="1701"/>
+        <w:gridCol w:w="1701"/>
       </w:tblGrid>
       <w:tr>
         <w:trPr>
@@ -3132,7 +3193,7 @@
               <w:rPr>
                 <w:sz w:val="19"/>
               </w:rPr>
-              <w:t>162</w:t>
+              <w:t>161</w:t>
             </w:r>
           </w:p>
         </w:tc>
@@ -3150,7 +3211,7 @@
               <w:rPr>
                 <w:sz w:val="19"/>
               </w:rPr>
-              <w:t>173</w:t>
+              <w:t>172</w:t>
             </w:r>
           </w:p>
         </w:tc>
@@ -3168,7 +3229,7 @@
               <w:rPr>
                 <w:sz w:val="19"/>
               </w:rPr>
-              <w:t>119</w:t>
+              <w:t>121</w:t>
             </w:r>
           </w:p>
         </w:tc>
@@ -3208,7 +3269,7 @@
               <w:rPr>
                 <w:sz w:val="19"/>
               </w:rPr>
-              <w:t>110</w:t>
+              <w:t>111</w:t>
             </w:r>
           </w:p>
         </w:tc>
@@ -3226,7 +3287,7 @@
               <w:rPr>
                 <w:sz w:val="19"/>
               </w:rPr>
-              <w:t>150</w:t>
+              <w:t>152</w:t>
             </w:r>
           </w:p>
         </w:tc>
@@ -3244,7 +3305,7 @@
               <w:rPr>
                 <w:sz w:val="19"/>
               </w:rPr>
-              <w:t>194</w:t>
+              <w:t>191</w:t>
             </w:r>
           </w:p>
         </w:tc>
@@ -3284,7 +3345,7 @@
               <w:rPr>
                 <w:sz w:val="19"/>
               </w:rPr>
-              <w:t>78</w:t>
+              <w:t>83</w:t>
             </w:r>
           </w:p>
         </w:tc>
@@ -3302,7 +3363,7 @@
               <w:rPr>
                 <w:sz w:val="19"/>
               </w:rPr>
-              <w:t>136</w:t>
+              <w:t>124</w:t>
             </w:r>
           </w:p>
         </w:tc>
@@ -3320,7 +3381,7 @@
               <w:rPr>
                 <w:sz w:val="19"/>
               </w:rPr>
-              <w:t>240</w:t>
+              <w:t>247</w:t>
             </w:r>
           </w:p>
         </w:tc>
@@ -3360,7 +3421,7 @@
               <w:rPr>
                 <w:sz w:val="19"/>
               </w:rPr>
-              <w:t>78</w:t>
+              <w:t>73</w:t>
             </w:r>
           </w:p>
         </w:tc>
@@ -3378,7 +3439,7 @@
               <w:rPr>
                 <w:sz w:val="19"/>
               </w:rPr>
-              <w:t>91</w:t>
+              <w:t>105</w:t>
             </w:r>
           </w:p>
         </w:tc>
@@ -3396,7 +3457,7 @@
               <w:rPr>
                 <w:sz w:val="19"/>
               </w:rPr>
-              <w:t>285</w:t>
+              <w:t>276</w:t>
             </w:r>
           </w:p>
         </w:tc>
@@ -3449,7 +3510,7 @@
               <w:rPr>
                 <w:sz w:val="19"/>
               </w:rPr>
-              <w:t>72</w:t>
+              <w:t>70</w:t>
             </w:r>
           </w:p>
         </w:tc>
@@ -3466,7 +3527,7 @@
               <w:rPr>
                 <w:sz w:val="19"/>
               </w:rPr>
-              <w:t>326</w:t>
+              <w:t>328</w:t>
             </w:r>
           </w:p>
         </w:tc>
@@ -3524,7 +3585,7 @@
           <w:b w:val="0"/>
           <w:sz w:val="21"/>
         </w:rPr>
-        <w:t xml:space="preserve"> 134 A items are bulky (poor COI) → kept on pallet faces at ground level near packing, not in carton-flow; 119 C items are tiny but picked often (best COI) → moved into the fast-pick shelving.</w:t>
+        <w:t xml:space="preserve"> 129 A items are bulky (poor COI) → kept on pallet faces at ground level near packing, not in carton-flow; 121 C items are tiny but picked often (best COI) → moved into the fast-pick shelving.</w:t>
       </w:r>
     </w:p>
     <w:p>
@@ -3587,15 +3648,16 @@
         <w:tblStyle w:val="LightGrid-Accent1"/>
         <w:tblW w:type="auto" w:w="0"/>
         <w:jc w:val="center"/>
+        <w:tblLayout w:type="fixed"/>
         <w:tblLook w:firstColumn="1" w:firstRow="1" w:lastColumn="0" w:lastRow="0" w:noHBand="0" w:noVBand="1" w:val="04A0"/>
       </w:tblPr>
       <w:tblGrid>
-        <w:gridCol w:w="1440"/>
-        <w:gridCol w:w="1440"/>
-        <w:gridCol w:w="1440"/>
-        <w:gridCol w:w="1440"/>
-        <w:gridCol w:w="1440"/>
-        <w:gridCol w:w="1440"/>
+        <w:gridCol w:w="1701"/>
+        <w:gridCol w:w="1474"/>
+        <w:gridCol w:w="1587"/>
+        <w:gridCol w:w="1361"/>
+        <w:gridCol w:w="1361"/>
+        <w:gridCol w:w="1361"/>
       </w:tblGrid>
       <w:tr>
         <w:trPr>
@@ -4133,7 +4195,7 @@
       <w:r>
         <w:drawing>
           <wp:inline xmlns:a="http://schemas.openxmlformats.org/drawingml/2006/main" xmlns:pic="http://schemas.openxmlformats.org/drawingml/2006/picture">
-            <wp:extent cx="5580000" cy="2685417"/>
+            <wp:extent cx="5580000" cy="2262622"/>
             <wp:docPr id="7" name="Picture 7"/>
             <wp:cNvGraphicFramePr>
               <a:graphicFrameLocks noChangeAspect="1"/>
@@ -4154,7 +4216,7 @@
                   <pic:spPr>
                     <a:xfrm>
                       <a:off x="0" y="0"/>
-                      <a:ext cx="5580000" cy="2685417"/>
+                      <a:ext cx="5580000" cy="2262622"/>
                     </a:xfrm>
                     <a:prstGeom prst="rect"/>
                   </pic:spPr>
@@ -4252,7 +4314,7 @@
           <w:b w:val="0"/>
           <w:sz w:val="21"/>
         </w:rPr>
-        <w:t xml:space="preserve"> release work in waves (e.g. 06:00, 09:30, 12:00 plus a same-day wave for early orders). Levelling the load frees ~24% of peak-hour picker capacity without any change in customer service.</w:t>
+        <w:t xml:space="preserve"> release work in 3 waves — W1 at 06:00, W2 at 09:30, W3 at 12:45 (W3 is the same-day wave for orders received before 12:00, Section 4.5). Levelling the load frees ~24% of peak-hour picker capacity without any change in customer service.</w:t>
       </w:r>
     </w:p>
     <w:p>
@@ -4282,14 +4344,15 @@
         <w:tblStyle w:val="LightGrid-Accent1"/>
         <w:tblW w:type="auto" w:w="0"/>
         <w:jc w:val="center"/>
+        <w:tblLayout w:type="fixed"/>
         <w:tblLook w:firstColumn="1" w:firstRow="1" w:lastColumn="0" w:lastRow="0" w:noHBand="0" w:noVBand="1" w:val="04A0"/>
       </w:tblPr>
       <w:tblGrid>
-        <w:gridCol w:w="1728"/>
-        <w:gridCol w:w="1728"/>
-        <w:gridCol w:w="1728"/>
-        <w:gridCol w:w="1728"/>
-        <w:gridCol w:w="1728"/>
+        <w:gridCol w:w="4195"/>
+        <w:gridCol w:w="1361"/>
+        <w:gridCol w:w="1361"/>
+        <w:gridCol w:w="1247"/>
+        <w:gridCol w:w="1134"/>
       </w:tblGrid>
       <w:tr>
         <w:trPr>
@@ -4813,7 +4876,7 @@
       <w:r>
         <w:drawing>
           <wp:inline xmlns:a="http://schemas.openxmlformats.org/drawingml/2006/main" xmlns:pic="http://schemas.openxmlformats.org/drawingml/2006/picture">
-            <wp:extent cx="5040000" cy="2619770"/>
+            <wp:extent cx="5040000" cy="2622335"/>
             <wp:docPr id="8" name="Picture 8"/>
             <wp:cNvGraphicFramePr>
               <a:graphicFrameLocks noChangeAspect="1"/>
@@ -4834,7 +4897,7 @@
                   <pic:spPr>
                     <a:xfrm>
                       <a:off x="0" y="0"/>
-                      <a:ext cx="5040000" cy="2619770"/>
+                      <a:ext cx="5040000" cy="2622335"/>
                     </a:xfrm>
                     <a:prstGeom prst="rect"/>
                   </pic:spPr>
@@ -4865,11 +4928,12 @@
         <w:tblStyle w:val="LightGrid-Accent1"/>
         <w:tblW w:type="auto" w:w="0"/>
         <w:jc w:val="center"/>
+        <w:tblLayout w:type="fixed"/>
         <w:tblLook w:firstColumn="1" w:firstRow="1" w:lastColumn="0" w:lastRow="0" w:noHBand="0" w:noVBand="1" w:val="04A0"/>
       </w:tblPr>
       <w:tblGrid>
-        <w:gridCol w:w="4320"/>
-        <w:gridCol w:w="4320"/>
+        <w:gridCol w:w="5669"/>
+        <w:gridCol w:w="3402"/>
       </w:tblGrid>
       <w:tr>
         <w:trPr>
@@ -5279,7 +5343,7 @@
           <w:color w:val="222222"/>
           <w:sz w:val="21"/>
         </w:rPr>
-        <w:t>Trailers get fixed departure slots, set close to each carrier's current median departure time (measured), and the picking waves are planned backwards from them: every wave finishes about 45 minutes before its trailers' dock slots, leaving time to pack and stage.</w:t>
+        <w:t>Trailers get fixed departure slots, set close to each carrier's current median departure time (measured), and the picking waves are planned backwards from them: every wave finishes at least 45 minutes before the departure time of the trailers it feeds, leaving time to pack and stage.</w:t>
       </w:r>
     </w:p>
     <w:p>
@@ -5289,7 +5353,7 @@
       <w:r>
         <w:drawing>
           <wp:inline xmlns:a="http://schemas.openxmlformats.org/drawingml/2006/main" xmlns:pic="http://schemas.openxmlformats.org/drawingml/2006/picture">
-            <wp:extent cx="6120000" cy="2630911"/>
+            <wp:extent cx="6120000" cy="2376863"/>
             <wp:docPr id="9" name="Picture 9"/>
             <wp:cNvGraphicFramePr>
               <a:graphicFrameLocks noChangeAspect="1"/>
@@ -5310,7 +5374,7 @@
                   <pic:spPr>
                     <a:xfrm>
                       <a:off x="0" y="0"/>
-                      <a:ext cx="6120000" cy="2630911"/>
+                      <a:ext cx="6120000" cy="2376863"/>
                     </a:xfrm>
                     <a:prstGeom prst="rect"/>
                   </pic:spPr>
@@ -5341,13 +5405,14 @@
         <w:tblStyle w:val="LightGrid-Accent1"/>
         <w:tblW w:type="auto" w:w="0"/>
         <w:jc w:val="center"/>
+        <w:tblLayout w:type="fixed"/>
         <w:tblLook w:firstColumn="1" w:firstRow="1" w:lastColumn="0" w:lastRow="0" w:noHBand="0" w:noVBand="1" w:val="04A0"/>
       </w:tblPr>
       <w:tblGrid>
-        <w:gridCol w:w="2160"/>
-        <w:gridCol w:w="2160"/>
-        <w:gridCol w:w="2160"/>
-        <w:gridCol w:w="2160"/>
+        <w:gridCol w:w="1474"/>
+        <w:gridCol w:w="3969"/>
+        <w:gridCol w:w="1247"/>
+        <w:gridCol w:w="1701"/>
       </w:tblGrid>
       <w:tr>
         <w:trPr>
@@ -6449,7 +6514,21 @@
         <w:pStyle w:val="Heading2"/>
       </w:pPr>
       <w:r>
-        <w:t>4.6 Loose containers — in-house or outsourced?</w:t>
+        <w:t>4.6 Loose containers — their own zone</w:t>
+      </w:r>
+    </w:p>
+    <w:p>
+      <w:pPr>
+        <w:spacing w:after="80"/>
+      </w:pPr>
+      <w:r>
+        <w:rPr>
+          <w:b w:val="0"/>
+          <w:i w:val="0"/>
+          <w:color w:val="222222"/>
+          <w:sz w:val="21"/>
+        </w:rPr>
+        <w:t>After the last feedback meeting, loose containers get their own 190 m² zone directly behind door R1, between receiving and returns, so unpacking cartons does not share space with pallet receiving. The zone is sized from 568 Asian receipts in the stock data: a container brings a median of 20 pallets of 7 SKUs (p75: 34 pallets, 11 SKUs).</w:t>
       </w:r>
     </w:p>
     <w:tbl>
@@ -6457,14 +6536,12 @@
         <w:tblStyle w:val="LightGrid-Accent1"/>
         <w:tblW w:type="auto" w:w="0"/>
         <w:jc w:val="center"/>
+        <w:tblLayout w:type="fixed"/>
         <w:tblLook w:firstColumn="1" w:firstRow="1" w:lastColumn="0" w:lastRow="0" w:noHBand="0" w:noVBand="1" w:val="04A0"/>
       </w:tblPr>
       <w:tblGrid>
-        <w:gridCol w:w="1728"/>
-        <w:gridCol w:w="1728"/>
-        <w:gridCol w:w="1728"/>
-        <w:gridCol w:w="1728"/>
-        <w:gridCol w:w="1728"/>
+        <w:gridCol w:w="6236"/>
+        <w:gridCol w:w="1701"/>
       </w:tblGrid>
       <w:tr>
         <w:trPr>
@@ -6472,7 +6549,7 @@
         </w:trPr>
         <w:tc>
           <w:tcPr>
-            <w:tcW w:type="dxa" w:w="1814"/>
+            <w:tcW w:type="dxa" w:w="6236"/>
           </w:tcPr>
           <w:p>
             <w:pPr>
@@ -6484,13 +6561,13 @@
                 <w:b/>
                 <w:sz w:val="19"/>
               </w:rPr>
-              <w:t>Option</w:t>
-            </w:r>
-          </w:p>
-        </w:tc>
-        <w:tc>
-          <w:tcPr>
-            <w:tcW w:type="dxa" w:w="2154"/>
+              <w:t>Part of the zone</w:t>
+            </w:r>
+          </w:p>
+        </w:tc>
+        <w:tc>
+          <w:tcPr>
+            <w:tcW w:type="dxa" w:w="1701"/>
           </w:tcPr>
           <w:p>
             <w:pPr>
@@ -6502,61 +6579,7 @@
                 <w:b/>
                 <w:sz w:val="19"/>
               </w:rPr>
-              <w:t>How</w:t>
-            </w:r>
-          </w:p>
-        </w:tc>
-        <w:tc>
-          <w:tcPr>
-            <w:tcW w:type="dxa" w:w="1247"/>
-          </w:tcPr>
-          <w:p>
-            <w:pPr>
-              <w:keepNext/>
-            </w:pPr>
-            <w:r/>
-            <w:r>
-              <w:rPr>
-                <w:b/>
-                <w:sz w:val="19"/>
-              </w:rPr>
-              <w:t>DHL labour</w:t>
-            </w:r>
-          </w:p>
-        </w:tc>
-        <w:tc>
-          <w:tcPr>
-            <w:tcW w:type="dxa" w:w="2041"/>
-          </w:tcPr>
-          <w:p>
-            <w:pPr>
-              <w:keepNext/>
-            </w:pPr>
-            <w:r/>
-            <w:r>
-              <w:rPr>
-                <w:b/>
-                <w:sz w:val="19"/>
-              </w:rPr>
-              <w:t>Pros</w:t>
-            </w:r>
-          </w:p>
-        </w:tc>
-        <w:tc>
-          <w:tcPr>
-            <w:tcW w:type="dxa" w:w="1928"/>
-          </w:tcPr>
-          <w:p>
-            <w:pPr>
-              <w:keepNext/>
-            </w:pPr>
-            <w:r/>
-            <w:r>
-              <w:rPr>
-                <w:b/>
-                <w:sz w:val="19"/>
-              </w:rPr>
-              <w:t>Cons</w:t>
+              <w:t>m²</w:t>
             </w:r>
           </w:p>
         </w:tc>
@@ -6567,86 +6590,36 @@
         </w:trPr>
         <w:tc>
           <w:tcPr>
-            <w:tcW w:type="dxa" w:w="1814"/>
-          </w:tcPr>
-          <w:p>
-            <w:pPr>
-              <w:keepNext/>
-            </w:pPr>
-            <w:r/>
-            <w:r>
-              <w:rPr>
-                <w:sz w:val="19"/>
-              </w:rPr>
-              <w:t>In-house DHL crew</w:t>
-            </w:r>
-          </w:p>
-        </w:tc>
-        <w:tc>
-          <w:tcPr>
-            <w:tcW w:type="dxa" w:w="2154"/>
-          </w:tcPr>
-          <w:p>
-            <w:pPr>
-              <w:keepNext/>
-            </w:pPr>
-            <w:r/>
-            <w:r>
-              <w:rPr>
-                <w:sz w:val="19"/>
-              </w:rPr>
-              <w:t>2 DHL staff de-stuff each container at door R1</w:t>
-            </w:r>
-          </w:p>
-        </w:tc>
-        <w:tc>
-          <w:tcPr>
-            <w:tcW w:type="dxa" w:w="1247"/>
-          </w:tcPr>
-          <w:p>
-            <w:pPr>
-              <w:keepNext/>
-            </w:pPr>
-            <w:r/>
-            <w:r>
-              <w:rPr>
-                <w:sz w:val="19"/>
-              </w:rPr>
-              <w:t>6 person-h per container</w:t>
-            </w:r>
-          </w:p>
-        </w:tc>
-        <w:tc>
-          <w:tcPr>
-            <w:tcW w:type="dxa" w:w="2041"/>
-          </w:tcPr>
-          <w:p>
-            <w:pPr>
-              <w:keepNext/>
-            </w:pPr>
-            <w:r/>
-            <w:r>
-              <w:rPr>
-                <w:sz w:val="19"/>
-              </w:rPr>
-              <w:t>Full control, flexible timing</w:t>
-            </w:r>
-          </w:p>
-        </w:tc>
-        <w:tc>
-          <w:tcPr>
-            <w:tcW w:type="dxa" w:w="1928"/>
-          </w:tcPr>
-          <w:p>
-            <w:pPr>
-              <w:keepNext/>
-            </w:pPr>
-            <w:r/>
-            <w:r>
-              <w:rPr>
-                <w:sz w:val="19"/>
-              </w:rPr>
-              <w:t>Heavy manual handling, training, peak days need 2 crews</w:t>
+            <w:tcW w:type="dxa" w:w="6236"/>
+          </w:tcPr>
+          <w:p>
+            <w:pPr>
+              <w:keepNext/>
+            </w:pPr>
+            <w:r/>
+            <w:r>
+              <w:rPr>
+                <w:sz w:val="19"/>
+              </w:rPr>
+              <w:t>Unload lane with extendable roller conveyor (12 x 2 m)</w:t>
+            </w:r>
+          </w:p>
+        </w:tc>
+        <w:tc>
+          <w:tcPr>
+            <w:tcW w:type="dxa" w:w="1701"/>
+          </w:tcPr>
+          <w:p>
+            <w:pPr>
+              <w:keepNext/>
+              <w:jc w:val="right"/>
+            </w:pPr>
+            <w:r/>
+            <w:r>
+              <w:rPr>
+                <w:sz w:val="19"/>
+              </w:rPr>
+              <w:t>24</w:t>
             </w:r>
           </w:p>
         </w:tc>
@@ -6657,6 +6630,223 @@
         </w:trPr>
         <w:tc>
           <w:tcPr>
+            <w:tcW w:type="dxa" w:w="6236"/>
+          </w:tcPr>
+          <w:p>
+            <w:pPr>
+              <w:keepNext/>
+            </w:pPr>
+            <w:r/>
+            <w:r>
+              <w:rPr>
+                <w:sz w:val="19"/>
+              </w:rPr>
+              <w:t>Pallet build spots (12 x 3 m2)</w:t>
+            </w:r>
+          </w:p>
+        </w:tc>
+        <w:tc>
+          <w:tcPr>
+            <w:tcW w:type="dxa" w:w="1701"/>
+          </w:tcPr>
+          <w:p>
+            <w:pPr>
+              <w:keepNext/>
+              <w:jc w:val="right"/>
+            </w:pPr>
+            <w:r/>
+            <w:r>
+              <w:rPr>
+                <w:sz w:val="19"/>
+              </w:rPr>
+              <w:t>36</w:t>
+            </w:r>
+          </w:p>
+        </w:tc>
+      </w:tr>
+      <w:tr>
+        <w:trPr>
+          <w:cantSplit/>
+        </w:trPr>
+        <w:tc>
+          <w:tcPr>
+            <w:tcW w:type="dxa" w:w="6236"/>
+          </w:tcPr>
+          <w:p>
+            <w:pPr>
+              <w:keepNext/>
+            </w:pPr>
+            <w:r/>
+            <w:r>
+              <w:rPr>
+                <w:sz w:val="19"/>
+              </w:rPr>
+              <w:t>Finished-pallet buffer (35 x 1.9 m2)</w:t>
+            </w:r>
+          </w:p>
+        </w:tc>
+        <w:tc>
+          <w:tcPr>
+            <w:tcW w:type="dxa" w:w="1701"/>
+          </w:tcPr>
+          <w:p>
+            <w:pPr>
+              <w:keepNext/>
+              <w:jc w:val="right"/>
+            </w:pPr>
+            <w:r/>
+            <w:r>
+              <w:rPr>
+                <w:sz w:val="19"/>
+              </w:rPr>
+              <w:t>66</w:t>
+            </w:r>
+          </w:p>
+        </w:tc>
+      </w:tr>
+      <w:tr>
+        <w:trPr>
+          <w:cantSplit/>
+        </w:trPr>
+        <w:tc>
+          <w:tcPr>
+            <w:tcW w:type="dxa" w:w="6236"/>
+          </w:tcPr>
+          <w:p>
+            <w:pPr>
+              <w:keepNext/>
+            </w:pPr>
+            <w:r/>
+            <w:r>
+              <w:rPr>
+                <w:sz w:val="19"/>
+              </w:rPr>
+              <w:t>Label / scan / stretch-wrap station</w:t>
+            </w:r>
+          </w:p>
+        </w:tc>
+        <w:tc>
+          <w:tcPr>
+            <w:tcW w:type="dxa" w:w="1701"/>
+          </w:tcPr>
+          <w:p>
+            <w:pPr>
+              <w:keepNext/>
+              <w:jc w:val="right"/>
+            </w:pPr>
+            <w:r/>
+            <w:r>
+              <w:rPr>
+                <w:sz w:val="19"/>
+              </w:rPr>
+              <w:t>16</w:t>
+            </w:r>
+          </w:p>
+        </w:tc>
+      </w:tr>
+      <w:tr>
+        <w:trPr>
+          <w:cantSplit/>
+        </w:trPr>
+        <w:tc>
+          <w:tcPr>
+            <w:tcW w:type="dxa" w:w="6236"/>
+          </w:tcPr>
+          <w:p>
+            <w:pPr>
+              <w:keepNext/>
+            </w:pPr>
+            <w:r/>
+            <w:r>
+              <w:rPr>
+                <w:sz w:val="19"/>
+              </w:rPr>
+              <w:t>+30% walkways → needed</w:t>
+            </w:r>
+          </w:p>
+        </w:tc>
+        <w:tc>
+          <w:tcPr>
+            <w:tcW w:type="dxa" w:w="1701"/>
+          </w:tcPr>
+          <w:p>
+            <w:pPr>
+              <w:keepNext/>
+              <w:jc w:val="right"/>
+            </w:pPr>
+            <w:r/>
+            <w:r>
+              <w:rPr>
+                <w:sz w:val="19"/>
+              </w:rPr>
+              <w:t>185</w:t>
+            </w:r>
+          </w:p>
+        </w:tc>
+      </w:tr>
+      <w:tr>
+        <w:trPr>
+          <w:cantSplit/>
+        </w:trPr>
+        <w:tc>
+          <w:tcPr>
+            <w:tcW w:type="dxa" w:w="6236"/>
+          </w:tcPr>
+          <w:p>
+            <w:r/>
+            <w:r>
+              <w:rPr>
+                <w:sz w:val="19"/>
+              </w:rPr>
+              <w:t>Planned in the layout</w:t>
+            </w:r>
+          </w:p>
+        </w:tc>
+        <w:tc>
+          <w:tcPr>
+            <w:tcW w:type="dxa" w:w="1701"/>
+          </w:tcPr>
+          <w:p>
+            <w:pPr>
+              <w:jc w:val="right"/>
+            </w:pPr>
+            <w:r/>
+            <w:r>
+              <w:rPr>
+                <w:sz w:val="19"/>
+              </w:rPr>
+              <w:t>190</w:t>
+            </w:r>
+          </w:p>
+        </w:tc>
+      </w:tr>
+    </w:tbl>
+    <w:p>
+      <w:pPr>
+        <w:spacing w:after="40"/>
+      </w:pPr>
+    </w:p>
+    <w:tbl>
+      <w:tblPr>
+        <w:tblStyle w:val="LightGrid-Accent1"/>
+        <w:tblW w:type="auto" w:w="0"/>
+        <w:jc w:val="center"/>
+        <w:tblLayout w:type="fixed"/>
+        <w:tblLook w:firstColumn="1" w:firstRow="1" w:lastColumn="0" w:lastRow="0" w:noHBand="0" w:noVBand="1" w:val="04A0"/>
+      </w:tblPr>
+      <w:tblGrid>
+        <w:gridCol w:w="1814"/>
+        <w:gridCol w:w="2154"/>
+        <w:gridCol w:w="1247"/>
+        <w:gridCol w:w="2041"/>
+        <w:gridCol w:w="1928"/>
+      </w:tblGrid>
+      <w:tr>
+        <w:trPr>
+          <w:cantSplit/>
+        </w:trPr>
+        <w:tc>
+          <w:tcPr>
             <w:tcW w:type="dxa" w:w="1814"/>
           </w:tcPr>
           <w:p>
@@ -6666,9 +6856,10 @@
             <w:r/>
             <w:r>
               <w:rPr>
-                <w:sz w:val="19"/>
-              </w:rPr>
-              <w:t>On-site specialist contractor (recommended)</w:t>
+                <w:b/>
+                <w:sz w:val="19"/>
+              </w:rPr>
+              <w:t>Who does the work</w:t>
             </w:r>
           </w:p>
         </w:tc>
@@ -6683,9 +6874,10 @@
             <w:r/>
             <w:r>
               <w:rPr>
-                <w:sz w:val="19"/>
-              </w:rPr>
-              <w:t>Contractor crew unloads and palletises at R1, paid per container</w:t>
+                <w:b/>
+                <w:sz w:val="19"/>
+              </w:rPr>
+              <w:t>How</w:t>
             </w:r>
           </w:p>
         </w:tc>
@@ -6700,6 +6892,189 @@
             <w:r/>
             <w:r>
               <w:rPr>
+                <w:b/>
+                <w:sz w:val="19"/>
+              </w:rPr>
+              <w:t>DHL labour</w:t>
+            </w:r>
+          </w:p>
+        </w:tc>
+        <w:tc>
+          <w:tcPr>
+            <w:tcW w:type="dxa" w:w="2041"/>
+          </w:tcPr>
+          <w:p>
+            <w:pPr>
+              <w:keepNext/>
+            </w:pPr>
+            <w:r/>
+            <w:r>
+              <w:rPr>
+                <w:b/>
+                <w:sz w:val="19"/>
+              </w:rPr>
+              <w:t>Pros</w:t>
+            </w:r>
+          </w:p>
+        </w:tc>
+        <w:tc>
+          <w:tcPr>
+            <w:tcW w:type="dxa" w:w="1928"/>
+          </w:tcPr>
+          <w:p>
+            <w:pPr>
+              <w:keepNext/>
+            </w:pPr>
+            <w:r/>
+            <w:r>
+              <w:rPr>
+                <w:b/>
+                <w:sz w:val="19"/>
+              </w:rPr>
+              <w:t>Cons</w:t>
+            </w:r>
+          </w:p>
+        </w:tc>
+      </w:tr>
+      <w:tr>
+        <w:trPr>
+          <w:cantSplit/>
+        </w:trPr>
+        <w:tc>
+          <w:tcPr>
+            <w:tcW w:type="dxa" w:w="1814"/>
+          </w:tcPr>
+          <w:p>
+            <w:pPr>
+              <w:keepNext/>
+            </w:pPr>
+            <w:r/>
+            <w:r>
+              <w:rPr>
+                <w:sz w:val="19"/>
+              </w:rPr>
+              <w:t>In-house DHL crew</w:t>
+            </w:r>
+          </w:p>
+        </w:tc>
+        <w:tc>
+          <w:tcPr>
+            <w:tcW w:type="dxa" w:w="2154"/>
+          </w:tcPr>
+          <w:p>
+            <w:pPr>
+              <w:keepNext/>
+            </w:pPr>
+            <w:r/>
+            <w:r>
+              <w:rPr>
+                <w:sz w:val="19"/>
+              </w:rPr>
+              <w:t>2 DHL staff unpack each container in the loose-container zone at door R1</w:t>
+            </w:r>
+          </w:p>
+        </w:tc>
+        <w:tc>
+          <w:tcPr>
+            <w:tcW w:type="dxa" w:w="1247"/>
+          </w:tcPr>
+          <w:p>
+            <w:pPr>
+              <w:keepNext/>
+            </w:pPr>
+            <w:r/>
+            <w:r>
+              <w:rPr>
+                <w:sz w:val="19"/>
+              </w:rPr>
+              <w:t>6 person-h per container</w:t>
+            </w:r>
+          </w:p>
+        </w:tc>
+        <w:tc>
+          <w:tcPr>
+            <w:tcW w:type="dxa" w:w="2041"/>
+          </w:tcPr>
+          <w:p>
+            <w:pPr>
+              <w:keepNext/>
+            </w:pPr>
+            <w:r/>
+            <w:r>
+              <w:rPr>
+                <w:sz w:val="19"/>
+              </w:rPr>
+              <w:t>Full control, flexible timing</w:t>
+            </w:r>
+          </w:p>
+        </w:tc>
+        <w:tc>
+          <w:tcPr>
+            <w:tcW w:type="dxa" w:w="1928"/>
+          </w:tcPr>
+          <w:p>
+            <w:pPr>
+              <w:keepNext/>
+            </w:pPr>
+            <w:r/>
+            <w:r>
+              <w:rPr>
+                <w:sz w:val="19"/>
+              </w:rPr>
+              <w:t>Heavy manual handling, training, peak days need 2 crews</w:t>
+            </w:r>
+          </w:p>
+        </w:tc>
+      </w:tr>
+      <w:tr>
+        <w:trPr>
+          <w:cantSplit/>
+        </w:trPr>
+        <w:tc>
+          <w:tcPr>
+            <w:tcW w:type="dxa" w:w="1814"/>
+          </w:tcPr>
+          <w:p>
+            <w:pPr>
+              <w:keepNext/>
+            </w:pPr>
+            <w:r/>
+            <w:r>
+              <w:rPr>
+                <w:sz w:val="19"/>
+              </w:rPr>
+              <w:t>On-site specialist contractor</w:t>
+            </w:r>
+          </w:p>
+        </w:tc>
+        <w:tc>
+          <w:tcPr>
+            <w:tcW w:type="dxa" w:w="2154"/>
+          </w:tcPr>
+          <w:p>
+            <w:pPr>
+              <w:keepNext/>
+            </w:pPr>
+            <w:r/>
+            <w:r>
+              <w:rPr>
+                <w:sz w:val="19"/>
+              </w:rPr>
+              <w:t>Contractor crew unpacks and palletises in the same zone, paid per container</w:t>
+            </w:r>
+          </w:p>
+        </w:tc>
+        <w:tc>
+          <w:tcPr>
+            <w:tcW w:type="dxa" w:w="1247"/>
+          </w:tcPr>
+          <w:p>
+            <w:pPr>
+              <w:keepNext/>
+            </w:pPr>
+            <w:r/>
+            <w:r>
+              <w:rPr>
                 <w:sz w:val="19"/>
               </w:rPr>
               <w:t>none</w:t>
@@ -6736,7 +7111,7 @@
               <w:rPr>
                 <w:sz w:val="19"/>
               </w:rPr>
-              <w:t>Per-container fee (D3); booking coordination</w:t>
+              <w:t>Per-container fee (no public price - quote needed); booking coordination</w:t>
             </w:r>
           </w:p>
         </w:tc>
@@ -6833,7 +7208,7 @@
           <w:color w:val="222222"/>
           <w:sz w:val="21"/>
         </w:rPr>
-        <w:t>Recommendation: outsource de-stuffing to an on-site specialist contractor</w:t>
+        <w:t>Decision rule:</w:t>
       </w:r>
       <w:r>
         <w:rPr>
@@ -6842,7 +7217,7 @@
           <w:color w:val="222222"/>
           <w:sz w:val="21"/>
         </w:rPr>
-        <w:t xml:space="preserve"> (A026). It removes the heaviest manual job and the peak staffing from DHL (6 person-hours on an average day), while the container still docks at R1. Port devanning is the fall-back if its quote is cheaper. The per-container fee goes into the Deliverable 3 cost model.</w:t>
+        <w:t xml:space="preserve"> the zone is the same in both cases. A DHL crew costs about €179 per container (Deliverable 3); an on-site contractor is chosen only if its fixed price per container is lower (S024). Port devanning stays the fall-back if containers ever need to arrive palletised.</w:t>
       </w:r>
     </w:p>
     <w:p>
@@ -6864,7 +7239,7 @@
           <w:color w:val="222222"/>
           <w:sz w:val="21"/>
         </w:rPr>
-        <w:t>Zones are sized from the measured volumes and laid out as a straight-through flow: goods come in on the west side and leave on the east side. Building ≈ 93 m × 70 m.</w:t>
+        <w:t>Zones are sized from the measured volumes and laid out as a straight-through flow: goods come in on the west side and leave on the east side. Building ≈ 96 m × 70 m.</w:t>
       </w:r>
     </w:p>
     <w:tbl>
@@ -6872,12 +7247,13 @@
         <w:tblStyle w:val="LightGrid-Accent1"/>
         <w:tblW w:type="auto" w:w="0"/>
         <w:jc w:val="center"/>
+        <w:tblLayout w:type="fixed"/>
         <w:tblLook w:firstColumn="1" w:firstRow="1" w:lastColumn="0" w:lastRow="0" w:noHBand="0" w:noVBand="1" w:val="04A0"/>
       </w:tblPr>
       <w:tblGrid>
-        <w:gridCol w:w="2880"/>
-        <w:gridCol w:w="2880"/>
-        <w:gridCol w:w="2880"/>
+        <w:gridCol w:w="4819"/>
+        <w:gridCol w:w="1984"/>
+        <w:gridCol w:w="1984"/>
       </w:tblGrid>
       <w:tr>
         <w:trPr>
@@ -7013,7 +7389,7 @@
               <w:rPr>
                 <w:sz w:val="19"/>
               </w:rPr>
-              <w:t>Offices &amp; amenities</w:t>
+              <w:t>Loose-container zone (unpack &amp; palletise)</w:t>
             </w:r>
           </w:p>
         </w:tc>
@@ -7031,7 +7407,7 @@
               <w:rPr>
                 <w:sz w:val="19"/>
               </w:rPr>
-              <w:t>250</w:t>
+              <w:t>190</w:t>
             </w:r>
           </w:p>
         </w:tc>
@@ -7049,7 +7425,7 @@
               <w:rPr>
                 <w:sz w:val="19"/>
               </w:rPr>
-              <w:t>4%</w:t>
+              <w:t>3%</w:t>
             </w:r>
           </w:p>
         </w:tc>
@@ -7071,7 +7447,7 @@
               <w:rPr>
                 <w:sz w:val="19"/>
               </w:rPr>
-              <w:t>Returns / VAS</w:t>
+              <w:t>Offices &amp; amenities</w:t>
             </w:r>
           </w:p>
         </w:tc>
@@ -7089,7 +7465,7 @@
               <w:rPr>
                 <w:sz w:val="19"/>
               </w:rPr>
-              <w:t>180</w:t>
+              <w:t>250</w:t>
             </w:r>
           </w:p>
         </w:tc>
@@ -7107,7 +7483,7 @@
               <w:rPr>
                 <w:sz w:val="19"/>
               </w:rPr>
-              <w:t>3%</w:t>
+              <w:t>4%</w:t>
             </w:r>
           </w:p>
         </w:tc>
@@ -7129,7 +7505,7 @@
               <w:rPr>
                 <w:sz w:val="19"/>
               </w:rPr>
-              <w:t>Double-deep reserve (A/B)</w:t>
+              <w:t>Returns / VAS</w:t>
             </w:r>
           </w:p>
         </w:tc>
@@ -7147,7 +7523,7 @@
               <w:rPr>
                 <w:sz w:val="19"/>
               </w:rPr>
-              <w:t>3,505</w:t>
+              <w:t>180</w:t>
             </w:r>
           </w:p>
         </w:tc>
@@ -7165,7 +7541,7 @@
               <w:rPr>
                 <w:sz w:val="19"/>
               </w:rPr>
-              <w:t>54%</w:t>
+              <w:t>3%</w:t>
             </w:r>
           </w:p>
         </w:tc>
@@ -7187,7 +7563,7 @@
               <w:rPr>
                 <w:sz w:val="19"/>
               </w:rPr>
-              <w:t>Selective + cantilever (irregular/XLONG/C)</w:t>
+              <w:t>Single-deep pallet racks (A/B/C reserve)</w:t>
             </w:r>
           </w:p>
         </w:tc>
@@ -7205,7 +7581,7 @@
               <w:rPr>
                 <w:sz w:val="19"/>
               </w:rPr>
-              <w:t>728</w:t>
+              <w:t>3,505</w:t>
             </w:r>
           </w:p>
         </w:tc>
@@ -7223,7 +7599,7 @@
               <w:rPr>
                 <w:sz w:val="19"/>
               </w:rPr>
-              <w:t>11%</w:t>
+              <w:t>52%</w:t>
             </w:r>
           </w:p>
         </w:tc>
@@ -7245,7 +7621,7 @@
               <w:rPr>
                 <w:sz w:val="19"/>
               </w:rPr>
-              <w:t>Forward-pick module (carton-flow/shelving)</w:t>
+              <w:t>Selective + cantilever (odd / long items)</w:t>
             </w:r>
           </w:p>
         </w:tc>
@@ -7263,6 +7639,64 @@
               <w:rPr>
                 <w:sz w:val="19"/>
               </w:rPr>
+              <w:t>728</w:t>
+            </w:r>
+          </w:p>
+        </w:tc>
+        <w:tc>
+          <w:tcPr>
+            <w:tcW w:type="dxa" w:w="1984"/>
+          </w:tcPr>
+          <w:p>
+            <w:pPr>
+              <w:keepNext/>
+              <w:jc w:val="right"/>
+            </w:pPr>
+            <w:r/>
+            <w:r>
+              <w:rPr>
+                <w:sz w:val="19"/>
+              </w:rPr>
+              <w:t>11%</w:t>
+            </w:r>
+          </w:p>
+        </w:tc>
+      </w:tr>
+      <w:tr>
+        <w:trPr>
+          <w:cantSplit/>
+        </w:trPr>
+        <w:tc>
+          <w:tcPr>
+            <w:tcW w:type="dxa" w:w="4819"/>
+          </w:tcPr>
+          <w:p>
+            <w:pPr>
+              <w:keepNext/>
+            </w:pPr>
+            <w:r/>
+            <w:r>
+              <w:rPr>
+                <w:sz w:val="19"/>
+              </w:rPr>
+              <w:t>Fast-pick area (carton-flow / shelving)</w:t>
+            </w:r>
+          </w:p>
+        </w:tc>
+        <w:tc>
+          <w:tcPr>
+            <w:tcW w:type="dxa" w:w="1984"/>
+          </w:tcPr>
+          <w:p>
+            <w:pPr>
+              <w:keepNext/>
+              <w:jc w:val="right"/>
+            </w:pPr>
+            <w:r/>
+            <w:r>
+              <w:rPr>
+                <w:sz w:val="19"/>
+              </w:rPr>
               <w:t>500</w:t>
             </w:r>
           </w:p>
@@ -7281,7 +7715,7 @@
               <w:rPr>
                 <w:sz w:val="19"/>
               </w:rPr>
-              <w:t>8%</w:t>
+              <w:t>7%</w:t>
             </w:r>
           </w:p>
         </w:tc>
@@ -7472,7 +7906,7 @@
           <w:color w:val="222222"/>
           <w:sz w:val="21"/>
         </w:rPr>
-        <w:t>Total floor area 6,541 m² = 93% of the 7,000 m² envelope.</w:t>
+        <w:t>Total floor area 6,731 m² = 96% of the 7,000 m² envelope.</w:t>
       </w:r>
     </w:p>
     <w:p>
@@ -7497,7 +7931,7 @@
           <w:b w:val="0"/>
           <w:sz w:val="21"/>
         </w:rPr>
-        <w:t xml:space="preserve"> target ~9,500 positions (peak 8,512 occupied locations ÷ 0.90). Rack frames take up to 8 beam levels under 12.2 m (top beam 10.0 m, within the ETV 216i's 10.7 m lift); beams are installed for the target and extra levels absorb growth without more floor space.</w:t>
+        <w:t xml:space="preserve"> 9,504 single-deep positions, counted on the drawing (11 back-to-back rack modules × 2 rows × 18 bays × 3 pallets × 8 levels) against a target of ~9,500 (peak 8,512 occupied locations ÷ 0.90). Top beam 10.0 m, within the ETV 216i's 10.7 m lift; 1,728 positions sit in the two modules for odd and long items.</w:t>
       </w:r>
     </w:p>
     <w:p>
@@ -7547,7 +7981,7 @@
           <w:b w:val="0"/>
           <w:sz w:val="21"/>
         </w:rPr>
-        <w:t xml:space="preserve"> 3 receiving (west, R1 = container dock) and 5 shipping (east). A trailer door needs ~4.3 m of wall — the 9.9 m receiving and 9.5 m outbound columns are too narrow on the south wall, so the doors sit on the side walls. This also separates inbound and outbound truck traffic.</w:t>
+        <w:t xml:space="preserve"> 3 receiving (west: R1 = container dock beside the loose-container zone, R2–R3 for trailers) and 5 shipping (east). A trailer door needs ~4.3 m of wall — the 9.9 m receiving and 9.5 m outbound columns are too narrow on the south wall, so the doors sit on the side walls. This also separates inbound and outbound truck traffic.</w:t>
       </w:r>
     </w:p>
     <w:p>
@@ -7582,7 +8016,7 @@
       <w:r>
         <w:drawing>
           <wp:inline xmlns:a="http://schemas.openxmlformats.org/drawingml/2006/main" xmlns:pic="http://schemas.openxmlformats.org/drawingml/2006/picture">
-            <wp:extent cx="6120000" cy="5258667"/>
+            <wp:extent cx="6120000" cy="5135046"/>
             <wp:docPr id="10" name="Picture 10"/>
             <wp:cNvGraphicFramePr>
               <a:graphicFrameLocks noChangeAspect="1"/>
@@ -7603,7 +8037,7 @@
                   <pic:spPr>
                     <a:xfrm>
                       <a:off x="0" y="0"/>
-                      <a:ext cx="6120000" cy="5258667"/>
+                      <a:ext cx="6120000" cy="5135046"/>
                     </a:xfrm>
                     <a:prstGeom prst="rect"/>
                   </pic:spPr>
@@ -7636,7 +8070,7 @@
       <w:r>
         <w:drawing>
           <wp:inline xmlns:a="http://schemas.openxmlformats.org/drawingml/2006/main" xmlns:pic="http://schemas.openxmlformats.org/drawingml/2006/picture">
-            <wp:extent cx="5760000" cy="5613607"/>
+            <wp:extent cx="5760000" cy="3850288"/>
             <wp:docPr id="11" name="Picture 11"/>
             <wp:cNvGraphicFramePr>
               <a:graphicFrameLocks noChangeAspect="1"/>
@@ -7657,7 +8091,7 @@
                   <pic:spPr>
                     <a:xfrm>
                       <a:off x="0" y="0"/>
-                      <a:ext cx="5760000" cy="5613607"/>
+                      <a:ext cx="5760000" cy="3850288"/>
                     </a:xfrm>
                     <a:prstGeom prst="rect"/>
                   </pic:spPr>
@@ -7690,7 +8124,7 @@
       <w:r>
         <w:drawing>
           <wp:inline xmlns:a="http://schemas.openxmlformats.org/drawingml/2006/main" xmlns:pic="http://schemas.openxmlformats.org/drawingml/2006/picture">
-            <wp:extent cx="5760000" cy="4047265"/>
+            <wp:extent cx="5760000" cy="4050989"/>
             <wp:docPr id="12" name="Picture 12"/>
             <wp:cNvGraphicFramePr>
               <a:graphicFrameLocks noChangeAspect="1"/>
@@ -7711,7 +8145,7 @@
                   <pic:spPr>
                     <a:xfrm>
                       <a:off x="0" y="0"/>
-                      <a:ext cx="5760000" cy="4047265"/>
+                      <a:ext cx="5760000" cy="4050989"/>
                     </a:xfrm>
                     <a:prstGeom prst="rect"/>
                   </pic:spPr>
@@ -7744,7 +8178,7 @@
       <w:r>
         <w:drawing>
           <wp:inline xmlns:a="http://schemas.openxmlformats.org/drawingml/2006/main" xmlns:pic="http://schemas.openxmlformats.org/drawingml/2006/picture">
-            <wp:extent cx="5760000" cy="4408429"/>
+            <wp:extent cx="5760000" cy="3722620"/>
             <wp:docPr id="13" name="Picture 13"/>
             <wp:cNvGraphicFramePr>
               <a:graphicFrameLocks noChangeAspect="1"/>
@@ -7765,7 +8199,7 @@
                   <pic:spPr>
                     <a:xfrm>
                       <a:off x="0" y="0"/>
-                      <a:ext cx="5760000" cy="4408429"/>
+                      <a:ext cx="5760000" cy="3722620"/>
                     </a:xfrm>
                     <a:prstGeom prst="rect"/>
                   </pic:spPr>
@@ -7818,12 +8252,13 @@
         <w:tblStyle w:val="LightGrid-Accent1"/>
         <w:tblW w:type="auto" w:w="0"/>
         <w:jc w:val="center"/>
+        <w:tblLayout w:type="fixed"/>
         <w:tblLook w:firstColumn="1" w:firstRow="1" w:lastColumn="0" w:lastRow="0" w:noHBand="0" w:noVBand="1" w:val="04A0"/>
       </w:tblPr>
       <w:tblGrid>
-        <w:gridCol w:w="2880"/>
-        <w:gridCol w:w="2880"/>
-        <w:gridCol w:w="2880"/>
+        <w:gridCol w:w="2835"/>
+        <w:gridCol w:w="3118"/>
+        <w:gridCol w:w="3118"/>
       </w:tblGrid>
       <w:tr>
         <w:trPr>
@@ -7935,7 +8370,7 @@
               <w:rPr>
                 <w:sz w:val="19"/>
               </w:rPr>
-              <w:t>59 m (-9%)</w:t>
+              <w:t>59 m (-10%)</w:t>
             </w:r>
           </w:p>
         </w:tc>
@@ -7991,7 +8426,7 @@
               <w:rPr>
                 <w:sz w:val="19"/>
               </w:rPr>
-              <w:t>~10 min</w:t>
+              <w:t>~11 min</w:t>
             </w:r>
           </w:p>
         </w:tc>
@@ -8237,7 +8672,7 @@
           <w:color w:val="222222"/>
           <w:sz w:val="21"/>
         </w:rPr>
-        <w:t xml:space="preserve"> Keep flow-through. U-shaped saves only ~9% put-away travel (~10 reach-truck minutes/day) because slow C items still bring 46% of inbound loads and picking travel is identical; its door saving depends on all inbound arriving before noon, which sea containers cannot guarantee. Flow-through keeps inbound, returns and outbound apart and fits the side-wall dock lengths.</w:t>
+        <w:t xml:space="preserve"> Keep flow-through. U-shaped saves only ~10% put-away travel (~11 reach-truck minutes/day) because slow C items still bring 46% of inbound loads and picking travel is identical; its door saving depends on all inbound arriving before noon, which sea containers cannot guarantee. Flow-through keeps inbound, returns and outbound apart and fits the side-wall dock lengths.</w:t>
       </w:r>
     </w:p>
     <w:p>
@@ -8253,12 +8688,13 @@
         <w:tblStyle w:val="LightGrid-Accent1"/>
         <w:tblW w:type="auto" w:w="0"/>
         <w:jc w:val="center"/>
+        <w:tblLayout w:type="fixed"/>
         <w:tblLook w:firstColumn="1" w:firstRow="1" w:lastColumn="0" w:lastRow="0" w:noHBand="0" w:noVBand="1" w:val="04A0"/>
       </w:tblPr>
       <w:tblGrid>
-        <w:gridCol w:w="2880"/>
-        <w:gridCol w:w="2880"/>
-        <w:gridCol w:w="2880"/>
+        <w:gridCol w:w="2041"/>
+        <w:gridCol w:w="3515"/>
+        <w:gridCol w:w="3515"/>
       </w:tblGrid>
       <w:tr>
         <w:trPr>
@@ -8521,7 +8957,7 @@
               <w:rPr>
                 <w:sz w:val="19"/>
               </w:rPr>
-              <w:t>EUR 800×1200 lengthwise, 3 per 2.7 m section; two deep per side</w:t>
+              <w:t>EUR 800×1200 with the 800 mm side to the aisle, 3 per 2.7 m bay; one pallet deep per side, racks back-to-back</w:t>
             </w:r>
           </w:p>
         </w:tc>
@@ -8538,7 +8974,7 @@
               <w:rPr>
                 <w:sz w:val="19"/>
               </w:rPr>
-              <w:t>telescopic forks on the ETV 216i; 26 SKUs &gt; 2.4 m on cantilever</w:t>
+              <w:t>standard forks on the ETV 216i; 1.9–2.4 m pallets crosswise (1 per bay); &gt; 2.4 m on cantilever</w:t>
             </w:r>
           </w:p>
         </w:tc>
@@ -8899,7 +9335,7 @@
           <w:color w:val="222222"/>
           <w:sz w:val="21"/>
         </w:rPr>
-        <w:t>Workload drivers are measured: inbound ~99 loads/day, outbound 18 pallets + 225 cartons/day, 483 each lines and 151 case lines/day, replenishment ~24 pallets/day. Picking hours come from the pick-time model in Section 6.2; other rates are benchmarks (A014). Container de-stuffing is outsourced and not counted as DHL staff (A026).</w:t>
+        <w:t>Workload drivers are measured: inbound ~99 loads/day, outbound 18 pallets + 225 cartons/day, 483 each lines and 151 case lines/day, replenishment ~24 pallets/day. Picking hours come from the pick-time model in Section 6.2; other rates are benchmarks (A014). Unpacking loose containers is shown on its own line and not counted in the DHL FTE below, because it can be done by a DHL crew or a contractor (A026, costed in Deliverable 3).</w:t>
       </w:r>
     </w:p>
     <w:tbl>
@@ -8907,14 +9343,15 @@
         <w:tblStyle w:val="LightGrid-Accent1"/>
         <w:tblW w:type="auto" w:w="0"/>
         <w:jc w:val="center"/>
+        <w:tblLayout w:type="fixed"/>
         <w:tblLook w:firstColumn="1" w:firstRow="1" w:lastColumn="0" w:lastRow="0" w:noHBand="0" w:noVBand="1" w:val="04A0"/>
       </w:tblPr>
       <w:tblGrid>
-        <w:gridCol w:w="1728"/>
-        <w:gridCol w:w="1728"/>
-        <w:gridCol w:w="1728"/>
-        <w:gridCol w:w="1728"/>
-        <w:gridCol w:w="1728"/>
+        <w:gridCol w:w="3969"/>
+        <w:gridCol w:w="1134"/>
+        <w:gridCol w:w="1134"/>
+        <w:gridCol w:w="1361"/>
+        <w:gridCol w:w="1361"/>
       </w:tblGrid>
       <w:tr>
         <w:trPr>
@@ -9122,7 +9559,7 @@
               <w:rPr>
                 <w:sz w:val="19"/>
               </w:rPr>
-              <w:t>Container de-stuffing (outsourced)</w:t>
+              <w:t>Loose-container unpacking (own zone, A026)</w:t>
             </w:r>
           </w:p>
         </w:tc>
@@ -9458,7 +9895,7 @@
               <w:rPr>
                 <w:sz w:val="19"/>
               </w:rPr>
-              <w:t>0.47</w:t>
+              <w:t>0.48</w:t>
             </w:r>
           </w:p>
         </w:tc>
@@ -9876,7 +10313,7 @@
           <w:color w:val="222222"/>
           <w:sz w:val="21"/>
         </w:rPr>
-        <w:t xml:space="preserve"> (single shift, 7.5 productive hours; contractor de-stuffing excluded). Cross-training covers the peak; supervision and admin come on top.</w:t>
+        <w:t xml:space="preserve"> (single shift, 7.5 productive hours; loose-container unpacking excluded). Cross-training covers the peak; supervision and admin come on top.</w:t>
       </w:r>
     </w:p>
     <w:p>
@@ -9886,7 +10323,7 @@
       <w:r>
         <w:drawing>
           <wp:inline xmlns:a="http://schemas.openxmlformats.org/drawingml/2006/main" xmlns:pic="http://schemas.openxmlformats.org/drawingml/2006/picture">
-            <wp:extent cx="5040000" cy="2366028"/>
+            <wp:extent cx="5040000" cy="2208272"/>
             <wp:docPr id="14" name="Picture 14"/>
             <wp:cNvGraphicFramePr>
               <a:graphicFrameLocks noChangeAspect="1"/>
@@ -9907,7 +10344,7 @@
                   <pic:spPr>
                     <a:xfrm>
                       <a:off x="0" y="0"/>
-                      <a:ext cx="5040000" cy="2366028"/>
+                      <a:ext cx="5040000" cy="2208272"/>
                     </a:xfrm>
                     <a:prstGeom prst="rect"/>
                   </pic:spPr>
@@ -9952,7 +10389,7 @@
           <w:color w:val="222222"/>
           <w:sz w:val="21"/>
         </w:rPr>
-        <w:t>The picking method is matched to the demand profile — small, light orders with a few lines, plus a minority of pallet-sized orders — using the standard order-picking choices: picker-to-parts, low-level picking, batching and zoning (S014). Pick times are modelled on the Option B layout: walking (return route in the fast-pick area, S-shape through the reserve aisles) + picking + setup, with a 10% delay allowance (A025).</w:t>
+        <w:t>The picking method is matched to the demand profile — small, light orders with a few lines, plus a minority of pallet-sized orders — using the standard order-picking choices: picker-to-parts, low-level picking, batching and zoning (S014). Pick times are modelled on the Option B layout: walking (return route in the fast-pick area; in the reserve aisles the best of the four W3 routing policies, which is largest gap) + picking + setup, with a 10% delay allowance (A025).</w:t>
       </w:r>
     </w:p>
     <w:p>
@@ -9962,7 +10399,7 @@
       <w:r>
         <w:drawing>
           <wp:inline xmlns:a="http://schemas.openxmlformats.org/drawingml/2006/main" xmlns:pic="http://schemas.openxmlformats.org/drawingml/2006/picture">
-            <wp:extent cx="5040000" cy="2474536"/>
+            <wp:extent cx="5040000" cy="2437689"/>
             <wp:docPr id="15" name="Picture 15"/>
             <wp:cNvGraphicFramePr>
               <a:graphicFrameLocks noChangeAspect="1"/>
@@ -9983,7 +10420,7 @@
                   <pic:spPr>
                     <a:xfrm>
                       <a:off x="0" y="0"/>
-                      <a:ext cx="5040000" cy="2474536"/>
+                      <a:ext cx="5040000" cy="2437689"/>
                     </a:xfrm>
                     <a:prstGeom prst="rect"/>
                   </pic:spPr>
@@ -10014,15 +10451,16 @@
         <w:tblStyle w:val="LightGrid-Accent1"/>
         <w:tblW w:type="auto" w:w="0"/>
         <w:jc w:val="center"/>
+        <w:tblLayout w:type="fixed"/>
         <w:tblLook w:firstColumn="1" w:firstRow="1" w:lastColumn="0" w:lastRow="0" w:noHBand="0" w:noVBand="1" w:val="04A0"/>
       </w:tblPr>
       <w:tblGrid>
-        <w:gridCol w:w="1440"/>
-        <w:gridCol w:w="1440"/>
-        <w:gridCol w:w="1440"/>
-        <w:gridCol w:w="1440"/>
-        <w:gridCol w:w="1440"/>
-        <w:gridCol w:w="1440"/>
+        <w:gridCol w:w="1701"/>
+        <w:gridCol w:w="1474"/>
+        <w:gridCol w:w="1474"/>
+        <w:gridCol w:w="1361"/>
+        <w:gridCol w:w="1361"/>
+        <w:gridCol w:w="1361"/>
       </w:tblGrid>
       <w:tr>
         <w:trPr>
@@ -10364,15 +10802,16 @@
         <w:tblStyle w:val="LightGrid-Accent1"/>
         <w:tblW w:type="auto" w:w="0"/>
         <w:jc w:val="center"/>
+        <w:tblLayout w:type="fixed"/>
         <w:tblLook w:firstColumn="1" w:firstRow="1" w:lastColumn="0" w:lastRow="0" w:noHBand="0" w:noVBand="1" w:val="04A0"/>
       </w:tblPr>
       <w:tblGrid>
-        <w:gridCol w:w="1440"/>
-        <w:gridCol w:w="1440"/>
-        <w:gridCol w:w="1440"/>
-        <w:gridCol w:w="1440"/>
-        <w:gridCol w:w="1440"/>
-        <w:gridCol w:w="1440"/>
+        <w:gridCol w:w="2608"/>
+        <w:gridCol w:w="1247"/>
+        <w:gridCol w:w="1247"/>
+        <w:gridCol w:w="1474"/>
+        <w:gridCol w:w="1134"/>
+        <w:gridCol w:w="1361"/>
       </w:tblGrid>
       <w:tr>
         <w:trPr>
@@ -10789,14 +11228,15 @@
         <w:tblStyle w:val="LightGrid-Accent1"/>
         <w:tblW w:type="auto" w:w="0"/>
         <w:jc w:val="center"/>
+        <w:tblLayout w:type="fixed"/>
         <w:tblLook w:firstColumn="1" w:firstRow="1" w:lastColumn="0" w:lastRow="0" w:noHBand="0" w:noVBand="1" w:val="04A0"/>
       </w:tblPr>
       <w:tblGrid>
-        <w:gridCol w:w="1728"/>
-        <w:gridCol w:w="1728"/>
-        <w:gridCol w:w="1728"/>
-        <w:gridCol w:w="1728"/>
-        <w:gridCol w:w="1728"/>
+        <w:gridCol w:w="2381"/>
+        <w:gridCol w:w="2494"/>
+        <w:gridCol w:w="907"/>
+        <w:gridCol w:w="907"/>
+        <w:gridCol w:w="2381"/>
       </w:tblGrid>
       <w:tr>
         <w:trPr>
@@ -11141,7 +11581,7 @@
               <w:rPr>
                 <w:sz w:val="19"/>
               </w:rPr>
-              <w:t>4</w:t>
+              <w:t>3</w:t>
             </w:r>
           </w:p>
         </w:tc>
@@ -11158,7 +11598,7 @@
               <w:rPr>
                 <w:sz w:val="19"/>
               </w:rPr>
-              <w:t>peak hours / (7.5 h x 80%) + 1 spare</w:t>
+              <w:t>peak hours / (7.5 h x 80%); no spare once 2+ trucks (one breakdown still covers an average day)</w:t>
             </w:r>
           </w:p>
         </w:tc>
@@ -11211,16 +11651,17 @@
         <w:tblStyle w:val="LightGrid-Accent1"/>
         <w:tblW w:type="auto" w:w="0"/>
         <w:jc w:val="center"/>
+        <w:tblLayout w:type="fixed"/>
         <w:tblLook w:firstColumn="1" w:firstRow="1" w:lastColumn="0" w:lastRow="0" w:noHBand="0" w:noVBand="1" w:val="04A0"/>
       </w:tblPr>
       <w:tblGrid>
-        <w:gridCol w:w="1234"/>
-        <w:gridCol w:w="1234"/>
-        <w:gridCol w:w="1234"/>
-        <w:gridCol w:w="1234"/>
-        <w:gridCol w:w="1234"/>
-        <w:gridCol w:w="1234"/>
-        <w:gridCol w:w="1234"/>
+        <w:gridCol w:w="2608"/>
+        <w:gridCol w:w="1020"/>
+        <w:gridCol w:w="1020"/>
+        <w:gridCol w:w="1020"/>
+        <w:gridCol w:w="1020"/>
+        <w:gridCol w:w="1134"/>
+        <w:gridCol w:w="1247"/>
       </w:tblGrid>
       <w:tr>
         <w:trPr>
@@ -11531,7 +11972,7 @@
               <w:rPr>
                 <w:sz w:val="19"/>
               </w:rPr>
-              <w:t>247 m</w:t>
+              <w:t>248 m</w:t>
             </w:r>
           </w:p>
         </w:tc>
@@ -11643,12 +12084,13 @@
         <w:tblStyle w:val="LightGrid-Accent1"/>
         <w:tblW w:type="auto" w:w="0"/>
         <w:jc w:val="center"/>
+        <w:tblLayout w:type="fixed"/>
         <w:tblLook w:firstColumn="1" w:firstRow="1" w:lastColumn="0" w:lastRow="0" w:noHBand="0" w:noVBand="1" w:val="04A0"/>
       </w:tblPr>
       <w:tblGrid>
-        <w:gridCol w:w="2880"/>
-        <w:gridCol w:w="2880"/>
-        <w:gridCol w:w="2880"/>
+        <w:gridCol w:w="2041"/>
+        <w:gridCol w:w="4762"/>
+        <w:gridCol w:w="2268"/>
       </w:tblGrid>
       <w:tr>
         <w:trPr>
@@ -12013,15 +12455,16 @@
         <w:tblStyle w:val="LightGrid-Accent1"/>
         <w:tblW w:type="auto" w:w="0"/>
         <w:jc w:val="center"/>
+        <w:tblLayout w:type="fixed"/>
         <w:tblLook w:firstColumn="1" w:firstRow="1" w:lastColumn="0" w:lastRow="0" w:noHBand="0" w:noVBand="1" w:val="04A0"/>
       </w:tblPr>
       <w:tblGrid>
-        <w:gridCol w:w="1440"/>
-        <w:gridCol w:w="1440"/>
-        <w:gridCol w:w="1440"/>
-        <w:gridCol w:w="1440"/>
-        <w:gridCol w:w="1440"/>
-        <w:gridCol w:w="1440"/>
+        <w:gridCol w:w="1247"/>
+        <w:gridCol w:w="3742"/>
+        <w:gridCol w:w="1134"/>
+        <w:gridCol w:w="1134"/>
+        <w:gridCol w:w="907"/>
+        <w:gridCol w:w="907"/>
       </w:tblGrid>
       <w:tr>
         <w:trPr>
@@ -12188,7 +12631,7 @@
               <w:rPr>
                 <w:sz w:val="19"/>
               </w:rPr>
-              <w:t>5.1</w:t>
+              <w:t>4.9</w:t>
             </w:r>
           </w:p>
         </w:tc>
@@ -12206,7 +12649,7 @@
               <w:rPr>
                 <w:sz w:val="19"/>
               </w:rPr>
-              <w:t>9.5</w:t>
+              <w:t>9.2</w:t>
             </w:r>
           </w:p>
         </w:tc>
@@ -12242,7 +12685,7 @@
               <w:rPr>
                 <w:sz w:val="19"/>
               </w:rPr>
-              <w:t>3</w:t>
+              <w:t>2</w:t>
             </w:r>
           </w:p>
         </w:tc>
@@ -12353,7 +12796,7 @@
               <w:rPr>
                 <w:sz w:val="19"/>
               </w:rPr>
-              <w:t>4</w:t>
+              <w:t>3</w:t>
             </w:r>
           </w:p>
         </w:tc>
@@ -12598,7 +13041,7 @@
           <w:b w:val="0"/>
           <w:sz w:val="21"/>
         </w:rPr>
-        <w:t xml:space="preserve"> 1,600 kg, lift 10.7 m, working aisle 2.63–2.79 m, Li-ion. 2 cover the peak; a 3rd keeps putaway and replenishment running during service. Double-deep storage uses a telescopic-fork attachment (the truck has auxiliary hydraulics, 150 bar / 20 l/min); residual capacity at height to be confirmed with Jungheinrich.</w:t>
+        <w:t xml:space="preserve"> 1,600 kg, lift 10.7 m, working aisle 2.63–2.79 m, Li-ion. 2 cover the peak day and one is enough on an average day, so a breakdown never stops putaway (no spare needed; the lease includes repair). The racks are single-deep, so the truck uses standard forks — no telescopic attachment and no loss of capacity at height.</w:t>
       </w:r>
     </w:p>
     <w:p>
@@ -12746,14 +13189,15 @@
         <w:tblStyle w:val="LightGrid-Accent1"/>
         <w:tblW w:type="auto" w:w="0"/>
         <w:jc w:val="center"/>
+        <w:tblLayout w:type="fixed"/>
         <w:tblLook w:firstColumn="1" w:firstRow="1" w:lastColumn="0" w:lastRow="0" w:noHBand="0" w:noVBand="1" w:val="04A0"/>
       </w:tblPr>
       <w:tblGrid>
-        <w:gridCol w:w="1728"/>
-        <w:gridCol w:w="1728"/>
-        <w:gridCol w:w="1728"/>
-        <w:gridCol w:w="1728"/>
-        <w:gridCol w:w="1728"/>
+        <w:gridCol w:w="1587"/>
+        <w:gridCol w:w="1587"/>
+        <w:gridCol w:w="2721"/>
+        <w:gridCol w:w="2494"/>
+        <w:gridCol w:w="680"/>
       </w:tblGrid>
       <w:tr>
         <w:trPr>
@@ -12901,7 +13345,7 @@
               <w:rPr>
                 <w:sz w:val="19"/>
               </w:rPr>
-              <w:t>Pallets stored up to the 8th level (top beam 10.0 m) and two deep - needs 10.7 m lift and telescopic forks; 99.4% of pallets ≤ 1.6 t</w:t>
+              <w:t>Pallets stored up to the 8th level (top beam 10.0 m) - needs 10.7 m lift; single-deep racks, so standard forks; 11,012 of 11,015 loads ≤ 1.6 t</w:t>
             </w:r>
           </w:p>
         </w:tc>
@@ -12936,7 +13380,7 @@
               <w:rPr>
                 <w:sz w:val="19"/>
               </w:rPr>
-              <w:t>3</w:t>
+              <w:t>2</w:t>
             </w:r>
           </w:p>
         </w:tc>
@@ -13027,7 +13471,7 @@
               <w:rPr>
                 <w:sz w:val="19"/>
               </w:rPr>
-              <w:t>4</w:t>
+              <w:t>3</w:t>
             </w:r>
           </w:p>
         </w:tc>
@@ -13318,14 +13762,15 @@
         <w:tblStyle w:val="LightGrid-Accent1"/>
         <w:tblW w:type="auto" w:w="0"/>
         <w:jc w:val="center"/>
+        <w:tblLayout w:type="fixed"/>
         <w:tblLook w:firstColumn="1" w:firstRow="1" w:lastColumn="0" w:lastRow="0" w:noHBand="0" w:noVBand="1" w:val="04A0"/>
       </w:tblPr>
       <w:tblGrid>
-        <w:gridCol w:w="1728"/>
-        <w:gridCol w:w="1728"/>
-        <w:gridCol w:w="1728"/>
-        <w:gridCol w:w="1728"/>
-        <w:gridCol w:w="1728"/>
+        <w:gridCol w:w="1701"/>
+        <w:gridCol w:w="1587"/>
+        <w:gridCol w:w="1814"/>
+        <w:gridCol w:w="1928"/>
+        <w:gridCol w:w="2041"/>
       </w:tblGrid>
       <w:tr>
         <w:trPr>
@@ -13958,14 +14403,15 @@
         <w:tblStyle w:val="LightGrid-Accent1"/>
         <w:tblW w:type="auto" w:w="0"/>
         <w:jc w:val="center"/>
+        <w:tblLayout w:type="fixed"/>
         <w:tblLook w:firstColumn="1" w:firstRow="1" w:lastColumn="0" w:lastRow="0" w:noHBand="0" w:noVBand="1" w:val="04A0"/>
       </w:tblPr>
       <w:tblGrid>
-        <w:gridCol w:w="1728"/>
-        <w:gridCol w:w="1728"/>
-        <w:gridCol w:w="1728"/>
-        <w:gridCol w:w="1728"/>
-        <w:gridCol w:w="1728"/>
+        <w:gridCol w:w="3742"/>
+        <w:gridCol w:w="1247"/>
+        <w:gridCol w:w="1474"/>
+        <w:gridCol w:w="1247"/>
+        <w:gridCol w:w="1247"/>
       </w:tblGrid>
       <w:tr>
         <w:trPr>
@@ -14114,7 +14560,7 @@
               <w:rPr>
                 <w:sz w:val="19"/>
               </w:rPr>
-              <w:t>76</w:t>
+              <w:t>79</w:t>
             </w:r>
           </w:p>
         </w:tc>
@@ -14132,7 +14578,7 @@
               <w:rPr>
                 <w:sz w:val="19"/>
               </w:rPr>
-              <w:t>2.45</w:t>
+              <w:t>2.38</w:t>
             </w:r>
           </w:p>
         </w:tc>
@@ -14150,7 +14596,7 @@
               <w:rPr>
                 <w:sz w:val="19"/>
               </w:rPr>
-              <w:t>24</w:t>
+              <w:t>25</w:t>
             </w:r>
           </w:p>
         </w:tc>
@@ -14225,7 +14671,7 @@
               <w:rPr>
                 <w:sz w:val="19"/>
               </w:rPr>
-              <w:t>1.93</w:t>
+              <w:t>1.83</w:t>
             </w:r>
           </w:p>
         </w:tc>
@@ -14243,7 +14689,7 @@
               <w:rPr>
                 <w:sz w:val="19"/>
               </w:rPr>
-              <w:t>31</w:t>
+              <w:t>33</w:t>
             </w:r>
           </w:p>
         </w:tc>
@@ -14318,7 +14764,7 @@
               <w:rPr>
                 <w:sz w:val="19"/>
               </w:rPr>
-              <w:t>2.47</w:t>
+              <w:t>2.37</w:t>
             </w:r>
           </w:p>
         </w:tc>
@@ -14336,7 +14782,7 @@
               <w:rPr>
                 <w:sz w:val="19"/>
               </w:rPr>
-              <w:t>24</w:t>
+              <w:t>25</w:t>
             </w:r>
           </w:p>
         </w:tc>
@@ -14544,12 +14990,13 @@
         <w:tblStyle w:val="LightGrid-Accent1"/>
         <w:tblW w:type="auto" w:w="0"/>
         <w:jc w:val="center"/>
+        <w:tblLayout w:type="fixed"/>
         <w:tblLook w:firstColumn="1" w:firstRow="1" w:lastColumn="0" w:lastRow="0" w:noHBand="0" w:noVBand="1" w:val="04A0"/>
       </w:tblPr>
       <w:tblGrid>
-        <w:gridCol w:w="2880"/>
-        <w:gridCol w:w="2880"/>
-        <w:gridCol w:w="2880"/>
+        <w:gridCol w:w="3175"/>
+        <w:gridCol w:w="2608"/>
+        <w:gridCol w:w="3288"/>
       </w:tblGrid>
       <w:tr>
         <w:trPr>
@@ -14830,6 +15277,230 @@
                 <w:sz w:val="19"/>
               </w:rPr>
               <w:t>OK for 99.4% of SKUs; &gt;1 t pallets slotted on low levels</w:t>
+            </w:r>
+          </w:p>
+        </w:tc>
+      </w:tr>
+      <w:tr>
+        <w:trPr>
+          <w:cantSplit/>
+        </w:trPr>
+        <w:tc>
+          <w:tcPr>
+            <w:tcW w:type="dxa" w:w="3175"/>
+          </w:tcPr>
+          <w:p>
+            <w:pPr>
+              <w:keepNext/>
+            </w:pPr>
+            <w:r/>
+            <w:r>
+              <w:rPr>
+                <w:sz w:val="19"/>
+              </w:rPr>
+              <w:t>Actual load weight in stock (qty x unit weight): 10 loads &gt; 1 t, 3 &gt; 1.6 t</w:t>
+            </w:r>
+          </w:p>
+        </w:tc>
+        <w:tc>
+          <w:tcPr>
+            <w:tcW w:type="dxa" w:w="2608"/>
+          </w:tcPr>
+          <w:p>
+            <w:pPr>
+              <w:keepNext/>
+            </w:pPr>
+            <w:r/>
+            <w:r>
+              <w:rPr>
+                <w:sz w:val="19"/>
+              </w:rPr>
+              <w:t>1,600 kg @ 600 mm</w:t>
+            </w:r>
+          </w:p>
+        </w:tc>
+        <w:tc>
+          <w:tcPr>
+            <w:tcW w:type="dxa" w:w="3288"/>
+          </w:tcPr>
+          <w:p>
+            <w:pPr>
+              <w:keepNext/>
+            </w:pPr>
+            <w:r/>
+            <w:r>
+              <w:rPr>
+                <w:sz w:val="19"/>
+              </w:rPr>
+              <w:t>OK - the few loads &gt; 1.6 t go to floor positions, moved with the ERE 225 (2.5 t)</w:t>
+            </w:r>
+          </w:p>
+        </w:tc>
+      </w:tr>
+      <w:tr>
+        <w:trPr>
+          <w:cantSplit/>
+        </w:trPr>
+        <w:tc>
+          <w:tcPr>
+            <w:tcW w:type="dxa" w:w="3175"/>
+          </w:tcPr>
+          <w:p>
+            <w:pPr>
+              <w:keepNext/>
+            </w:pPr>
+            <w:r/>
+            <w:r>
+              <w:rPr>
+                <w:sz w:val="19"/>
+              </w:rPr>
+              <w:t>Single-deep (back-to-back) racks</w:t>
+            </w:r>
+          </w:p>
+        </w:tc>
+        <w:tc>
+          <w:tcPr>
+            <w:tcW w:type="dxa" w:w="2608"/>
+          </w:tcPr>
+          <w:p>
+            <w:pPr>
+              <w:keepNext/>
+            </w:pPr>
+            <w:r/>
+            <w:r>
+              <w:rPr>
+                <w:sz w:val="19"/>
+              </w:rPr>
+              <w:t>every pallet reachable from an aisle</w:t>
+            </w:r>
+          </w:p>
+        </w:tc>
+        <w:tc>
+          <w:tcPr>
+            <w:tcW w:type="dxa" w:w="3288"/>
+          </w:tcPr>
+          <w:p>
+            <w:pPr>
+              <w:keepNext/>
+            </w:pPr>
+            <w:r/>
+            <w:r>
+              <w:rPr>
+                <w:sz w:val="19"/>
+              </w:rPr>
+              <w:t>OK - standard forks; no telescopic attachment, no residual-capacity loss</w:t>
+            </w:r>
+          </w:p>
+        </w:tc>
+      </w:tr>
+      <w:tr>
+        <w:trPr>
+          <w:cantSplit/>
+        </w:trPr>
+        <w:tc>
+          <w:tcPr>
+            <w:tcW w:type="dxa" w:w="3175"/>
+          </w:tcPr>
+          <w:p>
+            <w:pPr>
+              <w:keepNext/>
+            </w:pPr>
+            <w:r/>
+            <w:r>
+              <w:rPr>
+                <w:sz w:val="19"/>
+              </w:rPr>
+              <w:t>Long pallets: 163 loads 1.9-2.4 m (XLONG/CONS), 26 &gt; 2.4 m</w:t>
+            </w:r>
+          </w:p>
+        </w:tc>
+        <w:tc>
+          <w:tcPr>
+            <w:tcW w:type="dxa" w:w="2608"/>
+          </w:tcPr>
+          <w:p>
+            <w:pPr>
+              <w:keepNext/>
+            </w:pPr>
+            <w:r/>
+            <w:r>
+              <w:rPr>
+                <w:sz w:val="19"/>
+              </w:rPr>
+              <w:t>fit the rack and the 3.0 m aisle</w:t>
+            </w:r>
+          </w:p>
+        </w:tc>
+        <w:tc>
+          <w:tcPr>
+            <w:tcW w:type="dxa" w:w="3288"/>
+          </w:tcPr>
+          <w:p>
+            <w:pPr>
+              <w:keepNext/>
+            </w:pPr>
+            <w:r/>
+            <w:r>
+              <w:rPr>
+                <w:sz w:val="19"/>
+              </w:rPr>
+              <w:t>OK - 1.9-2.4 m pallets stored crosswise, 1 per 2.7 m bay in the odd/long modules (forks enter the long side); &gt; 2.4 m on cantilever</w:t>
+            </w:r>
+          </w:p>
+        </w:tc>
+      </w:tr>
+      <w:tr>
+        <w:trPr>
+          <w:cantSplit/>
+        </w:trPr>
+        <w:tc>
+          <w:tcPr>
+            <w:tcW w:type="dxa" w:w="3175"/>
+          </w:tcPr>
+          <w:p>
+            <w:pPr>
+              <w:keepNext/>
+            </w:pPr>
+            <w:r/>
+            <w:r>
+              <w:rPr>
+                <w:sz w:val="19"/>
+              </w:rPr>
+              <w:t>Tall loads: 940 loads 1.16-1.68 m, 42 &gt; 1.68 m</w:t>
+            </w:r>
+          </w:p>
+        </w:tc>
+        <w:tc>
+          <w:tcPr>
+            <w:tcW w:type="dxa" w:w="2608"/>
+          </w:tcPr>
+          <w:p>
+            <w:pPr>
+              <w:keepNext/>
+            </w:pPr>
+            <w:r/>
+            <w:r>
+              <w:rPr>
+                <w:sz w:val="19"/>
+              </w:rPr>
+              <w:t>1.41 m level pitch</w:t>
+            </w:r>
+          </w:p>
+        </w:tc>
+        <w:tc>
+          <w:tcPr>
+            <w:tcW w:type="dxa" w:w="3288"/>
+          </w:tcPr>
+          <w:p>
+            <w:pPr>
+              <w:keepNext/>
+            </w:pPr>
+            <w:r/>
+            <w:r>
+              <w:rPr>
+                <w:sz w:val="19"/>
+              </w:rPr>
+              <w:t>OK - top level (~1.7 m free under the roof clearance) has 1,188 positions; &gt; 1.68 m on the floor</w:t>
             </w:r>
           </w:p>
         </w:tc>
@@ -15027,12 +15698,13 @@
         <w:tblStyle w:val="LightGrid-Accent1"/>
         <w:tblW w:type="auto" w:w="0"/>
         <w:jc w:val="center"/>
+        <w:tblLayout w:type="fixed"/>
         <w:tblLook w:firstColumn="1" w:firstRow="1" w:lastColumn="0" w:lastRow="0" w:noHBand="0" w:noVBand="1" w:val="04A0"/>
       </w:tblPr>
       <w:tblGrid>
-        <w:gridCol w:w="2880"/>
-        <w:gridCol w:w="2880"/>
-        <w:gridCol w:w="2880"/>
+        <w:gridCol w:w="1928"/>
+        <w:gridCol w:w="3515"/>
+        <w:gridCol w:w="3628"/>
       </w:tblGrid>
       <w:tr>
         <w:trPr>
@@ -15183,7 +15855,7 @@
               <w:rPr>
                 <w:sz w:val="19"/>
               </w:rPr>
-              <w:t>2.5 min per pallet (~24 per truck-hour)</w:t>
+              <w:t>2.4 min per pallet (~25 per truck-hour)</w:t>
             </w:r>
           </w:p>
         </w:tc>
@@ -15341,12 +16013,13 @@
         <w:tblStyle w:val="LightGrid-Accent1"/>
         <w:tblW w:type="auto" w:w="0"/>
         <w:jc w:val="center"/>
+        <w:tblLayout w:type="fixed"/>
         <w:tblLook w:firstColumn="1" w:firstRow="1" w:lastColumn="0" w:lastRow="0" w:noHBand="0" w:noVBand="1" w:val="04A0"/>
       </w:tblPr>
       <w:tblGrid>
-        <w:gridCol w:w="2880"/>
-        <w:gridCol w:w="2880"/>
-        <w:gridCol w:w="2880"/>
+        <w:gridCol w:w="850"/>
+        <w:gridCol w:w="6520"/>
+        <w:gridCol w:w="1134"/>
       </w:tblGrid>
       <w:tr>
         <w:trPr>
@@ -16385,6 +17058,9 @@
             <w:tcW w:type="dxa" w:w="850"/>
           </w:tcPr>
           <w:p>
+            <w:pPr>
+              <w:keepNext/>
+            </w:pPr>
             <w:r/>
             <w:r>
               <w:rPr>
@@ -16399,12 +17075,123 @@
             <w:tcW w:type="dxa" w:w="6520"/>
           </w:tcPr>
           <w:p>
+            <w:pPr>
+              <w:keepNext/>
+            </w:pPr>
             <w:r/>
             <w:r>
               <w:rPr>
                 <w:sz w:val="19"/>
               </w:rPr>
               <w:t>Hazardous SKUs: hazard class unknown - PGS 15 (packaged hazardous substances) or PGS 37 (lithium batteries) to be confirmed</w:t>
+            </w:r>
+          </w:p>
+        </w:tc>
+        <w:tc>
+          <w:tcPr>
+            <w:tcW w:type="dxa" w:w="1134"/>
+          </w:tcPr>
+          <w:p>
+            <w:pPr>
+              <w:keepNext/>
+              <w:jc w:val="right"/>
+            </w:pPr>
+            <w:r/>
+            <w:r>
+              <w:rPr>
+                <w:sz w:val="19"/>
+              </w:rPr>
+              <w:t>HIGH</w:t>
+            </w:r>
+          </w:p>
+        </w:tc>
+      </w:tr>
+      <w:tr>
+        <w:trPr>
+          <w:cantSplit/>
+        </w:trPr>
+        <w:tc>
+          <w:tcPr>
+            <w:tcW w:type="dxa" w:w="850"/>
+          </w:tcPr>
+          <w:p>
+            <w:pPr>
+              <w:keepNext/>
+            </w:pPr>
+            <w:r/>
+            <w:r>
+              <w:rPr>
+                <w:sz w:val="19"/>
+              </w:rPr>
+              <w:t>A030</w:t>
+            </w:r>
+          </w:p>
+        </w:tc>
+        <w:tc>
+          <w:tcPr>
+            <w:tcW w:type="dxa" w:w="6520"/>
+          </w:tcPr>
+          <w:p>
+            <w:pPr>
+              <w:keepNext/>
+            </w:pPr>
+            <w:r/>
+            <w:r>
+              <w:rPr>
+                <w:sz w:val="19"/>
+              </w:rPr>
+              <w:t>Labour cost per paid hour</w:t>
+            </w:r>
+          </w:p>
+        </w:tc>
+        <w:tc>
+          <w:tcPr>
+            <w:tcW w:type="dxa" w:w="1134"/>
+          </w:tcPr>
+          <w:p>
+            <w:pPr>
+              <w:keepNext/>
+              <w:jc w:val="right"/>
+            </w:pPr>
+            <w:r/>
+            <w:r>
+              <w:rPr>
+                <w:sz w:val="19"/>
+              </w:rPr>
+              <w:t>HIGH</w:t>
+            </w:r>
+          </w:p>
+        </w:tc>
+      </w:tr>
+      <w:tr>
+        <w:trPr>
+          <w:cantSplit/>
+        </w:trPr>
+        <w:tc>
+          <w:tcPr>
+            <w:tcW w:type="dxa" w:w="850"/>
+          </w:tcPr>
+          <w:p>
+            <w:r/>
+            <w:r>
+              <w:rPr>
+                <w:sz w:val="19"/>
+              </w:rPr>
+              <w:t>A033</w:t>
+            </w:r>
+          </w:p>
+        </w:tc>
+        <w:tc>
+          <w:tcPr>
+            <w:tcW w:type="dxa" w:w="6520"/>
+          </w:tcPr>
+          <w:p>
+            <w:r/>
+            <w:r>
+              <w:rPr>
+                <w:sz w:val="19"/>
+              </w:rPr>
+              <w:t>Racking prices</w:t>
             </w:r>
           </w:p>
         </w:tc>
@@ -16479,7 +17266,7 @@
           <w:b w:val="0"/>
           <w:sz w:val="21"/>
         </w:rPr>
-        <w:t xml:space="preserve"> telescopic-fork residual capacity at 10 m (A021).</w:t>
+        <w:t xml:space="preserve"> a lease quote for 2 ETV 216i, 3 EJE 120i and 2 ERE 225 (A038).</w:t>
       </w:r>
     </w:p>
     <w:p>

--- a/deliverables/Deliverable_2_Future_State.docx
+++ b/deliverables/Deliverable_2_Future_State.docx
@@ -397,7 +397,7 @@
           <w:color w:val="222222"/>
           <w:sz w:val="21"/>
         </w:rPr>
-        <w:t>Option B was selected in Deliverable 1. It combines single-deep pallet racking placed back-to-back (one pallet each side, every pallet reachable from an aisle), selective + cantilever racking for irregular and long goods, and a fast-pick area (carton-flow / shelving) for the best-sellers, run with demand-based slotting and zone + batch picking. This version builds in the points agreed with the teacher and DHL:</w:t>
+        <w:t>Option B was selected in Deliverable 1. It combines single-deep pallet racking placed back-to-back (one pallet each side, every pallet reachable from an aisle), a module for odd items, a long-goods module with 4.5 m bays, bin shelving for small slow parts, and a fast-pick area (carton-flow / shelving) for the best-sellers, run with demand-based slotting and zone + batch picking. This version builds in the points agreed with the teacher and DHL:</w:t>
       </w:r>
     </w:p>
     <w:tbl>
@@ -1027,7 +1027,63 @@
               <w:rPr>
                 <w:sz w:val="19"/>
               </w:rPr>
-              <w:t>Single-deep back-to-back: 9,504 positions, standard forks</w:t>
+              <w:t>Single-deep back-to-back: 8,960 positions incl. 320 long-goods, standard forks</w:t>
+            </w:r>
+          </w:p>
+        </w:tc>
+      </w:tr>
+      <w:tr>
+        <w:trPr>
+          <w:cantSplit/>
+        </w:trPr>
+        <w:tc>
+          <w:tcPr>
+            <w:tcW w:type="dxa" w:w="1701"/>
+          </w:tcPr>
+          <w:p>
+            <w:pPr>
+              <w:keepNext/>
+            </w:pPr>
+            <w:r/>
+            <w:r>
+              <w:rPr>
+                <w:sz w:val="19"/>
+              </w:rPr>
+              <w:t>Small parts</w:t>
+            </w:r>
+          </w:p>
+        </w:tc>
+        <w:tc>
+          <w:tcPr>
+            <w:tcW w:type="dxa" w:w="2835"/>
+          </w:tcPr>
+          <w:p>
+            <w:pPr>
+              <w:keepNext/>
+            </w:pPr>
+            <w:r/>
+            <w:r>
+              <w:rPr>
+                <w:sz w:val="19"/>
+              </w:rPr>
+              <w:t>A pallet location each</w:t>
+            </w:r>
+          </w:p>
+        </w:tc>
+        <w:tc>
+          <w:tcPr>
+            <w:tcW w:type="dxa" w:w="4535"/>
+          </w:tcPr>
+          <w:p>
+            <w:pPr>
+              <w:keepNext/>
+            </w:pPr>
+            <w:r/>
+            <w:r>
+              <w:rPr>
+                <w:sz w:val="19"/>
+              </w:rPr>
+              <w:t>2,657 slow small SKUs in half-bins on 188 shelving bays next to the put-wall</w:t>
             </w:r>
           </w:p>
         </w:tc>
@@ -1606,7 +1662,7 @@
           <w:b w:val="0"/>
           <w:sz w:val="21"/>
         </w:rPr>
-        <w:t xml:space="preserve"> demand-based directed putaway (A/B close to their fast-pick faces, C further away); pallets over 1 t on low levels; cantilever for extra-long goods.</w:t>
+        <w:t xml:space="preserve"> demand-based directed putaway (A/B close to their fast-pick faces, C further away); pallets over 1 t on low levels; long goods (up to 2.05 m) in the long-goods module via its 3.2 m aisle.</w:t>
       </w:r>
     </w:p>
     <w:p>
@@ -1923,6 +1979,31 @@
           <w:b/>
           <w:sz w:val="21"/>
         </w:rPr>
+        <w:t>Small slow parts (2,657 SKUs, ~93 lines/day) → bin shelving next to the put-wall:</w:t>
+      </w:r>
+      <w:r>
+        <w:rPr>
+          <w:b w:val="0"/>
+          <w:sz w:val="21"/>
+        </w:rPr>
+        <w:t xml:space="preserve"> the item is picked into the order's tote and goes straight into the put-wall — no walk into the reserve aisles.</w:t>
+      </w:r>
+    </w:p>
+    <w:p>
+      <w:pPr>
+        <w:pStyle w:val="ListBullet"/>
+      </w:pPr>
+      <w:r>
+        <w:rPr>
+          <w:b w:val="0"/>
+          <w:sz w:val="21"/>
+        </w:rPr>
+      </w:r>
+      <w:r>
+        <w:rPr>
+          <w:b/>
+          <w:sz w:val="21"/>
+        </w:rPr>
         <w:t>Where:</w:t>
       </w:r>
       <w:r>
@@ -1930,7 +2011,7 @@
           <w:b w:val="0"/>
           <w:sz w:val="21"/>
         </w:rPr>
-        <w:t xml:space="preserve"> A/B items in the fast-pick area (zone 1); C items at the low levels of the reserve aisles (zones 2–3). Aisles are open at both ends, so pickers and pallet trucks walk straight through — no U-turns.</w:t>
+        <w:t xml:space="preserve"> A/B items in the fast-pick area (zone 1); other C items at the low levels of the reserve aisles (zones 2–3). Aisles are open at both ends, so pickers and pallet trucks walk straight through — no U-turns.</w:t>
       </w:r>
     </w:p>
     <w:p>
@@ -2375,7 +2456,7 @@
               <w:rPr>
                 <w:sz w:val="19"/>
               </w:rPr>
-              <w:t>Random within velocity zones; fixed fast-pick faces + random reserve</w:t>
+              <w:t>Random within velocity zones; fixed fast-pick faces + random reserve; small slow parts in bins, not on pallets</w:t>
             </w:r>
           </w:p>
         </w:tc>
@@ -2392,7 +2473,7 @@
               <w:rPr>
                 <w:sz w:val="19"/>
               </w:rPr>
-              <w:t>73% single-load tail; 48.6% ABC mismatch</w:t>
+              <w:t>73% single-load tail; 48.6% ABC mismatch; 2,657 SKUs have ≤ 50 L of stock</w:t>
             </w:r>
           </w:p>
         </w:tc>
@@ -7199,6 +7280,104 @@
     </w:p>
     <w:p>
       <w:pPr>
+        <w:spacing w:after="80"/>
+      </w:pPr>
+      <w:r>
+        <w:rPr>
+          <w:b/>
+          <w:i w:val="0"/>
+          <w:color w:val="222222"/>
+          <w:sz w:val="21"/>
+        </w:rPr>
+        <w:t>Is that enough for a big container?</w:t>
+      </w:r>
+      <w:r>
+        <w:rPr>
+          <w:b w:val="0"/>
+          <w:i w:val="0"/>
+          <w:color w:val="222222"/>
+          <w:sz w:val="21"/>
+        </w:rPr>
+        <w:t xml:space="preserve"> Unpacking spreads cartons over the floor while they are sorted. A median container needs ~134 m², the p90 container ~186 m² and the largest (89 pallets, 82 SKUs) ~458 m². 91% of containers fit the zone.</w:t>
+      </w:r>
+    </w:p>
+    <w:p>
+      <w:pPr>
+        <w:pStyle w:val="ListBullet"/>
+      </w:pPr>
+      <w:r>
+        <w:rPr>
+          <w:b w:val="0"/>
+          <w:sz w:val="21"/>
+        </w:rPr>
+      </w:r>
+      <w:r>
+        <w:rPr>
+          <w:b/>
+          <w:sz w:val="21"/>
+        </w:rPr>
+        <w:t>Big containers borrow door R2 (A044):</w:t>
+      </w:r>
+      <w:r>
+        <w:rPr>
+          <w:b w:val="0"/>
+          <w:sz w:val="21"/>
+        </w:rPr>
+        <w:t xml:space="preserve"> receiving needs at most ~80 m² of its 262 m², because the two reach trucks put pallets away while the trailer is unloaded (peak ~17 pallets waiting). On a big-container day R2 is blocked and the north half of receiving (131 m²) becomes extra unpacking space: 321 m² in total, enough for 97% of containers.</w:t>
+      </w:r>
+    </w:p>
+    <w:p>
+      <w:pPr>
+        <w:pStyle w:val="ListBullet"/>
+      </w:pPr>
+      <w:r>
+        <w:rPr>
+          <w:b w:val="0"/>
+          <w:sz w:val="21"/>
+        </w:rPr>
+      </w:r>
+      <w:r>
+        <w:rPr>
+          <w:b/>
+          <w:sz w:val="21"/>
+        </w:rPr>
+        <w:t>Doors still fit:</w:t>
+      </w:r>
+      <w:r>
+        <w:rPr>
+          <w:b w:val="0"/>
+          <w:sz w:val="21"/>
+        </w:rPr>
+        <w:t xml:space="preserve"> with R2 blocked, R1 (container) and R3 (trailers) remain — the base and peak scenarios need 2 doors. R2 is only blocked when the booked arrivals show no second trailer that day.</w:t>
+      </w:r>
+    </w:p>
+    <w:p>
+      <w:pPr>
+        <w:pStyle w:val="ListBullet"/>
+      </w:pPr>
+      <w:r>
+        <w:rPr>
+          <w:b w:val="0"/>
+          <w:sz w:val="21"/>
+        </w:rPr>
+      </w:r>
+      <w:r>
+        <w:rPr>
+          <w:b/>
+          <w:sz w:val="21"/>
+        </w:rPr>
+        <w:t>The few largest containers</w:t>
+      </w:r>
+      <w:r>
+        <w:rPr>
+          <w:b w:val="0"/>
+          <w:sz w:val="21"/>
+        </w:rPr>
+        <w:t xml:space="preserve"> (more SKUs than build spots) are sorted in two passes: first the SKUs with the most cartons, then the rest from mixed pallets.</w:t>
+      </w:r>
+    </w:p>
+    <w:p>
+      <w:pPr>
         <w:spacing w:after="120"/>
       </w:pPr>
       <w:r>
@@ -7217,7 +7396,7 @@
           <w:color w:val="222222"/>
           <w:sz w:val="21"/>
         </w:rPr>
-        <w:t xml:space="preserve"> the zone is the same in both cases. A DHL crew costs about €179 per container (Deliverable 3); an on-site contractor is chosen only if its fixed price per container is lower (S024). Port devanning stays the fall-back if containers ever need to arrive palletised.</w:t>
+        <w:t xml:space="preserve"> the zone is the same in both cases. A DHL crew costs about €128 per container (Deliverable 3); an on-site contractor is chosen only if its fixed price per container is lower (S024). Port devanning stays the fall-back if containers ever need to arrive palletised.</w:t>
       </w:r>
     </w:p>
     <w:p>
@@ -7621,7 +7800,7 @@
               <w:rPr>
                 <w:sz w:val="19"/>
               </w:rPr>
-              <w:t>Selective + cantilever (odd / long items)</w:t>
+              <w:t>Odd-item + long-goods modules</w:t>
             </w:r>
           </w:p>
         </w:tc>
@@ -7931,7 +8110,7 @@
           <w:b w:val="0"/>
           <w:sz w:val="21"/>
         </w:rPr>
-        <w:t xml:space="preserve"> 9,504 single-deep positions, counted on the drawing (11 back-to-back rack modules × 2 rows × 18 bays × 3 pallets × 8 levels) against a target of ~9,500 (peak 8,512 occupied locations ÷ 0.90). Top beam 10.0 m, within the ETV 216i's 10.7 m lift; 1,728 positions sit in the two modules for odd and long items.</w:t>
+        <w:t xml:space="preserve"> 8,960 single-deep positions, counted on the drawing (11 back-to-back rack modules × 2 rows × 18 bays × 3 pallets × 8 levels) against a target of ~9,500 (peak 8,512 occupied locations ÷ 0.90). Top beam 10.0 m, within the ETV 216i's 10.7 m lift; one module (864 positions) holds odd items and one long-goods module holds 320 pallets of up to 2.05 m (4.5 m bays, two pallets each). Small slow parts leave the racks for bin shelving, which frees 1,005 locations: the peak need drops to ~7,507 locations (84% of the racks).</w:t>
       </w:r>
     </w:p>
     <w:p>
@@ -8006,7 +8185,7 @@
           <w:b w:val="0"/>
           <w:sz w:val="21"/>
         </w:rPr>
-        <w:t xml:space="preserve"> three 3.2 m cross-aisles (front, middle, rear) break up the racking, so no truck or picker ever needs a U-turn. Storage aisles are 3.0 m — wider than the ETV 216i needs (2.63–2.79 m, S006) and far wider than the EJE 120i (1.79–1.94 m, S010). The extra aisles cost ~6% of rack length; capacity stays well above the ~9,500-position target.</w:t>
+        <w:t xml:space="preserve"> three 3.2 m cross-aisles (front, middle, rear) break up the racking, so no truck or picker ever needs a U-turn. Storage aisles are 3.0 m — wider than the ETV 216i needs (2.63–2.79 m, S006) and far wider than the EJE 120i (1.79–1.94 m, S010); the aisle in front of the long goods is 3.2 m (Section 5.2).</w:t>
       </w:r>
     </w:p>
     <w:p>
@@ -8370,7 +8549,7 @@
               <w:rPr>
                 <w:sz w:val="19"/>
               </w:rPr>
-              <w:t>59 m (-10%)</w:t>
+              <w:t>59 m (-9%)</w:t>
             </w:r>
           </w:p>
         </w:tc>
@@ -8672,7 +8851,7 @@
           <w:color w:val="222222"/>
           <w:sz w:val="21"/>
         </w:rPr>
-        <w:t xml:space="preserve"> Keep flow-through. U-shaped saves only ~10% put-away travel (~11 reach-truck minutes/day) because slow C items still bring 46% of inbound loads and picking travel is identical; its door saving depends on all inbound arriving before noon, which sea containers cannot guarantee. Flow-through keeps inbound, returns and outbound apart and fits the side-wall dock lengths.</w:t>
+        <w:t xml:space="preserve"> Keep flow-through. U-shaped saves only ~9% put-away travel (~11 reach-truck minutes/day) because slow C items still bring 46% of inbound loads and picking travel is identical; its door saving depends on all inbound arriving before noon, which sea containers cannot guarantee. Flow-through keeps inbound, returns and outbound apart and fits the side-wall dock lengths.</w:t>
       </w:r>
     </w:p>
     <w:p>
@@ -8806,7 +8985,7 @@
               <w:rPr>
                 <w:sz w:val="19"/>
               </w:rPr>
-              <w:t>storage area for ~9,500 positions with 3.0 m reach aisles</w:t>
+              <w:t>9 standard modules + 1 odd-items + 1 long-goods module</w:t>
             </w:r>
           </w:p>
         </w:tc>
@@ -8957,7 +9136,7 @@
               <w:rPr>
                 <w:sz w:val="19"/>
               </w:rPr>
-              <w:t>EUR 800×1200 with the 800 mm side to the aisle, 3 per 2.7 m bay; one pallet deep per side, racks back-to-back</w:t>
+              <w:t>EUR 800×1200 with the 800 mm side to the aisle, 3 per 2.7 m bay; one pallet deep per side, racks back-to-back; long pallets (≤ 2.05 m) 2 per 4.5 m bay</w:t>
             </w:r>
           </w:p>
         </w:tc>
@@ -8974,7 +9153,7 @@
               <w:rPr>
                 <w:sz w:val="19"/>
               </w:rPr>
-              <w:t>standard forks on the ETV 216i; 1.9–2.4 m pallets crosswise (1 per bay); &gt; 2.4 m on cantilever</w:t>
+              <w:t>standard forks on the ETV 216i; long pallets forked on the long side (load centre 400 mm → full 1.6 t)</w:t>
             </w:r>
           </w:p>
         </w:tc>
@@ -9013,7 +9192,7 @@
               <w:rPr>
                 <w:sz w:val="19"/>
               </w:rPr>
-              <w:t>3.0 m storage, 3.2 m cross/perimeter</w:t>
+              <w:t>3.0 m storage, 3.2 m for long goods and cross/perimeter</w:t>
             </w:r>
           </w:p>
         </w:tc>
@@ -9030,7 +9209,7 @@
               <w:rPr>
                 <w:sz w:val="19"/>
               </w:rPr>
-              <w:t>ETV 216i needs 2.63–2.79 m; EJE 120i 1.79–1.94 m</w:t>
+              <w:t>ETV 216i needs 2.63–2.79 m; with a 2.05 m load crosswise 2976 mm (VDI formula on S006 data)</w:t>
             </w:r>
           </w:p>
         </w:tc>
@@ -9175,7 +9354,7 @@
               <w:rPr>
                 <w:sz w:val="19"/>
               </w:rPr>
-              <w:t>heaviest item 90.0 kg per piece; pallets &gt; 1 t low</w:t>
+              <w:t>heaviest item 90.0 kg per piece; pallets &gt; 1 t low; longest real item ~2 m</w:t>
             </w:r>
           </w:p>
         </w:tc>
@@ -9189,7 +9368,7 @@
               <w:rPr>
                 <w:sz w:val="19"/>
               </w:rPr>
-              <w:t>mechanical handling only for heavy items; 1,600 kg truck rating</w:t>
+              <w:t>mechanical handling only for heavy items; 115 loads recorded longer than 2.05 m (up to an '11 m' item of 0.5 kg) are data errors</w:t>
             </w:r>
           </w:p>
         </w:tc>
@@ -9273,14 +9452,14 @@
           <w:b/>
           <w:sz w:val="21"/>
         </w:rPr>
-        <w:t>Hazardous goods (PGS 15, S016):</w:t>
+        <w:t>Hazardous goods (rechecked, A028):</w:t>
       </w:r>
       <w:r>
         <w:rPr>
           <w:b w:val="0"/>
           <w:sz w:val="21"/>
         </w:rPr>
-        <w:t xml:space="preserve"> 138 SKUs are flagged hazardous (2,197 loads, ~20% of loads). If these are packaged hazardous substances, the stored quantity is far above PGS 15's 10,000 kg threshold, so a segregated, 60-minute fire-resistant hazmat section, separation of incompatible classes and only day stock on the work floor are required. The data only flags 0/1 — the hazard class (e.g. lithium batteries → PGS 37) must be confirmed before sizing the section (A028).</w:t>
+        <w:t xml:space="preserve"> 138 SKUs, 2,197 loads (20% of loads), ~385 t gross — counted per load, the same way in all three snapshots (1,727, 1,895, 2,197 loads). The customs codes show what they are (table below): 97% are electronic safes, locks, alarms, cameras and readers — most likely lithium cells built into the product (UN3481/UN3091, class 9). Those fall under PGS 37-2 (lithium energy carriers, from 333 kg; 1,000 kg for small cells, S029), not PGS 15. Only the lubricants (possibly aerosols) fall under PGS 15 (S016). A separate hazmat section is reserved; its fire separation follows PGS 37-2 once Assa Abloy confirms the UN numbers.</w:t>
       </w:r>
     </w:p>
     <w:p>
@@ -9307,6 +9486,2011 @@
         </w:rPr>
         <w:t xml:space="preserve"> totes are limited to 15 kg (A024); items up to 90 kg each are only moved with pallet trucks or lift aids.</w:t>
       </w:r>
+    </w:p>
+    <w:tbl>
+      <w:tblPr>
+        <w:tblStyle w:val="LightGrid-Accent1"/>
+        <w:tblW w:type="auto" w:w="0"/>
+        <w:jc w:val="center"/>
+        <w:tblLayout w:type="fixed"/>
+        <w:tblLook w:firstColumn="1" w:firstRow="1" w:lastColumn="0" w:lastRow="0" w:noHBand="0" w:noVBand="1" w:val="04A0"/>
+      </w:tblPr>
+      <w:tblGrid>
+        <w:gridCol w:w="907"/>
+        <w:gridCol w:w="2041"/>
+        <w:gridCol w:w="2381"/>
+        <w:gridCol w:w="1020"/>
+        <w:gridCol w:w="680"/>
+        <w:gridCol w:w="794"/>
+        <w:gridCol w:w="794"/>
+      </w:tblGrid>
+      <w:tr>
+        <w:trPr>
+          <w:cantSplit/>
+        </w:trPr>
+        <w:tc>
+          <w:tcPr>
+            <w:tcW w:type="dxa" w:w="907"/>
+          </w:tcPr>
+          <w:p>
+            <w:pPr>
+              <w:keepNext/>
+            </w:pPr>
+            <w:r/>
+            <w:r>
+              <w:rPr>
+                <w:b/>
+                <w:sz w:val="19"/>
+              </w:rPr>
+              <w:t>Customs code</w:t>
+            </w:r>
+          </w:p>
+        </w:tc>
+        <w:tc>
+          <w:tcPr>
+            <w:tcW w:type="dxa" w:w="2041"/>
+          </w:tcPr>
+          <w:p>
+            <w:pPr>
+              <w:keepNext/>
+            </w:pPr>
+            <w:r/>
+            <w:r>
+              <w:rPr>
+                <w:b/>
+                <w:sz w:val="19"/>
+              </w:rPr>
+              <w:t>What it is</w:t>
+            </w:r>
+          </w:p>
+        </w:tc>
+        <w:tc>
+          <w:tcPr>
+            <w:tcW w:type="dxa" w:w="2381"/>
+          </w:tcPr>
+          <w:p>
+            <w:pPr>
+              <w:keepNext/>
+            </w:pPr>
+            <w:r/>
+            <w:r>
+              <w:rPr>
+                <w:b/>
+                <w:sz w:val="19"/>
+              </w:rPr>
+              <w:t>Likely hazard</w:t>
+            </w:r>
+          </w:p>
+        </w:tc>
+        <w:tc>
+          <w:tcPr>
+            <w:tcW w:type="dxa" w:w="1020"/>
+          </w:tcPr>
+          <w:p>
+            <w:pPr>
+              <w:keepNext/>
+            </w:pPr>
+            <w:r/>
+            <w:r>
+              <w:rPr>
+                <w:b/>
+                <w:sz w:val="19"/>
+              </w:rPr>
+              <w:t>Dutch rule</w:t>
+            </w:r>
+          </w:p>
+        </w:tc>
+        <w:tc>
+          <w:tcPr>
+            <w:tcW w:type="dxa" w:w="680"/>
+          </w:tcPr>
+          <w:p>
+            <w:pPr>
+              <w:keepNext/>
+            </w:pPr>
+            <w:r/>
+            <w:r>
+              <w:rPr>
+                <w:b/>
+                <w:sz w:val="19"/>
+              </w:rPr>
+              <w:t>SKUs</w:t>
+            </w:r>
+          </w:p>
+        </w:tc>
+        <w:tc>
+          <w:tcPr>
+            <w:tcW w:type="dxa" w:w="794"/>
+          </w:tcPr>
+          <w:p>
+            <w:pPr>
+              <w:keepNext/>
+            </w:pPr>
+            <w:r/>
+            <w:r>
+              <w:rPr>
+                <w:b/>
+                <w:sz w:val="19"/>
+              </w:rPr>
+              <w:t>Loads</w:t>
+            </w:r>
+          </w:p>
+        </w:tc>
+        <w:tc>
+          <w:tcPr>
+            <w:tcW w:type="dxa" w:w="794"/>
+          </w:tcPr>
+          <w:p>
+            <w:pPr>
+              <w:keepNext/>
+            </w:pPr>
+            <w:r/>
+            <w:r>
+              <w:rPr>
+                <w:b/>
+                <w:sz w:val="19"/>
+              </w:rPr>
+              <w:t>Tonnes</w:t>
+            </w:r>
+          </w:p>
+        </w:tc>
+      </w:tr>
+      <w:tr>
+        <w:trPr>
+          <w:cantSplit/>
+        </w:trPr>
+        <w:tc>
+          <w:tcPr>
+            <w:tcW w:type="dxa" w:w="907"/>
+          </w:tcPr>
+          <w:p>
+            <w:pPr>
+              <w:keepNext/>
+            </w:pPr>
+            <w:r/>
+            <w:r>
+              <w:rPr>
+                <w:sz w:val="19"/>
+              </w:rPr>
+              <w:t>8303</w:t>
+            </w:r>
+          </w:p>
+        </w:tc>
+        <w:tc>
+          <w:tcPr>
+            <w:tcW w:type="dxa" w:w="2041"/>
+          </w:tcPr>
+          <w:p>
+            <w:pPr>
+              <w:keepNext/>
+            </w:pPr>
+            <w:r/>
+            <w:r>
+              <w:rPr>
+                <w:sz w:val="19"/>
+              </w:rPr>
+              <w:t>Safes and strong-boxes (electronic locks)</w:t>
+            </w:r>
+          </w:p>
+        </w:tc>
+        <w:tc>
+          <w:tcPr>
+            <w:tcW w:type="dxa" w:w="2381"/>
+          </w:tcPr>
+          <w:p>
+            <w:pPr>
+              <w:keepNext/>
+            </w:pPr>
+            <w:r/>
+            <w:r>
+              <w:rPr>
+                <w:sz w:val="19"/>
+              </w:rPr>
+              <w:t>lithium cells in equipment (UN3481 / UN3091, class 9)</w:t>
+            </w:r>
+          </w:p>
+        </w:tc>
+        <w:tc>
+          <w:tcPr>
+            <w:tcW w:type="dxa" w:w="1020"/>
+          </w:tcPr>
+          <w:p>
+            <w:pPr>
+              <w:keepNext/>
+            </w:pPr>
+            <w:r/>
+            <w:r>
+              <w:rPr>
+                <w:sz w:val="19"/>
+              </w:rPr>
+              <w:t>PGS 37-2</w:t>
+            </w:r>
+          </w:p>
+        </w:tc>
+        <w:tc>
+          <w:tcPr>
+            <w:tcW w:type="dxa" w:w="680"/>
+          </w:tcPr>
+          <w:p>
+            <w:pPr>
+              <w:keepNext/>
+              <w:jc w:val="right"/>
+            </w:pPr>
+            <w:r/>
+            <w:r>
+              <w:rPr>
+                <w:sz w:val="19"/>
+              </w:rPr>
+              <w:t>41</w:t>
+            </w:r>
+          </w:p>
+        </w:tc>
+        <w:tc>
+          <w:tcPr>
+            <w:tcW w:type="dxa" w:w="794"/>
+          </w:tcPr>
+          <w:p>
+            <w:pPr>
+              <w:keepNext/>
+              <w:jc w:val="right"/>
+            </w:pPr>
+            <w:r/>
+            <w:r>
+              <w:rPr>
+                <w:sz w:val="19"/>
+              </w:rPr>
+              <w:t>1,603</w:t>
+            </w:r>
+          </w:p>
+        </w:tc>
+        <w:tc>
+          <w:tcPr>
+            <w:tcW w:type="dxa" w:w="794"/>
+          </w:tcPr>
+          <w:p>
+            <w:pPr>
+              <w:keepNext/>
+              <w:jc w:val="right"/>
+            </w:pPr>
+            <w:r/>
+            <w:r>
+              <w:rPr>
+                <w:sz w:val="19"/>
+              </w:rPr>
+              <w:t>315</w:t>
+            </w:r>
+          </w:p>
+        </w:tc>
+      </w:tr>
+      <w:tr>
+        <w:trPr>
+          <w:cantSplit/>
+        </w:trPr>
+        <w:tc>
+          <w:tcPr>
+            <w:tcW w:type="dxa" w:w="907"/>
+          </w:tcPr>
+          <w:p>
+            <w:pPr>
+              <w:keepNext/>
+            </w:pPr>
+            <w:r/>
+            <w:r>
+              <w:rPr>
+                <w:sz w:val="19"/>
+              </w:rPr>
+              <w:t>8471</w:t>
+            </w:r>
+          </w:p>
+        </w:tc>
+        <w:tc>
+          <w:tcPr>
+            <w:tcW w:type="dxa" w:w="2041"/>
+          </w:tcPr>
+          <w:p>
+            <w:pPr>
+              <w:keepNext/>
+            </w:pPr>
+            <w:r/>
+            <w:r>
+              <w:rPr>
+                <w:sz w:val="19"/>
+              </w:rPr>
+              <w:t>Readers / data units</w:t>
+            </w:r>
+          </w:p>
+        </w:tc>
+        <w:tc>
+          <w:tcPr>
+            <w:tcW w:type="dxa" w:w="2381"/>
+          </w:tcPr>
+          <w:p>
+            <w:pPr>
+              <w:keepNext/>
+            </w:pPr>
+            <w:r/>
+            <w:r>
+              <w:rPr>
+                <w:sz w:val="19"/>
+              </w:rPr>
+              <w:t>lithium cells in equipment (UN3481, class 9)</w:t>
+            </w:r>
+          </w:p>
+        </w:tc>
+        <w:tc>
+          <w:tcPr>
+            <w:tcW w:type="dxa" w:w="1020"/>
+          </w:tcPr>
+          <w:p>
+            <w:pPr>
+              <w:keepNext/>
+            </w:pPr>
+            <w:r/>
+            <w:r>
+              <w:rPr>
+                <w:sz w:val="19"/>
+              </w:rPr>
+              <w:t>PGS 37-2</w:t>
+            </w:r>
+          </w:p>
+        </w:tc>
+        <w:tc>
+          <w:tcPr>
+            <w:tcW w:type="dxa" w:w="680"/>
+          </w:tcPr>
+          <w:p>
+            <w:pPr>
+              <w:keepNext/>
+              <w:jc w:val="right"/>
+            </w:pPr>
+            <w:r/>
+            <w:r>
+              <w:rPr>
+                <w:sz w:val="19"/>
+              </w:rPr>
+              <w:t>2</w:t>
+            </w:r>
+          </w:p>
+        </w:tc>
+        <w:tc>
+          <w:tcPr>
+            <w:tcW w:type="dxa" w:w="794"/>
+          </w:tcPr>
+          <w:p>
+            <w:pPr>
+              <w:keepNext/>
+              <w:jc w:val="right"/>
+            </w:pPr>
+            <w:r/>
+            <w:r>
+              <w:rPr>
+                <w:sz w:val="19"/>
+              </w:rPr>
+              <w:t>171</w:t>
+            </w:r>
+          </w:p>
+        </w:tc>
+        <w:tc>
+          <w:tcPr>
+            <w:tcW w:type="dxa" w:w="794"/>
+          </w:tcPr>
+          <w:p>
+            <w:pPr>
+              <w:keepNext/>
+              <w:jc w:val="right"/>
+            </w:pPr>
+            <w:r/>
+            <w:r>
+              <w:rPr>
+                <w:sz w:val="19"/>
+              </w:rPr>
+              <w:t>10</w:t>
+            </w:r>
+          </w:p>
+        </w:tc>
+      </w:tr>
+      <w:tr>
+        <w:trPr>
+          <w:cantSplit/>
+        </w:trPr>
+        <w:tc>
+          <w:tcPr>
+            <w:tcW w:type="dxa" w:w="907"/>
+          </w:tcPr>
+          <w:p>
+            <w:pPr>
+              <w:keepNext/>
+            </w:pPr>
+            <w:r/>
+            <w:r>
+              <w:rPr>
+                <w:sz w:val="19"/>
+              </w:rPr>
+              <w:t>8301</w:t>
+            </w:r>
+          </w:p>
+        </w:tc>
+        <w:tc>
+          <w:tcPr>
+            <w:tcW w:type="dxa" w:w="2041"/>
+          </w:tcPr>
+          <w:p>
+            <w:pPr>
+              <w:keepNext/>
+            </w:pPr>
+            <w:r/>
+            <w:r>
+              <w:rPr>
+                <w:sz w:val="19"/>
+              </w:rPr>
+              <w:t>Locks and padlocks (electronic)</w:t>
+            </w:r>
+          </w:p>
+        </w:tc>
+        <w:tc>
+          <w:tcPr>
+            <w:tcW w:type="dxa" w:w="2381"/>
+          </w:tcPr>
+          <w:p>
+            <w:pPr>
+              <w:keepNext/>
+            </w:pPr>
+            <w:r/>
+            <w:r>
+              <w:rPr>
+                <w:sz w:val="19"/>
+              </w:rPr>
+              <w:t>lithium cells in equipment (UN3481 / UN3091, class 9)</w:t>
+            </w:r>
+          </w:p>
+        </w:tc>
+        <w:tc>
+          <w:tcPr>
+            <w:tcW w:type="dxa" w:w="1020"/>
+          </w:tcPr>
+          <w:p>
+            <w:pPr>
+              <w:keepNext/>
+            </w:pPr>
+            <w:r/>
+            <w:r>
+              <w:rPr>
+                <w:sz w:val="19"/>
+              </w:rPr>
+              <w:t>PGS 37-2</w:t>
+            </w:r>
+          </w:p>
+        </w:tc>
+        <w:tc>
+          <w:tcPr>
+            <w:tcW w:type="dxa" w:w="680"/>
+          </w:tcPr>
+          <w:p>
+            <w:pPr>
+              <w:keepNext/>
+              <w:jc w:val="right"/>
+            </w:pPr>
+            <w:r/>
+            <w:r>
+              <w:rPr>
+                <w:sz w:val="19"/>
+              </w:rPr>
+              <w:t>35</w:t>
+            </w:r>
+          </w:p>
+        </w:tc>
+        <w:tc>
+          <w:tcPr>
+            <w:tcW w:type="dxa" w:w="794"/>
+          </w:tcPr>
+          <w:p>
+            <w:pPr>
+              <w:keepNext/>
+              <w:jc w:val="right"/>
+            </w:pPr>
+            <w:r/>
+            <w:r>
+              <w:rPr>
+                <w:sz w:val="19"/>
+              </w:rPr>
+              <w:t>148</w:t>
+            </w:r>
+          </w:p>
+        </w:tc>
+        <w:tc>
+          <w:tcPr>
+            <w:tcW w:type="dxa" w:w="794"/>
+          </w:tcPr>
+          <w:p>
+            <w:pPr>
+              <w:keepNext/>
+              <w:jc w:val="right"/>
+            </w:pPr>
+            <w:r/>
+            <w:r>
+              <w:rPr>
+                <w:sz w:val="19"/>
+              </w:rPr>
+              <w:t>27</w:t>
+            </w:r>
+          </w:p>
+        </w:tc>
+      </w:tr>
+      <w:tr>
+        <w:trPr>
+          <w:cantSplit/>
+        </w:trPr>
+        <w:tc>
+          <w:tcPr>
+            <w:tcW w:type="dxa" w:w="907"/>
+          </w:tcPr>
+          <w:p>
+            <w:pPr>
+              <w:keepNext/>
+            </w:pPr>
+            <w:r/>
+            <w:r>
+              <w:rPr>
+                <w:sz w:val="19"/>
+              </w:rPr>
+              <w:t>8531</w:t>
+            </w:r>
+          </w:p>
+        </w:tc>
+        <w:tc>
+          <w:tcPr>
+            <w:tcW w:type="dxa" w:w="2041"/>
+          </w:tcPr>
+          <w:p>
+            <w:pPr>
+              <w:keepNext/>
+            </w:pPr>
+            <w:r/>
+            <w:r>
+              <w:rPr>
+                <w:sz w:val="19"/>
+              </w:rPr>
+              <w:t>Alarm and signalling devices</w:t>
+            </w:r>
+          </w:p>
+        </w:tc>
+        <w:tc>
+          <w:tcPr>
+            <w:tcW w:type="dxa" w:w="2381"/>
+          </w:tcPr>
+          <w:p>
+            <w:pPr>
+              <w:keepNext/>
+            </w:pPr>
+            <w:r/>
+            <w:r>
+              <w:rPr>
+                <w:sz w:val="19"/>
+              </w:rPr>
+              <w:t>lithium cells in equipment (UN3481 / UN3091, class 9)</w:t>
+            </w:r>
+          </w:p>
+        </w:tc>
+        <w:tc>
+          <w:tcPr>
+            <w:tcW w:type="dxa" w:w="1020"/>
+          </w:tcPr>
+          <w:p>
+            <w:pPr>
+              <w:keepNext/>
+            </w:pPr>
+            <w:r/>
+            <w:r>
+              <w:rPr>
+                <w:sz w:val="19"/>
+              </w:rPr>
+              <w:t>PGS 37-2</w:t>
+            </w:r>
+          </w:p>
+        </w:tc>
+        <w:tc>
+          <w:tcPr>
+            <w:tcW w:type="dxa" w:w="680"/>
+          </w:tcPr>
+          <w:p>
+            <w:pPr>
+              <w:keepNext/>
+              <w:jc w:val="right"/>
+            </w:pPr>
+            <w:r/>
+            <w:r>
+              <w:rPr>
+                <w:sz w:val="19"/>
+              </w:rPr>
+              <w:t>25</w:t>
+            </w:r>
+          </w:p>
+        </w:tc>
+        <w:tc>
+          <w:tcPr>
+            <w:tcW w:type="dxa" w:w="794"/>
+          </w:tcPr>
+          <w:p>
+            <w:pPr>
+              <w:keepNext/>
+              <w:jc w:val="right"/>
+            </w:pPr>
+            <w:r/>
+            <w:r>
+              <w:rPr>
+                <w:sz w:val="19"/>
+              </w:rPr>
+              <w:t>141</w:t>
+            </w:r>
+          </w:p>
+        </w:tc>
+        <w:tc>
+          <w:tcPr>
+            <w:tcW w:type="dxa" w:w="794"/>
+          </w:tcPr>
+          <w:p>
+            <w:pPr>
+              <w:keepNext/>
+              <w:jc w:val="right"/>
+            </w:pPr>
+            <w:r/>
+            <w:r>
+              <w:rPr>
+                <w:sz w:val="19"/>
+              </w:rPr>
+              <w:t>17</w:t>
+            </w:r>
+          </w:p>
+        </w:tc>
+      </w:tr>
+      <w:tr>
+        <w:trPr>
+          <w:cantSplit/>
+        </w:trPr>
+        <w:tc>
+          <w:tcPr>
+            <w:tcW w:type="dxa" w:w="907"/>
+          </w:tcPr>
+          <w:p>
+            <w:pPr>
+              <w:keepNext/>
+            </w:pPr>
+            <w:r/>
+            <w:r>
+              <w:rPr>
+                <w:sz w:val="19"/>
+              </w:rPr>
+              <w:t>8525</w:t>
+            </w:r>
+          </w:p>
+        </w:tc>
+        <w:tc>
+          <w:tcPr>
+            <w:tcW w:type="dxa" w:w="2041"/>
+          </w:tcPr>
+          <w:p>
+            <w:pPr>
+              <w:keepNext/>
+            </w:pPr>
+            <w:r/>
+            <w:r>
+              <w:rPr>
+                <w:sz w:val="19"/>
+              </w:rPr>
+              <w:t>Cameras</w:t>
+            </w:r>
+          </w:p>
+        </w:tc>
+        <w:tc>
+          <w:tcPr>
+            <w:tcW w:type="dxa" w:w="2381"/>
+          </w:tcPr>
+          <w:p>
+            <w:pPr>
+              <w:keepNext/>
+            </w:pPr>
+            <w:r/>
+            <w:r>
+              <w:rPr>
+                <w:sz w:val="19"/>
+              </w:rPr>
+              <w:t>lithium cells in equipment (UN3481, class 9)</w:t>
+            </w:r>
+          </w:p>
+        </w:tc>
+        <w:tc>
+          <w:tcPr>
+            <w:tcW w:type="dxa" w:w="1020"/>
+          </w:tcPr>
+          <w:p>
+            <w:pPr>
+              <w:keepNext/>
+            </w:pPr>
+            <w:r/>
+            <w:r>
+              <w:rPr>
+                <w:sz w:val="19"/>
+              </w:rPr>
+              <w:t>PGS 37-2</w:t>
+            </w:r>
+          </w:p>
+        </w:tc>
+        <w:tc>
+          <w:tcPr>
+            <w:tcW w:type="dxa" w:w="680"/>
+          </w:tcPr>
+          <w:p>
+            <w:pPr>
+              <w:keepNext/>
+              <w:jc w:val="right"/>
+            </w:pPr>
+            <w:r/>
+            <w:r>
+              <w:rPr>
+                <w:sz w:val="19"/>
+              </w:rPr>
+              <w:t>16</w:t>
+            </w:r>
+          </w:p>
+        </w:tc>
+        <w:tc>
+          <w:tcPr>
+            <w:tcW w:type="dxa" w:w="794"/>
+          </w:tcPr>
+          <w:p>
+            <w:pPr>
+              <w:keepNext/>
+              <w:jc w:val="right"/>
+            </w:pPr>
+            <w:r/>
+            <w:r>
+              <w:rPr>
+                <w:sz w:val="19"/>
+              </w:rPr>
+              <w:t>88</w:t>
+            </w:r>
+          </w:p>
+        </w:tc>
+        <w:tc>
+          <w:tcPr>
+            <w:tcW w:type="dxa" w:w="794"/>
+          </w:tcPr>
+          <w:p>
+            <w:pPr>
+              <w:keepNext/>
+              <w:jc w:val="right"/>
+            </w:pPr>
+            <w:r/>
+            <w:r>
+              <w:rPr>
+                <w:sz w:val="19"/>
+              </w:rPr>
+              <w:t>8</w:t>
+            </w:r>
+          </w:p>
+        </w:tc>
+      </w:tr>
+      <w:tr>
+        <w:trPr>
+          <w:cantSplit/>
+        </w:trPr>
+        <w:tc>
+          <w:tcPr>
+            <w:tcW w:type="dxa" w:w="907"/>
+          </w:tcPr>
+          <w:p>
+            <w:pPr>
+              <w:keepNext/>
+            </w:pPr>
+            <w:r/>
+            <w:r>
+              <w:rPr>
+                <w:sz w:val="19"/>
+              </w:rPr>
+              <w:t>4819</w:t>
+            </w:r>
+          </w:p>
+        </w:tc>
+        <w:tc>
+          <w:tcPr>
+            <w:tcW w:type="dxa" w:w="2041"/>
+          </w:tcPr>
+          <w:p>
+            <w:pPr>
+              <w:keepNext/>
+            </w:pPr>
+            <w:r/>
+            <w:r>
+              <w:rPr>
+                <w:sz w:val="19"/>
+              </w:rPr>
+              <w:t>Cardboard boxes</w:t>
+            </w:r>
+          </w:p>
+        </w:tc>
+        <w:tc>
+          <w:tcPr>
+            <w:tcW w:type="dxa" w:w="2381"/>
+          </w:tcPr>
+          <w:p>
+            <w:pPr>
+              <w:keepNext/>
+            </w:pPr>
+            <w:r/>
+            <w:r>
+              <w:rPr>
+                <w:sz w:val="19"/>
+              </w:rPr>
+              <w:t>unclear - packaging should not be hazardous; check the flag</w:t>
+            </w:r>
+          </w:p>
+        </w:tc>
+        <w:tc>
+          <w:tcPr>
+            <w:tcW w:type="dxa" w:w="1020"/>
+          </w:tcPr>
+          <w:p>
+            <w:pPr>
+              <w:keepNext/>
+            </w:pPr>
+            <w:r/>
+            <w:r>
+              <w:rPr>
+                <w:sz w:val="19"/>
+              </w:rPr>
+              <w:t>check flag</w:t>
+            </w:r>
+          </w:p>
+        </w:tc>
+        <w:tc>
+          <w:tcPr>
+            <w:tcW w:type="dxa" w:w="680"/>
+          </w:tcPr>
+          <w:p>
+            <w:pPr>
+              <w:keepNext/>
+              <w:jc w:val="right"/>
+            </w:pPr>
+            <w:r/>
+            <w:r>
+              <w:rPr>
+                <w:sz w:val="19"/>
+              </w:rPr>
+              <w:t>1</w:t>
+            </w:r>
+          </w:p>
+        </w:tc>
+        <w:tc>
+          <w:tcPr>
+            <w:tcW w:type="dxa" w:w="794"/>
+          </w:tcPr>
+          <w:p>
+            <w:pPr>
+              <w:keepNext/>
+              <w:jc w:val="right"/>
+            </w:pPr>
+            <w:r/>
+            <w:r>
+              <w:rPr>
+                <w:sz w:val="19"/>
+              </w:rPr>
+              <w:t>33</w:t>
+            </w:r>
+          </w:p>
+        </w:tc>
+        <w:tc>
+          <w:tcPr>
+            <w:tcW w:type="dxa" w:w="794"/>
+          </w:tcPr>
+          <w:p>
+            <w:pPr>
+              <w:keepNext/>
+              <w:jc w:val="right"/>
+            </w:pPr>
+            <w:r/>
+            <w:r>
+              <w:rPr>
+                <w:sz w:val="19"/>
+              </w:rPr>
+              <w:t>6</w:t>
+            </w:r>
+          </w:p>
+        </w:tc>
+      </w:tr>
+      <w:tr>
+        <w:trPr>
+          <w:cantSplit/>
+        </w:trPr>
+        <w:tc>
+          <w:tcPr>
+            <w:tcW w:type="dxa" w:w="907"/>
+          </w:tcPr>
+          <w:p>
+            <w:pPr>
+              <w:keepNext/>
+            </w:pPr>
+            <w:r/>
+            <w:r>
+              <w:rPr>
+                <w:sz w:val="19"/>
+              </w:rPr>
+              <w:t>8302</w:t>
+            </w:r>
+          </w:p>
+        </w:tc>
+        <w:tc>
+          <w:tcPr>
+            <w:tcW w:type="dxa" w:w="2041"/>
+          </w:tcPr>
+          <w:p>
+            <w:pPr>
+              <w:keepNext/>
+            </w:pPr>
+            <w:r/>
+            <w:r>
+              <w:rPr>
+                <w:sz w:val="19"/>
+              </w:rPr>
+              <w:t>other</w:t>
+            </w:r>
+          </w:p>
+        </w:tc>
+        <w:tc>
+          <w:tcPr>
+            <w:tcW w:type="dxa" w:w="2381"/>
+          </w:tcPr>
+          <w:p>
+            <w:pPr>
+              <w:keepNext/>
+            </w:pPr>
+            <w:r/>
+            <w:r>
+              <w:rPr>
+                <w:sz w:val="19"/>
+              </w:rPr>
+              <w:t>unknown</w:t>
+            </w:r>
+          </w:p>
+        </w:tc>
+        <w:tc>
+          <w:tcPr>
+            <w:tcW w:type="dxa" w:w="1020"/>
+          </w:tcPr>
+          <w:p>
+            <w:pPr>
+              <w:keepNext/>
+            </w:pPr>
+            <w:r/>
+            <w:r>
+              <w:rPr>
+                <w:sz w:val="19"/>
+              </w:rPr>
+              <w:t>check</w:t>
+            </w:r>
+          </w:p>
+        </w:tc>
+        <w:tc>
+          <w:tcPr>
+            <w:tcW w:type="dxa" w:w="680"/>
+          </w:tcPr>
+          <w:p>
+            <w:pPr>
+              <w:keepNext/>
+              <w:jc w:val="right"/>
+            </w:pPr>
+            <w:r/>
+            <w:r>
+              <w:rPr>
+                <w:sz w:val="19"/>
+              </w:rPr>
+              <w:t>8</w:t>
+            </w:r>
+          </w:p>
+        </w:tc>
+        <w:tc>
+          <w:tcPr>
+            <w:tcW w:type="dxa" w:w="794"/>
+          </w:tcPr>
+          <w:p>
+            <w:pPr>
+              <w:keepNext/>
+              <w:jc w:val="right"/>
+            </w:pPr>
+            <w:r/>
+            <w:r>
+              <w:rPr>
+                <w:sz w:val="19"/>
+              </w:rPr>
+              <w:t>10</w:t>
+            </w:r>
+          </w:p>
+        </w:tc>
+        <w:tc>
+          <w:tcPr>
+            <w:tcW w:type="dxa" w:w="794"/>
+          </w:tcPr>
+          <w:p>
+            <w:pPr>
+              <w:keepNext/>
+              <w:jc w:val="right"/>
+            </w:pPr>
+            <w:r/>
+            <w:r>
+              <w:rPr>
+                <w:sz w:val="19"/>
+              </w:rPr>
+              <w:t>0</w:t>
+            </w:r>
+          </w:p>
+        </w:tc>
+      </w:tr>
+      <w:tr>
+        <w:trPr>
+          <w:cantSplit/>
+        </w:trPr>
+        <w:tc>
+          <w:tcPr>
+            <w:tcW w:type="dxa" w:w="907"/>
+          </w:tcPr>
+          <w:p>
+            <w:pPr>
+              <w:keepNext/>
+            </w:pPr>
+            <w:r/>
+            <w:r>
+              <w:rPr>
+                <w:sz w:val="19"/>
+              </w:rPr>
+              <w:t>none</w:t>
+            </w:r>
+          </w:p>
+        </w:tc>
+        <w:tc>
+          <w:tcPr>
+            <w:tcW w:type="dxa" w:w="2041"/>
+          </w:tcPr>
+          <w:p>
+            <w:pPr>
+              <w:keepNext/>
+            </w:pPr>
+            <w:r/>
+            <w:r>
+              <w:rPr>
+                <w:sz w:val="19"/>
+              </w:rPr>
+              <w:t>other</w:t>
+            </w:r>
+          </w:p>
+        </w:tc>
+        <w:tc>
+          <w:tcPr>
+            <w:tcW w:type="dxa" w:w="2381"/>
+          </w:tcPr>
+          <w:p>
+            <w:pPr>
+              <w:keepNext/>
+            </w:pPr>
+            <w:r/>
+            <w:r>
+              <w:rPr>
+                <w:sz w:val="19"/>
+              </w:rPr>
+              <w:t>unknown</w:t>
+            </w:r>
+          </w:p>
+        </w:tc>
+        <w:tc>
+          <w:tcPr>
+            <w:tcW w:type="dxa" w:w="1020"/>
+          </w:tcPr>
+          <w:p>
+            <w:pPr>
+              <w:keepNext/>
+            </w:pPr>
+            <w:r/>
+            <w:r>
+              <w:rPr>
+                <w:sz w:val="19"/>
+              </w:rPr>
+              <w:t>check</w:t>
+            </w:r>
+          </w:p>
+        </w:tc>
+        <w:tc>
+          <w:tcPr>
+            <w:tcW w:type="dxa" w:w="680"/>
+          </w:tcPr>
+          <w:p>
+            <w:pPr>
+              <w:keepNext/>
+              <w:jc w:val="right"/>
+            </w:pPr>
+            <w:r/>
+            <w:r>
+              <w:rPr>
+                <w:sz w:val="19"/>
+              </w:rPr>
+              <w:t>2</w:t>
+            </w:r>
+          </w:p>
+        </w:tc>
+        <w:tc>
+          <w:tcPr>
+            <w:tcW w:type="dxa" w:w="794"/>
+          </w:tcPr>
+          <w:p>
+            <w:pPr>
+              <w:keepNext/>
+              <w:jc w:val="right"/>
+            </w:pPr>
+            <w:r/>
+            <w:r>
+              <w:rPr>
+                <w:sz w:val="19"/>
+              </w:rPr>
+              <w:t>7</w:t>
+            </w:r>
+          </w:p>
+        </w:tc>
+        <w:tc>
+          <w:tcPr>
+            <w:tcW w:type="dxa" w:w="794"/>
+          </w:tcPr>
+          <w:p>
+            <w:pPr>
+              <w:keepNext/>
+              <w:jc w:val="right"/>
+            </w:pPr>
+            <w:r/>
+            <w:r>
+              <w:rPr>
+                <w:sz w:val="19"/>
+              </w:rPr>
+              <w:t>1</w:t>
+            </w:r>
+          </w:p>
+        </w:tc>
+      </w:tr>
+      <w:tr>
+        <w:trPr>
+          <w:cantSplit/>
+        </w:trPr>
+        <w:tc>
+          <w:tcPr>
+            <w:tcW w:type="dxa" w:w="907"/>
+          </w:tcPr>
+          <w:p>
+            <w:pPr>
+              <w:keepNext/>
+            </w:pPr>
+            <w:r/>
+            <w:r>
+              <w:rPr>
+                <w:sz w:val="19"/>
+              </w:rPr>
+              <w:t>3403</w:t>
+            </w:r>
+          </w:p>
+        </w:tc>
+        <w:tc>
+          <w:tcPr>
+            <w:tcW w:type="dxa" w:w="2041"/>
+          </w:tcPr>
+          <w:p>
+            <w:pPr>
+              <w:keepNext/>
+            </w:pPr>
+            <w:r/>
+            <w:r>
+              <w:rPr>
+                <w:sz w:val="19"/>
+              </w:rPr>
+              <w:t>Lubricants</w:t>
+            </w:r>
+          </w:p>
+        </w:tc>
+        <w:tc>
+          <w:tcPr>
+            <w:tcW w:type="dxa" w:w="2381"/>
+          </w:tcPr>
+          <w:p>
+            <w:pPr>
+              <w:keepNext/>
+            </w:pPr>
+            <w:r/>
+            <w:r>
+              <w:rPr>
+                <w:sz w:val="19"/>
+              </w:rPr>
+              <w:t>possibly aerosols or flammable liquids (class 2 / 3)</w:t>
+            </w:r>
+          </w:p>
+        </w:tc>
+        <w:tc>
+          <w:tcPr>
+            <w:tcW w:type="dxa" w:w="1020"/>
+          </w:tcPr>
+          <w:p>
+            <w:pPr>
+              <w:keepNext/>
+            </w:pPr>
+            <w:r/>
+            <w:r>
+              <w:rPr>
+                <w:sz w:val="19"/>
+              </w:rPr>
+              <w:t>PGS 15</w:t>
+            </w:r>
+          </w:p>
+        </w:tc>
+        <w:tc>
+          <w:tcPr>
+            <w:tcW w:type="dxa" w:w="680"/>
+          </w:tcPr>
+          <w:p>
+            <w:pPr>
+              <w:keepNext/>
+              <w:jc w:val="right"/>
+            </w:pPr>
+            <w:r/>
+            <w:r>
+              <w:rPr>
+                <w:sz w:val="19"/>
+              </w:rPr>
+              <w:t>5</w:t>
+            </w:r>
+          </w:p>
+        </w:tc>
+        <w:tc>
+          <w:tcPr>
+            <w:tcW w:type="dxa" w:w="794"/>
+          </w:tcPr>
+          <w:p>
+            <w:pPr>
+              <w:keepNext/>
+              <w:jc w:val="right"/>
+            </w:pPr>
+            <w:r/>
+            <w:r>
+              <w:rPr>
+                <w:sz w:val="19"/>
+              </w:rPr>
+              <w:t>6</w:t>
+            </w:r>
+          </w:p>
+        </w:tc>
+        <w:tc>
+          <w:tcPr>
+            <w:tcW w:type="dxa" w:w="794"/>
+          </w:tcPr>
+          <w:p>
+            <w:pPr>
+              <w:keepNext/>
+              <w:jc w:val="right"/>
+            </w:pPr>
+            <w:r/>
+            <w:r>
+              <w:rPr>
+                <w:sz w:val="19"/>
+              </w:rPr>
+              <w:t>0</w:t>
+            </w:r>
+          </w:p>
+        </w:tc>
+      </w:tr>
+      <w:tr>
+        <w:trPr>
+          <w:cantSplit/>
+        </w:trPr>
+        <w:tc>
+          <w:tcPr>
+            <w:tcW w:type="dxa" w:w="907"/>
+          </w:tcPr>
+          <w:p>
+            <w:pPr>
+              <w:keepNext/>
+            </w:pPr>
+            <w:r/>
+            <w:r>
+              <w:rPr>
+                <w:sz w:val="19"/>
+              </w:rPr>
+              <w:t>8507</w:t>
+            </w:r>
+          </w:p>
+        </w:tc>
+        <w:tc>
+          <w:tcPr>
+            <w:tcW w:type="dxa" w:w="2041"/>
+          </w:tcPr>
+          <w:p>
+            <w:pPr>
+              <w:keepNext/>
+            </w:pPr>
+            <w:r/>
+            <w:r>
+              <w:rPr>
+                <w:sz w:val="19"/>
+              </w:rPr>
+              <w:t>Batteries (loose)</w:t>
+            </w:r>
+          </w:p>
+        </w:tc>
+        <w:tc>
+          <w:tcPr>
+            <w:tcW w:type="dxa" w:w="2381"/>
+          </w:tcPr>
+          <w:p>
+            <w:pPr>
+              <w:keepNext/>
+            </w:pPr>
+            <w:r/>
+            <w:r>
+              <w:rPr>
+                <w:sz w:val="19"/>
+              </w:rPr>
+              <w:t>lithium batteries (UN3480 / UN3090, class 9)</w:t>
+            </w:r>
+          </w:p>
+        </w:tc>
+        <w:tc>
+          <w:tcPr>
+            <w:tcW w:type="dxa" w:w="1020"/>
+          </w:tcPr>
+          <w:p>
+            <w:pPr>
+              <w:keepNext/>
+            </w:pPr>
+            <w:r/>
+            <w:r>
+              <w:rPr>
+                <w:sz w:val="19"/>
+              </w:rPr>
+              <w:t>PGS 37-2</w:t>
+            </w:r>
+          </w:p>
+        </w:tc>
+        <w:tc>
+          <w:tcPr>
+            <w:tcW w:type="dxa" w:w="680"/>
+          </w:tcPr>
+          <w:p>
+            <w:pPr>
+              <w:keepNext/>
+              <w:jc w:val="right"/>
+            </w:pPr>
+            <w:r/>
+            <w:r>
+              <w:rPr>
+                <w:sz w:val="19"/>
+              </w:rPr>
+              <w:t>1</w:t>
+            </w:r>
+          </w:p>
+        </w:tc>
+        <w:tc>
+          <w:tcPr>
+            <w:tcW w:type="dxa" w:w="794"/>
+          </w:tcPr>
+          <w:p>
+            <w:pPr>
+              <w:keepNext/>
+              <w:jc w:val="right"/>
+            </w:pPr>
+            <w:r/>
+            <w:r>
+              <w:rPr>
+                <w:sz w:val="19"/>
+              </w:rPr>
+              <w:t>5</w:t>
+            </w:r>
+          </w:p>
+        </w:tc>
+        <w:tc>
+          <w:tcPr>
+            <w:tcW w:type="dxa" w:w="794"/>
+          </w:tcPr>
+          <w:p>
+            <w:pPr>
+              <w:keepNext/>
+              <w:jc w:val="right"/>
+            </w:pPr>
+            <w:r/>
+            <w:r>
+              <w:rPr>
+                <w:sz w:val="19"/>
+              </w:rPr>
+              <w:t>0</w:t>
+            </w:r>
+          </w:p>
+        </w:tc>
+      </w:tr>
+      <w:tr>
+        <w:trPr>
+          <w:cantSplit/>
+        </w:trPr>
+        <w:tc>
+          <w:tcPr>
+            <w:tcW w:type="dxa" w:w="907"/>
+          </w:tcPr>
+          <w:p>
+            <w:r/>
+            <w:r>
+              <w:rPr>
+                <w:sz w:val="19"/>
+              </w:rPr>
+              <w:t>8479</w:t>
+            </w:r>
+          </w:p>
+        </w:tc>
+        <w:tc>
+          <w:tcPr>
+            <w:tcW w:type="dxa" w:w="2041"/>
+          </w:tcPr>
+          <w:p>
+            <w:r/>
+            <w:r>
+              <w:rPr>
+                <w:sz w:val="19"/>
+              </w:rPr>
+              <w:t>other</w:t>
+            </w:r>
+          </w:p>
+        </w:tc>
+        <w:tc>
+          <w:tcPr>
+            <w:tcW w:type="dxa" w:w="2381"/>
+          </w:tcPr>
+          <w:p>
+            <w:r/>
+            <w:r>
+              <w:rPr>
+                <w:sz w:val="19"/>
+              </w:rPr>
+              <w:t>unknown</w:t>
+            </w:r>
+          </w:p>
+        </w:tc>
+        <w:tc>
+          <w:tcPr>
+            <w:tcW w:type="dxa" w:w="1020"/>
+          </w:tcPr>
+          <w:p>
+            <w:r/>
+            <w:r>
+              <w:rPr>
+                <w:sz w:val="19"/>
+              </w:rPr>
+              <w:t>check</w:t>
+            </w:r>
+          </w:p>
+        </w:tc>
+        <w:tc>
+          <w:tcPr>
+            <w:tcW w:type="dxa" w:w="680"/>
+          </w:tcPr>
+          <w:p>
+            <w:pPr>
+              <w:jc w:val="right"/>
+            </w:pPr>
+            <w:r/>
+            <w:r>
+              <w:rPr>
+                <w:sz w:val="19"/>
+              </w:rPr>
+              <w:t>2</w:t>
+            </w:r>
+          </w:p>
+        </w:tc>
+        <w:tc>
+          <w:tcPr>
+            <w:tcW w:type="dxa" w:w="794"/>
+          </w:tcPr>
+          <w:p>
+            <w:pPr>
+              <w:jc w:val="right"/>
+            </w:pPr>
+            <w:r/>
+            <w:r>
+              <w:rPr>
+                <w:sz w:val="19"/>
+              </w:rPr>
+              <w:t>2</w:t>
+            </w:r>
+          </w:p>
+        </w:tc>
+        <w:tc>
+          <w:tcPr>
+            <w:tcW w:type="dxa" w:w="794"/>
+          </w:tcPr>
+          <w:p>
+            <w:pPr>
+              <w:jc w:val="right"/>
+            </w:pPr>
+            <w:r/>
+            <w:r>
+              <w:rPr>
+                <w:sz w:val="19"/>
+              </w:rPr>
+              <w:t>0</w:t>
+            </w:r>
+          </w:p>
+        </w:tc>
+      </w:tr>
+    </w:tbl>
+    <w:p>
+      <w:pPr>
+        <w:spacing w:after="40"/>
+      </w:pPr>
+    </w:p>
+    <w:p>
+      <w:pPr>
+        <w:pStyle w:val="Heading2"/>
+      </w:pPr>
+      <w:r>
+        <w:t>5.4 Are the outbound staging and packing areas big enough?</w:t>
+      </w:r>
+    </w:p>
+    <w:p>
+      <w:pPr>
+        <w:spacing w:after="80"/>
+      </w:pPr>
+      <w:r>
+        <w:rPr>
+          <w:b/>
+          <w:i w:val="0"/>
+          <w:color w:val="222222"/>
+          <w:sz w:val="21"/>
+        </w:rPr>
+        <w:t>Outbound staging (216 m²):</w:t>
+      </w:r>
+      <w:r>
+        <w:rPr>
+          <w:b w:val="0"/>
+          <w:i w:val="0"/>
+          <w:color w:val="222222"/>
+          <w:sz w:val="21"/>
+        </w:rPr>
+        <w:t xml:space="preserve"> the goods of all afternoon trailers wait at the same time after wave 3. Measured per day (pallets × 1.9 m² + roll cages × 1.0 m², +30% lanes): median 34 m², p90 60 m², busiest day 100 m². 216 m² holds every day of Q2 with room for 2× the volume (stress test, D3).</w:t>
+      </w:r>
+    </w:p>
+    <w:p>
+      <w:pPr>
+        <w:spacing w:after="80"/>
+      </w:pPr>
+      <w:r>
+        <w:rPr>
+          <w:b/>
+          <w:i w:val="0"/>
+          <w:color w:val="222222"/>
+          <w:sz w:val="21"/>
+        </w:rPr>
+        <w:t>Packing (450 m²)</w:t>
+      </w:r>
+      <w:r>
+        <w:rPr>
+          <w:b w:val="0"/>
+          <w:i w:val="0"/>
+          <w:color w:val="222222"/>
+          <w:sz w:val="21"/>
+        </w:rPr>
+        <w:t xml:space="preserve"> — what has to fit:</w:t>
+      </w:r>
+    </w:p>
+    <w:tbl>
+      <w:tblPr>
+        <w:tblStyle w:val="LightGrid-Accent1"/>
+        <w:tblW w:type="auto" w:w="0"/>
+        <w:jc w:val="center"/>
+        <w:tblLayout w:type="fixed"/>
+        <w:tblLook w:firstColumn="1" w:firstRow="1" w:lastColumn="0" w:lastRow="0" w:noHBand="0" w:noVBand="1" w:val="04A0"/>
+      </w:tblPr>
+      <w:tblGrid>
+        <w:gridCol w:w="6803"/>
+        <w:gridCol w:w="1134"/>
+      </w:tblGrid>
+      <w:tr>
+        <w:trPr>
+          <w:cantSplit/>
+        </w:trPr>
+        <w:tc>
+          <w:tcPr>
+            <w:tcW w:type="dxa" w:w="6803"/>
+          </w:tcPr>
+          <w:p>
+            <w:pPr>
+              <w:keepNext/>
+            </w:pPr>
+            <w:r/>
+            <w:r>
+              <w:rPr>
+                <w:b/>
+                <w:sz w:val="19"/>
+              </w:rPr>
+              <w:t>Part</w:t>
+            </w:r>
+          </w:p>
+        </w:tc>
+        <w:tc>
+          <w:tcPr>
+            <w:tcW w:type="dxa" w:w="1134"/>
+          </w:tcPr>
+          <w:p>
+            <w:pPr>
+              <w:keepNext/>
+            </w:pPr>
+            <w:r/>
+            <w:r>
+              <w:rPr>
+                <w:b/>
+                <w:sz w:val="19"/>
+              </w:rPr>
+              <w:t>m²</w:t>
+            </w:r>
+          </w:p>
+        </w:tc>
+      </w:tr>
+      <w:tr>
+        <w:trPr>
+          <w:cantSplit/>
+        </w:trPr>
+        <w:tc>
+          <w:tcPr>
+            <w:tcW w:type="dxa" w:w="6803"/>
+          </w:tcPr>
+          <w:p>
+            <w:pPr>
+              <w:keepNext/>
+            </w:pPr>
+            <w:r/>
+            <w:r>
+              <w:rPr>
+                <w:sz w:val="19"/>
+              </w:rPr>
+              <w:t>Pack stations (4 x 10 m2: bench, scale, printer, working space)</w:t>
+            </w:r>
+          </w:p>
+        </w:tc>
+        <w:tc>
+          <w:tcPr>
+            <w:tcW w:type="dxa" w:w="1134"/>
+          </w:tcPr>
+          <w:p>
+            <w:pPr>
+              <w:keepNext/>
+              <w:jc w:val="right"/>
+            </w:pPr>
+            <w:r/>
+            <w:r>
+              <w:rPr>
+                <w:sz w:val="19"/>
+              </w:rPr>
+              <w:t>40</w:t>
+            </w:r>
+          </w:p>
+        </w:tc>
+      </w:tr>
+      <w:tr>
+        <w:trPr>
+          <w:cantSplit/>
+        </w:trPr>
+        <w:tc>
+          <w:tcPr>
+            <w:tcW w:type="dxa" w:w="6803"/>
+          </w:tcPr>
+          <w:p>
+            <w:pPr>
+              <w:keepNext/>
+            </w:pPr>
+            <w:r/>
+            <w:r>
+              <w:rPr>
+                <w:sz w:val="19"/>
+              </w:rPr>
+              <w:t>Put-to-light wall (90 slots, both sides)</w:t>
+            </w:r>
+          </w:p>
+        </w:tc>
+        <w:tc>
+          <w:tcPr>
+            <w:tcW w:type="dxa" w:w="1134"/>
+          </w:tcPr>
+          <w:p>
+            <w:pPr>
+              <w:keepNext/>
+              <w:jc w:val="right"/>
+            </w:pPr>
+            <w:r/>
+            <w:r>
+              <w:rPr>
+                <w:sz w:val="19"/>
+              </w:rPr>
+              <w:t>22</w:t>
+            </w:r>
+          </w:p>
+        </w:tc>
+      </w:tr>
+      <w:tr>
+        <w:trPr>
+          <w:cantSplit/>
+        </w:trPr>
+        <w:tc>
+          <w:tcPr>
+            <w:tcW w:type="dxa" w:w="6803"/>
+          </w:tcPr>
+          <w:p>
+            <w:pPr>
+              <w:keepNext/>
+            </w:pPr>
+            <w:r/>
+            <w:r>
+              <w:rPr>
+                <w:sz w:val="19"/>
+              </w:rPr>
+              <w:t>Large orders waiting to be packed (peak wave 13 pallets x 1.9 m2)</w:t>
+            </w:r>
+          </w:p>
+        </w:tc>
+        <w:tc>
+          <w:tcPr>
+            <w:tcW w:type="dxa" w:w="1134"/>
+          </w:tcPr>
+          <w:p>
+            <w:pPr>
+              <w:keepNext/>
+              <w:jc w:val="right"/>
+            </w:pPr>
+            <w:r/>
+            <w:r>
+              <w:rPr>
+                <w:sz w:val="19"/>
+              </w:rPr>
+              <w:t>25</w:t>
+            </w:r>
+          </w:p>
+        </w:tc>
+      </w:tr>
+      <w:tr>
+        <w:trPr>
+          <w:cantSplit/>
+        </w:trPr>
+        <w:tc>
+          <w:tcPr>
+            <w:tcW w:type="dxa" w:w="6803"/>
+          </w:tcPr>
+          <w:p>
+            <w:pPr>
+              <w:keepNext/>
+            </w:pPr>
+            <w:r/>
+            <w:r>
+              <w:rPr>
+                <w:sz w:val="19"/>
+              </w:rPr>
+              <w:t>Stretch wrapper incl. safety zone</w:t>
+            </w:r>
+          </w:p>
+        </w:tc>
+        <w:tc>
+          <w:tcPr>
+            <w:tcW w:type="dxa" w:w="1134"/>
+          </w:tcPr>
+          <w:p>
+            <w:pPr>
+              <w:keepNext/>
+              <w:jc w:val="right"/>
+            </w:pPr>
+            <w:r/>
+            <w:r>
+              <w:rPr>
+                <w:sz w:val="19"/>
+              </w:rPr>
+              <w:t>12</w:t>
+            </w:r>
+          </w:p>
+        </w:tc>
+      </w:tr>
+      <w:tr>
+        <w:trPr>
+          <w:cantSplit/>
+        </w:trPr>
+        <w:tc>
+          <w:tcPr>
+            <w:tcW w:type="dxa" w:w="6803"/>
+          </w:tcPr>
+          <w:p>
+            <w:pPr>
+              <w:keepNext/>
+            </w:pPr>
+            <w:r/>
+            <w:r>
+              <w:rPr>
+                <w:sz w:val="19"/>
+              </w:rPr>
+              <w:t>Trolleys and empty totes</w:t>
+            </w:r>
+          </w:p>
+        </w:tc>
+        <w:tc>
+          <w:tcPr>
+            <w:tcW w:type="dxa" w:w="1134"/>
+          </w:tcPr>
+          <w:p>
+            <w:pPr>
+              <w:keepNext/>
+              <w:jc w:val="right"/>
+            </w:pPr>
+            <w:r/>
+            <w:r>
+              <w:rPr>
+                <w:sz w:val="19"/>
+              </w:rPr>
+              <w:t>10</w:t>
+            </w:r>
+          </w:p>
+        </w:tc>
+      </w:tr>
+      <w:tr>
+        <w:trPr>
+          <w:cantSplit/>
+        </w:trPr>
+        <w:tc>
+          <w:tcPr>
+            <w:tcW w:type="dxa" w:w="6803"/>
+          </w:tcPr>
+          <w:p>
+            <w:pPr>
+              <w:keepNext/>
+            </w:pPr>
+            <w:r/>
+            <w:r>
+              <w:rPr>
+                <w:sz w:val="19"/>
+              </w:rPr>
+              <w:t>Packaging material (one day of cartons, film, labels)</w:t>
+            </w:r>
+          </w:p>
+        </w:tc>
+        <w:tc>
+          <w:tcPr>
+            <w:tcW w:type="dxa" w:w="1134"/>
+          </w:tcPr>
+          <w:p>
+            <w:pPr>
+              <w:keepNext/>
+              <w:jc w:val="right"/>
+            </w:pPr>
+            <w:r/>
+            <w:r>
+              <w:rPr>
+                <w:sz w:val="19"/>
+              </w:rPr>
+              <w:t>40</w:t>
+            </w:r>
+          </w:p>
+        </w:tc>
+      </w:tr>
+      <w:tr>
+        <w:trPr>
+          <w:cantSplit/>
+        </w:trPr>
+        <w:tc>
+          <w:tcPr>
+            <w:tcW w:type="dxa" w:w="6803"/>
+          </w:tcPr>
+          <w:p>
+            <w:pPr>
+              <w:keepNext/>
+            </w:pPr>
+            <w:r/>
+            <w:r>
+              <w:rPr>
+                <w:sz w:val="19"/>
+              </w:rPr>
+              <w:t>Small-parts bin shelving (188 bays, incl. aisles)</w:t>
+            </w:r>
+          </w:p>
+        </w:tc>
+        <w:tc>
+          <w:tcPr>
+            <w:tcW w:type="dxa" w:w="1134"/>
+          </w:tcPr>
+          <w:p>
+            <w:pPr>
+              <w:keepNext/>
+              <w:jc w:val="right"/>
+            </w:pPr>
+            <w:r/>
+            <w:r>
+              <w:rPr>
+                <w:sz w:val="19"/>
+              </w:rPr>
+              <w:t>207</w:t>
+            </w:r>
+          </w:p>
+        </w:tc>
+      </w:tr>
+      <w:tr>
+        <w:trPr>
+          <w:cantSplit/>
+        </w:trPr>
+        <w:tc>
+          <w:tcPr>
+            <w:tcW w:type="dxa" w:w="6803"/>
+          </w:tcPr>
+          <w:p>
+            <w:pPr>
+              <w:keepNext/>
+            </w:pPr>
+            <w:r/>
+            <w:r>
+              <w:rPr>
+                <w:sz w:val="19"/>
+              </w:rPr>
+              <w:t>Total incl. 30% walkways (shelving already incl. aisles)</w:t>
+            </w:r>
+          </w:p>
+        </w:tc>
+        <w:tc>
+          <w:tcPr>
+            <w:tcW w:type="dxa" w:w="1134"/>
+          </w:tcPr>
+          <w:p>
+            <w:pPr>
+              <w:keepNext/>
+              <w:jc w:val="right"/>
+            </w:pPr>
+            <w:r/>
+            <w:r>
+              <w:rPr>
+                <w:sz w:val="19"/>
+              </w:rPr>
+              <w:t>401</w:t>
+            </w:r>
+          </w:p>
+        </w:tc>
+      </w:tr>
+      <w:tr>
+        <w:trPr>
+          <w:cantSplit/>
+        </w:trPr>
+        <w:tc>
+          <w:tcPr>
+            <w:tcW w:type="dxa" w:w="6803"/>
+          </w:tcPr>
+          <w:p>
+            <w:r/>
+            <w:r>
+              <w:rPr>
+                <w:sz w:val="19"/>
+              </w:rPr>
+              <w:t>Planned</w:t>
+            </w:r>
+          </w:p>
+        </w:tc>
+        <w:tc>
+          <w:tcPr>
+            <w:tcW w:type="dxa" w:w="1134"/>
+          </w:tcPr>
+          <w:p>
+            <w:pPr>
+              <w:jc w:val="right"/>
+            </w:pPr>
+            <w:r/>
+            <w:r>
+              <w:rPr>
+                <w:sz w:val="19"/>
+              </w:rPr>
+              <w:t>450</w:t>
+            </w:r>
+          </w:p>
+        </w:tc>
+      </w:tr>
+    </w:tbl>
+    <w:p>
+      <w:pPr>
+        <w:spacing w:after="40"/>
+      </w:pPr>
     </w:p>
     <w:p>
       <w:pPr>
@@ -9895,7 +12079,7 @@
               <w:rPr>
                 <w:sz w:val="19"/>
               </w:rPr>
-              <w:t>0.48</w:t>
+              <w:t>0.39</w:t>
             </w:r>
           </w:p>
         </w:tc>
@@ -9913,7 +12097,7 @@
               <w:rPr>
                 <w:sz w:val="19"/>
               </w:rPr>
-              <w:t>0.87</w:t>
+              <w:t>0.71</w:t>
             </w:r>
           </w:p>
         </w:tc>
@@ -9989,7 +12173,7 @@
               <w:rPr>
                 <w:sz w:val="19"/>
               </w:rPr>
-              <w:t>1.04</w:t>
+              <w:t>0.92</w:t>
             </w:r>
           </w:p>
         </w:tc>
@@ -10007,7 +12191,101 @@
               <w:rPr>
                 <w:sz w:val="19"/>
               </w:rPr>
-              <w:t>1.90</w:t>
+              <w:t>1.69</w:t>
+            </w:r>
+          </w:p>
+        </w:tc>
+      </w:tr>
+      <w:tr>
+        <w:trPr>
+          <w:cantSplit/>
+        </w:trPr>
+        <w:tc>
+          <w:tcPr>
+            <w:tcW w:type="dxa" w:w="3969"/>
+          </w:tcPr>
+          <w:p>
+            <w:pPr>
+              <w:keepNext/>
+            </w:pPr>
+            <w:r/>
+            <w:r>
+              <w:rPr>
+                <w:sz w:val="19"/>
+              </w:rPr>
+              <w:t>Picking - small parts (bin shelving)</w:t>
+            </w:r>
+          </w:p>
+        </w:tc>
+        <w:tc>
+          <w:tcPr>
+            <w:tcW w:type="dxa" w:w="1134"/>
+          </w:tcPr>
+          <w:p>
+            <w:pPr>
+              <w:keepNext/>
+              <w:jc w:val="right"/>
+            </w:pPr>
+            <w:r/>
+            <w:r>
+              <w:rPr>
+                <w:sz w:val="19"/>
+              </w:rPr>
+              <w:t>-</w:t>
+            </w:r>
+          </w:p>
+        </w:tc>
+        <w:tc>
+          <w:tcPr>
+            <w:tcW w:type="dxa" w:w="1134"/>
+          </w:tcPr>
+          <w:p>
+            <w:pPr>
+              <w:keepNext/>
+              <w:jc w:val="right"/>
+            </w:pPr>
+            <w:r/>
+            <w:r>
+              <w:rPr>
+                <w:sz w:val="19"/>
+              </w:rPr>
+              <w:t>1.83</w:t>
+            </w:r>
+          </w:p>
+        </w:tc>
+        <w:tc>
+          <w:tcPr>
+            <w:tcW w:type="dxa" w:w="1361"/>
+          </w:tcPr>
+          <w:p>
+            <w:pPr>
+              <w:keepNext/>
+              <w:jc w:val="right"/>
+            </w:pPr>
+            <w:r/>
+            <w:r>
+              <w:rPr>
+                <w:sz w:val="19"/>
+              </w:rPr>
+              <w:t>0.25</w:t>
+            </w:r>
+          </w:p>
+        </w:tc>
+        <w:tc>
+          <w:tcPr>
+            <w:tcW w:type="dxa" w:w="1361"/>
+          </w:tcPr>
+          <w:p>
+            <w:pPr>
+              <w:keepNext/>
+              <w:jc w:val="right"/>
+            </w:pPr>
+            <w:r/>
+            <w:r>
+              <w:rPr>
+                <w:sz w:val="19"/>
+              </w:rPr>
+              <w:t>0.46</w:t>
             </w:r>
           </w:p>
         </w:tc>
@@ -10304,7 +12582,7 @@
           <w:color w:val="222222"/>
           <w:sz w:val="21"/>
         </w:rPr>
-        <w:t>Direct DHL labour ≈ 4.7 FTE on an average day and 8.6 FTE on the peak day</w:t>
+        <w:t>Direct DHL labour ≈ 4.7 FTE on an average day and 8.7 FTE on the peak day</w:t>
       </w:r>
       <w:r>
         <w:rPr>
@@ -11069,7 +13347,7 @@
               <w:rPr>
                 <w:sz w:val="19"/>
               </w:rPr>
-              <w:t>104</w:t>
+              <w:t>50</w:t>
             </w:r>
           </w:p>
         </w:tc>
@@ -11086,7 +13364,7 @@
               <w:rPr>
                 <w:sz w:val="19"/>
               </w:rPr>
-              <w:t>31</w:t>
+              <w:t>16</w:t>
             </w:r>
           </w:p>
         </w:tc>
@@ -11103,7 +13381,7 @@
               <w:rPr>
                 <w:sz w:val="19"/>
               </w:rPr>
-              <w:t>624</w:t>
+              <w:t>471</w:t>
             </w:r>
           </w:p>
         </w:tc>
@@ -11120,7 +13398,7 @@
               <w:rPr>
                 <w:sz w:val="19"/>
               </w:rPr>
-              <w:t>62</w:t>
+              <w:t>49</w:t>
             </w:r>
           </w:p>
         </w:tc>
@@ -11137,7 +13415,7 @@
               <w:rPr>
                 <w:sz w:val="19"/>
               </w:rPr>
-              <w:t>3.1</w:t>
+              <w:t>1.9</w:t>
             </w:r>
           </w:p>
         </w:tc>
@@ -11170,7 +13448,7 @@
           <w:b w:val="0"/>
           <w:sz w:val="21"/>
         </w:rPr>
-        <w:t xml:space="preserve"> 23 orders/day, ~15 lines each (12 in the fast-pick area, 3 in the reserve), ~337 m and ~20 min per order → 44 lines/h.</w:t>
+        <w:t xml:space="preserve"> 23 orders/day, ~15 lines each (12 in the fast-pick area, 2 in the reserve), ~279 m and ~18 min per order → 44 lines/h.</w:t>
       </w:r>
     </w:p>
     <w:p>
@@ -11188,7 +13466,7 @@
           <w:b/>
           <w:sz w:val="21"/>
         </w:rPr>
-        <w:t>Picking needs 1.5 FTE on an average day and 2.8 on the peak day.</w:t>
+        <w:t>Picking needs 1.6 FTE on an average day and 2.9 on the peak day.</w:t>
       </w:r>
       <w:r>
         <w:rPr>
@@ -11829,7 +14107,7 @@
               <w:rPr>
                 <w:sz w:val="19"/>
               </w:rPr>
-              <w:t>31</w:t>
+              <w:t>16</w:t>
             </w:r>
           </w:p>
         </w:tc>
@@ -11847,7 +14125,7 @@
               <w:rPr>
                 <w:sz w:val="19"/>
               </w:rPr>
-              <w:t>660 m</w:t>
+              <w:t>572 m</w:t>
             </w:r>
           </w:p>
         </w:tc>
@@ -11865,7 +14143,7 @@
               <w:rPr>
                 <w:sz w:val="19"/>
               </w:rPr>
-              <w:t>895 m</w:t>
+              <w:t>682 m</w:t>
             </w:r>
           </w:p>
         </w:tc>
@@ -11883,7 +14161,7 @@
               <w:rPr>
                 <w:sz w:val="19"/>
               </w:rPr>
-              <w:t>665 m</w:t>
+              <w:t>488 m</w:t>
             </w:r>
           </w:p>
         </w:tc>
@@ -11901,7 +14179,7 @@
               <w:rPr>
                 <w:sz w:val="19"/>
               </w:rPr>
-              <w:t>624 m</w:t>
+              <w:t>471 m</w:t>
             </w:r>
           </w:p>
         </w:tc>
@@ -11955,7 +14233,7 @@
               <w:rPr>
                 <w:sz w:val="19"/>
               </w:rPr>
-              <w:t>3</w:t>
+              <w:t>2</w:t>
             </w:r>
           </w:p>
         </w:tc>
@@ -11972,7 +14250,7 @@
               <w:rPr>
                 <w:sz w:val="19"/>
               </w:rPr>
-              <w:t>248 m</w:t>
+              <w:t>168 m</w:t>
             </w:r>
           </w:p>
         </w:tc>
@@ -11989,7 +14267,7 @@
               <w:rPr>
                 <w:sz w:val="19"/>
               </w:rPr>
-              <w:t>254 m</w:t>
+              <w:t>171 m</w:t>
             </w:r>
           </w:p>
         </w:tc>
@@ -12006,7 +14284,7 @@
               <w:rPr>
                 <w:sz w:val="19"/>
               </w:rPr>
-              <w:t>221 m</w:t>
+              <w:t>162 m</w:t>
             </w:r>
           </w:p>
         </w:tc>
@@ -12023,7 +14301,7 @@
               <w:rPr>
                 <w:sz w:val="19"/>
               </w:rPr>
-              <w:t>220 m</w:t>
+              <w:t>162 m</w:t>
             </w:r>
           </w:p>
         </w:tc>
@@ -12742,7 +15020,7 @@
               <w:rPr>
                 <w:sz w:val="19"/>
               </w:rPr>
-              <w:t>7.8</w:t>
+              <w:t>6.9</w:t>
             </w:r>
           </w:p>
         </w:tc>
@@ -12760,7 +15038,7 @@
               <w:rPr>
                 <w:sz w:val="19"/>
               </w:rPr>
-              <w:t>14.3</w:t>
+              <w:t>12.7</w:t>
             </w:r>
           </w:p>
         </w:tc>
@@ -12957,7 +15235,7 @@
               <w:rPr>
                 <w:sz w:val="19"/>
               </w:rPr>
-              <w:t>3.6</w:t>
+              <w:t>2.9</w:t>
             </w:r>
           </w:p>
         </w:tc>
@@ -12974,7 +15252,7 @@
               <w:rPr>
                 <w:sz w:val="19"/>
               </w:rPr>
-              <w:t>6.5</w:t>
+              <w:t>5.3</w:t>
             </w:r>
           </w:p>
         </w:tc>
@@ -13453,7 +15731,7 @@
               <w:rPr>
                 <w:sz w:val="19"/>
               </w:rPr>
-              <w:t>One order per pallet; ~15 lines in ~20 min; drops the pallet at packing</w:t>
+              <w:t>One order per pallet; ~15 lines in ~18 min; drops the pallet at packing</w:t>
             </w:r>
           </w:p>
         </w:tc>
@@ -13952,7 +16230,7 @@
               <w:rPr>
                 <w:sz w:val="19"/>
               </w:rPr>
-              <w:t>OK - turns 90° in the 3.2 m cross-aisles; drives through or reverses out</w:t>
+              <w:t>OK - turns 90° in the 3.2 m cross-aisles; with a 2.05 m long load it needs 2976 mm -&gt; long goods only via 3.2 m aisles</w:t>
             </w:r>
           </w:p>
         </w:tc>
@@ -14560,7 +16838,7 @@
               <w:rPr>
                 <w:sz w:val="19"/>
               </w:rPr>
-              <w:t>79</w:t>
+              <w:t>78</w:t>
             </w:r>
           </w:p>
         </w:tc>
@@ -15410,7 +17688,7 @@
               <w:rPr>
                 <w:sz w:val="19"/>
               </w:rPr>
-              <w:t>Long pallets: 163 loads 1.9-2.4 m (XLONG/CONS), 26 &gt; 2.4 m</w:t>
+              <w:t>Long pallets: 140 loads 1.3-2.05 m (+115 recorded longer = data errors, capped at 2.05 m)</w:t>
             </w:r>
           </w:p>
         </w:tc>
@@ -15427,7 +17705,7 @@
               <w:rPr>
                 <w:sz w:val="19"/>
               </w:rPr>
-              <w:t>fit the rack and the 3.0 m aisle</w:t>
+              <w:t>aisle &gt;= Ast 2976 mm with a 2.05 m load crosswise</w:t>
             </w:r>
           </w:p>
         </w:tc>
@@ -15444,7 +17722,7 @@
               <w:rPr>
                 <w:sz w:val="19"/>
               </w:rPr>
-              <w:t>OK - 1.9-2.4 m pallets stored crosswise, 1 per 2.7 m bay in the odd/long modules (forks enter the long side); &gt; 2.4 m on cantilever</w:t>
+              <w:t>OK - long-goods module with 4.5 m bays (2 pallets each) behind a 3.2 m aisle; forks under the long side (load centre 400 mm, full 1.6 t)</w:t>
             </w:r>
           </w:p>
         </w:tc>
@@ -15500,7 +17778,7 @@
               <w:rPr>
                 <w:sz w:val="19"/>
               </w:rPr>
-              <w:t>OK - top level (~1.7 m free under the roof clearance) has 1,188 positions; &gt; 1.68 m on the floor</w:t>
+              <w:t>OK - top level (~1.7 m free under the roof clearance) has 1,120 positions; &gt; 1.68 m on the floor</w:t>
             </w:r>
           </w:p>
         </w:tc>
@@ -15816,7 +18094,7 @@
               <w:rPr>
                 <w:sz w:val="19"/>
               </w:rPr>
-              <w:t>unload ~1 min/pallet (ERE 225) while 2 reach trucks put away in parallel; container de-stuffed by contractor</w:t>
+              <w:t>unload ~1 min/pallet (ERE 225) while 2 reach trucks put away in parallel; container unpacked in its own zone at R1</w:t>
             </w:r>
           </w:p>
         </w:tc>
@@ -15911,7 +18189,7 @@
               <w:rPr>
                 <w:sz w:val="19"/>
               </w:rPr>
-              <w:t>~56 lines per picker-hour overall (fast-pick 99, reserve 62, large orders 44)</w:t>
+              <w:t>~59 lines per picker-hour overall (fast-pick 99, reserve 49, large orders 44)</w:t>
             </w:r>
           </w:p>
         </w:tc>
@@ -17172,6 +19450,9 @@
             <w:tcW w:type="dxa" w:w="850"/>
           </w:tcPr>
           <w:p>
+            <w:pPr>
+              <w:keepNext/>
+            </w:pPr>
             <w:r/>
             <w:r>
               <w:rPr>
@@ -17186,12 +19467,66 @@
             <w:tcW w:type="dxa" w:w="6520"/>
           </w:tcPr>
           <w:p>
+            <w:pPr>
+              <w:keepNext/>
+            </w:pPr>
             <w:r/>
             <w:r>
               <w:rPr>
                 <w:sz w:val="19"/>
               </w:rPr>
               <w:t>Racking prices</w:t>
+            </w:r>
+          </w:p>
+        </w:tc>
+        <w:tc>
+          <w:tcPr>
+            <w:tcW w:type="dxa" w:w="1134"/>
+          </w:tcPr>
+          <w:p>
+            <w:pPr>
+              <w:keepNext/>
+              <w:jc w:val="right"/>
+            </w:pPr>
+            <w:r/>
+            <w:r>
+              <w:rPr>
+                <w:sz w:val="19"/>
+              </w:rPr>
+              <w:t>HIGH</w:t>
+            </w:r>
+          </w:p>
+        </w:tc>
+      </w:tr>
+      <w:tr>
+        <w:trPr>
+          <w:cantSplit/>
+        </w:trPr>
+        <w:tc>
+          <w:tcPr>
+            <w:tcW w:type="dxa" w:w="850"/>
+          </w:tcPr>
+          <w:p>
+            <w:r/>
+            <w:r>
+              <w:rPr>
+                <w:sz w:val="19"/>
+              </w:rPr>
+              <w:t>A042</w:t>
+            </w:r>
+          </w:p>
+        </w:tc>
+        <w:tc>
+          <w:tcPr>
+            <w:tcW w:type="dxa" w:w="6520"/>
+          </w:tcPr>
+          <w:p>
+            <w:r/>
+            <w:r>
+              <w:rPr>
+                <w:sz w:val="19"/>
+              </w:rPr>
+              <w:t>Small parts move from pallet racks to bin shelving</w:t>
             </w:r>
           </w:p>
         </w:tc>

--- a/deliverables/Deliverable_2_Future_State.docx
+++ b/deliverables/Deliverable_2_Future_State.docx
@@ -2123,7 +2123,32 @@
           <w:b w:val="0"/>
           <w:sz w:val="21"/>
         </w:rPr>
-        <w:t xml:space="preserve"> picked roll cages → put-to-light sort by order → pack, print-and-apply → parcel cartons onto roll cages by carrier / pallets wrapped → stage by carrier → live-load at the booked time → dispatch.</w:t>
+        <w:t xml:space="preserve"> full trolleys of batch-picked totes → put-to-light wall sorts the items into orders → pack, print-and-apply → parcel cartons onto roll cages by carrier / large-order pallets wrapped → stage by carrier → live-load at the booked time → dispatch.</w:t>
+      </w:r>
+    </w:p>
+    <w:p>
+      <w:pPr>
+        <w:pStyle w:val="ListBullet"/>
+      </w:pPr>
+      <w:r>
+        <w:rPr>
+          <w:b w:val="0"/>
+          <w:sz w:val="21"/>
+        </w:rPr>
+      </w:r>
+      <w:r>
+        <w:rPr>
+          <w:b/>
+          <w:sz w:val="21"/>
+        </w:rPr>
+        <w:t>The put-to-light wall (Fig 5b):</w:t>
+      </w:r>
+      <w:r>
+        <w:rPr>
+          <w:b w:val="0"/>
+          <w:sz w:val="21"/>
+        </w:rPr>
+        <w:t xml:space="preserve"> 24 × 5 = 120 slots, 10.8 m long, open on both sides; each slot holds one order tote. The putter scans an item, the slot of its order lights up with the quantity, the item goes in and the light is pressed. When an order is complete the light on the pack side goes on and the packer takes the tote out. Small slow parts are picked from the bin shelving directly behind the wall (Deliverable 3, §3.1).</w:t>
       </w:r>
     </w:p>
     <w:p>
@@ -2232,6 +2257,60 @@
     </w:p>
     <w:p>
       <w:pPr>
+        <w:jc w:val="center"/>
+      </w:pPr>
+      <w:r>
+        <w:drawing>
+          <wp:inline xmlns:a="http://schemas.openxmlformats.org/drawingml/2006/main" xmlns:pic="http://schemas.openxmlformats.org/drawingml/2006/picture">
+            <wp:extent cx="6120000" cy="3405088"/>
+            <wp:docPr id="6" name="Picture 6"/>
+            <wp:cNvGraphicFramePr>
+              <a:graphicFrameLocks noChangeAspect="1"/>
+            </wp:cNvGraphicFramePr>
+            <a:graphic>
+              <a:graphicData uri="http://schemas.openxmlformats.org/drawingml/2006/picture">
+                <pic:pic>
+                  <pic:nvPicPr>
+                    <pic:cNvPr id="0" name="putwall_layout.png"/>
+                    <pic:cNvPicPr/>
+                  </pic:nvPicPr>
+                  <pic:blipFill>
+                    <a:blip r:embed="rId14"/>
+                    <a:stretch>
+                      <a:fillRect/>
+                    </a:stretch>
+                  </pic:blipFill>
+                  <pic:spPr>
+                    <a:xfrm>
+                      <a:off x="0" y="0"/>
+                      <a:ext cx="6120000" cy="3405088"/>
+                    </a:xfrm>
+                    <a:prstGeom prst="rect"/>
+                  </pic:spPr>
+                </pic:pic>
+              </a:graphicData>
+            </a:graphic>
+          </wp:inline>
+        </w:drawing>
+      </w:r>
+    </w:p>
+    <w:p>
+      <w:pPr>
+        <w:spacing w:after="200"/>
+        <w:jc w:val="center"/>
+      </w:pPr>
+      <w:r>
+        <w:rPr>
+          <w:b w:val="0"/>
+          <w:i/>
+          <w:color w:val="666666"/>
+          <w:sz w:val="17"/>
+        </w:rPr>
+        <w:t>Fig 5b. Put-to-light wall: the packing area from above with the worker steps, and the front of the wall.</w:t>
+      </w:r>
+    </w:p>
+    <w:p>
+      <w:pPr>
         <w:pStyle w:val="Heading2"/>
       </w:pPr>
       <w:r>
@@ -2296,7 +2375,7 @@
         <w:drawing>
           <wp:inline xmlns:a="http://schemas.openxmlformats.org/drawingml/2006/main" xmlns:pic="http://schemas.openxmlformats.org/drawingml/2006/picture">
             <wp:extent cx="4320000" cy="4750279"/>
-            <wp:docPr id="6" name="Picture 6"/>
+            <wp:docPr id="7" name="Picture 7"/>
             <wp:cNvGraphicFramePr>
               <a:graphicFrameLocks noChangeAspect="1"/>
             </wp:cNvGraphicFramePr>
@@ -2308,7 +2387,7 @@
                     <pic:cNvPicPr/>
                   </pic:nvPicPr>
                   <pic:blipFill>
-                    <a:blip r:embed="rId14"/>
+                    <a:blip r:embed="rId15"/>
                     <a:stretch>
                       <a:fillRect/>
                     </a:stretch>
@@ -4277,7 +4356,7 @@
         <w:drawing>
           <wp:inline xmlns:a="http://schemas.openxmlformats.org/drawingml/2006/main" xmlns:pic="http://schemas.openxmlformats.org/drawingml/2006/picture">
             <wp:extent cx="5580000" cy="2262622"/>
-            <wp:docPr id="7" name="Picture 7"/>
+            <wp:docPr id="8" name="Picture 8"/>
             <wp:cNvGraphicFramePr>
               <a:graphicFrameLocks noChangeAspect="1"/>
             </wp:cNvGraphicFramePr>
@@ -4289,7 +4368,7 @@
                     <pic:cNvPicPr/>
                   </pic:nvPicPr>
                   <pic:blipFill>
-                    <a:blip r:embed="rId15"/>
+                    <a:blip r:embed="rId16"/>
                     <a:stretch>
                       <a:fillRect/>
                     </a:stretch>
@@ -4958,7 +5037,7 @@
         <w:drawing>
           <wp:inline xmlns:a="http://schemas.openxmlformats.org/drawingml/2006/main" xmlns:pic="http://schemas.openxmlformats.org/drawingml/2006/picture">
             <wp:extent cx="5040000" cy="2622335"/>
-            <wp:docPr id="8" name="Picture 8"/>
+            <wp:docPr id="9" name="Picture 9"/>
             <wp:cNvGraphicFramePr>
               <a:graphicFrameLocks noChangeAspect="1"/>
             </wp:cNvGraphicFramePr>
@@ -4970,7 +5049,7 @@
                     <pic:cNvPicPr/>
                   </pic:nvPicPr>
                   <pic:blipFill>
-                    <a:blip r:embed="rId16"/>
+                    <a:blip r:embed="rId17"/>
                     <a:stretch>
                       <a:fillRect/>
                     </a:stretch>
@@ -5435,7 +5514,7 @@
         <w:drawing>
           <wp:inline xmlns:a="http://schemas.openxmlformats.org/drawingml/2006/main" xmlns:pic="http://schemas.openxmlformats.org/drawingml/2006/picture">
             <wp:extent cx="6120000" cy="2376863"/>
-            <wp:docPr id="9" name="Picture 9"/>
+            <wp:docPr id="10" name="Picture 10"/>
             <wp:cNvGraphicFramePr>
               <a:graphicFrameLocks noChangeAspect="1"/>
             </wp:cNvGraphicFramePr>
@@ -5447,7 +5526,7 @@
                     <pic:cNvPicPr/>
                   </pic:nvPicPr>
                   <pic:blipFill>
-                    <a:blip r:embed="rId17"/>
+                    <a:blip r:embed="rId18"/>
                     <a:stretch>
                       <a:fillRect/>
                     </a:stretch>
@@ -8196,7 +8275,7 @@
         <w:drawing>
           <wp:inline xmlns:a="http://schemas.openxmlformats.org/drawingml/2006/main" xmlns:pic="http://schemas.openxmlformats.org/drawingml/2006/picture">
             <wp:extent cx="6120000" cy="5135046"/>
-            <wp:docPr id="10" name="Picture 10"/>
+            <wp:docPr id="11" name="Picture 11"/>
             <wp:cNvGraphicFramePr>
               <a:graphicFrameLocks noChangeAspect="1"/>
             </wp:cNvGraphicFramePr>
@@ -8208,7 +8287,7 @@
                     <pic:cNvPicPr/>
                   </pic:nvPicPr>
                   <pic:blipFill>
-                    <a:blip r:embed="rId18"/>
+                    <a:blip r:embed="rId19"/>
                     <a:stretch>
                       <a:fillRect/>
                     </a:stretch>
@@ -8250,7 +8329,7 @@
         <w:drawing>
           <wp:inline xmlns:a="http://schemas.openxmlformats.org/drawingml/2006/main" xmlns:pic="http://schemas.openxmlformats.org/drawingml/2006/picture">
             <wp:extent cx="5760000" cy="3850288"/>
-            <wp:docPr id="11" name="Picture 11"/>
+            <wp:docPr id="12" name="Picture 12"/>
             <wp:cNvGraphicFramePr>
               <a:graphicFrameLocks noChangeAspect="1"/>
             </wp:cNvGraphicFramePr>
@@ -8262,7 +8341,7 @@
                     <pic:cNvPicPr/>
                   </pic:nvPicPr>
                   <pic:blipFill>
-                    <a:blip r:embed="rId19"/>
+                    <a:blip r:embed="rId20"/>
                     <a:stretch>
                       <a:fillRect/>
                     </a:stretch>
@@ -8304,7 +8383,7 @@
         <w:drawing>
           <wp:inline xmlns:a="http://schemas.openxmlformats.org/drawingml/2006/main" xmlns:pic="http://schemas.openxmlformats.org/drawingml/2006/picture">
             <wp:extent cx="5760000" cy="4050989"/>
-            <wp:docPr id="12" name="Picture 12"/>
+            <wp:docPr id="13" name="Picture 13"/>
             <wp:cNvGraphicFramePr>
               <a:graphicFrameLocks noChangeAspect="1"/>
             </wp:cNvGraphicFramePr>
@@ -8316,7 +8395,7 @@
                     <pic:cNvPicPr/>
                   </pic:nvPicPr>
                   <pic:blipFill>
-                    <a:blip r:embed="rId20"/>
+                    <a:blip r:embed="rId21"/>
                     <a:stretch>
                       <a:fillRect/>
                     </a:stretch>
@@ -8358,7 +8437,7 @@
         <w:drawing>
           <wp:inline xmlns:a="http://schemas.openxmlformats.org/drawingml/2006/main" xmlns:pic="http://schemas.openxmlformats.org/drawingml/2006/picture">
             <wp:extent cx="5760000" cy="3722620"/>
-            <wp:docPr id="13" name="Picture 13"/>
+            <wp:docPr id="14" name="Picture 14"/>
             <wp:cNvGraphicFramePr>
               <a:graphicFrameLocks noChangeAspect="1"/>
             </wp:cNvGraphicFramePr>
@@ -8370,7 +8449,7 @@
                     <pic:cNvPicPr/>
                   </pic:nvPicPr>
                   <pic:blipFill>
-                    <a:blip r:embed="rId21"/>
+                    <a:blip r:embed="rId22"/>
                     <a:stretch>
                       <a:fillRect/>
                     </a:stretch>
@@ -11187,7 +11266,7 @@
               <w:rPr>
                 <w:sz w:val="19"/>
               </w:rPr>
-              <w:t>Put-to-light wall (90 slots, both sides)</w:t>
+              <w:t>Put-to-light wall (120 tote slots, 10.8 m, work strip both sides)</w:t>
             </w:r>
           </w:p>
         </w:tc>
@@ -11205,7 +11284,7 @@
               <w:rPr>
                 <w:sz w:val="19"/>
               </w:rPr>
-              <w:t>22</w:t>
+              <w:t>39</w:t>
             </w:r>
           </w:p>
         </w:tc>
@@ -11445,7 +11524,7 @@
               <w:rPr>
                 <w:sz w:val="19"/>
               </w:rPr>
-              <w:t>401</w:t>
+              <w:t>423</w:t>
             </w:r>
           </w:p>
         </w:tc>
@@ -12602,7 +12681,7 @@
         <w:drawing>
           <wp:inline xmlns:a="http://schemas.openxmlformats.org/drawingml/2006/main" xmlns:pic="http://schemas.openxmlformats.org/drawingml/2006/picture">
             <wp:extent cx="5040000" cy="2208272"/>
-            <wp:docPr id="14" name="Picture 14"/>
+            <wp:docPr id="15" name="Picture 15"/>
             <wp:cNvGraphicFramePr>
               <a:graphicFrameLocks noChangeAspect="1"/>
             </wp:cNvGraphicFramePr>
@@ -12614,7 +12693,7 @@
                     <pic:cNvPicPr/>
                   </pic:nvPicPr>
                   <pic:blipFill>
-                    <a:blip r:embed="rId22"/>
+                    <a:blip r:embed="rId23"/>
                     <a:stretch>
                       <a:fillRect/>
                     </a:stretch>
@@ -12678,7 +12757,7 @@
         <w:drawing>
           <wp:inline xmlns:a="http://schemas.openxmlformats.org/drawingml/2006/main" xmlns:pic="http://schemas.openxmlformats.org/drawingml/2006/picture">
             <wp:extent cx="5040000" cy="2437689"/>
-            <wp:docPr id="15" name="Picture 15"/>
+            <wp:docPr id="16" name="Picture 16"/>
             <wp:cNvGraphicFramePr>
               <a:graphicFrameLocks noChangeAspect="1"/>
             </wp:cNvGraphicFramePr>
@@ -12690,7 +12769,7 @@
                     <pic:cNvPicPr/>
                   </pic:nvPicPr>
                   <pic:blipFill>
-                    <a:blip r:embed="rId23"/>
+                    <a:blip r:embed="rId24"/>
                     <a:stretch>
                       <a:fillRect/>
                     </a:stretch>
@@ -14681,7 +14760,7 @@
               <w:rPr>
                 <w:sz w:val="19"/>
               </w:rPr>
-              <w:t>sorts batch-picked small orders (84% of orders) into orders at packing</w:t>
+              <w:t>sorts batch-picked small orders (84% of orders) into orders at packing; 120 tote slots</w:t>
             </w:r>
           </w:p>
         </w:tc>
@@ -19630,7 +19709,7 @@
       </w:r>
     </w:p>
     <w:sectPr>
-      <w:footerReference w:type="default" r:id="rId24"/>
+      <w:footerReference w:type="default" r:id="rId25"/>
       <w:pgSz w:w="12240" w:h="15840"/>
       <w:pgMar w:top="1440" w:right="1800" w:bottom="1440" w:left="1800" w:header="720" w:footer="720" w:gutter="0"/>
       <w:cols w:space="720"/>

--- a/deliverables/Deliverable_2_Future_State.docx
+++ b/deliverables/Deliverable_2_Future_State.docx
@@ -2141,14 +2141,39 @@
           <w:b/>
           <w:sz w:val="21"/>
         </w:rPr>
-        <w:t>The put-to-light wall (Fig 5b):</w:t>
+        <w:t>Where:</w:t>
       </w:r>
       <w:r>
         <w:rPr>
           <w:b w:val="0"/>
           <w:sz w:val="21"/>
         </w:rPr>
-        <w:t xml:space="preserve"> 24 × 5 = 120 slots, 10.8 m long, open on both sides; each slot holds one order tote. The putter scans an item, the slot of its order lights up with the quantity, the item goes in and the light is pressed. When an order is complete the light on the pack side goes on and the packer takes the tote out. Small slow parts are picked from the bin shelving directly behind the wall (Deliverable 3, §3.1).</w:t>
+        <w:t xml:space="preserve"> the put-to-light wall stands at the south end of the packing area (east side), with its pick side on the right perimeter aisle where the pickers arrive and the pack stations behind it (Fig 5b).</w:t>
+      </w:r>
+    </w:p>
+    <w:p>
+      <w:pPr>
+        <w:pStyle w:val="ListBullet"/>
+      </w:pPr>
+      <w:r>
+        <w:rPr>
+          <w:b w:val="0"/>
+          <w:sz w:val="21"/>
+        </w:rPr>
+      </w:r>
+      <w:r>
+        <w:rPr>
+          <w:b/>
+          <w:sz w:val="21"/>
+        </w:rPr>
+        <w:t>The put-to-light wall (Fig 5c):</w:t>
+      </w:r>
+      <w:r>
+        <w:rPr>
+          <w:b w:val="0"/>
+          <w:sz w:val="21"/>
+        </w:rPr>
+        <w:t xml:space="preserve"> 24 × 5 = 120 slots, 10.8 m long, open on both sides; each slot holds one order tote. The putter scans an item, the slot of its order lights up with the quantity, the item goes in and the light is pressed. When an order is complete the light on the pack side goes on and the packer takes the tote out. Small slow parts are picked from the bin shelving directly behind the wall (Deliverable 3, §3.1–3.2).</w:t>
       </w:r>
     </w:p>
     <w:p>
@@ -2262,7 +2287,7 @@
       <w:r>
         <w:drawing>
           <wp:inline xmlns:a="http://schemas.openxmlformats.org/drawingml/2006/main" xmlns:pic="http://schemas.openxmlformats.org/drawingml/2006/picture">
-            <wp:extent cx="6120000" cy="3405088"/>
+            <wp:extent cx="6120000" cy="8272210"/>
             <wp:docPr id="6" name="Picture 6"/>
             <wp:cNvGraphicFramePr>
               <a:graphicFrameLocks noChangeAspect="1"/>
@@ -2271,7 +2296,7 @@
               <a:graphicData uri="http://schemas.openxmlformats.org/drawingml/2006/picture">
                 <pic:pic>
                   <pic:nvPicPr>
-                    <pic:cNvPr id="0" name="putwall_layout.png"/>
+                    <pic:cNvPr id="0" name="putwall_where.png"/>
                     <pic:cNvPicPr/>
                   </pic:nvPicPr>
                   <pic:blipFill>
@@ -2283,7 +2308,7 @@
                   <pic:spPr>
                     <a:xfrm>
                       <a:off x="0" y="0"/>
-                      <a:ext cx="6120000" cy="3405088"/>
+                      <a:ext cx="6120000" cy="8272210"/>
                     </a:xfrm>
                     <a:prstGeom prst="rect"/>
                   </pic:spPr>
@@ -2306,7 +2331,61 @@
           <w:color w:val="666666"/>
           <w:sz w:val="17"/>
         </w:rPr>
-        <w:t>Fig 5b. Put-to-light wall: the packing area from above with the worker steps, and the front of the wall.</w:t>
+        <w:t>Fig 5b. Where the put-to-light wall is: the whole warehouse and the packing area enlarged.</w:t>
+      </w:r>
+    </w:p>
+    <w:p>
+      <w:pPr>
+        <w:jc w:val="center"/>
+      </w:pPr>
+      <w:r>
+        <w:drawing>
+          <wp:inline xmlns:a="http://schemas.openxmlformats.org/drawingml/2006/main" xmlns:pic="http://schemas.openxmlformats.org/drawingml/2006/picture">
+            <wp:extent cx="5760000" cy="3206893"/>
+            <wp:docPr id="7" name="Picture 7"/>
+            <wp:cNvGraphicFramePr>
+              <a:graphicFrameLocks noChangeAspect="1"/>
+            </wp:cNvGraphicFramePr>
+            <a:graphic>
+              <a:graphicData uri="http://schemas.openxmlformats.org/drawingml/2006/picture">
+                <pic:pic>
+                  <pic:nvPicPr>
+                    <pic:cNvPr id="0" name="putwall_how.png"/>
+                    <pic:cNvPicPr/>
+                  </pic:nvPicPr>
+                  <pic:blipFill>
+                    <a:blip r:embed="rId15"/>
+                    <a:stretch>
+                      <a:fillRect/>
+                    </a:stretch>
+                  </pic:blipFill>
+                  <pic:spPr>
+                    <a:xfrm>
+                      <a:off x="0" y="0"/>
+                      <a:ext cx="5760000" cy="3206893"/>
+                    </a:xfrm>
+                    <a:prstGeom prst="rect"/>
+                  </pic:spPr>
+                </pic:pic>
+              </a:graphicData>
+            </a:graphic>
+          </wp:inline>
+        </w:drawing>
+      </w:r>
+    </w:p>
+    <w:p>
+      <w:pPr>
+        <w:spacing w:after="200"/>
+        <w:jc w:val="center"/>
+      </w:pPr>
+      <w:r>
+        <w:rPr>
+          <w:b w:val="0"/>
+          <w:i/>
+          <w:color w:val="666666"/>
+          <w:sz w:val="17"/>
+        </w:rPr>
+        <w:t>Fig 5c. How the put-to-light wall works, seen from the side.</w:t>
       </w:r>
     </w:p>
     <w:p>
@@ -2375,7 +2454,7 @@
         <w:drawing>
           <wp:inline xmlns:a="http://schemas.openxmlformats.org/drawingml/2006/main" xmlns:pic="http://schemas.openxmlformats.org/drawingml/2006/picture">
             <wp:extent cx="4320000" cy="4750279"/>
-            <wp:docPr id="7" name="Picture 7"/>
+            <wp:docPr id="8" name="Picture 8"/>
             <wp:cNvGraphicFramePr>
               <a:graphicFrameLocks noChangeAspect="1"/>
             </wp:cNvGraphicFramePr>
@@ -2387,7 +2466,7 @@
                     <pic:cNvPicPr/>
                   </pic:nvPicPr>
                   <pic:blipFill>
-                    <a:blip r:embed="rId15"/>
+                    <a:blip r:embed="rId16"/>
                     <a:stretch>
                       <a:fillRect/>
                     </a:stretch>
@@ -4356,7 +4435,7 @@
         <w:drawing>
           <wp:inline xmlns:a="http://schemas.openxmlformats.org/drawingml/2006/main" xmlns:pic="http://schemas.openxmlformats.org/drawingml/2006/picture">
             <wp:extent cx="5580000" cy="2262622"/>
-            <wp:docPr id="8" name="Picture 8"/>
+            <wp:docPr id="9" name="Picture 9"/>
             <wp:cNvGraphicFramePr>
               <a:graphicFrameLocks noChangeAspect="1"/>
             </wp:cNvGraphicFramePr>
@@ -4368,7 +4447,7 @@
                     <pic:cNvPicPr/>
                   </pic:nvPicPr>
                   <pic:blipFill>
-                    <a:blip r:embed="rId16"/>
+                    <a:blip r:embed="rId17"/>
                     <a:stretch>
                       <a:fillRect/>
                     </a:stretch>
@@ -5037,7 +5116,7 @@
         <w:drawing>
           <wp:inline xmlns:a="http://schemas.openxmlformats.org/drawingml/2006/main" xmlns:pic="http://schemas.openxmlformats.org/drawingml/2006/picture">
             <wp:extent cx="5040000" cy="2622335"/>
-            <wp:docPr id="9" name="Picture 9"/>
+            <wp:docPr id="10" name="Picture 10"/>
             <wp:cNvGraphicFramePr>
               <a:graphicFrameLocks noChangeAspect="1"/>
             </wp:cNvGraphicFramePr>
@@ -5049,7 +5128,7 @@
                     <pic:cNvPicPr/>
                   </pic:nvPicPr>
                   <pic:blipFill>
-                    <a:blip r:embed="rId17"/>
+                    <a:blip r:embed="rId18"/>
                     <a:stretch>
                       <a:fillRect/>
                     </a:stretch>
@@ -5514,7 +5593,7 @@
         <w:drawing>
           <wp:inline xmlns:a="http://schemas.openxmlformats.org/drawingml/2006/main" xmlns:pic="http://schemas.openxmlformats.org/drawingml/2006/picture">
             <wp:extent cx="6120000" cy="2376863"/>
-            <wp:docPr id="10" name="Picture 10"/>
+            <wp:docPr id="11" name="Picture 11"/>
             <wp:cNvGraphicFramePr>
               <a:graphicFrameLocks noChangeAspect="1"/>
             </wp:cNvGraphicFramePr>
@@ -5526,7 +5605,7 @@
                     <pic:cNvPicPr/>
                   </pic:nvPicPr>
                   <pic:blipFill>
-                    <a:blip r:embed="rId18"/>
+                    <a:blip r:embed="rId19"/>
                     <a:stretch>
                       <a:fillRect/>
                     </a:stretch>
@@ -8275,7 +8354,7 @@
         <w:drawing>
           <wp:inline xmlns:a="http://schemas.openxmlformats.org/drawingml/2006/main" xmlns:pic="http://schemas.openxmlformats.org/drawingml/2006/picture">
             <wp:extent cx="6120000" cy="5135046"/>
-            <wp:docPr id="11" name="Picture 11"/>
+            <wp:docPr id="12" name="Picture 12"/>
             <wp:cNvGraphicFramePr>
               <a:graphicFrameLocks noChangeAspect="1"/>
             </wp:cNvGraphicFramePr>
@@ -8287,7 +8366,7 @@
                     <pic:cNvPicPr/>
                   </pic:nvPicPr>
                   <pic:blipFill>
-                    <a:blip r:embed="rId19"/>
+                    <a:blip r:embed="rId20"/>
                     <a:stretch>
                       <a:fillRect/>
                     </a:stretch>
@@ -8318,7 +8397,7 @@
           <w:color w:val="666666"/>
           <w:sz w:val="17"/>
         </w:rPr>
-        <w:t>Fig 10. Detailed warehouse floor plan (rack-level, to scale) — racks, aisles, docks, dimensions.</w:t>
+        <w:t>Fig 10. Detailed warehouse floor plan (rack-level, to scale) — racks, aisles, docks, dimensions; inside the packing area: put-to-light wall, pack stations, roll cages and small-parts shelving.</w:t>
       </w:r>
     </w:p>
     <w:p>
@@ -8328,8 +8407,8 @@
       <w:r>
         <w:drawing>
           <wp:inline xmlns:a="http://schemas.openxmlformats.org/drawingml/2006/main" xmlns:pic="http://schemas.openxmlformats.org/drawingml/2006/picture">
-            <wp:extent cx="5760000" cy="3850288"/>
-            <wp:docPr id="12" name="Picture 12"/>
+            <wp:extent cx="5760000" cy="3573850"/>
+            <wp:docPr id="13" name="Picture 13"/>
             <wp:cNvGraphicFramePr>
               <a:graphicFrameLocks noChangeAspect="1"/>
             </wp:cNvGraphicFramePr>
@@ -8341,7 +8420,7 @@
                     <pic:cNvPicPr/>
                   </pic:nvPicPr>
                   <pic:blipFill>
-                    <a:blip r:embed="rId20"/>
+                    <a:blip r:embed="rId21"/>
                     <a:stretch>
                       <a:fillRect/>
                     </a:stretch>
@@ -8349,7 +8428,7 @@
                   <pic:spPr>
                     <a:xfrm>
                       <a:off x="0" y="0"/>
-                      <a:ext cx="5760000" cy="3850288"/>
+                      <a:ext cx="5760000" cy="3573850"/>
                     </a:xfrm>
                     <a:prstGeom prst="rect"/>
                   </pic:spPr>
@@ -8372,7 +8451,7 @@
           <w:color w:val="666666"/>
           <w:sz w:val="17"/>
         </w:rPr>
-        <w:t>Fig 11. Main flow on the floor plan: in (R1) → put away → refill → pick → pack → out (S2). Arrows follow the real truck and picker routes.</w:t>
+        <w:t>Fig 11. Main flow on the floor plan: in (R2) → put away → refill → pick → put-to-light wall and pack → out (S2). Arrows follow the real truck and picker routes; container flow C via R1.</w:t>
       </w:r>
     </w:p>
     <w:p>
@@ -8383,7 +8462,7 @@
         <w:drawing>
           <wp:inline xmlns:a="http://schemas.openxmlformats.org/drawingml/2006/main" xmlns:pic="http://schemas.openxmlformats.org/drawingml/2006/picture">
             <wp:extent cx="5760000" cy="4050989"/>
-            <wp:docPr id="13" name="Picture 13"/>
+            <wp:docPr id="14" name="Picture 14"/>
             <wp:cNvGraphicFramePr>
               <a:graphicFrameLocks noChangeAspect="1"/>
             </wp:cNvGraphicFramePr>
@@ -8395,7 +8474,7 @@
                     <pic:cNvPicPr/>
                   </pic:nvPicPr>
                   <pic:blipFill>
-                    <a:blip r:embed="rId21"/>
+                    <a:blip r:embed="rId22"/>
                     <a:stretch>
                       <a:fillRect/>
                     </a:stretch>
@@ -8437,7 +8516,7 @@
         <w:drawing>
           <wp:inline xmlns:a="http://schemas.openxmlformats.org/drawingml/2006/main" xmlns:pic="http://schemas.openxmlformats.org/drawingml/2006/picture">
             <wp:extent cx="5760000" cy="3722620"/>
-            <wp:docPr id="14" name="Picture 14"/>
+            <wp:docPr id="15" name="Picture 15"/>
             <wp:cNvGraphicFramePr>
               <a:graphicFrameLocks noChangeAspect="1"/>
             </wp:cNvGraphicFramePr>
@@ -8449,7 +8528,7 @@
                     <pic:cNvPicPr/>
                   </pic:nvPicPr>
                   <pic:blipFill>
-                    <a:blip r:embed="rId22"/>
+                    <a:blip r:embed="rId23"/>
                     <a:stretch>
                       <a:fillRect/>
                     </a:stretch>
@@ -12681,7 +12760,7 @@
         <w:drawing>
           <wp:inline xmlns:a="http://schemas.openxmlformats.org/drawingml/2006/main" xmlns:pic="http://schemas.openxmlformats.org/drawingml/2006/picture">
             <wp:extent cx="5040000" cy="2208272"/>
-            <wp:docPr id="15" name="Picture 15"/>
+            <wp:docPr id="16" name="Picture 16"/>
             <wp:cNvGraphicFramePr>
               <a:graphicFrameLocks noChangeAspect="1"/>
             </wp:cNvGraphicFramePr>
@@ -12693,7 +12772,7 @@
                     <pic:cNvPicPr/>
                   </pic:nvPicPr>
                   <pic:blipFill>
-                    <a:blip r:embed="rId23"/>
+                    <a:blip r:embed="rId24"/>
                     <a:stretch>
                       <a:fillRect/>
                     </a:stretch>
@@ -12757,7 +12836,7 @@
         <w:drawing>
           <wp:inline xmlns:a="http://schemas.openxmlformats.org/drawingml/2006/main" xmlns:pic="http://schemas.openxmlformats.org/drawingml/2006/picture">
             <wp:extent cx="5040000" cy="2437689"/>
-            <wp:docPr id="16" name="Picture 16"/>
+            <wp:docPr id="17" name="Picture 17"/>
             <wp:cNvGraphicFramePr>
               <a:graphicFrameLocks noChangeAspect="1"/>
             </wp:cNvGraphicFramePr>
@@ -12769,7 +12848,7 @@
                     <pic:cNvPicPr/>
                   </pic:nvPicPr>
                   <pic:blipFill>
-                    <a:blip r:embed="rId24"/>
+                    <a:blip r:embed="rId25"/>
                     <a:stretch>
                       <a:fillRect/>
                     </a:stretch>
@@ -19709,7 +19788,7 @@
       </w:r>
     </w:p>
     <w:sectPr>
-      <w:footerReference w:type="default" r:id="rId25"/>
+      <w:footerReference w:type="default" r:id="rId26"/>
       <w:pgSz w:w="12240" w:h="15840"/>
       <w:pgMar w:top="1440" w:right="1800" w:bottom="1440" w:left="1800" w:header="720" w:footer="720" w:gutter="0"/>
       <w:cols w:space="720"/>

--- a/deliverables/Deliverable_2_Future_State.docx
+++ b/deliverables/Deliverable_2_Future_State.docx
@@ -1084,6 +1084,118 @@
                 <w:sz w:val="19"/>
               </w:rPr>
               <w:t>2,657 slow small SKUs in half-bins on 188 shelving bays next to the put-wall</w:t>
+            </w:r>
+          </w:p>
+        </w:tc>
+      </w:tr>
+      <w:tr>
+        <w:trPr>
+          <w:cantSplit/>
+        </w:trPr>
+        <w:tc>
+          <w:tcPr>
+            <w:tcW w:type="dxa" w:w="1701"/>
+          </w:tcPr>
+          <w:p>
+            <w:pPr>
+              <w:keepNext/>
+            </w:pPr>
+            <w:r/>
+            <w:r>
+              <w:rPr>
+                <w:sz w:val="19"/>
+              </w:rPr>
+              <w:t>Fast-pick area</w:t>
+            </w:r>
+          </w:p>
+        </w:tc>
+        <w:tc>
+          <w:tcPr>
+            <w:tcW w:type="dxa" w:w="2835"/>
+          </w:tcPr>
+          <w:p>
+            <w:pPr>
+              <w:keepNext/>
+            </w:pPr>
+            <w:r/>
+            <w:r>
+              <w:rPr>
+                <w:sz w:val="19"/>
+              </w:rPr>
+              <w:t>500 m² band, inside not drawn</w:t>
+            </w:r>
+          </w:p>
+        </w:tc>
+        <w:tc>
+          <w:tcPr>
+            <w:tcW w:type="dxa" w:w="4535"/>
+          </w:tcPr>
+          <w:p>
+            <w:pPr>
+              <w:keepNext/>
+            </w:pPr>
+            <w:r/>
+            <w:r>
+              <w:rPr>
+                <w:sz w:val="19"/>
+              </w:rPr>
+              <w:t>930 carton-flow lanes (refilled from the rear) + a wall row of shelves and floor pallets across the pick aisle: a pick face for all 1,409 A/B SKUs (A046)</w:t>
+            </w:r>
+          </w:p>
+        </w:tc>
+      </w:tr>
+      <w:tr>
+        <w:trPr>
+          <w:cantSplit/>
+        </w:trPr>
+        <w:tc>
+          <w:tcPr>
+            <w:tcW w:type="dxa" w:w="1701"/>
+          </w:tcPr>
+          <w:p>
+            <w:pPr>
+              <w:keepNext/>
+            </w:pPr>
+            <w:r/>
+            <w:r>
+              <w:rPr>
+                <w:sz w:val="19"/>
+              </w:rPr>
+              <w:t>Receiving doors</w:t>
+            </w:r>
+          </w:p>
+        </w:tc>
+        <w:tc>
+          <w:tcPr>
+            <w:tcW w:type="dxa" w:w="2835"/>
+          </w:tcPr>
+          <w:p>
+            <w:pPr>
+              <w:keepNext/>
+            </w:pPr>
+            <w:r/>
+            <w:r>
+              <w:rPr>
+                <w:sz w:val="19"/>
+              </w:rPr>
+              <w:t>R2 and R3 side by side</w:t>
+            </w:r>
+          </w:p>
+        </w:tc>
+        <w:tc>
+          <w:tcPr>
+            <w:tcW w:type="dxa" w:w="4535"/>
+          </w:tcPr>
+          <w:p>
+            <w:pPr>
+              <w:keepNext/>
+            </w:pPr>
+            <w:r/>
+            <w:r>
+              <w:rPr>
+                <w:sz w:val="19"/>
+              </w:rPr>
+              <w:t>R2 in the north half, R3 in the south half: R2's half can be lent to container unpacking while R3 keeps working (A044, A047)</w:t>
             </w:r>
           </w:p>
         </w:tc>
@@ -1655,6 +1767,31 @@
           <w:b/>
           <w:sz w:val="21"/>
         </w:rPr>
+        <w:t>Where (Fig 2b):</w:t>
+      </w:r>
+      <w:r>
+        <w:rPr>
+          <w:b w:val="0"/>
+          <w:sz w:val="21"/>
+        </w:rPr>
+        <w:t xml:space="preserve"> each trailer door has an unload lane with 9 pallet places, a check bench and a pick-up point where the reach truck collects the pallet; R2 is in the north half of receiving and R3 in the south half. The container zone at R1 has the roller conveyor, 12 build spots (one per SKU), room for 35 finished pallets and a wrap/label station.</w:t>
+      </w:r>
+    </w:p>
+    <w:p>
+      <w:pPr>
+        <w:pStyle w:val="ListBullet"/>
+      </w:pPr>
+      <w:r>
+        <w:rPr>
+          <w:b w:val="0"/>
+          <w:sz w:val="21"/>
+        </w:rPr>
+      </w:r>
+      <w:r>
+        <w:rPr>
+          <w:b/>
+          <w:sz w:val="21"/>
+        </w:rPr>
         <w:t>Policy applied:</w:t>
       </w:r>
       <w:r>
@@ -1662,7 +1799,7 @@
           <w:b w:val="0"/>
           <w:sz w:val="21"/>
         </w:rPr>
-        <w:t xml:space="preserve"> demand-based directed putaway (A/B close to their fast-pick faces, C further away); pallets over 1 t on low levels; long goods (up to 2.05 m) in the long-goods module via its 3.2 m aisle.</w:t>
+        <w:t xml:space="preserve"> demand-based directed putaway (A/B reserve close to the fast-pick area, C further away); pallets over 1 t on low levels, tall loads on the top level; long goods (up to 2.05 m) in the long-goods module via its 3.2 m aisle (where each kind of load is stored: Fig 2c).</w:t>
       </w:r>
     </w:p>
     <w:p>
@@ -1746,6 +1883,114 @@
     </w:p>
     <w:p>
       <w:pPr>
+        <w:jc w:val="center"/>
+      </w:pPr>
+      <w:r>
+        <w:drawing>
+          <wp:inline xmlns:a="http://schemas.openxmlformats.org/drawingml/2006/main" xmlns:pic="http://schemas.openxmlformats.org/drawingml/2006/picture">
+            <wp:extent cx="5940000" cy="7063381"/>
+            <wp:docPr id="3" name="Picture 3"/>
+            <wp:cNvGraphicFramePr>
+              <a:graphicFrameLocks noChangeAspect="1"/>
+            </wp:cNvGraphicFramePr>
+            <a:graphic>
+              <a:graphicData uri="http://schemas.openxmlformats.org/drawingml/2006/picture">
+                <pic:pic>
+                  <pic:nvPicPr>
+                    <pic:cNvPr id="0" name="inbound_zones.png"/>
+                    <pic:cNvPicPr/>
+                  </pic:nvPicPr>
+                  <pic:blipFill>
+                    <a:blip r:embed="rId11"/>
+                    <a:stretch>
+                      <a:fillRect/>
+                    </a:stretch>
+                  </pic:blipFill>
+                  <pic:spPr>
+                    <a:xfrm>
+                      <a:off x="0" y="0"/>
+                      <a:ext cx="5940000" cy="7063381"/>
+                    </a:xfrm>
+                    <a:prstGeom prst="rect"/>
+                  </pic:spPr>
+                </pic:pic>
+              </a:graphicData>
+            </a:graphic>
+          </wp:inline>
+        </w:drawing>
+      </w:r>
+    </w:p>
+    <w:p>
+      <w:pPr>
+        <w:spacing w:after="200"/>
+        <w:jc w:val="center"/>
+      </w:pPr>
+      <w:r>
+        <w:rPr>
+          <w:b w:val="0"/>
+          <w:i/>
+          <w:color w:val="666666"/>
+          <w:sz w:val="17"/>
+        </w:rPr>
+        <w:t>Fig 2b. Receiving, the container zone and returns enlarged (west side), with the key.</w:t>
+      </w:r>
+    </w:p>
+    <w:p>
+      <w:pPr>
+        <w:jc w:val="center"/>
+      </w:pPr>
+      <w:r>
+        <w:drawing>
+          <wp:inline xmlns:a="http://schemas.openxmlformats.org/drawingml/2006/main" xmlns:pic="http://schemas.openxmlformats.org/drawingml/2006/picture">
+            <wp:extent cx="6120000" cy="7909958"/>
+            <wp:docPr id="4" name="Picture 4"/>
+            <wp:cNvGraphicFramePr>
+              <a:graphicFrameLocks noChangeAspect="1"/>
+            </wp:cNvGraphicFramePr>
+            <a:graphic>
+              <a:graphicData uri="http://schemas.openxmlformats.org/drawingml/2006/picture">
+                <pic:pic>
+                  <pic:nvPicPr>
+                    <pic:cNvPr id="0" name="storage_where.png"/>
+                    <pic:cNvPicPr/>
+                  </pic:nvPicPr>
+                  <pic:blipFill>
+                    <a:blip r:embed="rId12"/>
+                    <a:stretch>
+                      <a:fillRect/>
+                    </a:stretch>
+                  </pic:blipFill>
+                  <pic:spPr>
+                    <a:xfrm>
+                      <a:off x="0" y="0"/>
+                      <a:ext cx="6120000" cy="7909958"/>
+                    </a:xfrm>
+                    <a:prstGeom prst="rect"/>
+                  </pic:spPr>
+                </pic:pic>
+              </a:graphicData>
+            </a:graphic>
+          </wp:inline>
+        </w:drawing>
+      </w:r>
+    </w:p>
+    <w:p>
+      <w:pPr>
+        <w:spacing w:after="200"/>
+        <w:jc w:val="center"/>
+      </w:pPr>
+      <w:r>
+        <w:rPr>
+          <w:b w:val="0"/>
+          <w:i/>
+          <w:color w:val="666666"/>
+          <w:sz w:val="17"/>
+        </w:rPr>
+        <w:t>Fig 2c. Where goods are stored: the whole warehouse, the fast-pick area and the racks enlarged, with the key.</w:t>
+      </w:r>
+    </w:p>
+    <w:p>
+      <w:pPr>
         <w:pStyle w:val="Heading2"/>
       </w:pPr>
       <w:r>
@@ -1774,7 +2019,32 @@
           <w:b w:val="0"/>
           <w:sz w:val="21"/>
         </w:rPr>
-        <w:t xml:space="preserve"> fast-pick face below minimum → WMS replenishment task → ETV 216i takes the reserve pallet down the storage aisle → feeds the carton-flow lane from the rear → confirm (~24 pallets/day on average).</w:t>
+        <w:t xml:space="preserve"> fast-pick face below minimum → WMS replenishment task → ETV 216i takes the reserve pallet down the storage aisle → puts it down in the refill strip behind the carton-flow lanes → the driver slides the cases into the lane from the rear → confirm (~24 pallets/day on average).</w:t>
+      </w:r>
+    </w:p>
+    <w:p>
+      <w:pPr>
+        <w:pStyle w:val="ListBullet"/>
+      </w:pPr>
+      <w:r>
+        <w:rPr>
+          <w:b w:val="0"/>
+          <w:sz w:val="21"/>
+        </w:rPr>
+      </w:r>
+      <w:r>
+        <w:rPr>
+          <w:b/>
+          <w:sz w:val="21"/>
+        </w:rPr>
+        <w:t>The fast-pick area (Fig 3b, A046):</w:t>
+      </w:r>
+      <w:r>
+        <w:rPr>
+          <w:b w:val="0"/>
+          <w:sz w:val="21"/>
+        </w:rPr>
+        <w:t xml:space="preserve"> 31 carton-flow bays give 930 lanes for the 888 most-picked A/B SKUs (90% of their lines; the busiest 42 get a second lane). The other 521 A/B SKUs — less picked, long or heavy — stand on the wall row across the same pick aisle (shelves, long-item shelves, floor pallets) and are refilled by hand or with the EJE 120i between the waves.</w:t>
       </w:r>
     </w:p>
     <w:p>
@@ -1810,7 +2080,7 @@
         <w:drawing>
           <wp:inline xmlns:a="http://schemas.openxmlformats.org/drawingml/2006/main" xmlns:pic="http://schemas.openxmlformats.org/drawingml/2006/picture">
             <wp:extent cx="3960000" cy="3470916"/>
-            <wp:docPr id="3" name="Picture 3"/>
+            <wp:docPr id="5" name="Picture 5"/>
             <wp:cNvGraphicFramePr>
               <a:graphicFrameLocks noChangeAspect="1"/>
             </wp:cNvGraphicFramePr>
@@ -1822,7 +2092,7 @@
                     <pic:cNvPicPr/>
                   </pic:nvPicPr>
                   <pic:blipFill>
-                    <a:blip r:embed="rId11"/>
+                    <a:blip r:embed="rId13"/>
                     <a:stretch>
                       <a:fillRect/>
                     </a:stretch>
@@ -1854,6 +2124,60 @@
           <w:sz w:val="17"/>
         </w:rPr>
         <w:t>Fig 3. Replenishment flow.</w:t>
+      </w:r>
+    </w:p>
+    <w:p>
+      <w:pPr>
+        <w:jc w:val="center"/>
+      </w:pPr>
+      <w:r>
+        <w:drawing>
+          <wp:inline xmlns:a="http://schemas.openxmlformats.org/drawingml/2006/main" xmlns:pic="http://schemas.openxmlformats.org/drawingml/2006/picture">
+            <wp:extent cx="5940000" cy="4244249"/>
+            <wp:docPr id="6" name="Picture 6"/>
+            <wp:cNvGraphicFramePr>
+              <a:graphicFrameLocks noChangeAspect="1"/>
+            </wp:cNvGraphicFramePr>
+            <a:graphic>
+              <a:graphicData uri="http://schemas.openxmlformats.org/drawingml/2006/picture">
+                <pic:pic>
+                  <pic:nvPicPr>
+                    <pic:cNvPr id="0" name="storage_how.png"/>
+                    <pic:cNvPicPr/>
+                  </pic:nvPicPr>
+                  <pic:blipFill>
+                    <a:blip r:embed="rId14"/>
+                    <a:stretch>
+                      <a:fillRect/>
+                    </a:stretch>
+                  </pic:blipFill>
+                  <pic:spPr>
+                    <a:xfrm>
+                      <a:off x="0" y="0"/>
+                      <a:ext cx="5940000" cy="4244249"/>
+                    </a:xfrm>
+                    <a:prstGeom prst="rect"/>
+                  </pic:spPr>
+                </pic:pic>
+              </a:graphicData>
+            </a:graphic>
+          </wp:inline>
+        </w:drawing>
+      </w:r>
+    </w:p>
+    <w:p>
+      <w:pPr>
+        <w:spacing w:after="200"/>
+        <w:jc w:val="center"/>
+      </w:pPr>
+      <w:r>
+        <w:rPr>
+          <w:b w:val="0"/>
+          <w:i/>
+          <w:color w:val="666666"/>
+          <w:sz w:val="17"/>
+        </w:rPr>
+        <w:t>Fig 3b. How storing works: a rack cut across, the fast-pick area cut north–south, and the four steps put away → store → refill → pick.</w:t>
       </w:r>
     </w:p>
     <w:p>
@@ -2047,7 +2371,7 @@
         <w:drawing>
           <wp:inline xmlns:a="http://schemas.openxmlformats.org/drawingml/2006/main" xmlns:pic="http://schemas.openxmlformats.org/drawingml/2006/picture">
             <wp:extent cx="4320000" cy="3853813"/>
-            <wp:docPr id="4" name="Picture 4"/>
+            <wp:docPr id="7" name="Picture 7"/>
             <wp:cNvGraphicFramePr>
               <a:graphicFrameLocks noChangeAspect="1"/>
             </wp:cNvGraphicFramePr>
@@ -2059,7 +2383,7 @@
                     <pic:cNvPicPr/>
                   </pic:nvPicPr>
                   <pic:blipFill>
-                    <a:blip r:embed="rId12"/>
+                    <a:blip r:embed="rId15"/>
                     <a:stretch>
                       <a:fillRect/>
                     </a:stretch>
@@ -2173,7 +2497,7 @@
           <w:b w:val="0"/>
           <w:sz w:val="21"/>
         </w:rPr>
-        <w:t xml:space="preserve"> 24 × 5 = 120 slots, 10.8 m long, open on both sides; each slot holds one order tote. The putter scans an item, the slot of its order lights up with the quantity, the item goes in and the light is pressed. When an order is complete the light on the pack side goes on and the packer takes the tote out. Small slow parts are picked from the bin shelving directly behind the wall (Deliverable 3, §3.1–3.2).</w:t>
+        <w:t xml:space="preserve"> 24 × 5 = 120 slots, 10.8 m long, open on both sides; each slot holds one order tote. The putter scans an item, the slot of its order lights up with the quantity, the item goes in and the light is pressed. When an order is complete the light on the pack side goes on and the packer takes the tote out. Small slow parts are picked from the bin shelving directly behind the wall (Deliverable 3, §5.1–5.2).</w:t>
       </w:r>
     </w:p>
     <w:p>
@@ -2234,7 +2558,7 @@
         <w:drawing>
           <wp:inline xmlns:a="http://schemas.openxmlformats.org/drawingml/2006/main" xmlns:pic="http://schemas.openxmlformats.org/drawingml/2006/picture">
             <wp:extent cx="4320000" cy="4099592"/>
-            <wp:docPr id="5" name="Picture 5"/>
+            <wp:docPr id="8" name="Picture 8"/>
             <wp:cNvGraphicFramePr>
               <a:graphicFrameLocks noChangeAspect="1"/>
             </wp:cNvGraphicFramePr>
@@ -2246,7 +2570,7 @@
                     <pic:cNvPicPr/>
                   </pic:nvPicPr>
                   <pic:blipFill>
-                    <a:blip r:embed="rId13"/>
+                    <a:blip r:embed="rId16"/>
                     <a:stretch>
                       <a:fillRect/>
                     </a:stretch>
@@ -2288,7 +2612,7 @@
         <w:drawing>
           <wp:inline xmlns:a="http://schemas.openxmlformats.org/drawingml/2006/main" xmlns:pic="http://schemas.openxmlformats.org/drawingml/2006/picture">
             <wp:extent cx="6120000" cy="8272210"/>
-            <wp:docPr id="6" name="Picture 6"/>
+            <wp:docPr id="9" name="Picture 9"/>
             <wp:cNvGraphicFramePr>
               <a:graphicFrameLocks noChangeAspect="1"/>
             </wp:cNvGraphicFramePr>
@@ -2300,7 +2624,7 @@
                     <pic:cNvPicPr/>
                   </pic:nvPicPr>
                   <pic:blipFill>
-                    <a:blip r:embed="rId14"/>
+                    <a:blip r:embed="rId17"/>
                     <a:stretch>
                       <a:fillRect/>
                     </a:stretch>
@@ -2342,7 +2666,7 @@
         <w:drawing>
           <wp:inline xmlns:a="http://schemas.openxmlformats.org/drawingml/2006/main" xmlns:pic="http://schemas.openxmlformats.org/drawingml/2006/picture">
             <wp:extent cx="5760000" cy="3206893"/>
-            <wp:docPr id="7" name="Picture 7"/>
+            <wp:docPr id="10" name="Picture 10"/>
             <wp:cNvGraphicFramePr>
               <a:graphicFrameLocks noChangeAspect="1"/>
             </wp:cNvGraphicFramePr>
@@ -2354,7 +2678,7 @@
                     <pic:cNvPicPr/>
                   </pic:nvPicPr>
                   <pic:blipFill>
-                    <a:blip r:embed="rId15"/>
+                    <a:blip r:embed="rId18"/>
                     <a:stretch>
                       <a:fillRect/>
                     </a:stretch>
@@ -2454,7 +2778,7 @@
         <w:drawing>
           <wp:inline xmlns:a="http://schemas.openxmlformats.org/drawingml/2006/main" xmlns:pic="http://schemas.openxmlformats.org/drawingml/2006/picture">
             <wp:extent cx="4320000" cy="4750279"/>
-            <wp:docPr id="8" name="Picture 8"/>
+            <wp:docPr id="11" name="Picture 11"/>
             <wp:cNvGraphicFramePr>
               <a:graphicFrameLocks noChangeAspect="1"/>
             </wp:cNvGraphicFramePr>
@@ -2466,7 +2790,7 @@
                     <pic:cNvPicPr/>
                   </pic:nvPicPr>
                   <pic:blipFill>
-                    <a:blip r:embed="rId16"/>
+                    <a:blip r:embed="rId19"/>
                     <a:stretch>
                       <a:fillRect/>
                     </a:stretch>
@@ -4435,7 +4759,7 @@
         <w:drawing>
           <wp:inline xmlns:a="http://schemas.openxmlformats.org/drawingml/2006/main" xmlns:pic="http://schemas.openxmlformats.org/drawingml/2006/picture">
             <wp:extent cx="5580000" cy="2262622"/>
-            <wp:docPr id="9" name="Picture 9"/>
+            <wp:docPr id="12" name="Picture 12"/>
             <wp:cNvGraphicFramePr>
               <a:graphicFrameLocks noChangeAspect="1"/>
             </wp:cNvGraphicFramePr>
@@ -4447,7 +4771,7 @@
                     <pic:cNvPicPr/>
                   </pic:nvPicPr>
                   <pic:blipFill>
-                    <a:blip r:embed="rId17"/>
+                    <a:blip r:embed="rId20"/>
                     <a:stretch>
                       <a:fillRect/>
                     </a:stretch>
@@ -5116,7 +5440,7 @@
         <w:drawing>
           <wp:inline xmlns:a="http://schemas.openxmlformats.org/drawingml/2006/main" xmlns:pic="http://schemas.openxmlformats.org/drawingml/2006/picture">
             <wp:extent cx="5040000" cy="2622335"/>
-            <wp:docPr id="10" name="Picture 10"/>
+            <wp:docPr id="13" name="Picture 13"/>
             <wp:cNvGraphicFramePr>
               <a:graphicFrameLocks noChangeAspect="1"/>
             </wp:cNvGraphicFramePr>
@@ -5128,7 +5452,7 @@
                     <pic:cNvPicPr/>
                   </pic:nvPicPr>
                   <pic:blipFill>
-                    <a:blip r:embed="rId18"/>
+                    <a:blip r:embed="rId21"/>
                     <a:stretch>
                       <a:fillRect/>
                     </a:stretch>
@@ -5593,7 +5917,7 @@
         <w:drawing>
           <wp:inline xmlns:a="http://schemas.openxmlformats.org/drawingml/2006/main" xmlns:pic="http://schemas.openxmlformats.org/drawingml/2006/picture">
             <wp:extent cx="6120000" cy="2376863"/>
-            <wp:docPr id="11" name="Picture 11"/>
+            <wp:docPr id="14" name="Picture 14"/>
             <wp:cNvGraphicFramePr>
               <a:graphicFrameLocks noChangeAspect="1"/>
             </wp:cNvGraphicFramePr>
@@ -5605,7 +5929,7 @@
                     <pic:cNvPicPr/>
                   </pic:nvPicPr>
                   <pic:blipFill>
-                    <a:blip r:embed="rId19"/>
+                    <a:blip r:embed="rId22"/>
                     <a:stretch>
                       <a:fillRect/>
                     </a:stretch>
@@ -8248,6 +8572,60 @@
     </w:p>
     <w:p>
       <w:pPr>
+        <w:jc w:val="center"/>
+      </w:pPr>
+      <w:r>
+        <w:drawing>
+          <wp:inline xmlns:a="http://schemas.openxmlformats.org/drawingml/2006/main" xmlns:pic="http://schemas.openxmlformats.org/drawingml/2006/picture">
+            <wp:extent cx="5940000" cy="3518195"/>
+            <wp:docPr id="15" name="Picture 15"/>
+            <wp:cNvGraphicFramePr>
+              <a:graphicFrameLocks noChangeAspect="1"/>
+            </wp:cNvGraphicFramePr>
+            <a:graphic>
+              <a:graphicData uri="http://schemas.openxmlformats.org/drawingml/2006/picture">
+                <pic:pic>
+                  <pic:nvPicPr>
+                    <pic:cNvPr id="0" name="zone_guide.png"/>
+                    <pic:cNvPicPr/>
+                  </pic:nvPicPr>
+                  <pic:blipFill>
+                    <a:blip r:embed="rId23"/>
+                    <a:stretch>
+                      <a:fillRect/>
+                    </a:stretch>
+                  </pic:blipFill>
+                  <pic:spPr>
+                    <a:xfrm>
+                      <a:off x="0" y="0"/>
+                      <a:ext cx="5940000" cy="3518195"/>
+                    </a:xfrm>
+                    <a:prstGeom prst="rect"/>
+                  </pic:spPr>
+                </pic:pic>
+              </a:graphicData>
+            </a:graphic>
+          </wp:inline>
+        </w:drawing>
+      </w:r>
+    </w:p>
+    <w:p>
+      <w:pPr>
+        <w:spacing w:after="200"/>
+        <w:jc w:val="center"/>
+      </w:pPr>
+      <w:r>
+        <w:rPr>
+          <w:b w:val="0"/>
+          <w:i/>
+          <w:color w:val="666666"/>
+          <w:sz w:val="17"/>
+        </w:rPr>
+        <w:t>Fig 9b. The nine zones, numbered in the order the goods pass through them, with what happens in each (Deliverable 3 §3 adds who works there and when).</w:t>
+      </w:r>
+    </w:p>
+    <w:p>
+      <w:pPr>
         <w:pStyle w:val="ListBullet"/>
       </w:pPr>
       <w:r>
@@ -8318,7 +8696,7 @@
           <w:b w:val="0"/>
           <w:sz w:val="21"/>
         </w:rPr>
-        <w:t xml:space="preserve"> 3 receiving (west: R1 = container dock beside the loose-container zone, R2–R3 for trailers) and 5 shipping (east). A trailer door needs ~4.3 m of wall — the 9.9 m receiving and 9.5 m outbound columns are too narrow on the south wall, so the doors sit on the side walls. This also separates inbound and outbound truck traffic.</w:t>
+        <w:t xml:space="preserve"> 3 receiving (west: R1 = container dock beside the loose-container zone, R2 and R3 for trailers in the north and south half of receiving) and 5 shipping (east, one staging lane per door). A trailer door needs ~4.3 m of wall — the 9.9 m receiving and 9.5 m outbound columns are too narrow on the south wall, so the doors sit on the side walls. This also separates inbound and outbound truck traffic.</w:t>
       </w:r>
     </w:p>
     <w:p>
@@ -8354,7 +8732,7 @@
         <w:drawing>
           <wp:inline xmlns:a="http://schemas.openxmlformats.org/drawingml/2006/main" xmlns:pic="http://schemas.openxmlformats.org/drawingml/2006/picture">
             <wp:extent cx="6120000" cy="5135046"/>
-            <wp:docPr id="12" name="Picture 12"/>
+            <wp:docPr id="16" name="Picture 16"/>
             <wp:cNvGraphicFramePr>
               <a:graphicFrameLocks noChangeAspect="1"/>
             </wp:cNvGraphicFramePr>
@@ -8366,7 +8744,7 @@
                     <pic:cNvPicPr/>
                   </pic:nvPicPr>
                   <pic:blipFill>
-                    <a:blip r:embed="rId20"/>
+                    <a:blip r:embed="rId24"/>
                     <a:stretch>
                       <a:fillRect/>
                     </a:stretch>
@@ -8397,7 +8775,7 @@
           <w:color w:val="666666"/>
           <w:sz w:val="17"/>
         </w:rPr>
-        <w:t>Fig 10. Detailed warehouse floor plan (rack-level, to scale) — racks, aisles, docks, dimensions; inside the packing area: put-to-light wall, pack stations, roll cages and small-parts shelving.</w:t>
+        <w:t>Fig 10. Detailed warehouse floor plan (rack-level, to scale) — racks, aisles, docks, dimensions, and the inside of every zone: unload lanes, container zone, fast-pick lanes and wall row, packing, outbound lanes.</w:t>
       </w:r>
     </w:p>
     <w:p>
@@ -8407,8 +8785,8 @@
       <w:r>
         <w:drawing>
           <wp:inline xmlns:a="http://schemas.openxmlformats.org/drawingml/2006/main" xmlns:pic="http://schemas.openxmlformats.org/drawingml/2006/picture">
-            <wp:extent cx="5760000" cy="3573850"/>
-            <wp:docPr id="13" name="Picture 13"/>
+            <wp:extent cx="5760000" cy="5313369"/>
+            <wp:docPr id="17" name="Picture 17"/>
             <wp:cNvGraphicFramePr>
               <a:graphicFrameLocks noChangeAspect="1"/>
             </wp:cNvGraphicFramePr>
@@ -8420,7 +8798,7 @@
                     <pic:cNvPicPr/>
                   </pic:nvPicPr>
                   <pic:blipFill>
-                    <a:blip r:embed="rId21"/>
+                    <a:blip r:embed="rId25"/>
                     <a:stretch>
                       <a:fillRect/>
                     </a:stretch>
@@ -8428,7 +8806,7 @@
                   <pic:spPr>
                     <a:xfrm>
                       <a:off x="0" y="0"/>
-                      <a:ext cx="5760000" cy="3573850"/>
+                      <a:ext cx="5760000" cy="5313369"/>
                     </a:xfrm>
                     <a:prstGeom prst="rect"/>
                   </pic:spPr>
@@ -8462,7 +8840,7 @@
         <w:drawing>
           <wp:inline xmlns:a="http://schemas.openxmlformats.org/drawingml/2006/main" xmlns:pic="http://schemas.openxmlformats.org/drawingml/2006/picture">
             <wp:extent cx="5760000" cy="4050989"/>
-            <wp:docPr id="14" name="Picture 14"/>
+            <wp:docPr id="18" name="Picture 18"/>
             <wp:cNvGraphicFramePr>
               <a:graphicFrameLocks noChangeAspect="1"/>
             </wp:cNvGraphicFramePr>
@@ -8474,7 +8852,7 @@
                     <pic:cNvPicPr/>
                   </pic:nvPicPr>
                   <pic:blipFill>
-                    <a:blip r:embed="rId22"/>
+                    <a:blip r:embed="rId26"/>
                     <a:stretch>
                       <a:fillRect/>
                     </a:stretch>
@@ -8516,7 +8894,7 @@
         <w:drawing>
           <wp:inline xmlns:a="http://schemas.openxmlformats.org/drawingml/2006/main" xmlns:pic="http://schemas.openxmlformats.org/drawingml/2006/picture">
             <wp:extent cx="5760000" cy="3722620"/>
-            <wp:docPr id="15" name="Picture 15"/>
+            <wp:docPr id="19" name="Picture 19"/>
             <wp:cNvGraphicFramePr>
               <a:graphicFrameLocks noChangeAspect="1"/>
             </wp:cNvGraphicFramePr>
@@ -8528,7 +8906,7 @@
                     <pic:cNvPicPr/>
                   </pic:nvPicPr>
                   <pic:blipFill>
-                    <a:blip r:embed="rId23"/>
+                    <a:blip r:embed="rId27"/>
                     <a:stretch>
                       <a:fillRect/>
                     </a:stretch>
@@ -12760,7 +13138,7 @@
         <w:drawing>
           <wp:inline xmlns:a="http://schemas.openxmlformats.org/drawingml/2006/main" xmlns:pic="http://schemas.openxmlformats.org/drawingml/2006/picture">
             <wp:extent cx="5040000" cy="2208272"/>
-            <wp:docPr id="16" name="Picture 16"/>
+            <wp:docPr id="20" name="Picture 20"/>
             <wp:cNvGraphicFramePr>
               <a:graphicFrameLocks noChangeAspect="1"/>
             </wp:cNvGraphicFramePr>
@@ -12772,7 +13150,7 @@
                     <pic:cNvPicPr/>
                   </pic:nvPicPr>
                   <pic:blipFill>
-                    <a:blip r:embed="rId24"/>
+                    <a:blip r:embed="rId28"/>
                     <a:stretch>
                       <a:fillRect/>
                     </a:stretch>
@@ -12836,7 +13214,7 @@
         <w:drawing>
           <wp:inline xmlns:a="http://schemas.openxmlformats.org/drawingml/2006/main" xmlns:pic="http://schemas.openxmlformats.org/drawingml/2006/picture">
             <wp:extent cx="5040000" cy="2437689"/>
-            <wp:docPr id="17" name="Picture 17"/>
+            <wp:docPr id="21" name="Picture 21"/>
             <wp:cNvGraphicFramePr>
               <a:graphicFrameLocks noChangeAspect="1"/>
             </wp:cNvGraphicFramePr>
@@ -12848,7 +13226,7 @@
                     <pic:cNvPicPr/>
                   </pic:nvPicPr>
                   <pic:blipFill>
-                    <a:blip r:embed="rId25"/>
+                    <a:blip r:embed="rId29"/>
                     <a:stretch>
                       <a:fillRect/>
                     </a:stretch>
@@ -19788,7 +20166,7 @@
       </w:r>
     </w:p>
     <w:sectPr>
-      <w:footerReference w:type="default" r:id="rId26"/>
+      <w:footerReference w:type="default" r:id="rId30"/>
       <w:pgSz w:w="12240" w:h="15840"/>
       <w:pgMar w:top="1440" w:right="1800" w:bottom="1440" w:left="1800" w:header="720" w:footer="720" w:gutter="0"/>
       <w:cols w:space="720"/>

--- a/deliverables/Deliverable_2_Future_State.docx
+++ b/deliverables/Deliverable_2_Future_State.docx
@@ -295,7 +295,7 @@
               <w:rPr>
                 <w:sz w:val="19"/>
               </w:rPr>
-              <w:t>Group 3 — Gleb, Rachel Selvarathnam, Arnau, Vidhi</w:t>
+              <w:t>Group 3 — Vidhi (Receiving), Gleb (Storage), Arnau (Picking), Rachel Selvarathnam (Shipping)</w:t>
             </w:r>
           </w:p>
         </w:tc>
@@ -328,7 +328,7 @@
               <w:rPr>
                 <w:sz w:val="19"/>
               </w:rPr>
-              <w:t>v3 (with Deliverable 3) — single-deep back-to-back racks, loose-container zone, machinery review</w:t>
+              <w:t>Final portfolio version — processes, layout, capacity plan, planning and control (Section 7)</w:t>
             </w:r>
           </w:p>
         </w:tc>
@@ -353,6 +353,369 @@
         <w:t>Future-state design for the recommended Option B (Deliverable 1). Workload drivers are measured from the Assa Abloy Q2-2025 data; equipment data come from Jungheinrich; productivities and handling allowances are documented assumptions (Section 7) to be validated with DHL. Reproducible from analysis/*.py.</w:t>
       </w:r>
     </w:p>
+    <w:p>
+      <w:pPr>
+        <w:keepNext/>
+        <w:spacing w:before="200"/>
+      </w:pPr>
+      <w:r>
+        <w:rPr>
+          <w:b/>
+          <w:sz w:val="22"/>
+        </w:rPr>
+        <w:t>Who is responsible for what</w:t>
+      </w:r>
+    </w:p>
+    <w:p>
+      <w:pPr>
+        <w:keepNext/>
+      </w:pPr>
+      <w:r>
+        <w:rPr>
+          <w:i/>
+          <w:sz w:val="18"/>
+        </w:rPr>
+        <w:t>Every team member hands in this whole document (the complete warehouse design). Each process has one owner; the sections of a process carry the owner's name in their heading. Sections without a name were made by the whole group.</w:t>
+      </w:r>
+    </w:p>
+    <w:tbl>
+      <w:tblPr>
+        <w:tblStyle w:val="LightGrid-Accent1"/>
+        <w:tblW w:type="auto" w:w="0"/>
+        <w:tblLook w:firstColumn="1" w:firstRow="1" w:lastColumn="0" w:lastRow="0" w:noHBand="0" w:noVBand="1" w:val="04A0"/>
+      </w:tblPr>
+      <w:tblGrid>
+        <w:gridCol w:w="1361"/>
+        <w:gridCol w:w="1020"/>
+        <w:gridCol w:w="4422"/>
+        <w:gridCol w:w="2268"/>
+      </w:tblGrid>
+      <w:tr>
+        <w:trPr>
+          <w:cantSplit/>
+        </w:trPr>
+        <w:tc>
+          <w:tcPr>
+            <w:tcW w:type="dxa" w:w="1361"/>
+          </w:tcPr>
+          <w:p>
+            <w:r/>
+            <w:r>
+              <w:rPr>
+                <w:b/>
+                <w:sz w:val="18"/>
+              </w:rPr>
+              <w:t>Process</w:t>
+            </w:r>
+          </w:p>
+        </w:tc>
+        <w:tc>
+          <w:tcPr>
+            <w:tcW w:type="dxa" w:w="1020"/>
+          </w:tcPr>
+          <w:p>
+            <w:r/>
+            <w:r>
+              <w:rPr>
+                <w:b/>
+                <w:sz w:val="18"/>
+              </w:rPr>
+              <w:t>Owner</w:t>
+            </w:r>
+          </w:p>
+        </w:tc>
+        <w:tc>
+          <w:tcPr>
+            <w:tcW w:type="dxa" w:w="4422"/>
+          </w:tcPr>
+          <w:p>
+            <w:r/>
+            <w:r>
+              <w:rPr>
+                <w:b/>
+                <w:sz w:val="18"/>
+              </w:rPr>
+              <w:t>Scope</w:t>
+            </w:r>
+          </w:p>
+        </w:tc>
+        <w:tc>
+          <w:tcPr>
+            <w:tcW w:type="dxa" w:w="2268"/>
+          </w:tcPr>
+          <w:p>
+            <w:r/>
+            <w:r>
+              <w:rPr>
+                <w:b/>
+                <w:sz w:val="18"/>
+              </w:rPr>
+              <w:t>Sections in this document</w:t>
+            </w:r>
+          </w:p>
+        </w:tc>
+      </w:tr>
+      <w:tr>
+        <w:trPr>
+          <w:cantSplit/>
+        </w:trPr>
+        <w:tc>
+          <w:tcPr>
+            <w:tcW w:type="dxa" w:w="1361"/>
+          </w:tcPr>
+          <w:p>
+            <w:r/>
+            <w:r>
+              <w:rPr>
+                <w:b/>
+                <w:color w:val="C2410C"/>
+                <w:sz w:val="18"/>
+              </w:rPr>
+              <w:t>Receiving</w:t>
+            </w:r>
+          </w:p>
+        </w:tc>
+        <w:tc>
+          <w:tcPr>
+            <w:tcW w:type="dxa" w:w="1020"/>
+          </w:tcPr>
+          <w:p>
+            <w:r/>
+            <w:r>
+              <w:rPr>
+                <w:b/>
+                <w:color w:val="C2410C"/>
+                <w:sz w:val="18"/>
+              </w:rPr>
+              <w:t>Vidhi</w:t>
+            </w:r>
+          </w:p>
+        </w:tc>
+        <w:tc>
+          <w:tcPr>
+            <w:tcW w:type="dxa" w:w="4422"/>
+          </w:tcPr>
+          <w:p>
+            <w:r/>
+            <w:r>
+              <w:rPr>
+                <w:sz w:val="18"/>
+              </w:rPr>
+              <w:t>unloading trailers and containers, checking, container unpacking, returns intake — up to the pick-up point</w:t>
+            </w:r>
+          </w:p>
+        </w:tc>
+        <w:tc>
+          <w:tcPr>
+            <w:tcW w:type="dxa" w:w="2268"/>
+          </w:tcPr>
+          <w:p>
+            <w:r/>
+            <w:r>
+              <w:rPr>
+                <w:sz w:val="18"/>
+              </w:rPr>
+              <w:t>§2.1, §2.5, §4.1, §4.3, §4.6, §7.1</w:t>
+            </w:r>
+          </w:p>
+        </w:tc>
+      </w:tr>
+      <w:tr>
+        <w:trPr>
+          <w:cantSplit/>
+        </w:trPr>
+        <w:tc>
+          <w:tcPr>
+            <w:tcW w:type="dxa" w:w="1361"/>
+          </w:tcPr>
+          <w:p>
+            <w:r/>
+            <w:r>
+              <w:rPr>
+                <w:b/>
+                <w:color w:val="1D4ED8"/>
+                <w:sz w:val="18"/>
+              </w:rPr>
+              <w:t>Storage</w:t>
+            </w:r>
+          </w:p>
+        </w:tc>
+        <w:tc>
+          <w:tcPr>
+            <w:tcW w:type="dxa" w:w="1020"/>
+          </w:tcPr>
+          <w:p>
+            <w:r/>
+            <w:r>
+              <w:rPr>
+                <w:b/>
+                <w:color w:val="1D4ED8"/>
+                <w:sz w:val="18"/>
+              </w:rPr>
+              <w:t>Gleb</w:t>
+            </w:r>
+          </w:p>
+        </w:tc>
+        <w:tc>
+          <w:tcPr>
+            <w:tcW w:type="dxa" w:w="4422"/>
+          </w:tcPr>
+          <w:p>
+            <w:r/>
+            <w:r>
+              <w:rPr>
+                <w:sz w:val="18"/>
+              </w:rPr>
+              <w:t>putaway, racks and storage places, slotting, replenishment of the fast-pick area, inventory control</w:t>
+            </w:r>
+          </w:p>
+        </w:tc>
+        <w:tc>
+          <w:tcPr>
+            <w:tcW w:type="dxa" w:w="2268"/>
+          </w:tcPr>
+          <w:p>
+            <w:r/>
+            <w:r>
+              <w:rPr>
+                <w:sz w:val="18"/>
+              </w:rPr>
+              <w:t>§2.1, §2.2, §3.1, §3.2, §5.2, §5.3, §7.2</w:t>
+            </w:r>
+          </w:p>
+        </w:tc>
+      </w:tr>
+      <w:tr>
+        <w:trPr>
+          <w:cantSplit/>
+        </w:trPr>
+        <w:tc>
+          <w:tcPr>
+            <w:tcW w:type="dxa" w:w="1361"/>
+          </w:tcPr>
+          <w:p>
+            <w:r/>
+            <w:r>
+              <w:rPr>
+                <w:b/>
+                <w:color w:val="15803D"/>
+                <w:sz w:val="18"/>
+              </w:rPr>
+              <w:t>Picking</w:t>
+            </w:r>
+          </w:p>
+        </w:tc>
+        <w:tc>
+          <w:tcPr>
+            <w:tcW w:type="dxa" w:w="1020"/>
+          </w:tcPr>
+          <w:p>
+            <w:r/>
+            <w:r>
+              <w:rPr>
+                <w:b/>
+                <w:color w:val="15803D"/>
+                <w:sz w:val="18"/>
+              </w:rPr>
+              <w:t>Arnau</w:t>
+            </w:r>
+          </w:p>
+        </w:tc>
+        <w:tc>
+          <w:tcPr>
+            <w:tcW w:type="dxa" w:w="4422"/>
+          </w:tcPr>
+          <w:p>
+            <w:r/>
+            <w:r>
+              <w:rPr>
+                <w:sz w:val="18"/>
+              </w:rPr>
+              <w:t>order release (waves), picking, sorting batch picks into orders at the put-to-light wall</w:t>
+            </w:r>
+          </w:p>
+        </w:tc>
+        <w:tc>
+          <w:tcPr>
+            <w:tcW w:type="dxa" w:w="2268"/>
+          </w:tcPr>
+          <w:p>
+            <w:r/>
+            <w:r>
+              <w:rPr>
+                <w:sz w:val="18"/>
+              </w:rPr>
+              <w:t>§2.3, §2.4, §4.2, §6.2, §7.3</w:t>
+            </w:r>
+          </w:p>
+        </w:tc>
+      </w:tr>
+      <w:tr>
+        <w:trPr>
+          <w:cantSplit/>
+        </w:trPr>
+        <w:tc>
+          <w:tcPr>
+            <w:tcW w:type="dxa" w:w="1361"/>
+          </w:tcPr>
+          <w:p>
+            <w:r/>
+            <w:r>
+              <w:rPr>
+                <w:b/>
+                <w:color w:val="7C3AED"/>
+                <w:sz w:val="18"/>
+              </w:rPr>
+              <w:t>Shipping</w:t>
+            </w:r>
+          </w:p>
+        </w:tc>
+        <w:tc>
+          <w:tcPr>
+            <w:tcW w:type="dxa" w:w="1020"/>
+          </w:tcPr>
+          <w:p>
+            <w:r/>
+            <w:r>
+              <w:rPr>
+                <w:b/>
+                <w:color w:val="7C3AED"/>
+                <w:sz w:val="18"/>
+              </w:rPr>
+              <w:t>Rachel</w:t>
+            </w:r>
+          </w:p>
+        </w:tc>
+        <w:tc>
+          <w:tcPr>
+            <w:tcW w:type="dxa" w:w="4422"/>
+          </w:tcPr>
+          <w:p>
+            <w:r/>
+            <w:r>
+              <w:rPr>
+                <w:sz w:val="18"/>
+              </w:rPr>
+              <w:t>packing, outbound staging, dock doors, trailer departure plan and loading</w:t>
+            </w:r>
+          </w:p>
+        </w:tc>
+        <w:tc>
+          <w:tcPr>
+            <w:tcW w:type="dxa" w:w="2268"/>
+          </w:tcPr>
+          <w:p>
+            <w:r/>
+            <w:r>
+              <w:rPr>
+                <w:sz w:val="18"/>
+              </w:rPr>
+              <w:t>§2.4, §4.4, §4.5, §5.4, §7.4</w:t>
+            </w:r>
+          </w:p>
+        </w:tc>
+      </w:tr>
+    </w:tbl>
     <w:p>
       <w:r>
         <w:br w:type="page"/>
@@ -1264,7 +1627,7 @@
           <w:color w:val="222222"/>
           <w:sz w:val="21"/>
         </w:rPr>
-        <w:t>The design follows the steps of the Week 3 design approach (Baker &amp; Canessa, 2009, S017) and was iterated after each feedback round:</w:t>
+        <w:t>The design follows the steps of the Week 3 design approach (HAN University of Applied Sciences, 2026a; Baker &amp; Canessa, 2009) and was iterated after each feedback round:</w:t>
       </w:r>
     </w:p>
     <w:tbl>
@@ -1676,6 +2039,22 @@
       <w:r>
         <w:t>2.1 Receiving &amp; putaway</w:t>
       </w:r>
+      <w:r>
+        <w:rPr>
+          <w:b/>
+          <w:color w:val="C2410C"/>
+          <w:sz w:val="19"/>
+        </w:rPr>
+        <w:t xml:space="preserve">   Vidhi (Receiving)</w:t>
+      </w:r>
+      <w:r>
+        <w:rPr>
+          <w:b/>
+          <w:color w:val="1D4ED8"/>
+          <w:sz w:val="19"/>
+        </w:rPr>
+        <w:t xml:space="preserve">  ·  Gleb (Storage)</w:t>
+      </w:r>
     </w:p>
     <w:p>
       <w:pPr>
@@ -1699,7 +2078,7 @@
           <w:b w:val="0"/>
           <w:sz w:val="21"/>
         </w:rPr>
-        <w:t xml:space="preserve"> 2 shipments a day straight from Assa Abloy factories (S004). Trailers from the European plants arrive palletised; sea containers from Asia (~41% of loads) arrive loose — cartons stacked on the container floor.</w:t>
+        <w:t xml:space="preserve"> 2 shipments a day straight from Assa Abloy factories (Rogier, course teacher, personal communication, October 7, 2026). Trailers from the European plants arrive palletised; sea containers from Asia (~41% of loads) arrive loose — cartons stacked on the container floor.</w:t>
       </w:r>
     </w:p>
     <w:p>
@@ -1824,7 +2203,7 @@
           <w:b w:val="0"/>
           <w:sz w:val="21"/>
         </w:rPr>
-        <w:t xml:space="preserve"> reach trucks use the left perimeter aisle and the cross-aisle, never the fast-pick area — Jungheinrich's 'clear traffic guidance' principle (S009).</w:t>
+        <w:t xml:space="preserve"> reach trucks use the left perimeter aisle and the cross-aisle, never the fast-pick area — Jungheinrich's 'clear traffic guidance' principle (Jungheinrich, n.d.-d).</w:t>
       </w:r>
     </w:p>
     <w:p>
@@ -1995,6 +2374,14 @@
       </w:pPr>
       <w:r>
         <w:t>2.2 Replenishment</w:t>
+      </w:r>
+      <w:r>
+        <w:rPr>
+          <w:b/>
+          <w:color w:val="1D4ED8"/>
+          <w:sz w:val="19"/>
+        </w:rPr>
+        <w:t xml:space="preserve">   Gleb (Storage)</w:t>
       </w:r>
     </w:p>
     <w:p>
@@ -2186,6 +2573,14 @@
       </w:pPr>
       <w:r>
         <w:t>2.3 Picking (zone + batch / wave)</w:t>
+      </w:r>
+      <w:r>
+        <w:rPr>
+          <w:b/>
+          <w:color w:val="15803D"/>
+          <w:sz w:val="19"/>
+        </w:rPr>
+        <w:t xml:space="preserve">   Arnau (Picking)</w:t>
       </w:r>
     </w:p>
     <w:p>
@@ -2423,6 +2818,22 @@
       </w:pPr>
       <w:r>
         <w:t>2.4 Consolidation, packing &amp; shipping</w:t>
+      </w:r>
+      <w:r>
+        <w:rPr>
+          <w:b/>
+          <w:color w:val="7C3AED"/>
+          <w:sz w:val="19"/>
+        </w:rPr>
+        <w:t xml:space="preserve">   Rachel (Shipping)</w:t>
+      </w:r>
+      <w:r>
+        <w:rPr>
+          <w:b/>
+          <w:color w:val="15803D"/>
+          <w:sz w:val="19"/>
+        </w:rPr>
+        <w:t xml:space="preserve">  ·  Arnau (Picking)</w:t>
       </w:r>
     </w:p>
     <w:p>
@@ -2719,6 +3130,14 @@
       <w:r>
         <w:t>2.5 Returns (reverse logistics)</w:t>
       </w:r>
+      <w:r>
+        <w:rPr>
+          <w:b/>
+          <w:color w:val="C2410C"/>
+          <w:sz w:val="19"/>
+        </w:rPr>
+        <w:t xml:space="preserve">   Vidhi (Receiving)</w:t>
+      </w:r>
     </w:p>
     <w:p>
       <w:pPr>
@@ -3011,7 +3430,7 @@
               <w:rPr>
                 <w:sz w:val="19"/>
               </w:rPr>
-              <w:t>13% SKUs = 80% volume; A = 60% of picks (S003)</w:t>
+              <w:t>13% SKUs = 80% volume; A = 60% of picks (Gadeyne, n.d.)</w:t>
             </w:r>
           </w:p>
         </w:tc>
@@ -3067,7 +3486,7 @@
               <w:rPr>
                 <w:sz w:val="19"/>
               </w:rPr>
-              <w:t>75% of order lines are each-picks; safety (S009)</w:t>
+              <w:t>75% of order lines are each-picks; safety (Jungheinrich, n.d.-d)</w:t>
             </w:r>
           </w:p>
         </w:tc>
@@ -3468,6 +3887,14 @@
       <w:r>
         <w:t>3.1 Peak-season slotting (congestion control)</w:t>
       </w:r>
+      <w:r>
+        <w:rPr>
+          <w:b/>
+          <w:color w:val="1D4ED8"/>
+          <w:sz w:val="19"/>
+        </w:rPr>
+        <w:t xml:space="preserve">   Gleb (Storage)</w:t>
+      </w:r>
     </w:p>
     <w:p>
       <w:pPr>
@@ -3480,7 +3907,7 @@
           <w:color w:val="222222"/>
           <w:sz w:val="21"/>
         </w:rPr>
-        <w:t>At peak, congestion — not walk distance — becomes the dominant cost (Gadeyne, S003). Because the peak is spiky (1.83× lines / 2.85× units) and picks are concentrated, clustering all fast movers in one golden zone would jam a single area. We therefore adopt peak-aware slotting:</w:t>
+        <w:t>At peak, congestion — not walk distance — becomes the dominant cost (Gadeyne, n.d.). Because the peak is spiky (1.83× lines / 2.85× units) and picks are concentrated, clustering all fast movers in one golden zone would jam a single area. We therefore adopt peak-aware slotting:</w:t>
       </w:r>
     </w:p>
     <w:p>
@@ -3580,7 +4007,7 @@
           <w:b w:val="0"/>
           <w:sz w:val="21"/>
         </w:rPr>
-        <w:t xml:space="preserve"> (S003): slotting → order batching → wave-release timing → pick-path sequencing.</w:t>
+        <w:t xml:space="preserve"> (Gadeyne, n.d.): slotting → order batching → wave-release timing → pick-path sequencing.</w:t>
       </w:r>
     </w:p>
     <w:p>
@@ -3615,6 +4042,14 @@
       <w:r>
         <w:t>3.2 Slotting by Cube-per-Order Index (COI) and affinity</w:t>
       </w:r>
+      <w:r>
+        <w:rPr>
+          <w:b/>
+          <w:color w:val="1D4ED8"/>
+          <w:sz w:val="19"/>
+        </w:rPr>
+        <w:t xml:space="preserve">   Gleb (Storage)</w:t>
+      </w:r>
     </w:p>
     <w:p>
       <w:pPr>
@@ -3627,7 +4062,7 @@
           <w:color w:val="222222"/>
           <w:sz w:val="21"/>
         </w:rPr>
-        <w:t>W3 key principle: the racking configuration should match each product's turnover, using the COI = storage space a SKU needs ÷ how often it is picked (S017). Low COI = little space, many picks → closest to packing.</w:t>
+        <w:t>W3 key principle: the racking configuration should match each product's turnover, using the COI = storage space a SKU needs ÷ how often it is picked (HAN University of Applied Sciences, 2026a). Low COI = little space, many picks → closest to packing.</w:t>
       </w:r>
     </w:p>
     <w:tbl>
@@ -4191,6 +4626,14 @@
       <w:r>
         <w:t>4.1 What comes in</w:t>
       </w:r>
+      <w:r>
+        <w:rPr>
+          <w:b/>
+          <w:color w:val="C2410C"/>
+          <w:sz w:val="19"/>
+        </w:rPr>
+        <w:t xml:space="preserve">   Vidhi (Receiving)</w:t>
+      </w:r>
     </w:p>
     <w:p>
       <w:pPr>
@@ -4715,7 +5158,7 @@
           <w:b w:val="0"/>
           <w:sz w:val="21"/>
         </w:rPr>
-        <w:t xml:space="preserve"> (teacher/DHL, S004) — in China, Germany, Romania, the Netherlands, Spain, Finland and others.</w:t>
+        <w:t xml:space="preserve"> (Rogier, course teacher, personal communication, October 7, 2026) — in China, Germany, Romania, the Netherlands, Spain, Finland and others.</w:t>
       </w:r>
     </w:p>
     <w:p>
@@ -4749,6 +5192,14 @@
       </w:pPr>
       <w:r>
         <w:t>4.2 Why picking peaks at 08:00</w:t>
+      </w:r>
+      <w:r>
+        <w:rPr>
+          <w:b/>
+          <w:color w:val="15803D"/>
+          <w:sz w:val="19"/>
+        </w:rPr>
+        <w:t xml:space="preserve">   Arnau (Picking)</w:t>
       </w:r>
     </w:p>
     <w:p>
@@ -4887,6 +5338,14 @@
       <w:r>
         <w:t>4.3 Inbound dock doors</w:t>
       </w:r>
+      <w:r>
+        <w:rPr>
+          <w:b/>
+          <w:color w:val="C2410C"/>
+          <w:sz w:val="19"/>
+        </w:rPr>
+        <w:t xml:space="preserve">   Vidhi (Receiving)</w:t>
+      </w:r>
     </w:p>
     <w:p>
       <w:pPr>
@@ -5416,6 +5875,14 @@
       </w:pPr>
       <w:r>
         <w:t>4.4 Outbound dock doors</w:t>
+      </w:r>
+      <w:r>
+        <w:rPr>
+          <w:b/>
+          <w:color w:val="7C3AED"/>
+          <w:sz w:val="19"/>
+        </w:rPr>
+        <w:t xml:space="preserve">   Rachel (Shipping)</w:t>
       </w:r>
     </w:p>
     <w:p>
@@ -5894,6 +6361,14 @@
       <w:r>
         <w:t>4.5 When trailers leave — departure plan</w:t>
       </w:r>
+      <w:r>
+        <w:rPr>
+          <w:b/>
+          <w:color w:val="7C3AED"/>
+          <w:sz w:val="19"/>
+        </w:rPr>
+        <w:t xml:space="preserve">   Rachel (Shipping)</w:t>
+      </w:r>
     </w:p>
     <w:p>
       <w:pPr>
@@ -7078,6 +7553,14 @@
       </w:pPr>
       <w:r>
         <w:t>4.6 Loose containers — their own zone</w:t>
+      </w:r>
+      <w:r>
+        <w:rPr>
+          <w:b/>
+          <w:color w:val="C2410C"/>
+          <w:sz w:val="19"/>
+        </w:rPr>
+        <w:t xml:space="preserve">   Vidhi (Receiving)</w:t>
       </w:r>
     </w:p>
     <w:p>
@@ -7878,7 +8361,7 @@
           <w:color w:val="222222"/>
           <w:sz w:val="21"/>
         </w:rPr>
-        <w:t xml:space="preserve"> the zone is the same in both cases. A DHL crew costs about €128 per container (Deliverable 3); an on-site contractor is chosen only if its fixed price per container is lower (S024). Port devanning stays the fall-back if containers ever need to arrive palletised.</w:t>
+        <w:t xml:space="preserve"> the zone is the same in both cases. A DHL crew costs about €128 per container (Deliverable 3); an on-site contractor is chosen only if its fixed price per container is lower (Prestatie Personeelsdiensten, n.d.-a, n.d.-b). Port devanning stays the fall-back if containers ever need to arrive palletised.</w:t>
       </w:r>
     </w:p>
     <w:p>
@@ -8721,7 +9204,7 @@
           <w:b w:val="0"/>
           <w:sz w:val="21"/>
         </w:rPr>
-        <w:t xml:space="preserve"> three 3.2 m cross-aisles (front, middle, rear) break up the racking, so no truck or picker ever needs a U-turn. Storage aisles are 3.0 m — wider than the ETV 216i needs (2.63–2.79 m, S006) and far wider than the EJE 120i (1.79–1.94 m, S010); the aisle in front of the long goods is 3.2 m (Section 5.2).</w:t>
+        <w:t xml:space="preserve"> three 3.2 m cross-aisles (front, middle, rear) break up the racking, so no truck or picker ever needs a U-turn. Storage aisles are 3.0 m — wider than the ETV 216i needs (2.63–2.79 m; Jungheinrich, 2019) and far wider than the EJE 120i (1.79–1.94 m; Jungheinrich, n.d.-a); the aisle in front of the long goods is 3.2 m (Section 5.2).</w:t>
       </w:r>
     </w:p>
     <w:p>
@@ -8959,7 +9442,7 @@
           <w:color w:val="222222"/>
           <w:sz w:val="21"/>
         </w:rPr>
-        <w:t>W3 asks to produce a few basic concepts, evaluate them on travel distance and select the best. The two dock configurations of Huertas et al. (2007) were compared on the Option B layout, with class-based storage and the measured inbound mix:</w:t>
+        <w:t>W3 asks to produce a few basic concepts, evaluate them on travel distance and select the best. The two dock configurations from the literature — flow-through and U-shaped (Huertas et al., 2007) — were compared on the Option B layout, with class-based storage and the measured inbound mix:</w:t>
       </w:r>
     </w:p>
     <w:tbl>
@@ -9397,6 +9880,14 @@
       <w:r>
         <w:t>5.2 Rack and aisle configuration — the W3 design questions</w:t>
       </w:r>
+      <w:r>
+        <w:rPr>
+          <w:b/>
+          <w:color w:val="1D4ED8"/>
+          <w:sz w:val="19"/>
+        </w:rPr>
+        <w:t xml:space="preserve">   Gleb (Storage)</w:t>
+      </w:r>
     </w:p>
     <w:tbl>
       <w:tblPr>
@@ -9745,7 +10236,7 @@
               <w:rPr>
                 <w:sz w:val="19"/>
               </w:rPr>
-              <w:t>ETV 216i needs 2.63–2.79 m; with a 2.05 m load crosswise 2976 mm (VDI formula on S006 data)</w:t>
+              <w:t>ETV 216i needs 2.63–2.79 m; with a 2.05 m load crosswise 2976 mm (VDI formula on Jungheinrich, 2019 data)</w:t>
             </w:r>
           </w:p>
         </w:tc>
@@ -9921,6 +10412,14 @@
       </w:pPr>
       <w:r>
         <w:t>5.3 Legal aspects of pallet storage</w:t>
+      </w:r>
+      <w:r>
+        <w:rPr>
+          <w:b/>
+          <w:color w:val="1D4ED8"/>
+          <w:sz w:val="19"/>
+        </w:rPr>
+        <w:t xml:space="preserve">   Gleb (Storage)</w:t>
       </w:r>
     </w:p>
     <w:p>
@@ -9938,7 +10437,7 @@
           <w:b/>
           <w:sz w:val="21"/>
         </w:rPr>
-        <w:t>Racking (EN 15512 / EN 15635, S015):</w:t>
+        <w:t>Racking (EN 15512 / EN 15635; SSI Schäfer, n.d.; STOW, n.d.):</w:t>
       </w:r>
       <w:r>
         <w:rPr>
@@ -9995,7 +10494,7 @@
           <w:b w:val="0"/>
           <w:sz w:val="21"/>
         </w:rPr>
-        <w:t xml:space="preserve"> 138 SKUs, 2,197 loads (20% of loads), ~385 t gross — counted per load, the same way in all three snapshots (1,727, 1,895, 2,197 loads). The customs codes show what they are (table below): 97% are electronic safes, locks, alarms, cameras and readers — most likely lithium cells built into the product (UN3481/UN3091, class 9). Those fall under PGS 37-2 (lithium energy carriers, from 333 kg; 1,000 kg for small cells, S029), not PGS 15. Only the lubricants (possibly aerosols) fall under PGS 15 (S016). A separate hazmat section is reserved; its fire separation follows PGS 37-2 once Assa Abloy confirms the UN numbers.</w:t>
+        <w:t xml:space="preserve"> 138 SKUs, 2,197 loads (20% of loads), ~385 t gross — counted per load, the same way in all three snapshots (1,727, 1,895, 2,197 loads). The customs codes show what they are (table below): 97% are electronic safes, locks, alarms, cameras and readers — most likely lithium cells built into the product (UN3481/UN3091, class 9). Those fall under PGS 37-2 (lithium energy carriers, from 333 kg; 1,000 kg for small cells; Evofenedex, n.d.; Special Cargo, n.d.; BOVAG, n.d.), not PGS 15. Only the lubricants (possibly aerosols) fall under PGS 15 (Informatiepunt Leefomgeving, n.d.). A separate hazmat section is reserved; its fire separation follows PGS 37-2 once Assa Abloy confirms the UN numbers.</w:t>
       </w:r>
     </w:p>
     <w:p>
@@ -11565,6 +12064,14 @@
       </w:pPr>
       <w:r>
         <w:t>5.4 Are the outbound staging and packing areas big enough?</w:t>
+      </w:r>
+      <w:r>
+        <w:rPr>
+          <w:b/>
+          <w:color w:val="7C3AED"/>
+          <w:sz w:val="19"/>
+        </w:rPr>
+        <w:t xml:space="preserve">   Rachel (Shipping)</w:t>
       </w:r>
     </w:p>
     <w:p>
@@ -13191,6 +13698,14 @@
       <w:r>
         <w:t>6.2 Picking — how many people, how efficient</w:t>
       </w:r>
+      <w:r>
+        <w:rPr>
+          <w:b/>
+          <w:color w:val="15803D"/>
+          <w:sz w:val="19"/>
+        </w:rPr>
+        <w:t xml:space="preserve">   Arnau (Picking)</w:t>
+      </w:r>
     </w:p>
     <w:p>
       <w:pPr>
@@ -13203,7 +13718,7 @@
           <w:color w:val="222222"/>
           <w:sz w:val="21"/>
         </w:rPr>
-        <w:t>The picking method is matched to the demand profile — small, light orders with a few lines, plus a minority of pallet-sized orders — using the standard order-picking choices: picker-to-parts, low-level picking, batching and zoning (S014). Pick times are modelled on the Option B layout: walking (return route in the fast-pick area; in the reserve aisles the best of the four W3 routing policies, which is largest gap) + picking + setup, with a 10% delay allowance (A025).</w:t>
+        <w:t>The picking method is matched to the demand profile — small, light orders with a few lines, plus a minority of pallet-sized orders — using the standard order-picking choices: picker-to-parts, low-level picking, batching and zoning (de Koster et al., 2007). Pick times are modelled on the Option B layout: walking (return route in the fast-pick area; in the reserve aisles the best of the four W3 routing policies, which is largest gap) + picking + setup, with a 10% delay allowance (A025).</w:t>
       </w:r>
     </w:p>
     <w:p>
@@ -14443,7 +14958,7 @@
           <w:color w:val="222222"/>
           <w:sz w:val="21"/>
         </w:rPr>
-        <w:t xml:space="preserve"> It fits zone picking (pickers stay in their zone and a train collects the trolleys), and the EZS 130 is built for small-parts tow trains (600 mm wide, tows 3 t, S012). But with batching there are only ~9 trolley trips a day: a 201 m loop every 20 minutes would keep a driver ~26% busy to save pickers ~6 minutes of walking, because both pick zones end next to packing. It becomes worthwhile if small-order volume roughly triples or packing moves away from the pick zones.</w:t>
+        <w:t xml:space="preserve"> It fits zone picking (pickers stay in their zone and a train collects the trolleys), and the EZS 130 is built for small-parts tow trains (600 mm wide, tows 3 t; Jungheinrich, n.d.-c). But with batching there are only ~9 trolley trips a day: a 201 m loop every 20 minutes would keep a driver ~26% busy to save pickers ~6 minutes of walking, because both pick zones end next to packing. It becomes worthwhile if small-order volume roughly triples or packing moves away from the pick zones.</w:t>
       </w:r>
     </w:p>
     <w:p>
@@ -15848,7 +16363,7 @@
           <w:b/>
           <w:sz w:val="21"/>
         </w:rPr>
-        <w:t>ETV 216i reach truck (S006):</w:t>
+        <w:t>ETV 216i reach truck (Jungheinrich, 2019):</w:t>
       </w:r>
       <w:r>
         <w:rPr>
@@ -15873,7 +16388,7 @@
           <w:b/>
           <w:sz w:val="21"/>
         </w:rPr>
-        <w:t>EJE 120i walkie pallet truck (S010):</w:t>
+        <w:t>EJE 120i walkie pallet truck (Jungheinrich, n.d.-a):</w:t>
       </w:r>
       <w:r>
         <w:rPr>
@@ -15898,7 +16413,7 @@
           <w:b/>
           <w:sz w:val="21"/>
         </w:rPr>
-        <w:t>Pick trolleys (S011):</w:t>
+        <w:t>Pick trolleys (TBSG, n.d.):</w:t>
       </w:r>
       <w:r>
         <w:rPr>
@@ -15923,7 +16438,7 @@
           <w:b/>
           <w:sz w:val="21"/>
         </w:rPr>
-        <w:t>ERE 225 rider pallet truck (S008):</w:t>
+        <w:t>ERE 225 rider pallet truck (Jungheinrich, n.d.-b):</w:t>
       </w:r>
       <w:r>
         <w:rPr>
@@ -18686,7 +19201,7 @@
               <w:rPr>
                 <w:sz w:val="19"/>
               </w:rPr>
-              <w:t>ETV 216i cycle model on the Option B routes (S006)</w:t>
+              <w:t>ETV 216i cycle model on the Option B routes (Jungheinrich, 2019)</w:t>
             </w:r>
           </w:p>
         </w:tc>
@@ -18805,7 +19320,1783 @@
         <w:pStyle w:val="Heading1"/>
       </w:pPr>
       <w:r>
-        <w:t>7. Assumptions &amp; open questions</w:t>
+        <w:t>7. Planning and control — how the operation is run</w:t>
+      </w:r>
+    </w:p>
+    <w:p>
+      <w:pPr>
+        <w:spacing w:after="80"/>
+      </w:pPr>
+      <w:r>
+        <w:rPr>
+          <w:b w:val="0"/>
+          <w:i w:val="0"/>
+          <w:color w:val="222222"/>
+          <w:sz w:val="21"/>
+        </w:rPr>
+        <w:t>Planning and control makes sure that the capacity of each process (people, trucks, doors, space) meets the demand, now and later. We use the four activities of operations planning and control — loading (how much work for each resource), sequencing (in which order), scheduling (when) and monitoring and control (are we on plan, and what if not) — on three time horizons (Slack et al., 2022). Each process owner plans and controls their own process; the team leader joins the four plans into one plan for the day.</w:t>
+      </w:r>
+    </w:p>
+    <w:tbl>
+      <w:tblPr>
+        <w:tblStyle w:val="LightGrid-Accent1"/>
+        <w:tblW w:type="auto" w:w="0"/>
+        <w:jc w:val="center"/>
+        <w:tblLayout w:type="fixed"/>
+        <w:tblLook w:firstColumn="1" w:firstRow="1" w:lastColumn="0" w:lastRow="0" w:noHBand="0" w:noVBand="1" w:val="04A0"/>
+      </w:tblPr>
+      <w:tblGrid>
+        <w:gridCol w:w="1701"/>
+        <w:gridCol w:w="2381"/>
+        <w:gridCol w:w="3515"/>
+        <w:gridCol w:w="1474"/>
+      </w:tblGrid>
+      <w:tr>
+        <w:trPr>
+          <w:cantSplit/>
+        </w:trPr>
+        <w:tc>
+          <w:tcPr>
+            <w:tcW w:type="dxa" w:w="1701"/>
+          </w:tcPr>
+          <w:p>
+            <w:pPr>
+              <w:keepNext/>
+            </w:pPr>
+            <w:r/>
+            <w:r>
+              <w:rPr>
+                <w:b/>
+                <w:sz w:val="19"/>
+              </w:rPr>
+              <w:t>Horizon</w:t>
+            </w:r>
+          </w:p>
+        </w:tc>
+        <w:tc>
+          <w:tcPr>
+            <w:tcW w:type="dxa" w:w="2381"/>
+          </w:tcPr>
+          <w:p>
+            <w:pPr>
+              <w:keepNext/>
+            </w:pPr>
+            <w:r/>
+            <w:r>
+              <w:rPr>
+                <w:b/>
+                <w:sz w:val="19"/>
+              </w:rPr>
+              <w:t>What is planned</w:t>
+            </w:r>
+          </w:p>
+        </w:tc>
+        <w:tc>
+          <w:tcPr>
+            <w:tcW w:type="dxa" w:w="3515"/>
+          </w:tcPr>
+          <w:p>
+            <w:pPr>
+              <w:keepNext/>
+            </w:pPr>
+            <w:r/>
+            <w:r>
+              <w:rPr>
+                <w:b/>
+                <w:sz w:val="19"/>
+              </w:rPr>
+              <w:t>Method</w:t>
+            </w:r>
+          </w:p>
+        </w:tc>
+        <w:tc>
+          <w:tcPr>
+            <w:tcW w:type="dxa" w:w="1474"/>
+          </w:tcPr>
+          <w:p>
+            <w:pPr>
+              <w:keepNext/>
+            </w:pPr>
+            <w:r/>
+            <w:r>
+              <w:rPr>
+                <w:b/>
+                <w:sz w:val="19"/>
+              </w:rPr>
+              <w:t>Owner</w:t>
+            </w:r>
+          </w:p>
+        </w:tc>
+      </w:tr>
+      <w:tr>
+        <w:trPr>
+          <w:cantSplit/>
+        </w:trPr>
+        <w:tc>
+          <w:tcPr>
+            <w:tcW w:type="dxa" w:w="1701"/>
+          </w:tcPr>
+          <w:p>
+            <w:pPr>
+              <w:keepNext/>
+            </w:pPr>
+            <w:r/>
+            <w:r>
+              <w:rPr>
+                <w:sz w:val="19"/>
+              </w:rPr>
+              <w:t>Long term (quarter–year)</w:t>
+            </w:r>
+          </w:p>
+        </w:tc>
+        <w:tc>
+          <w:tcPr>
+            <w:tcW w:type="dxa" w:w="2381"/>
+          </w:tcPr>
+          <w:p>
+            <w:pPr>
+              <w:keepNext/>
+            </w:pPr>
+            <w:r/>
+            <w:r>
+              <w:rPr>
+                <w:sz w:val="19"/>
+              </w:rPr>
+              <w:t>storage capacity, fleet size, departure plan with the carriers</w:t>
+            </w:r>
+          </w:p>
+        </w:tc>
+        <w:tc>
+          <w:tcPr>
+            <w:tcW w:type="dxa" w:w="3515"/>
+          </w:tcPr>
+          <w:p>
+            <w:pPr>
+              <w:keepNext/>
+            </w:pPr>
+            <w:r/>
+            <w:r>
+              <w:rPr>
+                <w:sz w:val="19"/>
+              </w:rPr>
+              <w:t>monthly trend of occupied locations against a 90% trigger; yearly fleet and departure-plan review</w:t>
+            </w:r>
+          </w:p>
+        </w:tc>
+        <w:tc>
+          <w:tcPr>
+            <w:tcW w:type="dxa" w:w="1474"/>
+          </w:tcPr>
+          <w:p>
+            <w:pPr>
+              <w:keepNext/>
+            </w:pPr>
+            <w:r/>
+            <w:r>
+              <w:rPr>
+                <w:sz w:val="19"/>
+              </w:rPr>
+              <w:t>Gleb (storage), Rachel (departures)</w:t>
+            </w:r>
+          </w:p>
+        </w:tc>
+      </w:tr>
+      <w:tr>
+        <w:trPr>
+          <w:cantSplit/>
+        </w:trPr>
+        <w:tc>
+          <w:tcPr>
+            <w:tcW w:type="dxa" w:w="1701"/>
+          </w:tcPr>
+          <w:p>
+            <w:pPr>
+              <w:keepNext/>
+            </w:pPr>
+            <w:r/>
+            <w:r>
+              <w:rPr>
+                <w:sz w:val="19"/>
+              </w:rPr>
+              <w:t>Medium term (weeks)</w:t>
+            </w:r>
+          </w:p>
+        </w:tc>
+        <w:tc>
+          <w:tcPr>
+            <w:tcW w:type="dxa" w:w="2381"/>
+          </w:tcPr>
+          <w:p>
+            <w:pPr>
+              <w:keepNext/>
+            </w:pPr>
+            <w:r/>
+            <w:r>
+              <w:rPr>
+                <w:sz w:val="19"/>
+              </w:rPr>
+              <w:t>staff per process and per day</w:t>
+            </w:r>
+          </w:p>
+        </w:tc>
+        <w:tc>
+          <w:tcPr>
+            <w:tcW w:type="dxa" w:w="3515"/>
+          </w:tcPr>
+          <w:p>
+            <w:pPr>
+              <w:keepNext/>
+            </w:pPr>
+            <w:r/>
+            <w:r>
+              <w:rPr>
+                <w:sz w:val="19"/>
+              </w:rPr>
+              <w:t>a fixed core team plus flexible staff for busy days: capacity that partly follows demand (a mix of level and chase capacity; Slack et al., 2022), planned from the order forecast and the 1.8× peak factor</w:t>
+            </w:r>
+          </w:p>
+        </w:tc>
+        <w:tc>
+          <w:tcPr>
+            <w:tcW w:type="dxa" w:w="1474"/>
+          </w:tcPr>
+          <w:p>
+            <w:pPr>
+              <w:keepNext/>
+            </w:pPr>
+            <w:r/>
+            <w:r>
+              <w:rPr>
+                <w:sz w:val="19"/>
+              </w:rPr>
+              <w:t>team leader with all four owners</w:t>
+            </w:r>
+          </w:p>
+        </w:tc>
+      </w:tr>
+      <w:tr>
+        <w:trPr>
+          <w:cantSplit/>
+        </w:trPr>
+        <w:tc>
+          <w:tcPr>
+            <w:tcW w:type="dxa" w:w="1701"/>
+          </w:tcPr>
+          <w:p>
+            <w:r/>
+            <w:r>
+              <w:rPr>
+                <w:sz w:val="19"/>
+              </w:rPr>
+              <w:t>Short term (the day)</w:t>
+            </w:r>
+          </w:p>
+        </w:tc>
+        <w:tc>
+          <w:tcPr>
+            <w:tcW w:type="dxa" w:w="2381"/>
+          </w:tcPr>
+          <w:p>
+            <w:r/>
+            <w:r>
+              <w:rPr>
+                <w:sz w:val="19"/>
+              </w:rPr>
+              <w:t>inbound bookings, waves, pickers per zone, refills, packing, trailer loading</w:t>
+            </w:r>
+          </w:p>
+        </w:tc>
+        <w:tc>
+          <w:tcPr>
+            <w:tcW w:type="dxa" w:w="3515"/>
+          </w:tcPr>
+          <w:p>
+            <w:r/>
+            <w:r>
+              <w:rPr>
+                <w:sz w:val="19"/>
+              </w:rPr>
+              <w:t>the daily plan before the first wave (06:00) and a check after each wave</w:t>
+            </w:r>
+          </w:p>
+        </w:tc>
+        <w:tc>
+          <w:tcPr>
+            <w:tcW w:type="dxa" w:w="1474"/>
+          </w:tcPr>
+          <w:p>
+            <w:r/>
+            <w:r>
+              <w:rPr>
+                <w:sz w:val="19"/>
+              </w:rPr>
+              <w:t>each owner for their process</w:t>
+            </w:r>
+          </w:p>
+        </w:tc>
+      </w:tr>
+    </w:tbl>
+    <w:p>
+      <w:pPr>
+        <w:spacing w:after="40"/>
+      </w:pPr>
+    </w:p>
+    <w:p>
+      <w:pPr>
+        <w:pStyle w:val="ListBullet"/>
+      </w:pPr>
+      <w:r>
+        <w:rPr>
+          <w:b w:val="0"/>
+          <w:sz w:val="21"/>
+        </w:rPr>
+      </w:r>
+      <w:r>
+        <w:rPr>
+          <w:b/>
+          <w:sz w:val="21"/>
+        </w:rPr>
+        <w:t>Push and pull:</w:t>
+      </w:r>
+      <w:r>
+        <w:rPr>
+          <w:b w:val="0"/>
+          <w:sz w:val="21"/>
+        </w:rPr>
+        <w:t xml:space="preserve"> orders are pushed to the floor in planned waves (scheduled release); the fast-pick area is pulled — a lane is refilled only when picks take it below its minimum; inbound is pushed by the factories' shipping plan but levelled by booking each delivery in a time slot.</w:t>
+      </w:r>
+    </w:p>
+    <w:p>
+      <w:pPr>
+        <w:pStyle w:val="ListBullet"/>
+      </w:pPr>
+      <w:r>
+        <w:rPr>
+          <w:b w:val="0"/>
+          <w:sz w:val="21"/>
+        </w:rPr>
+      </w:r>
+      <w:r>
+        <w:rPr>
+          <w:b/>
+          <w:sz w:val="21"/>
+        </w:rPr>
+        <w:t>One plan, four owners:</w:t>
+      </w:r>
+      <w:r>
+        <w:rPr>
+          <w:b w:val="0"/>
+          <w:sz w:val="21"/>
+        </w:rPr>
+        <w:t xml:space="preserve"> the waves link the processes — wave times are planned backwards from the trailer departures (Shipping), which fixes when picking must finish (Picking), when lanes must be full (Storage) and when the receiving doors must be free for the putaway trucks (Receiving).</w:t>
+      </w:r>
+    </w:p>
+    <w:p>
+      <w:pPr>
+        <w:pStyle w:val="Heading2"/>
+      </w:pPr>
+      <w:r>
+        <w:t>7.1 Receiving — booking, unloading and checking</w:t>
+      </w:r>
+      <w:r>
+        <w:rPr>
+          <w:b/>
+          <w:color w:val="C2410C"/>
+          <w:sz w:val="19"/>
+        </w:rPr>
+        <w:t xml:space="preserve">   Vidhi (Receiving)</w:t>
+      </w:r>
+    </w:p>
+    <w:tbl>
+      <w:tblPr>
+        <w:tblStyle w:val="LightGrid-Accent1"/>
+        <w:tblW w:type="auto" w:w="0"/>
+        <w:jc w:val="center"/>
+        <w:tblLayout w:type="fixed"/>
+        <w:tblLook w:firstColumn="1" w:firstRow="1" w:lastColumn="0" w:lastRow="0" w:noHBand="0" w:noVBand="1" w:val="04A0"/>
+      </w:tblPr>
+      <w:tblGrid>
+        <w:gridCol w:w="1644"/>
+        <w:gridCol w:w="3969"/>
+        <w:gridCol w:w="3458"/>
+      </w:tblGrid>
+      <w:tr>
+        <w:trPr>
+          <w:cantSplit/>
+        </w:trPr>
+        <w:tc>
+          <w:tcPr>
+            <w:tcW w:type="dxa" w:w="1644"/>
+          </w:tcPr>
+          <w:p>
+            <w:pPr>
+              <w:keepNext/>
+            </w:pPr>
+            <w:r/>
+            <w:r>
+              <w:rPr>
+                <w:b/>
+                <w:sz w:val="19"/>
+              </w:rPr>
+              <w:t>Activity</w:t>
+            </w:r>
+          </w:p>
+        </w:tc>
+        <w:tc>
+          <w:tcPr>
+            <w:tcW w:type="dxa" w:w="3969"/>
+          </w:tcPr>
+          <w:p>
+            <w:pPr>
+              <w:keepNext/>
+            </w:pPr>
+            <w:r/>
+            <w:r>
+              <w:rPr>
+                <w:b/>
+                <w:sz w:val="19"/>
+              </w:rPr>
+              <w:t>Method and decision</w:t>
+            </w:r>
+          </w:p>
+        </w:tc>
+        <w:tc>
+          <w:tcPr>
+            <w:tcW w:type="dxa" w:w="3458"/>
+          </w:tcPr>
+          <w:p>
+            <w:pPr>
+              <w:keepNext/>
+            </w:pPr>
+            <w:r/>
+            <w:r>
+              <w:rPr>
+                <w:b/>
+                <w:sz w:val="19"/>
+              </w:rPr>
+              <w:t>Factors considered (data)</w:t>
+            </w:r>
+          </w:p>
+        </w:tc>
+      </w:tr>
+      <w:tr>
+        <w:trPr>
+          <w:cantSplit/>
+        </w:trPr>
+        <w:tc>
+          <w:tcPr>
+            <w:tcW w:type="dxa" w:w="1644"/>
+          </w:tcPr>
+          <w:p>
+            <w:pPr>
+              <w:keepNext/>
+            </w:pPr>
+            <w:r/>
+            <w:r>
+              <w:rPr>
+                <w:sz w:val="19"/>
+              </w:rPr>
+              <w:t>Scheduling</w:t>
+            </w:r>
+          </w:p>
+        </w:tc>
+        <w:tc>
+          <w:tcPr>
+            <w:tcW w:type="dxa" w:w="3969"/>
+          </w:tcPr>
+          <w:p>
+            <w:pPr>
+              <w:keepNext/>
+            </w:pPr>
+            <w:r/>
+            <w:r>
+              <w:rPr>
+                <w:sz w:val="19"/>
+              </w:rPr>
+              <w:t>every delivery gets a time slot from the advance shipping notice (ASN); containers are booked on R1 in the morning so they are unpacked before the afternoon</w:t>
+            </w:r>
+          </w:p>
+        </w:tc>
+        <w:tc>
+          <w:tcPr>
+            <w:tcW w:type="dxa" w:w="3458"/>
+          </w:tcPr>
+          <w:p>
+            <w:pPr>
+              <w:keepNext/>
+            </w:pPr>
+            <w:r/>
+            <w:r>
+              <w:rPr>
+                <w:sz w:val="19"/>
+              </w:rPr>
+              <w:t>2 shipments a day; ~1 container a day (peak 2); a container occupies a door ~3.3 h, a trailer ~1.3 h</w:t>
+            </w:r>
+          </w:p>
+        </w:tc>
+      </w:tr>
+      <w:tr>
+        <w:trPr>
+          <w:cantSplit/>
+        </w:trPr>
+        <w:tc>
+          <w:tcPr>
+            <w:tcW w:type="dxa" w:w="1644"/>
+          </w:tcPr>
+          <w:p>
+            <w:pPr>
+              <w:keepNext/>
+            </w:pPr>
+            <w:r/>
+            <w:r>
+              <w:rPr>
+                <w:sz w:val="19"/>
+              </w:rPr>
+              <w:t>Loading</w:t>
+            </w:r>
+          </w:p>
+        </w:tc>
+        <w:tc>
+          <w:tcPr>
+            <w:tcW w:type="dxa" w:w="3969"/>
+          </w:tcPr>
+          <w:p>
+            <w:pPr>
+              <w:keepNext/>
+            </w:pPr>
+            <w:r/>
+            <w:r>
+              <w:rPr>
+                <w:sz w:val="19"/>
+              </w:rPr>
+              <w:t>3 doors for a need of 2; container crew of 2 for ~3 h; receiving operator with the ERE 225</w:t>
+            </w:r>
+          </w:p>
+        </w:tc>
+        <w:tc>
+          <w:tcPr>
+            <w:tcW w:type="dxa" w:w="3458"/>
+          </w:tcPr>
+          <w:p>
+            <w:pPr>
+              <w:keepNext/>
+            </w:pPr>
+            <w:r/>
+            <w:r>
+              <w:rPr>
+                <w:sz w:val="19"/>
+              </w:rPr>
+              <w:t>~99 loads/day, busiest day 167; 2.3 h/day of receiving work on average</w:t>
+            </w:r>
+          </w:p>
+        </w:tc>
+      </w:tr>
+      <w:tr>
+        <w:trPr>
+          <w:cantSplit/>
+        </w:trPr>
+        <w:tc>
+          <w:tcPr>
+            <w:tcW w:type="dxa" w:w="1644"/>
+          </w:tcPr>
+          <w:p>
+            <w:pPr>
+              <w:keepNext/>
+            </w:pPr>
+            <w:r/>
+            <w:r>
+              <w:rPr>
+                <w:sz w:val="19"/>
+              </w:rPr>
+              <w:t>Sequencing</w:t>
+            </w:r>
+          </w:p>
+        </w:tc>
+        <w:tc>
+          <w:tcPr>
+            <w:tcW w:type="dxa" w:w="3969"/>
+          </w:tcPr>
+          <w:p>
+            <w:pPr>
+              <w:keepNext/>
+            </w:pPr>
+            <w:r/>
+            <w:r>
+              <w:rPr>
+                <w:sz w:val="19"/>
+              </w:rPr>
+              <w:t>trailers first come, first served; R2 is lent to container unpacking only when no second trailer is booked (A044)</w:t>
+            </w:r>
+          </w:p>
+        </w:tc>
+        <w:tc>
+          <w:tcPr>
+            <w:tcW w:type="dxa" w:w="3458"/>
+          </w:tcPr>
+          <w:p>
+            <w:pPr>
+              <w:keepNext/>
+            </w:pPr>
+            <w:r/>
+            <w:r>
+              <w:rPr>
+                <w:sz w:val="19"/>
+              </w:rPr>
+              <w:t>91% of containers fit the zone, 97% with R2's half</w:t>
+            </w:r>
+          </w:p>
+        </w:tc>
+      </w:tr>
+      <w:tr>
+        <w:trPr>
+          <w:cantSplit/>
+        </w:trPr>
+        <w:tc>
+          <w:tcPr>
+            <w:tcW w:type="dxa" w:w="1644"/>
+          </w:tcPr>
+          <w:p>
+            <w:r/>
+            <w:r>
+              <w:rPr>
+                <w:sz w:val="19"/>
+              </w:rPr>
+              <w:t>Control</w:t>
+            </w:r>
+          </w:p>
+        </w:tc>
+        <w:tc>
+          <w:tcPr>
+            <w:tcW w:type="dxa" w:w="3969"/>
+          </w:tcPr>
+          <w:p>
+            <w:r/>
+            <w:r>
+              <w:rPr>
+                <w:sz w:val="19"/>
+              </w:rPr>
+              <w:t>KPIs dock-to-stock time, container door time and containers unpacked inside their zone (Deliverable 3), checked daily</w:t>
+            </w:r>
+          </w:p>
+        </w:tc>
+        <w:tc>
+          <w:tcPr>
+            <w:tcW w:type="dxa" w:w="3458"/>
+          </w:tcPr>
+          <w:p>
+            <w:r/>
+            <w:r>
+              <w:rPr>
+                <w:sz w:val="19"/>
+              </w:rPr>
+              <w:t>late or early arrivals are re-booked into the next free slot</w:t>
+            </w:r>
+          </w:p>
+        </w:tc>
+      </w:tr>
+    </w:tbl>
+    <w:p>
+      <w:pPr>
+        <w:spacing w:after="40"/>
+      </w:pPr>
+    </w:p>
+    <w:p>
+      <w:pPr>
+        <w:pStyle w:val="Heading2"/>
+      </w:pPr>
+      <w:r>
+        <w:t>7.2 Storage — putaway, slotting, refills and stock control</w:t>
+      </w:r>
+      <w:r>
+        <w:rPr>
+          <w:b/>
+          <w:color w:val="1D4ED8"/>
+          <w:sz w:val="19"/>
+        </w:rPr>
+        <w:t xml:space="preserve">   Gleb (Storage)</w:t>
+      </w:r>
+    </w:p>
+    <w:tbl>
+      <w:tblPr>
+        <w:tblStyle w:val="LightGrid-Accent1"/>
+        <w:tblW w:type="auto" w:w="0"/>
+        <w:jc w:val="center"/>
+        <w:tblLayout w:type="fixed"/>
+        <w:tblLook w:firstColumn="1" w:firstRow="1" w:lastColumn="0" w:lastRow="0" w:noHBand="0" w:noVBand="1" w:val="04A0"/>
+      </w:tblPr>
+      <w:tblGrid>
+        <w:gridCol w:w="1644"/>
+        <w:gridCol w:w="3969"/>
+        <w:gridCol w:w="3458"/>
+      </w:tblGrid>
+      <w:tr>
+        <w:trPr>
+          <w:cantSplit/>
+        </w:trPr>
+        <w:tc>
+          <w:tcPr>
+            <w:tcW w:type="dxa" w:w="1644"/>
+          </w:tcPr>
+          <w:p>
+            <w:pPr>
+              <w:keepNext/>
+            </w:pPr>
+            <w:r/>
+            <w:r>
+              <w:rPr>
+                <w:b/>
+                <w:sz w:val="19"/>
+              </w:rPr>
+              <w:t>Activity</w:t>
+            </w:r>
+          </w:p>
+        </w:tc>
+        <w:tc>
+          <w:tcPr>
+            <w:tcW w:type="dxa" w:w="3969"/>
+          </w:tcPr>
+          <w:p>
+            <w:pPr>
+              <w:keepNext/>
+            </w:pPr>
+            <w:r/>
+            <w:r>
+              <w:rPr>
+                <w:b/>
+                <w:sz w:val="19"/>
+              </w:rPr>
+              <w:t>Method and decision</w:t>
+            </w:r>
+          </w:p>
+        </w:tc>
+        <w:tc>
+          <w:tcPr>
+            <w:tcW w:type="dxa" w:w="3458"/>
+          </w:tcPr>
+          <w:p>
+            <w:pPr>
+              <w:keepNext/>
+            </w:pPr>
+            <w:r/>
+            <w:r>
+              <w:rPr>
+                <w:b/>
+                <w:sz w:val="19"/>
+              </w:rPr>
+              <w:t>Factors considered (data)</w:t>
+            </w:r>
+          </w:p>
+        </w:tc>
+      </w:tr>
+      <w:tr>
+        <w:trPr>
+          <w:cantSplit/>
+        </w:trPr>
+        <w:tc>
+          <w:tcPr>
+            <w:tcW w:type="dxa" w:w="1644"/>
+          </w:tcPr>
+          <w:p>
+            <w:pPr>
+              <w:keepNext/>
+            </w:pPr>
+            <w:r/>
+            <w:r>
+              <w:rPr>
+                <w:sz w:val="19"/>
+              </w:rPr>
+              <w:t>Loading (putaway)</w:t>
+            </w:r>
+          </w:p>
+        </w:tc>
+        <w:tc>
+          <w:tcPr>
+            <w:tcW w:type="dxa" w:w="3969"/>
+          </w:tcPr>
+          <w:p>
+            <w:pPr>
+              <w:keepNext/>
+            </w:pPr>
+            <w:r/>
+            <w:r>
+              <w:rPr>
+                <w:sz w:val="19"/>
+              </w:rPr>
+              <w:t>system-directed putaway by fixed rules (Section 2.1); 2 reach trucks</w:t>
+            </w:r>
+          </w:p>
+        </w:tc>
+        <w:tc>
+          <w:tcPr>
+            <w:tcW w:type="dxa" w:w="3458"/>
+          </w:tcPr>
+          <w:p>
+            <w:pPr>
+              <w:keepNext/>
+            </w:pPr>
+            <w:r/>
+            <w:r>
+              <w:rPr>
+                <w:sz w:val="19"/>
+              </w:rPr>
+              <w:t>~99 pallets/day at ~25 putaways per truck-hour</w:t>
+            </w:r>
+          </w:p>
+        </w:tc>
+      </w:tr>
+      <w:tr>
+        <w:trPr>
+          <w:cantSplit/>
+        </w:trPr>
+        <w:tc>
+          <w:tcPr>
+            <w:tcW w:type="dxa" w:w="1644"/>
+          </w:tcPr>
+          <w:p>
+            <w:pPr>
+              <w:keepNext/>
+            </w:pPr>
+            <w:r/>
+            <w:r>
+              <w:rPr>
+                <w:sz w:val="19"/>
+              </w:rPr>
+              <w:t>Replenishment</w:t>
+            </w:r>
+          </w:p>
+        </w:tc>
+        <w:tc>
+          <w:tcPr>
+            <w:tcW w:type="dxa" w:w="3969"/>
+          </w:tcPr>
+          <w:p>
+            <w:pPr>
+              <w:keepNext/>
+            </w:pPr>
+            <w:r/>
+            <w:r>
+              <w:rPr>
+                <w:sz w:val="19"/>
+              </w:rPr>
+              <w:t>min/max per lane: a refill task is created when a pick takes a lane below its minimum (pull); refills run between the waves</w:t>
+            </w:r>
+          </w:p>
+        </w:tc>
+        <w:tc>
+          <w:tcPr>
+            <w:tcW w:type="dxa" w:w="3458"/>
+          </w:tcPr>
+          <w:p>
+            <w:pPr>
+              <w:keepNext/>
+            </w:pPr>
+            <w:r/>
+            <w:r>
+              <w:rPr>
+                <w:sz w:val="19"/>
+              </w:rPr>
+              <w:t>~24 refill pallets/day; 930 carton-flow lanes</w:t>
+            </w:r>
+          </w:p>
+        </w:tc>
+      </w:tr>
+      <w:tr>
+        <w:trPr>
+          <w:cantSplit/>
+        </w:trPr>
+        <w:tc>
+          <w:tcPr>
+            <w:tcW w:type="dxa" w:w="1644"/>
+          </w:tcPr>
+          <w:p>
+            <w:pPr>
+              <w:keepNext/>
+            </w:pPr>
+            <w:r/>
+            <w:r>
+              <w:rPr>
+                <w:sz w:val="19"/>
+              </w:rPr>
+              <w:t>Slotting</w:t>
+            </w:r>
+          </w:p>
+        </w:tc>
+        <w:tc>
+          <w:tcPr>
+            <w:tcW w:type="dxa" w:w="3969"/>
+          </w:tcPr>
+          <w:p>
+            <w:pPr>
+              <w:keepNext/>
+            </w:pPr>
+            <w:r/>
+            <w:r>
+              <w:rPr>
+                <w:sz w:val="19"/>
+              </w:rPr>
+              <w:t>re-slot every month on demand (ABC and cube-per-order index); second lanes for the busiest 1% before the peak season</w:t>
+            </w:r>
+          </w:p>
+        </w:tc>
+        <w:tc>
+          <w:tcPr>
+            <w:tcW w:type="dxa" w:w="3458"/>
+          </w:tcPr>
+          <w:p>
+            <w:pPr>
+              <w:keepNext/>
+            </w:pPr>
+            <w:r/>
+            <w:r>
+              <w:rPr>
+                <w:sz w:val="19"/>
+              </w:rPr>
+              <w:t>WMS slotting matches demand for only 48.6% of SKUs today; top 1% of SKUs = 15% of picks</w:t>
+            </w:r>
+          </w:p>
+        </w:tc>
+      </w:tr>
+      <w:tr>
+        <w:trPr>
+          <w:cantSplit/>
+        </w:trPr>
+        <w:tc>
+          <w:tcPr>
+            <w:tcW w:type="dxa" w:w="1644"/>
+          </w:tcPr>
+          <w:p>
+            <w:pPr>
+              <w:keepNext/>
+            </w:pPr>
+            <w:r/>
+            <w:r>
+              <w:rPr>
+                <w:sz w:val="19"/>
+              </w:rPr>
+              <w:t>Stock control</w:t>
+            </w:r>
+          </w:p>
+        </w:tc>
+        <w:tc>
+          <w:tcPr>
+            <w:tcW w:type="dxa" w:w="3969"/>
+          </w:tcPr>
+          <w:p>
+            <w:pPr>
+              <w:keepNext/>
+            </w:pPr>
+            <w:r/>
+            <w:r>
+              <w:rPr>
+                <w:sz w:val="19"/>
+              </w:rPr>
+              <w:t>cycle counts by class (A every month, B every quarter, C once a year) and a quarterly list of loads older than one year for Assa Abloy to clear (our proposal)</w:t>
+            </w:r>
+          </w:p>
+        </w:tc>
+        <w:tc>
+          <w:tcPr>
+            <w:tcW w:type="dxa" w:w="3458"/>
+          </w:tcPr>
+          <w:p>
+            <w:pPr>
+              <w:keepNext/>
+            </w:pPr>
+            <w:r/>
+            <w:r>
+              <w:rPr>
+                <w:sz w:val="19"/>
+              </w:rPr>
+              <w:t>21% of loads are older than one year; master-data errors (D1 §10)</w:t>
+            </w:r>
+          </w:p>
+        </w:tc>
+      </w:tr>
+      <w:tr>
+        <w:trPr>
+          <w:cantSplit/>
+        </w:trPr>
+        <w:tc>
+          <w:tcPr>
+            <w:tcW w:type="dxa" w:w="1644"/>
+          </w:tcPr>
+          <w:p>
+            <w:r/>
+            <w:r>
+              <w:rPr>
+                <w:sz w:val="19"/>
+              </w:rPr>
+              <w:t>Capacity</w:t>
+            </w:r>
+          </w:p>
+        </w:tc>
+        <w:tc>
+          <w:tcPr>
+            <w:tcW w:type="dxa" w:w="3969"/>
+          </w:tcPr>
+          <w:p>
+            <w:r/>
+            <w:r>
+              <w:rPr>
+                <w:sz w:val="19"/>
+              </w:rPr>
+              <w:t>monthly count of occupied locations; at 90% full the reserved 12th rack module is ordered</w:t>
+            </w:r>
+          </w:p>
+        </w:tc>
+        <w:tc>
+          <w:tcPr>
+            <w:tcW w:type="dxa" w:w="3458"/>
+          </w:tcPr>
+          <w:p>
+            <w:r/>
+            <w:r>
+              <w:rPr>
+                <w:sz w:val="19"/>
+              </w:rPr>
+              <w:t>occupied locations +16% per quarter (April–June)</w:t>
+            </w:r>
+          </w:p>
+        </w:tc>
+      </w:tr>
+    </w:tbl>
+    <w:p>
+      <w:pPr>
+        <w:spacing w:after="40"/>
+      </w:pPr>
+    </w:p>
+    <w:p>
+      <w:pPr>
+        <w:pStyle w:val="Heading2"/>
+      </w:pPr>
+      <w:r>
+        <w:t>7.3 Picking — waves, loading of pickers and order sequence</w:t>
+      </w:r>
+      <w:r>
+        <w:rPr>
+          <w:b/>
+          <w:color w:val="15803D"/>
+          <w:sz w:val="19"/>
+        </w:rPr>
+        <w:t xml:space="preserve">   Arnau (Picking)</w:t>
+      </w:r>
+    </w:p>
+    <w:tbl>
+      <w:tblPr>
+        <w:tblStyle w:val="LightGrid-Accent1"/>
+        <w:tblW w:type="auto" w:w="0"/>
+        <w:jc w:val="center"/>
+        <w:tblLayout w:type="fixed"/>
+        <w:tblLook w:firstColumn="1" w:firstRow="1" w:lastColumn="0" w:lastRow="0" w:noHBand="0" w:noVBand="1" w:val="04A0"/>
+      </w:tblPr>
+      <w:tblGrid>
+        <w:gridCol w:w="1644"/>
+        <w:gridCol w:w="3969"/>
+        <w:gridCol w:w="3458"/>
+      </w:tblGrid>
+      <w:tr>
+        <w:trPr>
+          <w:cantSplit/>
+        </w:trPr>
+        <w:tc>
+          <w:tcPr>
+            <w:tcW w:type="dxa" w:w="1644"/>
+          </w:tcPr>
+          <w:p>
+            <w:pPr>
+              <w:keepNext/>
+            </w:pPr>
+            <w:r/>
+            <w:r>
+              <w:rPr>
+                <w:b/>
+                <w:sz w:val="19"/>
+              </w:rPr>
+              <w:t>Activity</w:t>
+            </w:r>
+          </w:p>
+        </w:tc>
+        <w:tc>
+          <w:tcPr>
+            <w:tcW w:type="dxa" w:w="3969"/>
+          </w:tcPr>
+          <w:p>
+            <w:pPr>
+              <w:keepNext/>
+            </w:pPr>
+            <w:r/>
+            <w:r>
+              <w:rPr>
+                <w:b/>
+                <w:sz w:val="19"/>
+              </w:rPr>
+              <w:t>Method and decision</w:t>
+            </w:r>
+          </w:p>
+        </w:tc>
+        <w:tc>
+          <w:tcPr>
+            <w:tcW w:type="dxa" w:w="3458"/>
+          </w:tcPr>
+          <w:p>
+            <w:pPr>
+              <w:keepNext/>
+            </w:pPr>
+            <w:r/>
+            <w:r>
+              <w:rPr>
+                <w:b/>
+                <w:sz w:val="19"/>
+              </w:rPr>
+              <w:t>Factors considered (data)</w:t>
+            </w:r>
+          </w:p>
+        </w:tc>
+      </w:tr>
+      <w:tr>
+        <w:trPr>
+          <w:cantSplit/>
+        </w:trPr>
+        <w:tc>
+          <w:tcPr>
+            <w:tcW w:type="dxa" w:w="1644"/>
+          </w:tcPr>
+          <w:p>
+            <w:pPr>
+              <w:keepNext/>
+            </w:pPr>
+            <w:r/>
+            <w:r>
+              <w:rPr>
+                <w:sz w:val="19"/>
+              </w:rPr>
+              <w:t>Scheduling (order release)</w:t>
+            </w:r>
+          </w:p>
+        </w:tc>
+        <w:tc>
+          <w:tcPr>
+            <w:tcW w:type="dxa" w:w="3969"/>
+          </w:tcPr>
+          <w:p>
+            <w:pPr>
+              <w:keepNext/>
+            </w:pPr>
+            <w:r/>
+            <w:r>
+              <w:rPr>
+                <w:sz w:val="19"/>
+              </w:rPr>
+              <w:t>three waves planned backwards from the trailer departures: W1 06:00–09:30, W2 09:30–12:45, W3 12:45–15:15; orders received before 12:00 go in W3 and leave the same day</w:t>
+            </w:r>
+          </w:p>
+        </w:tc>
+        <w:tc>
+          <w:tcPr>
+            <w:tcW w:type="dxa" w:w="3458"/>
+          </w:tcPr>
+          <w:p>
+            <w:pPr>
+              <w:keepNext/>
+            </w:pPr>
+            <w:r/>
+            <w:r>
+              <w:rPr>
+                <w:sz w:val="19"/>
+              </w:rPr>
+              <w:t>55% of orders arrive 15:00–17:00; today's 08:00 peak is 1.31× the average hour because everything is released at once</w:t>
+            </w:r>
+          </w:p>
+        </w:tc>
+      </w:tr>
+      <w:tr>
+        <w:trPr>
+          <w:cantSplit/>
+        </w:trPr>
+        <w:tc>
+          <w:tcPr>
+            <w:tcW w:type="dxa" w:w="1644"/>
+          </w:tcPr>
+          <w:p>
+            <w:pPr>
+              <w:keepNext/>
+            </w:pPr>
+            <w:r/>
+            <w:r>
+              <w:rPr>
+                <w:sz w:val="19"/>
+              </w:rPr>
+              <w:t>Loading</w:t>
+            </w:r>
+          </w:p>
+        </w:tc>
+        <w:tc>
+          <w:tcPr>
+            <w:tcW w:type="dxa" w:w="3969"/>
+          </w:tcPr>
+          <w:p>
+            <w:pPr>
+              <w:keepNext/>
+            </w:pPr>
+            <w:r/>
+            <w:r>
+              <w:rPr>
+                <w:sz w:val="19"/>
+              </w:rPr>
+              <w:t>pickers per wave = the wave's lines ÷ the pick rate of each zone; the WMS fills each trolley up to its volume and weight limit</w:t>
+            </w:r>
+          </w:p>
+        </w:tc>
+        <w:tc>
+          <w:tcPr>
+            <w:tcW w:type="dxa" w:w="3458"/>
+          </w:tcPr>
+          <w:p>
+            <w:pPr>
+              <w:keepNext/>
+            </w:pPr>
+            <w:r/>
+            <w:r>
+              <w:rPr>
+                <w:sz w:val="19"/>
+              </w:rPr>
+              <w:t>~213 lines per wave; ~99 lines/h in the fast-pick area, ~49 in the reserve aisles</w:t>
+            </w:r>
+          </w:p>
+        </w:tc>
+      </w:tr>
+      <w:tr>
+        <w:trPr>
+          <w:cantSplit/>
+        </w:trPr>
+        <w:tc>
+          <w:tcPr>
+            <w:tcW w:type="dxa" w:w="1644"/>
+          </w:tcPr>
+          <w:p>
+            <w:pPr>
+              <w:keepNext/>
+            </w:pPr>
+            <w:r/>
+            <w:r>
+              <w:rPr>
+                <w:sz w:val="19"/>
+              </w:rPr>
+              <w:t>Sequencing</w:t>
+            </w:r>
+          </w:p>
+        </w:tc>
+        <w:tc>
+          <w:tcPr>
+            <w:tcW w:type="dxa" w:w="3969"/>
+          </w:tcPr>
+          <w:p>
+            <w:pPr>
+              <w:keepNext/>
+            </w:pPr>
+            <w:r/>
+            <w:r>
+              <w:rPr>
+                <w:sz w:val="19"/>
+              </w:rPr>
+              <w:t>within a wave: earliest departure first; small orders batched per zone, large orders one per pallet</w:t>
+            </w:r>
+          </w:p>
+        </w:tc>
+        <w:tc>
+          <w:tcPr>
+            <w:tcW w:type="dxa" w:w="3458"/>
+          </w:tcPr>
+          <w:p>
+            <w:pPr>
+              <w:keepNext/>
+            </w:pPr>
+            <w:r/>
+            <w:r>
+              <w:rPr>
+                <w:sz w:val="19"/>
+              </w:rPr>
+              <w:t>84% small orders, 16% large orders (by volume and weight)</w:t>
+            </w:r>
+          </w:p>
+        </w:tc>
+      </w:tr>
+      <w:tr>
+        <w:trPr>
+          <w:cantSplit/>
+        </w:trPr>
+        <w:tc>
+          <w:tcPr>
+            <w:tcW w:type="dxa" w:w="1644"/>
+          </w:tcPr>
+          <w:p>
+            <w:r/>
+            <w:r>
+              <w:rPr>
+                <w:sz w:val="19"/>
+              </w:rPr>
+              <w:t>Control</w:t>
+            </w:r>
+          </w:p>
+        </w:tc>
+        <w:tc>
+          <w:tcPr>
+            <w:tcW w:type="dxa" w:w="3969"/>
+          </w:tcPr>
+          <w:p>
+            <w:r/>
+            <w:r>
+              <w:rPr>
+                <w:sz w:val="19"/>
+              </w:rPr>
+              <w:t>lines picked against the plan per hour; the put-to-light wall only releases complete, correct orders; KPIs pick rate, pick accuracy and picking hours per day</w:t>
+            </w:r>
+          </w:p>
+        </w:tc>
+        <w:tc>
+          <w:tcPr>
+            <w:tcW w:type="dxa" w:w="3458"/>
+          </w:tcPr>
+          <w:p>
+            <w:r/>
+            <w:r>
+              <w:rPr>
+                <w:sz w:val="19"/>
+              </w:rPr>
+              <w:t>a wave that runs late gets a picker from another zone, and its orders for the earliest departures are picked first</w:t>
+            </w:r>
+          </w:p>
+        </w:tc>
+      </w:tr>
+    </w:tbl>
+    <w:p>
+      <w:pPr>
+        <w:spacing w:after="40"/>
+      </w:pPr>
+    </w:p>
+    <w:p>
+      <w:pPr>
+        <w:pStyle w:val="Heading2"/>
+      </w:pPr>
+      <w:r>
+        <w:t>7.4 Shipping — departure plan, packing and loading</w:t>
+      </w:r>
+      <w:r>
+        <w:rPr>
+          <w:b/>
+          <w:color w:val="7C3AED"/>
+          <w:sz w:val="19"/>
+        </w:rPr>
+        <w:t xml:space="preserve">   Rachel (Shipping)</w:t>
+      </w:r>
+    </w:p>
+    <w:tbl>
+      <w:tblPr>
+        <w:tblStyle w:val="LightGrid-Accent1"/>
+        <w:tblW w:type="auto" w:w="0"/>
+        <w:jc w:val="center"/>
+        <w:tblLayout w:type="fixed"/>
+        <w:tblLook w:firstColumn="1" w:firstRow="1" w:lastColumn="0" w:lastRow="0" w:noHBand="0" w:noVBand="1" w:val="04A0"/>
+      </w:tblPr>
+      <w:tblGrid>
+        <w:gridCol w:w="1644"/>
+        <w:gridCol w:w="3969"/>
+        <w:gridCol w:w="3458"/>
+      </w:tblGrid>
+      <w:tr>
+        <w:trPr>
+          <w:cantSplit/>
+        </w:trPr>
+        <w:tc>
+          <w:tcPr>
+            <w:tcW w:type="dxa" w:w="1644"/>
+          </w:tcPr>
+          <w:p>
+            <w:pPr>
+              <w:keepNext/>
+            </w:pPr>
+            <w:r/>
+            <w:r>
+              <w:rPr>
+                <w:b/>
+                <w:sz w:val="19"/>
+              </w:rPr>
+              <w:t>Activity</w:t>
+            </w:r>
+          </w:p>
+        </w:tc>
+        <w:tc>
+          <w:tcPr>
+            <w:tcW w:type="dxa" w:w="3969"/>
+          </w:tcPr>
+          <w:p>
+            <w:pPr>
+              <w:keepNext/>
+            </w:pPr>
+            <w:r/>
+            <w:r>
+              <w:rPr>
+                <w:b/>
+                <w:sz w:val="19"/>
+              </w:rPr>
+              <w:t>Method and decision</w:t>
+            </w:r>
+          </w:p>
+        </w:tc>
+        <w:tc>
+          <w:tcPr>
+            <w:tcW w:type="dxa" w:w="3458"/>
+          </w:tcPr>
+          <w:p>
+            <w:pPr>
+              <w:keepNext/>
+            </w:pPr>
+            <w:r/>
+            <w:r>
+              <w:rPr>
+                <w:b/>
+                <w:sz w:val="19"/>
+              </w:rPr>
+              <w:t>Factors considered (data)</w:t>
+            </w:r>
+          </w:p>
+        </w:tc>
+      </w:tr>
+      <w:tr>
+        <w:trPr>
+          <w:cantSplit/>
+        </w:trPr>
+        <w:tc>
+          <w:tcPr>
+            <w:tcW w:type="dxa" w:w="1644"/>
+          </w:tcPr>
+          <w:p>
+            <w:pPr>
+              <w:keepNext/>
+            </w:pPr>
+            <w:r/>
+            <w:r>
+              <w:rPr>
+                <w:sz w:val="19"/>
+              </w:rPr>
+              <w:t>Scheduling</w:t>
+            </w:r>
+          </w:p>
+        </w:tc>
+        <w:tc>
+          <w:tcPr>
+            <w:tcW w:type="dxa" w:w="3969"/>
+          </w:tcPr>
+          <w:p>
+            <w:pPr>
+              <w:keepNext/>
+            </w:pPr>
+            <w:r/>
+            <w:r>
+              <w:rPr>
+                <w:sz w:val="19"/>
+              </w:rPr>
+              <w:t>a fixed departure plan: 14 trailer slots booked by the carriers between 10:30 and 16:45</w:t>
+            </w:r>
+          </w:p>
+        </w:tc>
+        <w:tc>
+          <w:tcPr>
+            <w:tcW w:type="dxa" w:w="3458"/>
+          </w:tcPr>
+          <w:p>
+            <w:pPr>
+              <w:keepNext/>
+            </w:pPr>
+            <w:r/>
+            <w:r>
+              <w:rPr>
+                <w:sz w:val="19"/>
+              </w:rPr>
+              <w:t>~15 trailers/day; p90 9 in the busiest hour; max 4 doors busy at once in the plan</w:t>
+            </w:r>
+          </w:p>
+        </w:tc>
+      </w:tr>
+      <w:tr>
+        <w:trPr>
+          <w:cantSplit/>
+        </w:trPr>
+        <w:tc>
+          <w:tcPr>
+            <w:tcW w:type="dxa" w:w="1644"/>
+          </w:tcPr>
+          <w:p>
+            <w:pPr>
+              <w:keepNext/>
+            </w:pPr>
+            <w:r/>
+            <w:r>
+              <w:rPr>
+                <w:sz w:val="19"/>
+              </w:rPr>
+              <w:t>Loading</w:t>
+            </w:r>
+          </w:p>
+        </w:tc>
+        <w:tc>
+          <w:tcPr>
+            <w:tcW w:type="dxa" w:w="3969"/>
+          </w:tcPr>
+          <w:p>
+            <w:pPr>
+              <w:keepNext/>
+            </w:pPr>
+            <w:r/>
+            <w:r>
+              <w:rPr>
+                <w:sz w:val="19"/>
+              </w:rPr>
+              <w:t>packers per wave from the packing lines (~45 lines/h per packer); 4 pack stations</w:t>
+            </w:r>
+          </w:p>
+        </w:tc>
+        <w:tc>
+          <w:tcPr>
+            <w:tcW w:type="dxa" w:w="3458"/>
+          </w:tcPr>
+          <w:p>
+            <w:pPr>
+              <w:keepNext/>
+            </w:pPr>
+            <w:r/>
+            <w:r>
+              <w:rPr>
+                <w:sz w:val="19"/>
+              </w:rPr>
+              <w:t>14 packing hours on an average day, 26 on the peak day</w:t>
+            </w:r>
+          </w:p>
+        </w:tc>
+      </w:tr>
+      <w:tr>
+        <w:trPr>
+          <w:cantSplit/>
+        </w:trPr>
+        <w:tc>
+          <w:tcPr>
+            <w:tcW w:type="dxa" w:w="1644"/>
+          </w:tcPr>
+          <w:p>
+            <w:pPr>
+              <w:keepNext/>
+            </w:pPr>
+            <w:r/>
+            <w:r>
+              <w:rPr>
+                <w:sz w:val="19"/>
+              </w:rPr>
+              <w:t>Sequencing</w:t>
+            </w:r>
+          </w:p>
+        </w:tc>
+        <w:tc>
+          <w:tcPr>
+            <w:tcW w:type="dxa" w:w="3969"/>
+          </w:tcPr>
+          <w:p>
+            <w:pPr>
+              <w:keepNext/>
+            </w:pPr>
+            <w:r/>
+            <w:r>
+              <w:rPr>
+                <w:sz w:val="19"/>
+              </w:rPr>
+              <w:t>pack and stage in the order of the departure slots; each door has its own staging lane; trailers are loaded live at the booked time</w:t>
+            </w:r>
+          </w:p>
+        </w:tc>
+        <w:tc>
+          <w:tcPr>
+            <w:tcW w:type="dxa" w:w="3458"/>
+          </w:tcPr>
+          <w:p>
+            <w:pPr>
+              <w:keepNext/>
+            </w:pPr>
+            <w:r/>
+            <w:r>
+              <w:rPr>
+                <w:sz w:val="19"/>
+              </w:rPr>
+              <w:t>73% of trailers carry parcels only</w:t>
+            </w:r>
+          </w:p>
+        </w:tc>
+      </w:tr>
+      <w:tr>
+        <w:trPr>
+          <w:cantSplit/>
+        </w:trPr>
+        <w:tc>
+          <w:tcPr>
+            <w:tcW w:type="dxa" w:w="1644"/>
+          </w:tcPr>
+          <w:p>
+            <w:r/>
+            <w:r>
+              <w:rPr>
+                <w:sz w:val="19"/>
+              </w:rPr>
+              <w:t>Control</w:t>
+            </w:r>
+          </w:p>
+        </w:tc>
+        <w:tc>
+          <w:tcPr>
+            <w:tcW w:type="dxa" w:w="3969"/>
+          </w:tcPr>
+          <w:p>
+            <w:r/>
+            <w:r>
+              <w:rPr>
+                <w:sz w:val="19"/>
+              </w:rPr>
+              <w:t>KPIs on-time shipment, orders out within 24 h and trailers at the doors at once, checked after each departure</w:t>
+            </w:r>
+          </w:p>
+        </w:tc>
+        <w:tc>
+          <w:tcPr>
+            <w:tcW w:type="dxa" w:w="3458"/>
+          </w:tcPr>
+          <w:p>
+            <w:r/>
+            <w:r>
+              <w:rPr>
+                <w:sz w:val="19"/>
+              </w:rPr>
+              <w:t>a missed slot is moved to the carrier's next slot the same day</w:t>
+            </w:r>
+          </w:p>
+        </w:tc>
+      </w:tr>
+    </w:tbl>
+    <w:p>
+      <w:pPr>
+        <w:spacing w:after="40"/>
+      </w:pPr>
+    </w:p>
+    <w:p>
+      <w:pPr>
+        <w:pStyle w:val="Heading2"/>
+      </w:pPr>
+      <w:r>
+        <w:t>7.5 Monitoring and control — the control loop</w:t>
+      </w:r>
+    </w:p>
+    <w:p>
+      <w:pPr>
+        <w:pStyle w:val="ListBullet"/>
+      </w:pPr>
+      <w:r>
+        <w:rPr>
+          <w:b w:val="0"/>
+          <w:sz w:val="21"/>
+        </w:rPr>
+      </w:r>
+      <w:r>
+        <w:rPr>
+          <w:b/>
+          <w:sz w:val="21"/>
+        </w:rPr>
+        <w:t>Every day:</w:t>
+      </w:r>
+      <w:r>
+        <w:rPr>
+          <w:b w:val="0"/>
+          <w:sz w:val="21"/>
+        </w:rPr>
+        <w:t xml:space="preserve"> a short start-of-day meeting with the four process owners: yesterday's KPIs against target, today's inbound bookings, wave sizes, staff and departures. Each owner explains a red KPI and the action.</w:t>
+      </w:r>
+    </w:p>
+    <w:p>
+      <w:pPr>
+        <w:pStyle w:val="ListBullet"/>
+      </w:pPr>
+      <w:r>
+        <w:rPr>
+          <w:b w:val="0"/>
+          <w:sz w:val="21"/>
+        </w:rPr>
+      </w:r>
+      <w:r>
+        <w:rPr>
+          <w:b/>
+          <w:sz w:val="21"/>
+        </w:rPr>
+        <w:t>Every week:</w:t>
+      </w:r>
+      <w:r>
+        <w:rPr>
+          <w:b w:val="0"/>
+          <w:sz w:val="21"/>
+        </w:rPr>
+        <w:t xml:space="preserve"> the KPI overview of Deliverable 3 with the DHL operations manager; actions are given to an owner with a date.</w:t>
+      </w:r>
+    </w:p>
+    <w:p>
+      <w:pPr>
+        <w:pStyle w:val="ListBullet"/>
+      </w:pPr>
+      <w:r>
+        <w:rPr>
+          <w:b w:val="0"/>
+          <w:sz w:val="21"/>
+        </w:rPr>
+      </w:r>
+      <w:r>
+        <w:rPr>
+          <w:b/>
+          <w:sz w:val="21"/>
+        </w:rPr>
+        <w:t>Every month:</w:t>
+      </w:r>
+      <w:r>
+        <w:rPr>
+          <w:b w:val="0"/>
+          <w:sz w:val="21"/>
+        </w:rPr>
+        <w:t xml:space="preserve"> review with Assa Abloy — service KPIs, stock growth, dead stock and the slotting update.</w:t>
+      </w:r>
+    </w:p>
+    <w:p>
+      <w:pPr>
+        <w:pStyle w:val="ListBullet"/>
+      </w:pPr>
+      <w:r>
+        <w:rPr>
+          <w:b w:val="0"/>
+          <w:sz w:val="21"/>
+        </w:rPr>
+      </w:r>
+      <w:r>
+        <w:rPr>
+          <w:b/>
+          <w:sz w:val="21"/>
+        </w:rPr>
+        <w:t>The loop:</w:t>
+      </w:r>
+      <w:r>
+        <w:rPr>
+          <w:b w:val="0"/>
+          <w:sz w:val="21"/>
+        </w:rPr>
+        <w:t xml:space="preserve"> measure (scanner data in the WMS) → compare with the target → act (re-plan staff, re-slot, re-book a slot) → check that the KPI is back on target. This turns the design into a controlled process instead of a one-off layout.</w:t>
+      </w:r>
+    </w:p>
+    <w:p>
+      <w:pPr>
+        <w:pStyle w:val="Heading1"/>
+      </w:pPr>
+      <w:r>
+        <w:t>8. Assumptions &amp; open questions</w:t>
       </w:r>
     </w:p>
     <w:p>
@@ -18819,7 +21110,7 @@
           <w:color w:val="222222"/>
           <w:sz w:val="21"/>
         </w:rPr>
-        <w:t>Full register in data/assumptions.json; sources in documentation/sources.md. High-impact items:</w:t>
+        <w:t>Full register in data/assumptions.json; sources in documentation/sources.md (cited in APA in the text). High-impact items:</w:t>
       </w:r>
     </w:p>
     <w:tbl>
@@ -20163,6 +22454,549 @@
           <w:sz w:val="21"/>
         </w:rPr>
         <w:t xml:space="preserve"> the hazard class of the 138 flagged SKUs, which decides the hazmat section (A028).</w:t>
+      </w:r>
+    </w:p>
+    <w:p>
+      <w:pPr>
+        <w:pStyle w:val="Heading1"/>
+      </w:pPr>
+      <w:r>
+        <w:t>References</w:t>
+      </w:r>
+    </w:p>
+    <w:p>
+      <w:r>
+        <w:rPr>
+          <w:i/>
+          <w:sz w:val="17"/>
+        </w:rPr>
+        <w:t>APA 7th edition. Conversations with the course teacher and DHL are personal communications and are cited in the text only.</w:t>
+      </w:r>
+    </w:p>
+    <w:p>
+      <w:pPr>
+        <w:spacing w:after="80"/>
+        <w:ind w:left="720" w:hanging="720"/>
+      </w:pPr>
+      <w:r>
+        <w:rPr>
+          <w:i w:val="0"/>
+          <w:sz w:val="20"/>
+        </w:rPr>
+        <w:t xml:space="preserve">Baker, P., &amp; Canessa, M. (2009). Warehouse design: A structured approach. </w:t>
+      </w:r>
+      <w:r>
+        <w:rPr>
+          <w:i/>
+          <w:sz w:val="20"/>
+        </w:rPr>
+        <w:t>European Journal of Operational Research, 193</w:t>
+      </w:r>
+      <w:r>
+        <w:rPr>
+          <w:i w:val="0"/>
+          <w:sz w:val="20"/>
+        </w:rPr>
+        <w:t>(2), 425–436. https://doi.org/10.1016/j.ejor.2007.11.045</w:t>
+      </w:r>
+    </w:p>
+    <w:p>
+      <w:pPr>
+        <w:spacing w:after="80"/>
+        <w:ind w:left="720" w:hanging="720"/>
+      </w:pPr>
+      <w:r>
+        <w:rPr>
+          <w:i w:val="0"/>
+          <w:sz w:val="20"/>
+        </w:rPr>
+        <w:t xml:space="preserve">BOVAG. (n.d.). </w:t>
+      </w:r>
+      <w:r>
+        <w:rPr>
+          <w:i/>
+          <w:sz w:val="20"/>
+        </w:rPr>
+        <w:t>Veelgestelde vragen over PGS 37-2</w:t>
+      </w:r>
+      <w:r>
+        <w:rPr>
+          <w:i w:val="0"/>
+          <w:sz w:val="20"/>
+        </w:rPr>
+        <w:t>. Retrieved October 18, 2026, from https://mijn.bovag.nl/dossiers/veelgestelde-vragen-over-pgs-37-2</w:t>
+      </w:r>
+    </w:p>
+    <w:p>
+      <w:pPr>
+        <w:spacing w:after="80"/>
+        <w:ind w:left="720" w:hanging="720"/>
+      </w:pPr>
+      <w:r>
+        <w:rPr>
+          <w:i w:val="0"/>
+          <w:sz w:val="20"/>
+        </w:rPr>
+        <w:t xml:space="preserve">de Koster, R., Le-Duc, T., &amp; Roodbergen, K. J. (2007). Design and control of warehouse order picking: A literature review. </w:t>
+      </w:r>
+      <w:r>
+        <w:rPr>
+          <w:i/>
+          <w:sz w:val="20"/>
+        </w:rPr>
+        <w:t>European Journal of Operational Research, 182</w:t>
+      </w:r>
+      <w:r>
+        <w:rPr>
+          <w:i w:val="0"/>
+          <w:sz w:val="20"/>
+        </w:rPr>
+        <w:t>(2), 481–501. https://doi.org/10.1016/j.ejor.2006.07.009</w:t>
+      </w:r>
+    </w:p>
+    <w:p>
+      <w:pPr>
+        <w:spacing w:after="80"/>
+        <w:ind w:left="720" w:hanging="720"/>
+      </w:pPr>
+      <w:r>
+        <w:rPr>
+          <w:i w:val="0"/>
+          <w:sz w:val="20"/>
+        </w:rPr>
+        <w:t xml:space="preserve">Evofenedex. (n.d.). </w:t>
+      </w:r>
+      <w:r>
+        <w:rPr>
+          <w:i/>
+          <w:sz w:val="20"/>
+        </w:rPr>
+        <w:t>PGS 37: Opslag lithiumbatterijen</w:t>
+      </w:r>
+      <w:r>
+        <w:rPr>
+          <w:i w:val="0"/>
+          <w:sz w:val="20"/>
+        </w:rPr>
+        <w:t>. Retrieved October 18, 2026, from https://www.evofenedex.nl/kennis/gevaarlijke-stoffen/pgs-37-opslag-lithiumbatterijen</w:t>
+      </w:r>
+    </w:p>
+    <w:p>
+      <w:pPr>
+        <w:spacing w:after="80"/>
+        <w:ind w:left="720" w:hanging="720"/>
+      </w:pPr>
+      <w:r>
+        <w:rPr>
+          <w:i w:val="0"/>
+          <w:sz w:val="20"/>
+        </w:rPr>
+        <w:t xml:space="preserve">Gadeyne, B. (n.d.). </w:t>
+      </w:r>
+      <w:r>
+        <w:rPr>
+          <w:i/>
+          <w:sz w:val="20"/>
+        </w:rPr>
+        <w:t>How to slot a warehouse during peak season (and avoid congestion)</w:t>
+      </w:r>
+      <w:r>
+        <w:rPr>
+          <w:i w:val="0"/>
+          <w:sz w:val="20"/>
+        </w:rPr>
+        <w:t>. LinkedIn. Retrieved September 14, 2026, from https://www.linkedin.com/pulse/how-slot-warehouse-during-peak-season-avoid-bart-gadeyne-yhude/</w:t>
+      </w:r>
+    </w:p>
+    <w:p>
+      <w:pPr>
+        <w:spacing w:after="80"/>
+        <w:ind w:left="720" w:hanging="720"/>
+      </w:pPr>
+      <w:r>
+        <w:rPr>
+          <w:i w:val="0"/>
+          <w:sz w:val="20"/>
+        </w:rPr>
+        <w:t>HAN University of Applied Sciences. (2026a). [Lecture slides on warehouse design, layouts, storage and order-picking systems, week 3]. OPERMB04 Operations Management. Unpublished course material.</w:t>
+      </w:r>
+    </w:p>
+    <w:p>
+      <w:pPr>
+        <w:spacing w:after="80"/>
+        <w:ind w:left="720" w:hanging="720"/>
+      </w:pPr>
+      <w:r>
+        <w:rPr>
+          <w:i w:val="0"/>
+          <w:sz w:val="20"/>
+        </w:rPr>
+        <w:t xml:space="preserve">Huertas, J. I., Díaz Ramírez, J., &amp; Trigos Salazar, F. (2007). Layout evaluation of large capacity warehouses. </w:t>
+      </w:r>
+      <w:r>
+        <w:rPr>
+          <w:i/>
+          <w:sz w:val="20"/>
+        </w:rPr>
+        <w:t>Facilities, 25</w:t>
+      </w:r>
+      <w:r>
+        <w:rPr>
+          <w:i w:val="0"/>
+          <w:sz w:val="20"/>
+        </w:rPr>
+        <w:t>(7/8), 259–270. https://www.emerald.com/f/article/25/7-8/259/106959/Layout-evaluation-of-large-capacity-warehouses</w:t>
+      </w:r>
+    </w:p>
+    <w:p>
+      <w:pPr>
+        <w:spacing w:after="80"/>
+        <w:ind w:left="720" w:hanging="720"/>
+      </w:pPr>
+      <w:r>
+        <w:rPr>
+          <w:i w:val="0"/>
+          <w:sz w:val="20"/>
+        </w:rPr>
+        <w:t xml:space="preserve">Informatiepunt Leefomgeving. (n.d.). </w:t>
+      </w:r>
+      <w:r>
+        <w:rPr>
+          <w:i/>
+          <w:sz w:val="20"/>
+        </w:rPr>
+        <w:t>Publicatiereeks Gevaarlijke Stoffen (PGS) 15: Systematiek</w:t>
+      </w:r>
+      <w:r>
+        <w:rPr>
+          <w:i w:val="0"/>
+          <w:sz w:val="20"/>
+        </w:rPr>
+        <w:t>. Retrieved October 14, 2026, from https://iplo.nl/thema/externe-veiligheid/handleiding-publicatiereeks-gevaarlijke-stoffen/pgs-15-systematiek</w:t>
+      </w:r>
+    </w:p>
+    <w:p>
+      <w:pPr>
+        <w:spacing w:after="80"/>
+        <w:ind w:left="720" w:hanging="720"/>
+      </w:pPr>
+      <w:r>
+        <w:rPr>
+          <w:i w:val="0"/>
+          <w:sz w:val="20"/>
+        </w:rPr>
+        <w:t xml:space="preserve">Jungheinrich. (n.d.-a). </w:t>
+      </w:r>
+      <w:r>
+        <w:rPr>
+          <w:i/>
+          <w:sz w:val="20"/>
+        </w:rPr>
+        <w:t>EJE 120i: Technical data (JEHN0398)</w:t>
+      </w:r>
+      <w:r>
+        <w:rPr>
+          <w:i w:val="0"/>
+          <w:sz w:val="20"/>
+        </w:rPr>
+        <w:t xml:space="preserve"> [Data sheet]. Logisnext Americas. Retrieved October 14, 2026, from https://www.logisnextamericas.com/globalassets/migration-blocks/jungheinrich/product-listing/pallet-trucks/eje-120-225/jehn0398---eje-120i-spec-sheet.pdf</w:t>
+      </w:r>
+    </w:p>
+    <w:p>
+      <w:pPr>
+        <w:spacing w:after="80"/>
+        <w:ind w:left="720" w:hanging="720"/>
+      </w:pPr>
+      <w:r>
+        <w:rPr>
+          <w:i w:val="0"/>
+          <w:sz w:val="20"/>
+        </w:rPr>
+        <w:t xml:space="preserve">Jungheinrich. (n.d.-b). </w:t>
+      </w:r>
+      <w:r>
+        <w:rPr>
+          <w:i/>
+          <w:sz w:val="20"/>
+        </w:rPr>
+        <w:t>ERE 225 rider pallet truck</w:t>
+      </w:r>
+      <w:r>
+        <w:rPr>
+          <w:i w:val="0"/>
+          <w:sz w:val="20"/>
+        </w:rPr>
+        <w:t xml:space="preserve"> [Product listing]. Retrieved October 7, 2026, from https://www.shop.jungheinrich.co.uk/en/ere-225---98280668</w:t>
+      </w:r>
+    </w:p>
+    <w:p>
+      <w:pPr>
+        <w:spacing w:after="80"/>
+        <w:ind w:left="720" w:hanging="720"/>
+      </w:pPr>
+      <w:r>
+        <w:rPr>
+          <w:i w:val="0"/>
+          <w:sz w:val="20"/>
+        </w:rPr>
+        <w:t xml:space="preserve">Jungheinrich. (n.d.-c). </w:t>
+      </w:r>
+      <w:r>
+        <w:rPr>
+          <w:i/>
+          <w:sz w:val="20"/>
+        </w:rPr>
+        <w:t>EZS 130 tow tractor</w:t>
+      </w:r>
+      <w:r>
+        <w:rPr>
+          <w:i w:val="0"/>
+          <w:sz w:val="20"/>
+        </w:rPr>
+        <w:t>. Retrieved October 14, 2026, from https://www.jungheinrich.co.uk/products/new-forklifts/tow-tractors/ezs-130-108322</w:t>
+      </w:r>
+    </w:p>
+    <w:p>
+      <w:pPr>
+        <w:spacing w:after="80"/>
+        <w:ind w:left="720" w:hanging="720"/>
+      </w:pPr>
+      <w:r>
+        <w:rPr>
+          <w:i w:val="0"/>
+          <w:sz w:val="20"/>
+        </w:rPr>
+        <w:t xml:space="preserve">Jungheinrich. (n.d.-d). </w:t>
+      </w:r>
+      <w:r>
+        <w:rPr>
+          <w:i/>
+          <w:sz w:val="20"/>
+        </w:rPr>
+        <w:t>Warehouse risks: Identifying and reducing operational risks</w:t>
+      </w:r>
+      <w:r>
+        <w:rPr>
+          <w:i w:val="0"/>
+          <w:sz w:val="20"/>
+        </w:rPr>
+        <w:t>. Retrieved October 7, 2026, from https://www.jungheinrich.co.uk/jungheinrich-blog-material-handling-insights-trends/warehouse-risks-identifying-and-reducing-operational-risks-2496552</w:t>
+      </w:r>
+    </w:p>
+    <w:p>
+      <w:pPr>
+        <w:spacing w:after="80"/>
+        <w:ind w:left="720" w:hanging="720"/>
+      </w:pPr>
+      <w:r>
+        <w:rPr>
+          <w:i w:val="0"/>
+          <w:sz w:val="20"/>
+        </w:rPr>
+        <w:t xml:space="preserve">Jungheinrich. (2019). </w:t>
+      </w:r>
+      <w:r>
+        <w:rPr>
+          <w:i/>
+          <w:sz w:val="20"/>
+        </w:rPr>
+        <w:t>ETV 216i: Technical data</w:t>
+      </w:r>
+      <w:r>
+        <w:rPr>
+          <w:i w:val="0"/>
+          <w:sz w:val="20"/>
+        </w:rPr>
+        <w:t xml:space="preserve"> [Data sheet]. Retrieved October 7, 2026, from https://www.fallsway.com/hubfs/Fallsway_January2022/Pdf/jungheinrich-ii-etv-216i-spec-sheet-english.pdf</w:t>
+      </w:r>
+    </w:p>
+    <w:p>
+      <w:pPr>
+        <w:spacing w:after="80"/>
+        <w:ind w:left="720" w:hanging="720"/>
+      </w:pPr>
+      <w:r>
+        <w:rPr>
+          <w:i w:val="0"/>
+          <w:sz w:val="20"/>
+        </w:rPr>
+        <w:t xml:space="preserve">Prestatie Personeelsdiensten. (n.d.-a). </w:t>
+      </w:r>
+      <w:r>
+        <w:rPr>
+          <w:i/>
+          <w:sz w:val="20"/>
+        </w:rPr>
+        <w:t>Handmatig containers lossen</w:t>
+      </w:r>
+      <w:r>
+        <w:rPr>
+          <w:i w:val="0"/>
+          <w:sz w:val="20"/>
+        </w:rPr>
+        <w:t>. Retrieved October 18, 2026, from https://prestatie.eu/containers-lossen-en-laden/handmatig-containers-lossen/</w:t>
+      </w:r>
+    </w:p>
+    <w:p>
+      <w:pPr>
+        <w:spacing w:after="80"/>
+        <w:ind w:left="720" w:hanging="720"/>
+      </w:pPr>
+      <w:r>
+        <w:rPr>
+          <w:i w:val="0"/>
+          <w:sz w:val="20"/>
+        </w:rPr>
+        <w:t xml:space="preserve">Prestatie Personeelsdiensten. (n.d.-b). </w:t>
+      </w:r>
+      <w:r>
+        <w:rPr>
+          <w:i/>
+          <w:sz w:val="20"/>
+        </w:rPr>
+        <w:t>Looseloaded containers lossen</w:t>
+      </w:r>
+      <w:r>
+        <w:rPr>
+          <w:i w:val="0"/>
+          <w:sz w:val="20"/>
+        </w:rPr>
+        <w:t>. Retrieved October 18, 2026, from https://prestatie.eu/containers-lossen-en-laden/looseloaded-containers-lossen/</w:t>
+      </w:r>
+    </w:p>
+    <w:p>
+      <w:pPr>
+        <w:spacing w:after="80"/>
+        <w:ind w:left="720" w:hanging="720"/>
+      </w:pPr>
+      <w:r>
+        <w:rPr>
+          <w:i w:val="0"/>
+          <w:sz w:val="20"/>
+        </w:rPr>
+        <w:t xml:space="preserve">Slack, N., Brandon-Jones, A., &amp; Burgess, N. (2022). </w:t>
+      </w:r>
+      <w:r>
+        <w:rPr>
+          <w:i/>
+          <w:sz w:val="20"/>
+        </w:rPr>
+        <w:t>Operations management</w:t>
+      </w:r>
+      <w:r>
+        <w:rPr>
+          <w:i w:val="0"/>
+          <w:sz w:val="20"/>
+        </w:rPr>
+        <w:t xml:space="preserve"> (10th ed.). Pearson.</w:t>
+      </w:r>
+    </w:p>
+    <w:p>
+      <w:pPr>
+        <w:spacing w:after="80"/>
+        <w:ind w:left="720" w:hanging="720"/>
+      </w:pPr>
+      <w:r>
+        <w:rPr>
+          <w:i w:val="0"/>
+          <w:sz w:val="20"/>
+        </w:rPr>
+        <w:t xml:space="preserve">Special Cargo. (n.d.). </w:t>
+      </w:r>
+      <w:r>
+        <w:rPr>
+          <w:i/>
+          <w:sz w:val="20"/>
+        </w:rPr>
+        <w:t>PGS 37-2 onder de loep</w:t>
+      </w:r>
+      <w:r>
+        <w:rPr>
+          <w:i w:val="0"/>
+          <w:sz w:val="20"/>
+        </w:rPr>
+        <w:t>. Retrieved October 18, 2026, from https://services.specialcargo.com/nl-nl/blog/kennisbank/pgs-372/</w:t>
+      </w:r>
+    </w:p>
+    <w:p>
+      <w:pPr>
+        <w:spacing w:after="80"/>
+        <w:ind w:left="720" w:hanging="720"/>
+      </w:pPr>
+      <w:r>
+        <w:rPr>
+          <w:i w:val="0"/>
+          <w:sz w:val="20"/>
+        </w:rPr>
+        <w:t xml:space="preserve">SSI Schäfer. (n.d.). </w:t>
+      </w:r>
+      <w:r>
+        <w:rPr>
+          <w:i/>
+          <w:sz w:val="20"/>
+        </w:rPr>
+        <w:t>What does the rack inspection check?</w:t>
+      </w:r>
+      <w:r>
+        <w:rPr>
+          <w:i w:val="0"/>
+          <w:sz w:val="20"/>
+        </w:rPr>
+        <w:t xml:space="preserve"> Retrieved October 14, 2026, from https://ssi-schaefer.com/en-de/what-does-the-rack-inspection-check--1580504</w:t>
+      </w:r>
+    </w:p>
+    <w:p>
+      <w:pPr>
+        <w:spacing w:after="80"/>
+        <w:ind w:left="720" w:hanging="720"/>
+      </w:pPr>
+      <w:r>
+        <w:rPr>
+          <w:i w:val="0"/>
+          <w:sz w:val="20"/>
+        </w:rPr>
+        <w:t xml:space="preserve">STOW. (n.d.). </w:t>
+      </w:r>
+      <w:r>
+        <w:rPr>
+          <w:i/>
+          <w:sz w:val="20"/>
+        </w:rPr>
+        <w:t>DIN EN 15635 and other safety standards for racking</w:t>
+      </w:r>
+      <w:r>
+        <w:rPr>
+          <w:i w:val="0"/>
+          <w:sz w:val="20"/>
+        </w:rPr>
+        <w:t>. Retrieved October 14, 2026, from https://www.stow-group.com/en/racking/blog/warehouse-safety-standards/</w:t>
+      </w:r>
+    </w:p>
+    <w:p>
+      <w:pPr>
+        <w:spacing w:after="80"/>
+        <w:ind w:left="720" w:hanging="720"/>
+      </w:pPr>
+      <w:r>
+        <w:rPr>
+          <w:i w:val="0"/>
+          <w:sz w:val="20"/>
+        </w:rPr>
+        <w:t xml:space="preserve">TBSG. (n.d.). </w:t>
+      </w:r>
+      <w:r>
+        <w:rPr>
+          <w:i/>
+          <w:sz w:val="20"/>
+        </w:rPr>
+        <w:t>Order picking and display trolley with adjustable shelves</w:t>
+      </w:r>
+      <w:r>
+        <w:rPr>
+          <w:i w:val="0"/>
+          <w:sz w:val="20"/>
+        </w:rPr>
+        <w:t xml:space="preserve"> [Product listing]. Retrieved October 14, 2026, from https://www.tbsg.co.uk/order-picking-and-display-trolley-with-adjustable-shelves--2</w:t>
       </w:r>
     </w:p>
     <w:sectPr>
